--- a/05_Website_Angular/docs/ResumeMatch-PH-MAIN-PAPER-updated.docx
+++ b/05_Website_Angular/docs/ResumeMatch-PH-MAIN-PAPER-updated.docx
@@ -462,7 +462,7 @@
           <w:color w:val="1a1a1a"/>
           <w:rtl w:val="0"/>
         </w:rPr>
-        <w:t>New job seekers in the Philippines face two difficulties at once. Their resumes are often written without guidance and laid out in ways that automated screening reads poorly, so the qualifications they do hold may never reach a recruiter intact; and when an application is unsuccessful they are told nothing about why, or about what would have to change. Recruiters in smaller organisations face the mirror of this problem, screening unstructured applications by hand without access to the tools large employers use. This study designs, develops, and evaluates ResumeMatch PH, a free web-based resume builder and ATS-inspired job matching system for job seekers and a partner company in the Philippines. The system guides applicants through building a structured resume, presents it through fourteen single-column parser-safe designs, and compares it against the requirements a recruiter states in a posting using a published, rule-based formula weighting skills at 50 percent and educational level and months of experience at 25 percent each by default, which a recruiter may rebalance for an individual opening. Its distinguishing feature is transparency: the applicant is shown the same compatibility score the recruiter sees, together with the required skills their resume does not contain, and no application is ever rejected automatically. The study employs a quantitative descriptive design. Data will be gathered through five researcher-developed instruments, composed entirely of closed items: multiple choice, checklists, five-point agreement scales, and one ranking task. Two are administered before the system is completed, as requirement analysis, and two after respondents have used it. In the fifth, recruiters rank a fixed set of resumes, so that the order they produce can be compared against the order the system produces. Respondents are job seekers recruited through the School of Computing and Human Resources personnel of Clark Outsourcing, selected by purposive sampling. The ISO/IEC 25010 quality model provides the framework for the post-use instruments, in terms of functional suitability, usability, and reliability. Rated items are analysed by weighted mean, computed per item and per quality characteristic and reported overall and separately for each respondent group; the remaining items are reported as frequency distributions. Agreement between the system's ranking and each recruiter's own is measured by Spearman's rank correlation coefficient and reported as a median across recruiters. The study reports how both groups rate the problem and the system; it evaluates the quality of the system and does not measure employment outcomes.</w:t>
+        <w:t>New job seekers in the Philippines face two difficulties at once. Their resumes are often written without guidance and laid out in ways that automated screening reads poorly, so the qualifications they do hold may never reach a recruiter intact. When an application is unsuccessful, they are told nothing about why, or about what would have to change. Recruiters in smaller organisations face the mirror of this problem, screening unstructured applications by hand without access to the tools large employers use. This study designs, develops, and evaluates ResumeMatch PH, a free web-based resume builder and ATS-inspired job matching system for job seekers and a partner company in the Philippines. The system guides applicants through building a structured resume and presents it through fourteen single-column parser-safe designs. It then compares that resume against the requirements a recruiter states in a posting, using a published rule-based formula. By default the formula weights skills at 50 percent, and educational level and months of experience at 25 percent each; a recruiter may rebalance these for an individual opening. Its distinguishing feature is transparency: the applicant is shown the same compatibility score the recruiter sees, together with the required skills their resume does not contain, and no application is ever rejected automatically. The study employs a quantitative descriptive design. Data will be gathered through five researcher-developed instruments, composed entirely of closed items: multiple choice, checklists, five-point agreement scales, and one ranking task. Two are administered before the system is completed, as requirement analysis, and two after respondents have used it. In the fifth, recruiters rank a fixed set of resumes, so that the order they produce can be compared against the order the system produces. Respondents are job seekers recruited through the School of Computing and Human Resources personnel of Clark Outsourcing, selected by purposive sampling. The ISO/IEC 25010 quality model provides the framework for the post-use instruments, in terms of functional suitability, usability, and reliability. Rated items are analysed by weighted mean, computed per item and per quality characteristic and reported overall and separately for each respondent group; the remaining items are reported as frequency distributions. Agreement between the system's ranking and each recruiter's own is measured by Spearman's rank correlation coefficient and reported as a median across recruiters. The study reports how both groups rate the problem and the system; it evaluates the quality of the system and does not measure employment outcomes.</w:t>
       </w:r>
     </w:p>
     <w:p>
@@ -874,47 +874,42 @@
           <w:color w:val="1a1a1a"/>
           <w:rtl w:val="0"/>
         </w:rPr>
-        <w:t xml:space="preserve">To address these challenges, this study proposes a web-based resume builder and ATS-inspired job matching system designed to connect job seekers with partner companies in the Philippines. The system serves three types of users. Job seekers can create, save, and manage professional ATS-friendly resumes through a guided step-by-step builder, choose among several parser-safe resume designs, view job openings posted by partner companies, receive job recommendations based on the contents of their resume, save openings for later, apply to available positions, and track or withdraw their applications. Recruiters and HR personnel of partner companies can create and manage company profiles, post and manage job openings, receive applications that arrive already scored and ranked, view an applicant's resume alongside any file the applicant attached, search and filter applicants, update application statuses, and contact an applicant by email. A third account type, the administrator, is held by the research team: it approves recruiter access requests so that only verified personnel of a partner company can post openings, assigns departments to recruiters so that incoming applications reach the right person, and provides the anonymous, aggregated metrics used to evaluate this study.</w:t>
-      </w:r>
-      <w:r>
-        <w:rPr>
-          <w:rtl w:val="0"/>
-        </w:rPr>
-      </w:r>
-    </w:p>
-    <w:p>
-      <w:pPr>
-        <w:spacing w:line="480" w:lineRule="auto"/>
-        <w:ind w:firstLine="720"/>
-        <w:jc w:val="both"/>
-        <w:rPr>
-          <w:sz w:val="20"/>
-          <w:szCs w:val="20"/>
-        </w:rPr>
-      </w:pPr>
-      <w:r>
-        <w:rPr>
-          <w:color w:val="1a1a1a"/>
-          <w:rtl w:val="0"/>
-        </w:rPr>
-        <w:t>At the centre of the system is an ATS-inspired job matching feature. Once a job seeker completes the guided builder, the system compares the structured contents of the resume  the skills claimed, the highest educational level attained, and the total months of work experience recorded  against the requirements stated in each opening posted by a partner company. The comparison produces a compatibility score expressed as a percentage, computed from three published weights. By default skills contribute 50 percent, education 25 percent, and experience 25 percent; a recruiter may set a different balance for an individual opening, provided the three total 100 percent and none falls below 10 percent, and whatever weighting an opening uses is shown to every applicant that opening scores. Applicants are ranked per posting by that score and grouped into three tiers  a strong match at 80 percent and above, a possible match from 50 to 79 percent, and a related match below 50 percent. New applications are routed to the recruiter who owns the posting's department, so that information technology applicants reach the information technology recruiter and customer support applicants reach the customer support recruiter. When there is no strong match, the system does not reject the applicant. It shows the score honestly, states how many of the required skills are absent from the resume and of what kind, and continues to recommend related positions drawn from the same transferable skills. The matching feature is therefore a decision-support tool: it computes, explains, and orders, but every status change is made by a named human recruiter and recorded as such, so final hiring decisions always remain with the human recruiter.</w:t>
-      </w:r>
-    </w:p>
-    <w:p>
-      <w:pPr>
-        <w:spacing w:line="480" w:lineRule="auto"/>
-        <w:ind w:firstLine="720"/>
-        <w:jc w:val="both"/>
-        <w:rPr>
-          <w:color w:val="1a1a1a"/>
-        </w:rPr>
-      </w:pPr>
-      <w:r>
-        <w:rPr>
-          <w:color w:val="1a1a1a"/>
-          <w:rtl w:val="0"/>
-        </w:rPr>
-        <w:t xml:space="preserve">The system also stores two resumes for every applicant, and the distinction is deliberate. The first is the structured resume built inside the platform; because its fields are unambiguous, it is the only one the matching engine reads. The second is an optional file that the applicant uploads in their own format, such as a PDF, a Word document, or a scan. That file is forwarded to the recruiter untouched, so that nothing an applicant chose to say about themselves is lost to a parser; it is also read by the optional artificial-intelligence service into the same structured fields, so that the same formula can score it and the applicant can see what this system’s automated reading makes of their own document. That second score is reported beside the first and is never used to rank applicants, so a document a parser reads badly cannot lower anyone's position; where the two numbers differ, the difference indicates how much of what the applicant wrote survived automated reading of their document by this system. Alongside these, the proposed web application includes learning materials that explain resume best practices and ATS formatting, fourteen single-column resume designs that are all parser-safe, and export in PDF, Word, and plain-text formats. The platform is free, mobile-responsive down to small phone screens, available in both light and dark themes, and designed for the Philippine recruitment and employment context. By combining resume building, job posting, and ATS-inspired candidate matching in a single accessible platform, the system aims to give Filipino job seekers not just a professional resume but a direct path toward positions that fit their qualifications, while giving the HR departments of partner companies an efficient and affordable way to manage applicants and identify the most suitable candidates.</w:t>
+        <w:t>To address these challenges, this study proposes a web-based resume builder and ATS-inspired job matching system designed to connect job seekers with partner companies in the Philippines. The system serves three types of users. Job seekers can create, save and manage professional ATS-friendly resumes through a guided step-by-step builder, and choose among several parser-safe resume designs. They can also view job openings posted by partner companies, receive job recommendations based on the contents of their resume, save openings for later, apply to available positions, and track or withdraw their applications. Recruiters and HR personnel of partner companies can create and manage company profiles, post and manage job openings, and receive applications that arrive already scored and ranked. They can also view an applicant's resume alongside any file the applicant attached, search and filter applicants, update application statuses, and contact an applicant by email. A third account type, the administrator, is held by the research team. It approves recruiter access requests, so that only verified personnel of a partner company can post openings. It assigns departments to recruiters, so that incoming applications reach the right person. It also provides the anonymous, aggregated metrics used to evaluate this study.</w:t>
+      </w:r>
+    </w:p>
+    <w:p>
+      <w:pPr>
+        <w:spacing w:line="480" w:lineRule="auto"/>
+        <w:ind w:firstLine="720"/>
+        <w:jc w:val="both"/>
+        <w:rPr>
+          <w:sz w:val="20"/>
+          <w:szCs w:val="20"/>
+        </w:rPr>
+      </w:pPr>
+      <w:r>
+        <w:rPr>
+          <w:color w:val="1a1a1a"/>
+          <w:rtl w:val="0"/>
+        </w:rPr>
+        <w:t>At the centre of the system is an ATS-inspired job matching feature. Once a job seeker completes the guided builder, the system reads the structured contents of the resume: the skills claimed, the highest educational level attained, and the total months of work experience recorded. It compares those against the requirements stated in each opening posted by a partner company. The comparison produces a compatibility score expressed as a percentage, computed from three published weights. By default skills contribute 50 percent, education 25 percent and experience 25 percent. A recruiter may set a different balance for an individual opening, provided the three total 100 percent and none falls below 10 percent. Whatever weighting an opening uses is shown to every applicant that opening scores. Applicants are ranked per posting by that score and grouped into three tiers  a strong match at 80 percent and above, a possible match from 50 to 79 percent, and a related match below 50 percent. New applications are routed to the recruiter who owns the posting's department, so that information technology applicants reach the information technology recruiter and customer support applicants reach the customer support recruiter. When there is no strong match, the system does not reject the applicant. It shows the score honestly, states how many of the required skills are absent from the resume and of what kind, and continues to recommend related positions drawn from the same transferable skills. The matching feature is therefore a decision-support tool: it computes, explains, and orders, but every status change is made by a named human recruiter and recorded as such, so final hiring decisions always remain with the human recruiter.</w:t>
+      </w:r>
+    </w:p>
+    <w:p>
+      <w:pPr>
+        <w:spacing w:line="480" w:lineRule="auto"/>
+        <w:ind w:firstLine="720"/>
+        <w:jc w:val="both"/>
+        <w:rPr>
+          <w:color w:val="1a1a1a"/>
+        </w:rPr>
+      </w:pPr>
+      <w:r>
+        <w:rPr>
+          <w:color w:val="1a1a1a"/>
+          <w:rtl w:val="0"/>
+        </w:rPr>
+        <w:t>The system also stores two resumes for every applicant, and the distinction is deliberate. The first is the structured resume built inside the platform; because its fields are unambiguous, it is the only one the matching engine reads. The second is an optional file that the applicant uploads in their own format, such as a PDF, a Word document, or a scan. That file is forwarded to the recruiter untouched, so that nothing an applicant chose to say about themselves is lost to a parser. It is also read by the optional artificial-intelligence service into the same structured fields, so that the same formula can score it. The applicant can then see what this system's automated reading makes of their own document. That second score is reported beside the first and is never used to rank applicants, so a document a parser reads badly cannot lower anyone's position. Where the two numbers differ, the difference indicates how much of what the applicant wrote survived automated reading of their document by this system. Alongside these, the proposed web application includes learning materials that explain resume best practices and ATS formatting, fourteen single-column resume designs that are all parser-safe, and export in PDF, Word, and plain-text formats. The platform is free, mobile-responsive down to small phone screens, available in both light and dark themes, and designed for the Philippine recruitment and employment context. The platform combines resume building, job posting and ATS-inspired candidate matching in one accessible place. For Filipino job seekers, the aim is not only a professional resume but a direct path toward positions that fit their qualifications. For the HR departments of partner companies, it is an efficient and affordable way to manage applicants and identify the most suitable candidates.</w:t>
       </w:r>
     </w:p>
     <w:p>
@@ -963,7 +958,7 @@
         <w:rPr>
           <w:rtl w:val="0"/>
         </w:rPr>
-        <w:t xml:space="preserve">Before discussing the related literature, it is important to define the key terms used in this study. A web-based resume builder is an online tool that helps users create professional resumes through a guided and structured process without needing to download or install any software. An Applicant Tracking System (ATS) is software used by employers to receive, organize, screen, and filter job applications; ATS optimization refers to formatting and writing a resume so that it can be properly read and processed by such systems. Resume parsing is the process by which a system extracts structured information   such as skills, education, and work experience   from a resume so that it can be stored, searched, and compared automatically. ATS-inspired job matching, as used in this study, refers to a screening-support process modeled on how Applicant Tracking Systems work: the system compares the parsed contents of an applicant's resume against the stated requirements of a job posting, computes a compatibility or matching score, and ranks applicants for the recruiter's review. Job seeking in the Philippines refers to the process of looking for employment in the Philippine labor market, which is characterized by high competition, skills mismatch, and limited access to professional career tools especially among fresh graduates.</w:t>
+        <w:t>Before discussing the related literature, it is important to define the key terms used in this study. A web-based resume builder is an online tool that helps users create professional resumes through a guided and structured process without needing to download or install any software. An Applicant Tracking System (ATS) is software used by employers to receive, organize, screen, and filter job applications; ATS optimization refers to formatting and writing a resume so that it can be properly read and processed by such systems. Resume parsing is the process by which a system extracts structured information   such as skills, education, and work experience   from a resume so that it can be stored, searched, and compared automatically. ATS-inspired job matching, as used in this study, refers to a screening-support process modeled on how Applicant Tracking Systems work. The system compares the parsed contents of an applicant's resume against the stated requirements of a job posting, computes a compatibility or matching score, and ranks applicants for the recruiter's review. Job seeking in the Philippines refers to the process of looking for employment in the Philippine labor market, which is characterized by high competition, skills mismatch, and limited access to professional career tools especially among fresh graduates.</w:t>
       </w:r>
     </w:p>
     <w:p>
@@ -1107,7 +1102,7 @@
         <w:rPr>
           <w:rtl w:val="0"/>
         </w:rPr>
-        <w:t xml:space="preserve">One of the biggest barriers for Filipino job seekers is the cost of professional career tools. Most commercial resume builders restrict their core features behind paid subscriptions. Wan Hanafi and colleagues (2022) noted in their study on web-based resume builder applications that while several tools exist in the market, most of them are built for a general global audience and are not designed with accessibility or affordability in mind, which puts users from developing countries at a disadvantage. For fresh graduates who are just starting out and have limited financial resources, paying for a resume builder is simply not practical. This forces many job seekers to rely on free but limited tools like Microsoft Word or Google Docs, which do not provide proper guidance on resume writing or ATS optimization. Philippine Business for Education (2020) noted that career readiness resources in Philippine higher education institutions are often limited, leaving graduates to figure out professional document preparation on their own.</w:t>
+        <w:t>One of the biggest barriers for Filipino job seekers is the cost of professional career tools. Most commercial resume builders restrict their core features behind paid subscriptions. Wan Hanafi and colleagues (2022) studied web-based resume builder applications. They noted that while several tools exist in the market, most are built for a general global audience and are not designed with accessibility or affordability in mind. This puts users from developing countries at a disadvantage. For fresh graduates who are just starting out and have limited financial resources, paying for a resume builder is simply not practical. This forces many job seekers to rely on free but limited tools like Microsoft Word or Google Docs, which do not provide proper guidance on resume writing or ATS optimization. Philippine Business for Education (2020) noted that career readiness resources in Philippine higher education institutions are often limited, leaving graduates to figure out professional document preparation on their own.</w:t>
       </w:r>
     </w:p>
     <w:p>
@@ -1240,21 +1235,21 @@
         <w:rPr>
           <w:rtl w:val="0"/>
         </w:rPr>
-        <w:t xml:space="preserve">Beyond human review, resumes today also need to pass through Applicant Tracking Systems. The Philippine Institute for Development Studies (2020) found that 67% of medium-to-large employers in the Philippines already use some form of ATS technology. Leony and colleagues (2024) conducted an evaluation of ATS implementation across companies and recruitment agencies and found that while ATS adoption has grown significantly, many applicants still submit resumes that are not compatible with how these systems parse and read documents, resulting in qualified candidates being filtered out before a human recruiter ever sees their application.</w:t>
-      </w:r>
-    </w:p>
-    <w:p>
-      <w:pPr>
-        <w:spacing w:line="480" w:lineRule="auto"/>
-        <w:ind w:firstLine="720"/>
-        <w:jc w:val="both"/>
-        <w:rPr/>
-      </w:pPr>
-      <w:r>
-        <w:rPr>
-          <w:rtl w:val="0"/>
-        </w:rPr>
-        <w:t xml:space="preserve">ATS software scans resume content and looks for specific keywords and formatting. Resumes that use tables, text boxes, images, or unusual section headings are often rejected by ATS before they even reach a human recruiter (Greenhouse Software, 2023). ApplicantPro (2021) identified that using standard section headings, simple formatting, standard fonts, and left-aligned text are essential for passing ATS screening. While Jobscan (2022) focused on keyword matching, ApplicantPro emphasized formatting compatibility, indicating that both content and structure need to be considered when optimizing a resume for ATS. The scale of this problem is documented by employers themselves: in a survey of 8,000 workers and 2,250 executives across three countries, Fuller et al. (2021) report that 88 percent of employers agree that qualified, high-skilled candidates are screened out by their own applicant tracking systems because the candidate does not match the exact criteria in the job description, rising to 94 percent for middle-skilled roles. These findings shaped two design decisions in this study: first, the resume builder produces resumes in a clean, standards-compliant structure so that the output is ATS-friendly by default; and second, the system's own matching feature parses structured resume data entered through the builder rather than relying purely on free-text scanning, which avoids the parsing failures that penalize applicants in commercial ATS software.</w:t>
+        <w:t>Beyond human review, resumes today also need to pass through Applicant Tracking Systems. The Philippine Institute for Development Studies (2020) found that 67% of medium-to-large employers in the Philippines already use some form of ATS technology. Leony and colleagues (2024) evaluated ATS implementation across companies and recruitment agencies. They found that although ATS adoption has grown significantly, many applicants still submit resumes that are not compatible with how these systems parse and read documents. Qualified candidates are filtered out as a result, before a human recruiter ever sees their application.</w:t>
+      </w:r>
+    </w:p>
+    <w:p>
+      <w:pPr>
+        <w:spacing w:line="480" w:lineRule="auto"/>
+        <w:ind w:firstLine="720"/>
+        <w:jc w:val="both"/>
+        <w:rPr/>
+      </w:pPr>
+      <w:r>
+        <w:rPr>
+          <w:rtl w:val="0"/>
+        </w:rPr>
+        <w:t>ATS software scans resume content and looks for specific keywords and formatting. Resumes that use tables, text boxes, images, or unusual section headings are often rejected by ATS before they even reach a human recruiter (Greenhouse Software, 2023). ApplicantPro (2021) identified that using standard section headings, simple formatting, standard fonts, and left-aligned text are essential for passing ATS screening. While Jobscan (2022) focused on keyword matching, ApplicantPro emphasized formatting compatibility, indicating that both content and structure need to be considered when optimizing a resume for ATS. The scale of this problem is documented by employers themselves: in a survey of 8,000 workers and 2,250 executives across three countries, Fuller et al. (2021) report that 88 percent of employers agree that qualified, high-skilled candidates are screened out by their own applicant tracking systems because the candidate does not match the exact criteria in the job description, rising to 94 percent for middle-skilled roles. These findings shaped two design decisions in this study. First, the resume builder produces resumes in a clean, standards-compliant structure, so that the output is ATS-friendly by default. Second, the system's own matching feature reads structured resume data entered through the builder rather than relying purely on free-text scanning, which avoids the parsing failures that penalise applicants in commercial ATS software.</w:t>
       </w:r>
     </w:p>
     <w:p>
@@ -1398,7 +1393,7 @@
         <w:rPr>
           <w:rtl w:val="0"/>
         </w:rPr>
-        <w:t xml:space="preserve">Web applications offer several technical advantages that make them ideal for building a recruitment platform of this kind. Unlike desktop software, web applications do not need to be downloaded or installed, making them accessible to anyone with an internet connection and a browser. Đorđević (2022) evaluated the usability of web-based applications and found that users generally rate them positively in terms of accessibility and ease of use, particularly when the interface is clean and well-organized. Web applications are also cross-platform compatible, meaning they work on different devices including desktops, laptops, tablets, and mobile phones. The Philippine Statistics Authority (2021) reported that 72% of Filipinos access the internet primarily through mobile devices, which makes a mobile-responsive web-based approach particularly suitable for Filipino job seekers. Alvez and colleagues (2024) demonstrated this in practice through their development of a web-based employment tracking system for a university HR department, showing that web applications can effectively streamline processes that previously required manual effort while remaining accessible to users across different departments and locations   a finding that is directly relevant to the recruiter-facing side of the proposed system. Web applications also support real-time synchronization, meaning any changes a user makes are saved automatically and can be accessed from any device at any time.</w:t>
+        <w:t>Web applications offer several technical advantages that make them ideal for building a recruitment platform of this kind. Unlike desktop software, web applications do not need to be downloaded or installed, making them accessible to anyone with an internet connection and a browser. Đorđević (2022) evaluated the usability of web-based applications and found that users generally rate them positively in terms of accessibility and ease of use, particularly when the interface is clean and well-organized. Web applications are also cross-platform compatible, meaning they work on different devices including desktops, laptops, tablets, and mobile phones. The Philippine Statistics Authority (2021) reported that 72% of Filipinos access the internet primarily through mobile devices, which makes a mobile-responsive web-based approach particularly suitable for Filipino job seekers. Alvez and colleagues (2024) demonstrated this in practice, developing a web-based employment tracking system for a university HR department. They showed that web applications can streamline processes that previously required manual effort, while remaining accessible to users across different departments and locations. The finding is directly relevant to the recruiter-facing side of the proposed system. Web applications also support real-time synchronization, meaning any changes a user makes are saved automatically and can be accessed from any device at any time.</w:t>
       </w:r>
     </w:p>
     <w:p>
@@ -1515,7 +1510,7 @@
         <w:rPr>
           <w:rtl w:val="0"/>
         </w:rPr>
-        <w:t xml:space="preserve">Some resume builders now use artificial intelligence to generate resume content on the applicant’s behalf. The evidence on whether this helps or harms applicants is mixed. In a field experiment conducted in an online labour market with nearly half a million jobseekers, Wiles et al. (2025) found that applicants who received algorithmic writing assistance on their resumes were hired eight percent more often, and found no evidence that employers were less satisfied with the workers they hired. At the same time, work on automated screening gives reason for caution about handing judgement to a language model: in a resume audit study, Wilson and Caliskan (2024) found that text-embedding models used for resume retrieval favoured White-associated names in 85.1 percent of cases and selected female-associated names in only 11.1 percent, showing that language-based screening can reproduce demographic bias at scale. This study does not generate resume content, and the reason is not that writing assistance has been shown to be harmful. It is that the purpose of the system is to explain how an application is assessed, and a system that writes an applicant’s resume for them would be asserting claims about a person that the person did not make. Applicants therefore write their own content with the help of built-in guidance, and the system’s intelligence is applied to matching — comparing what the applicant genuinely offers against what a position genuinely requires — using fixed published rules rather than a learned model.</w:t>
+        <w:t>Some resume builders now use artificial intelligence to generate resume content on the applicant's behalf. The evidence on whether this helps or harms applicants is mixed. In a field experiment conducted in an online labour market with nearly half a million jobseekers, Wiles et al. (2025) found that applicants who received algorithmic writing assistance on their resumes were hired eight percent more often, and found no evidence that employers were less satisfied with the workers they hired. At the same time, work on automated screening gives reason for caution about handing judgement to a language model. In a resume audit study, Wilson and Caliskan (2024) found that text-embedding models used for resume retrieval favoured White-associated names in 85.1 percent of cases, and selected female-associated names in only 11.1 percent. Language-based screening can therefore reproduce demographic bias at scale. This study does not generate resume content, and the reason is not that writing assistance has been shown to be harmful. It is that the purpose of the system is to explain how an application is assessed, and a system that writes an applicant's resume for them would be asserting claims about a person that the person did not make. Applicants therefore write their own content with the help of built-in guidance, and the system's intelligence is applied to matching — comparing what the applicant genuinely offers against what a position genuinely requires — using fixed published rules rather than a learned model.</w:t>
       </w:r>
     </w:p>
     <w:p>
@@ -1581,7 +1576,7 @@
         <w:rPr>
           <w:rtl w:val="0"/>
         </w:rPr>
-        <w:t xml:space="preserve">While the earlier sections examined ATS from the applicant's point of view, it is equally important to understand why employers adopt these systems in the first place. Recruitment teams routinely receive far more applications than they can carefully read, and manual screening is slow, repetitive, and inconsistent. Applicant Tracking Systems address this by centralizing applications, extracting structured data from resumes, and allowing recruiters to search, filter, and shortlist candidates efficiently. The Philippine Institute for Development Studies (2020) found that a majority of medium-to-large Philippine employers already use some form of ATS technology, and Leony and colleagues (2024) documented that ATS adoption continues to grow among companies and recruitment agencies because of the time savings it provides. Alvez and colleagues (2024) likewise showed, in the local university context, that moving HR processes from manual handling to a web-based tracking system substantially reduced processing effort and improved visibility over records.</w:t>
+        <w:t>While the earlier sections examined ATS from the applicant's point of view, it is equally important to understand why employers adopt these systems in the first place. Recruitment teams routinely receive far more applications than they can carefully read, and manual screening is slow, repetitive, and inconsistent. Applicant Tracking Systems address this by centralizing applications, extracting structured data from resumes, and allowing recruiters to search, filter, and shortlist candidates efficiently. The Philippine Institute for Development Studies (2020) found that a majority of medium-to-large Philippine employers already use some form of ATS technology. Leony and colleagues (2024) documented that ATS adoption continues to grow among companies and recruitment agencies, because of the time savings it provides. Alvez and colleagues (2024) likewise showed, in the local university context, that moving HR processes from manual handling to a web-based tracking system substantially reduced processing effort and improved visibility over records.</w:t>
       </w:r>
     </w:p>
     <w:p>
@@ -1620,7 +1615,7 @@
         <w:rPr>
           <w:rtl w:val="0"/>
         </w:rPr>
-        <w:t xml:space="preserve">At the core of any ATS is resume parsing   the extraction of structured fields such as name, education, work history, skills, and certifications from submitted documents   followed by keyword matching against the requirements of a job posting. Jobscan (2022) found that resumes containing keywords that match job description requirements are 75% more likely to pass automated screening, which illustrates how heavily commercial ATS software relies on keyword overlap as a screening signal. However, pure keyword matching has known weaknesses: it can reject strong candidates who describe their skills using different words, and it can reward applicants who simply stuff their resumes with keywords. Greenhouse Software (2023) and ApplicantPro (2021) both note that parsing errors caused by complex formatting compound this problem. Research on job recommendation has responded by weighting skills and computing similarity between profiles and postings rather than requiring exact keyword hits; Alsaif and colleagues (2022), for example, found that placing stronger emphasis on skills over job domain when computing similarity produced more accurate matches, particularly for early-career job seekers. The proposed system adopts this skill-weighted, similarity-based approach on top of basic keyword analysis, which is why it is described as ATS-inspired rather than a replica of commercial ATS behavior.</w:t>
+        <w:t>At the core of any ATS is resume parsing   the extraction of structured fields such as name, education, work history, skills, and certifications from submitted documents   followed by keyword matching against the requirements of a job posting. Jobscan (2022) found that resumes containing keywords that match job description requirements are 75% more likely to pass automated screening, which illustrates how heavily commercial ATS software relies on keyword overlap as a screening signal. However, pure keyword matching has known weaknesses: it can reject strong candidates who describe their skills using different words, and it can reward applicants who simply stuff their resumes with keywords. Greenhouse Software (2023) and ApplicantPro (2021) both note that parsing errors caused by complex formatting compound this problem. Research on job recommendation has responded by weighting skills and computing similarity between profiles and postings, rather than requiring exact keyword hits. Alsaif and colleagues (2022), for example, found that placing stronger emphasis on skills over job domain when computing similarity produced more accurate matches, particularly for early-career job seekers. The proposed system adopts this skill-weighted, similarity-based approach on top of basic keyword analysis, which is why it is described as ATS-inspired rather than a replica of commercial ATS behavior.</w:t>
       </w:r>
     </w:p>
     <w:p>
@@ -1659,7 +1654,7 @@
         <w:rPr>
           <w:rtl w:val="0"/>
         </w:rPr>
-        <w:t xml:space="preserve">A recurring theme in the literature is that automated screening should support, not substitute for, human decision-making. Leony and colleagues (2024) observed that companies using ATS still rely on recruiters for the final evaluation of shortlisted candidates, and research on how applicants perceive automated hiring gives a second reason for keeping a person in the decision. Lavanchy et al. (2023) found that applicants judge algorithm-driven hiring procedures as less fair than human or algorithm-assisted human procedures, and that this holds whether or not the outcome favours them. Reviewing seven studies covering more than 1,300 participants, Hilliard et al. (2022) report that applicants’ perceptions are most negative on behavioural control — the sense that they are able to influence the outcome — and on social presence. It should be acknowledged that this evidence bears on the present system as well as on the commercial products it is contrasted with. A system that computes and displays a compatibility score is an algorithm-driven procedure, and the findings above give no reason to assume applicants will regard it as fair merely because it is free, or because its formula is simple. What the findings do offer is a specific account of where the objection lies. Hilliard and colleagues locate it in behavioural control rather than in automation as such, and that distinction shaped a particular design response in this study: the applicant is shown the same score the recruiter sees, together with the required skills their resume does not contain, so that the result is something they can act on rather than an outcome delivered without explanation. Whether this actually alters how applicants perceive the process is treated here as an open question that the evaluation asks about, not as an assumption the design is entitled to make. Fully automated rejection also risks screening out qualified candidates for superficial reasons, as TheLadders (2018) documented. For these reasons, the proposed system is deliberately designed as a decision-support tool: it computes compatibility scores, ranks applicants, and surfaces close matches, but it never automatically rejects an application, and every applicant remains visible and searchable to the recruiter.</w:t>
+        <w:t>A recurring theme in the literature is that automated screening should support, not substitute for, human decision-making. Leony and colleagues (2024) observed that companies using ATS still rely on recruiters for the final evaluation of shortlisted candidates, and research on how applicants perceive automated hiring gives a second reason for keeping a person in the decision. Lavanchy et al. (2023) found that applicants judge algorithm-driven hiring procedures as less fair than human or algorithm-assisted human procedures, and that this holds whether or not the outcome favours them. Reviewing seven studies covering more than 1,300 participants, Hilliard et al. (2022) report that applicants' perceptions are most negative on behavioural control — the sense that they are able to influence the outcome — and on social presence. It should be acknowledged that this evidence bears on the present system as well as on the commercial products it is contrasted with. A system that computes and displays a compatibility score is an algorithm-driven procedure, and the findings above give no reason to assume applicants will regard it as fair merely because it is free, or because its formula is simple. What the findings do offer is a specific account of where the objection lies. Hilliard and colleagues locate it in behavioural control rather than in automation as such. That distinction shaped a particular design response in this study. The applicant is shown the same score the recruiter sees, together with an account of what their resume does not contain, so that the result is something they can act on rather than an outcome delivered without explanation. Whether this actually alters how applicants perceive the process is treated here as an open question that the evaluation asks about, not as an assumption the design is entitled to make. Fully automated rejection also risks screening out qualified candidates for superficial reasons, as TheLadders (2018) documented. For these reasons, the proposed system is deliberately designed as a decision-support tool: it computes compatibility scores, ranks applicants, and surfaces close matches, but it never automatically rejects an application, and every applicant remains visible and searchable to the recruiter.</w:t>
       </w:r>
     </w:p>
     <w:p>
@@ -1792,7 +1787,7 @@
         <w:rPr>
           <w:rtl w:val="0"/>
         </w:rPr>
-        <w:t xml:space="preserve">Content-based filtering, one of the most commonly studied approaches, works by comparing what is in a user's profile against what is required in job postings and identifying roles where there is a clear overlap. Rashid and colleagues (2022) developed a student career recommendation system using content-based filtering with TF-IDF and cosine similarity techniques, designed specifically to help Computer Science students identify which career paths to pursue after graduation. Their system presented users with options based on their profiles and then used those preferences to recommend additional related careers   a design that felt more guided and less overwhelming than simply browsing a long list of postings on a general job board. Because content-based filtering matches a single user's attributes against posting requirements, it works even for brand-new users and does not require historical behavior data from a large user base, which makes it the most feasible and appropriate core technique for the matching feature of the proposed system.</w:t>
+        <w:t>Content-based filtering, one of the most commonly studied approaches, works by comparing what is in a user's profile against what is required in job postings and identifying roles where there is a clear overlap. Rashid and colleagues (2022) developed a student career recommendation system using content-based filtering with TF-IDF and cosine similarity techniques, designed specifically to help Computer Science students identify which career paths to pursue after graduation. Their system presented users with options based on their profiles and then used those preferences to recommend additional related careers   a design that felt more guided and less overwhelming than simply browsing a long list of postings on a general job board. Because content-based filtering matches a single user's attributes against posting requirements, it works even for brand-new users and does not require historical behavior data from a large user base. This makes it the most feasible and appropriate core technique for the matching feature of the proposed system.</w:t>
       </w:r>
     </w:p>
     <w:p>
@@ -1831,7 +1826,7 @@
         <w:rPr>
           <w:rtl w:val="0"/>
         </w:rPr>
-        <w:t xml:space="preserve">While content-based filtering is useful on its own, many researchers have found that combining it with collaborative filtering produces more well-rounded results. Content-based filtering can sometimes produce recommendations that are too narrow   only suggesting jobs that closely match what a user already knows   while collaborative filtering can introduce variety by surfacing roles that similar users have found relevant. In a systematic review of recommender systems applied to e-recruitment, which screened 896 papers published between 2012 and 2020 and analysed 63 of them in depth, Freire and de Castro (2021) report a clear trend toward hybrid and non-traditional techniques, reflecting the difficulty of relying on any single approach in this domain. While a full collaborative filtering component is beyond the scope of an undergraduate capstone, the design lesson these studies offer is retained in this study: when no strong exact match exists, the system widens the comparison to transferable skills and related roles instead of returning an empty result, so that applicants are guided toward adjacent opportunities rather than rejected outright.</w:t>
+        <w:t>While content-based filtering is useful on its own, many researchers have found that combining it with collaborative filtering produces more well-rounded results. Content-based filtering can sometimes produce recommendations that are too narrow   only suggesting jobs that closely match what a user already knows   while collaborative filtering can introduce variety by surfacing roles that similar users have found relevant. Freire and de Castro (2021) carried out a systematic review of recommender systems applied to e-recruitment. They screened 896 papers published between 2012 and 2020 and analysed 63 of them in depth. They report a clear trend toward hybrid and non-traditional techniques, which reflects the difficulty of relying on any single approach in this domain. A full collaborative filtering component is beyond the scope of an undergraduate capstone. The design lesson these studies offer is nevertheless retained. When no strong exact match exists, the system widens the comparison to transferable skills and related roles instead of returning an empty result, so that applicants are guided toward adjacent opportunities rather than rejected outright.</w:t>
       </w:r>
     </w:p>
     <w:p>
@@ -1870,7 +1865,7 @@
         <w:rPr>
           <w:rtl w:val="0"/>
         </w:rPr>
-        <w:t xml:space="preserve">Despite the progress in research, many of the job matching tools currently available to Filipino job seekers still fall short. Platforms like JobStreet, Indeed, and LinkedIn function primarily as job boards where users search using keywords   which means the user already needs to know what they are looking for in order to find anything useful. This is a significant barrier for fresh graduates who may not yet have the vocabulary or industry knowledge to search effectively on their own. JobStreet by SEEK launched an AI-powered job matching capability in the Philippines in late 2023, making the country among the first in the region to receive the upgrade; while this represents progress, the platform still requires users to maintain a full and active profile, which many first-time job seekers have not yet built. PhilJobNet, the government's automated job and applicant matching system under the Department of Labor and Employment, also exists for this purpose, but its reach among fresh graduates remains limited and it primarily connects employers with job seekers rather than offering guided, skills-based matching tailored to the user's profile. On the employer side, these large platforms give local companies limited screening support: applications still arrive as unstructured resumes that HR staff must review manually, and dedicated commercial ATS products remain costly. The result is that both the job seekers who need the most guidance and the local HR departments that need affordable screening tools tend to be the least well-served by what is currently available.</w:t>
+        <w:t>Despite the progress in research, many of the job matching tools currently available to Filipino job seekers still fall short. Platforms like JobStreet, Indeed, and LinkedIn function primarily as job boards where users search using keywords   which means the user already needs to know what they are looking for in order to find anything useful. This is a significant barrier for fresh graduates who may not yet have the vocabulary or industry knowledge to search effectively on their own. JobStreet by SEEK launched an AI-powered job matching capability in the Philippines in late 2023, making the country among the first in the region to receive the upgrade. While this represents progress, the platform still requires users to maintain a full and active profile. Many first-time job seekers have not yet built one. PhilJobNet, the government's automated job and applicant matching system under the Department of Labor and Employment, also exists for this purpose. Its reach among fresh graduates remains limited, and it primarily connects employers with job seekers rather than offering guided, skills-based matching tailored to the user's profile. On the employer side, these large platforms give local companies limited screening support: applications still arrive as unstructured resumes that HR staff must review manually, and dedicated commercial ATS products remain costly. The result is that both the job seekers who need the most guidance and the local HR departments that need affordable screening tools tend to be the least well-served by what is currently available.</w:t>
       </w:r>
     </w:p>
     <w:p>
@@ -1909,7 +1904,7 @@
         <w:rPr>
           <w:rtl w:val="0"/>
         </w:rPr>
-        <w:t xml:space="preserve">Given these gaps, there is growing support in the literature for combining resume creation and job matching into a single platform rather than treating them as separate processes. When a system already has the user's resume data   their skills, educational background, and work history   it is in a natural position to use that information to match the user against open positions without requiring a separate search on a different platform. Aulia and colleagues (2025) demonstrated the practical value of this kind of integration through a content-based filtering system that processed applicant data to produce job recommendations significantly faster than traditional manual screening, with a user satisfaction rating of 95.4% based on the DeLone and McLean evaluation model. Their findings suggest that users respond positively to systems that simplify the job search by doing some of the matching work for them   and, symmetrically, that recruiters benefit when incoming applicants have already been pre-scored against their postings. Dascălu et al. (2023) similarly showed, through a job recommender system built to support learners’ employability at regional level, that profile-driven recommendations can give users a clearer and more structured career direction than unguided browsing.</w:t>
+        <w:t>Given these gaps, there is growing support in the literature for combining resume creation and job matching into a single platform rather than treating them as separate processes. When a system already has the user's resume data   their skills, educational background, and work history   it is in a natural position to use that information to match the user against open positions without requiring a separate search on a different platform. Aulia and colleagues (2025) demonstrated the practical value of this kind of integration. Their content-based filtering system processed applicant data to produce job recommendations significantly faster than traditional manual screening. It earned a user satisfaction rating of 95.4% based on the DeLone and McLean evaluation model. Their findings suggest that users respond positively to systems that simplify the job search by doing some of the matching work for them   and, symmetrically, that recruiters benefit when incoming applicants have already been pre-scored against their postings. Dascălu et al. (2023) similarly showed, through a job recommender system built to support learners' employability at regional level, that profile-driven recommendations can give users a clearer and more structured career direction than unguided browsing.</w:t>
       </w:r>
     </w:p>
     <w:p>
@@ -1992,7 +1987,7 @@
         <w:rPr>
           <w:rtl w:val="0"/>
         </w:rPr>
-        <w:t xml:space="preserve">The proposed web-based resume builder and ATS-inspired job matching system aims to fill this combined gap. For job seekers, it provides guided step-by-step resume creation, ready-made ATS-friendly templates, built-in educational resources about resume writing and ATS optimization, job recommendations drawn from partner-company postings, and the ability to apply and track application status in one place. For recruiters and HR personnel of partner companies, it provides company profile and job posting management, centralized receipt of applications, applicant search and filtering, and an ATS-inspired matching feature that analyzes keywords, skills, education, and experience to compute compatibility scores and rank applicants   always as an aid to, and never a replacement for, the recruiter's own judgment.</w:t>
+        <w:t>The proposed web-based resume builder and ATS-inspired job matching system aims to fill this combined gap. For job seekers, it provides guided step-by-step resume creation, ready-made ATS-friendly templates, built-in educational resources about resume writing and ATS optimization, job recommendations drawn from partner-company postings, and the ability to apply and track application status in one place. For recruiters and HR personnel of partner companies, it provides company profile and job posting management, centralised receipt of applications, and applicant search and filtering. It also provides an ATS-inspired matching feature, which analyses skills, education and experience to compute compatibility scores and rank applicants. This is always an aid to the recruiter's own judgment, and never a replacement for it.</w:t>
       </w:r>
     </w:p>
     <w:p>
@@ -2069,12 +2064,7 @@
           <w:color w:val="1a1a1a"/>
           <w:rtl w:val="0"/>
         </w:rPr>
-        <w:t xml:space="preserve">This study is grounded in organisational justice theory as it applies to personnel selection, and specifically in the model advanced by Gilliland (1993), which proposes that applicants form judgements about the fairness of a selection system according to a set of procedural rules rather than solely according to whether they are chosen. Among those rules are whether the basis of a decision is related to the job, whether applicants are given adequate information and explanation about how they are being assessed, and whether the procedure is applied consistently from one applicant to the next. The model holds that these perceptions matter in their own right, because they affect how applicants regard the organisation and whether they continue to pursue it.</w:t>
-      </w:r>
-      <w:r>
-        <w:rPr>
-          <w:rtl w:val="0"/>
-        </w:rPr>
+        <w:t>This study is grounded in organisational justice theory as it applies to personnel selection, and specifically in the model advanced by Gilliland (1993). That model proposes that applicants form judgements about the fairness of a selection system according to a set of procedural rules, rather than solely according to whether they are chosen. Among those rules are whether the basis of a decision is related to the job, whether applicants are given adequate information and explanation about how they are being assessed, and whether the procedure is applied consistently from one applicant to the next. The model holds that these perceptions matter in their own right, because they affect how applicants regard the organisation and whether they continue to pursue it.</w:t>
       </w:r>
     </w:p>
     <w:p>
@@ -2206,12 +2196,7 @@
           <w:color w:val="1a1a1a"/>
           <w:rtl w:val="0"/>
         </w:rPr>
-        <w:t xml:space="preserve">The Input section contains five main components. The first is the resume structure and designs. Resume content is organised using three widely recognised formats  chronological, functional, and combination  which determine the order in which sections appear; that content is then rendered through any of fourteen visual designs (Classic, Modern, Minimal, Executive, Banner, Split, Bar, Rail, Traditional, Clean, Compact, Senior, Graduate, and Technical). All fourteen are single-column and contain no tables, text boxes, multiple columns, or graphics, so the applicant's choice of design is purely visual and never changes how the resume is read or scored. The second is the job seeker information, which includes the personal details, educational background, work experience, skills, and certifications that applicants enter through the guided builder, together with an optional resume file that the applicant may upload in their own format. The third is the recruiter and company information, which includes company profiles and job postings  each posting containing the position title, department, employment type, location, job description, required skills, minimum educational level, minimum months of experience, and an optional closing date, which together serve as the basis for matching. The fourth is the educational resources, which include resume writing tips, ATS optimisation guides, and step-by-step resume building instructions that help users create better resumes. The fifth is the matching criteria, which consist of the canonical skill vocabulary used to compare equivalent terms, the scoring weights (skills 50 percent, education 25 percent, experience 25 percent), and the tier thresholds (strong at 80 percent and above, possible from 50 to 79 percent, related below 50 percent). These weights and thresholds are stored as configuration values in the database rather than fixed in program code, so that they can be adjusted during testing without rebuilding the system.</w:t>
-      </w:r>
-      <w:r>
-        <w:rPr>
-          <w:rtl w:val="0"/>
-        </w:rPr>
+        <w:t>The Input section contains five main components. The first is the resume structure and designs. Resume content is organised using three widely recognised formats: chronological, functional and combination. These determine the order in which sections appear. That content is then rendered through any of fourteen visual designs (Classic, Modern, Minimal, Executive, Banner, Split, Bar, Rail, Traditional, Clean, Compact, Senior, Graduate and Technical). All fourteen are single-column and contain no tables, text boxes, multiple columns, or graphics, so the applicant's choice of design is purely visual and never changes how the resume is read or scored. The second is the job seeker information, which includes the personal details, educational background, work experience, skills, and certifications that applicants enter through the guided builder, together with an optional resume file that the applicant may upload in their own format. The third is the recruiter and company information, which includes company profiles and job postings. Each posting contains the position title, department, employment type, location, job description, required skills, minimum educational level, minimum months of experience, and an optional closing date. These together serve as the basis for matching. The fourth is the educational resources, which include resume writing tips, ATS optimisation guides, and step-by-step resume building instructions that help users create better resumes. The fifth is the matching criteria. These consist of the canonical skill vocabulary used to compare equivalent terms, the scoring weights (skills 50 percent, education 25 percent, experience 25 percent), and the tier thresholds (strong at 80 percent and above, possible from 50 to 79 percent, related below 50 percent). These weights and thresholds are stored as configuration values in the database rather than fixed in program code, so that they can be adjusted during testing without rebuilding the system.</w:t>
       </w:r>
     </w:p>
     <w:p>
@@ -2251,7 +2236,7 @@
           <w:color w:val="1a1a1a"/>
           <w:rtl w:val="0"/>
         </w:rPr>
-        <w:t>The Output section shows what the system will produce and deliver. The system deliverables are a functional web-based application with three account types: Job Seeker, Recruiter or HR, and Administrator. On the applicant side it provides three resume content formats rendered through fourteen ATS-safe designs, a step-by-step guidance system with a revisitable onboarding tour, resume saving and management, and export in PDF, Word and plain-text formats. On the recruiter side it provides a job posting and application management module with closing dates, saved jobs and alerts for newly posted openings, application status tracking across six states including withdrawal by the applicant, and department-based routing of new applications to the responsible recruiter. An administrative module handles recruiter approval, department assignment and anonymous study metrics. At the centre is an ATS-inspired matching engine, which produces explained compatibility scores, ranked applicant lists for each posting, and related-position recommendations for applicants without a strong match. For job seekers the outcomes are professional resumes produced, improved resume quality, better ATS compatibility, relevant job recommendations, an explicit statement of how many required skills are absent from a given match and of what kind, and clear visibility over application status. For recruiters the outcomes are faster and more consistent screening, ranked shortlists per opening, applications routed to the correct department, and reduced manual workload. The knowledge and skills that users will gain include an understanding of resume best practices, ATS optimisation knowledge, improved job application skills, and greater confidence in the job application process. Finally, the system evaluation results will include the ISO 25010 usability rating, system functionality score, user satisfaction rating, and system reliability score, supported by the automated test suites described under Development and Testing.</w:t>
+        <w:t>The Output section shows what the system will produce and deliver. The system deliverables are a functional web-based application with three account types: Job Seeker, Recruiter or HR, and Administrator. On the applicant side it provides three resume content formats rendered through fourteen ATS-safe designs, a step-by-step guidance system with a revisitable onboarding tour, resume saving and management, and export in PDF, Word and plain-text formats. On the recruiter side it provides a job posting and application management module with closing dates. It also provides saved jobs and alerts for newly posted openings, application status tracking across six states including withdrawal by the applicant, and department-based routing of new applications to the responsible recruiter. An administrative module handles recruiter approval, department assignment and anonymous study metrics. At the centre is an ATS-inspired matching engine, which produces explained compatibility scores, ranked applicant lists for each posting, and related-position recommendations for applicants without a strong match. For job seekers the outcomes are professional resumes produced, improved resume quality, better ATS compatibility, relevant job recommendations, an explicit statement of how many required skills are absent from a given match and of what kind, and clear visibility over application status. For recruiters the outcomes are faster and more consistent screening, ranked shortlists per opening, applications routed to the correct department, and reduced manual workload. The knowledge and skills that users will gain include an understanding of resume best practices, ATS optimisation knowledge, improved job application skills, and greater confidence in the job application process. Finally, the system evaluation results will include the ISO 25010 usability rating, system functionality score, user satisfaction rating, and system reliability score, supported by the automated test suites described under Development and Testing.</w:t>
       </w:r>
     </w:p>
     <w:p>
@@ -2675,12 +2660,7 @@
           <w:color w:val="1a1a1a"/>
           <w:rtl w:val="0"/>
         </w:rPr>
-        <w:t xml:space="preserve">To design and build a web-based resume builder that guides new job seekers through the resume creation process step by step, organises their content using three widely recognised formats  chronological, functional, and combination  presents it through a choice of fourteen single-column, parser-safe designs, and allows users to save, edit, manage, and export multiple resumes in PDF, Word, and plain-text formats.</w:t>
-      </w:r>
-      <w:r>
-        <w:rPr>
-          <w:rtl w:val="0"/>
-        </w:rPr>
+        <w:t>To design and build a web-based resume builder. It guides new job seekers through the resume creation process step by step, and organises their content using three widely recognised formats: chronological, functional and combination. That content is presented through a choice of fourteen single-column, parser-safe designs. Users can save, edit, manage and export multiple resumes in PDF, Word and plain-text formats.</w:t>
       </w:r>
     </w:p>
     <w:p>
@@ -2723,12 +2703,7 @@
           <w:color w:val="1a1a1a"/>
           <w:rtl w:val="0"/>
         </w:rPr>
-        <w:t xml:space="preserve">To develop a Job Seeker account that allows applicants to view job openings posted by partner companies, receive job recommendations based on the contents of their resume, save openings of interest and be alerted to new ones, apply to available positions, and track or withdraw their applications.</w:t>
-      </w:r>
-      <w:r>
-        <w:rPr>
-          <w:rtl w:val="0"/>
-        </w:rPr>
+        <w:t>To develop a Job Seeker account. It allows applicants to view job openings posted by partner companies, receive job recommendations based on the contents of their resume, and save openings of interest and be alerted to new ones. It also allows them to apply to available positions, and to track or withdraw their applications.</w:t>
       </w:r>
     </w:p>
     <w:p>
@@ -2766,12 +2741,7 @@
           <w:color w:val="1a1a1a"/>
           <w:rtl w:val="0"/>
         </w:rPr>
-        <w:t xml:space="preserve">To develop an Administrator account for the research team that verifies and approves recruiter access requests so that only authorised personnel of a partner company can post openings, assigns departments to recruiters so that new applications are routed to the responsible person, and produces anonymous aggregated metrics for the evaluation of the study.</w:t>
-      </w:r>
-      <w:r>
-        <w:rPr>
-          <w:rtl w:val="0"/>
-        </w:rPr>
+        <w:t>To develop an Administrator account for the research team. The account verifies and approves recruiter access requests, so that only authorised personnel of a partner company can post openings. It assigns departments to recruiters, so that new applications are routed to the responsible person. It also produces anonymous aggregated metrics for the evaluation of the study.</w:t>
       </w:r>
     </w:p>
     <w:p>
@@ -2857,12 +2827,7 @@
           <w:color w:val="1a1a1a"/>
           <w:rtl w:val="0"/>
         </w:rPr>
-        <w:t xml:space="preserve">To test and evaluate the system using automated regression tests covering the matching engine, the application programming interface, email delivery, and the resume-extraction feature, together with browser walkthroughs of the complete interface, and using the ISO 25010 standard  specifically in terms of usability, functionality, and reliability  based on feedback from actual job seekers and HR personnel.</w:t>
-      </w:r>
-      <w:r>
-        <w:rPr>
-          <w:rtl w:val="0"/>
-        </w:rPr>
+        <w:t>To test and evaluate the system. Verification uses automated regression tests covering the matching engine, the application programming interface, email delivery and the resume-extraction feature, together with browser walkthroughs of the complete interface. Evaluation uses the ISO 25010 standard, specifically usability, functionality and reliability, based on feedback from actual job seekers and HR personnel.</w:t>
       </w:r>
     </w:p>
     <w:p>
@@ -2990,12 +2955,7 @@
           <w:color w:val="1a1a1a"/>
           <w:rtl w:val="0"/>
         </w:rPr>
-        <w:t xml:space="preserve">Clark Outsourcing. As the partner company of this study, its Human Resources department will have a working system fitted to an organisation that hires across several very different departments — customer support, administration, finance and accounting, information technology, digital marketing, and healthcare support — with applications routed to the recruiter responsible for the department concerned. The company also gains an account of how its own screening practice compares with an automated ranking of the same applicants.</w:t>
-      </w:r>
-      <w:r>
-        <w:rPr>
-          <w:rtl w:val="0"/>
-        </w:rPr>
+        <w:t>Clark Outsourcing. As the partner company of this study, its Human Resources department will have a working system fitted to its own way of hiring. The company hires across several very different departments — customer support, administration, finance and accounting, information technology, digital marketing, and healthcare support — with applications routed to the recruiter responsible for the department concerned. The company also gains an account of how its own screening practice compares with an automated ranking of the same applicants.</w:t>
       </w:r>
     </w:p>
     <w:p>
@@ -3167,12 +3127,7 @@
           <w:color w:val="1a1a1a"/>
           <w:rtl w:val="0"/>
         </w:rPr>
-        <w:t xml:space="preserve">This study focuses on the design, development, and evaluation of a web-based resume builder and ATS-inspired job matching system for job seekers and partner companies in the Philippines. The system is intended to help new job seekers — particularly students, fresh graduates, and individuals with little to no experience in writing a resume — create professional, ATS-friendly resumes and connect with positions that match their qualifications. At the same time, the system is intended to help the HR, Recruitment, or Talent Acquisition departments of partner companies manage job postings and applicants and identify the most suitable candidates efficiently. For this study, the researchers partnered with Clark Outsourcing, a business process outsourcing company in Clark Freeport Zone, Pampanga, whose Human Resources department serves as the initial partner company of the system; the system itself is designed to support multiple partner companies as the platform grows.</w:t>
-      </w:r>
-      <w:r>
-        <w:rPr>
-          <w:rtl w:val="0"/>
-        </w:rPr>
+        <w:t>This study focuses on the design, development, and evaluation of a web-based resume builder and ATS-inspired job matching system for job seekers and partner companies in the Philippines. The system is intended to help new job seekers — particularly students, fresh graduates, and individuals with little to no experience in writing a resume — create professional, ATS-friendly resumes and connect with positions that match their qualifications. At the same time, the system is intended to help the HR, Recruitment, or Talent Acquisition departments of partner companies manage job postings and applicants and identify the most suitable candidates efficiently. For this study, the researchers partnered with Clark Outsourcing, a business process outsourcing company in Clark Freeport Zone, Pampanga. Its Human Resources department serves as the initial partner company of the system. The system itself is designed to support multiple partner companies as the platform grows.</w:t>
       </w:r>
     </w:p>
     <w:p>
@@ -3238,12 +3193,7 @@
           <w:color w:val="1a1a1a"/>
           <w:rtl w:val="0"/>
         </w:rPr>
-        <w:t xml:space="preserve">A choice of fourteen visual resume designs, all single-column and free of tables, text boxes, multiple columns, and graphics, so that the design an applicant selects changes the appearance of the resume without changing how an Applicant Tracking System reads it or how the system scores it.</w:t>
-      </w:r>
-      <w:r>
-        <w:rPr>
-          <w:rtl w:val="0"/>
-        </w:rPr>
+        <w:t>A choice of fourteen visual resume designs, all single-column and free of tables, text boxes, multiple columns and graphics. The design an applicant selects therefore changes the appearance of the resume, without changing how an Applicant Tracking System reads it or how the system scores it.</w:t>
       </w:r>
     </w:p>
     <w:p>
@@ -3310,12 +3260,7 @@
           <w:color w:val="1a1a1a"/>
           <w:rtl w:val="0"/>
         </w:rPr>
-        <w:t xml:space="preserve">A two-resume design in which each applicant record holds a structured resume, built inside the system and used for all ranking, and an optional file uploaded by the applicant in their own format, which is forwarded to the recruiter in full and is also read into structured fields so that the same formula can score it separately. Both scores are shown; only the structured one determines an applicant's position in a recruiter's list.</w:t>
-      </w:r>
-      <w:r>
-        <w:rPr>
-          <w:rtl w:val="0"/>
-        </w:rPr>
+        <w:t>A two-resume design. Each applicant record holds a structured resume, built inside the system and used for all ranking, together with an optional file uploaded by the applicant in their own format. That file is forwarded to the recruiter in full, and is also read into structured fields so that the same formula can score it separately. Both scores are shown; only the structured one determines an applicant's position in a recruiter's list.</w:t>
       </w:r>
     </w:p>
     <w:p>
@@ -3353,12 +3298,7 @@
           <w:color w:val="1a1a1a"/>
           <w:rtl w:val="0"/>
         </w:rPr>
-        <w:t xml:space="preserve">A Recruiter/HR account through which authorised personnel of partner companies can create and manage company profiles, post and manage job openings with their required skills, minimum educational level, minimum experience, and closing date, receive applications, view applicant resumes, search and filter applicants, update application statuses, and contact applicants by email.</w:t>
-      </w:r>
-      <w:r>
-        <w:rPr>
-          <w:rtl w:val="0"/>
-        </w:rPr>
+        <w:t>A Recruiter/HR account for authorised personnel of partner companies. Through it they can create and manage company profiles, and post and manage job openings with their required skills, minimum educational level, minimum experience and closing date. They can also receive applications, view applicant resumes, search and filter applicants, update application statuses, and contact applicants by email.</w:t>
       </w:r>
     </w:p>
     <w:p>
@@ -3425,12 +3365,7 @@
           <w:color w:val="1a1a1a"/>
           <w:rtl w:val="0"/>
         </w:rPr>
-        <w:t xml:space="preserve">A related-position recommendation behaviour: when an applicant has no strong match to a specific posting, the system reports the score honestly, names the required skills the applicant is missing, and recommends related positions based on transferable skills and overall resume similarity instead of rejecting the applicant; unmatched applicant profiles remain stored and searchable so recruiters can consider them for future openings.</w:t>
-      </w:r>
-      <w:r>
-        <w:rPr>
-          <w:rtl w:val="0"/>
-        </w:rPr>
+        <w:t>A related-position recommendation behaviour. When an applicant has no strong match to a specific posting, the system reports the score honestly and states how many required skills are absent and of what kind. Instead of rejecting the applicant, it recommends related positions based on transferable skills and overall resume similarity. Unmatched applicant profiles remain stored and searchable, so that recruiters can consider them for future openings.</w:t>
       </w:r>
     </w:p>
     <w:p>
@@ -3521,12 +3456,7 @@
           <w:color w:val="1a1a1a"/>
           <w:rtl w:val="0"/>
         </w:rPr>
-        <w:t xml:space="preserve">The evaluation of the system using the ISO 25010 quality model in terms of usability, functionality, and reliability based on feedback from job seeker and HR respondents, supported by automated regression tests of the matching engine, the application programming interface, email delivery, and the resume-extraction feature, and by browser walkthroughs of the complete interface.</w:t>
-      </w:r>
-      <w:r>
-        <w:rPr>
-          <w:rtl w:val="0"/>
-        </w:rPr>
+        <w:t>The evaluation of the system using the ISO 25010 quality model, in terms of usability, functionality and reliability, based on feedback from job seeker and HR respondents. The evaluation is supported by automated regression tests of the matching engine, the application programming interface, email delivery and the resume-extraction feature, and by browser walkthroughs of the complete interface.</w:t>
       </w:r>
     </w:p>
     <w:p>
@@ -3568,12 +3498,7 @@
           <w:color w:val="1a1a1a"/>
           <w:rtl w:val="0"/>
         </w:rPr>
-        <w:t xml:space="preserve">The matching feature is ATS-inspired and rule-based. It compares structured resume data against structured posting requirements using a published, weighted formula whose weights are a property of each posting, and it is deterministic — the same resume and the same posting always produce the same score, and that score can always be explained to the applicant and the recruiter. No machine learning, statistical model, or artificial intelligence of any kind takes part in computing a score, ranking applicants, or recommending positions, and the system does not connect to any external job listing API, job board, or live employment database.  Skill comparison is preceded by normalisation against a canonical vocabulary maintained by the researchers, which folds genuine synonyms onto a single form so that, for example, “JS” and “JavaScript” are counted as the same skill. The vocabulary contains fifty-two entries resolving to twenty-five canonical forms. Measured against the twenty-five distinct skill terms seeded in the system’s catalogue, which are the terms its postings draw upon, eighteen terms, or 72.0 percent, have at least one catalogued synonym; the remaining seven — Git, Windows, Canva, Copywriting, Organization, Recruitment and Scheduling — are compared by exact normalised match only. A term counts as covered when at least one alias resolves to that term’s canonical form and is not merely the term’s own normalised spelling, so the figure can be recomputed by anyone from the alias table in the matching engine and the catalogue in the database schema. An applicant who writes a genuine equivalent the researchers have not catalogued — “GitHub” against a posting requiring “Git”, or the British spelling “Organisation” against “Organization” — receives no credit for a skill they hold. This coverage was re-measured after the partner company changed from a hotel to a business process outsourcing company and the vocabulary was retargeted from hospitality terms to back-office terms. Coverage rose, from 63.6 percent — fourteen of the twenty-two terms the catalogue then held — to 72.0 percent. The increase is not evidence that outsourcing work is easier to describe: the retarget removed hospitality entries for which no synonyms had been written and replaced them with back-office terms for which several had. The weakness that remains is a property of hand-maintained vocabularies rather than of any one industry, and the seven terms still uncovered are uncovered only because nobody has yet written synonyms for them. The failure direction is deliberate: an uncatalogued synonym costs an applicant credit they have earned, whereas equating related-but-different terms would credit an applicant with a skill they never claimed and place them in front of a recruiter on a false basis — “Salesforce” is one particular product and is deliberately not folded into “CRM Software”. This is a stated limitation of the matching feature, and extending the vocabulary is the most direct improvement available to future work.</w:t>
-      </w:r>
-      <w:r>
-        <w:rPr>
-          <w:rtl w:val="0"/>
-        </w:rPr>
+        <w:t>The matching feature is ATS-inspired and rule-based. It compares structured resume data against structured posting requirements, using a published, weighted formula whose weights are a property of each posting. It is also deterministic: the same resume and the same posting always produce the same score. That score can always be explained to the applicant and the recruiter. No machine learning, statistical model, or artificial intelligence of any kind takes part in computing a score, ranking applicants, or recommending positions, and the system does not connect to any external job listing API, job board, or live employment database.  Skill comparison is preceded by normalisation against a canonical vocabulary maintained by the researchers, which folds genuine synonyms onto a single form so that, for example, "JS" and "JavaScript" are counted as the same skill. The vocabulary contains fifty-two entries resolving to twenty-five canonical forms. The measurement is made against the twenty-five distinct skill terms seeded in the system's catalogue, which are the terms its postings draw upon. Eighteen of them, or 72.0 percent, have at least one catalogued synonym. The remaining seven — Git, Windows, Canva, Copywriting, Organization, Recruitment and Scheduling — are compared by exact normalised match only. A term counts as covered when at least one alias resolves to that term's canonical form and is not merely the term's own normalised spelling. The figure can therefore be recomputed by anyone from the alias table in the matching engine and the catalogue in the database schema. An applicant who writes a genuine equivalent the researchers have not catalogued — "GitHub" against a posting requiring "Git", or the British spelling "Organisation" against "Organization" — receives no credit for a skill they hold. This coverage was re-measured after the partner company changed from a hotel to a business process outsourcing company and the vocabulary was retargeted from hospitality terms to back-office terms. Coverage rose, from 63.6 percent — fourteen of the twenty-two terms the catalogue then held — to 72.0 percent. The increase is not evidence that outsourcing work is easier to describe: the retarget removed hospitality entries for which no synonyms had been written and replaced them with back-office terms for which several had. The weakness that remains is a property of hand-maintained vocabularies rather than of any one industry, and the seven terms still uncovered are uncovered only because nobody has yet written synonyms for them. The failure direction is deliberate. An uncatalogued synonym costs an applicant credit they have earned. Equating related-but-different terms would do worse: it would credit an applicant with a skill they never claimed, and place them in front of a recruiter on a false basis — "Salesforce" is one particular product and is deliberately not folded into "CRM Software". This is a stated limitation of the matching feature, and extending the vocabulary is the most direct improvement available to future work.</w:t>
       </w:r>
     </w:p>
     <w:p>
@@ -3592,12 +3517,7 @@
           <w:color w:val="1a1a1a"/>
           <w:rtl w:val="0"/>
         </w:rPr>
-        <w:t xml:space="preserve">The system includes one optional feature that uses an external artificial-intelligence service. An applicant who already has a resume file may upload it and have its contents read into the fields of the builder, so that they do not have to retype everything; this uses a third-party language model service (Google's Gemini API). The same service also reads the optional file an applicant attaches to a finished resume, so that the rule-based formula can score that document as well and the applicant can see what this system’s automated reading makes of it. In both cases the service performs extraction only: it converts a document into fields and does not compute, weight, rank, or recommend anything. Every score in the system, including the score of an uploaded file, is produced by the same rule-based formula described above. Where the extraction prefills the builder, the extracted values are presented to the applicant for review and correction and nothing is saved until the applicant approves them. The feature is entirely optional, the applicant may instead type their information by hand, and the rest of the system operates normally when the service is not configured  in which case an uploaded file simply carries no second score, which the interface states as a reason rather than showing as a zero. Artificial intelligence is not used to write or generate resume content on the applicant's behalf, and the ranking a recruiter sees is computed from the structured resume alone.</w:t>
-      </w:r>
-      <w:r>
-        <w:rPr>
-          <w:rtl w:val="0"/>
-        </w:rPr>
+        <w:t>The system includes one optional feature that uses an external artificial-intelligence service. An applicant who already has a resume file may upload it and have its contents read into the fields of the builder, so that they do not have to retype everything; this uses a third-party language model service (Google's Gemini API). The same service also reads the optional file an applicant attaches to a finished resume, so that the rule-based formula can score that document as well and the applicant can see what this system's automated reading makes of it. In both cases the service performs extraction only: it converts a document into fields and does not compute, weight, rank, or recommend anything. Every score in the system, including the score of an uploaded file, is produced by the same rule-based formula described above. Where the extraction prefills the builder, the extracted values are presented to the applicant for review and correction and nothing is saved until the applicant approves them. The feature is entirely optional, and the applicant may instead type their information by hand. The rest of the system operates normally when the service is not configured  in which case an uploaded file simply carries no second score, which the interface states as a reason rather than showing as a zero. Artificial intelligence is not used to write or generate resume content on the applicant's behalf, and the ranking a recruiter sees is computed from the structured resume alone.</w:t>
       </w:r>
     </w:p>
     <w:p>
@@ -3616,12 +3536,7 @@
           <w:color w:val="1a1a1a"/>
           <w:rtl w:val="0"/>
         </w:rPr>
-        <w:t xml:space="preserve">The compatibility score is computed from three components only: the proportion of the posting's required skills that the applicant lists, the applicant's highest educational attainment relative to the level the posting requires, and the applicant's total months of experience relative to the months the posting requires. Certifications, projects, languages and references are stored, printed on the resume and displayed to the recruiter, but none of them contribute to the score.  Two of these three components measure quantity rather than relevance. The experience component compares the applicant’s total months of work experience against the minimum the posting states, and does not assess whether that experience is in a related field or how recently it was gained; the education component compares the highest level the applicant has attained against the level the posting requires, and does not assess the field of study. Judging whether an applicant’s background is of the right kind is therefore left to the recruiter, who sees the full work history and educational record beside the score. This is also the reason skills carry half of the total weight: of the three components, skills is the only one compared item by item against what the posting actually asks for.  The exclusion of field of study is a consequence of what a posting states rather than an oversight: a posting records a required educational level and has no field to record a required course or discipline, so scoring the applicant’s field would mean the system inventing a requirement the recruiter never set. The resume does capture the degree and, where the degree name alone does not carry it, the field of study; both are printed on the resume and displayed to the recruiter beside the score, so the information is available to the person making the decision even though it does not enter the computation.  Recency is excluded for the same reason as relevance: a posting states a minimum number of months and nothing about when that experience should have been gained, so applying a recency weighting would impose a rule the recruiter did not set. The researchers also note that the effect is small for the population this study targets, since new graduates and entry-level applicants have short and recent work histories; it would matter considerably more for a system aimed at mid-career applicants, and it is recorded here as a limitation on any wider application of the matching feature.</w:t>
-      </w:r>
-      <w:r>
-        <w:rPr>
-          <w:rtl w:val="0"/>
-        </w:rPr>
+        <w:t>The compatibility score is computed from three components only. These are the proportion of the posting's required skills that the applicant lists, the applicant's highest educational attainment relative to the level the posting requires, and the applicant's total months of experience relative to the months the posting requires. Certifications, projects, languages and references are stored, printed on the resume and displayed to the recruiter, but none of them contribute to the score.  Two of these three components measure quantity rather than relevance. The experience component compares the applicant's total months of work experience against the minimum the posting states. It does not assess whether that experience is in a related field, or how recently it was gained. The education component compares the highest level the applicant has attained against the level the posting requires, and does not assess the field of study. Judging whether an applicant's background is of the right kind is therefore left to the recruiter, who sees the full work history and educational record beside the score. This is also the reason skills carry half of the total weight: of the three components, skills is the only one compared item by item against what the posting actually asks for.  The exclusion of field of study is a consequence of what a posting states, rather than an oversight. A posting records a required educational level and has no field to record a required course or discipline. Scoring the applicant's field would therefore mean the system inventing a requirement the recruiter never set. The resume does capture the degree, and the field of study where the degree name alone does not carry it. Both are printed on the resume and displayed to the recruiter beside the score. The information is therefore available to the person making the decision, even though it does not enter the computation.  Recency is excluded for the same reason as relevance: a posting states a minimum number of months and nothing about when that experience should have been gained, so applying a recency weighting would impose a rule the recruiter did not set. The researchers also note that the effect is small for the population this study targets. New graduates and entry-level applicants have short and recent work histories. The effect would matter considerably more for a system aimed at mid-career applicants, and it is recorded here as a limitation on any wider application of the matching feature.</w:t>
       </w:r>
     </w:p>
     <w:p>
@@ -3688,12 +3603,7 @@
           <w:color w:val="1a1a1a"/>
           <w:rtl w:val="0"/>
         </w:rPr>
-        <w:t xml:space="preserve">The system assists recruiters in screening and ranking applicants but does not make hiring decisions. It never automatically rejects an application; final evaluation and all hiring decisions remain with the recruiters of the partner companies.  This separation is enforced structurally rather than merely intended: no application is hidden or discarded by the system, every applicant remains visible and searchable to the recruiter whatever their score, and each change of status is recorded against the recruiter who made it. What the study does not establish is whether recruiters in practice exercise the judgement the design reserves for them. Presenting applicants in a ranked order may itself influence how carefully those lower in the list are read, and the researchers do not measure that effect. Items 6 and 7 of the recruiter evaluation instrument ask respondents whether they would have placed the highest-ranked applicant first themselves and where they disagree with the ordering, so the accounts collected speak to the question; but a controlled comparison between screening with and without a ranked list is outside the scope of this study and would be a reasonable subject for further research.</w:t>
-      </w:r>
-      <w:r>
-        <w:rPr>
-          <w:rtl w:val="0"/>
-        </w:rPr>
+        <w:t>The system assists recruiters in screening and ranking applicants but does not make hiring decisions. It never automatically rejects an application; final evaluation and all hiring decisions remain with the recruiters of the partner companies.  This separation is enforced structurally rather than merely intended: no application is hidden or discarded by the system, every applicant remains visible and searchable to the recruiter whatever their score, and each change of status is recorded against the recruiter who made it. What the study does not establish is whether recruiters in practice exercise the judgement the design reserves for them. Presenting applicants in a ranked order may itself influence how carefully those lower in the list are read, and the researchers do not measure that effect. Items 6 and 7 of the recruiter evaluation instrument ask respondents whether they would have placed the highest-ranked applicant first themselves, and where they disagree with the ordering. The accounts collected therefore speak to the question. A controlled comparison between screening with and without a ranked list is nevertheless outside the scope of this study, and would be a reasonable subject for further research.</w:t>
       </w:r>
     </w:p>
     <w:p>
@@ -3736,12 +3646,7 @@
           <w:color w:val="1a1a1a"/>
           <w:rtl w:val="0"/>
         </w:rPr>
-        <w:t xml:space="preserve">The system does not independently verify the truthfulness of the information applicants enter; verification of qualifications remains the responsibility of the partner company during its own hiring process.  The researchers acknowledge that this boundary interacts with the system’s transparency. Because an applicant is shown which of a posting’s required skills their resume does not contain, an applicant could add skills they do not actually possess in order to raise their own score. The system cannot detect this, and neither can a commercial applicant tracking system operating on the same unverified information. What the design does is limit the consequence: the score orders a list and never rejects anyone, every applicant remains visible to the recruiter, the recruiter reads the resume itself and conducts the interview, and the hiring decision rests with a named person at the partner company. Whether being shown a list of missing skills changes what applicants write about themselves is an empirical question that this study does not answer, and one that would be worth investigating.</w:t>
-      </w:r>
-      <w:r>
-        <w:rPr>
-          <w:rtl w:val="0"/>
-        </w:rPr>
+        <w:t>The system does not independently verify the truthfulness of the information applicants enter; verification of qualifications remains the responsibility of the partner company during its own hiring process.  The researchers acknowledge that this boundary interacts with the system's transparency. An applicant is not shown which of a posting's required skills their resume does not contain. They are told only how many are missing and of what kind, technical or workplace. The posting itself still states what it asks for, however, so an applicant who compares the two could still add skills they do not actually possess in order to raise their own score. The system cannot detect this, and neither can a commercial applicant tracking system operating on the same unverified information. What the design does is limit the consequence. The score orders a list and never rejects anyone, and every applicant remains visible to the recruiter. The recruiter reads the resume itself and conducts the interview, and the hiring decision rests with a named person at the partner company. Whether a count-and-category hint changes what applicants write about themselves, and whether it changes it less than a named list would, are empirical questions that this study does not answer. Both would be worth investigating.</w:t>
       </w:r>
     </w:p>
     <w:p>
@@ -3995,12 +3900,7 @@
           <w:color w:val="1a1a1a"/>
           <w:rtl w:val="0"/>
         </w:rPr>
-        <w:t xml:space="preserve">Respondents use the system for a single session of roughly twenty to thirty minutes. Ratings of usability and functional suitability are well supported by such a session; ratings of reliability, which concerns behaviour over time, are limited to what a single session can reveal. Because every item is closed, a respondent who encountered a difficulty the researchers did not anticipate has no way to report it: the instruments can measure how strongly respondents agree with the statements the researchers wrote, but they cannot surface a problem no item asks about. The pilot test is the only stage at which an unanticipated issue can enter the instrument, and any such issue arising after distribution is lost to this study.</w:t>
-      </w:r>
-      <w:r>
-        <w:rPr>
-          <w:rtl w:val="0"/>
-        </w:rPr>
+        <w:t>Respondents use the system for a single session of roughly twenty to thirty minutes. Ratings of usability and functional suitability are well supported by such a session; ratings of reliability, which concerns behaviour over time, are limited to what a single session can reveal. Because every item is closed, a respondent who encountered a difficulty the researchers did not anticipate has no way to report it. The instruments can measure how strongly respondents agree with the statements the researchers wrote. They cannot surface a problem no item asks about. The pilot test is the only stage at which an unanticipated issue can enter the instrument, and any such issue arising after distribution is lost to this study.</w:t>
       </w:r>
     </w:p>
     <w:p>
@@ -4041,35 +3941,25 @@
           <w:color w:val="1a1a1a"/>
           <w:rtl w:val="0"/>
         </w:rPr>
-        <w:t xml:space="preserve">The paired items carry the threats of any one-group pretest-posttest design, and the study can exclude none of them. There is no control group, so a change between the two answers cannot be attributed to the system alone: a respondent may simply have thought about the question more, or learned something between the two sittings, or answered the second time in the way they believed was wanted. Asking the same item twice is itself a prompt. The researchers therefore report the paired result as a change observed in one group over one session, not as an effect of the system, and read it alongside the rated items rather than in place of them.</w:t>
-      </w:r>
-      <w:r>
-        <w:rPr>
-          <w:rtl w:val="0"/>
-        </w:rPr>
-      </w:r>
-    </w:p>
-    <w:p>
-      <w:pPr>
-        <w:spacing w:line="480" w:lineRule="auto"/>
-        <w:ind w:firstLine="720"/>
-        <w:jc w:val="both"/>
-        <w:rPr>
-          <w:sz w:val="20"/>
-          <w:szCs w:val="20"/>
-        </w:rPr>
-      </w:pPr>
-      <w:r>
-        <w:rPr>
-          <w:color w:val="1a1a1a"/>
-          <w:rtl w:val="0"/>
-        </w:rPr>
-        <w:t xml:space="preserve">Two of the three components of the compatibility score measure quantity rather than relevance, and the canonical skill vocabulary carries synonyms for a measured 72.0 percent of the skill terms the system uses, leaving seven terms matched only when an applicant writes them exactly as the posting does. Applicants whose wording falls outside that vocabulary receive less credit than their qualifications warrant, and the study does not measure how often this occurs among real applicants.</w:t>
-      </w:r>
-      <w:r>
-        <w:rPr>
-          <w:rtl w:val="0"/>
-        </w:rPr>
+        <w:t>The paired items carry the threats of any one-group pretest-posttest design, and the study can exclude none of them. There is no control group, so a change between the two answers cannot be attributed to the system alone. A respondent may simply have thought about the question more, or learned something between the two sittings, or answered the second time in the way they believed was wanted. Asking the same item twice is itself a prompt. The researchers therefore report the paired result as a change observed in one group over one session, not as an effect of the system, and read it alongside the rated items rather than in place of them.</w:t>
+      </w:r>
+    </w:p>
+    <w:p>
+      <w:pPr>
+        <w:spacing w:line="480" w:lineRule="auto"/>
+        <w:ind w:firstLine="720"/>
+        <w:jc w:val="both"/>
+        <w:rPr>
+          <w:sz w:val="20"/>
+          <w:szCs w:val="20"/>
+        </w:rPr>
+      </w:pPr>
+      <w:r>
+        <w:rPr>
+          <w:color w:val="1a1a1a"/>
+          <w:rtl w:val="0"/>
+        </w:rPr>
+        <w:t>Two of the three components of the compatibility score measure quantity rather than relevance. The canonical skill vocabulary carries synonyms for a measured 72.0 percent of the skill terms the system uses. The remaining seven terms are matched only when an applicant writes them exactly as the posting does. Applicants whose wording falls outside that vocabulary receive less credit than their qualifications warrant, and the study does not measure how often this occurs among real applicants.</w:t>
       </w:r>
     </w:p>
     <w:p>
@@ -4110,12 +4000,7 @@
           <w:color w:val="1a1a1a"/>
           <w:rtl w:val="0"/>
         </w:rPr>
-        <w:t xml:space="preserve">The comparison between the system’s ranking and recruiters’ own rests on five resumes ranked by about ten recruiters against a single posting. A rank correlation computed on five items is coarse, and a median taken across ten respondents is easily moved by one of them. The figure is reported as a stated degree of agreement on one posting rather than as a general measure of how well the system’s ordering matches recruiter judgement, and no claim is made that it would hold for a different posting or a different set of applicants.</w:t>
-      </w:r>
-      <w:r>
-        <w:rPr>
-          <w:rtl w:val="0"/>
-        </w:rPr>
+        <w:t>The comparison between the system's ranking and recruiters' own rests on five resumes ranked by about ten recruiters against a single posting. A rank correlation computed on five items is coarse, and a median taken across ten respondents is easily moved by one of them. The figure is reported as a stated degree of agreement on one posting. It is not a general measure of how well the system’s ordering matches recruiter judgement, and no claim is made that it would hold for a different posting or a different set of applicants.</w:t>
       </w:r>
     </w:p>
     <w:p>
@@ -4353,19 +4238,7 @@
           <w:color w:val="1a1a1a"/>
           <w:rtl w:val="0"/>
         </w:rPr>
-        <w:t xml:space="preserve">Compatibility score.  </w:t>
-      </w:r>
-      <w:r>
-        <w:rPr>
-          <w:color w:val="1a1a1a"/>
-          <w:rtl w:val="0"/>
-        </w:rPr>
-        <w:t xml:space="preserve">The single value from 0 to 100 that the system computes for an application, expressing how closely an applicant’s resume corresponds to the requirements stated in a posting. In this study it is calculated from three components only — skills, educational level, and months of experience — weighted at 50 percent, 25 percent and 25 percent by default. A recruiter may set a different balance for an individual opening, provided the three weights total 100 percent and none is below 10 percent; the weighting an opening uses is shown to every applicant it scores, so no applicant is measured on a scale they were not told about. Also referred to as the match score.</w:t>
-      </w:r>
-      <w:r>
-        <w:rPr>
-          <w:rtl w:val="0"/>
-        </w:rPr>
+        <w:t>Compatibility score.  The single value from 0 to 100 that the system computes for an application, expressing how closely an applicant's resume corresponds to the requirements stated in a posting. In this study it is calculated from three components only — skills, educational level, and months of experience — weighted at 50 percent, 25 percent and 25 percent by default. A recruiter may set a different balance for an individual opening, provided the three weights total 100 percent and none is below 10 percent. The weighting an opening uses is shown to every applicant it scores, so no applicant is measured on a scale they were not told about. Also referred to as the match score.</w:t>
       </w:r>
     </w:p>
     <w:p>
@@ -4770,19 +4643,7 @@
           <w:color w:val="1a1a1a"/>
           <w:rtl w:val="0"/>
         </w:rPr>
-        <w:t xml:space="preserve">System Usability Scale (SUS).  </w:t>
-      </w:r>
-      <w:r>
-        <w:rPr>
-          <w:color w:val="1a1a1a"/>
-          <w:rtl w:val="0"/>
-        </w:rPr>
-        <w:t xml:space="preserve">A published ten-item questionnaire producing a single usability score from nought to one hundred, with alternating positive and negative wording (Brooke, 1996). It is included so that at least one figure in this study can be compared against published norms. The norm used for that comparison is the mean of approximately 70 reported by Bangor, Kortum and Miller (2008) across 2,324 individual administrations of the scale; the adjective rating scale added by the same authors (Bangor, Kortum, &amp; Miller, 2009) supplies wording for describing a single score, and Lewis (2018) reviews the evidence accumulated on the instrument since. The comparison is bounded and the study says so: those norms are drawn from software in general, and no published norm specific to applicant-facing recruitment systems was located, so a score above or below the benchmark is read against general software rather than against comparable tools. It is scored separately from the ISO/IEC 25010 items.</w:t>
-      </w:r>
-      <w:r>
-        <w:rPr>
-          <w:rtl w:val="0"/>
-        </w:rPr>
+        <w:t>System Usability Scale (SUS).  A published ten-item questionnaire producing a single usability score from nought to one hundred, with alternating positive and negative wording (Brooke, 1996). It is included so that at least one figure in this study can be compared against published norms. The norm used for that comparison is the mean of approximately 70 reported by Bangor, Kortum and Miller (2008), across 2,324 individual administrations of the scale. The adjective rating scale added by the same authors (Bangor, Kortum, &amp; Miller, 2009) supplies wording for describing a single score. Lewis (2018) reviews the evidence accumulated on the instrument since. The comparison is bounded, and the study says so. Those norms are drawn from software in general, and no published norm specific to applicant-facing recruitment systems was located. A score above or below the benchmark is therefore read against general software, rather than against comparable tools. It is scored separately from the ISO/IEC 25010 items.</w:t>
       </w:r>
     </w:p>
     <w:p>
@@ -4969,12 +4830,7 @@
           <w:color w:val="1a1a1a"/>
           <w:rtl w:val="0"/>
         </w:rPr>
-        <w:t xml:space="preserve">A quantitative descriptive design was chosen because the questions this study asks are questions about how widely a difficulty or a judgement is shared, and about how a defined group rates a system against defined criteria. The researchers need to establish how many new job seekers find particular parts of resume writing difficult, how recruiters distribute importance across skills, education and experience, and how both groups rate the system once they have used it. These are answered by counting and averaging closed responses rather than by interpreting written accounts. The job seeker strand additionally carries a one-group pretest-posttest structure, which Campbell and Stanley (1963) classify as pre-experimental: four items are asked before respondents see the system and asked again after they have used it, so that the change in each respondent’s own answer can be measured rather than inferred. There is still no control group and no random assignment, so no causal claim is made — the change is reported as a change observed in one group, with the threats to that inference stated under Limitations. The ISO/IEC 25010 software quality model supplies the criteria the evaluation rates the system against, so that the reported means belong to named quality characteristics rather than to headings chosen by the researchers after the fact.  A distinction should be drawn between the two activities this study undertakes, because each has its own methodology. The development of the software follows the Agile model described in the Design of Software, System, Product and Process section; Agile is a software development methodology and governs how the system is built, not how the study investigates. The investigation itself — the requirement analysis that precedes development and the evaluation that follows it — uses the quantitative descriptive design described above. The study is therefore developmental in character: an artefact is produced, and the ratings of the people who use it are the data. Where this document refers to phases, sprints or iterations it is describing construction; where it refers to instruments, respondents, items and means it is describing research.</w:t>
-      </w:r>
-      <w:r>
-        <w:rPr>
-          <w:rtl w:val="0"/>
-        </w:rPr>
+        <w:t>A quantitative descriptive design was chosen because the questions this study asks are questions about how widely a difficulty or a judgement is shared, and about how a defined group rates a system against defined criteria. The researchers need to establish how many new job seekers find particular parts of resume writing difficult, how recruiters distribute importance across skills, education and experience, and how both groups rate the system once they have used it. These are answered by counting and averaging closed responses rather than by interpreting written accounts. The job seeker strand additionally carries a one-group pretest-posttest structure, which Campbell and Stanley (1963) classify as pre-experimental. Four items are asked before respondents see the system and asked again after they have used it. The change in each respondent’s own answer can therefore be measured rather than inferred. There is still no control group and no random assignment, so no causal claim is made — the change is reported as a change observed in one group, with the threats to that inference stated under Limitations. The ISO/IEC 25010 software quality model supplies the criteria the evaluation rates the system against, so that the reported means belong to named quality characteristics rather than to headings chosen by the researchers after the fact.  A distinction should be drawn between the two activities this study undertakes, because each has its own methodology. The development of the software follows the Agile model described in the Design of Software, System, Product and Process section; Agile is a software development methodology and governs how the system is built, not how the study investigates. The investigation itself — the requirement analysis that precedes development and the evaluation that follows it — uses the quantitative descriptive design described above. The study is therefore developmental in character: an artefact is produced, and the ratings of the people who use it are the data. Where this document refers to phases, sprints or iterations it is describing construction; where it refers to instruments, respondents, items and means it is describing research.</w:t>
       </w:r>
     </w:p>
     <w:p>
@@ -5030,7 +4886,7 @@
           <w:color w:val="1a1a1a"/>
           <w:rtl w:val="0"/>
         </w:rPr>
-        <w:t>The researchers will use the 5W1H framework to better understand how new job seekers currently create their resumes and apply for jobs, how recruiters currently receive and screen applications, and to identify the problems that the system needs to solve. The system has two groups of primary users and one supporting role. The first group is new job seekers: fresh graduates, students about to graduate, career changers, and those with less than one year of work experience. The second is the HR personnel, recruiters and talent acquisition staff of partner companies, who post openings and handle applicants. Supporting both is an administrator role held by the research team, which verifies that a person requesting recruiter access genuinely belongs to a partner company, and assigns each recruiter the department whose applications they should receive. In terms of what, job seekers currently search for resume templates online, use Microsoft Word or Google Docs, or use commercial resume builders that charge fees for most features; some use AI tools that generate generic content, while others pay for professional resume writing services. Beyond the resume itself, many job seekers struggle to identify which openings actually match their skills and qualifications, often applying to positions that are either too advanced or unrelated to what they studied. Recruiters, meanwhile, receive applications through email and job boards as unstructured documents and screen them manually, which is slow and inconsistent; in a company organised into departments, an application also has to reach the right person before it can be screened at all. Dedicated commercial Applicant Tracking Systems exist but are costly for local companies. In terms of where, most job seekers create their resumes at home, in school computer labs, internet cafes, or on their mobile phones, since 72% of Filipinos access the internet primarily through mobile devices, while recruiters process applications in company offices using desktop computers. In terms of when, job seekers usually need a resume when they are about to graduate, applying for a job, or meeting a deadline, while recruiters need screening support most urgently whenever a job opening is published and applications begin to arrive in volume. In terms of how, job seekers usually search online for tips, pick templates based on looks, struggle with what to write, and get frustrated with formatting; when looking for jobs, many simply scroll through job boards without a clear sense of which roles they qualify for, and recruiters in turn read through applicant piles one by one. In terms of why, both groups continue using these limited methods because affordable, locally oriented alternatives are lacking: there is no free platform made for the Philippine setting that combines guided resume creation with ATS-inspired matching between applicants and the openings of partner companies.</w:t>
+        <w:t>The researchers will use the 5W1H framework to better understand how new job seekers currently create their resumes and apply for jobs, how recruiters currently receive and screen applications, and to identify the problems that the system needs to solve. The system has two groups of primary users and one supporting role. The first group is new job seekers: fresh graduates, students about to graduate, career changers, and those with less than one year of work experience. The second is the HR personnel, recruiters and talent acquisition staff of partner companies, who post openings and handle applicants. Supporting both is an administrator role held by the research team, which verifies that a person requesting recruiter access genuinely belongs to a partner company, and assigns each recruiter the department whose applications they should receive. In terms of what, job seekers currently search for resume templates online, use Microsoft Word or Google Docs, or use commercial resume builders that charge fees for most features. Some use AI tools that generate generic content, while others pay for professional resume writing services. Beyond the resume itself, many job seekers struggle to identify which openings actually match their skills and qualifications, often applying to positions that are either too advanced or unrelated to what they studied. Recruiters, meanwhile, receive applications through email and job boards as unstructured documents and screen them manually, which is slow and inconsistent; in a company organised into departments, an application also has to reach the right person before it can be screened at all. Dedicated commercial Applicant Tracking Systems exist but are costly for local companies. In terms of where, most job seekers create their resumes at home, in school computer labs, internet cafes, or on their mobile phones, since 72% of Filipinos access the internet primarily through mobile devices, while recruiters process applications in company offices using desktop computers. In terms of when, job seekers usually need a resume when they are about to graduate, applying for a job, or meeting a deadline, while recruiters need screening support most urgently whenever a job opening is published and applications begin to arrive in volume. In terms of how, job seekers usually search online for tips, pick templates based on looks, struggle with what to write, and get frustrated with formatting. When looking for jobs, many simply scroll through job boards without a clear sense of which roles they qualify for. Recruiters in turn read through applicant piles one by one. In terms of why, both groups continue using these limited methods because affordable, locally oriented alternatives are lacking: there is no free platform made for the Philippine setting that combines guided resume creation with ATS-inspired matching between applicants and the openings of partner companies.</w:t>
       </w:r>
     </w:p>
     <w:p>
@@ -5075,35 +4931,25 @@
           <w:color w:val="1a1a1a"/>
           <w:rtl w:val="0"/>
         </w:rPr>
-        <w:t xml:space="preserve">Based on the requirement analysis, the researchers will identify several gaps in existing resume creation and recruitment tools. On the job seeker side, the biggest problems are formatting frustration; lack of resume writing knowledge; difficulty identifying openings that match their qualifications, which leaves many fresh graduates without a clear direction even after completing their resume; and the opacity of automated screening, which tells a rejected applicant nothing about why they were filtered out or what they would need in order to qualify. On the recruiter side, the main problems are the manual and time-consuming screening of high volumes of unstructured applications, the difficulty of comparing applicants consistently, the delay caused when an application does not reach the person responsible for that department, and the high cost of commercial Applicant Tracking Systems.</w:t>
-      </w:r>
-      <w:r>
-        <w:rPr>
-          <w:rtl w:val="0"/>
-        </w:rPr>
-      </w:r>
-    </w:p>
-    <w:p>
-      <w:pPr>
-        <w:spacing w:line="480" w:lineRule="auto"/>
-        <w:ind w:firstLine="720"/>
-        <w:jc w:val="both"/>
-        <w:rPr>
-          <w:sz w:val="20"/>
-          <w:szCs w:val="20"/>
-        </w:rPr>
-      </w:pPr>
-      <w:r>
-        <w:rPr>
-          <w:color w:val="1a1a1a"/>
-          <w:rtl w:val="0"/>
-        </w:rPr>
-        <w:t xml:space="preserve">The system will address the job seeker problems by providing a guided step-by-step resume creation process, ready-made ATS-friendly formats and designs, built-in resume writing tips, and resume-based job recommendations with application tracking. It will address the opacity problem by publishing the scoring weights, showing every applicant the score a posting gives them, and naming the specific required skills that are missing, so that a low score becomes a piece of usable advice rather than a silent rejection. The system will address the recruiter problems through the job posting and application management module, the department-based routing of new applications to the recruiter responsible for that posting, and the ATS-inspired matching feature, which analyses each applicant's structured resume data against the posting's requirements, computes a compatibility score, and ranks applicants for review. The system will also address the economic barrier — many existing resume builders charge fees for core features, and commercial Applicant Tracking Systems are priced for large enterprises — by making all features of the system completely free.</w:t>
-      </w:r>
-      <w:r>
-        <w:rPr>
-          <w:rtl w:val="0"/>
-        </w:rPr>
+        <w:t>Based on the requirement analysis, the researchers will identify several gaps in existing resume creation and recruitment tools. On the job seeker side there are four problems. The first two are formatting frustration and a lack of resume writing knowledge. The third is difficulty identifying openings that match their qualifications, which leaves many fresh graduates without a clear direction even after completing a resume. The fourth is the opacity of automated screening, which tells a rejected applicant nothing about why they were filtered out or what they would need in order to qualify. On the recruiter side there are four main problems. These are the manual and time-consuming screening of high volumes of unstructured applications, the difficulty of comparing applicants consistently, the delay caused when an application does not reach the person responsible for that department, and the high cost of commercial Applicant Tracking Systems.</w:t>
+      </w:r>
+    </w:p>
+    <w:p>
+      <w:pPr>
+        <w:spacing w:line="480" w:lineRule="auto"/>
+        <w:ind w:firstLine="720"/>
+        <w:jc w:val="both"/>
+        <w:rPr>
+          <w:sz w:val="20"/>
+          <w:szCs w:val="20"/>
+        </w:rPr>
+      </w:pPr>
+      <w:r>
+        <w:rPr>
+          <w:color w:val="1a1a1a"/>
+          <w:rtl w:val="0"/>
+        </w:rPr>
+        <w:t>The system will address the job seeker problems by providing a guided step-by-step resume creation process, ready-made ATS-friendly formats and designs, built-in resume writing tips, and resume-based job recommendations with application tracking. It will address the opacity problem by publishing the scoring weights, showing every applicant the score a posting gives them, and telling them how many of the required skills are missing and of what kind. A low score therefore becomes a piece of usable advice rather than a silent rejection. The system will address the recruiter problems through three parts. These are the job posting and application management module, the department-based routing of new applications to the recruiter responsible for that posting, and the ATS-inspired matching feature. The matching feature analyses each applicant's structured resume data against the posting's requirements, computes a compatibility score, and ranks applicants for review. The system will also address the economic barrier — many existing resume builders charge fees for core features, and commercial Applicant Tracking Systems are priced for large enterprises — by making all features of the system completely free.</w:t>
       </w:r>
     </w:p>
     <w:p>
@@ -5192,58 +5038,43 @@
           <w:color w:val="1a1a1a"/>
           <w:rtl w:val="0"/>
         </w:rPr>
-        <w:t xml:space="preserve">The system will be developed using the Agile model. The researchers chose this approach mainly because it is flexible  unlike other development models, Agile does not require the team to have everything figured out before they start building. The system can be developed in stages, and adjustments can be made along the way based on what the testing and feedback show. This is especially important for this project because it involves two distinct user groups whose needs may pull the design in different directions, and because the behaviour of the matching feature is expected to be tuned repeatedly based on testing. For this reason the scoring weights and tier thresholds are stored as configuration values in the database rather than written into the program code, so that a change in the balance between skills, education, and experience is a change of setting rather than a redevelopment. The same reasoning was later extended to the postings themselves: a recruiter may set the balance for an individual opening, so that a role whose demands genuinely differ from the norm can be scored accordingly without disturbing the defaults every other opening inherits. This makes Agile a practical and realistic choice for a capstone project where requirements may evolve during development.</w:t>
-      </w:r>
-      <w:r>
-        <w:rPr>
-          <w:rtl w:val="0"/>
-        </w:rPr>
-      </w:r>
-    </w:p>
-    <w:p>
-      <w:pPr>
-        <w:spacing w:line="480" w:lineRule="auto"/>
-        <w:ind w:firstLine="720"/>
-        <w:jc w:val="both"/>
-        <w:rPr>
-          <w:sz w:val="20"/>
-          <w:szCs w:val="20"/>
-        </w:rPr>
-      </w:pPr>
-      <w:r>
-        <w:rPr>
-          <w:color w:val="1a1a1a"/>
-          <w:rtl w:val="0"/>
-        </w:rPr>
-        <w:t xml:space="preserve">The development will go through five phases. The first phase is planning and requirements, where the researchers map out what the system needs to do  covering the resume building side, the job posting and application side, the administrative side, and the matching feature  and identify what the target user groups actually need from the system. The second phase is system design, where everything gets planned before any code is written: the interface layouts for all three account types, the database structure for storing user, resume, company, job posting, and application data, and the design of the matching algorithm, including which resume fields are compared against which posting requirements and how the compatibility score is weighted. The third phase is development, where the actual building happens  the resume builder, the step-by-step guidance, the formats and designs, the export functions, the job posting and application modules, the application tracking feature, the recruiter dashboard, the administrative module for recruiter approval and department assignment, and the ATS-inspired matching engine are all coded and integrated during this phase. The fourth phase is testing and quality assurance, where the completed system is checked thoroughly for bugs, usability issues, and overall reliability using the ISO 25010 standard, where the outputs of the matching feature are reviewed against expected results using test resumes and test postings, and where automated regression tests are written so that a defect corrected once cannot silently return. The fifth and final phase is deployment, where the system is launched and actual users from both groups get to try it out through user acceptance testing, giving the researchers real feedback on how the system performs in practice.</w:t>
-      </w:r>
-      <w:r>
-        <w:rPr>
-          <w:rtl w:val="0"/>
-        </w:rPr>
-      </w:r>
-    </w:p>
-    <w:p>
-      <w:pPr>
-        <w:spacing w:line="480" w:lineRule="auto"/>
-        <w:ind w:firstLine="720"/>
-        <w:jc w:val="both"/>
-        <w:rPr>
-          <w:sz w:val="20"/>
-          <w:szCs w:val="20"/>
-        </w:rPr>
-      </w:pPr>
-      <w:r>
-        <w:rPr>
-          <w:color w:val="1a1a1a"/>
-          <w:rtl w:val="0"/>
-        </w:rPr>
-        <w:t xml:space="preserve">The dashed arrow going back to Phase 1 in Figure 2 represents the feedback loop, which is one of the defining features of the Agile approach. If something does not work as expected during testing or after deployment  for example, if the matching scores do not align with how recruiters would actually rank the same applicants  the team goes back, adjusts the design, and runs through the cycle again rather than leaving the problem unresolved. This back-and-forth process is what makes Agile well-suited for building a system like this, where user feedback plays a big role in shaping the final output.</w:t>
-      </w:r>
-      <w:r>
-        <w:rPr>
-          <w:rtl w:val="0"/>
-        </w:rPr>
+        <w:t>The system will be developed using the Agile model. The researchers chose this approach mainly because it is flexible  unlike other development models, Agile does not require the team to have everything figured out before they start building. The system can be developed in stages, and adjustments can be made along the way based on what the testing and feedback show. This is especially important for this project because it involves two distinct user groups whose needs may pull the design in different directions, and because the behaviour of the matching feature is expected to be tuned repeatedly based on testing. For this reason the scoring weights and tier thresholds are stored as configuration values in the database, rather than written into the program code. A change in the balance between skills, education and experience is therefore a change of setting rather than a redevelopment. The same reasoning was later extended to the postings themselves: a recruiter may set the balance for an individual opening, so that a role whose demands genuinely differ from the norm can be scored accordingly without disturbing the defaults every other opening inherits. This makes Agile a practical and realistic choice for a capstone project where requirements may evolve during development.</w:t>
+      </w:r>
+    </w:p>
+    <w:p>
+      <w:pPr>
+        <w:spacing w:line="480" w:lineRule="auto"/>
+        <w:ind w:firstLine="720"/>
+        <w:jc w:val="both"/>
+        <w:rPr>
+          <w:sz w:val="20"/>
+          <w:szCs w:val="20"/>
+        </w:rPr>
+      </w:pPr>
+      <w:r>
+        <w:rPr>
+          <w:color w:val="1a1a1a"/>
+          <w:rtl w:val="0"/>
+        </w:rPr>
+        <w:t>The development will go through five phases. The first phase is planning and requirements. The researchers map out what the system needs to do, covering the resume building side, the job posting and application side, the administrative side, and the matching feature. They also identify what the target user groups actually need from the system. The second phase is system design, where everything is planned before any code is written. This covers the interface layouts for all three account types, and the database structure for storing user, resume, company, job posting and application data. It also covers the design of the matching algorithm: which resume fields are compared against which posting requirements, and how the compatibility score is weighted. The third phase is development, where the actual building happens. Coded and integrated during this phase are the resume builder, the step-by-step guidance, the formats and designs, and the export functions. So are the job posting, application and application-tracking modules, the recruiter dashboard, the administrative module for recruiter approval and department assignment, and the ATS-inspired matching engine. The fourth phase is testing and quality assurance. The completed system is checked for bugs, usability issues and overall reliability using the ISO 25010 standard. The outputs of the matching feature are reviewed against expected results using test resumes and test postings. Automated regression tests are written throughout, so that a defect corrected once cannot silently return. The fifth and final phase is deployment, where the system is launched and actual users from both groups get to try it out through user acceptance testing, giving the researchers real feedback on how the system performs in practice.</w:t>
+      </w:r>
+    </w:p>
+    <w:p>
+      <w:pPr>
+        <w:spacing w:line="480" w:lineRule="auto"/>
+        <w:ind w:firstLine="720"/>
+        <w:jc w:val="both"/>
+        <w:rPr>
+          <w:sz w:val="20"/>
+          <w:szCs w:val="20"/>
+        </w:rPr>
+      </w:pPr>
+      <w:r>
+        <w:rPr>
+          <w:color w:val="1a1a1a"/>
+          <w:rtl w:val="0"/>
+        </w:rPr>
+        <w:t>The dashed arrow going back to Phase 1 in Figure 2 represents the feedback loop, which is one of the defining features of the Agile approach. Something may not work as expected during testing or after deployment. The matching scores may not align, for example, with how recruiters would actually rank the same applicants. The team then goes back, adjusts the design, and runs through the cycle again, rather than leaving the problem unresolved. This back-and-forth process is what makes Agile well-suited for building a system like this, where user feedback plays a big role in shaping the final output.</w:t>
       </w:r>
     </w:p>
     <w:p>
@@ -5666,58 +5497,43 @@
           <w:color w:val="1a1a1a"/>
           <w:rtl w:val="0"/>
         </w:rPr>
-        <w:t xml:space="preserve">The system is built as a web application with an Angular front end and a Node.js back end. Angular is used to create the interactive and responsive features of the system, such as the live resume preview that updates as the applicant types, the step-by-step resume creation wizard, the design picker, the recruiter dashboard, and a device-friendly interface for all three account types. The back end is an Express server written in TypeScript. It exposes the application programming interface that the front end calls, and it holds every rule that must not be trusted to the browser, including authentication, role-based access control, and the computation of match scores. Data is stored in a PostgreSQL database hosted on Supabase.</w:t>
-      </w:r>
-      <w:r>
-        <w:rPr>
-          <w:rtl w:val="0"/>
-        </w:rPr>
-      </w:r>
-    </w:p>
-    <w:p>
-      <w:pPr>
-        <w:spacing w:line="480" w:lineRule="auto"/>
-        <w:ind w:firstLine="720"/>
-        <w:jc w:val="both"/>
-        <w:rPr>
-          <w:sz w:val="20"/>
-          <w:szCs w:val="20"/>
-        </w:rPr>
-      </w:pPr>
-      <w:r>
-        <w:rPr>
-          <w:color w:val="1a1a1a"/>
-          <w:rtl w:val="0"/>
-        </w:rPr>
-        <w:t xml:space="preserve">The database platform was reconsidered during the system design phase. MySQL was the database originally identified in the planning stage; PostgreSQL was adopted in its place because it enforces the permitted set of application statuses at the database level through CHECK constraints, applies schema changes transactionally so that a failed migration cannot leave the database half-updated, and is available through Supabase on a managed free tier appropriate to a capstone deployment. The database stores user accounts and their roles, resume records and their structured sections for education, work experience, certifications and skills, company profiles, job postings together with their required skills and qualifications, saved jobs, department assignments, applications, the complete history of every application status change, and the computed matching scores.</w:t>
-      </w:r>
-      <w:r>
-        <w:rPr>
-          <w:rtl w:val="0"/>
-        </w:rPr>
-      </w:r>
-    </w:p>
-    <w:p>
-      <w:pPr>
-        <w:spacing w:line="480" w:lineRule="auto"/>
-        <w:ind w:firstLine="720"/>
-        <w:jc w:val="both"/>
-        <w:rPr>
-          <w:sz w:val="20"/>
-          <w:szCs w:val="20"/>
-        </w:rPr>
-      </w:pPr>
-      <w:r>
-        <w:rPr>
-          <w:color w:val="1a1a1a"/>
-          <w:rtl w:val="0"/>
-        </w:rPr>
-        <w:t xml:space="preserve">The ATS-inspired matching feature is implemented as a rule-based scoring module. Because job seekers enter their information through the guided builder, their resume data is already structured into fields such as skills, education, work experience, and certifications, and when a recruiter publishes a job posting they likewise specify the position's required skills, minimum educational level, and minimum months of experience in structured form. The module compares the two and combines three components into a single weighted score:</w:t>
-      </w:r>
-      <w:r>
-        <w:rPr>
-          <w:rtl w:val="0"/>
-        </w:rPr>
+        <w:t>The system is built as a web application with an Angular front end and a Node.js back end. Angular is used to create the interactive and responsive features of the system. These include the live resume preview that updates as the applicant types, the step-by-step resume creation wizard, the design picker, the recruiter dashboard, and a device-friendly interface for all three account types. The back end is an Express server written in TypeScript. It exposes the application programming interface that the front end calls, and it holds every rule that must not be trusted to the browser, including authentication, role-based access control, and the computation of match scores. Data is stored in a PostgreSQL database hosted on Supabase.</w:t>
+      </w:r>
+    </w:p>
+    <w:p>
+      <w:pPr>
+        <w:spacing w:line="480" w:lineRule="auto"/>
+        <w:ind w:firstLine="720"/>
+        <w:jc w:val="both"/>
+        <w:rPr>
+          <w:sz w:val="20"/>
+          <w:szCs w:val="20"/>
+        </w:rPr>
+      </w:pPr>
+      <w:r>
+        <w:rPr>
+          <w:color w:val="1a1a1a"/>
+          <w:rtl w:val="0"/>
+        </w:rPr>
+        <w:t>The database platform was reconsidered during the system design phase. MySQL was the database originally identified in the planning stage. PostgreSQL was adopted in its place for three reasons. It enforces the permitted set of application statuses at the database level through CHECK constraints. It applies schema changes transactionally, so that a failed migration cannot leave the database half-updated. And it is available through Supabase on a managed free tier appropriate to a capstone deployment. The database stores user accounts and their roles, and resume records with their structured sections for education, work experience, certifications and skills. It also stores company profiles, job postings together with their required skills and qualifications, saved jobs, department assignments, applications, the complete history of every application status change, and the computed matching scores.</w:t>
+      </w:r>
+    </w:p>
+    <w:p>
+      <w:pPr>
+        <w:spacing w:line="480" w:lineRule="auto"/>
+        <w:ind w:firstLine="720"/>
+        <w:jc w:val="both"/>
+        <w:rPr>
+          <w:sz w:val="20"/>
+          <w:szCs w:val="20"/>
+        </w:rPr>
+      </w:pPr>
+      <w:r>
+        <w:rPr>
+          <w:color w:val="1a1a1a"/>
+          <w:rtl w:val="0"/>
+        </w:rPr>
+        <w:t>The ATS-inspired matching feature is implemented as a rule-based scoring module. Because job seekers enter their information through the guided builder, their resume data is already structured into fields such as skills, education, work experience and certifications. When a recruiter publishes a job posting they likewise specify the position's required skills, minimum educational level and minimum months of experience in structured form. The module compares the two and combines three components into a single weighted score:</w:t>
       </w:r>
     </w:p>
     <w:p>
@@ -5839,7 +5655,7 @@
           <w:color w:val="1a1a1a"/>
           <w:rtl w:val="0"/>
         </w:rPr>
-        <w:t>The extent of this measure is stated precisely rather than overstated. Because every posting publishes the skills it requires, an applicant can always read that list; partial credit does not prevent an applicant from adding required skills to a resume, and no such claim is made. What it does is attach a cost to doing so and present the recruiter with the evidence to ask about it. On a posting requiring four skills, an applicant holding one of them who adds the remaining three without sources reaches 81 rather than 100. For the same reason the applicant is told how many required skills are absent and of what kind rather than which ones: naming them supplies the exact wording to be copied, which converts an explanation into an instruction, while a count and a category remain sufficient for an applicant who genuinely holds the skill to locate it in the posting themselves.</w:t>
+        <w:t>The extent of this measure is stated precisely rather than overstated. Because every posting publishes the skills it requires, an applicant can always read that list; partial credit does not prevent an applicant from adding required skills to a resume, and no such claim is made. What it does is attach a cost to doing so and present the recruiter with the evidence to ask about it. On a posting requiring four skills, an applicant holding one of them who adds the remaining three without sources reaches 81 rather than 100. For the same reason the applicant is told how many required skills are absent and of what kind, rather than which ones. Naming them supplies the exact wording to be copied, which converts an explanation into an instruction. A count and a category remain sufficient for an applicant who genuinely holds the skill to locate it in the posting themselves.</w:t>
       </w:r>
     </w:p>
     <w:p>
@@ -5875,30 +5691,25 @@
           <w:color w:val="1a1a1a"/>
           <w:rtl w:val="0"/>
         </w:rPr>
-        <w:t xml:space="preserve">Each applicant record holds two resumes, and both are scored, but only one of them ranks the applicant. The structured resume built inside the system is the sole input to the ranking, because its fields are unambiguous and the applicant can correct them. The optional file that an applicant uploads in their own format is stored, forwarded to the recruiter, and displayed beside the structured resume; it is also read into the same structured fields by the extraction service and scored by the same formula, so that the applicant can see what this system’s automated reading makes of their own document. That second score is displayed beside the first and is never used to order a recruiter's list. This separation is what allows the system to offer applicants ATS-style screening support, and to indicate how much of their document survives being read automatically, without reproducing the parsing failures that eliminate capable candidates from commercial systems. Where a document cannot be read at all, the system records the reason and shows no score for it, rather than a score of zero.  The comparison is illustrative rather than a measurement of any particular commercial system: the system has not been tested against a commercial Applicant Tracking System, and a low score on an uploaded file may reflect either the formatting of the document or a failure of the extraction step, which the system cannot distinguish. It is reported to the applicant as an indication of how their document reads to software, not as a prediction of how any specific employer’s system would treat it.</w:t>
-      </w:r>
-      <w:r>
-        <w:rPr>
-          <w:rtl w:val="0"/>
-        </w:rPr>
-      </w:r>
-    </w:p>
-    <w:p>
-      <w:pPr>
-        <w:spacing w:line="480" w:lineRule="auto"/>
-        <w:ind w:firstLine="720"/>
-        <w:jc w:val="both"/>
-        <w:rPr>
-          <w:sz w:val="20"/>
-          <w:szCs w:val="20"/>
-        </w:rPr>
-      </w:pPr>
-      <w:r>
-        <w:rPr>
-          <w:color w:val="1a1a1a"/>
-          <w:rtl w:val="0"/>
-        </w:rPr>
-        <w:t>The score by which applicants are ordered is the score recorded at the moment the application was submitted, and not the score the resume would obtain if it were computed again. A resume edited after an application has been sent therefore cannot alter the order of a shortlist a recruiter has already worked through. The current score is still computed when that list is displayed, but only in order to report the difference: where a resume has changed, the recruiter is shown what it would score now and by how much it has moved, so that an applicant who has genuinely improved their resume appears as a labelled change rather than as an unexplained movement in the ranking.</w:t>
+        <w:t>Each applicant record holds two resumes, and both are scored, but only one of them ranks the applicant. The structured resume built inside the system is the sole input to the ranking, because its fields are unambiguous and the applicant can correct them. The optional file that an applicant uploads in their own format is stored, forwarded to the recruiter, and displayed beside the structured resume. It is also read into the same structured fields by the extraction service and scored by the same formula, so that the applicant can see what this system's automated reading makes of their own document. That second score is displayed beside the first and is never used to order a recruiter's list. This separation is what allows the system to offer applicants ATS-style screening support, and to indicate how much of their document survives being read automatically, without reproducing the parsing failures that eliminate capable candidates from commercial systems. Where a document cannot be read at all, the system records the reason and shows no score for it, rather than a score of zero.  The comparison is illustrative rather than a measurement of any particular commercial system. The system has not been tested against a commercial Applicant Tracking System. A low score on an uploaded file may reflect either the formatting of the document or a failure of the extraction step, and the system cannot distinguish the two. It is reported to the applicant as an indication of how their document reads to software, not as a prediction of how any specific employer's system would treat it.</w:t>
+      </w:r>
+    </w:p>
+    <w:p>
+      <w:pPr>
+        <w:spacing w:line="480" w:lineRule="auto"/>
+        <w:ind w:firstLine="720"/>
+        <w:jc w:val="both"/>
+        <w:rPr>
+          <w:sz w:val="20"/>
+          <w:szCs w:val="20"/>
+        </w:rPr>
+      </w:pPr>
+      <w:r>
+        <w:rPr>
+          <w:color w:val="1a1a1a"/>
+          <w:rtl w:val="0"/>
+        </w:rPr>
+        <w:t>The score by which applicants are ordered is the score recorded at the moment the application was submitted, and not the score the resume would obtain if it were computed again. A resume edited after an application has been sent therefore cannot alter the order of a shortlist a recruiter has already worked through. The current score is still computed when that list is displayed, but only in order to report the difference. Where a resume has changed, the recruiter is shown what it would score now and by how much it has moved. An applicant who has genuinely improved their resume therefore appears as a labelled change, rather than as an unexplained movement in the ranking.</w:t>
       </w:r>
     </w:p>
     <w:p>
@@ -5934,12 +5745,7 @@
           <w:color w:val="1a1a1a"/>
           <w:rtl w:val="0"/>
         </w:rPr>
-        <w:t xml:space="preserve">Figures 4 and 5 illustrate the functional and data design of the proposed system. The use case diagram in Figure 4 shows the interactions of the three actors  the job seeker, the recruiter or HR personnel of a partner company, and the administrator held by the research team  with the main functions of the system, including the internal computation of compatibility scores and applicant ranking that supports the recruiter-facing use cases. The entity relationship diagram in Figure 5 presents the structure of the PostgreSQL database, showing how user accounts, resumes and their structured sections, skills, companies, job postings and their skill requirements, saved jobs, applications, application status history, and computed match scores relate to one another.</w:t>
-      </w:r>
-      <w:r>
-        <w:rPr>
-          <w:rtl w:val="0"/>
-        </w:rPr>
+        <w:t>Figures 4 and 5 illustrate the functional and data design of the proposed system. The use case diagram in Figure 4 shows the interactions of the three actors with the main functions of the system. Those actors are the job seeker, the recruiter or HR personnel of a partner company, and the administrator held by the research team. The diagram includes the internal computation of compatibility scores and applicant ranking, which supports the recruiter-facing use cases. The entity relationship diagram in Figure 5 presents the structure of the PostgreSQL database. It shows how user accounts, resumes and their structured sections, skills, companies, job postings and their skill requirements, saved jobs, applications, application status history and computed match scores relate to one another.</w:t>
       </w:r>
     </w:p>
     <w:p>
@@ -6510,25 +6316,25 @@
           <w:color w:val="1a1a1a"/>
           <w:rtl w:val="0"/>
         </w:rPr>
-        <w:t>The system is verified at three levels. The first is automated regression testing, which covers six areas and runs in full on every change to the source code. Forty-nine tests cover the matching engine. They check the weighting of each component, the boundaries of the three tiers, the treatment of unspecified requirements, and the rounding rule. A randomised sweep of 500 generated resume-and-posting pairs confirms that the browser and the server implementations of the scoring function agree exactly. Further checks confirm that the skill vocabulary never equates two genuinely different skills, and that a matched skill for which no source was named contributes half rather than a whole. On the per-posting weights, the suite checks that a posting carrying its own weights is scored with them while one carrying none follows the site defaults, that a malformed set falls back to those defaults rather than rescaling the score, and that a component held at the ten percent floor can still separate two applicants. A final check confirms that every skill in the seeded catalogue is stored under the same canonical form the engine itself would compute, so that a synonym entered in a resume cannot fail to match the posting requiring it. Fifty-two tests start the real server against a temporary PostgreSQL database and drive it over HTTP. They verify registration and sign-in, and role-based access control. They confirm that one applicant cannot read or modify another applicant's resume, and that a recruiter only ever sees applications belonging to their own company. They cover the prevention of duplicate applications to the same posting and the conditions under which an application may be withdrawn. They confirm that the ranking score is produced from the structured resume alone, and that a file which could not be read yields no score rather than a zero. They confirm that a stated source must correspond to an entry the resume actually contains, and that an applicant is shown the reason recorded for a decision but never the name of the staff member who made it. Finally, they confirm the refusal of any set of posting weights that does not total 100 percent or that puts a component below the ten percent floor. Ten tests confirm that every message the system sends is actually delivered — verification and password-reset codes, the recruiter's new-application notice, status changes, job alerts, and interview invitations — by receiving them from a local mail server, and confirm that nothing is sent to an applicant who has switched notifications off or to an address with no account. A further ten tests cover the optional resume-extraction feature against a local stand-in for the language model service, confirming above all that the model's output is treated as untrusted: a malformed or hostile reply cannot place unbounded text, invalid education levels, or implausible quantities into an applicant's resume, and no score is ever returned from that route, since extraction and scoring are separate steps. A fifth suite of thirteen tests drives the browser-side demo implementation and the real server through the same operations and asserts that they agree — on what is permitted, on the scores produced, and on the rule that neither may invent a score for a document it could not read. A sixth suite of twenty-six tests covers the rule-based document reader, which reads an uploaded resume into structured fields without a language model. Among other things it confirms that a date range naming no months is counted as whole years rather than calendar years, and that a document from which nothing could be read returns a failure rather than an empty resume that would score a confident zero. One hundred and sixty automated tests run in total, through a continuous integration workflow that also builds the front end and type-checks the server, so that a regression is detected before it can reach the deployed system.</w:t>
-      </w:r>
-    </w:p>
-    <w:p>
-      <w:pPr>
-        <w:spacing w:line="480" w:lineRule="auto"/>
-        <w:ind w:firstLine="720"/>
-        <w:jc w:val="both"/>
-        <w:rPr>
-          <w:sz w:val="20"/>
-          <w:szCs w:val="20"/>
-        </w:rPr>
-      </w:pPr>
-      <w:r>
-        <w:rPr>
-          <w:color w:val="1a1a1a"/>
-          <w:rtl w:val="0"/>
-        </w:rPr>
-        <w:t>The second level is a browser walkthrough. Several scripted runs drive the complete interface in a real browser the way a user would, making over a hundred and twenty individual checks between them. They cover all three account types and every page: the resume builder and its design choices, applying to an opening, the recruiter's ranked applicant list, the file upload and its limits, the light and dark display modes, and the layout at a 390-pixel phone width. They fail on any error the browser reports. These catch what unit tests cannot: a page that renders blank, or a control that silently stops working.</w:t>
+        <w:t>The system is verified at three levels. The first is automated regression testing, which covers six areas and runs in full on every change to the source code. Forty-nine tests cover the matching engine. They check the weighting of each component, the boundaries of the three tiers, the treatment of unspecified requirements, and the rounding rule. A randomised sweep of 500 generated resume-and-posting pairs confirms that the browser and the server implementations of the scoring function agree exactly. Further checks confirm that the skill vocabulary never equates two genuinely different skills, and that a matched skill for which no source was named contributes half rather than a whole. On the per-posting weights, the suite checks three things. A posting carrying its own weights is scored with them, while one carrying none follows the site defaults. A malformed set falls back to those defaults rather than rescaling the score. A component held at the ten percent floor can still separate two applicants. A final check confirms that every skill in the seeded catalogue is stored under the same canonical form the engine itself would compute, so that a synonym entered in a resume cannot fail to match the posting requiring it. Fifty-two tests start the real server against a temporary PostgreSQL database and drive it over HTTP. They verify registration and sign-in, and role-based access control. They confirm that one applicant cannot read or modify another applicant's resume, and that a recruiter only ever sees applications belonging to their own company. They cover the prevention of duplicate applications to the same posting and the conditions under which an application may be withdrawn. They confirm that the ranking score is produced from the structured resume alone, and that a file which could not be read yields no score rather than a zero. They confirm that a stated source must correspond to an entry the resume actually contains, and that an applicant is shown the reason recorded for a decision but never the name of the staff member who made it. Finally, they confirm the refusal of any set of posting weights that does not total 100 percent or that puts a component below the ten percent floor. Ten tests confirm that every message the system sends is actually delivered, by receiving them from a local mail server. These are the verification and password-reset codes, the recruiter's new-application notice, status changes, job alerts and interview invitations. The same tests confirm that nothing is sent to an applicant who has switched notifications off, or to an address with no account. A further ten tests cover the optional resume-extraction feature, run against a local stand-in for the language model service. They confirm above all that the model's output is treated as untrusted. A malformed or hostile reply cannot place unbounded text, invalid education levels or implausible quantities into an applicant's resume. No score is ever returned from that route, because extraction and scoring are separate steps. A fifth suite of thirteen tests drives the browser-side demo implementation and the real server through the same operations, and asserts that they agree. They must agree on what is permitted, on the scores produced, and on the rule that neither may invent a score for a document it could not read. A sixth suite of twenty-six tests covers the rule-based document reader, which reads an uploaded resume into structured fields without a language model. Among other things it confirms that a date range naming no months is counted as whole years rather than calendar years. It also confirms that a document from which nothing could be read returns a failure, rather than an empty resume that would score a confident zero. One hundred and sixty automated tests run in total, through a continuous integration workflow that also builds the front end and type-checks the server, so that a regression is detected before it can reach the deployed system.</w:t>
+      </w:r>
+    </w:p>
+    <w:p>
+      <w:pPr>
+        <w:spacing w:line="480" w:lineRule="auto"/>
+        <w:ind w:firstLine="720"/>
+        <w:jc w:val="both"/>
+        <w:rPr>
+          <w:sz w:val="20"/>
+          <w:szCs w:val="20"/>
+        </w:rPr>
+      </w:pPr>
+      <w:r>
+        <w:rPr>
+          <w:color w:val="1a1a1a"/>
+          <w:rtl w:val="0"/>
+        </w:rPr>
+        <w:t>The second level is a browser walkthrough. Several scripted runs drive the complete interface in a real browser the way a user would, making over a hundred and twenty individual checks between them. They cover all three account types and every page. Among them are the resume builder and its design choices, applying to an opening, the recruiter's ranked applicant list, the file upload and its limits, the light and dark display modes, and the layout at a 390-pixel phone width. They fail on any error the browser reports. These catch what unit tests cannot: a page that renders blank, or a control that silently stops working.</w:t>
       </w:r>
     </w:p>
     <w:p>
@@ -6649,43 +6455,43 @@
           <w:color w:val="1a1a1a"/>
           <w:rtl w:val="0"/>
         </w:rPr>
-        <w:t>The respondents of this study will be drawn from two groups that correspond to the two public account types of the system. The first group will consist of job seekers. The group is defined by the position a respondent is in rather than by their employment status. It comprises the five categories recorded by the first item of Instrument A: students preparing to apply for OJT or internship, students graduating within the year, fresh graduates seeking a first job, people who have worked before and are looking again, and people currently employed who are seeking different work. All five must prepare a resume and apply, which is the activity the system supports, and the composition of the group is reported with the findings rather than assumed. The second group will consist of HR personnel, recruiters, or other staff involved in handling applicants, drawn primarily from the Human Resources department of Clark Outsourcing in Clark Freeport Zone, Pampanga — the partner company of this study — supplemented, if needed, by university staff who perform recruitment-related functions. Where the second source is used, the researchers will report how many respondents came from each, so that the composition of the group is clear.</w:t>
-      </w:r>
-    </w:p>
-    <w:p>
-      <w:pPr>
-        <w:spacing w:line="480" w:lineRule="auto"/>
-        <w:ind w:firstLine="720"/>
-        <w:jc w:val="both"/>
-        <w:rPr>
-          <w:sz w:val="20"/>
-          <w:szCs w:val="20"/>
-        </w:rPr>
-      </w:pPr>
-      <w:r>
-        <w:rPr>
-          <w:color w:val="1a1a1a"/>
-          <w:rtl w:val="0"/>
-        </w:rPr>
-        <w:t>The researchers will recruit forty job seekers, together with all HR personnel the partner department is able to release, expected to be ten, for a target of fifty respondents. The two groups are sized on different logics, and the distinction is deliberate. The job seeker target is fixed in advance rather than determined during data gathering, because a closed instrument is analysed by computing means and distributions over a known number of respondents, and a sample whose size is decided as responses arrive cannot support that. Forty is set as the minimum at which a five-point item can be reported as a mean with a distribution that is worth showing; it is a practical minimum for a single-site study rather than a figure derived from a power calculation. The sample was not sized for the one inferential test the study applies, the Wilcoxon signed-rank test on the four paired items, and no claim is made that it was. What the chosen size happens to afford is nevertheless reported here rather than left for a reader to compute: with forty respondents completing both instruments, that test detects an effect of approximately dz = 0.45 at 80 percent power with alpha at .05, two-tailed, which is between a small and a medium effect; detecting an effect of dz = 0.30 would require approximately 94. Where the four paired items are tested together, the Holm procedure is used to control the family-wise error rate, and this is fixed in advance so that the decision cannot be taken after the results are seen. The consequence is stated rather than left implicit: if that test returns no significant difference, the result is reported as a difference not detected at this sample size, and is not reported as evidence that no change occurred. The achieved number is reported with the findings, and any shortfall against the target is reported as such rather than absorbed.</w:t>
-      </w:r>
-    </w:p>
-    <w:p>
-      <w:pPr>
-        <w:spacing w:line="480" w:lineRule="auto"/>
-        <w:ind w:firstLine="720"/>
-        <w:jc w:val="both"/>
-        <w:rPr>
-          <w:sz w:val="20"/>
-          <w:szCs w:val="20"/>
-        </w:rPr>
-      </w:pPr>
-      <w:r>
-        <w:rPr>
-          <w:color w:val="1a1a1a"/>
-          <w:rtl w:val="0"/>
-        </w:rPr>
-        <w:t>Forty refers to respondents who complete both instruments. Because the paired comparison requires the same respondent to have answered before and after, and because the two are administered on separate occasions, a respondent who completes only one contributes nothing to that comparison rather than half of it. Between fifty-five and sixty job seekers are therefore invited in order to obtain forty complete pairs. The instruments are linked by a respondent-generated code and no list mapping codes to individuals is kept, so a pair that cannot be matched cannot be recovered afterwards; the code is one the respondent constructs from information they can reproduce, and it is requested twice on the second instrument for that reason.</w:t>
+        <w:t>The respondents of this study will be drawn from two groups that correspond to the two public account types of the system. The first group will consist of job seekers. The group is defined by the position a respondent is in rather than by their employment status. It comprises the five categories recorded by the first item of Instrument A. These are students preparing to apply for OJT or internship, students graduating within the year, fresh graduates seeking a first job, people who have worked before and are looking again, and people currently employed who are seeking different work. All five must prepare a resume and apply, which is the activity the system supports, and the composition of the group is reported with the findings rather than assumed. The second group will consist of HR personnel, recruiters, or other staff involved in handling applicants. They will be drawn primarily from the Human Resources department of Clark Outsourcing in Clark Freeport Zone, Pampanga, the partner company of this study. If needed, they will be supplemented by university staff who perform recruitment-related functions. Where the second source is used, the researchers will report how many respondents came from each, so that the composition of the group is clear.</w:t>
+      </w:r>
+    </w:p>
+    <w:p>
+      <w:pPr>
+        <w:spacing w:line="480" w:lineRule="auto"/>
+        <w:ind w:firstLine="720"/>
+        <w:jc w:val="both"/>
+        <w:rPr>
+          <w:sz w:val="20"/>
+          <w:szCs w:val="20"/>
+        </w:rPr>
+      </w:pPr>
+      <w:r>
+        <w:rPr>
+          <w:color w:val="1a1a1a"/>
+          <w:rtl w:val="0"/>
+        </w:rPr>
+        <w:t>The researchers will recruit forty job seekers, together with all HR personnel the partner department is able to release, expected to be ten, for a target of fifty respondents. The two groups are sized on different logics, and the distinction is deliberate. The job seeker target is fixed in advance rather than determined during data gathering, because a closed instrument is analysed by computing means and distributions over a known number of respondents, and a sample whose size is decided as responses arrive cannot support that. Forty is set as the minimum at which a five-point item can be reported as a mean with a distribution that is worth showing; it is a practical minimum for a single-site study rather than a figure derived from a power calculation. The sample was not sized for the one inferential test the study applies, the Wilcoxon signed-rank test on the four paired items, and no claim is made that it was. What the chosen size happens to afford is nevertheless reported here, rather than left for a reader to compute. With forty respondents completing both instruments, the test detects an effect of approximately dz = 0.45 at 80 percent power, with alpha at .05, two-tailed. That is between a small and a medium effect. Detecting an effect of dz = 0.30 would require approximately 94 respondents. Where the four paired items are tested together, the Holm procedure is used to control the family-wise error rate, and this is fixed in advance so that the decision cannot be taken after the results are seen. The consequence is stated rather than left implicit: if that test returns no significant difference, the result is reported as a difference not detected at this sample size, and is not reported as evidence that no change occurred. The achieved number is reported with the findings, and any shortfall against the target is reported as such rather than absorbed.</w:t>
+      </w:r>
+    </w:p>
+    <w:p>
+      <w:pPr>
+        <w:spacing w:line="480" w:lineRule="auto"/>
+        <w:ind w:firstLine="720"/>
+        <w:jc w:val="both"/>
+        <w:rPr>
+          <w:sz w:val="20"/>
+          <w:szCs w:val="20"/>
+        </w:rPr>
+      </w:pPr>
+      <w:r>
+        <w:rPr>
+          <w:color w:val="1a1a1a"/>
+          <w:rtl w:val="0"/>
+        </w:rPr>
+        <w:t>Forty refers to respondents who complete both instruments. Because the paired comparison requires the same respondent to have answered before and after, and because the two are administered on separate occasions, a respondent who completes only one contributes nothing to that comparison rather than half of it. Between fifty-five and sixty job seekers are therefore invited in order to obtain forty complete pairs. The instruments are linked by a respondent-generated code, and no list mapping codes to individuals is kept. A pair that cannot be matched therefore cannot be recovered afterwards. The code is one the respondent constructs from information they can reproduce, and it is requested twice on the second instrument for that reason.</w:t>
       </w:r>
     </w:p>
     <w:p>
@@ -6847,30 +6653,25 @@
           <w:color w:val="1a1a1a"/>
           <w:rtl w:val="0"/>
         </w:rPr>
-        <w:t>The instruments used in this study are five researcher-developed instruments composed entirely of closed items. They were written by the researchers for this study; they are not taken from a published questionnaire. Four item formats are used: multiple choice, where the respondent selects one option; checklists, where the respondent may select any number; a five-point agreement scale from 1, strongly disagree, to 5, strongly agree; and a single ranking task, in which the respondent places five items in order. No item asks the respondent to write prose; a ranking is a selection among possible orderings rather than an open response. The ISO/IEC 25010 software quality model (International Organization for Standardization, 2023) is used as the framework that determines what the evaluation asks about, in three of its eight characteristics — functional suitability, usability, and reliability. Functional suitability means whether the system does what it is supposed to do, completely and correctly. Usability means how easy the system is to recognise, learn, and operate, and how well it protects the user from mistakes. Reliability means whether the system works consistently, stays available, and allows the user to continue when something goes wrong. Each rated item in the two post-use instruments is written against one of these characteristics and is labelled with it in Appendix A, so that a mean can be computed per characteristic.  Not every rated item belongs to a quality characteristic. Two kinds of item are deliberately excluded from the quality means: those that describe the respondent rather than the system, and those worded so that agreement is not a good outcome, such as items asking whether the system placed an applicant higher or lower than the recruiter would have. Both are reported as distributions instead. Averaging them with the quality items would produce a figure that means nothing. Appendix A marks which items are included in which mean.  The three characteristics are not evidenced equally by this design, and the instruments are written accordingly. Functional suitability and usability are well suited to a single session, because a respondent who has built a resume, applied to a posting and read a score can rate those experiences directly. Reliability concerns behaviour over time, which a session of twenty to thirty minutes cannot establish; the reliability items therefore ask respondents to rate what they encountered during their own use, and the results are reported as reliability as experienced within a single session rather than as an assessment of the system's reliability in service. Reliability over time is addressed instead through the automated regression testing and browser walkthroughs described under Development and Testing.</w:t>
-      </w:r>
-    </w:p>
-    <w:p>
-      <w:pPr>
-        <w:spacing w:line="480" w:lineRule="auto"/>
-        <w:ind w:firstLine="720"/>
-        <w:jc w:val="both"/>
-        <w:rPr>
-          <w:sz w:val="20"/>
-          <w:szCs w:val="20"/>
-        </w:rPr>
-      </w:pPr>
-      <w:r>
-        <w:rPr>
-          <w:color w:val="1a1a1a"/>
-          <w:rtl w:val="0"/>
-        </w:rPr>
-        <w:t xml:space="preserve">The five instruments are administered at three points in the study. Two are administered before the system is completed and form part of the requirement analysis; two are administered after respondents have used the system and form the evaluation; the fifth is a ranking task carried out in the same session as the fourth, because it requires materials that must be handed to the recruiter and collected back rather than sent as a link.</w:t>
-      </w:r>
-      <w:r>
-        <w:rPr>
-          <w:rtl w:val="0"/>
-        </w:rPr>
+        <w:t>The instruments used in this study are five researcher-developed instruments composed entirely of closed items. They were written by the researchers for this study; they are not taken from a published questionnaire. Four item formats are used. Multiple choice, where the respondent selects one option. Checklists, where the respondent may select any number. A five-point agreement scale, from 1, strongly disagree, to 5, strongly agree. And a single ranking task, in which the respondent places five items in order. No item asks the respondent to write prose; a ranking is a selection among possible orderings rather than an open response. The ISO/IEC 25010 software quality model (International Organization for Standardization, 2023) is used as the framework that determines what the evaluation asks about, in three of its eight characteristics — functional suitability, usability, and reliability. Functional suitability means whether the system does what it is supposed to do, completely and correctly. Usability means how easy the system is to recognise, learn, and operate, and how well it protects the user from mistakes. Reliability means whether the system works consistently, stays available, and allows the user to continue when something goes wrong. Each rated item in the two post-use instruments is written against one of these characteristics and is labelled with it in Appendix A, so that a mean can be computed per characteristic.  Not every rated item belongs to a quality characteristic. Two kinds of item are deliberately excluded from the quality means. The first describes the respondent rather than the system. The second is worded so that agreement is not a good outcome, such as items asking whether the system placed an applicant higher or lower than the recruiter would have. Both are reported as distributions instead. Averaging them with the quality items would produce a figure that means nothing. Appendix A marks which items are included in which mean.  The three characteristics are not evidenced equally by this design, and the instruments are written accordingly. Functional suitability and usability are well suited to a single session, because a respondent who has built a resume, applied to a posting and read a score can rate those experiences directly. Reliability concerns behaviour over time, which a session of twenty to thirty minutes cannot establish. The reliability items therefore ask respondents to rate what they encountered during their own use. The results are reported as reliability as experienced within a single session, not as an assessment of the system's reliability in service. Reliability over time is addressed instead through the automated regression testing and browser walkthroughs described under Development and Testing.</w:t>
+      </w:r>
+    </w:p>
+    <w:p>
+      <w:pPr>
+        <w:spacing w:line="480" w:lineRule="auto"/>
+        <w:ind w:firstLine="720"/>
+        <w:jc w:val="both"/>
+        <w:rPr>
+          <w:sz w:val="20"/>
+          <w:szCs w:val="20"/>
+        </w:rPr>
+      </w:pPr>
+      <w:r>
+        <w:rPr>
+          <w:color w:val="1a1a1a"/>
+          <w:rtl w:val="0"/>
+        </w:rPr>
+        <w:t>The five instruments are administered at three points in the study. Two are administered before the system is completed and form part of the requirement analysis. Two are administered after respondents have used the system and form the evaluation. The fifth is a ranking task, carried out in the same session as the fourth because it requires materials that must be handed to the recruiter and collected back rather than sent as a link.</w:t>
       </w:r>
     </w:p>
     <w:p>
@@ -6911,12 +6712,7 @@
           <w:color w:val="1a1a1a"/>
           <w:rtl w:val="0"/>
         </w:rPr>
-        <w:t xml:space="preserve">Instrument B — HR and Recruitment Survey (Part 1). Twenty-two items, administered before the system is completed. Records how HR personnel screen applicants now, rates the difficulties they meet in doing so, and — in items 15 to 17 — asks them to rank the three components and to select the allocation of one hundred points across skills, education and experience that is closest to how they actually screen.</w:t>
-      </w:r>
-      <w:r>
-        <w:rPr>
-          <w:rtl w:val="0"/>
-        </w:rPr>
+        <w:t>Instrument B — HR and Recruitment Survey (Part 1). Twenty-two items, administered before the system is completed. Records how HR personnel screen applicants now, and rates the difficulties they meet in doing so. Items 15 to 17 then ask them to rank the three components, and to select the allocation of one hundred points across skills, education and experience that is closest to how they actually screen.</w:t>
       </w:r>
     </w:p>
     <w:p>
@@ -6934,12 +6730,7 @@
           <w:color w:val="1a1a1a"/>
           <w:rtl w:val="0"/>
         </w:rPr>
-        <w:t xml:space="preserve">Instrument C — Job Seeker Survey (Part 2). Thirty-nine items, administered after use. Four of them reproduce items 13, 16, 19 and 21 of Instrument A word for word, forming the paired block described above; the only difference in the block is the tense of the first, which asks in Instrument A about the resume the respondent had already made and asks here about the present. One of the four is worded negatively, exactly as its original is, so that on that item an improvement is a lower answer rather than a higher one; a further ten are the System Usability Scale (Brooke, 1996), reproduced without alteration and scored on its own nought-to-one-hundred scale rather than folded into any ISO characteristic. Seventeen rated items are grouped under functional suitability, usability and reliability; the remainder record which tasks the respondent completed and their overall judgement.</w:t>
-      </w:r>
-      <w:r>
-        <w:rPr>
-          <w:rtl w:val="0"/>
-        </w:rPr>
+        <w:t>Instrument C — Job Seeker Survey (Part 2). Thirty-nine items, administered after use. Four of them reproduce items 13, 16, 19 and 21 of Instrument A word for word, forming the paired block described above. The only difference in the block is the tense of the first item. In Instrument A it asks about the resume the respondent had already made; here it asks about the present. One of the four is worded negatively, exactly as its original is. On that item an improvement is a lower answer rather than a higher one. A further ten items are the System Usability Scale (Brooke, 1996). They are reproduced without alteration and scored on their own nought-to-one-hundred scale, rather than folded into any ISO characteristic. Seventeen rated items are grouped under functional suitability, usability and reliability; the remainder record which tasks the respondent completed and their overall judgement.</w:t>
       </w:r>
     </w:p>
     <w:p>
@@ -6957,12 +6748,7 @@
           <w:color w:val="1a1a1a"/>
           <w:rtl w:val="0"/>
         </w:rPr>
-        <w:t xml:space="preserve">Instrument D — HR and Recruitment Survey (Part 2). Twenty-eight items, administered after use. Fourteen rated items are grouped under functional suitability, usability and reliability; a further group asks the recruiter how closely they believe the order the system produced matched the order they would have chosen, and is reported as a distribution rather than folded into a quality mean. Instrument E — Ranking-Agreement Check. Five items, administered to HR respondents immediately after Instrument D in the same session. The recruiter is given one posting and five resumes for it, labelled A to E, with no scores shown, and places them in the order they would read them; four closed items then record which resume they would have placed much higher or much lower, what most influenced the ordering, and how confidently they could decide from the resumes alone. The five resumes and the posting are the same for every recruiter, so the orderings are comparable. This is the only instrument that measures the correspondence research question 6 asks about; Instrument D asks recruiters to judge it, and where the measured correlation and the judgement diverge, the divergence is reported as a finding rather than resolved in favour of either. The System Usability Scale is the only published instrument this study administers, and it is included for one reason: every other figure the study produces comes from a researcher-made instrument and therefore cannot be compared with anything outside this paper. The scale has published norms, so a score can be read against them. Its wording is not altered, because altering an item forfeits exactly the comparability it was added for, and its alternating positive and negative phrasing is a property of the instrument rather than an inconsistency.</w:t>
-      </w:r>
-      <w:r>
-        <w:rPr>
-          <w:rtl w:val="0"/>
-        </w:rPr>
+        <w:t>Instrument D — HR and Recruitment Survey (Part 2). Twenty-eight items, administered after use. Fourteen rated items are grouped under functional suitability, usability and reliability. A further group asks the recruiter how closely they believe the order the system produced matched the order they would have chosen. That group is reported as a distribution, rather than folded into a quality mean. Instrument E — Ranking-Agreement Check. Five items, administered to HR respondents immediately after Instrument D in the same session. The recruiter is given one posting and five resumes for it, labelled A to E, with no scores shown, and places them in the order they would read them. Four closed items then record which resume they would have placed much higher or much lower, what most influenced the ordering, and how confidently they could decide from the resumes alone. The five resumes and the posting are the same for every recruiter, so the orderings are comparable. This is the only instrument that measures the correspondence research question 6 asks about; Instrument D asks recruiters to judge it, and where the measured correlation and the judgement diverge, the divergence is reported as a finding rather than resolved in favour of either. The System Usability Scale is the only published instrument this study administers, and it is included for one reason: every other figure the study produces comes from a researcher-made instrument and therefore cannot be compared with anything outside this paper. The scale has published norms, so a score can be read against them. Its wording is not altered, because altering an item forfeits exactly the comparability it was added for, and its alternating positive and negative phrasing is a property of the instrument rather than an inconsistency.</w:t>
       </w:r>
     </w:p>
     <w:p>
@@ -7003,12 +6789,7 @@
           <w:color w:val="1a1a1a"/>
           <w:rtl w:val="0"/>
         </w:rPr>
-        <w:t xml:space="preserve">Before administration, the instruments will be reviewed for content validity by the research adviser, who will judge each item against the research question or quality characteristic it is written for; items judged not essential to what the instrument claims to measure will be reworded or removed (Lawshe, 1975). The instruments will then be pilot-tested with three to five respondents who are not part of the sample. Any item that pilot respondents misread, or whose options did not contain an answer they wanted to give, will be reworded before distribution. Internal consistency will be computed once responses are collected and reported as Cronbach’s alpha for each group of rated items belonging to one quality characteristic (Cronbach, 1951); a value below 0.70 will be reported as such rather than omitted. The complete instruments appear in Appendix A.</w:t>
-      </w:r>
-      <w:r>
-        <w:rPr>
-          <w:rtl w:val="0"/>
-        </w:rPr>
+        <w:t>Before administration, the instruments will be reviewed for content validity by the research adviser. The adviser will judge each item against the research question or quality characteristic it is written for. Items judged not essential to what the instrument claims to measure will be reworded or removed (Lawshe, 1975). The instruments will then be pilot-tested with three to five respondents who are not part of the sample. Any item that pilot respondents misread, or whose options did not contain an answer they wanted to give, will be reworded before distribution. Internal consistency will be computed once responses are collected and reported as Cronbach's alpha for each group of rated items belonging to one quality characteristic (Cronbach, 1951); a value below 0.70 will be reported as such rather than omitted. The complete instruments appear in Appendix A.</w:t>
       </w:r>
     </w:p>
     <w:p>
@@ -7106,12 +6887,7 @@
           <w:color w:val="1a1a1a"/>
           <w:rtl w:val="0"/>
         </w:rPr>
-        <w:t xml:space="preserve">Respondents are recruited through channels rather than by direct personal approach, so that participation is not a response to being asked face to face by a researcher. Job seeker respondents are invited through an open announcement circulated by the School of Computing to students and recent graduates, which states the inclusion criteria and asks interested people to contact the research team; no respondent is individually solicited by a researcher who knows them. HR respondents are invited through the head of the Human Resources department of the partner company, who forwards the invitation to eligible staff, so that participation is not requested by the researchers of individual employees. The invitation does not identify which researcher developed which part of the system, and it states explicitly that critical and negative accounts are as useful to the study as favourable ones. These measures reduce, but do not remove, the tendency of respondents to answer favourably about a system built by the people asking; the residual effect is recorded under Limitations of the Study.</w:t>
-      </w:r>
-      <w:r>
-        <w:rPr>
-          <w:rtl w:val="0"/>
-        </w:rPr>
+        <w:t>Respondents are recruited through channels rather than by direct personal approach, so that participation is not a response to being asked face to face by a researcher. Job seeker respondents are invited through an open announcement circulated by the School of Computing to students and recent graduates. The announcement states the inclusion criteria and asks interested people to contact the research team. No respondent is individually solicited by a researcher who knows them. HR respondents are invited through the head of the Human Resources department of the partner company, who forwards the invitation to eligible staff, so that participation is not requested by the researchers of individual employees. The invitation does not identify which researcher developed which part of the system, and it states explicitly that critical and negative accounts are as useful to the study as favourable ones. These measures reduce, but do not remove, the tendency of respondents to answer favourably about a system built by the people asking; the residual effect is recorded under Limitations of the Study.</w:t>
       </w:r>
     </w:p>
     <w:p>
@@ -7152,35 +6928,25 @@
           <w:color w:val="1a1a1a"/>
           <w:rtl w:val="0"/>
         </w:rPr>
-        <w:t xml:space="preserve">Because items 15 to 17 of Instrument B ask recruiters to name which of the three matters most, to select the allocation of one hundred points closest to how they actually screen, and to rate whether that balance should be the same for every opening, the responses may diverge from the weighting the system uses. The researchers commit in advance to how such a divergence is handled. The default weights of 50 percent for skills and 25 percent each for education and experience are the researchers’ own, and they are not adjusted in response to the requirement-analysis results, because those defaults are precisely what the study is asking recruiters to judge. Any divergence between the allocation recruiters select and the researchers’ weighting is reported as a finding, as the distribution of allocations chosen against the default the system uses. The system does, however, allow a recruiter to set a different balance on an individual opening, within the constraint that the three weights total 100 percent and that none falls below 10 percent. Where a recruiter exercises this, the weighting they chose is recorded against that posting and reported alongside their questionnaire responses. The researchers treat that as evidence rather than as interference: what a recruiter does when handed control of the balance answers the question items 15 to 17 ask more directly than what they say about it in the abstract, and the two together are the principal evidence this study offers on whether the weighting reflects how screening is actually done. The cost of allowing it is stated plainly under Limitations of the Study: applicants who applied to differently weighted openings were not scored on an identical scale, and the respondents in the evaluation did not all encounter identically weighted scoring. The weights and thresholds are stored as configuration rather than in program code, so a partner company adopting the system afterwards may retune the defaults themselves without redevelopment.</w:t>
-      </w:r>
-      <w:r>
-        <w:rPr>
-          <w:rtl w:val="0"/>
-        </w:rPr>
-      </w:r>
-    </w:p>
-    <w:p>
-      <w:pPr>
-        <w:spacing w:line="480" w:lineRule="auto"/>
-        <w:ind w:firstLine="720"/>
-        <w:jc w:val="both"/>
-        <w:rPr>
-          <w:sz w:val="20"/>
-          <w:szCs w:val="20"/>
-        </w:rPr>
-      </w:pPr>
-      <w:r>
-        <w:rPr>
-          <w:color w:val="1a1a1a"/>
-          <w:rtl w:val="0"/>
-        </w:rPr>
-        <w:t xml:space="preserve">The two evaluation instruments will be distributed after the system is completed. Each respondent will first be given a task sheet listing the activities they are asked to carry out — for job seekers, building and exporting a resume, browsing openings, applying, and reading the resulting match score; for HR personnel, creating a posting, reviewing the ranked applicants, and updating an application status. Respondents will complete these tasks themselves. No member of the research team will demonstrate the system for them or sit beside them while they answer, because a respondent answering in the presence of the person who built the system is likely to answer more favourably than they otherwise would. The researchers will remain available only to assist with technical failures. Once the tasks are complete, the respondent is given the link to the evaluation instrument and answers it alone. HR respondents then complete Instrument E in the same session. They are given one posting and five resumes for it with no scores shown, and are asked in what order they would read them; the system’s own ranking of those five is prepared in advance and kept out of sight until the recruiter has finished, so that it cannot influence the order they give. The same posting and the same five resumes are used for every recruiter.</w:t>
-      </w:r>
-      <w:r>
-        <w:rPr>
-          <w:rtl w:val="0"/>
-        </w:rPr>
+        <w:t>Items 15 to 17 of Instrument B ask recruiters three things. They name which of the three components matters most, select the allocation of one hundred points closest to how they actually screen, and rate whether that balance should be the same for every opening. The responses may therefore diverge from the weighting the system uses. The researchers commit in advance to how such a divergence is handled. The default weights of 50 percent for skills and 25 percent each for education and experience are the researchers' own, and they are not adjusted in response to the requirement-analysis results, because those defaults are precisely what the study is asking recruiters to judge. Any divergence between the allocation recruiters select and the researchers' weighting is reported as a finding, as the distribution of allocations chosen against the default the system uses. The system does, however, allow a recruiter to set a different balance on an individual opening, within the constraint that the three weights total 100 percent and that none falls below 10 percent. Where a recruiter exercises this, the weighting they chose is recorded against that posting and reported alongside their questionnaire responses. The researchers treat that as evidence rather than as interference. What a recruiter does when handed control of the balance answers the question items 15 to 17 ask more directly than what they say about it in the abstract. Taken together, the two are the principal evidence this study offers on whether the weighting reflects how screening is actually done. The cost of allowing it is stated plainly under Limitations of the Study: applicants who applied to differently weighted openings were not scored on an identical scale, and the respondents in the evaluation did not all encounter identically weighted scoring. The weights and thresholds are stored as configuration rather than in program code, so a partner company adopting the system afterwards may retune the defaults themselves without redevelopment.</w:t>
+      </w:r>
+    </w:p>
+    <w:p>
+      <w:pPr>
+        <w:spacing w:line="480" w:lineRule="auto"/>
+        <w:ind w:firstLine="720"/>
+        <w:jc w:val="both"/>
+        <w:rPr>
+          <w:sz w:val="20"/>
+          <w:szCs w:val="20"/>
+        </w:rPr>
+      </w:pPr>
+      <w:r>
+        <w:rPr>
+          <w:color w:val="1a1a1a"/>
+          <w:rtl w:val="0"/>
+        </w:rPr>
+        <w:t>The two evaluation instruments will be distributed after the system is completed. Each respondent will first be given a task sheet listing the activities they are asked to carry out. Job seekers build and export a resume, browse openings, apply, and read the resulting match score. HR personnel create a posting, review the ranked applicants, and update an application status. Respondents will complete these tasks themselves. No member of the research team will demonstrate the system for them or sit beside them while they answer, because a respondent answering in the presence of the person who built the system is likely to answer more favourably than they otherwise would. The researchers will remain available only to assist with technical failures. Once the tasks are complete, the respondent is given the link to the evaluation instrument and answers it alone. HR respondents then complete Instrument E in the same session. They are given one posting and five resumes for it, with no scores shown, and are asked in what order they would read them. The system's own ranking of those five is prepared in advance and kept out of sight until the recruiter has finished, so that it cannot influence the order they give. The same posting and the same five resumes are used for every recruiter.</w:t>
       </w:r>
     </w:p>
     <w:p>
@@ -7244,7 +7010,7 @@
         <w:rPr>
           <w:rtl w:val="0"/>
         </w:rPr>
-        <w:t xml:space="preserve">The study will analyse the closed responses gathered from the five instruments using descriptive statistics, with one inferential test applied to one bounded part of the data. The frequency distributions, the weighted means and the rank correlation are descriptive: they summarise what these respondents answered and are not used to claim anything about a wider population. The exception is the block of four items asked both before and after use, where the Wilcoxon signed-rank test is applied to the paired differences. That test is inferential and its null hypothesis is that the differences are symmetrically distributed about zero — that is, that no systematic change occurred. It is applied two-sided, because the study does not predict the direction of the change in advance. What it establishes is bounded by the design that produced the data: with no control group and no random assignment, a significant result says that the change within this one group of respondents is unlikely to be chance, and it does not say the system caused it, nor that the same change would appear in anyone else. The analysis proceeds in seven steps.</w:t>
+        <w:t>The study will analyse the closed responses gathered from the five instruments using descriptive statistics, with one inferential test applied to one bounded part of the data. The frequency distributions, the weighted means and the rank correlation are descriptive: they summarise what these respondents answered and are not used to claim anything about a wider population. The exception is the block of four items asked both before and after use, where the Wilcoxon signed-rank test is applied to the paired differences. That test is inferential and its null hypothesis is that the differences are symmetrically distributed about zero — that is, that no systematic change occurred. It is applied two-sided, because the study does not predict the direction of the change in advance. What it establishes is bounded by the design that produced the data. With no control group and no random assignment, a significant result says only that the change within this one group of respondents is unlikely to be chance. It does not say that the system caused the change, nor that the same change would appear in anyone else. The analysis proceeds in seven steps.</w:t>
       </w:r>
     </w:p>
     <w:p>
@@ -7354,12 +7120,7 @@
           <w:color w:val="1a1a1a"/>
           <w:rtl w:val="0"/>
         </w:rPr>
-        <w:t xml:space="preserve">Change on the paired items. For each of the four items asked both before and after, the difference between a respondent’s two answers is computed and the set of differences tested with the Wilcoxon signed-rank test (Wilcoxon, 1945), which is appropriate for paired ordinal data and assumes no particular distribution. The direction of a change is read against the wording of the item rather than assumed: one of the four is worded negatively, and on that item a fall in the answer is an improvement. The median difference, the number of respondents who moved in each direction, and the effect size r are reported together with the p-value; a p-value alone would say whether a change occurred without saying how large it was. Respondents who did not answer both halves of a pair are excluded from that pair and the exclusion reported. These four items enter no quality mean.</w:t>
-      </w:r>
-      <w:r>
-        <w:rPr>
-          <w:rtl w:val="0"/>
-        </w:rPr>
+        <w:t>Change on the paired items. For each of the four items asked both before and after, the difference between a respondent’s two answers is computed. The set of differences is then tested with the Wilcoxon signed-rank test (Wilcoxon, 1945), which is appropriate for paired ordinal data and assumes no particular distribution. The direction of a change is read against the wording of the item rather than assumed: one of the four is worded negatively, and on that item a fall in the answer is an improvement. The median difference, the number of respondents who moved in each direction, and the effect size r are reported together with the p-value; a p-value alone would say whether a change occurred without saying how large it was. Respondents who did not answer both halves of a pair are excluded from that pair and the exclusion reported. These four items enter no quality mean.</w:t>
       </w:r>
     </w:p>
     <w:p>
@@ -7377,12 +7138,7 @@
           <w:color w:val="1a1a1a"/>
           <w:rtl w:val="0"/>
         </w:rPr>
-        <w:t xml:space="preserve">System Usability Scale. Scored by its own published procedure and not by the five-point interpretation above: for each odd-numbered item subtract one from the response, for each even-numbered item subtract the response from five, sum the ten adjusted values and multiply by two and a half, giving a score from nought to one hundred. The mean and standard deviation across respondents are reported, together with the count, and the mean is reported beside the benchmark of approximately 70 established by Bangor, Kortum and Miller (2008), which is the only comparison in this study against a figure produced outside it. Two limits on that comparison are stated with it rather than left implicit: the benchmark describes software in general rather than recruitment systems, and a mean computed over this study’s respondents in a single session is not equivalent to one accumulated across many studies. The scale is deliberately not averaged with the ISO/IEC 25010 items: it is a separate instrument on a separate scale, and combining them would produce a figure belonging to neither.</w:t>
-      </w:r>
-      <w:r>
-        <w:rPr>
-          <w:rtl w:val="0"/>
-        </w:rPr>
+        <w:t>System Usability Scale. Scored by its own published procedure, and not by the five-point interpretation above. For each odd-numbered item subtract one from the response, and for each even-numbered item subtract the response from five. Sum the ten adjusted values and multiply by two and a half, giving a score from nought to one hundred. The mean and standard deviation across respondents are reported, together with the count. The mean is reported beside the benchmark of approximately 70 established by Bangor, Kortum and Miller (2008). That is the only comparison in this study against a figure produced outside it. Two limits on that comparison are stated with it rather than left implicit: the benchmark describes software in general rather than recruitment systems, and a mean computed over this study's respondents in a single session is not equivalent to one accumulated across many studies. The scale is deliberately not averaged with the ISO/IEC 25010 items: it is a separate instrument on a separate scale, and combining them would produce a figure belonging to neither.</w:t>
       </w:r>
     </w:p>
     <w:p>
@@ -7423,12 +7179,7 @@
           <w:color w:val="1a1a1a"/>
           <w:rtl w:val="0"/>
         </w:rPr>
-        <w:t xml:space="preserve">Each mean will be interpreted against a fixed scale, stated here in advance so that it is not chosen to suit the results: 4.50 to 5.00 is read as strongly agree and described as excellent; 3.50 to 4.49 as agree, good; 2.50 to 3.49 as neither agree nor disagree, fair; 1.50 to 2.49 as disagree, poor; and 1.00 to 1.49 as strongly disagree, very poor.</w:t>
-      </w:r>
-      <w:r>
-        <w:rPr>
-          <w:rtl w:val="0"/>
-        </w:rPr>
+        <w:t>Each mean will be interpreted against a fixed scale, stated here in advance so that it cannot be chosen to suit the results. A mean of 4.50 to 5.00 is read as strongly agree and described as excellent. From 3.50 to 4.49 is agree, good. From 2.50 to 3.49 is neither agree nor disagree, fair. From 1.50 to 2.49 is disagree, poor. From 1.00 to 1.49 is strongly disagree, very poor.</w:t>
       </w:r>
     </w:p>
     <w:p>
@@ -7588,35 +7339,25 @@
           <w:color w:val="1a1a1a"/>
           <w:rtl w:val="0"/>
         </w:rPr>
-        <w:t xml:space="preserve">One property of this design requires acknowledgement under the same heading. The study is deliberately paired: the same respondents rate their existing experience in the first instrument and then, later, rate the system in the second. This means the post-use ratings are not independent of the earlier ones. A job seeker asked to rate how difficult they find each part of writing a resume has been made to attend to those difficulties before ever opening the system, and an HR respondent asked to allocate weight across skills, education and experience has been prompted to think explicitly about weighting before encountering a system that weights. The researchers treat the post-use responses as ratings from informed rather than naive users, and report them as such. The alternative — recruiting separate groups for the two stages — would remove the priming but would also remove the ability to compare the same person’s account of the problem with their rating of the proposed solution, which is the comparison this study is most interested in.</w:t>
-      </w:r>
-      <w:r>
-        <w:rPr>
-          <w:rtl w:val="0"/>
-        </w:rPr>
-      </w:r>
-    </w:p>
-    <w:p>
-      <w:pPr>
-        <w:spacing w:line="480" w:lineRule="auto"/>
-        <w:ind w:firstLine="720"/>
-        <w:jc w:val="both"/>
-        <w:rPr>
-          <w:sz w:val="20"/>
-          <w:szCs w:val="20"/>
-        </w:rPr>
-      </w:pPr>
-      <w:r>
-        <w:rPr>
-          <w:color w:val="1a1a1a"/>
-          <w:rtl w:val="0"/>
-        </w:rPr>
-        <w:t xml:space="preserve">Internal consistency concerns whether items intended to measure the same thing produce similar answers. Cronbach’s alpha will be computed for each group of rated items belonging to one quality characteristic, and reported with the findings (Cronbach, 1951). A value below 0.70 will be reported as it stands, together with the items that caused it, rather than omitted or corrected by dropping items after the fact; dropping an item because it lowered alpha, without saying so, would make the reported figure describe an instrument that was never administered.</w:t>
-      </w:r>
-      <w:r>
-        <w:rPr>
-          <w:rtl w:val="0"/>
-        </w:rPr>
+        <w:t>One property of this design requires acknowledgement under the same heading. The study is deliberately paired: the same respondents rate their existing experience in the first instrument and then, later, rate the system in the second. This means the post-use ratings are not independent of the earlier ones. A job seeker asked to rate how difficult they find each part of writing a resume has been made to attend to those difficulties before ever opening the system. An HR respondent asked to allocate weight across skills, education and experience has been prompted to think explicitly about weighting, before encountering a system that weights. The researchers treat the post-use responses as ratings from informed rather than naive users, and report them as such. The alternative would be to recruit separate groups for the two stages. That would remove the priming, but it would also remove the ability to compare the same person's account of the problem with their rating of the proposed solution. That comparison is the one this study is most interested in.</w:t>
+      </w:r>
+    </w:p>
+    <w:p>
+      <w:pPr>
+        <w:spacing w:line="480" w:lineRule="auto"/>
+        <w:ind w:firstLine="720"/>
+        <w:jc w:val="both"/>
+        <w:rPr>
+          <w:sz w:val="20"/>
+          <w:szCs w:val="20"/>
+        </w:rPr>
+      </w:pPr>
+      <w:r>
+        <w:rPr>
+          <w:color w:val="1a1a1a"/>
+          <w:rtl w:val="0"/>
+        </w:rPr>
+        <w:t>Internal consistency concerns whether items intended to measure the same thing produce similar answers. Cronbach's alpha will be computed for each group of rated items belonging to one quality characteristic, and reported with the findings (Cronbach, 1951). A value below 0.70 will be reported as it stands, together with the items that caused it. It will not be omitted, nor corrected by dropping items after the fact. Dropping an item because it lowered alpha, without saying so, would make the reported figure describe an instrument that was never administered.</w:t>
       </w:r>
     </w:p>
     <w:p>
@@ -7657,12 +7398,7 @@
           <w:color w:val="1a1a1a"/>
           <w:rtl w:val="0"/>
         </w:rPr>
-        <w:t xml:space="preserve">One threat cannot be removed by any of the above and the researchers state it plainly: the system being rated was designed and built by the people conducting the evaluation. The measures described here — anonymous responses, no researcher present while respondents answer, an invitation that asks for critical ratings, and a fixed interpretation scale published before any data is collected — exist specifically to limit the tendency of respondents to rate a system favourably in front of its authors. They limit it; they do not eliminate it, and the residual effect is recorded under Limitations of the Study.</w:t>
-      </w:r>
-      <w:r>
-        <w:rPr>
-          <w:rtl w:val="0"/>
-        </w:rPr>
+        <w:t>One threat cannot be removed by any of the above and the researchers state it plainly: the system being rated was designed and built by the people conducting the evaluation. Four measures are described here: anonymous responses, no researcher present while respondents answer, an invitation that asks for critical ratings, and a fixed interpretation scale published before any data is collected. They exist specifically to limit the tendency of respondents to rate a system favourably in front of its authors. They limit it; they do not eliminate it, and the residual effect is recorded under Limitations of the Study.</w:t>
       </w:r>
     </w:p>
     <w:p>
@@ -7771,7 +7507,7 @@
           <w:color w:val="1a1a1a"/>
           <w:rtl w:val="0"/>
         </w:rPr>
-        <w:t>Two further safeguards address the fairness concerns raised by automated screening. First, the system never automatically rejects an applicant: a low score changes what the system recommends, never whether the application is received, and every change to an application's status is recorded together with the name of the recruiter who made it, so that responsibility for every decision rests with an identifiable person. Second, the scoring is transparent to the person being scored. The weights are published within the system, and each applicant can see the score any posting gives them. The system states how many required skills are absent and of what kind, together with the reason recorded for a decision where a recruiter records one. Applicants are therefore told where they fall short, rather than being silently filtered out.</w:t>
+        <w:t>Two further safeguards address the fairness concerns raised by automated screening. First, the system never automatically rejects an applicant. A low score changes what the system recommends, never whether the application is received. Every change to an application's status is recorded together with the name of the recruiter who made it, so that responsibility for every decision rests with an identifiable person. Second, the scoring is transparent to the person being scored. The weights are published within the system, and each applicant can see the score any posting gives them. The system states how many required skills are absent and of what kind, together with the reason recorded for a decision where a recruiter records one. Applicants are therefore told where they fall short, rather than being silently filtered out.</w:t>
       </w:r>
     </w:p>
     <w:p>
@@ -11645,12 +11381,7 @@
           <w:color w:val="1a1a1a"/>
           <w:rtl w:val="0"/>
         </w:rPr>
-        <w:t xml:space="preserve">38.  What was the most useful thing about it?  (Choose one.)  Being guided step by step through the resume  ·  The choice of resume designs  ·  Seeing my match score  ·  Being told which skills I was missing  ·  Being able to apply from the same place  ·  The learning hub guides</w:t>
-      </w:r>
-      <w:r>
-        <w:rPr>
-          <w:rtl w:val="0"/>
-        </w:rPr>
+        <w:t>38.  What was the most useful thing about it?  (Choose one.)  Being guided step by step through the resume  ·  The choice of resume designs  ·  Seeing my match score  ·  Being told how many skills I was missing  ·  Being able to apply from the same place  ·  The learning hub guides</w:t>
       </w:r>
     </w:p>
     <w:p>
@@ -13938,12 +13669,7 @@
           <w:color w:val="1a1a1a"/>
           <w:rtl w:val="0"/>
         </w:rPr>
-        <w:t xml:space="preserve">10.  Find your match score and read the breakdown. Note which skills it says you are missing.</w:t>
-      </w:r>
-      <w:r>
-        <w:rPr>
-          <w:rtl w:val="0"/>
-        </w:rPr>
+        <w:t>10.  Find your match score and read the breakdown. Note how many skills it says are missing, and of what kind.</w:t>
       </w:r>
     </w:p>
     <w:p>

--- a/05_Website_Angular/docs/ResumeMatch-PH-MAIN-PAPER-updated.docx
+++ b/05_Website_Angular/docs/ResumeMatch-PH-MAIN-PAPER-updated.docx
@@ -1432,7 +1432,7 @@
         <w:rPr>
           <w:rtl w:val="0"/>
         </w:rPr>
-        <w:t xml:space="preserve">Research shows that guided and step-by-step interfaces significantly improve user completion rates compared to open-ended forms. When users are guided through a process one step at a time, they are less likely to feel overwhelmed and more likely to finish the task. This type of interface is sometimes called a “wizard” in user interface design. For a resume builder, this means guiding the user through each section of the resume one at a time   personal information, work experience, education, skills   rather than presenting everything at once. This approach is especially helpful for first-time users who have no prior experience with resume writing and do not know where to start. In the proposed system, this guided structure serves a second purpose: because users enter their information field by field, the system captures resume data in a structured form that the matching feature can analyze reliably, without needing complex free-text parsing.</w:t>
+        <w:t>Guided, step-by-step interfaces improve user completion rates compared with open-ended forms. The mechanism is the one described by Sweller (1988), whose work on cognitive load holds that a person required to hold many elements in mind at once has less capacity left for the task itself. Presenting one step at a time reduces what the user must hold at any moment, so they are less likely to feel overwhelmed and more likely to finish the task. This type of interface is sometimes called a "wizard" in user interface design. For a resume builder, this means guiding the user through each section of the resume one at a time   personal information, work experience, education, skills   rather than presenting everything at once. This approach is especially helpful for first-time users who have no prior experience with resume writing and do not know where to start. In the proposed system, this guided structure serves a second purpose: because users enter their information field by field, the system captures resume data in a structured form that the matching feature can analyze reliably, without needing complex free-text parsing.</w:t>
       </w:r>
     </w:p>
     <w:p>
@@ -1787,7 +1787,7 @@
         <w:rPr>
           <w:rtl w:val="0"/>
         </w:rPr>
-        <w:t>Content-based filtering, one of the most commonly studied approaches, works by comparing what is in a user's profile against what is required in job postings and identifying roles where there is a clear overlap. Rashid and colleagues (2022) developed a student career recommendation system using content-based filtering with TF-IDF and cosine similarity techniques, designed specifically to help Computer Science students identify which career paths to pursue after graduation. Their system presented users with options based on their profiles and then used those preferences to recommend additional related careers   a design that felt more guided and less overwhelming than simply browsing a long list of postings on a general job board. Because content-based filtering matches a single user's attributes against posting requirements, it works even for brand-new users and does not require historical behavior data from a large user base. This makes it the most feasible and appropriate core technique for the matching feature of the proposed system.</w:t>
+        <w:t>Content-based filtering, one of the most commonly studied approaches, works by comparing what is in a user's profile against what is required in job postings and identifying roles where there is a clear overlap. Abdul Rashid and colleagues (2022) developed a student career recommendation system using content-based filtering with TF-IDF and cosine similarity techniques, designed specifically to help Computer Science students identify which career paths to pursue after graduation. Their system presented users with options based on their profiles and then used those preferences to recommend additional related careers   a design that felt more guided and less overwhelming than simply browsing a long list of postings on a general job board. Because content-based filtering matches a single user's attributes against posting requirements, it works even for brand-new users and does not require historical behavior data from a large user base. This makes it the most feasible and appropriate core technique for the matching feature of the proposed system.</w:t>
       </w:r>
     </w:p>
     <w:p>
@@ -2779,12 +2779,7 @@
           <w:color w:val="1a1a1a"/>
           <w:rtl w:val="0"/>
         </w:rPr>
-        <w:t xml:space="preserve">To make the system accessible for everyone, including users with little to no technology experience, by designing a simple, mobile-responsive interface with light and dark display modes and a step-by-step tutorial that users can revisit anytime they need assistance.</w:t>
-      </w:r>
-      <w:r>
-        <w:rPr>
-          <w:rtl w:val="0"/>
-        </w:rPr>
+        <w:t>To make the system accessible for everyone, including users with little to no technology experience, by designing a simple, mobile-responsive interface with light and dark display modes and a step-by-step tutorial that users can revisit anytime they need assistance. The interface draws on the Web Content Accessibility Guidelines 2.1 (World Wide Web Consortium, 2018) for keyboard focus, colour contrast and screen-reader labelling, although no formal conformance audit was carried out.</w:t>
       </w:r>
     </w:p>
     <w:p>
@@ -5038,7 +5033,7 @@
           <w:color w:val="1a1a1a"/>
           <w:rtl w:val="0"/>
         </w:rPr>
-        <w:t>The system will be developed using the Agile model. The researchers chose this approach mainly because it is flexible  unlike other development models, Agile does not require the team to have everything figured out before they start building. The system can be developed in stages, and adjustments can be made along the way based on what the testing and feedback show. This is especially important for this project because it involves two distinct user groups whose needs may pull the design in different directions, and because the behaviour of the matching feature is expected to be tuned repeatedly based on testing. For this reason the scoring weights and tier thresholds are stored as configuration values in the database, rather than written into the program code. A change in the balance between skills, education and experience is therefore a change of setting rather than a redevelopment. The same reasoning was later extended to the postings themselves: a recruiter may set the balance for an individual opening, so that a role whose demands genuinely differ from the norm can be scored accordingly without disturbing the defaults every other opening inherits. This makes Agile a practical and realistic choice for a capstone project where requirements may evolve during development.</w:t>
+        <w:t>The system will be developed using the Agile model, one of the software process models set out by Pressman (2014). The researchers chose this approach mainly because it is flexible  unlike other development models, Agile does not require the team to have everything figured out before they start building. The system can be developed in stages, and adjustments can be made along the way based on what the testing and feedback show. This is especially important for this project because it involves two distinct user groups whose needs may pull the design in different directions, and because the behaviour of the matching feature is expected to be tuned repeatedly based on testing. For this reason the scoring weights and tier thresholds are stored as configuration values in the database, rather than written into the program code. A change in the balance between skills, education and experience is therefore a change of setting rather than a redevelopment. The same reasoning was later extended to the postings themselves: a recruiter may set the balance for an individual opening, so that a role whose demands genuinely differ from the norm can be scored accordingly without disturbing the defaults every other opening inherits. This makes Agile a practical and realistic choice for a capstone project where requirements may evolve during development.</w:t>
       </w:r>
     </w:p>
     <w:p>
@@ -5497,25 +5492,25 @@
           <w:color w:val="1a1a1a"/>
           <w:rtl w:val="0"/>
         </w:rPr>
-        <w:t>The system is built as a web application with an Angular front end and a Node.js back end. Angular is used to create the interactive and responsive features of the system. These include the live resume preview that updates as the applicant types, the step-by-step resume creation wizard, the design picker, the recruiter dashboard, and a device-friendly interface for all three account types. The back end is an Express server written in TypeScript. It exposes the application programming interface that the front end calls, and it holds every rule that must not be trusted to the browser, including authentication, role-based access control, and the computation of match scores. Data is stored in a PostgreSQL database hosted on Supabase.</w:t>
-      </w:r>
-    </w:p>
-    <w:p>
-      <w:pPr>
-        <w:spacing w:line="480" w:lineRule="auto"/>
-        <w:ind w:firstLine="720"/>
-        <w:jc w:val="both"/>
-        <w:rPr>
-          <w:sz w:val="20"/>
-          <w:szCs w:val="20"/>
-        </w:rPr>
-      </w:pPr>
-      <w:r>
-        <w:rPr>
-          <w:color w:val="1a1a1a"/>
-          <w:rtl w:val="0"/>
-        </w:rPr>
-        <w:t>The database platform was reconsidered during the system design phase. MySQL was the database originally identified in the planning stage. PostgreSQL was adopted in its place for three reasons. It enforces the permitted set of application statuses at the database level through CHECK constraints. It applies schema changes transactionally, so that a failed migration cannot leave the database half-updated. And it is available through Supabase on a managed free tier appropriate to a capstone deployment. The database stores user accounts and their roles, and resume records with their structured sections for education, work experience, certifications and skills. It also stores company profiles, job postings together with their required skills and qualifications, saved jobs, department assignments, applications, the complete history of every application status change, and the computed matching scores.</w:t>
+        <w:t>The system is built as a web application with an Angular (Google, 2023) front end and a Node.js back end. Angular is used to create the interactive and responsive features of the system. These include the live resume preview that updates as the applicant types, the step-by-step resume creation wizard, the design picker, the recruiter dashboard, and a device-friendly interface for all three account types. The back end is an Express server written in TypeScript. It exposes the application programming interface that the front end calls, and it holds every rule that must not be trusted to the browser, including authentication, role-based access control, and the computation of match scores. Data is stored in a PostgreSQL database hosted on Supabase.</w:t>
+      </w:r>
+    </w:p>
+    <w:p>
+      <w:pPr>
+        <w:spacing w:line="480" w:lineRule="auto"/>
+        <w:ind w:firstLine="720"/>
+        <w:jc w:val="both"/>
+        <w:rPr>
+          <w:sz w:val="20"/>
+          <w:szCs w:val="20"/>
+        </w:rPr>
+      </w:pPr>
+      <w:r>
+        <w:rPr>
+          <w:color w:val="1a1a1a"/>
+          <w:rtl w:val="0"/>
+        </w:rPr>
+        <w:t>The database platform was reconsidered during the system design phase. MySQL (Oracle Corporation, 2023) was the database originally identified in the planning stage. PostgreSQL was adopted in its place for three reasons. It enforces the permitted set of application statuses at the database level through CHECK constraints. It applies schema changes transactionally, so that a failed migration cannot leave the database half-updated. And it is available through Supabase on a managed free tier appropriate to a capstone deployment. The database stores user accounts and their roles, and resume records with their structured sections for education, work experience, certifications and skills. It also stores company profiles, job postings together with their required skills and qualifications, saved jobs, department assignments, applications, the complete history of every application status change, and the computed matching scores.</w:t>
       </w:r>
     </w:p>
     <w:p>
@@ -7466,7 +7461,7 @@
           <w:color w:val="1a1a1a"/>
           <w:rtl w:val="0"/>
         </w:rPr>
-        <w:t>All information collected from the respondents will be kept private and will only be used for this study. No personal data will be shared with anyone outside the research team. Because the system itself stores applicant information such as personal details, educational background, and work history, the system is designed and operated in accordance with the Data Privacy Act of 2012 (Republic Act No. 10173). Applicant data is collected only for resume creation and job matching. It becomes visible to a recruiter only when the applicant applies to that company's posting. Passwords are never stored in readable form, but only as one-way hashes, and registration requires the applicant to confirm ownership of the email address given. Access to every part of the system is controlled by the role of the signed-in account, so that one applicant can never read another applicant's resume, and a recruiter can never see applications belonging to another company. Exercising the rights granted by the Act, any applicant may download a copy of all data the system holds about them and may permanently delete their account and its contents from within the system itself.</w:t>
+        <w:t>All information collected from the respondents will be kept private and will only be used for this study. No personal data will be shared with anyone outside the research team. Because the system itself stores applicant information such as personal details, educational background, and work history, the system is designed and operated in accordance with the Data Privacy Act of 2012 (Republic Act No. 10173; Republic of the Philippines, 2012). Applicant data is collected only for resume creation and job matching. It becomes visible to a recruiter only when the applicant applies to that company's posting. Passwords are never stored in readable form, but only as one-way hashes, and registration requires the applicant to confirm ownership of the email address given. Access to every part of the system is controlled by the role of the signed-in account, so that one applicant can never read another applicant's resume, and a recruiter can never see applications belonging to another company. Exercising the rights granted by the Act, any applicant may download a copy of all data the system holds about them and may permanently delete their account and its contents from within the system itself.</w:t>
       </w:r>
     </w:p>
     <w:p>
@@ -8250,19 +8245,6 @@
           <w:rtl w:val="0"/>
         </w:rPr>
         <w:t xml:space="preserve">Tutor, M. V., Orbeta, A. C., Jr., &amp; Miraflor, J. M. B. (2021). The 4th Philippine graduate tracer study: Examining higher education as a pathway to employment, citizenship, and life satisfaction from the learner’s perspective (PIDS Research Paper Series No. 2021-05). Philippine Institute for Development Studies. https://pidswebs.pids.gov.ph/CDN/PUBLICATIONS/pidsrp2105.pdf</w:t>
-      </w:r>
-    </w:p>
-    <w:p>
-      <w:pPr>
-        <w:spacing w:after="240" w:lineRule="auto"/>
-        <w:ind w:left="720" w:firstLine="0"/>
-        <w:rPr/>
-      </w:pPr>
-      <w:r>
-        <w:rPr>
-          <w:rtl w:val="0"/>
-        </w:rPr>
-        <w:t xml:space="preserve">University of the Philippines Career Development Office. (2019). Graduate employment readiness survey. UP Diliman, Quezon City, Philippines.</w:t>
       </w:r>
     </w:p>
     <w:p>

--- a/05_Website_Angular/docs/ResumeMatch-PH-MAIN-PAPER-updated.docx
+++ b/05_Website_Angular/docs/ResumeMatch-PH-MAIN-PAPER-updated.docx
@@ -8010,7 +8010,7 @@
         <w:rPr>
           <w:rtl w:val="0"/>
         </w:rPr>
-        <w:t xml:space="preserve">Likert, R. (1932). A technique for the measurement of attitudes. Archives of Psychology, 22(140), 1-55.</w:t>
+        <w:t>Likert, R. (1932). A technique for the measurement of attitudes. Archives of Psychology, 22(140), 1–55.</w:t>
       </w:r>
     </w:p>
     <w:p>
@@ -8036,7 +8036,7 @@
         <w:rPr>
           <w:rtl w:val="0"/>
         </w:rPr>
-        <w:t xml:space="preserve">Marston, S., Li, Z., Bandyopadhyay, S., Zhang, J., &amp; Ghalsasi, A. (2011). Cloud computing   The business perspective. Decision Support Systems, 51(1), 176-189.</w:t>
+        <w:t>Marston, S., Li, Z., Bandyopadhyay, S., Zhang, J., &amp; Ghalsasi, A. (2011). Cloud computing — The business perspective. Decision Support Systems, 51(1), 176–189.</w:t>
       </w:r>
     </w:p>
     <w:p>
@@ -8192,7 +8192,7 @@
         <w:rPr>
           <w:rtl w:val="0"/>
         </w:rPr>
-        <w:t xml:space="preserve">Sweller, J. (1988). Cognitive load during problem solving: Effects on learning. Cognitive Science, 12(2), 257-285.</w:t>
+        <w:t>Sweller, J. (1988). Cognitive load during problem solving: Effects on learning. Cognitive Science, 12(2), 257–285.</w:t>
       </w:r>
     </w:p>
     <w:p>
@@ -11038,237 +11038,187 @@
           <w:color w:val="1a1a1a"/>
           <w:rtl w:val="0"/>
         </w:rPr>
-        <w:t xml:space="preserve">26.  I think that I would like to use this system frequently.  [Rated — System Usability Scale item 1; scored on its own 0-100 scale]</w:t>
-      </w:r>
-      <w:r>
-        <w:rPr>
-          <w:rtl w:val="0"/>
-        </w:rPr>
-      </w:r>
-    </w:p>
-    <w:p>
-      <w:pPr>
-        <w:spacing w:line="480" w:lineRule="auto"/>
-        <w:ind w:firstLine="0"/>
-        <w:jc w:val="both"/>
-        <w:rPr>
-          <w:sz w:val="20"/>
-          <w:szCs w:val="20"/>
-        </w:rPr>
-      </w:pPr>
-      <w:r>
-        <w:rPr>
-          <w:i w:val="1"/>
-          <w:iCs w:val="1"/>
-          <w:color w:val="1a1a1a"/>
-          <w:rtl w:val="0"/>
-        </w:rPr>
-        <w:t xml:space="preserve">27.  I found the system unnecessarily complex.  [Rated — System Usability Scale item 2; scored on its own 0-100 scale]</w:t>
-      </w:r>
-      <w:r>
-        <w:rPr>
-          <w:rtl w:val="0"/>
-        </w:rPr>
-      </w:r>
-    </w:p>
-    <w:p>
-      <w:pPr>
-        <w:spacing w:line="480" w:lineRule="auto"/>
-        <w:ind w:firstLine="0"/>
-        <w:jc w:val="both"/>
-        <w:rPr>
-          <w:sz w:val="20"/>
-          <w:szCs w:val="20"/>
-        </w:rPr>
-      </w:pPr>
-      <w:r>
-        <w:rPr>
-          <w:i w:val="1"/>
-          <w:iCs w:val="1"/>
-          <w:color w:val="1a1a1a"/>
-          <w:rtl w:val="0"/>
-        </w:rPr>
-        <w:t xml:space="preserve">28.  I thought the system was easy to use.  [Rated — System Usability Scale item 3; scored on its own 0-100 scale]</w:t>
-      </w:r>
-      <w:r>
-        <w:rPr>
-          <w:rtl w:val="0"/>
-        </w:rPr>
-      </w:r>
-    </w:p>
-    <w:p>
-      <w:pPr>
-        <w:spacing w:line="480" w:lineRule="auto"/>
-        <w:ind w:firstLine="0"/>
-        <w:jc w:val="both"/>
-        <w:rPr>
-          <w:sz w:val="20"/>
-          <w:szCs w:val="20"/>
-        </w:rPr>
-      </w:pPr>
-      <w:r>
-        <w:rPr>
-          <w:i w:val="1"/>
-          <w:iCs w:val="1"/>
-          <w:color w:val="1a1a1a"/>
-          <w:rtl w:val="0"/>
-        </w:rPr>
-        <w:t xml:space="preserve">29.  I think that I would need the support of a technical person to be able to use this system.  [Rated — System Usability Scale item 4; scored on its own 0-100 scale]</w:t>
-      </w:r>
-      <w:r>
-        <w:rPr>
-          <w:rtl w:val="0"/>
-        </w:rPr>
-      </w:r>
-    </w:p>
-    <w:p>
-      <w:pPr>
-        <w:spacing w:line="480" w:lineRule="auto"/>
-        <w:ind w:firstLine="0"/>
-        <w:jc w:val="both"/>
-        <w:rPr>
-          <w:sz w:val="20"/>
-          <w:szCs w:val="20"/>
-        </w:rPr>
-      </w:pPr>
-      <w:r>
-        <w:rPr>
-          <w:i w:val="1"/>
-          <w:iCs w:val="1"/>
-          <w:color w:val="1a1a1a"/>
-          <w:rtl w:val="0"/>
-        </w:rPr>
-        <w:t xml:space="preserve">30.  I found the various functions in this system were well integrated.  [Rated — System Usability Scale item 5; scored on its own 0-100 scale]</w:t>
-      </w:r>
-      <w:r>
-        <w:rPr>
-          <w:rtl w:val="0"/>
-        </w:rPr>
-      </w:r>
-    </w:p>
-    <w:p>
-      <w:pPr>
-        <w:spacing w:line="480" w:lineRule="auto"/>
-        <w:ind w:firstLine="0"/>
-        <w:jc w:val="both"/>
-        <w:rPr>
-          <w:sz w:val="20"/>
-          <w:szCs w:val="20"/>
-        </w:rPr>
-      </w:pPr>
-      <w:r>
-        <w:rPr>
-          <w:i w:val="1"/>
-          <w:iCs w:val="1"/>
-          <w:color w:val="1a1a1a"/>
-          <w:rtl w:val="0"/>
-        </w:rPr>
-        <w:t xml:space="preserve">31.  I thought there was too much inconsistency in this system.  [Rated — System Usability Scale item 6; scored on its own 0-100 scale]</w:t>
-      </w:r>
-      <w:r>
-        <w:rPr>
-          <w:rtl w:val="0"/>
-        </w:rPr>
-      </w:r>
-    </w:p>
-    <w:p>
-      <w:pPr>
-        <w:spacing w:line="480" w:lineRule="auto"/>
-        <w:ind w:firstLine="0"/>
-        <w:jc w:val="both"/>
-        <w:rPr>
-          <w:sz w:val="20"/>
-          <w:szCs w:val="20"/>
-        </w:rPr>
-      </w:pPr>
-      <w:r>
-        <w:rPr>
-          <w:i w:val="1"/>
-          <w:iCs w:val="1"/>
-          <w:color w:val="1a1a1a"/>
-          <w:rtl w:val="0"/>
-        </w:rPr>
-        <w:t xml:space="preserve">32.  I would imagine that most people would learn to use this system very quickly.  [Rated — System Usability Scale item 7; scored on its own 0-100 scale]</w:t>
-      </w:r>
-      <w:r>
-        <w:rPr>
-          <w:rtl w:val="0"/>
-        </w:rPr>
-      </w:r>
-    </w:p>
-    <w:p>
-      <w:pPr>
-        <w:spacing w:line="480" w:lineRule="auto"/>
-        <w:ind w:firstLine="0"/>
-        <w:jc w:val="both"/>
-        <w:rPr>
-          <w:sz w:val="20"/>
-          <w:szCs w:val="20"/>
-        </w:rPr>
-      </w:pPr>
-      <w:r>
-        <w:rPr>
-          <w:i w:val="1"/>
-          <w:iCs w:val="1"/>
-          <w:color w:val="1a1a1a"/>
-          <w:rtl w:val="0"/>
-        </w:rPr>
-        <w:t xml:space="preserve">33.  I found the system very cumbersome to use.  [Rated — System Usability Scale item 8; scored on its own 0-100 scale]</w:t>
-      </w:r>
-      <w:r>
-        <w:rPr>
-          <w:rtl w:val="0"/>
-        </w:rPr>
-      </w:r>
-    </w:p>
-    <w:p>
-      <w:pPr>
-        <w:spacing w:line="480" w:lineRule="auto"/>
-        <w:ind w:firstLine="0"/>
-        <w:jc w:val="both"/>
-        <w:rPr>
-          <w:sz w:val="20"/>
-          <w:szCs w:val="20"/>
-        </w:rPr>
-      </w:pPr>
-      <w:r>
-        <w:rPr>
-          <w:i w:val="1"/>
-          <w:iCs w:val="1"/>
-          <w:color w:val="1a1a1a"/>
-          <w:rtl w:val="0"/>
-        </w:rPr>
-        <w:t xml:space="preserve">34.  I felt very confident using the system.  [Rated — System Usability Scale item 9; scored on its own 0-100 scale]</w:t>
-      </w:r>
-      <w:r>
-        <w:rPr>
-          <w:rtl w:val="0"/>
-        </w:rPr>
-      </w:r>
-    </w:p>
-    <w:p>
-      <w:pPr>
-        <w:spacing w:line="480" w:lineRule="auto"/>
-        <w:ind w:firstLine="0"/>
-        <w:jc w:val="both"/>
-        <w:rPr>
-          <w:sz w:val="20"/>
-          <w:szCs w:val="20"/>
-        </w:rPr>
-      </w:pPr>
-      <w:r>
-        <w:rPr>
-          <w:i w:val="1"/>
-          <w:iCs w:val="1"/>
-          <w:color w:val="1a1a1a"/>
-          <w:rtl w:val="0"/>
-        </w:rPr>
-        <w:t xml:space="preserve">35.  I needed to learn a lot of things before I could get going with this system.  [Rated — System Usability Scale item 10; scored on its own 0-100 scale]</w:t>
-      </w:r>
-      <w:r>
-        <w:rPr>
-          <w:rtl w:val="0"/>
-        </w:rPr>
+        <w:t>26.  I think that I would like to use this system frequently.  [Rated — System Usability Scale item 1; scored on its own 0–100 scale]</w:t>
+      </w:r>
+    </w:p>
+    <w:p>
+      <w:pPr>
+        <w:spacing w:line="480" w:lineRule="auto"/>
+        <w:ind w:firstLine="0"/>
+        <w:jc w:val="both"/>
+        <w:rPr>
+          <w:sz w:val="20"/>
+          <w:szCs w:val="20"/>
+        </w:rPr>
+      </w:pPr>
+      <w:r>
+        <w:rPr>
+          <w:i w:val="1"/>
+          <w:iCs w:val="1"/>
+          <w:color w:val="1a1a1a"/>
+          <w:rtl w:val="0"/>
+        </w:rPr>
+        <w:t>27.  I found the system unnecessarily complex.  [Rated — System Usability Scale item 2; scored on its own 0–100 scale]</w:t>
+      </w:r>
+    </w:p>
+    <w:p>
+      <w:pPr>
+        <w:spacing w:line="480" w:lineRule="auto"/>
+        <w:ind w:firstLine="0"/>
+        <w:jc w:val="both"/>
+        <w:rPr>
+          <w:sz w:val="20"/>
+          <w:szCs w:val="20"/>
+        </w:rPr>
+      </w:pPr>
+      <w:r>
+        <w:rPr>
+          <w:i w:val="1"/>
+          <w:iCs w:val="1"/>
+          <w:color w:val="1a1a1a"/>
+          <w:rtl w:val="0"/>
+        </w:rPr>
+        <w:t>28.  I thought the system was easy to use.  [Rated — System Usability Scale item 3; scored on its own 0–100 scale]</w:t>
+      </w:r>
+    </w:p>
+    <w:p>
+      <w:pPr>
+        <w:spacing w:line="480" w:lineRule="auto"/>
+        <w:ind w:firstLine="0"/>
+        <w:jc w:val="both"/>
+        <w:rPr>
+          <w:sz w:val="20"/>
+          <w:szCs w:val="20"/>
+        </w:rPr>
+      </w:pPr>
+      <w:r>
+        <w:rPr>
+          <w:i w:val="1"/>
+          <w:iCs w:val="1"/>
+          <w:color w:val="1a1a1a"/>
+          <w:rtl w:val="0"/>
+        </w:rPr>
+        <w:t>29.  I think that I would need the support of a technical person to be able to use this system.  [Rated — System Usability Scale item 4; scored on its own 0–100 scale]</w:t>
+      </w:r>
+    </w:p>
+    <w:p>
+      <w:pPr>
+        <w:spacing w:line="480" w:lineRule="auto"/>
+        <w:ind w:firstLine="0"/>
+        <w:jc w:val="both"/>
+        <w:rPr>
+          <w:sz w:val="20"/>
+          <w:szCs w:val="20"/>
+        </w:rPr>
+      </w:pPr>
+      <w:r>
+        <w:rPr>
+          <w:i w:val="1"/>
+          <w:iCs w:val="1"/>
+          <w:color w:val="1a1a1a"/>
+          <w:rtl w:val="0"/>
+        </w:rPr>
+        <w:t>30.  I found the various functions in this system were well integrated.  [Rated — System Usability Scale item 5; scored on its own 0–100 scale]</w:t>
+      </w:r>
+    </w:p>
+    <w:p>
+      <w:pPr>
+        <w:spacing w:line="480" w:lineRule="auto"/>
+        <w:ind w:firstLine="0"/>
+        <w:jc w:val="both"/>
+        <w:rPr>
+          <w:sz w:val="20"/>
+          <w:szCs w:val="20"/>
+        </w:rPr>
+      </w:pPr>
+      <w:r>
+        <w:rPr>
+          <w:i w:val="1"/>
+          <w:iCs w:val="1"/>
+          <w:color w:val="1a1a1a"/>
+          <w:rtl w:val="0"/>
+        </w:rPr>
+        <w:t>31.  I thought there was too much inconsistency in this system.  [Rated — System Usability Scale item 6; scored on its own 0–100 scale]</w:t>
+      </w:r>
+    </w:p>
+    <w:p>
+      <w:pPr>
+        <w:spacing w:line="480" w:lineRule="auto"/>
+        <w:ind w:firstLine="0"/>
+        <w:jc w:val="both"/>
+        <w:rPr>
+          <w:sz w:val="20"/>
+          <w:szCs w:val="20"/>
+        </w:rPr>
+      </w:pPr>
+      <w:r>
+        <w:rPr>
+          <w:i w:val="1"/>
+          <w:iCs w:val="1"/>
+          <w:color w:val="1a1a1a"/>
+          <w:rtl w:val="0"/>
+        </w:rPr>
+        <w:t>32.  I would imagine that most people would learn to use this system very quickly.  [Rated — System Usability Scale item 7; scored on its own 0–100 scale]</w:t>
+      </w:r>
+    </w:p>
+    <w:p>
+      <w:pPr>
+        <w:spacing w:line="480" w:lineRule="auto"/>
+        <w:ind w:firstLine="0"/>
+        <w:jc w:val="both"/>
+        <w:rPr>
+          <w:sz w:val="20"/>
+          <w:szCs w:val="20"/>
+        </w:rPr>
+      </w:pPr>
+      <w:r>
+        <w:rPr>
+          <w:i w:val="1"/>
+          <w:iCs w:val="1"/>
+          <w:color w:val="1a1a1a"/>
+          <w:rtl w:val="0"/>
+        </w:rPr>
+        <w:t>33.  I found the system very cumbersome to use.  [Rated — System Usability Scale item 8; scored on its own 0–100 scale]</w:t>
+      </w:r>
+    </w:p>
+    <w:p>
+      <w:pPr>
+        <w:spacing w:line="480" w:lineRule="auto"/>
+        <w:ind w:firstLine="0"/>
+        <w:jc w:val="both"/>
+        <w:rPr>
+          <w:sz w:val="20"/>
+          <w:szCs w:val="20"/>
+        </w:rPr>
+      </w:pPr>
+      <w:r>
+        <w:rPr>
+          <w:i w:val="1"/>
+          <w:iCs w:val="1"/>
+          <w:color w:val="1a1a1a"/>
+          <w:rtl w:val="0"/>
+        </w:rPr>
+        <w:t>34.  I felt very confident using the system.  [Rated — System Usability Scale item 9; scored on its own 0–100 scale]</w:t>
+      </w:r>
+    </w:p>
+    <w:p>
+      <w:pPr>
+        <w:spacing w:line="480" w:lineRule="auto"/>
+        <w:ind w:firstLine="0"/>
+        <w:jc w:val="both"/>
+        <w:rPr>
+          <w:sz w:val="20"/>
+          <w:szCs w:val="20"/>
+        </w:rPr>
+      </w:pPr>
+      <w:r>
+        <w:rPr>
+          <w:i w:val="1"/>
+          <w:iCs w:val="1"/>
+          <w:color w:val="1a1a1a"/>
+          <w:rtl w:val="0"/>
+        </w:rPr>
+        <w:t>35.  I needed to learn a lot of things before I could get going with this system.  [Rated — System Usability Scale item 10; scored on its own 0–100 scale]</w:t>
       </w:r>
     </w:p>
     <w:p>

--- a/05_Website_Angular/docs/ResumeMatch-PH-MAIN-PAPER-updated.docx
+++ b/05_Website_Angular/docs/ResumeMatch-PH-MAIN-PAPER-updated.docx
@@ -1510,7 +1510,7 @@
         <w:rPr>
           <w:rtl w:val="0"/>
         </w:rPr>
-        <w:t>Some resume builders now use artificial intelligence to generate resume content on the applicant's behalf. The evidence on whether this helps or harms applicants is mixed. In a field experiment conducted in an online labour market with nearly half a million jobseekers, Wiles et al. (2025) found that applicants who received algorithmic writing assistance on their resumes were hired eight percent more often, and found no evidence that employers were less satisfied with the workers they hired. At the same time, work on automated screening gives reason for caution about handing judgement to a language model. In a resume audit study, Wilson and Caliskan (2024) found that text-embedding models used for resume retrieval favoured White-associated names in 85.1 percent of cases, and selected female-associated names in only 11.1 percent. Language-based screening can therefore reproduce demographic bias at scale. This study does not generate resume content, and the reason is not that writing assistance has been shown to be harmful. It is that the purpose of the system is to explain how an application is assessed, and a system that writes an applicant's resume for them would be asserting claims about a person that the person did not make. Applicants therefore write their own content with the help of built-in guidance, and the system's intelligence is applied to matching — comparing what the applicant genuinely offers against what a position genuinely requires — using fixed published rules rather than a learned model.</w:t>
+        <w:t>Some resume builders now use artificial intelligence to generate resume content on the applicant's behalf. The evidence on whether this helps or harms applicants is mixed. In a field experiment conducted in an online labour market with nearly half a million jobseekers, Wiles et al. (2025) found that applicants who received algorithmic writing assistance on their resumes were hired eight percent more often, and found no evidence that employers were less satisfied with the workers they hired. At the same time, work on automated screening gives reason for caution about handing judgement to a language model. In a resume audit study, Wilson and Caliskan (2024) found that text-embedding models used for resume retrieval favoured White-associated names in 85.1 percent of cases, and selected female-associated names in only 11.1 percent. Language-based screening can therefore reproduce demographic bias at scale. This study does not generate resume content, and the reason is not that writing assistance has been shown to be harmful. It is that the purpose of the system is to explain how an application is assessed, and a system that writes an applicant's resume for them would be asserting claims about a person that the person did not make. Applicants therefore write their own content with the help of built-in guidance, and the system's intelligence is applied to matching (comparing what the applicant genuinely offers against what a position genuinely requires) using fixed published rules rather than a learned model.</w:t>
       </w:r>
     </w:p>
     <w:p>
@@ -1654,7 +1654,7 @@
         <w:rPr>
           <w:rtl w:val="0"/>
         </w:rPr>
-        <w:t>A recurring theme in the literature is that automated screening should support, not substitute for, human decision-making. Leony and colleagues (2024) observed that companies using ATS still rely on recruiters for the final evaluation of shortlisted candidates, and research on how applicants perceive automated hiring gives a second reason for keeping a person in the decision. Lavanchy et al. (2023) found that applicants judge algorithm-driven hiring procedures as less fair than human or algorithm-assisted human procedures, and that this holds whether or not the outcome favours them. Reviewing seven studies covering more than 1,300 participants, Hilliard et al. (2022) report that applicants' perceptions are most negative on behavioural control — the sense that they are able to influence the outcome — and on social presence. It should be acknowledged that this evidence bears on the present system as well as on the commercial products it is contrasted with. A system that computes and displays a compatibility score is an algorithm-driven procedure, and the findings above give no reason to assume applicants will regard it as fair merely because it is free, or because its formula is simple. What the findings do offer is a specific account of where the objection lies. Hilliard and colleagues locate it in behavioural control rather than in automation as such. That distinction shaped a particular design response in this study. The applicant is shown the same score the recruiter sees, together with an account of what their resume does not contain, so that the result is something they can act on rather than an outcome delivered without explanation. Whether this actually alters how applicants perceive the process is treated here as an open question that the evaluation asks about, not as an assumption the design is entitled to make. Fully automated rejection also risks screening out qualified candidates for superficial reasons, as TheLadders (2018) documented. For these reasons, the proposed system is deliberately designed as a decision-support tool: it computes compatibility scores, ranks applicants, and surfaces close matches, but it never automatically rejects an application, and every applicant remains visible and searchable to the recruiter.</w:t>
+        <w:t>A recurring theme in the literature is that automated screening should support, not substitute for, human decision-making. Leony and colleagues (2024) observed that companies using ATS still rely on recruiters for the final evaluation of shortlisted candidates, and research on how applicants perceive automated hiring gives a second reason for keeping a person in the decision. Lavanchy et al. (2023) found that applicants judge algorithm-driven hiring procedures as less fair than human or algorithm-assisted human procedures, and that this holds whether or not the outcome favours them. Reviewing seven studies covering more than 1,300 participants, Hilliard et al. (2022) report that applicants' perceptions are most negative on behavioural control (the sense that they are able to influence the outcome) and on social presence. It should be acknowledged that this evidence bears on the present system as well as on the commercial products it is contrasted with. A system that computes and displays a compatibility score is an algorithm-driven procedure, and the findings above give no reason to assume applicants will regard it as fair merely because it is free, or because its formula is simple. What the findings do offer is a specific account of where the objection lies. Hilliard and colleagues locate it in behavioural control rather than in automation as such. That distinction shaped a particular design response in this study. The applicant is shown the same score the recruiter sees, together with an account of what their resume does not contain, so that the result is something they can act on rather than an outcome delivered without explanation. Whether this actually alters how applicants perceive the process is treated here as an open question that the evaluation asks about, not as an assumption the design is entitled to make. Fully automated rejection also risks screening out qualified candidates for superficial reasons, as TheLadders (2018) documented. For these reasons, the proposed system is deliberately designed as a decision-support tool: it computes compatibility scores, ranks applicants, and surfaces close matches, but it never automatically rejects an application, and every applicant remains visible and searchable to the recruiter.</w:t>
       </w:r>
     </w:p>
     <w:p>
@@ -2127,12 +2127,7 @@
           <w:color w:val="1a1a1a"/>
           <w:rtl w:val="0"/>
         </w:rPr>
-        <w:t xml:space="preserve">The conceptual framework of this study rests on a single proposition: that the difficulty facing new job seekers is not only that they cannot produce a well-formed resume, but that they cannot see how their application is judged. Two conditions are held to produce the problem. The first is unstructured input — a resume written without guidance and in a layout automated screening reads poorly, so that the information an applicant does possess fails to reach the recruiter intact. The second is opaque assessment — screening that returns an outcome without a reason, so that an applicant learns neither why they were unsuccessful nor what would change it. The framework proposes that addressing the two together produces effects that addressing either alone does not: structured input makes the applicant’s content legible to both software and recruiter, and an explained score makes the assessment legible to the applicant. The intended outcomes are correspondingly paired — for the applicant, an actionable understanding of their standing; for the recruiter, a consistently ordered and inspectable set of applications.</w:t>
-      </w:r>
-      <w:r>
-        <w:rPr>
-          <w:rtl w:val="0"/>
-        </w:rPr>
+        <w:t>The conceptual framework of this study rests on a single proposition: that the difficulty facing new job seekers is not only that they cannot produce a well-formed resume, but that they cannot see how their application is judged. Two conditions are held to produce the problem. The first is unstructured input. A resume written without guidance and in a layout automated screening reads poorly, so that the information an applicant does possess fails to reach the recruiter intact. The second is opaque assessment: screening that returns an outcome without a reason, so that an applicant learns neither why they were unsuccessful nor what would change it. The framework proposes that addressing the two together produces effects that addressing either alone does not: structured input makes the applicant’s content legible to both software and recruiter, and an explained score makes the assessment legible to the applicant. The intended outcomes are correspondingly paired: for the applicant, an actionable understanding of their standing; for the recruiter, a consistently ordered and inspectable set of applications.</w:t>
       </w:r>
     </w:p>
     <w:p>
@@ -2950,7 +2945,7 @@
           <w:color w:val="1a1a1a"/>
           <w:rtl w:val="0"/>
         </w:rPr>
-        <w:t>Clark Outsourcing. As the partner company of this study, its Human Resources department will have a working system fitted to its own way of hiring. The company hires across several very different departments — customer support, administration, finance and accounting, information technology, digital marketing, and healthcare support — with applications routed to the recruiter responsible for the department concerned. The company also gains an account of how its own screening practice compares with an automated ranking of the same applicants.</w:t>
+        <w:t>Clark Outsourcing. As the partner company of this study, its Human Resources department will have a working system fitted to its own way of hiring. The company hires across several very different departments (customer support, administration, finance and accounting, information technology, digital marketing, and healthcare support), with applications routed to the recruiter responsible for the department concerned. The company also gains an account of how its own screening practice compares with an automated ranking of the same applicants.</w:t>
       </w:r>
     </w:p>
     <w:p>
@@ -3122,7 +3117,7 @@
           <w:color w:val="1a1a1a"/>
           <w:rtl w:val="0"/>
         </w:rPr>
-        <w:t>This study focuses on the design, development, and evaluation of a web-based resume builder and ATS-inspired job matching system for job seekers and partner companies in the Philippines. The system is intended to help new job seekers — particularly students, fresh graduates, and individuals with little to no experience in writing a resume — create professional, ATS-friendly resumes and connect with positions that match their qualifications. At the same time, the system is intended to help the HR, Recruitment, or Talent Acquisition departments of partner companies manage job postings and applicants and identify the most suitable candidates efficiently. For this study, the researchers partnered with Clark Outsourcing, a business process outsourcing company in Clark Freeport Zone, Pampanga. Its Human Resources department serves as the initial partner company of the system. The system itself is designed to support multiple partner companies as the platform grows.</w:t>
+        <w:t>This study focuses on the design, development, and evaluation of a web-based resume builder and ATS-inspired job matching system for job seekers and partner companies in the Philippines. The system is intended to help new job seekers (particularly students, fresh graduates, and individuals with little to no experience in writing a resume) create professional, ATS-friendly resumes and connect with positions that match their qualifications. At the same time, the system is intended to help the HR, Recruitment, or Talent Acquisition departments of partner companies manage job postings and applicants and identify the most suitable candidates efficiently. For this study, the researchers partnered with Clark Outsourcing, a business process outsourcing company in Clark Freeport Zone, Pampanga. Its Human Resources department serves as the initial partner company of the system. The system itself is designed to support multiple partner companies as the platform grows.</w:t>
       </w:r>
     </w:p>
     <w:p>
@@ -3493,7 +3488,7 @@
           <w:color w:val="1a1a1a"/>
           <w:rtl w:val="0"/>
         </w:rPr>
-        <w:t>The matching feature is ATS-inspired and rule-based. It compares structured resume data against structured posting requirements, using a published, weighted formula whose weights are a property of each posting. It is also deterministic: the same resume and the same posting always produce the same score. That score can always be explained to the applicant and the recruiter. No machine learning, statistical model, or artificial intelligence of any kind takes part in computing a score, ranking applicants, or recommending positions, and the system does not connect to any external job listing API, job board, or live employment database.  Skill comparison is preceded by normalisation against a canonical vocabulary maintained by the researchers, which folds genuine synonyms onto a single form so that, for example, "JS" and "JavaScript" are counted as the same skill. The vocabulary contains fifty-two entries resolving to twenty-five canonical forms. The measurement is made against the twenty-five distinct skill terms seeded in the system's catalogue, which are the terms its postings draw upon. Eighteen of them, or 72.0 percent, have at least one catalogued synonym. The remaining seven — Git, Windows, Canva, Copywriting, Organization, Recruitment and Scheduling — are compared by exact normalised match only. A term counts as covered when at least one alias resolves to that term's canonical form and is not merely the term's own normalised spelling. The figure can therefore be recomputed by anyone from the alias table in the matching engine and the catalogue in the database schema. An applicant who writes a genuine equivalent the researchers have not catalogued — "GitHub" against a posting requiring "Git", or the British spelling "Organisation" against "Organization" — receives no credit for a skill they hold. This coverage was re-measured after the partner company changed from a hotel to a business process outsourcing company and the vocabulary was retargeted from hospitality terms to back-office terms. Coverage rose, from 63.6 percent — fourteen of the twenty-two terms the catalogue then held — to 72.0 percent. The increase is not evidence that outsourcing work is easier to describe: the retarget removed hospitality entries for which no synonyms had been written and replaced them with back-office terms for which several had. The weakness that remains is a property of hand-maintained vocabularies rather than of any one industry, and the seven terms still uncovered are uncovered only because nobody has yet written synonyms for them. The failure direction is deliberate. An uncatalogued synonym costs an applicant credit they have earned. Equating related-but-different terms would do worse: it would credit an applicant with a skill they never claimed, and place them in front of a recruiter on a false basis — "Salesforce" is one particular product and is deliberately not folded into "CRM Software". This is a stated limitation of the matching feature, and extending the vocabulary is the most direct improvement available to future work.</w:t>
+        <w:t>The matching feature is ATS-inspired and rule-based. It compares structured resume data against structured posting requirements, using a published, weighted formula whose weights are a property of each posting. It is also deterministic: the same resume and the same posting always produce the same score. That score can always be explained to the applicant and the recruiter. No machine learning, statistical model, or artificial intelligence of any kind takes part in computing a score, ranking applicants, or recommending positions, and the system does not connect to any external job listing API, job board, or live employment database.  Skill comparison is preceded by normalisation against a canonical vocabulary maintained by the researchers, which folds genuine synonyms onto a single form so that, for example, "JS" and "JavaScript" are counted as the same skill. The vocabulary contains fifty-two entries resolving to twenty-five canonical forms. The measurement is made against the twenty-five distinct skill terms seeded in the system's catalogue, which are the terms its postings draw upon. Eighteen of them, or 72.0 percent, have at least one catalogued synonym. The remaining seven (Git, Windows, Canva, Copywriting, Organization, Recruitment and Scheduling) are compared by exact normalised match only. A term counts as covered when at least one alias resolves to that term's canonical form and is not merely the term's own normalised spelling. The figure can therefore be recomputed by anyone from the alias table in the matching engine and the catalogue in the database schema. An applicant who writes a genuine equivalent the researchers have not catalogued (for example "GitHub" against a posting requiring "Git", or the British spelling "Organisation" against "Organization") receives no credit for a skill they hold. This coverage was re-measured after the partner company changed from a hotel to a business process outsourcing company and the vocabulary was retargeted from hospitality terms to back-office terms. Coverage rose, from 63.6 percent (fourteen of the twenty-two terms the catalogue then held) to 72.0 percent. The increase is not evidence that outsourcing work is easier to describe: the retarget removed hospitality entries for which no synonyms had been written and replaced them with back-office terms for which several had. The weakness that remains is a property of hand-maintained vocabularies rather than of any one industry, and the seven terms still uncovered are uncovered only because nobody has yet written synonyms for them. The failure direction is deliberate. An uncatalogued synonym costs an applicant credit they have earned. Equating related-but-different terms would do worse: it would credit an applicant with a skill they never claimed, and place them in front of a recruiter on a false basis. "Salesforce", for instance, is one particular product and is deliberately not folded into "CRM Software". This is a stated limitation of the matching feature, and extending the vocabulary is the most direct improvement available to future work.</w:t>
       </w:r>
     </w:p>
     <w:p>
@@ -3574,12 +3569,7 @@
           <w:color w:val="1a1a1a"/>
           <w:rtl w:val="0"/>
         </w:rPr>
-        <w:t xml:space="preserve">Although the system is designed to support multiple partner companies, only one company — Clark Outsourcing — participates in this study, so the findings describe a single-company pilot rather than a multi-company deployment.</w:t>
-      </w:r>
-      <w:r>
-        <w:rPr>
-          <w:rtl w:val="0"/>
-        </w:rPr>
+        <w:t>Although the system is designed to support multiple partner companies, only one company (Clark Outsourcing) participates in this study, so the findings describe a single-company pilot rather than a multi-company deployment.</w:t>
       </w:r>
     </w:p>
     <w:p>
@@ -4233,7 +4223,7 @@
           <w:color w:val="1a1a1a"/>
           <w:rtl w:val="0"/>
         </w:rPr>
-        <w:t>Compatibility score.  The single value from 0 to 100 that the system computes for an application, expressing how closely an applicant's resume corresponds to the requirements stated in a posting. In this study it is calculated from three components only — skills, educational level, and months of experience — weighted at 50 percent, 25 percent and 25 percent by default. A recruiter may set a different balance for an individual opening, provided the three weights total 100 percent and none is below 10 percent. The weighting an opening uses is shown to every applicant it scores, so no applicant is measured on a scale they were not told about. Also referred to as the match score.</w:t>
+        <w:t>Compatibility score.  The single value from 0 to 100 that the system computes for an application, expressing how closely an applicant's resume corresponds to the requirements stated in a posting. In this study it is calculated from three components only (skills, educational level, and months of experience) weighted at 50 percent, 25 percent and 25 percent by default. A recruiter may set a different balance for an individual opening, provided the three weights total 100 percent and none is below 10 percent. The weighting an opening uses is shown to every applicant it scores, so no applicant is measured on a scale they were not told about. Also referred to as the match score.</w:t>
       </w:r>
     </w:p>
     <w:p>
@@ -4802,30 +4792,25 @@
           <w:color w:val="1a1a1a"/>
           <w:rtl w:val="0"/>
         </w:rPr>
-        <w:t xml:space="preserve">This study will use a quantitative descriptive research approach to design, develop, and evaluate a web-based resume builder and ATS-inspired job matching system for job seekers and partner companies in the Philippines. The research will go through several phases including requirement analysis, system design, development, testing, and evaluation to come up with a working and easy-to-use web-based system. Descriptive data will be collected from both groups of target users — job seekers and HR personnel — through closed-item questionnaires, and will be summarised numerically as weighted means and frequency distributions.</w:t>
-      </w:r>
-      <w:r>
-        <w:rPr>
-          <w:rtl w:val="0"/>
-        </w:rPr>
-      </w:r>
-    </w:p>
-    <w:p>
-      <w:pPr>
-        <w:spacing w:line="480" w:lineRule="auto"/>
-        <w:ind w:firstLine="720"/>
-        <w:jc w:val="both"/>
-        <w:rPr>
-          <w:sz w:val="20"/>
-          <w:szCs w:val="20"/>
-        </w:rPr>
-      </w:pPr>
-      <w:r>
-        <w:rPr>
-          <w:color w:val="1a1a1a"/>
-          <w:rtl w:val="0"/>
-        </w:rPr>
-        <w:t>A quantitative descriptive design was chosen because the questions this study asks are questions about how widely a difficulty or a judgement is shared, and about how a defined group rates a system against defined criteria. The researchers need to establish how many new job seekers find particular parts of resume writing difficult, how recruiters distribute importance across skills, education and experience, and how both groups rate the system once they have used it. These are answered by counting and averaging closed responses rather than by interpreting written accounts. The job seeker strand additionally carries a one-group pretest-posttest structure, which Campbell and Stanley (1963) classify as pre-experimental. Four items are asked before respondents see the system and asked again after they have used it. The change in each respondent’s own answer can therefore be measured rather than inferred. There is still no control group and no random assignment, so no causal claim is made — the change is reported as a change observed in one group, with the threats to that inference stated under Limitations. The ISO/IEC 25010 software quality model supplies the criteria the evaluation rates the system against, so that the reported means belong to named quality characteristics rather than to headings chosen by the researchers after the fact.  A distinction should be drawn between the two activities this study undertakes, because each has its own methodology. The development of the software follows the Agile model described in the Design of Software, System, Product and Process section; Agile is a software development methodology and governs how the system is built, not how the study investigates. The investigation itself — the requirement analysis that precedes development and the evaluation that follows it — uses the quantitative descriptive design described above. The study is therefore developmental in character: an artefact is produced, and the ratings of the people who use it are the data. Where this document refers to phases, sprints or iterations it is describing construction; where it refers to instruments, respondents, items and means it is describing research.</w:t>
+        <w:t>This study will use a quantitative descriptive research approach to design, develop, and evaluate a web-based resume builder and ATS-inspired job matching system for job seekers and partner companies in the Philippines. The research will go through several phases including requirement analysis, system design, development, testing, and evaluation to come up with a working and easy-to-use web-based system. Descriptive data will be collected from both groups of target users (job seekers and HR personnel) through closed-item questionnaires, and will be summarised numerically as weighted means and frequency distributions.</w:t>
+      </w:r>
+    </w:p>
+    <w:p>
+      <w:pPr>
+        <w:spacing w:line="480" w:lineRule="auto"/>
+        <w:ind w:firstLine="720"/>
+        <w:jc w:val="both"/>
+        <w:rPr>
+          <w:sz w:val="20"/>
+          <w:szCs w:val="20"/>
+        </w:rPr>
+      </w:pPr>
+      <w:r>
+        <w:rPr>
+          <w:color w:val="1a1a1a"/>
+          <w:rtl w:val="0"/>
+        </w:rPr>
+        <w:t>A quantitative descriptive design was chosen because the questions this study asks are questions about how widely a difficulty or a judgement is shared, and about how a defined group rates a system against defined criteria. The researchers need to establish how many new job seekers find particular parts of resume writing difficult, how recruiters distribute importance across skills, education and experience, and how both groups rate the system once they have used it. These are answered by counting and averaging closed responses rather than by interpreting written accounts. The job seeker strand additionally carries a one-group pretest-posttest structure, which Campbell and Stanley (1963) classify as pre-experimental. Four items are asked before respondents see the system and asked again after they have used it. The change in each respondent’s own answer can therefore be measured rather than inferred. There is still no control group and no random assignment, so no causal claim is made. The change is reported as a change observed in one group, with the threats to that inference stated under Limitations. The ISO/IEC 25010 software quality model supplies the criteria the evaluation rates the system against, so that the reported means belong to named quality characteristics rather than to headings chosen by the researchers after the fact.  A distinction should be drawn between the two activities this study undertakes, because each has its own methodology. The development of the software follows the Agile model described in the Design of Software, System, Product and Process section; Agile is a software development methodology and governs how the system is built, not how the study investigates. The investigation itself (the requirement analysis that precedes development and the evaluation that follows it) uses the quantitative descriptive design described above. The study is therefore developmental in character: an artefact is produced, and the ratings of the people who use it are the data. Where this document refers to phases, sprints or iterations it is describing construction; where it refers to instruments, respondents, items and means it is describing research.</w:t>
       </w:r>
     </w:p>
     <w:p>
@@ -4944,7 +4929,7 @@
           <w:color w:val="1a1a1a"/>
           <w:rtl w:val="0"/>
         </w:rPr>
-        <w:t>The system will address the job seeker problems by providing a guided step-by-step resume creation process, ready-made ATS-friendly formats and designs, built-in resume writing tips, and resume-based job recommendations with application tracking. It will address the opacity problem by publishing the scoring weights, showing every applicant the score a posting gives them, and telling them how many of the required skills are missing and of what kind. A low score therefore becomes a piece of usable advice rather than a silent rejection. The system will address the recruiter problems through three parts. These are the job posting and application management module, the department-based routing of new applications to the recruiter responsible for that posting, and the ATS-inspired matching feature. The matching feature analyses each applicant's structured resume data against the posting's requirements, computes a compatibility score, and ranks applicants for review. The system will also address the economic barrier — many existing resume builders charge fees for core features, and commercial Applicant Tracking Systems are priced for large enterprises — by making all features of the system completely free.</w:t>
+        <w:t>The system will address the job seeker problems by providing a guided step-by-step resume creation process, ready-made ATS-friendly formats and designs, built-in resume writing tips, and resume-based job recommendations with application tracking. It will address the opacity problem by publishing the scoring weights, showing every applicant the score a posting gives them, and telling them how many of the required skills are missing and of what kind. A low score therefore becomes a piece of usable advice rather than a silent rejection. The system will address the recruiter problems through three parts. These are the job posting and application management module, the department-based routing of new applications to the recruiter responsible for that posting, and the ATS-inspired matching feature. The matching feature analyses each applicant's structured resume data against the posting's requirements, computes a compatibility score, and ranks applicants for review. The system will also address the economic barrier by making all features completely free. Many existing resume builders charge fees for core features, and commercial Applicant Tracking Systems are priced for large enterprises.</w:t>
       </w:r>
     </w:p>
     <w:p>
@@ -6648,7 +6633,7 @@
           <w:color w:val="1a1a1a"/>
           <w:rtl w:val="0"/>
         </w:rPr>
-        <w:t>The instruments used in this study are five researcher-developed instruments composed entirely of closed items. They were written by the researchers for this study; they are not taken from a published questionnaire. Four item formats are used. Multiple choice, where the respondent selects one option. Checklists, where the respondent may select any number. A five-point agreement scale, from 1, strongly disagree, to 5, strongly agree. And a single ranking task, in which the respondent places five items in order. No item asks the respondent to write prose; a ranking is a selection among possible orderings rather than an open response. The ISO/IEC 25010 software quality model (International Organization for Standardization, 2023) is used as the framework that determines what the evaluation asks about, in three of its eight characteristics — functional suitability, usability, and reliability. Functional suitability means whether the system does what it is supposed to do, completely and correctly. Usability means how easy the system is to recognise, learn, and operate, and how well it protects the user from mistakes. Reliability means whether the system works consistently, stays available, and allows the user to continue when something goes wrong. Each rated item in the two post-use instruments is written against one of these characteristics and is labelled with it in Appendix A, so that a mean can be computed per characteristic.  Not every rated item belongs to a quality characteristic. Two kinds of item are deliberately excluded from the quality means. The first describes the respondent rather than the system. The second is worded so that agreement is not a good outcome, such as items asking whether the system placed an applicant higher or lower than the recruiter would have. Both are reported as distributions instead. Averaging them with the quality items would produce a figure that means nothing. Appendix A marks which items are included in which mean.  The three characteristics are not evidenced equally by this design, and the instruments are written accordingly. Functional suitability and usability are well suited to a single session, because a respondent who has built a resume, applied to a posting and read a score can rate those experiences directly. Reliability concerns behaviour over time, which a session of twenty to thirty minutes cannot establish. The reliability items therefore ask respondents to rate what they encountered during their own use. The results are reported as reliability as experienced within a single session, not as an assessment of the system's reliability in service. Reliability over time is addressed instead through the automated regression testing and browser walkthroughs described under Development and Testing.</w:t>
+        <w:t>The instruments used in this study are five researcher-developed instruments composed entirely of closed items. They were written by the researchers for this study; they are not taken from a published questionnaire. Four item formats are used. Multiple choice, where the respondent selects one option. Checklists, where the respondent may select any number. A five-point agreement scale, from 1, strongly disagree, to 5, strongly agree. And a single ranking task, in which the respondent places five items in order. No item asks the respondent to write prose; a ranking is a selection among possible orderings rather than an open response. The ISO/IEC 25010 software quality model (International Organization for Standardization, 2023) is used as the framework that determines what the evaluation asks about, in three of its eight characteristics: functional suitability, usability, and reliability. Functional suitability means whether the system does what it is supposed to do, completely and correctly. Usability means how easy the system is to recognise, learn, and operate, and how well it protects the user from mistakes. Reliability means whether the system works consistently, stays available, and allows the user to continue when something goes wrong. Each rated item in the two post-use instruments is written against one of these characteristics and is labelled with it in Appendix A, so that a mean can be computed per characteristic.  Not every rated item belongs to a quality characteristic. Two kinds of item are deliberately excluded from the quality means. The first describes the respondent rather than the system. The second is worded so that agreement is not a good outcome, such as items asking whether the system placed an applicant higher or lower than the recruiter would have. Both are reported as distributions instead. Averaging them with the quality items would produce a figure that means nothing. Appendix A marks which items are included in which mean.  The three characteristics are not evidenced equally by this design, and the instruments are written accordingly. Functional suitability and usability are well suited to a single session, because a respondent who has built a resume, applied to a posting and read a score can rate those experiences directly. Reliability concerns behaviour over time, which a session of twenty to thirty minutes cannot establish. The reliability items therefore ask respondents to rate what they encountered during their own use. The results are reported as reliability as experienced within a single session, not as an assessment of the system's reliability in service. Reliability over time is addressed instead through the automated regression testing and browser walkthroughs described under Development and Testing.</w:t>
       </w:r>
     </w:p>
     <w:p>
@@ -6684,12 +6669,7 @@
           <w:color w:val="1a1a1a"/>
           <w:rtl w:val="0"/>
         </w:rPr>
-        <w:t xml:space="preserve">Instrument A — Job Seeker Survey (Part 1). Twenty-three items, administered before the system is completed. Records how respondents have made a resume, rates how difficult they found each part of it, and rates how well they can judge whether to apply for an opening.</w:t>
-      </w:r>
-      <w:r>
-        <w:rPr>
-          <w:rtl w:val="0"/>
-        </w:rPr>
+        <w:t>Instrument A: Job Seeker Survey (Part 1). Twenty-three items, administered before the system is completed. Records how respondents have made a resume, rates how difficult they found each part of it, and rates how well they can judge whether to apply for an opening.</w:t>
       </w:r>
     </w:p>
     <w:p>
@@ -6707,7 +6687,7 @@
           <w:color w:val="1a1a1a"/>
           <w:rtl w:val="0"/>
         </w:rPr>
-        <w:t>Instrument B — HR and Recruitment Survey (Part 1). Twenty-two items, administered before the system is completed. Records how HR personnel screen applicants now, and rates the difficulties they meet in doing so. Items 15 to 17 then ask them to rank the three components, and to select the allocation of one hundred points across skills, education and experience that is closest to how they actually screen.</w:t>
+        <w:t>Instrument B: HR and Recruitment Survey (Part 1). Twenty-two items, administered before the system is completed. Records how HR personnel screen applicants now, and rates the difficulties they meet in doing so. Items 15 to 17 then ask them to rank the three components, and to select the allocation of one hundred points across skills, education and experience that is closest to how they actually screen.</w:t>
       </w:r>
     </w:p>
     <w:p>
@@ -6725,7 +6705,7 @@
           <w:color w:val="1a1a1a"/>
           <w:rtl w:val="0"/>
         </w:rPr>
-        <w:t>Instrument C — Job Seeker Survey (Part 2). Thirty-nine items, administered after use. Four of them reproduce items 13, 16, 19 and 21 of Instrument A word for word, forming the paired block described above. The only difference in the block is the tense of the first item. In Instrument A it asks about the resume the respondent had already made; here it asks about the present. One of the four is worded negatively, exactly as its original is. On that item an improvement is a lower answer rather than a higher one. A further ten items are the System Usability Scale (Brooke, 1996). They are reproduced without alteration and scored on their own nought-to-one-hundred scale, rather than folded into any ISO characteristic. Seventeen rated items are grouped under functional suitability, usability and reliability; the remainder record which tasks the respondent completed and their overall judgement.</w:t>
+        <w:t>Instrument C: Job Seeker Survey (Part 2). Thirty-nine items, administered after use. Four of them reproduce items 13, 16, 19 and 21 of Instrument A word for word, forming the paired block described above. The only difference in the block is the tense of the first item. In Instrument A it asks about the resume the respondent had already made; here it asks about the present. One of the four is worded negatively, exactly as its original is. On that item an improvement is a lower answer rather than a higher one. A further ten items are the System Usability Scale (Brooke, 1996). They are reproduced without alteration and scored on their own nought-to-one-hundred scale, rather than folded into any ISO characteristic. Seventeen rated items are grouped under functional suitability, usability and reliability; the remainder record which tasks the respondent completed and their overall judgement.</w:t>
       </w:r>
     </w:p>
     <w:p>
@@ -6743,30 +6723,25 @@
           <w:color w:val="1a1a1a"/>
           <w:rtl w:val="0"/>
         </w:rPr>
-        <w:t>Instrument D — HR and Recruitment Survey (Part 2). Twenty-eight items, administered after use. Fourteen rated items are grouped under functional suitability, usability and reliability. A further group asks the recruiter how closely they believe the order the system produced matched the order they would have chosen. That group is reported as a distribution, rather than folded into a quality mean. Instrument E — Ranking-Agreement Check. Five items, administered to HR respondents immediately after Instrument D in the same session. The recruiter is given one posting and five resumes for it, labelled A to E, with no scores shown, and places them in the order they would read them. Four closed items then record which resume they would have placed much higher or much lower, what most influenced the ordering, and how confidently they could decide from the resumes alone. The five resumes and the posting are the same for every recruiter, so the orderings are comparable. This is the only instrument that measures the correspondence research question 6 asks about; Instrument D asks recruiters to judge it, and where the measured correlation and the judgement diverge, the divergence is reported as a finding rather than resolved in favour of either. The System Usability Scale is the only published instrument this study administers, and it is included for one reason: every other figure the study produces comes from a researcher-made instrument and therefore cannot be compared with anything outside this paper. The scale has published norms, so a score can be read against them. Its wording is not altered, because altering an item forfeits exactly the comparability it was added for, and its alternating positive and negative phrasing is a property of the instrument rather than an inconsistency.</w:t>
-      </w:r>
-    </w:p>
-    <w:p>
-      <w:pPr>
-        <w:spacing w:line="480" w:lineRule="auto"/>
-        <w:ind w:firstLine="720"/>
-        <w:jc w:val="both"/>
-        <w:rPr>
-          <w:sz w:val="20"/>
-          <w:szCs w:val="20"/>
-        </w:rPr>
-      </w:pPr>
-      <w:r>
-        <w:rPr>
-          <w:color w:val="1a1a1a"/>
-          <w:rtl w:val="0"/>
-        </w:rPr>
-        <w:t xml:space="preserve">The instruments are delivered through Google Forms. Responses are anonymous: no name or email address is collected, and each response is identified only by a number. Because four items are answered by the same job seeker both before and after use, that number has to be the same on both occasions or the two answers cannot be paired. Each job seeker respondent is therefore issued a respondent code with their invitation and asked to enter it as the first item of both instruments. The researchers keep no record associating a code with a person, so the code identifies a pairing and nothing more; it allows one respondent’s two answers to be matched to each other without allowing either to be matched to the respondent. A job seeker who does not supply a code on both occasions contributes to every other analysis and is excluded from the paired comparison, and the number excluded on that ground is reported. Every item is closed, and every item offers an option the respondent can honestly select, including — where it applies — an option stating that nothing went wrong or that none of the listed difficulties was encountered. Rated items are marked as required, so that a mean is computed over a known number of respondents rather than over an unknown one; a respondent may still stop at any point without completing the form. Background items recording age range, length of experience, and which tasks the respondent was able to complete are reported as counts and are not treated as measurements of system quality.</w:t>
-      </w:r>
-      <w:r>
-        <w:rPr>
-          <w:rtl w:val="0"/>
-        </w:rPr>
+        <w:t>Instrument D: HR and Recruitment Survey (Part 2). Twenty-eight items, administered after use. Fourteen rated items are grouped under functional suitability, usability and reliability. A further group asks the recruiter how closely they believe the order the system produced matched the order they would have chosen. That group is reported as a distribution, rather than folded into a quality mean. Instrument E: Ranking-Agreement Check. Five items, administered to HR respondents immediately after Instrument D in the same session. The recruiter is given one posting and five resumes for it, labelled A to E, with no scores shown, and places them in the order they would read them. Four closed items then record which resume they would have placed much higher or much lower, what most influenced the ordering, and how confidently they could decide from the resumes alone. The five resumes and the posting are the same for every recruiter, so the orderings are comparable. This is the only instrument that measures the correspondence research question 6 asks about; Instrument D asks recruiters to judge it, and where the measured correlation and the judgement diverge, the divergence is reported as a finding rather than resolved in favour of either. The System Usability Scale is the only published instrument this study administers, and it is included for one reason: every other figure the study produces comes from a researcher-made instrument and therefore cannot be compared with anything outside this paper. The scale has published norms, so a score can be read against them. Its wording is not altered, because altering an item forfeits exactly the comparability it was added for, and its alternating positive and negative phrasing is a property of the instrument rather than an inconsistency.</w:t>
+      </w:r>
+    </w:p>
+    <w:p>
+      <w:pPr>
+        <w:spacing w:line="480" w:lineRule="auto"/>
+        <w:ind w:firstLine="720"/>
+        <w:jc w:val="both"/>
+        <w:rPr>
+          <w:sz w:val="20"/>
+          <w:szCs w:val="20"/>
+        </w:rPr>
+      </w:pPr>
+      <w:r>
+        <w:rPr>
+          <w:color w:val="1a1a1a"/>
+          <w:rtl w:val="0"/>
+        </w:rPr>
+        <w:t>The instruments are delivered through Google Forms. Responses are anonymous: no name or email address is collected, and each response is identified only by a number. Because four items are answered by the same job seeker both before and after use, that number has to be the same on both occasions or the two answers cannot be paired. Each job seeker respondent is therefore issued a respondent code with their invitation and asked to enter it as the first item of both instruments. The researchers keep no record associating a code with a person, so the code identifies a pairing and nothing more; it allows one respondent’s two answers to be matched to each other without allowing either to be matched to the respondent. A job seeker who does not supply a code on both occasions contributes to every other analysis and is excluded from the paired comparison, and the number excluded on that ground is reported. Every item is closed, and every item offers an option the respondent can honestly select, including (where it applies) an option stating that nothing went wrong or that none of the listed difficulties was encountered. Rated items are marked as required, so that a mean is computed over a known number of respondents rather than over an unknown one; a respondent may still stop at any point without completing the form. Background items recording age range, length of experience, and which tasks the respondent was able to complete are reported as counts and are not treated as measurements of system quality.</w:t>
       </w:r>
     </w:p>
     <w:p>
@@ -7005,7 +6980,7 @@
         <w:rPr>
           <w:rtl w:val="0"/>
         </w:rPr>
-        <w:t>The study will analyse the closed responses gathered from the five instruments using descriptive statistics, with one inferential test applied to one bounded part of the data. The frequency distributions, the weighted means and the rank correlation are descriptive: they summarise what these respondents answered and are not used to claim anything about a wider population. The exception is the block of four items asked both before and after use, where the Wilcoxon signed-rank test is applied to the paired differences. That test is inferential and its null hypothesis is that the differences are symmetrically distributed about zero — that is, that no systematic change occurred. It is applied two-sided, because the study does not predict the direction of the change in advance. What it establishes is bounded by the design that produced the data. With no control group and no random assignment, a significant result says only that the change within this one group of respondents is unlikely to be chance. It does not say that the system caused the change, nor that the same change would appear in anyone else. The analysis proceeds in seven steps.</w:t>
+        <w:t>The study will analyse the closed responses gathered from the five instruments using descriptive statistics, with one inferential test applied to one bounded part of the data. The frequency distributions, the weighted means and the rank correlation are descriptive: they summarise what these respondents answered and are not used to claim anything about a wider population. The exception is the block of four items asked both before and after use, where the Wilcoxon signed-rank test is applied to the paired differences. That test is inferential and its null hypothesis is that the differences are symmetrically distributed about zero. That is, that no systematic change occurred. It is applied two-sided, because the study does not predict the direction of the change in advance. What it establishes is bounded by the design that produced the data. With no control group and no random assignment, a significant result says only that the change within this one group of respondents is unlikely to be chance. It does not say that the system caused the change, nor that the same change would appear in anyone else. The analysis proceeds in seven steps.</w:t>
       </w:r>
     </w:p>
     <w:p>
@@ -7215,12 +7190,7 @@
           <w:color w:val="1a1a1a"/>
           <w:rtl w:val="0"/>
         </w:rPr>
-        <w:t xml:space="preserve">The results of the two evaluation instruments will be reported under the three ISO 25010 quality characteristics the study evaluates — functional suitability, usability, and reliability — so that the findings address defined criteria. The results of the two requirement-analysis instruments will be reported separately, as findings about the problem the system is intended to address. The allocation recruiters select in item 16 of Instrument B will be reported against the weighting the system uses by default, and against the weightings recruiters actually set on their own postings, which the system records.</w:t>
-      </w:r>
-      <w:r>
-        <w:rPr>
-          <w:rtl w:val="0"/>
-        </w:rPr>
+        <w:t>The results of the two evaluation instruments will be reported under the three ISO 25010 quality characteristics the study evaluates (functional suitability, usability, and reliability) so that the findings address defined criteria. The results of the two requirement-analysis instruments will be reported separately, as findings about the problem the system is intended to address. The allocation recruiters select in item 16 of Instrument B will be reported against the weighting the system uses by default, and against the weightings recruiters actually set on their own postings, which the system records.</w:t>
       </w:r>
     </w:p>
     <w:p>
@@ -7370,12 +7340,7 @@
           <w:color w:val="1a1a1a"/>
           <w:rtl w:val="0"/>
         </w:rPr>
-        <w:t xml:space="preserve">The conditions of administration are set so that respondents can answer honestly. No member of the research team demonstrates the system or remains beside a respondent while they answer; respondents complete the tasks themselves and then answer the instrument alone. Responses are anonymous and identified only by a number. The invitation states explicitly that low ratings are as useful to the study as high ones. An audit trail is kept — the instruments, the raw exported responses, the analysis spreadsheet with its formulas, and the record of any response excluded and why — and is available to the panel on request.</w:t>
-      </w:r>
-      <w:r>
-        <w:rPr>
-          <w:rtl w:val="0"/>
-        </w:rPr>
+        <w:t>The conditions of administration are set so that respondents can answer honestly. No member of the research team demonstrates the system or remains beside a respondent while they answer; respondents complete the tasks themselves and then answer the instrument alone. Responses are anonymous and identified only by a number. The invitation states explicitly that low ratings are as useful to the study as high ones. An audit trail is kept. It comprises the instruments, the raw exported responses, the analysis spreadsheet with its formulas, and the record of any response excluded and why. It is available to the panel on request.</w:t>
       </w:r>
     </w:p>
     <w:p>
@@ -7919,7 +7884,7 @@
         <w:rPr>
           <w:rtl w:val="0"/>
         </w:rPr>
-        <w:t xml:space="preserve">International Organization for Standardization. (2023). ISO/IEC 25010:2023 Systems and software engineering — Systems and software Quality Requirements and Evaluation (SQuaRE) — Product quality model. ISO.</w:t>
+        <w:t>International Organization for Standardization. (2023). ISO/IEC 25010:2023 Systems and software engineering: Systems and software Quality Requirements and Evaluation (SQuaRE): Product quality model. ISO.</w:t>
       </w:r>
     </w:p>
     <w:p>
@@ -8036,7 +8001,7 @@
         <w:rPr>
           <w:rtl w:val="0"/>
         </w:rPr>
-        <w:t>Marston, S., Li, Z., Bandyopadhyay, S., Zhang, J., &amp; Ghalsasi, A. (2011). Cloud computing — The business perspective. Decision Support Systems, 51(1), 176–189.</w:t>
+        <w:t>Marston, S., Li, Z., Bandyopadhyay, S., Zhang, J., &amp; Ghalsasi, A. (2011). Cloud computing: The business perspective. Decision Support Systems, 51(1), 176–189.</w:t>
       </w:r>
     </w:p>
     <w:p>
@@ -8388,12 +8353,7 @@
           <w:color w:val="1a1a1a"/>
           <w:rtl w:val="0"/>
         </w:rPr>
-        <w:t xml:space="preserve">The five instruments below were developed by the researchers for this study, with one exception stated at the item: the ten System Usability Scale items in Instrument C are reproduced from Brooke (1996) without alteration. Every item is closed: the respondent selects from the options given and is not asked to write anything in their own words. Four formats are used — one-choice items, tick-all-that-apply items, rated items answered on the five-point agreement scale set out immediately below, and a single ranking task in which five résumés are placed in order. Rated items in the two post-use instruments carry the ISO/IEC 25010 quality characteristic they evidence, and only those items enter the mean computed for that characteristic. Items marked “reported as a distribution” are deliberately excluded from every quality mean, because agreement with them is not a good outcome and averaging them with the quality items would produce a figure that means nothing. The four items marked as repeating an item of Instrument A, and the ten System Usability Scale items, are also excluded from every quality mean: the first are analysed as paired differences and the second are scored on their own nought-to-one-hundred scale.</w:t>
-      </w:r>
-      <w:r>
-        <w:rPr>
-          <w:rtl w:val="0"/>
-        </w:rPr>
+        <w:t>The five instruments below were developed by the researchers for this study, with one exception stated at the item: the ten System Usability Scale items in Instrument C are reproduced from Brooke (1996) without alteration. Every item is closed: the respondent selects from the options given and is not asked to write anything in their own words. Four formats are used: one-choice items, tick-all-that-apply items, rated items answered on the five-point agreement scale set out immediately below, and a single ranking task in which five résumés are placed in order. Rated items in the two post-use instruments carry the ISO/IEC 25010 quality characteristic they evidence, and only those items enter the mean computed for that characteristic. Items marked “reported as a distribution” are deliberately excluded from every quality mean, because agreement with them is not a good outcome and averaging them with the quality items would produce a figure that means nothing. The four items marked as repeating an item of Instrument A, and the ten System Usability Scale items, are also excluded from every quality mean: the first are analysed as paired differences and the second are scored on their own nought-to-one-hundred scale.</w:t>
       </w:r>
     </w:p>
     <w:p>
@@ -8438,12 +8398,7 @@
           <w:color w:val="1a1a1a"/>
           <w:rtl w:val="0"/>
         </w:rPr>
-        <w:t xml:space="preserve">All rated items in all five instruments use this scale, except the ten System Usability Scale items of Instrument C, which use the same five points but are scored by their own published procedure. 1 — Strongly disagree   2 — Disagree   3 — Neither agree nor disagree   4 — Agree   5 — Strongly agree</w:t>
-      </w:r>
-      <w:r>
-        <w:rPr>
-          <w:rtl w:val="0"/>
-        </w:rPr>
+        <w:t>All rated items in all five instruments use this scale, except the ten System Usability Scale items of Instrument C, which use the same five points but are scored by their own published procedure. 1 = Strongly disagree   2 = Disagree   3 = Neither agree nor disagree   4 = Agree   5 = Strongly agree</w:t>
       </w:r>
     </w:p>
     <w:p>
@@ -8488,12 +8443,7 @@
           <w:color w:val="1a1a1a"/>
           <w:rtl w:val="0"/>
         </w:rPr>
-        <w:t xml:space="preserve">Instrument A — Job Seeker Survey (Part 1)</w:t>
-      </w:r>
-      <w:r>
-        <w:rPr>
-          <w:rtl w:val="0"/>
-        </w:rPr>
+        <w:t>Instrument A: Job Seeker Survey (Part 1)</w:t>
       </w:r>
     </w:p>
     <w:p>
@@ -8738,12 +8688,7 @@
           <w:color w:val="1a1a1a"/>
           <w:rtl w:val="0"/>
         </w:rPr>
-        <w:t xml:space="preserve">Research question 1 — the difficulty of creating a resume.</w:t>
-      </w:r>
-      <w:r>
-        <w:rPr>
-          <w:rtl w:val="0"/>
-        </w:rPr>
+        <w:t>Research question 1: the difficulty of creating a resume.</w:t>
       </w:r>
     </w:p>
     <w:p>
@@ -9038,12 +8983,7 @@
           <w:color w:val="1a1a1a"/>
           <w:rtl w:val="0"/>
         </w:rPr>
-        <w:t xml:space="preserve">Research question 2 — how job seekers judge whether they are qualified.</w:t>
-      </w:r>
-      <w:r>
-        <w:rPr>
-          <w:rtl w:val="0"/>
-        </w:rPr>
+        <w:t>Research question 2: how job seekers judge whether they are qualified.</w:t>
       </w:r>
     </w:p>
     <w:p>
@@ -9263,12 +9203,7 @@
           <w:color w:val="1a1a1a"/>
           <w:rtl w:val="0"/>
         </w:rPr>
-        <w:t xml:space="preserve">Instrument B — HR and Recruitment Survey (Part 1)</w:t>
-      </w:r>
-      <w:r>
-        <w:rPr>
-          <w:rtl w:val="0"/>
-        </w:rPr>
+        <w:t>Instrument B: HR and Recruitment Survey (Part 1)</w:t>
       </w:r>
     </w:p>
     <w:p>
@@ -9488,12 +9423,7 @@
           <w:color w:val="1a1a1a"/>
           <w:rtl w:val="0"/>
         </w:rPr>
-        <w:t xml:space="preserve">Research question 3 — the current screening process.</w:t>
-      </w:r>
-      <w:r>
-        <w:rPr>
-          <w:rtl w:val="0"/>
-        </w:rPr>
+        <w:t>Research question 3: the current screening process.</w:t>
       </w:r>
     </w:p>
     <w:p>
@@ -9663,12 +9593,7 @@
           <w:color w:val="1a1a1a"/>
           <w:rtl w:val="0"/>
         </w:rPr>
-        <w:t xml:space="preserve">Research question 3 — what recruiters consider for an entry-level position.</w:t>
-      </w:r>
-      <w:r>
-        <w:rPr>
-          <w:rtl w:val="0"/>
-        </w:rPr>
+        <w:t>Research question 3: what recruiters consider for an entry-level position.</w:t>
       </w:r>
     </w:p>
     <w:p>
@@ -9963,12 +9888,7 @@
           <w:color w:val="1a1a1a"/>
           <w:rtl w:val="0"/>
         </w:rPr>
-        <w:t xml:space="preserve">Research question 3 — attitudes toward automated screening, collected before the system is seen.</w:t>
-      </w:r>
-      <w:r>
-        <w:rPr>
-          <w:rtl w:val="0"/>
-        </w:rPr>
+        <w:t>Research question 3: attitudes toward automated screening, collected before the system is seen.</w:t>
       </w:r>
     </w:p>
     <w:p>
@@ -10113,12 +10033,7 @@
           <w:color w:val="1a1a1a"/>
           <w:rtl w:val="0"/>
         </w:rPr>
-        <w:t xml:space="preserve">Instrument C — Job Seeker Survey (Part 2)</w:t>
-      </w:r>
-      <w:r>
-        <w:rPr>
-          <w:rtl w:val="0"/>
-        </w:rPr>
+        <w:t>Instrument C: Job Seeker Survey (Part 2)</w:t>
       </w:r>
     </w:p>
     <w:p>
@@ -10288,187 +10203,147 @@
           <w:color w:val="1a1a1a"/>
           <w:rtl w:val="0"/>
         </w:rPr>
-        <w:t xml:space="preserve">Part 2. Does it do what it says — functional suitability</w:t>
-      </w:r>
-      <w:r>
-        <w:rPr>
-          <w:rtl w:val="0"/>
-        </w:rPr>
-      </w:r>
-    </w:p>
-    <w:p>
-      <w:pPr>
-        <w:spacing w:line="480" w:lineRule="auto"/>
-        <w:ind w:firstLine="0"/>
-        <w:jc w:val="both"/>
-        <w:rPr>
-          <w:sz w:val="20"/>
-          <w:szCs w:val="20"/>
-        </w:rPr>
-      </w:pPr>
-      <w:r>
-        <w:rPr>
-          <w:i w:val="1"/>
-          <w:iCs w:val="1"/>
-          <w:color w:val="1a1a1a"/>
-          <w:rtl w:val="0"/>
-        </w:rPr>
-        <w:t xml:space="preserve">4.  The builder let me enter all the information I wanted to include.  [Rated — counts toward the functional suitability mean]</w:t>
-      </w:r>
-      <w:r>
-        <w:rPr>
-          <w:rtl w:val="0"/>
-        </w:rPr>
-      </w:r>
-    </w:p>
-    <w:p>
-      <w:pPr>
-        <w:spacing w:line="480" w:lineRule="auto"/>
-        <w:ind w:firstLine="0"/>
-        <w:jc w:val="both"/>
-        <w:rPr>
-          <w:sz w:val="20"/>
-          <w:szCs w:val="20"/>
-        </w:rPr>
-      </w:pPr>
-      <w:r>
-        <w:rPr>
-          <w:i w:val="1"/>
-          <w:iCs w:val="1"/>
-          <w:color w:val="1a1a1a"/>
-          <w:rtl w:val="0"/>
-        </w:rPr>
-        <w:t xml:space="preserve">5.  The finished resume contained everything I entered, laid out correctly.  [Rated — counts toward the functional suitability mean]</w:t>
-      </w:r>
-      <w:r>
-        <w:rPr>
-          <w:rtl w:val="0"/>
-        </w:rPr>
-      </w:r>
-    </w:p>
-    <w:p>
-      <w:pPr>
-        <w:spacing w:line="480" w:lineRule="auto"/>
-        <w:ind w:firstLine="0"/>
-        <w:jc w:val="both"/>
-        <w:rPr>
-          <w:sz w:val="20"/>
-          <w:szCs w:val="20"/>
-        </w:rPr>
-      </w:pPr>
-      <w:r>
-        <w:rPr>
-          <w:i w:val="1"/>
-          <w:iCs w:val="1"/>
-          <w:color w:val="1a1a1a"/>
-          <w:rtl w:val="0"/>
-        </w:rPr>
-        <w:t xml:space="preserve">6.  The job openings shown to me were described accurately.  [Rated — counts toward the functional suitability mean]</w:t>
-      </w:r>
-      <w:r>
-        <w:rPr>
-          <w:rtl w:val="0"/>
-        </w:rPr>
-      </w:r>
-    </w:p>
-    <w:p>
-      <w:pPr>
-        <w:spacing w:line="480" w:lineRule="auto"/>
-        <w:ind w:firstLine="0"/>
-        <w:jc w:val="both"/>
-        <w:rPr>
-          <w:sz w:val="20"/>
-          <w:szCs w:val="20"/>
-        </w:rPr>
-      </w:pPr>
-      <w:r>
-        <w:rPr>
-          <w:i w:val="1"/>
-          <w:iCs w:val="1"/>
-          <w:color w:val="1a1a1a"/>
-          <w:rtl w:val="0"/>
-        </w:rPr>
-        <w:t xml:space="preserve">7.  My match score was worked out from the information I had actually entered.  [Rated — counts toward the functional suitability mean]</w:t>
-      </w:r>
-      <w:r>
-        <w:rPr>
-          <w:rtl w:val="0"/>
-        </w:rPr>
-      </w:r>
-    </w:p>
-    <w:p>
-      <w:pPr>
-        <w:spacing w:line="480" w:lineRule="auto"/>
-        <w:ind w:firstLine="0"/>
-        <w:jc w:val="both"/>
-        <w:rPr>
-          <w:sz w:val="20"/>
-          <w:szCs w:val="20"/>
-        </w:rPr>
-      </w:pPr>
-      <w:r>
-        <w:rPr>
-          <w:i w:val="1"/>
-          <w:iCs w:val="1"/>
-          <w:color w:val="1a1a1a"/>
-          <w:rtl w:val="0"/>
-        </w:rPr>
-        <w:t xml:space="preserve">8.  The breakdown under my score explained how the number was reached.  [Rated — counts toward the functional suitability mean]</w:t>
-      </w:r>
-      <w:r>
-        <w:rPr>
-          <w:rtl w:val="0"/>
-        </w:rPr>
-      </w:r>
-    </w:p>
-    <w:p>
-      <w:pPr>
-        <w:spacing w:line="480" w:lineRule="auto"/>
-        <w:ind w:firstLine="0"/>
-        <w:jc w:val="both"/>
-        <w:rPr>
-          <w:sz w:val="20"/>
-          <w:szCs w:val="20"/>
-        </w:rPr>
-      </w:pPr>
-      <w:r>
-        <w:rPr>
-          <w:i w:val="1"/>
-          <w:iCs w:val="1"/>
-          <w:color w:val="1a1a1a"/>
-          <w:rtl w:val="0"/>
-        </w:rPr>
-        <w:t xml:space="preserve">9.  The skills the system said I was missing were genuinely ones I do not have.  [Rated — counts toward the functional suitability mean]</w:t>
-      </w:r>
-      <w:r>
-        <w:rPr>
-          <w:rtl w:val="0"/>
-        </w:rPr>
-      </w:r>
-    </w:p>
-    <w:p>
-      <w:pPr>
-        <w:spacing w:line="480" w:lineRule="auto"/>
-        <w:ind w:firstLine="0"/>
-        <w:jc w:val="both"/>
-        <w:rPr>
-          <w:sz w:val="20"/>
-          <w:szCs w:val="20"/>
-        </w:rPr>
-      </w:pPr>
-      <w:r>
-        <w:rPr>
-          <w:i w:val="1"/>
-          <w:iCs w:val="1"/>
-          <w:color w:val="1a1a1a"/>
-          <w:rtl w:val="0"/>
-        </w:rPr>
-        <w:t xml:space="preserve">10.  Exporting or downloading my resume produced the document I expected.  [Rated — counts toward the functional suitability mean]</w:t>
-      </w:r>
-      <w:r>
-        <w:rPr>
-          <w:rtl w:val="0"/>
-        </w:rPr>
+        <w:t>Part 2. Does it do what it says: functional suitability</w:t>
+      </w:r>
+    </w:p>
+    <w:p>
+      <w:pPr>
+        <w:spacing w:line="480" w:lineRule="auto"/>
+        <w:ind w:firstLine="0"/>
+        <w:jc w:val="both"/>
+        <w:rPr>
+          <w:sz w:val="20"/>
+          <w:szCs w:val="20"/>
+        </w:rPr>
+      </w:pPr>
+      <w:r>
+        <w:rPr>
+          <w:i w:val="1"/>
+          <w:iCs w:val="1"/>
+          <w:color w:val="1a1a1a"/>
+          <w:rtl w:val="0"/>
+        </w:rPr>
+        <w:t>4.  The builder let me enter all the information I wanted to include.  [Rated: counts toward the functional suitability mean]</w:t>
+      </w:r>
+    </w:p>
+    <w:p>
+      <w:pPr>
+        <w:spacing w:line="480" w:lineRule="auto"/>
+        <w:ind w:firstLine="0"/>
+        <w:jc w:val="both"/>
+        <w:rPr>
+          <w:sz w:val="20"/>
+          <w:szCs w:val="20"/>
+        </w:rPr>
+      </w:pPr>
+      <w:r>
+        <w:rPr>
+          <w:i w:val="1"/>
+          <w:iCs w:val="1"/>
+          <w:color w:val="1a1a1a"/>
+          <w:rtl w:val="0"/>
+        </w:rPr>
+        <w:t>5.  The finished resume contained everything I entered, laid out correctly.  [Rated: counts toward the functional suitability mean]</w:t>
+      </w:r>
+    </w:p>
+    <w:p>
+      <w:pPr>
+        <w:spacing w:line="480" w:lineRule="auto"/>
+        <w:ind w:firstLine="0"/>
+        <w:jc w:val="both"/>
+        <w:rPr>
+          <w:sz w:val="20"/>
+          <w:szCs w:val="20"/>
+        </w:rPr>
+      </w:pPr>
+      <w:r>
+        <w:rPr>
+          <w:i w:val="1"/>
+          <w:iCs w:val="1"/>
+          <w:color w:val="1a1a1a"/>
+          <w:rtl w:val="0"/>
+        </w:rPr>
+        <w:t>6.  The job openings shown to me were described accurately.  [Rated: counts toward the functional suitability mean]</w:t>
+      </w:r>
+    </w:p>
+    <w:p>
+      <w:pPr>
+        <w:spacing w:line="480" w:lineRule="auto"/>
+        <w:ind w:firstLine="0"/>
+        <w:jc w:val="both"/>
+        <w:rPr>
+          <w:sz w:val="20"/>
+          <w:szCs w:val="20"/>
+        </w:rPr>
+      </w:pPr>
+      <w:r>
+        <w:rPr>
+          <w:i w:val="1"/>
+          <w:iCs w:val="1"/>
+          <w:color w:val="1a1a1a"/>
+          <w:rtl w:val="0"/>
+        </w:rPr>
+        <w:t>7.  My match score was worked out from the information I had actually entered.  [Rated: counts toward the functional suitability mean]</w:t>
+      </w:r>
+    </w:p>
+    <w:p>
+      <w:pPr>
+        <w:spacing w:line="480" w:lineRule="auto"/>
+        <w:ind w:firstLine="0"/>
+        <w:jc w:val="both"/>
+        <w:rPr>
+          <w:sz w:val="20"/>
+          <w:szCs w:val="20"/>
+        </w:rPr>
+      </w:pPr>
+      <w:r>
+        <w:rPr>
+          <w:i w:val="1"/>
+          <w:iCs w:val="1"/>
+          <w:color w:val="1a1a1a"/>
+          <w:rtl w:val="0"/>
+        </w:rPr>
+        <w:t>8.  The breakdown under my score explained how the number was reached.  [Rated: counts toward the functional suitability mean]</w:t>
+      </w:r>
+    </w:p>
+    <w:p>
+      <w:pPr>
+        <w:spacing w:line="480" w:lineRule="auto"/>
+        <w:ind w:firstLine="0"/>
+        <w:jc w:val="both"/>
+        <w:rPr>
+          <w:sz w:val="20"/>
+          <w:szCs w:val="20"/>
+        </w:rPr>
+      </w:pPr>
+      <w:r>
+        <w:rPr>
+          <w:i w:val="1"/>
+          <w:iCs w:val="1"/>
+          <w:color w:val="1a1a1a"/>
+          <w:rtl w:val="0"/>
+        </w:rPr>
+        <w:t>9.  The skills the system said I was missing were genuinely ones I do not have.  [Rated: counts toward the functional suitability mean]</w:t>
+      </w:r>
+    </w:p>
+    <w:p>
+      <w:pPr>
+        <w:spacing w:line="480" w:lineRule="auto"/>
+        <w:ind w:firstLine="0"/>
+        <w:jc w:val="both"/>
+        <w:rPr>
+          <w:sz w:val="20"/>
+          <w:szCs w:val="20"/>
+        </w:rPr>
+      </w:pPr>
+      <w:r>
+        <w:rPr>
+          <w:i w:val="1"/>
+          <w:iCs w:val="1"/>
+          <w:color w:val="1a1a1a"/>
+          <w:rtl w:val="0"/>
+        </w:rPr>
+        <w:t>10.  Exporting or downloading my resume produced the document I expected.  [Rated: counts toward the functional suitability mean]</w:t>
       </w:r>
     </w:p>
     <w:p>
@@ -10488,187 +10363,147 @@
           <w:color w:val="1a1a1a"/>
           <w:rtl w:val="0"/>
         </w:rPr>
-        <w:t xml:space="preserve">Part 3. How it was to use — usability</w:t>
-      </w:r>
-      <w:r>
-        <w:rPr>
-          <w:rtl w:val="0"/>
-        </w:rPr>
-      </w:r>
-    </w:p>
-    <w:p>
-      <w:pPr>
-        <w:spacing w:line="480" w:lineRule="auto"/>
-        <w:ind w:firstLine="0"/>
-        <w:jc w:val="both"/>
-        <w:rPr>
-          <w:sz w:val="20"/>
-          <w:szCs w:val="20"/>
-        </w:rPr>
-      </w:pPr>
-      <w:r>
-        <w:rPr>
-          <w:i w:val="1"/>
-          <w:iCs w:val="1"/>
-          <w:color w:val="1a1a1a"/>
-          <w:rtl w:val="0"/>
-        </w:rPr>
-        <w:t xml:space="preserve">11.  I could tell what to do at each step without being told.  [Rated — counts toward the usability mean]</w:t>
-      </w:r>
-      <w:r>
-        <w:rPr>
-          <w:rtl w:val="0"/>
-        </w:rPr>
-      </w:r>
-    </w:p>
-    <w:p>
-      <w:pPr>
-        <w:spacing w:line="480" w:lineRule="auto"/>
-        <w:ind w:firstLine="0"/>
-        <w:jc w:val="both"/>
-        <w:rPr>
-          <w:sz w:val="20"/>
-          <w:szCs w:val="20"/>
-        </w:rPr>
-      </w:pPr>
-      <w:r>
-        <w:rPr>
-          <w:i w:val="1"/>
-          <w:iCs w:val="1"/>
-          <w:color w:val="1a1a1a"/>
-          <w:rtl w:val="0"/>
-        </w:rPr>
-        <w:t xml:space="preserve">12.  The wording used on the site was easy to understand.  [Rated — counts toward the usability mean]</w:t>
-      </w:r>
-      <w:r>
-        <w:rPr>
-          <w:rtl w:val="0"/>
-        </w:rPr>
-      </w:r>
-    </w:p>
-    <w:p>
-      <w:pPr>
-        <w:spacing w:line="480" w:lineRule="auto"/>
-        <w:ind w:firstLine="0"/>
-        <w:jc w:val="both"/>
-        <w:rPr>
-          <w:sz w:val="20"/>
-          <w:szCs w:val="20"/>
-        </w:rPr>
-      </w:pPr>
-      <w:r>
-        <w:rPr>
-          <w:i w:val="1"/>
-          <w:iCs w:val="1"/>
-          <w:color w:val="1a1a1a"/>
-          <w:rtl w:val="0"/>
-        </w:rPr>
-        <w:t xml:space="preserve">13.  I could find what I was looking for without difficulty.  [Rated — counts toward the usability mean]</w:t>
-      </w:r>
-      <w:r>
-        <w:rPr>
-          <w:rtl w:val="0"/>
-        </w:rPr>
-      </w:r>
-    </w:p>
-    <w:p>
-      <w:pPr>
-        <w:spacing w:line="480" w:lineRule="auto"/>
-        <w:ind w:firstLine="0"/>
-        <w:jc w:val="both"/>
-        <w:rPr>
-          <w:sz w:val="20"/>
-          <w:szCs w:val="20"/>
-        </w:rPr>
-      </w:pPr>
-      <w:r>
-        <w:rPr>
-          <w:i w:val="1"/>
-          <w:iCs w:val="1"/>
-          <w:color w:val="1a1a1a"/>
-          <w:rtl w:val="0"/>
-        </w:rPr>
-        <w:t xml:space="preserve">14.  It was easy to correct a mistake I had made.  [Rated — counts toward the usability mean]</w:t>
-      </w:r>
-      <w:r>
-        <w:rPr>
-          <w:rtl w:val="0"/>
-        </w:rPr>
-      </w:r>
-    </w:p>
-    <w:p>
-      <w:pPr>
-        <w:spacing w:line="480" w:lineRule="auto"/>
-        <w:ind w:firstLine="0"/>
-        <w:jc w:val="both"/>
-        <w:rPr>
-          <w:sz w:val="20"/>
-          <w:szCs w:val="20"/>
-        </w:rPr>
-      </w:pPr>
-      <w:r>
-        <w:rPr>
-          <w:i w:val="1"/>
-          <w:iCs w:val="1"/>
-          <w:color w:val="1a1a1a"/>
-          <w:rtl w:val="0"/>
-        </w:rPr>
-        <w:t xml:space="preserve">15.  The site was comfortable to use on the device I chose.  [Rated — counts toward the usability mean]</w:t>
-      </w:r>
-      <w:r>
-        <w:rPr>
-          <w:rtl w:val="0"/>
-        </w:rPr>
-      </w:r>
-    </w:p>
-    <w:p>
-      <w:pPr>
-        <w:spacing w:line="480" w:lineRule="auto"/>
-        <w:ind w:firstLine="0"/>
-        <w:jc w:val="both"/>
-        <w:rPr>
-          <w:sz w:val="20"/>
-          <w:szCs w:val="20"/>
-        </w:rPr>
-      </w:pPr>
-      <w:r>
-        <w:rPr>
-          <w:i w:val="1"/>
-          <w:iCs w:val="1"/>
-          <w:color w:val="1a1a1a"/>
-          <w:rtl w:val="0"/>
-        </w:rPr>
-        <w:t xml:space="preserve">16.  I could learn to use the site quickly.  [Rated — counts toward the usability mean]</w:t>
-      </w:r>
-      <w:r>
-        <w:rPr>
-          <w:rtl w:val="0"/>
-        </w:rPr>
-      </w:r>
-    </w:p>
-    <w:p>
-      <w:pPr>
-        <w:spacing w:line="480" w:lineRule="auto"/>
-        <w:ind w:firstLine="0"/>
-        <w:jc w:val="both"/>
-        <w:rPr>
-          <w:sz w:val="20"/>
-          <w:szCs w:val="20"/>
-        </w:rPr>
-      </w:pPr>
-      <w:r>
-        <w:rPr>
-          <w:i w:val="1"/>
-          <w:iCs w:val="1"/>
-          <w:color w:val="1a1a1a"/>
-          <w:rtl w:val="0"/>
-        </w:rPr>
-        <w:t xml:space="preserve">17.  Choosing between the resume designs was straightforward.  [Rated — counts toward the usability mean]</w:t>
-      </w:r>
-      <w:r>
-        <w:rPr>
-          <w:rtl w:val="0"/>
-        </w:rPr>
+        <w:t>Part 3. How it was to use: usability</w:t>
+      </w:r>
+    </w:p>
+    <w:p>
+      <w:pPr>
+        <w:spacing w:line="480" w:lineRule="auto"/>
+        <w:ind w:firstLine="0"/>
+        <w:jc w:val="both"/>
+        <w:rPr>
+          <w:sz w:val="20"/>
+          <w:szCs w:val="20"/>
+        </w:rPr>
+      </w:pPr>
+      <w:r>
+        <w:rPr>
+          <w:i w:val="1"/>
+          <w:iCs w:val="1"/>
+          <w:color w:val="1a1a1a"/>
+          <w:rtl w:val="0"/>
+        </w:rPr>
+        <w:t>11.  I could tell what to do at each step without being told.  [Rated: counts toward the usability mean]</w:t>
+      </w:r>
+    </w:p>
+    <w:p>
+      <w:pPr>
+        <w:spacing w:line="480" w:lineRule="auto"/>
+        <w:ind w:firstLine="0"/>
+        <w:jc w:val="both"/>
+        <w:rPr>
+          <w:sz w:val="20"/>
+          <w:szCs w:val="20"/>
+        </w:rPr>
+      </w:pPr>
+      <w:r>
+        <w:rPr>
+          <w:i w:val="1"/>
+          <w:iCs w:val="1"/>
+          <w:color w:val="1a1a1a"/>
+          <w:rtl w:val="0"/>
+        </w:rPr>
+        <w:t>12.  The wording used on the site was easy to understand.  [Rated: counts toward the usability mean]</w:t>
+      </w:r>
+    </w:p>
+    <w:p>
+      <w:pPr>
+        <w:spacing w:line="480" w:lineRule="auto"/>
+        <w:ind w:firstLine="0"/>
+        <w:jc w:val="both"/>
+        <w:rPr>
+          <w:sz w:val="20"/>
+          <w:szCs w:val="20"/>
+        </w:rPr>
+      </w:pPr>
+      <w:r>
+        <w:rPr>
+          <w:i w:val="1"/>
+          <w:iCs w:val="1"/>
+          <w:color w:val="1a1a1a"/>
+          <w:rtl w:val="0"/>
+        </w:rPr>
+        <w:t>13.  I could find what I was looking for without difficulty.  [Rated: counts toward the usability mean]</w:t>
+      </w:r>
+    </w:p>
+    <w:p>
+      <w:pPr>
+        <w:spacing w:line="480" w:lineRule="auto"/>
+        <w:ind w:firstLine="0"/>
+        <w:jc w:val="both"/>
+        <w:rPr>
+          <w:sz w:val="20"/>
+          <w:szCs w:val="20"/>
+        </w:rPr>
+      </w:pPr>
+      <w:r>
+        <w:rPr>
+          <w:i w:val="1"/>
+          <w:iCs w:val="1"/>
+          <w:color w:val="1a1a1a"/>
+          <w:rtl w:val="0"/>
+        </w:rPr>
+        <w:t>14.  It was easy to correct a mistake I had made.  [Rated: counts toward the usability mean]</w:t>
+      </w:r>
+    </w:p>
+    <w:p>
+      <w:pPr>
+        <w:spacing w:line="480" w:lineRule="auto"/>
+        <w:ind w:firstLine="0"/>
+        <w:jc w:val="both"/>
+        <w:rPr>
+          <w:sz w:val="20"/>
+          <w:szCs w:val="20"/>
+        </w:rPr>
+      </w:pPr>
+      <w:r>
+        <w:rPr>
+          <w:i w:val="1"/>
+          <w:iCs w:val="1"/>
+          <w:color w:val="1a1a1a"/>
+          <w:rtl w:val="0"/>
+        </w:rPr>
+        <w:t>15.  The site was comfortable to use on the device I chose.  [Rated: counts toward the usability mean]</w:t>
+      </w:r>
+    </w:p>
+    <w:p>
+      <w:pPr>
+        <w:spacing w:line="480" w:lineRule="auto"/>
+        <w:ind w:firstLine="0"/>
+        <w:jc w:val="both"/>
+        <w:rPr>
+          <w:sz w:val="20"/>
+          <w:szCs w:val="20"/>
+        </w:rPr>
+      </w:pPr>
+      <w:r>
+        <w:rPr>
+          <w:i w:val="1"/>
+          <w:iCs w:val="1"/>
+          <w:color w:val="1a1a1a"/>
+          <w:rtl w:val="0"/>
+        </w:rPr>
+        <w:t>16.  I could learn to use the site quickly.  [Rated: counts toward the usability mean]</w:t>
+      </w:r>
+    </w:p>
+    <w:p>
+      <w:pPr>
+        <w:spacing w:line="480" w:lineRule="auto"/>
+        <w:ind w:firstLine="0"/>
+        <w:jc w:val="both"/>
+        <w:rPr>
+          <w:sz w:val="20"/>
+          <w:szCs w:val="20"/>
+        </w:rPr>
+      </w:pPr>
+      <w:r>
+        <w:rPr>
+          <w:i w:val="1"/>
+          <w:iCs w:val="1"/>
+          <w:color w:val="1a1a1a"/>
+          <w:rtl w:val="0"/>
+        </w:rPr>
+        <w:t>17.  Choosing between the resume designs was straightforward.  [Rated: counts toward the usability mean]</w:t>
       </w:r>
     </w:p>
     <w:p>
@@ -10688,12 +10523,7 @@
           <w:color w:val="1a1a1a"/>
           <w:rtl w:val="0"/>
         </w:rPr>
-        <w:t xml:space="preserve">Part 4. Whether it held up — reliability</w:t>
-      </w:r>
-      <w:r>
-        <w:rPr>
-          <w:rtl w:val="0"/>
-        </w:rPr>
+        <w:t>Part 4. Whether it held up: reliability</w:t>
       </w:r>
     </w:p>
     <w:p>
@@ -10738,62 +10568,47 @@
           <w:color w:val="1a1a1a"/>
           <w:rtl w:val="0"/>
         </w:rPr>
-        <w:t xml:space="preserve">18.  The site responded every time I did something.  [Rated — counts toward the reliability mean]</w:t>
-      </w:r>
-      <w:r>
-        <w:rPr>
-          <w:rtl w:val="0"/>
-        </w:rPr>
-      </w:r>
-    </w:p>
-    <w:p>
-      <w:pPr>
-        <w:spacing w:line="480" w:lineRule="auto"/>
-        <w:ind w:firstLine="0"/>
-        <w:jc w:val="both"/>
-        <w:rPr>
-          <w:sz w:val="20"/>
-          <w:szCs w:val="20"/>
-        </w:rPr>
-      </w:pPr>
-      <w:r>
-        <w:rPr>
-          <w:i w:val="1"/>
-          <w:iCs w:val="1"/>
-          <w:color w:val="1a1a1a"/>
-          <w:rtl w:val="0"/>
-        </w:rPr>
-        <w:t xml:space="preserve">19.  Nothing I had entered was lost while I was working.  [Rated — counts toward the reliability mean]</w:t>
-      </w:r>
-      <w:r>
-        <w:rPr>
-          <w:rtl w:val="0"/>
-        </w:rPr>
-      </w:r>
-    </w:p>
-    <w:p>
-      <w:pPr>
-        <w:spacing w:line="480" w:lineRule="auto"/>
-        <w:ind w:firstLine="0"/>
-        <w:jc w:val="both"/>
-        <w:rPr>
-          <w:sz w:val="20"/>
-          <w:szCs w:val="20"/>
-        </w:rPr>
-      </w:pPr>
-      <w:r>
-        <w:rPr>
-          <w:i w:val="1"/>
-          <w:iCs w:val="1"/>
-          <w:color w:val="1a1a1a"/>
-          <w:rtl w:val="0"/>
-        </w:rPr>
-        <w:t xml:space="preserve">20.  The site behaved the same way each time I did the same thing.  [Rated — counts toward the reliability mean]</w:t>
-      </w:r>
-      <w:r>
-        <w:rPr>
-          <w:rtl w:val="0"/>
-        </w:rPr>
+        <w:t>18.  The site responded every time I did something.  [Rated: counts toward the reliability mean]</w:t>
+      </w:r>
+    </w:p>
+    <w:p>
+      <w:pPr>
+        <w:spacing w:line="480" w:lineRule="auto"/>
+        <w:ind w:firstLine="0"/>
+        <w:jc w:val="both"/>
+        <w:rPr>
+          <w:sz w:val="20"/>
+          <w:szCs w:val="20"/>
+        </w:rPr>
+      </w:pPr>
+      <w:r>
+        <w:rPr>
+          <w:i w:val="1"/>
+          <w:iCs w:val="1"/>
+          <w:color w:val="1a1a1a"/>
+          <w:rtl w:val="0"/>
+        </w:rPr>
+        <w:t>19.  Nothing I had entered was lost while I was working.  [Rated: counts toward the reliability mean]</w:t>
+      </w:r>
+    </w:p>
+    <w:p>
+      <w:pPr>
+        <w:spacing w:line="480" w:lineRule="auto"/>
+        <w:ind w:firstLine="0"/>
+        <w:jc w:val="both"/>
+        <w:rPr>
+          <w:sz w:val="20"/>
+          <w:szCs w:val="20"/>
+        </w:rPr>
+      </w:pPr>
+      <w:r>
+        <w:rPr>
+          <w:i w:val="1"/>
+          <w:iCs w:val="1"/>
+          <w:color w:val="1a1a1a"/>
+          <w:rtl w:val="0"/>
+        </w:rPr>
+        <w:t>20.  The site behaved the same way each time I did the same thing.  [Rated: counts toward the reliability mean]</w:t>
       </w:r>
     </w:p>
     <w:p>
@@ -10863,112 +10678,87 @@
           <w:color w:val="1a1a1a"/>
           <w:rtl w:val="0"/>
         </w:rPr>
-        <w:t xml:space="preserve">These four items reproduce items 13, 16, 19 and 21 of Instrument A word for word. The only difference anywhere in the block is the tense of the first, which asks in Instrument A about the resume the respondent had already made and asks here about the present. They are the only items asked twice, and they exist so that the change in each respondent’s own answer can be measured rather than inferred. Item 22 is worded negatively, exactly as its original is, so agreement means the respondent still cannot tell — an improvement shows here as a LOWER answer, not a higher one. Do not reword any of the four without rewording the Instrument A original to match: a paired item that is not identical measures nothing.</w:t>
-      </w:r>
-      <w:r>
-        <w:rPr>
-          <w:rtl w:val="0"/>
-        </w:rPr>
-      </w:r>
-    </w:p>
-    <w:p>
-      <w:pPr>
-        <w:spacing w:line="480" w:lineRule="auto"/>
-        <w:ind w:firstLine="0"/>
-        <w:jc w:val="both"/>
-        <w:rPr>
-          <w:sz w:val="20"/>
-          <w:szCs w:val="20"/>
-        </w:rPr>
-      </w:pPr>
-      <w:r>
-        <w:rPr>
-          <w:i w:val="1"/>
-          <w:iCs w:val="1"/>
-          <w:color w:val="1a1a1a"/>
-          <w:rtl w:val="0"/>
-        </w:rPr>
-        <w:t xml:space="preserve">22.  I cannot tell whether a company’s computer system will read my resume correctly.  [Rated — repeats Instrument A13; the pair is analysed by Wilcoxon signed-rank and enters no quality mean]</w:t>
-      </w:r>
-      <w:r>
-        <w:rPr>
-          <w:rtl w:val="0"/>
-        </w:rPr>
-      </w:r>
-    </w:p>
-    <w:p>
-      <w:pPr>
-        <w:spacing w:line="480" w:lineRule="auto"/>
-        <w:ind w:firstLine="0"/>
-        <w:jc w:val="both"/>
-        <w:rPr>
-          <w:sz w:val="20"/>
-          <w:szCs w:val="20"/>
-        </w:rPr>
-      </w:pPr>
-      <w:r>
-        <w:rPr>
-          <w:i w:val="1"/>
-          <w:iCs w:val="1"/>
-          <w:color w:val="1a1a1a"/>
-          <w:rtl w:val="0"/>
-        </w:rPr>
-        <w:t xml:space="preserve">23.  I can usually tell from a job posting whether I am qualified for it.  [Rated — repeats Instrument A16; the pair is analysed by Wilcoxon signed-rank and enters no quality mean]</w:t>
-      </w:r>
-      <w:r>
-        <w:rPr>
-          <w:rtl w:val="0"/>
-        </w:rPr>
-      </w:r>
-    </w:p>
-    <w:p>
-      <w:pPr>
-        <w:spacing w:line="480" w:lineRule="auto"/>
-        <w:ind w:firstLine="0"/>
-        <w:jc w:val="both"/>
-        <w:rPr>
-          <w:sz w:val="20"/>
-          <w:szCs w:val="20"/>
-        </w:rPr>
-      </w:pPr>
-      <w:r>
-        <w:rPr>
-          <w:i w:val="1"/>
-          <w:iCs w:val="1"/>
-          <w:color w:val="1a1a1a"/>
-          <w:rtl w:val="0"/>
-        </w:rPr>
-        <w:t xml:space="preserve">24.  I know what happens to my resume after I send it to a company.  [Rated — repeats Instrument A19; the pair is analysed by Wilcoxon signed-rank and enters no quality mean]</w:t>
-      </w:r>
-      <w:r>
-        <w:rPr>
-          <w:rtl w:val="0"/>
-        </w:rPr>
-      </w:r>
-    </w:p>
-    <w:p>
-      <w:pPr>
-        <w:spacing w:line="480" w:lineRule="auto"/>
-        <w:ind w:firstLine="0"/>
-        <w:jc w:val="both"/>
-        <w:rPr>
-          <w:sz w:val="20"/>
-          <w:szCs w:val="20"/>
-        </w:rPr>
-      </w:pPr>
-      <w:r>
-        <w:rPr>
-          <w:i w:val="1"/>
-          <w:iCs w:val="1"/>
-          <w:color w:val="1a1a1a"/>
-          <w:rtl w:val="0"/>
-        </w:rPr>
-        <w:t xml:space="preserve">25.  I would trust a score telling me how well I match an opening, provided it showed me how the number was worked out.  [Rated — repeats Instrument A21; the pair is analysed by Wilcoxon signed-rank and enters no quality mean]</w:t>
-      </w:r>
-      <w:r>
-        <w:rPr>
-          <w:rtl w:val="0"/>
-        </w:rPr>
+        <w:t>These four items reproduce items 13, 16, 19 and 21 of Instrument A word for word. The only difference anywhere in the block is the tense of the first, which asks in Instrument A about the resume the respondent had already made and asks here about the present. They are the only items asked twice, and they exist so that the change in each respondent’s own answer can be measured rather than inferred. Item 22 is worded negatively, exactly as its original is, so agreement means the respondent still cannot tell. An improvement shows here as a LOWER answer, not a higher one. Do not reword any of the four without rewording the Instrument A original to match: a paired item that is not identical measures nothing.</w:t>
+      </w:r>
+    </w:p>
+    <w:p>
+      <w:pPr>
+        <w:spacing w:line="480" w:lineRule="auto"/>
+        <w:ind w:firstLine="0"/>
+        <w:jc w:val="both"/>
+        <w:rPr>
+          <w:sz w:val="20"/>
+          <w:szCs w:val="20"/>
+        </w:rPr>
+      </w:pPr>
+      <w:r>
+        <w:rPr>
+          <w:i w:val="1"/>
+          <w:iCs w:val="1"/>
+          <w:color w:val="1a1a1a"/>
+          <w:rtl w:val="0"/>
+        </w:rPr>
+        <w:t>22.  I cannot tell whether a company’s computer system will read my resume correctly.  [Rated: repeats Instrument A13; the pair is analysed by Wilcoxon signed-rank and enters no quality mean]</w:t>
+      </w:r>
+    </w:p>
+    <w:p>
+      <w:pPr>
+        <w:spacing w:line="480" w:lineRule="auto"/>
+        <w:ind w:firstLine="0"/>
+        <w:jc w:val="both"/>
+        <w:rPr>
+          <w:sz w:val="20"/>
+          <w:szCs w:val="20"/>
+        </w:rPr>
+      </w:pPr>
+      <w:r>
+        <w:rPr>
+          <w:i w:val="1"/>
+          <w:iCs w:val="1"/>
+          <w:color w:val="1a1a1a"/>
+          <w:rtl w:val="0"/>
+        </w:rPr>
+        <w:t>23.  I can usually tell from a job posting whether I am qualified for it.  [Rated: repeats Instrument A16; the pair is analysed by Wilcoxon signed-rank and enters no quality mean]</w:t>
+      </w:r>
+    </w:p>
+    <w:p>
+      <w:pPr>
+        <w:spacing w:line="480" w:lineRule="auto"/>
+        <w:ind w:firstLine="0"/>
+        <w:jc w:val="both"/>
+        <w:rPr>
+          <w:sz w:val="20"/>
+          <w:szCs w:val="20"/>
+        </w:rPr>
+      </w:pPr>
+      <w:r>
+        <w:rPr>
+          <w:i w:val="1"/>
+          <w:iCs w:val="1"/>
+          <w:color w:val="1a1a1a"/>
+          <w:rtl w:val="0"/>
+        </w:rPr>
+        <w:t>24.  I know what happens to my resume after I send it to a company.  [Rated: repeats Instrument A19; the pair is analysed by Wilcoxon signed-rank and enters no quality mean]</w:t>
+      </w:r>
+    </w:p>
+    <w:p>
+      <w:pPr>
+        <w:spacing w:line="480" w:lineRule="auto"/>
+        <w:ind w:firstLine="0"/>
+        <w:jc w:val="both"/>
+        <w:rPr>
+          <w:sz w:val="20"/>
+          <w:szCs w:val="20"/>
+        </w:rPr>
+      </w:pPr>
+      <w:r>
+        <w:rPr>
+          <w:i w:val="1"/>
+          <w:iCs w:val="1"/>
+          <w:color w:val="1a1a1a"/>
+          <w:rtl w:val="0"/>
+        </w:rPr>
+        <w:t>25.  I would trust a score telling me how well I match an opening, provided it showed me how the number was worked out.  [Rated: repeats Instrument A21; the pair is analysed by Wilcoxon signed-rank and enters no quality mean]</w:t>
       </w:r>
     </w:p>
     <w:p>
@@ -11013,212 +10803,207 @@
           <w:color w:val="1a1a1a"/>
           <w:rtl w:val="0"/>
         </w:rPr>
-        <w:t xml:space="preserve">The System Usability Scale (Brooke, 1996), reproduced without alteration. It is the only published instrument in this study and its wording must not be edited — changing an item forfeits the published norms that are the entire reason for including it. Odd-numbered items are worded positively and even-numbered items negatively, on purpose; that alternation is part of the instrument. Scored separately from the ISO items and never averaged with them.</w:t>
-      </w:r>
-      <w:r>
-        <w:rPr>
-          <w:rtl w:val="0"/>
-        </w:rPr>
-      </w:r>
-    </w:p>
-    <w:p>
-      <w:pPr>
-        <w:spacing w:line="480" w:lineRule="auto"/>
-        <w:ind w:firstLine="0"/>
-        <w:jc w:val="both"/>
-        <w:rPr>
-          <w:sz w:val="20"/>
-          <w:szCs w:val="20"/>
-        </w:rPr>
-      </w:pPr>
-      <w:r>
-        <w:rPr>
-          <w:i w:val="1"/>
-          <w:iCs w:val="1"/>
-          <w:color w:val="1a1a1a"/>
-          <w:rtl w:val="0"/>
-        </w:rPr>
-        <w:t>26.  I think that I would like to use this system frequently.  [Rated — System Usability Scale item 1; scored on its own 0–100 scale]</w:t>
-      </w:r>
-    </w:p>
-    <w:p>
-      <w:pPr>
-        <w:spacing w:line="480" w:lineRule="auto"/>
-        <w:ind w:firstLine="0"/>
-        <w:jc w:val="both"/>
-        <w:rPr>
-          <w:sz w:val="20"/>
-          <w:szCs w:val="20"/>
-        </w:rPr>
-      </w:pPr>
-      <w:r>
-        <w:rPr>
-          <w:i w:val="1"/>
-          <w:iCs w:val="1"/>
-          <w:color w:val="1a1a1a"/>
-          <w:rtl w:val="0"/>
-        </w:rPr>
-        <w:t>27.  I found the system unnecessarily complex.  [Rated — System Usability Scale item 2; scored on its own 0–100 scale]</w:t>
-      </w:r>
-    </w:p>
-    <w:p>
-      <w:pPr>
-        <w:spacing w:line="480" w:lineRule="auto"/>
-        <w:ind w:firstLine="0"/>
-        <w:jc w:val="both"/>
-        <w:rPr>
-          <w:sz w:val="20"/>
-          <w:szCs w:val="20"/>
-        </w:rPr>
-      </w:pPr>
-      <w:r>
-        <w:rPr>
-          <w:i w:val="1"/>
-          <w:iCs w:val="1"/>
-          <w:color w:val="1a1a1a"/>
-          <w:rtl w:val="0"/>
-        </w:rPr>
-        <w:t>28.  I thought the system was easy to use.  [Rated — System Usability Scale item 3; scored on its own 0–100 scale]</w:t>
-      </w:r>
-    </w:p>
-    <w:p>
-      <w:pPr>
-        <w:spacing w:line="480" w:lineRule="auto"/>
-        <w:ind w:firstLine="0"/>
-        <w:jc w:val="both"/>
-        <w:rPr>
-          <w:sz w:val="20"/>
-          <w:szCs w:val="20"/>
-        </w:rPr>
-      </w:pPr>
-      <w:r>
-        <w:rPr>
-          <w:i w:val="1"/>
-          <w:iCs w:val="1"/>
-          <w:color w:val="1a1a1a"/>
-          <w:rtl w:val="0"/>
-        </w:rPr>
-        <w:t>29.  I think that I would need the support of a technical person to be able to use this system.  [Rated — System Usability Scale item 4; scored on its own 0–100 scale]</w:t>
-      </w:r>
-    </w:p>
-    <w:p>
-      <w:pPr>
-        <w:spacing w:line="480" w:lineRule="auto"/>
-        <w:ind w:firstLine="0"/>
-        <w:jc w:val="both"/>
-        <w:rPr>
-          <w:sz w:val="20"/>
-          <w:szCs w:val="20"/>
-        </w:rPr>
-      </w:pPr>
-      <w:r>
-        <w:rPr>
-          <w:i w:val="1"/>
-          <w:iCs w:val="1"/>
-          <w:color w:val="1a1a1a"/>
-          <w:rtl w:val="0"/>
-        </w:rPr>
-        <w:t>30.  I found the various functions in this system were well integrated.  [Rated — System Usability Scale item 5; scored on its own 0–100 scale]</w:t>
-      </w:r>
-    </w:p>
-    <w:p>
-      <w:pPr>
-        <w:spacing w:line="480" w:lineRule="auto"/>
-        <w:ind w:firstLine="0"/>
-        <w:jc w:val="both"/>
-        <w:rPr>
-          <w:sz w:val="20"/>
-          <w:szCs w:val="20"/>
-        </w:rPr>
-      </w:pPr>
-      <w:r>
-        <w:rPr>
-          <w:i w:val="1"/>
-          <w:iCs w:val="1"/>
-          <w:color w:val="1a1a1a"/>
-          <w:rtl w:val="0"/>
-        </w:rPr>
-        <w:t>31.  I thought there was too much inconsistency in this system.  [Rated — System Usability Scale item 6; scored on its own 0–100 scale]</w:t>
-      </w:r>
-    </w:p>
-    <w:p>
-      <w:pPr>
-        <w:spacing w:line="480" w:lineRule="auto"/>
-        <w:ind w:firstLine="0"/>
-        <w:jc w:val="both"/>
-        <w:rPr>
-          <w:sz w:val="20"/>
-          <w:szCs w:val="20"/>
-        </w:rPr>
-      </w:pPr>
-      <w:r>
-        <w:rPr>
-          <w:i w:val="1"/>
-          <w:iCs w:val="1"/>
-          <w:color w:val="1a1a1a"/>
-          <w:rtl w:val="0"/>
-        </w:rPr>
-        <w:t>32.  I would imagine that most people would learn to use this system very quickly.  [Rated — System Usability Scale item 7; scored on its own 0–100 scale]</w:t>
-      </w:r>
-    </w:p>
-    <w:p>
-      <w:pPr>
-        <w:spacing w:line="480" w:lineRule="auto"/>
-        <w:ind w:firstLine="0"/>
-        <w:jc w:val="both"/>
-        <w:rPr>
-          <w:sz w:val="20"/>
-          <w:szCs w:val="20"/>
-        </w:rPr>
-      </w:pPr>
-      <w:r>
-        <w:rPr>
-          <w:i w:val="1"/>
-          <w:iCs w:val="1"/>
-          <w:color w:val="1a1a1a"/>
-          <w:rtl w:val="0"/>
-        </w:rPr>
-        <w:t>33.  I found the system very cumbersome to use.  [Rated — System Usability Scale item 8; scored on its own 0–100 scale]</w:t>
-      </w:r>
-    </w:p>
-    <w:p>
-      <w:pPr>
-        <w:spacing w:line="480" w:lineRule="auto"/>
-        <w:ind w:firstLine="0"/>
-        <w:jc w:val="both"/>
-        <w:rPr>
-          <w:sz w:val="20"/>
-          <w:szCs w:val="20"/>
-        </w:rPr>
-      </w:pPr>
-      <w:r>
-        <w:rPr>
-          <w:i w:val="1"/>
-          <w:iCs w:val="1"/>
-          <w:color w:val="1a1a1a"/>
-          <w:rtl w:val="0"/>
-        </w:rPr>
-        <w:t>34.  I felt very confident using the system.  [Rated — System Usability Scale item 9; scored on its own 0–100 scale]</w:t>
-      </w:r>
-    </w:p>
-    <w:p>
-      <w:pPr>
-        <w:spacing w:line="480" w:lineRule="auto"/>
-        <w:ind w:firstLine="0"/>
-        <w:jc w:val="both"/>
-        <w:rPr>
-          <w:sz w:val="20"/>
-          <w:szCs w:val="20"/>
-        </w:rPr>
-      </w:pPr>
-      <w:r>
-        <w:rPr>
-          <w:i w:val="1"/>
-          <w:iCs w:val="1"/>
-          <w:color w:val="1a1a1a"/>
-          <w:rtl w:val="0"/>
-        </w:rPr>
-        <w:t>35.  I needed to learn a lot of things before I could get going with this system.  [Rated — System Usability Scale item 10; scored on its own 0–100 scale]</w:t>
+        <w:t>The System Usability Scale (Brooke, 1996), reproduced without alteration. It is the only published instrument in this study and its wording must not be edited: changing an item forfeits the published norms that are the entire reason for including it. Odd-numbered items are worded positively and even-numbered items negatively, on purpose; that alternation is part of the instrument. Scored separately from the ISO items and never averaged with them.</w:t>
+      </w:r>
+    </w:p>
+    <w:p>
+      <w:pPr>
+        <w:spacing w:line="480" w:lineRule="auto"/>
+        <w:ind w:firstLine="0"/>
+        <w:jc w:val="both"/>
+        <w:rPr>
+          <w:sz w:val="20"/>
+          <w:szCs w:val="20"/>
+        </w:rPr>
+      </w:pPr>
+      <w:r>
+        <w:rPr>
+          <w:i w:val="1"/>
+          <w:iCs w:val="1"/>
+          <w:color w:val="1a1a1a"/>
+          <w:rtl w:val="0"/>
+        </w:rPr>
+        <w:t>26.  I think that I would like to use this system frequently.  [Rated: System Usability Scale item 1; scored on its own 0–100 scale]</w:t>
+      </w:r>
+    </w:p>
+    <w:p>
+      <w:pPr>
+        <w:spacing w:line="480" w:lineRule="auto"/>
+        <w:ind w:firstLine="0"/>
+        <w:jc w:val="both"/>
+        <w:rPr>
+          <w:sz w:val="20"/>
+          <w:szCs w:val="20"/>
+        </w:rPr>
+      </w:pPr>
+      <w:r>
+        <w:rPr>
+          <w:i w:val="1"/>
+          <w:iCs w:val="1"/>
+          <w:color w:val="1a1a1a"/>
+          <w:rtl w:val="0"/>
+        </w:rPr>
+        <w:t>27.  I found the system unnecessarily complex.  [Rated: System Usability Scale item 2; scored on its own 0–100 scale]</w:t>
+      </w:r>
+    </w:p>
+    <w:p>
+      <w:pPr>
+        <w:spacing w:line="480" w:lineRule="auto"/>
+        <w:ind w:firstLine="0"/>
+        <w:jc w:val="both"/>
+        <w:rPr>
+          <w:sz w:val="20"/>
+          <w:szCs w:val="20"/>
+        </w:rPr>
+      </w:pPr>
+      <w:r>
+        <w:rPr>
+          <w:i w:val="1"/>
+          <w:iCs w:val="1"/>
+          <w:color w:val="1a1a1a"/>
+          <w:rtl w:val="0"/>
+        </w:rPr>
+        <w:t>28.  I thought the system was easy to use.  [Rated: System Usability Scale item 3; scored on its own 0–100 scale]</w:t>
+      </w:r>
+    </w:p>
+    <w:p>
+      <w:pPr>
+        <w:spacing w:line="480" w:lineRule="auto"/>
+        <w:ind w:firstLine="0"/>
+        <w:jc w:val="both"/>
+        <w:rPr>
+          <w:sz w:val="20"/>
+          <w:szCs w:val="20"/>
+        </w:rPr>
+      </w:pPr>
+      <w:r>
+        <w:rPr>
+          <w:i w:val="1"/>
+          <w:iCs w:val="1"/>
+          <w:color w:val="1a1a1a"/>
+          <w:rtl w:val="0"/>
+        </w:rPr>
+        <w:t>29.  I think that I would need the support of a technical person to be able to use this system.  [Rated: System Usability Scale item 4; scored on its own 0–100 scale]</w:t>
+      </w:r>
+    </w:p>
+    <w:p>
+      <w:pPr>
+        <w:spacing w:line="480" w:lineRule="auto"/>
+        <w:ind w:firstLine="0"/>
+        <w:jc w:val="both"/>
+        <w:rPr>
+          <w:sz w:val="20"/>
+          <w:szCs w:val="20"/>
+        </w:rPr>
+      </w:pPr>
+      <w:r>
+        <w:rPr>
+          <w:i w:val="1"/>
+          <w:iCs w:val="1"/>
+          <w:color w:val="1a1a1a"/>
+          <w:rtl w:val="0"/>
+        </w:rPr>
+        <w:t>30.  I found the various functions in this system were well integrated.  [Rated: System Usability Scale item 5; scored on its own 0–100 scale]</w:t>
+      </w:r>
+    </w:p>
+    <w:p>
+      <w:pPr>
+        <w:spacing w:line="480" w:lineRule="auto"/>
+        <w:ind w:firstLine="0"/>
+        <w:jc w:val="both"/>
+        <w:rPr>
+          <w:sz w:val="20"/>
+          <w:szCs w:val="20"/>
+        </w:rPr>
+      </w:pPr>
+      <w:r>
+        <w:rPr>
+          <w:i w:val="1"/>
+          <w:iCs w:val="1"/>
+          <w:color w:val="1a1a1a"/>
+          <w:rtl w:val="0"/>
+        </w:rPr>
+        <w:t>31.  I thought there was too much inconsistency in this system.  [Rated: System Usability Scale item 6; scored on its own 0–100 scale]</w:t>
+      </w:r>
+    </w:p>
+    <w:p>
+      <w:pPr>
+        <w:spacing w:line="480" w:lineRule="auto"/>
+        <w:ind w:firstLine="0"/>
+        <w:jc w:val="both"/>
+        <w:rPr>
+          <w:sz w:val="20"/>
+          <w:szCs w:val="20"/>
+        </w:rPr>
+      </w:pPr>
+      <w:r>
+        <w:rPr>
+          <w:i w:val="1"/>
+          <w:iCs w:val="1"/>
+          <w:color w:val="1a1a1a"/>
+          <w:rtl w:val="0"/>
+        </w:rPr>
+        <w:t>32.  I would imagine that most people would learn to use this system very quickly.  [Rated: System Usability Scale item 7; scored on its own 0–100 scale]</w:t>
+      </w:r>
+    </w:p>
+    <w:p>
+      <w:pPr>
+        <w:spacing w:line="480" w:lineRule="auto"/>
+        <w:ind w:firstLine="0"/>
+        <w:jc w:val="both"/>
+        <w:rPr>
+          <w:sz w:val="20"/>
+          <w:szCs w:val="20"/>
+        </w:rPr>
+      </w:pPr>
+      <w:r>
+        <w:rPr>
+          <w:i w:val="1"/>
+          <w:iCs w:val="1"/>
+          <w:color w:val="1a1a1a"/>
+          <w:rtl w:val="0"/>
+        </w:rPr>
+        <w:t>33.  I found the system very cumbersome to use.  [Rated: System Usability Scale item 8; scored on its own 0–100 scale]</w:t>
+      </w:r>
+    </w:p>
+    <w:p>
+      <w:pPr>
+        <w:spacing w:line="480" w:lineRule="auto"/>
+        <w:ind w:firstLine="0"/>
+        <w:jc w:val="both"/>
+        <w:rPr>
+          <w:sz w:val="20"/>
+          <w:szCs w:val="20"/>
+        </w:rPr>
+      </w:pPr>
+      <w:r>
+        <w:rPr>
+          <w:i w:val="1"/>
+          <w:iCs w:val="1"/>
+          <w:color w:val="1a1a1a"/>
+          <w:rtl w:val="0"/>
+        </w:rPr>
+        <w:t>34.  I felt very confident using the system.  [Rated: System Usability Scale item 9; scored on its own 0–100 scale]</w:t>
+      </w:r>
+    </w:p>
+    <w:p>
+      <w:pPr>
+        <w:spacing w:line="480" w:lineRule="auto"/>
+        <w:ind w:firstLine="0"/>
+        <w:jc w:val="both"/>
+        <w:rPr>
+          <w:sz w:val="20"/>
+          <w:szCs w:val="20"/>
+        </w:rPr>
+      </w:pPr>
+      <w:r>
+        <w:rPr>
+          <w:i w:val="1"/>
+          <w:iCs w:val="1"/>
+          <w:color w:val="1a1a1a"/>
+          <w:rtl w:val="0"/>
+        </w:rPr>
+        <w:t>35.  I needed to learn a lot of things before I could get going with this system.  [Rated: System Usability Scale item 10; scored on its own 0–100 scale]</w:t>
       </w:r>
     </w:p>
     <w:p>
@@ -11263,37 +11048,27 @@
           <w:color w:val="1a1a1a"/>
           <w:rtl w:val="0"/>
         </w:rPr>
-        <w:t xml:space="preserve">36.  I would use this to apply for a real job.  [Rated — reported as a distribution; not averaged into any quality mean]</w:t>
-      </w:r>
-      <w:r>
-        <w:rPr>
-          <w:rtl w:val="0"/>
-        </w:rPr>
-      </w:r>
-    </w:p>
-    <w:p>
-      <w:pPr>
-        <w:spacing w:line="480" w:lineRule="auto"/>
-        <w:ind w:firstLine="0"/>
-        <w:jc w:val="both"/>
-        <w:rPr>
-          <w:sz w:val="20"/>
-          <w:szCs w:val="20"/>
-        </w:rPr>
-      </w:pPr>
-      <w:r>
-        <w:rPr>
-          <w:i w:val="1"/>
-          <w:iCs w:val="1"/>
-          <w:color w:val="1a1a1a"/>
-          <w:rtl w:val="0"/>
-        </w:rPr>
-        <w:t xml:space="preserve">37.  I would recommend this to someone else who is looking for work.  [Rated — reported as a distribution; not averaged into any quality mean]</w:t>
-      </w:r>
-      <w:r>
-        <w:rPr>
-          <w:rtl w:val="0"/>
-        </w:rPr>
+        <w:t>36.  I would use this to apply for a real job.  [Rated: reported as a distribution; not averaged into any quality mean]</w:t>
+      </w:r>
+    </w:p>
+    <w:p>
+      <w:pPr>
+        <w:spacing w:line="480" w:lineRule="auto"/>
+        <w:ind w:firstLine="0"/>
+        <w:jc w:val="both"/>
+        <w:rPr>
+          <w:sz w:val="20"/>
+          <w:szCs w:val="20"/>
+        </w:rPr>
+      </w:pPr>
+      <w:r>
+        <w:rPr>
+          <w:i w:val="1"/>
+          <w:iCs w:val="1"/>
+          <w:color w:val="1a1a1a"/>
+          <w:rtl w:val="0"/>
+        </w:rPr>
+        <w:t>37.  I would recommend this to someone else who is looking for work.  [Rated: reported as a distribution; not averaged into any quality mean]</w:t>
       </w:r>
     </w:p>
     <w:p>
@@ -11358,12 +11133,7 @@
           <w:color w:val="1a1a1a"/>
           <w:rtl w:val="0"/>
         </w:rPr>
-        <w:t xml:space="preserve">Instrument D — HR and Recruitment Survey (Part 2)</w:t>
-      </w:r>
-      <w:r>
-        <w:rPr>
-          <w:rtl w:val="0"/>
-        </w:rPr>
+        <w:t>Instrument D: HR and Recruitment Survey (Part 2)</w:t>
       </w:r>
     </w:p>
     <w:p>
@@ -11508,162 +11278,127 @@
           <w:color w:val="1a1a1a"/>
           <w:rtl w:val="0"/>
         </w:rPr>
-        <w:t xml:space="preserve">Part 2. Does it do what it says — functional suitability</w:t>
-      </w:r>
-      <w:r>
-        <w:rPr>
-          <w:rtl w:val="0"/>
-        </w:rPr>
-      </w:r>
-    </w:p>
-    <w:p>
-      <w:pPr>
-        <w:spacing w:line="480" w:lineRule="auto"/>
-        <w:ind w:firstLine="0"/>
-        <w:jc w:val="both"/>
-        <w:rPr>
-          <w:sz w:val="20"/>
-          <w:szCs w:val="20"/>
-        </w:rPr>
-      </w:pPr>
-      <w:r>
-        <w:rPr>
-          <w:i w:val="1"/>
-          <w:iCs w:val="1"/>
-          <w:color w:val="1a1a1a"/>
-          <w:rtl w:val="0"/>
-        </w:rPr>
-        <w:t xml:space="preserve">3.  The posting form let me state everything I would normally state for an opening.  [Rated — counts toward the functional suitability mean]</w:t>
-      </w:r>
-      <w:r>
-        <w:rPr>
-          <w:rtl w:val="0"/>
-        </w:rPr>
-      </w:r>
-    </w:p>
-    <w:p>
-      <w:pPr>
-        <w:spacing w:line="480" w:lineRule="auto"/>
-        <w:ind w:firstLine="0"/>
-        <w:jc w:val="both"/>
-        <w:rPr>
-          <w:sz w:val="20"/>
-          <w:szCs w:val="20"/>
-        </w:rPr>
-      </w:pPr>
-      <w:r>
-        <w:rPr>
-          <w:i w:val="1"/>
-          <w:iCs w:val="1"/>
-          <w:color w:val="1a1a1a"/>
-          <w:rtl w:val="0"/>
-        </w:rPr>
-        <w:t xml:space="preserve">4.  The applicants shown for a posting were the ones who had applied to it.  [Rated — counts toward the functional suitability mean]</w:t>
-      </w:r>
-      <w:r>
-        <w:rPr>
-          <w:rtl w:val="0"/>
-        </w:rPr>
-      </w:r>
-    </w:p>
-    <w:p>
-      <w:pPr>
-        <w:spacing w:line="480" w:lineRule="auto"/>
-        <w:ind w:firstLine="0"/>
-        <w:jc w:val="both"/>
-        <w:rPr>
-          <w:sz w:val="20"/>
-          <w:szCs w:val="20"/>
-        </w:rPr>
-      </w:pPr>
-      <w:r>
-        <w:rPr>
-          <w:i w:val="1"/>
-          <w:iCs w:val="1"/>
-          <w:color w:val="1a1a1a"/>
-          <w:rtl w:val="0"/>
-        </w:rPr>
-        <w:t xml:space="preserve">5.  Each applicant’s score was worked out from what my posting actually asked for.  [Rated — counts toward the functional suitability mean]</w:t>
-      </w:r>
-      <w:r>
-        <w:rPr>
-          <w:rtl w:val="0"/>
-        </w:rPr>
-      </w:r>
-    </w:p>
-    <w:p>
-      <w:pPr>
-        <w:spacing w:line="480" w:lineRule="auto"/>
-        <w:ind w:firstLine="0"/>
-        <w:jc w:val="both"/>
-        <w:rPr>
-          <w:sz w:val="20"/>
-          <w:szCs w:val="20"/>
-        </w:rPr>
-      </w:pPr>
-      <w:r>
-        <w:rPr>
-          <w:i w:val="1"/>
-          <w:iCs w:val="1"/>
-          <w:color w:val="1a1a1a"/>
-          <w:rtl w:val="0"/>
-        </w:rPr>
-        <w:t xml:space="preserve">6.  The breakdown showed me which requirements the applicant met and which they did not.  [Rated — counts toward the functional suitability mean]</w:t>
-      </w:r>
-      <w:r>
-        <w:rPr>
-          <w:rtl w:val="0"/>
-        </w:rPr>
-      </w:r>
-    </w:p>
-    <w:p>
-      <w:pPr>
-        <w:spacing w:line="480" w:lineRule="auto"/>
-        <w:ind w:firstLine="0"/>
-        <w:jc w:val="both"/>
-        <w:rPr>
-          <w:sz w:val="20"/>
-          <w:szCs w:val="20"/>
-        </w:rPr>
-      </w:pPr>
-      <w:r>
-        <w:rPr>
-          <w:i w:val="1"/>
-          <w:iCs w:val="1"/>
-          <w:color w:val="1a1a1a"/>
-          <w:rtl w:val="0"/>
-        </w:rPr>
-        <w:t xml:space="preserve">7.  The skills reported as missing were genuinely missing from that applicant’s resume.  [Rated — counts toward the functional suitability mean]</w:t>
-      </w:r>
-      <w:r>
-        <w:rPr>
-          <w:rtl w:val="0"/>
-        </w:rPr>
-      </w:r>
-    </w:p>
-    <w:p>
-      <w:pPr>
-        <w:spacing w:line="480" w:lineRule="auto"/>
-        <w:ind w:firstLine="0"/>
-        <w:jc w:val="both"/>
-        <w:rPr>
-          <w:sz w:val="20"/>
-          <w:szCs w:val="20"/>
-        </w:rPr>
-      </w:pPr>
-      <w:r>
-        <w:rPr>
-          <w:i w:val="1"/>
-          <w:iCs w:val="1"/>
-          <w:color w:val="1a1a1a"/>
-          <w:rtl w:val="0"/>
-        </w:rPr>
-        <w:t xml:space="preserve">8.  Changing an applicant’s status was recorded correctly, including who made the change.  [Rated — counts toward the functional suitability mean]</w:t>
-      </w:r>
-      <w:r>
-        <w:rPr>
-          <w:rtl w:val="0"/>
-        </w:rPr>
+        <w:t>Part 2. Does it do what it says: functional suitability</w:t>
+      </w:r>
+    </w:p>
+    <w:p>
+      <w:pPr>
+        <w:spacing w:line="480" w:lineRule="auto"/>
+        <w:ind w:firstLine="0"/>
+        <w:jc w:val="both"/>
+        <w:rPr>
+          <w:sz w:val="20"/>
+          <w:szCs w:val="20"/>
+        </w:rPr>
+      </w:pPr>
+      <w:r>
+        <w:rPr>
+          <w:i w:val="1"/>
+          <w:iCs w:val="1"/>
+          <w:color w:val="1a1a1a"/>
+          <w:rtl w:val="0"/>
+        </w:rPr>
+        <w:t>3.  The posting form let me state everything I would normally state for an opening.  [Rated: counts toward the functional suitability mean]</w:t>
+      </w:r>
+    </w:p>
+    <w:p>
+      <w:pPr>
+        <w:spacing w:line="480" w:lineRule="auto"/>
+        <w:ind w:firstLine="0"/>
+        <w:jc w:val="both"/>
+        <w:rPr>
+          <w:sz w:val="20"/>
+          <w:szCs w:val="20"/>
+        </w:rPr>
+      </w:pPr>
+      <w:r>
+        <w:rPr>
+          <w:i w:val="1"/>
+          <w:iCs w:val="1"/>
+          <w:color w:val="1a1a1a"/>
+          <w:rtl w:val="0"/>
+        </w:rPr>
+        <w:t>4.  The applicants shown for a posting were the ones who had applied to it.  [Rated: counts toward the functional suitability mean]</w:t>
+      </w:r>
+    </w:p>
+    <w:p>
+      <w:pPr>
+        <w:spacing w:line="480" w:lineRule="auto"/>
+        <w:ind w:firstLine="0"/>
+        <w:jc w:val="both"/>
+        <w:rPr>
+          <w:sz w:val="20"/>
+          <w:szCs w:val="20"/>
+        </w:rPr>
+      </w:pPr>
+      <w:r>
+        <w:rPr>
+          <w:i w:val="1"/>
+          <w:iCs w:val="1"/>
+          <w:color w:val="1a1a1a"/>
+          <w:rtl w:val="0"/>
+        </w:rPr>
+        <w:t>5.  Each applicant’s score was worked out from what my posting actually asked for.  [Rated: counts toward the functional suitability mean]</w:t>
+      </w:r>
+    </w:p>
+    <w:p>
+      <w:pPr>
+        <w:spacing w:line="480" w:lineRule="auto"/>
+        <w:ind w:firstLine="0"/>
+        <w:jc w:val="both"/>
+        <w:rPr>
+          <w:sz w:val="20"/>
+          <w:szCs w:val="20"/>
+        </w:rPr>
+      </w:pPr>
+      <w:r>
+        <w:rPr>
+          <w:i w:val="1"/>
+          <w:iCs w:val="1"/>
+          <w:color w:val="1a1a1a"/>
+          <w:rtl w:val="0"/>
+        </w:rPr>
+        <w:t>6.  The breakdown showed me which requirements the applicant met and which they did not.  [Rated: counts toward the functional suitability mean]</w:t>
+      </w:r>
+    </w:p>
+    <w:p>
+      <w:pPr>
+        <w:spacing w:line="480" w:lineRule="auto"/>
+        <w:ind w:firstLine="0"/>
+        <w:jc w:val="both"/>
+        <w:rPr>
+          <w:sz w:val="20"/>
+          <w:szCs w:val="20"/>
+        </w:rPr>
+      </w:pPr>
+      <w:r>
+        <w:rPr>
+          <w:i w:val="1"/>
+          <w:iCs w:val="1"/>
+          <w:color w:val="1a1a1a"/>
+          <w:rtl w:val="0"/>
+        </w:rPr>
+        <w:t>7.  The skills reported as missing were genuinely missing from that applicant’s resume.  [Rated: counts toward the functional suitability mean]</w:t>
+      </w:r>
+    </w:p>
+    <w:p>
+      <w:pPr>
+        <w:spacing w:line="480" w:lineRule="auto"/>
+        <w:ind w:firstLine="0"/>
+        <w:jc w:val="both"/>
+        <w:rPr>
+          <w:sz w:val="20"/>
+          <w:szCs w:val="20"/>
+        </w:rPr>
+      </w:pPr>
+      <w:r>
+        <w:rPr>
+          <w:i w:val="1"/>
+          <w:iCs w:val="1"/>
+          <w:color w:val="1a1a1a"/>
+          <w:rtl w:val="0"/>
+        </w:rPr>
+        <w:t>8.  Changing an applicant’s status was recorded correctly, including who made the change.  [Rated: counts toward the functional suitability mean]</w:t>
       </w:r>
     </w:p>
     <w:p>
@@ -11758,87 +11493,67 @@
           <w:color w:val="1a1a1a"/>
           <w:rtl w:val="0"/>
         </w:rPr>
-        <w:t xml:space="preserve">10.  The overall order the system produced is close to the order I would have arrived at myself.  [Rated — reported as a distribution; not averaged into any quality mean]</w:t>
-      </w:r>
-      <w:r>
-        <w:rPr>
-          <w:rtl w:val="0"/>
-        </w:rPr>
-      </w:r>
-    </w:p>
-    <w:p>
-      <w:pPr>
-        <w:spacing w:line="480" w:lineRule="auto"/>
-        <w:ind w:firstLine="0"/>
-        <w:jc w:val="both"/>
-        <w:rPr>
-          <w:sz w:val="20"/>
-          <w:szCs w:val="20"/>
-        </w:rPr>
-      </w:pPr>
-      <w:r>
-        <w:rPr>
-          <w:i w:val="1"/>
-          <w:iCs w:val="1"/>
-          <w:color w:val="1a1a1a"/>
-          <w:rtl w:val="0"/>
-        </w:rPr>
-        <w:t xml:space="preserve">11.  The score told me something about an applicant that I would not have noticed as quickly myself.  [Rated — reported as a distribution; not averaged into any quality mean]</w:t>
-      </w:r>
-      <w:r>
-        <w:rPr>
-          <w:rtl w:val="0"/>
-        </w:rPr>
-      </w:r>
-    </w:p>
-    <w:p>
-      <w:pPr>
-        <w:spacing w:line="480" w:lineRule="auto"/>
-        <w:ind w:firstLine="0"/>
-        <w:jc w:val="both"/>
-        <w:rPr>
-          <w:sz w:val="20"/>
-          <w:szCs w:val="20"/>
-        </w:rPr>
-      </w:pPr>
-      <w:r>
-        <w:rPr>
-          <w:i w:val="1"/>
-          <w:iCs w:val="1"/>
-          <w:color w:val="1a1a1a"/>
-          <w:rtl w:val="0"/>
-        </w:rPr>
-        <w:t xml:space="preserve">12.  There was an applicant the system placed HIGHER than I would have.  [Rated — reported as a distribution; not averaged into any quality mean]</w:t>
-      </w:r>
-      <w:r>
-        <w:rPr>
-          <w:rtl w:val="0"/>
-        </w:rPr>
-      </w:r>
-    </w:p>
-    <w:p>
-      <w:pPr>
-        <w:spacing w:line="480" w:lineRule="auto"/>
-        <w:ind w:firstLine="0"/>
-        <w:jc w:val="both"/>
-        <w:rPr>
-          <w:sz w:val="20"/>
-          <w:szCs w:val="20"/>
-        </w:rPr>
-      </w:pPr>
-      <w:r>
-        <w:rPr>
-          <w:i w:val="1"/>
-          <w:iCs w:val="1"/>
-          <w:color w:val="1a1a1a"/>
-          <w:rtl w:val="0"/>
-        </w:rPr>
-        <w:t xml:space="preserve">13.  There was an applicant the system placed LOWER than I would have.  [Rated — reported as a distribution; not averaged into any quality mean]</w:t>
-      </w:r>
-      <w:r>
-        <w:rPr>
-          <w:rtl w:val="0"/>
-        </w:rPr>
+        <w:t>10.  The overall order the system produced is close to the order I would have arrived at myself.  [Rated: reported as a distribution; not averaged into any quality mean]</w:t>
+      </w:r>
+    </w:p>
+    <w:p>
+      <w:pPr>
+        <w:spacing w:line="480" w:lineRule="auto"/>
+        <w:ind w:firstLine="0"/>
+        <w:jc w:val="both"/>
+        <w:rPr>
+          <w:sz w:val="20"/>
+          <w:szCs w:val="20"/>
+        </w:rPr>
+      </w:pPr>
+      <w:r>
+        <w:rPr>
+          <w:i w:val="1"/>
+          <w:iCs w:val="1"/>
+          <w:color w:val="1a1a1a"/>
+          <w:rtl w:val="0"/>
+        </w:rPr>
+        <w:t>11.  The score told me something about an applicant that I would not have noticed as quickly myself.  [Rated: reported as a distribution; not averaged into any quality mean]</w:t>
+      </w:r>
+    </w:p>
+    <w:p>
+      <w:pPr>
+        <w:spacing w:line="480" w:lineRule="auto"/>
+        <w:ind w:firstLine="0"/>
+        <w:jc w:val="both"/>
+        <w:rPr>
+          <w:sz w:val="20"/>
+          <w:szCs w:val="20"/>
+        </w:rPr>
+      </w:pPr>
+      <w:r>
+        <w:rPr>
+          <w:i w:val="1"/>
+          <w:iCs w:val="1"/>
+          <w:color w:val="1a1a1a"/>
+          <w:rtl w:val="0"/>
+        </w:rPr>
+        <w:t>12.  There was an applicant the system placed HIGHER than I would have.  [Rated: reported as a distribution; not averaged into any quality mean]</w:t>
+      </w:r>
+    </w:p>
+    <w:p>
+      <w:pPr>
+        <w:spacing w:line="480" w:lineRule="auto"/>
+        <w:ind w:firstLine="0"/>
+        <w:jc w:val="both"/>
+        <w:rPr>
+          <w:sz w:val="20"/>
+          <w:szCs w:val="20"/>
+        </w:rPr>
+      </w:pPr>
+      <w:r>
+        <w:rPr>
+          <w:i w:val="1"/>
+          <w:iCs w:val="1"/>
+          <w:color w:val="1a1a1a"/>
+          <w:rtl w:val="0"/>
+        </w:rPr>
+        <w:t>13.  There was an applicant the system placed LOWER than I would have.  [Rated: reported as a distribution; not averaged into any quality mean]</w:t>
       </w:r>
     </w:p>
     <w:p>
@@ -11908,12 +11623,7 @@
           <w:color w:val="1a1a1a"/>
           <w:rtl w:val="0"/>
         </w:rPr>
-        <w:t xml:space="preserve">16.  The score on its own is enough to decide whether to shortlist an applicant.  [Rated — reported as a distribution; not averaged into any quality mean]</w:t>
-      </w:r>
-      <w:r>
-        <w:rPr>
-          <w:rtl w:val="0"/>
-        </w:rPr>
+        <w:t>16.  The score on its own is enough to decide whether to shortlist an applicant.  [Rated: reported as a distribution; not averaged into any quality mean]</w:t>
       </w:r>
     </w:p>
     <w:p>
@@ -11933,137 +11643,107 @@
           <w:color w:val="1a1a1a"/>
           <w:rtl w:val="0"/>
         </w:rPr>
-        <w:t xml:space="preserve">Part 4. How it was to use — usability</w:t>
-      </w:r>
-      <w:r>
-        <w:rPr>
-          <w:rtl w:val="0"/>
-        </w:rPr>
-      </w:r>
-    </w:p>
-    <w:p>
-      <w:pPr>
-        <w:spacing w:line="480" w:lineRule="auto"/>
-        <w:ind w:firstLine="0"/>
-        <w:jc w:val="both"/>
-        <w:rPr>
-          <w:sz w:val="20"/>
-          <w:szCs w:val="20"/>
-        </w:rPr>
-      </w:pPr>
-      <w:r>
-        <w:rPr>
-          <w:i w:val="1"/>
-          <w:iCs w:val="1"/>
-          <w:color w:val="1a1a1a"/>
-          <w:rtl w:val="0"/>
-        </w:rPr>
-        <w:t xml:space="preserve">17.  I could tell what to do at each step without being told.  [Rated — counts toward the usability mean]</w:t>
-      </w:r>
-      <w:r>
-        <w:rPr>
-          <w:rtl w:val="0"/>
-        </w:rPr>
-      </w:r>
-    </w:p>
-    <w:p>
-      <w:pPr>
-        <w:spacing w:line="480" w:lineRule="auto"/>
-        <w:ind w:firstLine="0"/>
-        <w:jc w:val="both"/>
-        <w:rPr>
-          <w:sz w:val="20"/>
-          <w:szCs w:val="20"/>
-        </w:rPr>
-      </w:pPr>
-      <w:r>
-        <w:rPr>
-          <w:i w:val="1"/>
-          <w:iCs w:val="1"/>
-          <w:color w:val="1a1a1a"/>
-          <w:rtl w:val="0"/>
-        </w:rPr>
-        <w:t xml:space="preserve">18.  The wording used in the recruiter pages matched the terms we use at work.  [Rated — counts toward the usability mean]</w:t>
-      </w:r>
-      <w:r>
-        <w:rPr>
-          <w:rtl w:val="0"/>
-        </w:rPr>
-      </w:r>
-    </w:p>
-    <w:p>
-      <w:pPr>
-        <w:spacing w:line="480" w:lineRule="auto"/>
-        <w:ind w:firstLine="0"/>
-        <w:jc w:val="both"/>
-        <w:rPr>
-          <w:sz w:val="20"/>
-          <w:szCs w:val="20"/>
-        </w:rPr>
-      </w:pPr>
-      <w:r>
-        <w:rPr>
-          <w:i w:val="1"/>
-          <w:iCs w:val="1"/>
-          <w:color w:val="1a1a1a"/>
-          <w:rtl w:val="0"/>
-        </w:rPr>
-        <w:t xml:space="preserve">19.  Working through the ranked list was quicker than how my department screens now.  [Rated — counts toward the usability mean]</w:t>
-      </w:r>
-      <w:r>
-        <w:rPr>
-          <w:rtl w:val="0"/>
-        </w:rPr>
-      </w:r>
-    </w:p>
-    <w:p>
-      <w:pPr>
-        <w:spacing w:line="480" w:lineRule="auto"/>
-        <w:ind w:firstLine="0"/>
-        <w:jc w:val="both"/>
-        <w:rPr>
-          <w:sz w:val="20"/>
-          <w:szCs w:val="20"/>
-        </w:rPr>
-      </w:pPr>
-      <w:r>
-        <w:rPr>
-          <w:i w:val="1"/>
-          <w:iCs w:val="1"/>
-          <w:color w:val="1a1a1a"/>
-          <w:rtl w:val="0"/>
-        </w:rPr>
-        <w:t xml:space="preserve">20.  It was easy to correct a mistake I had made.  [Rated — counts toward the usability mean]</w:t>
-      </w:r>
-      <w:r>
-        <w:rPr>
-          <w:rtl w:val="0"/>
-        </w:rPr>
-      </w:r>
-    </w:p>
-    <w:p>
-      <w:pPr>
-        <w:spacing w:line="480" w:lineRule="auto"/>
-        <w:ind w:firstLine="0"/>
-        <w:jc w:val="both"/>
-        <w:rPr>
-          <w:sz w:val="20"/>
-          <w:szCs w:val="20"/>
-        </w:rPr>
-      </w:pPr>
-      <w:r>
-        <w:rPr>
-          <w:i w:val="1"/>
-          <w:iCs w:val="1"/>
-          <w:color w:val="1a1a1a"/>
-          <w:rtl w:val="0"/>
-        </w:rPr>
-        <w:t xml:space="preserve">21.  I could learn to use this quickly.  [Rated — counts toward the usability mean]</w:t>
-      </w:r>
-      <w:r>
-        <w:rPr>
-          <w:rtl w:val="0"/>
-        </w:rPr>
+        <w:t>Part 4. How it was to use: usability</w:t>
+      </w:r>
+    </w:p>
+    <w:p>
+      <w:pPr>
+        <w:spacing w:line="480" w:lineRule="auto"/>
+        <w:ind w:firstLine="0"/>
+        <w:jc w:val="both"/>
+        <w:rPr>
+          <w:sz w:val="20"/>
+          <w:szCs w:val="20"/>
+        </w:rPr>
+      </w:pPr>
+      <w:r>
+        <w:rPr>
+          <w:i w:val="1"/>
+          <w:iCs w:val="1"/>
+          <w:color w:val="1a1a1a"/>
+          <w:rtl w:val="0"/>
+        </w:rPr>
+        <w:t>17.  I could tell what to do at each step without being told.  [Rated: counts toward the usability mean]</w:t>
+      </w:r>
+    </w:p>
+    <w:p>
+      <w:pPr>
+        <w:spacing w:line="480" w:lineRule="auto"/>
+        <w:ind w:firstLine="0"/>
+        <w:jc w:val="both"/>
+        <w:rPr>
+          <w:sz w:val="20"/>
+          <w:szCs w:val="20"/>
+        </w:rPr>
+      </w:pPr>
+      <w:r>
+        <w:rPr>
+          <w:i w:val="1"/>
+          <w:iCs w:val="1"/>
+          <w:color w:val="1a1a1a"/>
+          <w:rtl w:val="0"/>
+        </w:rPr>
+        <w:t>18.  The wording used in the recruiter pages matched the terms we use at work.  [Rated: counts toward the usability mean]</w:t>
+      </w:r>
+    </w:p>
+    <w:p>
+      <w:pPr>
+        <w:spacing w:line="480" w:lineRule="auto"/>
+        <w:ind w:firstLine="0"/>
+        <w:jc w:val="both"/>
+        <w:rPr>
+          <w:sz w:val="20"/>
+          <w:szCs w:val="20"/>
+        </w:rPr>
+      </w:pPr>
+      <w:r>
+        <w:rPr>
+          <w:i w:val="1"/>
+          <w:iCs w:val="1"/>
+          <w:color w:val="1a1a1a"/>
+          <w:rtl w:val="0"/>
+        </w:rPr>
+        <w:t>19.  Working through the ranked list was quicker than how my department screens now.  [Rated: counts toward the usability mean]</w:t>
+      </w:r>
+    </w:p>
+    <w:p>
+      <w:pPr>
+        <w:spacing w:line="480" w:lineRule="auto"/>
+        <w:ind w:firstLine="0"/>
+        <w:jc w:val="both"/>
+        <w:rPr>
+          <w:sz w:val="20"/>
+          <w:szCs w:val="20"/>
+        </w:rPr>
+      </w:pPr>
+      <w:r>
+        <w:rPr>
+          <w:i w:val="1"/>
+          <w:iCs w:val="1"/>
+          <w:color w:val="1a1a1a"/>
+          <w:rtl w:val="0"/>
+        </w:rPr>
+        <w:t>20.  It was easy to correct a mistake I had made.  [Rated: counts toward the usability mean]</w:t>
+      </w:r>
+    </w:p>
+    <w:p>
+      <w:pPr>
+        <w:spacing w:line="480" w:lineRule="auto"/>
+        <w:ind w:firstLine="0"/>
+        <w:jc w:val="both"/>
+        <w:rPr>
+          <w:sz w:val="20"/>
+          <w:szCs w:val="20"/>
+        </w:rPr>
+      </w:pPr>
+      <w:r>
+        <w:rPr>
+          <w:i w:val="1"/>
+          <w:iCs w:val="1"/>
+          <w:color w:val="1a1a1a"/>
+          <w:rtl w:val="0"/>
+        </w:rPr>
+        <w:t>21.  I could learn to use this quickly.  [Rated: counts toward the usability mean]</w:t>
       </w:r>
     </w:p>
     <w:p>
@@ -12083,12 +11763,7 @@
           <w:color w:val="1a1a1a"/>
           <w:rtl w:val="0"/>
         </w:rPr>
-        <w:t xml:space="preserve">Part 5. Whether it held up — reliability</w:t>
-      </w:r>
-      <w:r>
-        <w:rPr>
-          <w:rtl w:val="0"/>
-        </w:rPr>
+        <w:t>Part 5. Whether it held up: reliability</w:t>
       </w:r>
     </w:p>
     <w:p>
@@ -12133,62 +11808,47 @@
           <w:color w:val="1a1a1a"/>
           <w:rtl w:val="0"/>
         </w:rPr>
-        <w:t xml:space="preserve">22.  The system responded every time I did something.  [Rated — counts toward the reliability mean]</w:t>
-      </w:r>
-      <w:r>
-        <w:rPr>
-          <w:rtl w:val="0"/>
-        </w:rPr>
-      </w:r>
-    </w:p>
-    <w:p>
-      <w:pPr>
-        <w:spacing w:line="480" w:lineRule="auto"/>
-        <w:ind w:firstLine="0"/>
-        <w:jc w:val="both"/>
-        <w:rPr>
-          <w:sz w:val="20"/>
-          <w:szCs w:val="20"/>
-        </w:rPr>
-      </w:pPr>
-      <w:r>
-        <w:rPr>
-          <w:i w:val="1"/>
-          <w:iCs w:val="1"/>
-          <w:color w:val="1a1a1a"/>
-          <w:rtl w:val="0"/>
-        </w:rPr>
-        <w:t xml:space="preserve">23.  Nothing I had entered was lost while I was working.  [Rated — counts toward the reliability mean]</w:t>
-      </w:r>
-      <w:r>
-        <w:rPr>
-          <w:rtl w:val="0"/>
-        </w:rPr>
-      </w:r>
-    </w:p>
-    <w:p>
-      <w:pPr>
-        <w:spacing w:line="480" w:lineRule="auto"/>
-        <w:ind w:firstLine="0"/>
-        <w:jc w:val="both"/>
-        <w:rPr>
-          <w:sz w:val="20"/>
-          <w:szCs w:val="20"/>
-        </w:rPr>
-      </w:pPr>
-      <w:r>
-        <w:rPr>
-          <w:i w:val="1"/>
-          <w:iCs w:val="1"/>
-          <w:color w:val="1a1a1a"/>
-          <w:rtl w:val="0"/>
-        </w:rPr>
-        <w:t xml:space="preserve">24.  The system behaved the same way each time I did the same thing.  [Rated — counts toward the reliability mean]</w:t>
-      </w:r>
-      <w:r>
-        <w:rPr>
-          <w:rtl w:val="0"/>
-        </w:rPr>
+        <w:t>22.  The system responded every time I did something.  [Rated: counts toward the reliability mean]</w:t>
+      </w:r>
+    </w:p>
+    <w:p>
+      <w:pPr>
+        <w:spacing w:line="480" w:lineRule="auto"/>
+        <w:ind w:firstLine="0"/>
+        <w:jc w:val="both"/>
+        <w:rPr>
+          <w:sz w:val="20"/>
+          <w:szCs w:val="20"/>
+        </w:rPr>
+      </w:pPr>
+      <w:r>
+        <w:rPr>
+          <w:i w:val="1"/>
+          <w:iCs w:val="1"/>
+          <w:color w:val="1a1a1a"/>
+          <w:rtl w:val="0"/>
+        </w:rPr>
+        <w:t>23.  Nothing I had entered was lost while I was working.  [Rated: counts toward the reliability mean]</w:t>
+      </w:r>
+    </w:p>
+    <w:p>
+      <w:pPr>
+        <w:spacing w:line="480" w:lineRule="auto"/>
+        <w:ind w:firstLine="0"/>
+        <w:jc w:val="both"/>
+        <w:rPr>
+          <w:sz w:val="20"/>
+          <w:szCs w:val="20"/>
+        </w:rPr>
+      </w:pPr>
+      <w:r>
+        <w:rPr>
+          <w:i w:val="1"/>
+          <w:iCs w:val="1"/>
+          <w:color w:val="1a1a1a"/>
+          <w:rtl w:val="0"/>
+        </w:rPr>
+        <w:t>24.  The system behaved the same way each time I did the same thing.  [Rated: counts toward the reliability mean]</w:t>
       </w:r>
     </w:p>
     <w:p>
@@ -12258,37 +11918,27 @@
           <w:color w:val="1a1a1a"/>
           <w:rtl w:val="0"/>
         </w:rPr>
-        <w:t xml:space="preserve">26.  I would trust this to order applicants for a real opening.  [Rated — reported as a distribution; not averaged into any quality mean]</w:t>
-      </w:r>
-      <w:r>
-        <w:rPr>
-          <w:rtl w:val="0"/>
-        </w:rPr>
-      </w:r>
-    </w:p>
-    <w:p>
-      <w:pPr>
-        <w:spacing w:line="480" w:lineRule="auto"/>
-        <w:ind w:firstLine="0"/>
-        <w:jc w:val="both"/>
-        <w:rPr>
-          <w:sz w:val="20"/>
-          <w:szCs w:val="20"/>
-        </w:rPr>
-      </w:pPr>
-      <w:r>
-        <w:rPr>
-          <w:i w:val="1"/>
-          <w:iCs w:val="1"/>
-          <w:color w:val="1a1a1a"/>
-          <w:rtl w:val="0"/>
-        </w:rPr>
-        <w:t xml:space="preserve">27.  This would fit into the way my department actually works.  [Rated — reported as a distribution; not averaged into any quality mean]</w:t>
-      </w:r>
-      <w:r>
-        <w:rPr>
-          <w:rtl w:val="0"/>
-        </w:rPr>
+        <w:t>26.  I would trust this to order applicants for a real opening.  [Rated: reported as a distribution; not averaged into any quality mean]</w:t>
+      </w:r>
+    </w:p>
+    <w:p>
+      <w:pPr>
+        <w:spacing w:line="480" w:lineRule="auto"/>
+        <w:ind w:firstLine="0"/>
+        <w:jc w:val="both"/>
+        <w:rPr>
+          <w:sz w:val="20"/>
+          <w:szCs w:val="20"/>
+        </w:rPr>
+      </w:pPr>
+      <w:r>
+        <w:rPr>
+          <w:i w:val="1"/>
+          <w:iCs w:val="1"/>
+          <w:color w:val="1a1a1a"/>
+          <w:rtl w:val="0"/>
+        </w:rPr>
+        <w:t>27.  This would fit into the way my department actually works.  [Rated: reported as a distribution; not averaged into any quality mean]</w:t>
       </w:r>
     </w:p>
     <w:p>
@@ -12333,12 +11983,7 @@
           <w:color w:val="1a1a1a"/>
           <w:rtl w:val="0"/>
         </w:rPr>
-        <w:t xml:space="preserve">Instrument E — Ranking-Agreement Check</w:t>
-      </w:r>
-      <w:r>
-        <w:rPr>
-          <w:rtl w:val="0"/>
-        </w:rPr>
+        <w:t>Instrument E: Ranking-Agreement Check</w:t>
       </w:r>
     </w:p>
     <w:p>
@@ -12458,12 +12103,7 @@
           <w:color w:val="1a1a1a"/>
           <w:rtl w:val="0"/>
         </w:rPr>
-        <w:t xml:space="preserve">•  Five résumés for that posting, printed or on screen, labelled A to E. Choose them so the system's scores are genuinely spread — roughly one in the 80s, two in the 60s to 70s, one near 50, one below 50. Five that all score alike measure nothing.</w:t>
-      </w:r>
-      <w:r>
-        <w:rPr>
-          <w:rtl w:val="0"/>
-        </w:rPr>
+        <w:t>•  Five résumés for that posting, printed or on screen, labelled A to E. Choose them so the system's scores are genuinely spread: roughly one in the 80s, two in the 60s to 70s, one near 50, one below 50. Five that all score alike measure nothing.</w:t>
       </w:r>
     </w:p>
     <w:p>
@@ -12833,12 +12473,7 @@
           <w:color w:val="1a1a1a"/>
           <w:rtl w:val="0"/>
         </w:rPr>
-        <w:t xml:space="preserve">•  Report the figure whichever way it comes out. Poor agreement is a finding — it is direct evidence on whether the published weighting reflects how screening is actually done, which is the question items 15 to 17 of Instrument B ask in the abstract.</w:t>
-      </w:r>
-      <w:r>
-        <w:rPr>
-          <w:rtl w:val="0"/>
-        </w:rPr>
+        <w:t>•  Report the figure whichever way it comes out. Poor agreement is a finding. It is direct evidence on whether the published weighting reflects how screening is actually done, which is the question items 15 to 17 of Instrument B ask in the abstract.</w:t>
       </w:r>
     </w:p>
     <w:p>
@@ -13277,12 +12912,7 @@
           <w:color w:val="1a1a1a"/>
           <w:rtl w:val="0"/>
         </w:rPr>
-        <w:t xml:space="preserve">If the respondent is under eighteen years of age — parent or guardian signature: ______________________________     Date: ______________</w:t>
-      </w:r>
-      <w:r>
-        <w:rPr>
-          <w:rtl w:val="0"/>
-        </w:rPr>
+        <w:t>If the respondent is under eighteen years of age: parent or guardian signature: ______________________________     Date: ______________</w:t>
       </w:r>
     </w:p>
     <w:p>
@@ -13371,12 +13001,7 @@
           <w:color w:val="1a1a1a"/>
           <w:rtl w:val="0"/>
         </w:rPr>
-        <w:t xml:space="preserve">Task Sheet 1 — Job Seeker</w:t>
-      </w:r>
-      <w:r>
-        <w:rPr>
-          <w:rtl w:val="0"/>
-        </w:rPr>
+        <w:t>Task Sheet 1 = Job Seeker</w:t>
       </w:r>
     </w:p>
     <w:p>
@@ -13734,12 +13359,7 @@
           <w:color w:val="1a1a1a"/>
           <w:rtl w:val="0"/>
         </w:rPr>
-        <w:t xml:space="preserve">Task Sheet 2 — Recruiter / HR</w:t>
-      </w:r>
-      <w:r>
-        <w:rPr>
-          <w:rtl w:val="0"/>
-        </w:rPr>
+        <w:t>Task Sheet 2 = Recruiter / HR</w:t>
       </w:r>
     </w:p>
     <w:p>
@@ -13918,12 +13538,7 @@
           <w:color w:val="1a1a1a"/>
           <w:rtl w:val="0"/>
         </w:rPr>
-        <w:t xml:space="preserve">8.  Change one applicant’s status — for example to shortlisted.</w:t>
-      </w:r>
-      <w:r>
-        <w:rPr>
-          <w:rtl w:val="0"/>
-        </w:rPr>
+        <w:t>8.  Change one applicant’s status: for example to shortlisted.</w:t>
       </w:r>
     </w:p>
     <w:p>

--- a/05_Website_Angular/docs/ResumeMatch-PH-MAIN-PAPER-updated.docx
+++ b/05_Website_Angular/docs/ResumeMatch-PH-MAIN-PAPER-updated.docx
@@ -1024,7 +1024,7 @@
         <w:rPr>
           <w:rtl w:val="0"/>
         </w:rPr>
-        <w:t xml:space="preserve">The way people apply for jobs has changed significantly over the years. Before the internet became widely available, job seekers would bring physical copies of their resumes to companies or send them through mail. Today, most job applications are done online through job portals and company websites. JobStreet Philippines (2022) reported that the Philippine job market has become increasingly digital, with more employers relying on online application systems to receive and process applications. This shift has made it more important than ever for job seekers to have a resume that is not only well-written but also properly formatted for digital submission and automated screening.</w:t>
+        <w:t>Job application has moved online. JobStreet Philippines (2022) reported that the Philippine job market has become increasingly digital, with more employers relying on online systems to receive and process applications. This makes it more important than ever for a resume to be not only well-written but properly formatted for digital submission and automated screening.</w:t>
       </w:r>
     </w:p>
     <w:p>
@@ -1168,21 +1168,21 @@
         <w:rPr>
           <w:rtl w:val="0"/>
         </w:rPr>
-        <w:t xml:space="preserve">A resume is often the first thing an employer sees from a job applicant. Because of this, the quality and formatting of a resume play a very important role in whether or not a candidate gets called for an interview. Research by the Society for Human Resource Management [SHRM] (2021) found that 88% of hiring managers reject resumes due to poor formatting, grammatical errors, or unclear presentation of qualifications. The National Association of Colleges and Employers [NACE] (2020) similarly found that 63% of employers consider resume quality as one of the top three factors in entry-level hiring decisions.</w:t>
-      </w:r>
-    </w:p>
-    <w:p>
-      <w:pPr>
-        <w:spacing w:line="480" w:lineRule="auto"/>
-        <w:ind w:firstLine="720"/>
-        <w:jc w:val="both"/>
-        <w:rPr/>
-      </w:pPr>
-      <w:r>
-        <w:rPr>
-          <w:rtl w:val="0"/>
-        </w:rPr>
-        <w:t xml:space="preserve">Recruiters do not spend a lot of time reviewing each resume. TheLadders (2018) conducted an eye-tracking study and found that recruiters form their initial judgment within just 7.4 seconds of looking at a resume, focusing mainly on visual clarity and information organization. The study reports the finding qualitatively rather than as a percentage: resumes that held recruiters’ attention used simple layouts with clearly marked sections and bold headings, while those hindered by cluttered layouts, an absence of white space, multiple columns and long sentences did not. While TheLadders focused on visual behavior, SHRM (2021) emphasized content quality, suggesting that both visual presentation and content are equally important in making a good impression on recruiters.</w:t>
+        <w:t>A resume is often the first thing an employer sees, so its quality and formatting strongly affect whether a candidate is called for interview. The Society for Human Resource Management (SHRM, 2021) found that 88% of hiring managers reject resumes for poor formatting, grammatical errors, or unclear presentation, and the National Association of Colleges and Employers (NACE, 2020) found 63% of employers rank resume quality among the top three factors in entry-level hiring.</w:t>
+      </w:r>
+    </w:p>
+    <w:p>
+      <w:pPr>
+        <w:spacing w:line="480" w:lineRule="auto"/>
+        <w:ind w:firstLine="720"/>
+        <w:jc w:val="both"/>
+        <w:rPr/>
+      </w:pPr>
+      <w:r>
+        <w:rPr>
+          <w:rtl w:val="0"/>
+        </w:rPr>
+        <w:t>Recruiters spend little time on each resume. An eye-tracking study by TheLadders (2018) found that recruiters form an initial judgment within 7.4 seconds, focusing on visual clarity: resumes that held attention used simple layouts with clear sections and bold headings, while cluttered layouts, multiple columns and long sentences did not. Where TheLadders stressed visual behaviour, SHRM (2021) stressed content quality, indicating that presentation and content matter about equally.</w:t>
       </w:r>
     </w:p>
     <w:p>
@@ -1249,7 +1249,7 @@
         <w:rPr>
           <w:rtl w:val="0"/>
         </w:rPr>
-        <w:t>ATS software scans resume content and looks for specific keywords and formatting. Resumes that use tables, text boxes, images, or unusual section headings are often rejected by ATS before they even reach a human recruiter (Greenhouse Software, 2023). ApplicantPro (2021) identified that using standard section headings, simple formatting, standard fonts, and left-aligned text are essential for passing ATS screening. While Jobscan (2022) focused on keyword matching, ApplicantPro emphasized formatting compatibility, indicating that both content and structure need to be considered when optimizing a resume for ATS. The scale of this problem is documented by employers themselves: in a survey of 8,000 workers and 2,250 executives across three countries, Fuller et al. (2021) report that 88 percent of employers agree that qualified, high-skilled candidates are screened out by their own applicant tracking systems because the candidate does not match the exact criteria in the job description, rising to 94 percent for middle-skilled roles. These findings shaped two design decisions in this study. First, the resume builder produces resumes in a clean, standards-compliant structure, so that the output is ATS-friendly by default. Second, the system's own matching feature reads structured resume data entered through the builder rather than relying purely on free-text scanning, which avoids the parsing failures that penalise applicants in commercial ATS software.</w:t>
+        <w:t>ATS software scans for keywords and formatting, and resumes using tables, text boxes, images or unusual headings are often rejected before a human sees them (Greenhouse Software, 2023). ApplicantPro (2021) found standard headings, simple formatting, standard fonts and left-aligned text essential for passing screening, and where Jobscan (2022) stressed keyword matching, ApplicantPro stressed formatting compatibility. The scale is documented by employers themselves: surveying 8,000 workers and 2,250 executives across three countries, Fuller et al. (2021) report that 88 percent of employers agree qualified candidates are screened out by their own ATS for not matching the exact criteria in the job description, rising to 94 percent for middle-skilled roles. This shaped two design decisions: the builder produces clean, standards-compliant resumes that are ATS-friendly by default, and the matching feature reads structured data entered through the builder rather than free text, avoiding the parsing failures that penalise applicants in commercial ATS.</w:t>
       </w:r>
     </w:p>
     <w:p>
@@ -1288,7 +1288,7 @@
         <w:rPr>
           <w:rtl w:val="0"/>
         </w:rPr>
-        <w:t xml:space="preserve">Many first-time job seekers make common mistakes when writing their resumes. These include using inappropriate fonts, inconsistent formatting, vague job descriptions, and missing keywords that ATS software looks for. Zety (2021) found that 83% of recruiters prefer one-page resumes for candidates with less than 10 years of experience, yet many fresh graduates submit resumes that are too long or contain unnecessary information. Jobscan (2022) noted that resumes without proper keyword alignment are 75% less likely to pass automated screening. These findings show that novice applicants need proper guidance not just on how to write a resume but also on how to format and optimize it for both human reviewers and automated screening systems.</w:t>
+        <w:t>First-time job seekers commonly use inappropriate fonts, inconsistent formatting, vague descriptions and missing keywords. Zety (2021) found 83% of recruiters prefer one-page resumes for candidates with under 10 years of experience, yet many fresh graduates submit resumes that are too long, and Jobscan (2022) noted resumes without proper keyword alignment are 75% less likely to pass automated screening. Novice applicants therefore need guidance not only on writing a resume but on formatting it for both human reviewers and automated screening.</w:t>
       </w:r>
     </w:p>
     <w:p>
@@ -1393,7 +1393,7 @@
         <w:rPr>
           <w:rtl w:val="0"/>
         </w:rPr>
-        <w:t>Web applications offer several technical advantages that make them ideal for building a recruitment platform of this kind. Unlike desktop software, web applications do not need to be downloaded or installed, making them accessible to anyone with an internet connection and a browser. Đorđević (2022) evaluated the usability of web-based applications and found that users generally rate them positively in terms of accessibility and ease of use, particularly when the interface is clean and well-organized. Web applications are also cross-platform compatible, meaning they work on different devices including desktops, laptops, tablets, and mobile phones. The Philippine Statistics Authority (2021) reported that 72% of Filipinos access the internet primarily through mobile devices, which makes a mobile-responsive web-based approach particularly suitable for Filipino job seekers. Alvez and colleagues (2024) demonstrated this in practice, developing a web-based employment tracking system for a university HR department. They showed that web applications can streamline processes that previously required manual effort, while remaining accessible to users across different departments and locations. The finding is directly relevant to the recruiter-facing side of the proposed system. Web applications also support real-time synchronization, meaning any changes a user makes are saved automatically and can be accessed from any device at any time.</w:t>
+        <w:t>Web applications need no download or installation, reaching anyone with a browser. Đorđević (2022) found users rate web applications positively for accessibility and ease of use, especially when the interface is clean, and they run across desktops, tablets and phones. The Philippine Statistics Authority (2021) reported 72% of Filipinos access the internet primarily through mobile devices, making a mobile-responsive approach particularly suitable here. Alvez and colleagues (2024) showed this in practice with a web-based employment tracking system for a university HR department, streamlining work that previously required manual effort while staying accessible across departments, which is directly relevant to the recruiter side of the proposed system.</w:t>
       </w:r>
     </w:p>
     <w:p>
@@ -1432,7 +1432,7 @@
         <w:rPr>
           <w:rtl w:val="0"/>
         </w:rPr>
-        <w:t>Guided, step-by-step interfaces improve user completion rates compared with open-ended forms. The mechanism is the one described by Sweller (1988), whose work on cognitive load holds that a person required to hold many elements in mind at once has less capacity left for the task itself. Presenting one step at a time reduces what the user must hold at any moment, so they are less likely to feel overwhelmed and more likely to finish the task. This type of interface is sometimes called a "wizard" in user interface design. For a resume builder, this means guiding the user through each section of the resume one at a time   personal information, work experience, education, skills   rather than presenting everything at once. This approach is especially helpful for first-time users who have no prior experience with resume writing and do not know where to start. In the proposed system, this guided structure serves a second purpose: because users enter their information field by field, the system captures resume data in a structured form that the matching feature can analyze reliably, without needing complex free-text parsing.</w:t>
+        <w:t>Guided, step-by-step interfaces (often called "wizards") improve completion rates over open-ended forms. The mechanism is the cognitive load described by Sweller (1988): holding many elements in mind at once leaves less capacity for the task, so presenting one step at a time reduces the load and helps first-time users who do not know where to start. In the proposed system the guided structure serves a second purpose: because users enter information field by field, the system captures it in a structured form the matching feature can read reliably, without complex free-text parsing.</w:t>
       </w:r>
     </w:p>
     <w:p>
@@ -1959,7 +1959,7 @@
         <w:rPr>
           <w:rtl w:val="0"/>
         </w:rPr>
-        <w:t xml:space="preserve">The studies reviewed in this section consistently show that resume quality plays a critical role in employment outcomes, and that many job seekers, especially fresh graduates in the Philippines, struggle to create professional and ATS-friendly resumes on their own. The Philippine job market has shifted to digital applications and automated screening, yet many Filipino job seekers lack the knowledge, skills, and tools to keep up with this change. While digital resume builders exist, most of them are either too expensive, too generic, or not designed for the Philippine context, and AI-generation tools produce content that lacks authenticity.</w:t>
+        <w:t>The studies reviewed consistently show that resume quality strongly affects employment outcomes, and that many job seekers, especially Filipino fresh graduates, struggle to produce professional, ATS-friendly resumes on their own. The market has shifted to digital applications and automated screening, yet many lack the tools to keep up: existing builders are mostly too expensive, too generic, or not built for the Philippine context, and AI-generation tools produce content that lacks authenticity.</w:t>
       </w:r>
     </w:p>
     <w:p>
@@ -2209,29 +2209,24 @@
           <w:color w:val="1a1a1a"/>
           <w:rtl w:val="0"/>
         </w:rPr>
-        <w:t xml:space="preserve">The Process section shows how the system will be built and developed. It follows five phases. The first phase is planning and requirements, where the researchers identify the needs of the two primary user groups  job seekers and recruiters  and define the system requirements. The second phase is system design, where the UI/UX design, the database architecture for user, resume, company, job posting, and application data, and the design of the matching algorithm are planned out. The third phase is development, where the resume builder, the job posting and application modules, the ATS-inspired matching engine, the administrative module, and the recruiter dashboard are coded and integrated. The fourth phase is testing and quality assurance, where the system undergoes automated regression testing of the matching engine, the application programming interface, email delivery, and the resume-extraction feature, browser walkthroughs of the complete interface, functionality testing, usability testing, and ISO 25010 evaluation. The fifth and final phase is deployment, where the system is launched, user onboarding is conducted, and user acceptance testing is carried out with both job seekers and HR personnel.</w:t>
-      </w:r>
-      <w:r>
-        <w:rPr>
-          <w:rtl w:val="0"/>
-        </w:rPr>
-      </w:r>
-    </w:p>
-    <w:p>
-      <w:pPr>
-        <w:spacing w:line="480" w:lineRule="auto"/>
-        <w:ind w:firstLine="720"/>
-        <w:jc w:val="both"/>
-        <w:rPr>
-          <w:color w:val="1a1a1a"/>
-        </w:rPr>
-      </w:pPr>
-      <w:r>
-        <w:rPr>
-          <w:color w:val="1a1a1a"/>
-          <w:rtl w:val="0"/>
-        </w:rPr>
-        <w:t>The Output section shows what the system will produce and deliver. The system deliverables are a functional web-based application with three account types: Job Seeker, Recruiter or HR, and Administrator. On the applicant side it provides three resume content formats rendered through fourteen ATS-safe designs, a step-by-step guidance system with a revisitable onboarding tour, resume saving and management, and export in PDF, Word and plain-text formats. On the recruiter side it provides a job posting and application management module with closing dates. It also provides saved jobs and alerts for newly posted openings, application status tracking across six states including withdrawal by the applicant, and department-based routing of new applications to the responsible recruiter. An administrative module handles recruiter approval, department assignment and anonymous study metrics. At the centre is an ATS-inspired matching engine, which produces explained compatibility scores, ranked applicant lists for each posting, and related-position recommendations for applicants without a strong match. For job seekers the outcomes are professional resumes produced, improved resume quality, better ATS compatibility, relevant job recommendations, an explicit statement of how many required skills are absent from a given match and of what kind, and clear visibility over application status. For recruiters the outcomes are faster and more consistent screening, ranked shortlists per opening, applications routed to the correct department, and reduced manual workload. The knowledge and skills that users will gain include an understanding of resume best practices, ATS optimisation knowledge, improved job application skills, and greater confidence in the job application process. Finally, the system evaluation results will include the ISO 25010 usability rating, system functionality score, user satisfaction rating, and system reliability score, supported by the automated test suites described under Development and Testing.</w:t>
+        <w:t>The Process section shows how the system is built, in five phases. Planning and requirements identifies the needs of job seekers and recruiters and defines the requirements. System design covers the UI/UX, the database architecture, and the matching algorithm. Development codes the resume builder, the posting and application modules, the matching engine, the administrative module and the recruiter dashboard. Testing and quality assurance runs automated regression tests of the engine, the API, email delivery and the extraction feature, plus browser walkthroughs and the ISO 25010 evaluation. Deployment covers launch, onboarding, and user acceptance testing with both groups.</w:t>
+      </w:r>
+    </w:p>
+    <w:p>
+      <w:pPr>
+        <w:spacing w:line="480" w:lineRule="auto"/>
+        <w:ind w:firstLine="720"/>
+        <w:jc w:val="both"/>
+        <w:rPr>
+          <w:color w:val="1a1a1a"/>
+        </w:rPr>
+      </w:pPr>
+      <w:r>
+        <w:rPr>
+          <w:color w:val="1a1a1a"/>
+          <w:rtl w:val="0"/>
+        </w:rPr>
+        <w:t>The Output section shows what the system delivers: a web application with three account types (Job Seeker, Recruiter/HR, Administrator). Applicants get three content formats across fourteen ATS-safe designs, a revisitable onboarding tour, resume saving and management, and export in PDF, Word and plain text. Recruiters get posting and application management with closing dates, saved jobs and new-opening alerts, status tracking across six states including applicant withdrawal, and department-based routing. An administrative module handles recruiter approval, department assignment and anonymous study metrics. At the centre is the matching engine, producing explained compatibility scores, ranked lists per posting, and related-position recommendations where there is no strong match. The intended outcomes are, for job seekers, better and more ATS-compatible resumes, relevant recommendations, a statement of how many required skills are absent and of what kind, and clear application status; and for recruiters, faster and more consistent screening, ranked shortlists, correct routing and less manual work. Evaluation results comprise the ISO 25010 usability, functionality and reliability ratings and a user-satisfaction rating, supported by the automated test suites under Development and Testing.</w:t>
       </w:r>
     </w:p>
     <w:p>
@@ -2881,19 +2876,7 @@
           <w:color w:val="1a1a1a"/>
           <w:rtl w:val="0"/>
         </w:rPr>
-        <w:t xml:space="preserve">New job seekers. </w:t>
-      </w:r>
-      <w:r>
-        <w:rPr>
-          <w:color w:val="1a1a1a"/>
-          <w:rtl w:val="0"/>
-        </w:rPr>
-        <w:t xml:space="preserve">Fresh graduates, students preparing to apply for on-the-job training or internship, and other entry-level applicants will have free access to a guided resume builder that produces a single-column, parser-safe resume without requiring them to pay for a subscription or for professional writing services. More importantly, they will be shown the same compatibility score that the recruiter sees, together with the specific required skills their resume does not contain, so that a low result becomes information they can act on rather than a silence they cannot interpret. This study does not claim that the system will secure employment for anyone who uses it; what it offers is a clearer view of how an application is read and what would need to change.</w:t>
-      </w:r>
-      <w:r>
-        <w:rPr>
-          <w:rtl w:val="0"/>
-        </w:rPr>
+        <w:t>New job seekers. Fresh graduates, students preparing for OJT or internship, and other entry-level applicants get free access to a guided builder that produces a single-column, parser-safe resume, with no subscription or writing-service fee. More importantly, they are shown the same compatibility score the recruiter sees, together with how many required skills their resume lacks and of what kind, so a low result becomes information they can act on rather than a silence they cannot interpret. The study does not claim the system will secure anyone employment; it offers a clearer view of how an application is read and what would need to change.</w:t>
       </w:r>
     </w:p>
     <w:p>
@@ -2913,19 +2896,7 @@
           <w:color w:val="1a1a1a"/>
           <w:rtl w:val="0"/>
         </w:rPr>
-        <w:t xml:space="preserve">HR personnel and recruiters. </w:t>
-      </w:r>
-      <w:r>
-        <w:rPr>
-          <w:color w:val="1a1a1a"/>
-          <w:rtl w:val="0"/>
-        </w:rPr>
-        <w:t xml:space="preserve">Recruiters of partner companies will receive applications that arrive already structured, scored and ranked against the requirements they themselves stated, which reduces the time spent on manual first-pass screening and makes the comparison of applicants more consistent. Because every status change is recorded against the person who made it, the system also gives a department a record of how each application was handled. The system is intended as decision support: it never automatically rejects an applicant, and the hiring decision remains with the recruiter.</w:t>
-      </w:r>
-      <w:r>
-        <w:rPr>
-          <w:rtl w:val="0"/>
-        </w:rPr>
+        <w:t>HR personnel and recruiters. Recruiters receive applications already structured, scored and ranked against the requirements they themselves stated, reducing manual first-pass screening and making comparison more consistent. Because every status change is recorded against the person who made it, the department also gains a record of how each application was handled. The system is decision support: it never automatically rejects anyone, and the hiring decision stays with the recruiter.</w:t>
       </w:r>
     </w:p>
     <w:p>
@@ -3488,7 +3459,7 @@
           <w:color w:val="1a1a1a"/>
           <w:rtl w:val="0"/>
         </w:rPr>
-        <w:t>The matching feature is ATS-inspired and rule-based. It compares structured resume data against structured posting requirements, using a published, weighted formula whose weights are a property of each posting. It is also deterministic: the same resume and the same posting always produce the same score. That score can always be explained to the applicant and the recruiter. No machine learning, statistical model, or artificial intelligence of any kind takes part in computing a score, ranking applicants, or recommending positions, and the system does not connect to any external job listing API, job board, or live employment database.  Skill comparison is preceded by normalisation against a canonical vocabulary maintained by the researchers, which folds genuine synonyms onto a single form so that, for example, "JS" and "JavaScript" are counted as the same skill. The vocabulary contains fifty-two entries resolving to twenty-five canonical forms. The measurement is made against the twenty-five distinct skill terms seeded in the system's catalogue, which are the terms its postings draw upon. Eighteen of them, or 72.0 percent, have at least one catalogued synonym. The remaining seven (Git, Windows, Canva, Copywriting, Organization, Recruitment and Scheduling) are compared by exact normalised match only. A term counts as covered when at least one alias resolves to that term's canonical form and is not merely the term's own normalised spelling. The figure can therefore be recomputed by anyone from the alias table in the matching engine and the catalogue in the database schema. An applicant who writes a genuine equivalent the researchers have not catalogued (for example "GitHub" against a posting requiring "Git", or the British spelling "Organisation" against "Organization") receives no credit for a skill they hold. This coverage was re-measured after the partner company changed from a hotel to a business process outsourcing company and the vocabulary was retargeted from hospitality terms to back-office terms. Coverage rose, from 63.6 percent (fourteen of the twenty-two terms the catalogue then held) to 72.0 percent. The increase is not evidence that outsourcing work is easier to describe: the retarget removed hospitality entries for which no synonyms had been written and replaced them with back-office terms for which several had. The weakness that remains is a property of hand-maintained vocabularies rather than of any one industry, and the seven terms still uncovered are uncovered only because nobody has yet written synonyms for them. The failure direction is deliberate. An uncatalogued synonym costs an applicant credit they have earned. Equating related-but-different terms would do worse: it would credit an applicant with a skill they never claimed, and place them in front of a recruiter on a false basis. "Salesforce", for instance, is one particular product and is deliberately not folded into "CRM Software". This is a stated limitation of the matching feature, and extending the vocabulary is the most direct improvement available to future work.</w:t>
+        <w:t>The matching feature is ATS-inspired and rule-based. It compares structured resume data against structured posting requirements using a published, weighted formula whose weights are a property of each posting, and it is deterministic: the same resume and posting always produce the same score, which can be explained in full to applicant and recruiter. No machine learning, statistical model, or artificial intelligence takes part in computing a score, ranking, or recommending, and the system connects to no external job board or employment database. Before comparison, skills are normalised against a canonical vocabulary the researchers maintain, which folds genuine synonyms onto one form so that "JS" and "JavaScript" count as the same skill. The vocabulary’s fifty-two entries resolve to twenty-five canonical terms, and eighteen of those (72.0 percent) have at least one catalogued synonym; the remaining seven (Git, Windows, Canva, Copywriting, Organization, Recruitment and Scheduling) are matched by exact spelling only. An applicant who writes an equivalent the researchers have not catalogued, such as "GitHub" for "Git", receives no credit for a skill they hold. The failure direction is deliberate: an uncatalogued synonym costs earned credit, whereas equating related-but-different terms would credit a skill never claimed and put the applicant before a recruiter on a false basis, which is why "Salesforce" is deliberately not folded into "CRM Software". This is a stated limitation of the feature, and extending the vocabulary is the most direct improvement available to future work.</w:t>
       </w:r>
     </w:p>
     <w:p>
@@ -3507,7 +3478,7 @@
           <w:color w:val="1a1a1a"/>
           <w:rtl w:val="0"/>
         </w:rPr>
-        <w:t>The system includes one optional feature that uses an external artificial-intelligence service. An applicant who already has a resume file may upload it and have its contents read into the fields of the builder, so that they do not have to retype everything; this uses a third-party language model service (Google's Gemini API). The same service also reads the optional file an applicant attaches to a finished resume, so that the rule-based formula can score that document as well and the applicant can see what this system's automated reading makes of it. In both cases the service performs extraction only: it converts a document into fields and does not compute, weight, rank, or recommend anything. Every score in the system, including the score of an uploaded file, is produced by the same rule-based formula described above. Where the extraction prefills the builder, the extracted values are presented to the applicant for review and correction and nothing is saved until the applicant approves them. The feature is entirely optional, and the applicant may instead type their information by hand. The rest of the system operates normally when the service is not configured  in which case an uploaded file simply carries no second score, which the interface states as a reason rather than showing as a zero. Artificial intelligence is not used to write or generate resume content on the applicant's behalf, and the ranking a recruiter sees is computed from the structured resume alone.</w:t>
+        <w:t>The system includes one optional feature that uses an external artificial-intelligence service (Google’s Gemini API). An applicant with an existing resume file may have its contents read into the builder to save retyping, and the same service reads an attached file so the rule-based formula can score it too. In both cases the service performs extraction only: it converts a document into fields and does not compute, weight, rank, or recommend. Every score, including an uploaded file’s, comes from the same rule-based formula above. Extracted values are shown to the applicant for review and nothing is saved until they approve. The feature is optional, the applicant may type by hand instead, and the rest of the system runs normally when the service is not configured, an uploaded file then simply carrying no second score. Artificial intelligence is never used to write resume content, and the ranking a recruiter sees is computed from the structured resume alone.</w:t>
       </w:r>
     </w:p>
     <w:p>
@@ -3526,7 +3497,7 @@
           <w:color w:val="1a1a1a"/>
           <w:rtl w:val="0"/>
         </w:rPr>
-        <w:t>The compatibility score is computed from three components only. These are the proportion of the posting's required skills that the applicant lists, the applicant's highest educational attainment relative to the level the posting requires, and the applicant's total months of experience relative to the months the posting requires. Certifications, projects, languages and references are stored, printed on the resume and displayed to the recruiter, but none of them contribute to the score.  Two of these three components measure quantity rather than relevance. The experience component compares the applicant's total months of work experience against the minimum the posting states. It does not assess whether that experience is in a related field, or how recently it was gained. The education component compares the highest level the applicant has attained against the level the posting requires, and does not assess the field of study. Judging whether an applicant's background is of the right kind is therefore left to the recruiter, who sees the full work history and educational record beside the score. This is also the reason skills carry half of the total weight: of the three components, skills is the only one compared item by item against what the posting actually asks for.  The exclusion of field of study is a consequence of what a posting states, rather than an oversight. A posting records a required educational level and has no field to record a required course or discipline. Scoring the applicant's field would therefore mean the system inventing a requirement the recruiter never set. The resume does capture the degree, and the field of study where the degree name alone does not carry it. Both are printed on the resume and displayed to the recruiter beside the score. The information is therefore available to the person making the decision, even though it does not enter the computation.  Recency is excluded for the same reason as relevance: a posting states a minimum number of months and nothing about when that experience should have been gained, so applying a recency weighting would impose a rule the recruiter did not set. The researchers also note that the effect is small for the population this study targets. New graduates and entry-level applicants have short and recent work histories. The effect would matter considerably more for a system aimed at mid-career applicants, and it is recorded here as a limitation on any wider application of the matching feature.</w:t>
+        <w:t>The compatibility score is computed from three components only: the proportion of the posting’s required skills the applicant lists, the applicant’s highest educational attainment relative to the level required, and total months of experience relative to the months required. Certifications, projects, languages and references are stored, printed and shown to the recruiter, but do not contribute to the score. Two of the three components measure quantity, not relevance: experience compares total months against the stated minimum without judging field or recency, and education compares the highest level attained against the level required without judging field of study. Judging whether a background is of the right kind is left to the recruiter, who sees the full history beside the score; this is also why skills carry half the weight, being the only component compared item by item against what the posting asks. Field of study is excluded because a posting records a required level and has no field for a required course, so scoring it would mean inventing a requirement the recruiter never set; the degree, and the field where the degree name does not carry it, are still printed for the recruiter to read. Recency is excluded for the same reason, and its effect is in any case small for this study’s population of new graduates with short, recent histories. It would matter more for a system aimed at mid-career applicants, and is recorded here as a limitation on any wider application of the matching feature.</w:t>
       </w:r>
     </w:p>
     <w:p>
@@ -3588,7 +3559,7 @@
           <w:color w:val="1a1a1a"/>
           <w:rtl w:val="0"/>
         </w:rPr>
-        <w:t>The system assists recruiters in screening and ranking applicants but does not make hiring decisions. It never automatically rejects an application; final evaluation and all hiring decisions remain with the recruiters of the partner companies.  This separation is enforced structurally rather than merely intended: no application is hidden or discarded by the system, every applicant remains visible and searchable to the recruiter whatever their score, and each change of status is recorded against the recruiter who made it. What the study does not establish is whether recruiters in practice exercise the judgement the design reserves for them. Presenting applicants in a ranked order may itself influence how carefully those lower in the list are read, and the researchers do not measure that effect. Items 6 and 7 of the recruiter evaluation instrument ask respondents whether they would have placed the highest-ranked applicant first themselves, and where they disagree with the ordering. The accounts collected therefore speak to the question. A controlled comparison between screening with and without a ranked list is nevertheless outside the scope of this study, and would be a reasonable subject for further research.</w:t>
+        <w:t>The system assists recruiters in screening and ranking but makes no hiring decision. It never automatically rejects an application; final evaluation rests with the partner company's recruiters. The separation is enforced structurally, not merely intended: no application is hidden or discarded, every applicant stays visible whatever their score, and each status change is recorded against the recruiter who made it. What the study does not establish is whether recruiters exercise that reserved judgement in practice; a ranked order may itself affect how carefully lower applicants are read, and the researchers do not measure that. Items 6 and 7 of the recruiter instrument ask whether they would have placed the top-ranked applicant first and where they disagree with the ordering, so the accounts speak to the question. A controlled comparison of screening with and without a ranked list is outside this study’s scope and is left to further research.</w:t>
       </w:r>
     </w:p>
     <w:p>
@@ -3631,7 +3602,7 @@
           <w:color w:val="1a1a1a"/>
           <w:rtl w:val="0"/>
         </w:rPr>
-        <w:t>The system does not independently verify the truthfulness of the information applicants enter; verification of qualifications remains the responsibility of the partner company during its own hiring process.  The researchers acknowledge that this boundary interacts with the system's transparency. An applicant is not shown which of a posting's required skills their resume does not contain. They are told only how many are missing and of what kind, technical or workplace. The posting itself still states what it asks for, however, so an applicant who compares the two could still add skills they do not actually possess in order to raise their own score. The system cannot detect this, and neither can a commercial applicant tracking system operating on the same unverified information. What the design does is limit the consequence. The score orders a list and never rejects anyone, and every applicant remains visible to the recruiter. The recruiter reads the resume itself and conducts the interview, and the hiring decision rests with a named person at the partner company. Whether a count-and-category hint changes what applicants write about themselves, and whether it changes it less than a named list would, are empirical questions that this study does not answer. Both would be worth investigating.</w:t>
+        <w:t>The system does not verify the truthfulness of what applicants enter; verifying qualifications remains the partner company’s responsibility during its own hiring. This interacts with the system’s transparency: an applicant is not shown which required skills they lack, only how many and of what kind, technical or workplace. The posting still states what it asks for, so an applicant could compare the two and add skills they do not possess. The system cannot detect this, and neither can a commercial ATS on the same unverified data. The design limits the consequence rather than the act: the score only orders a list and rejects no one, every applicant stays visible, the recruiter reads the resume and interviews, and the decision rests with a named person. Whether a count-and-kind hint changes what applicants write, and whether it changes it less than a named list would, are empirical questions this study does not answer and that would be worth investigating.</w:t>
       </w:r>
     </w:p>
     <w:p>
@@ -5558,7 +5529,7 @@
           <w:color w:val="1a1a1a"/>
           <w:rtl w:val="0"/>
         </w:rPr>
-        <w:t>where S is the proportion of the posting's required skills that the applicant's resume also lists. A matched skill for which the applicant has named a source contributes a whole; one for which no source was named contributes a half. E is the applicant's highest educational level divided by the level the posting requires, and X is the applicant's total months of work experience divided by the months the posting requires. Ws, We and Wx are the weights the posting carries: 0.50, 0.25 and 0.25 unless the recruiter set a different balance for that opening. They always sum to 1.0, and none may fall below 0.10, so the scale is the same 0 to 100 for every posting and no component can be removed from the score altogether. E and X are capped at 1.0, so exceeding a requirement neither earns extra credit nor penalises an applicant, and any requirement a posting leaves unspecified contributes a full component rather than a penalty. The result is rounded half-up to a whole percentage between 0 and 100. Applicants are then ranked per posting by score and placed in one of three tiers: a strong match at 80 percent and above, a possible match from 50 to 79 percent, and a related match below 50 percent. Applicants who do not reach the strong threshold for a given posting are matched against related postings through shared and transferable skills, so that the system suggests alternative positions instead of leaving them without results.</w:t>
+        <w:t>where S is the proportion of the posting’s required skills the resume also lists; a matched skill with a named source contributes a whole, one without a source a half. E is the applicant’s highest educational level divided by the level required, and X is total months of experience divided by the months required. Ws, We and Wx are the posting’s weights, 0.50/0.25/0.25 unless the recruiter rebalanced them; they always sum to 1.0 and none may fall below 0.10, so the scale is 0 to 100 for every posting and no component can be dropped. E and X are capped at 1.0, so exceeding a requirement neither adds nor subtracts credit, and any requirement left unspecified contributes a full component rather than a penalty. The result is rounded half-up to a whole percentage. Applicants are ranked per posting and placed in three tiers: strong at 80 percent and above, possible from 50 to 79, and related below 50. Those who miss the strong threshold are matched against related postings through transferable skills, so the system suggests alternatives rather than leaving them without results.</w:t>
       </w:r>
     </w:p>
     <w:p>
@@ -5599,7 +5570,7 @@
           <w:color w:val="1a1a1a"/>
           <w:rtl w:val="0"/>
         </w:rPr>
-        <w:t>A skill listed on a resume is a claim, and the module distinguishes a claim the applicant can account for from one they cannot. When a skill is added in the guided builder, the applicant is asked where they used it, and the answer must identify an entry already recorded on their own resume: a position of work experience, a project, a certification, or an educational entry. It is selected from those entries rather than typed, so that a stated source cannot be composed at the same moment as the skill it supports. A required skill that the applicant has matched and sourced contributes its full share of S; one matched but not sourced contributes half. It is never reduced to zero, because a skill acquired through self-study or through work too brief to record is a real skill, and treating it as an absence would penalise the applicants this study is concerned with.</w:t>
+        <w:t>A skill on a resume is a claim, and the module separates one the applicant can account for from one they cannot. When a skill is added, the applicant is asked where they used it, and must select an entry already on their resume, a job, project, certification or educational entry, rather than type one, so a source cannot be invented alongside the skill it supports. A matched and sourced skill contributes its full share of S; matched but unsourced contributes half, never zero, because a skill from self-study or from work too brief to record is still real and treating it as absent would penalise exactly the applicants this study is concerned with.</w:t>
       </w:r>
     </w:p>
     <w:p>
@@ -5635,7 +5606,7 @@
           <w:color w:val="1a1a1a"/>
           <w:rtl w:val="0"/>
         </w:rPr>
-        <w:t>The extent of this measure is stated precisely rather than overstated. Because every posting publishes the skills it requires, an applicant can always read that list; partial credit does not prevent an applicant from adding required skills to a resume, and no such claim is made. What it does is attach a cost to doing so and present the recruiter with the evidence to ask about it. On a posting requiring four skills, an applicant holding one of them who adds the remaining three without sources reaches 81 rather than 100. For the same reason the applicant is told how many required skills are absent and of what kind, rather than which ones. Naming them supplies the exact wording to be copied, which converts an explanation into an instruction. A count and a category remain sufficient for an applicant who genuinely holds the skill to locate it in the posting themselves.</w:t>
+        <w:t>The measure is stated precisely, not overstated. Every posting publishes its required skills, so partial credit does not stop an applicant adding them, and no such claim is made; what it does is attach a cost and give the recruiter evidence to ask about it. On a posting requiring four skills, an applicant holding one who adds the other three without sources reaches 81, not 100. For the same reason the applicant is told how many required skills are absent and of what kind, not which ones: naming them supplies the exact wording to copy, turning an explanation into an instruction, whereas a count and category still let an applicant who holds the skill find it in the posting.</w:t>
       </w:r>
     </w:p>
     <w:p>
@@ -5671,7 +5642,7 @@
           <w:color w:val="1a1a1a"/>
           <w:rtl w:val="0"/>
         </w:rPr>
-        <w:t>Each applicant record holds two resumes, and both are scored, but only one of them ranks the applicant. The structured resume built inside the system is the sole input to the ranking, because its fields are unambiguous and the applicant can correct them. The optional file that an applicant uploads in their own format is stored, forwarded to the recruiter, and displayed beside the structured resume. It is also read into the same structured fields by the extraction service and scored by the same formula, so that the applicant can see what this system's automated reading makes of their own document. That second score is displayed beside the first and is never used to order a recruiter's list. This separation is what allows the system to offer applicants ATS-style screening support, and to indicate how much of their document survives being read automatically, without reproducing the parsing failures that eliminate capable candidates from commercial systems. Where a document cannot be read at all, the system records the reason and shows no score for it, rather than a score of zero.  The comparison is illustrative rather than a measurement of any particular commercial system. The system has not been tested against a commercial Applicant Tracking System. A low score on an uploaded file may reflect either the formatting of the document or a failure of the extraction step, and the system cannot distinguish the two. It is reported to the applicant as an indication of how their document reads to software, not as a prediction of how any specific employer's system would treat it.</w:t>
+        <w:t>Each applicant record holds two resumes, both scored, but only one ranks the applicant. The structured resume built inside the system is the sole input to ranking, because its fields are unambiguous and correctable. The optional uploaded file is stored, forwarded to the recruiter, and shown beside it; it is also read into the same fields and scored by the same formula, so the applicant can see what automated reading makes of their document, but that second score never orders a recruiter’s list. This lets the system offer ATS-style screening support and show how much of a document survives automated reading, without reproducing the parsing failures that eliminate capable candidates elsewhere. A document that cannot be read at all is recorded with a reason and shown no score, not a zero. The comparison is illustrative, not a measurement of any commercial system: a low score on an uploaded file may reflect the document’s formatting or a failure of extraction, which the system cannot distinguish, and it is reported as how the document reads to software, not as a prediction of any specific employer’s system.</w:t>
       </w:r>
     </w:p>
     <w:p>
@@ -6435,7 +6406,7 @@
           <w:color w:val="1a1a1a"/>
           <w:rtl w:val="0"/>
         </w:rPr>
-        <w:t>The respondents of this study will be drawn from two groups that correspond to the two public account types of the system. The first group will consist of job seekers. The group is defined by the position a respondent is in rather than by their employment status. It comprises the five categories recorded by the first item of Instrument A. These are students preparing to apply for OJT or internship, students graduating within the year, fresh graduates seeking a first job, people who have worked before and are looking again, and people currently employed who are seeking different work. All five must prepare a resume and apply, which is the activity the system supports, and the composition of the group is reported with the findings rather than assumed. The second group will consist of HR personnel, recruiters, or other staff involved in handling applicants. They will be drawn primarily from the Human Resources department of Clark Outsourcing in Clark Freeport Zone, Pampanga, the partner company of this study. If needed, they will be supplemented by university staff who perform recruitment-related functions. Where the second source is used, the researchers will report how many respondents came from each, so that the composition of the group is clear.</w:t>
+        <w:t>Respondents are drawn from two groups matching the two public account types. The first is job seekers, defined by their position rather than employment status. They comprise the five categories recorded by the first item of Instrument A: students preparing for OJT or internship, students graduating within the year, fresh graduates seeking a first job, people who have worked before and are looking again, and employed people seeking different work. All five prepare a resume and apply, and the group's composition is reported with the findings rather than assumed. The second is HR personnel and recruiters, drawn primarily from the Human Resources department of Clark Outsourcing in Clark Freeport Zone, Pampanga, and supplemented if needed by university staff who perform recruitment-related functions, with the researchers reporting how many came from each.</w:t>
       </w:r>
     </w:p>
     <w:p>

--- a/05_Website_Angular/docs/ResumeMatch-PH-MAIN-PAPER-updated.docx
+++ b/05_Website_Angular/docs/ResumeMatch-PH-MAIN-PAPER-updated.docx
@@ -462,7 +462,7 @@
           <w:color w:val="1a1a1a"/>
           <w:rtl w:val="0"/>
         </w:rPr>
-        <w:t>New job seekers in the Philippines face two difficulties at once. Their resumes are often written without guidance and laid out in ways that automated screening reads poorly, so the qualifications they do hold may never reach a recruiter intact. When an application is unsuccessful, they are told nothing about why, or about what would have to change. Recruiters in smaller organisations face the mirror of this problem, screening unstructured applications by hand without access to the tools large employers use. This study designs, develops, and evaluates ResumeMatch PH, a free web-based resume builder and ATS-inspired job matching system for job seekers and a partner company in the Philippines. The system guides applicants through building a structured resume and presents it through fourteen single-column parser-safe designs. It then compares that resume against the requirements a recruiter states in a posting, using a published rule-based formula. By default the formula weights skills at 50 percent, and educational level and months of experience at 25 percent each; a recruiter may rebalance these for an individual opening. Its distinguishing feature is transparency: the applicant is shown the same compatibility score the recruiter sees, together with the required skills their resume does not contain, and no application is ever rejected automatically. The study employs a quantitative descriptive design. Data will be gathered through five researcher-developed instruments, composed entirely of closed items: multiple choice, checklists, five-point agreement scales, and one ranking task. Two are administered before the system is completed, as requirement analysis, and two after respondents have used it. In the fifth, recruiters rank a fixed set of resumes, so that the order they produce can be compared against the order the system produces. Respondents are job seekers recruited through the School of Computing and Human Resources personnel of Clark Outsourcing, selected by purposive sampling. The ISO/IEC 25010 quality model provides the framework for the post-use instruments, in terms of functional suitability, usability, and reliability. Rated items are analysed by weighted mean, computed per item and per quality characteristic and reported overall and separately for each respondent group; the remaining items are reported as frequency distributions. Agreement between the system's ranking and each recruiter's own is measured by Spearman's rank correlation coefficient and reported as a median across recruiters. The study reports how both groups rate the problem and the system; it evaluates the quality of the system and does not measure employment outcomes.</w:t>
+        <w:t>New job seekers in the Philippines face two difficulties at once. Their resumes are often written without guidance and laid out in ways that automated screening reads poorly, so the qualifications they do hold may never reach a recruiter intact. When an application is unsuccessful, they are told nothing about why, or about what would have to change. Recruiters in smaller organisations face the mirror of this problem, screening unstructured applications by hand without access to the tools large employers use. This study designs, develops, and evaluates ResumeMatch PH, a free web-based resume builder and ATS-inspired job matching system for job seekers and a partner company in the Philippines. The system guides applicants through building a structured resume and presents it through fourteen single-column parser-safe designs. It then compares that resume against the requirements a recruiter states in a posting, using a published rule-based formula. By default the formula weights skills at 50 percent, and educational level and months of experience at 25 percent each; a recruiter may rebalance these for an individual opening. Its distinguishing feature is transparency: the applicant is shown the same compatibility score the recruiter sees, together with the required skills their resume does not contain, and no application is ever rejected automatically. The study employs a quantitative descriptive design. Data will be gathered through five researcher-developed instruments, composed entirely of closed items: multiple choice, checklists, five-point agreement scales, and one ranking task. Two are administered before the system is completed, as requirement analysis, and two after respondents have used it. In the fifth, recruiters rank a fixed set of resumes, so that the order they produce can be compared against the order the system produces. Respondents are job seekers recruited through the School of Computing and Human Resources personnel of Clark Outsourcing, selected by purposive sampling. The ISO/IEC 25010 quality model provides the framework for the post-use instruments, in terms of functional suitability, usability, and reliability. Rated items are analysed by weighted mean, computed per item and per quality characteristic and reported overall and separately for each respondent group; the remaining items are reported as frequency distributions. Agreement between the system’s ranking and each recruiter’s own is measured by Spearman’s rank correlation coefficient and reported as a median across recruiters. The study reports how both groups rate the problem and the system; it evaluates the quality of the system and does not measure employment outcomes.</w:t>
       </w:r>
     </w:p>
     <w:p>
@@ -759,7 +759,7 @@
           <w:color w:val="1a1a1a"/>
           <w:rtl w:val="0"/>
         </w:rPr>
-        <w:t xml:space="preserve">In today's competitive job market, a well-crafted resume is essential for career advancement and employment opportunities. In the Philippines, where job seekers often face challenges in presenting their qualifications effectively, the ability to create professional resumes has become increasingly important. With the rise of digital job applications, the demand for accessible resume-building tools has grown significantly. However, many job seekers, particularly recent graduates and those from middle-income backgrounds, lack access to affordable or user-friendly resume creation platforms.</w:t>
+        <w:t>In today’s competitive job market, a well-crafted resume is essential for career advancement and employment opportunities. In the Philippines, where job seekers often face challenges in presenting their qualifications effectively, the ability to create professional resumes has become increasingly important. With the rise of digital job applications, the demand for accessible resume-building tools has grown significantly. However, many job seekers, particularly recent graduates and those from middle-income backgrounds, lack access to affordable or user-friendly resume creation platforms.</w:t>
       </w:r>
       <w:r>
         <w:rPr>
@@ -851,65 +851,65 @@
           <w:color w:val="1a1a1a"/>
           <w:rtl w:val="0"/>
         </w:rPr>
-        <w:t xml:space="preserve">Beyond the challenge of building a resume, many job seekers  especially fresh graduates  also struggle to identify which job opportunities actually match their skills and qualifications. Even with a well-written resume in hand, the process of searching through hundreds of job listings and determining which roles are a realistic fit can be overwhelming and time-consuming. Without guidance, many applicants end up sending their resumes to positions that are either too advanced or misaligned with what they can offer, leading to low callback rates and discouragement early in their job search. At the same time, recruiters have no efficient way of discovering these same applicants even when their qualifications closely fit the positions the company is trying to fill. The result is a persistent mismatch in the Philippine labor market where job seekers and suitable openings fail to find each other.</w:t>
-      </w:r>
-      <w:r>
-        <w:rPr>
-          <w:rtl w:val="0"/>
-        </w:rPr>
-      </w:r>
-    </w:p>
-    <w:p>
-      <w:pPr>
-        <w:spacing w:line="480" w:lineRule="auto"/>
-        <w:ind w:firstLine="720"/>
-        <w:jc w:val="both"/>
-        <w:rPr>
-          <w:sz w:val="20"/>
-          <w:szCs w:val="20"/>
-        </w:rPr>
-      </w:pPr>
-      <w:r>
-        <w:rPr>
-          <w:color w:val="1a1a1a"/>
-          <w:rtl w:val="0"/>
-        </w:rPr>
-        <w:t>To address these challenges, this study proposes a web-based resume builder and ATS-inspired job matching system designed to connect job seekers with partner companies in the Philippines. The system serves three types of users. Job seekers can create, save and manage professional ATS-friendly resumes through a guided step-by-step builder, and choose among several parser-safe resume designs. They can also view job openings posted by partner companies, receive job recommendations based on the contents of their resume, save openings for later, apply to available positions, and track or withdraw their applications. Recruiters and HR personnel of partner companies can create and manage company profiles, post and manage job openings, and receive applications that arrive already scored and ranked. They can also view an applicant's resume alongside any file the applicant attached, search and filter applicants, update application statuses, and contact an applicant by email. A third account type, the administrator, is held by the research team. It approves recruiter access requests, so that only verified personnel of a partner company can post openings. It assigns departments to recruiters, so that incoming applications reach the right person. It also provides the anonymous, aggregated metrics used to evaluate this study.</w:t>
-      </w:r>
-    </w:p>
-    <w:p>
-      <w:pPr>
-        <w:spacing w:line="480" w:lineRule="auto"/>
-        <w:ind w:firstLine="720"/>
-        <w:jc w:val="both"/>
-        <w:rPr>
-          <w:sz w:val="20"/>
-          <w:szCs w:val="20"/>
-        </w:rPr>
-      </w:pPr>
-      <w:r>
-        <w:rPr>
-          <w:color w:val="1a1a1a"/>
-          <w:rtl w:val="0"/>
-        </w:rPr>
-        <w:t>At the centre of the system is an ATS-inspired job matching feature. Once a job seeker completes the guided builder, the system reads the structured contents of the resume: the skills claimed, the highest educational level attained, and the total months of work experience recorded. It compares those against the requirements stated in each opening posted by a partner company. The comparison produces a compatibility score expressed as a percentage, computed from three published weights. By default skills contribute 50 percent, education 25 percent and experience 25 percent. A recruiter may set a different balance for an individual opening, provided the three total 100 percent and none falls below 10 percent. Whatever weighting an opening uses is shown to every applicant that opening scores. Applicants are ranked per posting by that score and grouped into three tiers  a strong match at 80 percent and above, a possible match from 50 to 79 percent, and a related match below 50 percent. New applications are routed to the recruiter who owns the posting's department, so that information technology applicants reach the information technology recruiter and customer support applicants reach the customer support recruiter. When there is no strong match, the system does not reject the applicant. It shows the score honestly, states how many of the required skills are absent from the resume and of what kind, and continues to recommend related positions drawn from the same transferable skills. The matching feature is therefore a decision-support tool: it computes, explains, and orders, but every status change is made by a named human recruiter and recorded as such, so final hiring decisions always remain with the human recruiter.</w:t>
-      </w:r>
-    </w:p>
-    <w:p>
-      <w:pPr>
-        <w:spacing w:line="480" w:lineRule="auto"/>
-        <w:ind w:firstLine="720"/>
-        <w:jc w:val="both"/>
-        <w:rPr>
-          <w:color w:val="1a1a1a"/>
-        </w:rPr>
-      </w:pPr>
-      <w:r>
-        <w:rPr>
-          <w:color w:val="1a1a1a"/>
-          <w:rtl w:val="0"/>
-        </w:rPr>
-        <w:t>The system also stores two resumes for every applicant, and the distinction is deliberate. The first is the structured resume built inside the platform; because its fields are unambiguous, it is the only one the matching engine reads. The second is an optional file that the applicant uploads in their own format, such as a PDF, a Word document, or a scan. That file is forwarded to the recruiter untouched, so that nothing an applicant chose to say about themselves is lost to a parser. It is also read by the optional artificial-intelligence service into the same structured fields, so that the same formula can score it. The applicant can then see what this system's automated reading makes of their own document. That second score is reported beside the first and is never used to rank applicants, so a document a parser reads badly cannot lower anyone's position. Where the two numbers differ, the difference indicates how much of what the applicant wrote survived automated reading of their document by this system. Alongside these, the proposed web application includes learning materials that explain resume best practices and ATS formatting, fourteen single-column resume designs that are all parser-safe, and export in PDF, Word, and plain-text formats. The platform is free, mobile-responsive down to small phone screens, available in both light and dark themes, and designed for the Philippine recruitment and employment context. The platform combines resume building, job posting and ATS-inspired candidate matching in one accessible place. For Filipino job seekers, the aim is not only a professional resume but a direct path toward positions that fit their qualifications. For the HR departments of partner companies, it is an efficient and affordable way to manage applicants and identify the most suitable candidates.</w:t>
+        <w:t>Beyond the challenge of building a resume, many job seekers, especially fresh graduates, also struggle to identify which job opportunities actually match their skills and qualifications. Even with a well-written resume in hand, the process of searching through hundreds of job listings and determining which roles are a realistic fit can be overwhelming and time-consuming. Without guidance, many applicants end up sending their resumes to positions that are either too advanced or misaligned with what they can offer, leading to low callback rates and discouragement early in their job search. At the same time, recruiters have no efficient way of discovering these same applicants even when their qualifications closely fit the positions the company is trying to fill. The result is a persistent mismatch in the Philippine labor market where job seekers and suitable openings fail to find each other.</w:t>
+      </w:r>
+      <w:r>
+        <w:rPr>
+          <w:rtl w:val="0"/>
+        </w:rPr>
+      </w:r>
+    </w:p>
+    <w:p>
+      <w:pPr>
+        <w:spacing w:line="480" w:lineRule="auto"/>
+        <w:ind w:firstLine="720"/>
+        <w:jc w:val="both"/>
+        <w:rPr>
+          <w:sz w:val="20"/>
+          <w:szCs w:val="20"/>
+        </w:rPr>
+      </w:pPr>
+      <w:r>
+        <w:rPr>
+          <w:color w:val="1a1a1a"/>
+          <w:rtl w:val="0"/>
+        </w:rPr>
+        <w:t>To address these challenges, this study proposes a web-based resume builder and ATS-inspired job matching system designed to connect job seekers with partner companies in the Philippines. The system serves three types of users. Job seekers can create, save and manage professional ATS-friendly resumes through a guided step-by-step builder, and choose among several parser-safe resume designs. They can also view job openings posted by partner companies, receive job recommendations based on the contents of their resume, save openings for later, apply to available positions, and track or withdraw their applications. Recruiters and HR personnel of partner companies can create and manage company profiles, post and manage job openings, and receive applications that arrive already scored and ranked. They can also view an applicant’s resume alongside any file the applicant attached, search and filter applicants, update application statuses, and contact an applicant by email. A third account type, the administrator, is held by the research team. It approves recruiter access requests, so that only verified personnel of a partner company can post openings. It assigns departments to recruiters, so that incoming applications reach the right person. It also provides the anonymous, aggregated metrics used to evaluate this study.</w:t>
+      </w:r>
+    </w:p>
+    <w:p>
+      <w:pPr>
+        <w:spacing w:line="480" w:lineRule="auto"/>
+        <w:ind w:firstLine="720"/>
+        <w:jc w:val="both"/>
+        <w:rPr>
+          <w:sz w:val="20"/>
+          <w:szCs w:val="20"/>
+        </w:rPr>
+      </w:pPr>
+      <w:r>
+        <w:rPr>
+          <w:color w:val="1a1a1a"/>
+          <w:rtl w:val="0"/>
+        </w:rPr>
+        <w:t>At the centre of the system is an ATS-inspired job matching feature. Once a job seeker completes the guided builder, the system reads the structured contents of the resume: the skills claimed, the highest educational level attained, and the total months of work experience recorded. It compares those against the requirements stated in each opening posted by a partner company. The comparison produces a compatibility score expressed as a percentage, computed from three published weights. By default skills contribute 50 percent, education 25 percent and experience 25 percent. A recruiter may set a different balance for an individual opening, provided the three total 100 percent and none falls below 10 percent. Whatever weighting an opening uses is shown to every applicant that opening scores. Applicants are ranked per posting by that score and grouped into three tiers: a strong match at 80 percent and above, a possible match from 50 to 79 percent, and a related match below 50 percent. New applications are routed to the recruiter who owns the posting’s department, so that information technology applicants reach the information technology recruiter and customer support applicants reach the customer support recruiter. When there is no strong match, the system does not reject the applicant. It shows the score honestly, states how many of the required skills are absent from the resume and of what kind, and continues to recommend related positions drawn from the same transferable skills. The matching feature is therefore a decision-support tool: it computes, explains, and orders, but every status change is made by a named human recruiter and recorded as such, so final hiring decisions always remain with the human recruiter.</w:t>
+      </w:r>
+    </w:p>
+    <w:p>
+      <w:pPr>
+        <w:spacing w:line="480" w:lineRule="auto"/>
+        <w:ind w:firstLine="720"/>
+        <w:jc w:val="both"/>
+        <w:rPr>
+          <w:color w:val="1a1a1a"/>
+        </w:rPr>
+      </w:pPr>
+      <w:r>
+        <w:rPr>
+          <w:color w:val="1a1a1a"/>
+          <w:rtl w:val="0"/>
+        </w:rPr>
+        <w:t>The system also stores two resumes for every applicant, and the distinction is deliberate. The first is the structured resume built inside the platform; because its fields are unambiguous, it is the only one the matching engine reads. The second is an optional file that the applicant uploads in their own format, such as a PDF, a Word document, or a scan. That file is forwarded to the recruiter untouched, so that nothing an applicant chose to say about themselves is lost to a parser. It is also read by the optional artificial-intelligence service into the same structured fields, so that the same formula can score it. The applicant can then see what this system’s automated reading makes of their own document. That second score is reported beside the first and is never used to rank applicants, so a document a parser reads badly cannot lower anyone’s position. Where the two numbers differ, the difference indicates how much of what the applicant wrote survived automated reading of their document by this system. Alongside these, the proposed web application includes learning materials that explain resume best practices and ATS formatting, fourteen single-column resume designs that are all parser-safe, and export in PDF, Word, and plain-text formats. The platform is free, mobile-responsive down to small phone screens, available in both light and dark themes, and designed for the Philippine recruitment and employment context. The platform combines resume building, job posting and ATS-inspired candidate matching in one accessible place. For Filipino job seekers, the aim is not only a professional resume but a direct path toward positions that fit their qualifications. For the HR departments of partner companies, it is an efficient and affordable way to manage applicants and identify the most suitable candidates.</w:t>
       </w:r>
     </w:p>
     <w:p>
@@ -944,21 +944,21 @@
         <w:rPr>
           <w:rtl w:val="0"/>
         </w:rPr>
-        <w:t xml:space="preserve">This section reviews existing studies and research that are related to this study. The literature is grouped into five main themes: the background and challenges of Filipino job seekers, the importance of resume quality and formatting, existing resume building technologies, Applicant Tracking Systems and resume parsing from the recruiter's perspective, and job matching and recommendation systems. At the end of this section, the review identifies the gap that this study aims to fill.</w:t>
-      </w:r>
-    </w:p>
-    <w:p>
-      <w:pPr>
-        <w:spacing w:line="480" w:lineRule="auto"/>
-        <w:ind w:firstLine="720"/>
-        <w:jc w:val="both"/>
-        <w:rPr/>
-      </w:pPr>
-      <w:r>
-        <w:rPr>
-          <w:rtl w:val="0"/>
-        </w:rPr>
-        <w:t>Before discussing the related literature, it is important to define the key terms used in this study. A web-based resume builder is an online tool that helps users create professional resumes through a guided and structured process without needing to download or install any software. An Applicant Tracking System (ATS) is software used by employers to receive, organize, screen, and filter job applications; ATS optimization refers to formatting and writing a resume so that it can be properly read and processed by such systems. Resume parsing is the process by which a system extracts structured information   such as skills, education, and work experience   from a resume so that it can be stored, searched, and compared automatically. ATS-inspired job matching, as used in this study, refers to a screening-support process modeled on how Applicant Tracking Systems work. The system compares the parsed contents of an applicant's resume against the stated requirements of a job posting, computes a compatibility or matching score, and ranks applicants for the recruiter's review. Job seeking in the Philippines refers to the process of looking for employment in the Philippine labor market, which is characterized by high competition, skills mismatch, and limited access to professional career tools especially among fresh graduates.</w:t>
+        <w:t>This section reviews existing studies and research that are related to this study. The literature is grouped into five main themes: the background and challenges of Filipino job seekers, the importance of resume quality and formatting, existing resume building technologies, Applicant Tracking Systems and resume parsing from the recruiter’s perspective, and job matching and recommendation systems. At the end of this section, the review identifies the gap that this study aims to fill.</w:t>
+      </w:r>
+    </w:p>
+    <w:p>
+      <w:pPr>
+        <w:spacing w:line="480" w:lineRule="auto"/>
+        <w:ind w:firstLine="720"/>
+        <w:jc w:val="both"/>
+        <w:rPr/>
+      </w:pPr>
+      <w:r>
+        <w:rPr>
+          <w:rtl w:val="0"/>
+        </w:rPr>
+        <w:t>Before discussing the related literature, it is important to define the key terms used in this study. A web-based resume builder is an online tool that helps users create professional resumes through a guided and structured process without needing to download or install any software. An Applicant Tracking System (ATS) is software used by employers to receive, organize, screen, and filter job applications; ATS optimization refers to formatting and writing a resume so that it can be properly read and processed by such systems. Resume parsing is the process by which a system extracts structured information, such as skills, education, and work experience, from a resume so that it can be stored, searched, and compared automatically. ATS-inspired job matching, as used in this study, refers to a screening-support process modeled on how Applicant Tracking Systems work. The system compares the parsed contents of an applicant’s resume against the stated requirements of a job posting, computes a compatibility or matching score, and ranks applicants for the recruiter’s review. Job seeking in the Philippines refers to the process of looking for employment in the Philippine labor market, which is characterized by high competition, skills mismatch, and limited access to professional career tools especially among fresh graduates.</w:t>
       </w:r>
     </w:p>
     <w:p>
@@ -1168,7 +1168,7 @@
         <w:rPr>
           <w:rtl w:val="0"/>
         </w:rPr>
-        <w:t>A resume is often the first thing an employer sees, so its quality and formatting strongly affect whether a candidate is called for interview. The Society for Human Resource Management (SHRM, 2021) found that 88% of hiring managers reject resumes for poor formatting, grammatical errors, or unclear presentation, and the National Association of Colleges and Employers (NACE, 2020) found 63% of employers rank resume quality among the top three factors in entry-level hiring.</w:t>
+        <w:t>A resume is often the first thing an employer sees, so its quality and formatting strongly affect whether a candidate is called for interview. The Society for Human Resource Management (SHRM, 2021) found that 88% of hiring managers reject resumes for poor formatting, grammatical errors, or unclear presentation. The National Association of Colleges and Employers (NACE, 2020) found that 63% of employers rank resume quality among the top three factors in entry-level hiring.</w:t>
       </w:r>
     </w:p>
     <w:p>
@@ -1354,7 +1354,7 @@
         <w:rPr>
           <w:rtl w:val="0"/>
         </w:rPr>
-        <w:t xml:space="preserve">Several digital resume building tools are available today including Canva, LinkedIn Resume Builder, and Zety. These tools offer pre-designed templates, guided workflows, and export functionality that make resume creation easier for users. However, most of them have significant limitations especially for Filipino job seekers. Canva is primarily a design tool and is not specifically built for resume writing or ATS optimization. LinkedIn Resume Builder is tied to a LinkedIn account and focuses more on professional networking than on guiding fresh graduates through the resume writing process. Zety offers more resume-specific features but restricts most of them to paid tiers. Wan Hanafi and colleagues (2022) reviewed existing resume builder web applications and found that most available tools lack localization, structured guidance, and affordability, which are features that matter most to job seekers in developing countries like the Philippines. This gap confirms that while these tools exist, they do not fully address the needs of Filipino job seekers who need a free, guided, and locally relevant resume builder   much less one that connects the finished resume to actual job openings.</w:t>
+        <w:t>Several digital resume building tools are available today including Canva, LinkedIn Resume Builder, and Zety. These tools offer pre-designed templates, guided workflows, and export functionality that make resume creation easier for users. However, most of them have significant limitations especially for Filipino job seekers. Canva is primarily a design tool and is not specifically built for resume writing or ATS optimization. LinkedIn Resume Builder is tied to a LinkedIn account and focuses more on professional networking than on guiding fresh graduates through the resume writing process. Zety offers more resume-specific features but restricts most of them to paid tiers. Wan Hanafi and colleagues (2022) reviewed existing resume builder web applications and found that most available tools lack localization, structured guidance, and affordability, which are features that matter most to job seekers in developing countries like the Philippines. This gap confirms that while these tools exist, they do not fully address the needs of Filipino job seekers who need a free, guided, and locally relevant resume builder, much less one that connects the finished resume to actual job openings.</w:t>
       </w:r>
     </w:p>
     <w:p>
@@ -1432,7 +1432,7 @@
         <w:rPr>
           <w:rtl w:val="0"/>
         </w:rPr>
-        <w:t>Guided, step-by-step interfaces (often called "wizards") improve completion rates over open-ended forms. The mechanism is the cognitive load described by Sweller (1988): holding many elements in mind at once leaves less capacity for the task, so presenting one step at a time reduces the load and helps first-time users who do not know where to start. In the proposed system the guided structure serves a second purpose: because users enter information field by field, the system captures it in a structured form the matching feature can read reliably, without complex free-text parsing.</w:t>
+        <w:t>Guided, step-by-step interfaces (often called “wizards”) improve completion rates over open-ended forms. The mechanism is the cognitive load described by Sweller (1988): holding many elements in mind at once leaves less capacity for the task, so presenting one step at a time reduces the load and helps first-time users who do not know where to start. In the proposed system the guided structure serves a second purpose: because users enter information field by field, the system captures it in a structured form the matching feature can read reliably, without complex free-text parsing.</w:t>
       </w:r>
     </w:p>
     <w:p>
@@ -1510,7 +1510,7 @@
         <w:rPr>
           <w:rtl w:val="0"/>
         </w:rPr>
-        <w:t>Some resume builders now use artificial intelligence to generate resume content on the applicant's behalf. The evidence on whether this helps or harms applicants is mixed. In a field experiment conducted in an online labour market with nearly half a million jobseekers, Wiles et al. (2025) found that applicants who received algorithmic writing assistance on their resumes were hired eight percent more often, and found no evidence that employers were less satisfied with the workers they hired. At the same time, work on automated screening gives reason for caution about handing judgement to a language model. In a resume audit study, Wilson and Caliskan (2024) found that text-embedding models used for resume retrieval favoured White-associated names in 85.1 percent of cases, and selected female-associated names in only 11.1 percent. Language-based screening can therefore reproduce demographic bias at scale. This study does not generate resume content, and the reason is not that writing assistance has been shown to be harmful. It is that the purpose of the system is to explain how an application is assessed, and a system that writes an applicant's resume for them would be asserting claims about a person that the person did not make. Applicants therefore write their own content with the help of built-in guidance, and the system's intelligence is applied to matching (comparing what the applicant genuinely offers against what a position genuinely requires) using fixed published rules rather than a learned model.</w:t>
+        <w:t>Some resume builders now use artificial intelligence to generate resume content on the applicant’s behalf. The evidence on whether this helps or harms applicants is mixed. In a field experiment conducted in an online labour market with nearly half a million jobseekers, Wiles et al. (2025) found that applicants who received algorithmic writing assistance on their resumes were hired eight percent more often, and found no evidence that employers were less satisfied with the workers they hired. At the same time, work on automated screening gives reason for caution about handing judgement to a language model. In a resume audit study, Wilson and Caliskan (2024) found that text-embedding models used for resume retrieval favoured White-associated names in 85.1 percent of cases, and selected female-associated names in only 11.1 percent. Language-based screening can therefore reproduce demographic bias at scale. This study does not generate resume content, and the reason is not that writing assistance has been shown to be harmful. It is that the purpose of the system is to explain how an application is assessed, and a system that writes an applicant’s resume for them would be asserting claims about a person that the person did not make. Applicants therefore write their own content with the help of built-in guidance, and the system’s intelligence is applied to matching (comparing what the applicant genuinely offers against what a position genuinely requires) using fixed published rules rather than a learned model.</w:t>
       </w:r>
     </w:p>
     <w:p>
@@ -1576,7 +1576,7 @@
         <w:rPr>
           <w:rtl w:val="0"/>
         </w:rPr>
-        <w:t>While the earlier sections examined ATS from the applicant's point of view, it is equally important to understand why employers adopt these systems in the first place. Recruitment teams routinely receive far more applications than they can carefully read, and manual screening is slow, repetitive, and inconsistent. Applicant Tracking Systems address this by centralizing applications, extracting structured data from resumes, and allowing recruiters to search, filter, and shortlist candidates efficiently. The Philippine Institute for Development Studies (2020) found that a majority of medium-to-large Philippine employers already use some form of ATS technology. Leony and colleagues (2024) documented that ATS adoption continues to grow among companies and recruitment agencies, because of the time savings it provides. Alvez and colleagues (2024) likewise showed, in the local university context, that moving HR processes from manual handling to a web-based tracking system substantially reduced processing effort and improved visibility over records.</w:t>
+        <w:t>While the earlier sections examined ATS from the applicant’s point of view, it is equally important to understand why employers adopt these systems in the first place. Recruitment teams routinely receive far more applications than they can carefully read, and manual screening is slow, repetitive, and inconsistent. Applicant Tracking Systems address this by centralizing applications, extracting structured data from resumes, and allowing recruiters to search, filter, and shortlist candidates efficiently. The Philippine Institute for Development Studies (2020) found that a majority of medium-to-large Philippine employers already use some form of ATS technology. Leony and colleagues (2024) documented that ATS adoption continues to grow among companies and recruitment agencies, because of the time savings it provides. Alvez and colleagues (2024) likewise showed, in the local university context, that moving HR processes from manual handling to a web-based tracking system substantially reduced processing effort and improved visibility over records.</w:t>
       </w:r>
     </w:p>
     <w:p>
@@ -1615,7 +1615,7 @@
         <w:rPr>
           <w:rtl w:val="0"/>
         </w:rPr>
-        <w:t>At the core of any ATS is resume parsing   the extraction of structured fields such as name, education, work history, skills, and certifications from submitted documents   followed by keyword matching against the requirements of a job posting. Jobscan (2022) found that resumes containing keywords that match job description requirements are 75% more likely to pass automated screening, which illustrates how heavily commercial ATS software relies on keyword overlap as a screening signal. However, pure keyword matching has known weaknesses: it can reject strong candidates who describe their skills using different words, and it can reward applicants who simply stuff their resumes with keywords. Greenhouse Software (2023) and ApplicantPro (2021) both note that parsing errors caused by complex formatting compound this problem. Research on job recommendation has responded by weighting skills and computing similarity between profiles and postings, rather than requiring exact keyword hits. Alsaif and colleagues (2022), for example, found that placing stronger emphasis on skills over job domain when computing similarity produced more accurate matches, particularly for early-career job seekers. The proposed system adopts this skill-weighted, similarity-based approach on top of basic keyword analysis, which is why it is described as ATS-inspired rather than a replica of commercial ATS behavior.</w:t>
+        <w:t>At the core of any ATS is resume parsing: the extraction of structured fields such as name, education, work history, skills, and certifications from submitted documents, followed by keyword matching against the requirements of a job posting. Jobscan (2022) found that resumes containing keywords that match job description requirements are 75% more likely to pass automated screening, which illustrates how heavily commercial ATS software relies on keyword overlap as a screening signal. However, pure keyword matching has known weaknesses: it can reject strong candidates who describe their skills using different words, and it can reward applicants who simply stuff their resumes with keywords. Greenhouse Software (2023) and ApplicantPro (2021) both note that parsing errors caused by complex formatting compound this problem. Research on job recommendation has responded by weighting skills and computing similarity between profiles and postings, rather than requiring exact keyword hits. Alsaif and colleagues (2022), for example, found that placing stronger emphasis on skills over job domain when computing similarity produced more accurate matches, particularly for early-career job seekers. The proposed system adopts this skill-weighted, similarity-based approach on top of basic keyword analysis, which is why it is described as ATS-inspired rather than a replica of commercial ATS behavior.</w:t>
       </w:r>
     </w:p>
     <w:p>
@@ -1654,7 +1654,7 @@
         <w:rPr>
           <w:rtl w:val="0"/>
         </w:rPr>
-        <w:t>A recurring theme in the literature is that automated screening should support, not substitute for, human decision-making. Leony and colleagues (2024) observed that companies using ATS still rely on recruiters for the final evaluation of shortlisted candidates, and research on how applicants perceive automated hiring gives a second reason for keeping a person in the decision. Lavanchy et al. (2023) found that applicants judge algorithm-driven hiring procedures as less fair than human or algorithm-assisted human procedures, and that this holds whether or not the outcome favours them. Reviewing seven studies covering more than 1,300 participants, Hilliard et al. (2022) report that applicants' perceptions are most negative on behavioural control (the sense that they are able to influence the outcome) and on social presence. It should be acknowledged that this evidence bears on the present system as well as on the commercial products it is contrasted with. A system that computes and displays a compatibility score is an algorithm-driven procedure, and the findings above give no reason to assume applicants will regard it as fair merely because it is free, or because its formula is simple. What the findings do offer is a specific account of where the objection lies. Hilliard and colleagues locate it in behavioural control rather than in automation as such. That distinction shaped a particular design response in this study. The applicant is shown the same score the recruiter sees, together with an account of what their resume does not contain, so that the result is something they can act on rather than an outcome delivered without explanation. Whether this actually alters how applicants perceive the process is treated here as an open question that the evaluation asks about, not as an assumption the design is entitled to make. Fully automated rejection also risks screening out qualified candidates for superficial reasons, as TheLadders (2018) documented. For these reasons, the proposed system is deliberately designed as a decision-support tool: it computes compatibility scores, ranks applicants, and surfaces close matches, but it never automatically rejects an application, and every applicant remains visible and searchable to the recruiter.</w:t>
+        <w:t>A recurring theme in the literature is that automated screening should support, not substitute for, human decision-making. Leony and colleagues (2024) observed that companies using ATS still rely on recruiters for the final evaluation of shortlisted candidates, and research on how applicants perceive automated hiring gives a second reason for keeping a person in the decision. Lavanchy et al. (2023) found that applicants judge algorithm-driven hiring procedures as less fair than human or algorithm-assisted human procedures, and that this holds whether or not the outcome favours them. Reviewing seven studies covering more than 1,300 participants, Hilliard et al. (2022) report that applicants’ perceptions are most negative on behavioural control (the sense that they are able to influence the outcome) and on social presence. It should be acknowledged that this evidence bears on the present system as well as on the commercial products it is contrasted with. A system that computes and displays a compatibility score is an algorithm-driven procedure, and the findings above give no reason to assume applicants will regard it as fair merely because it is free, or because its formula is simple. What the findings do offer is a specific account of where the objection lies. Hilliard and colleagues locate it in behavioural control rather than in automation as such. That distinction shaped a particular design response in this study. The applicant is shown the same score the recruiter sees, together with an account of what their resume does not contain, so that the result is something they can act on rather than an outcome delivered without explanation. Whether this actually alters how applicants perceive the process is treated here as an open question that the evaluation asks about, not as an assumption the design is entitled to make. Fully automated rejection also risks screening out qualified candidates for superficial reasons, as TheLadders (2018) documented. For these reasons, the proposed system is deliberately designed as a decision-support tool: it computes compatibility scores, ranks applicants, and surfaces close matches, but it never automatically rejects an application, and every applicant remains visible and searchable to the recruiter.</w:t>
       </w:r>
     </w:p>
     <w:p>
@@ -1720,21 +1720,21 @@
         <w:rPr>
           <w:rtl w:val="0"/>
         </w:rPr>
-        <w:t xml:space="preserve">Having a resume ready is only half the battle. Once a job seeker finishes building their resume, they still face the challenge of figuring out which job opportunities actually fit their skills and background   and this is where many Filipino job seekers, particularly fresh graduates, struggle the most. The national graduate tracer study conducted by Tutor et al. (2021) followed Philippine higher-education graduates into employment and documents the extent to which their work corresponds to what they studied. Surveying 11,547 graduates of academic years 2008–2009 through 2010–2011, it found that among graduates of programmes requiring a professional licence, only 49 percent were employed in work that matched their degree. Many of them end up in jobs that do not align with their training, not because better options do not exist, but because they lack the tools and guidance to identify roles that actually match what they can offer.</w:t>
-      </w:r>
-    </w:p>
-    <w:p>
-      <w:pPr>
-        <w:spacing w:line="480" w:lineRule="auto"/>
-        <w:ind w:firstLine="720"/>
-        <w:jc w:val="both"/>
-        <w:rPr/>
-      </w:pPr>
-      <w:r>
-        <w:rPr>
-          <w:rtl w:val="0"/>
-        </w:rPr>
-        <w:t xml:space="preserve">The Philippine Statistics Authority (2023) reported that newly graduated college and K-12 students make up 43% of the unemployed population, a figure that points to how difficult the transition from school to work really is. The International Labour Organization (2024) similarly noted that job-skills mismatch is considered a primary cause of underemployment and skills underutilization in the Philippines, and that many young workers   even those with excellent skills   struggle to find jobs that actually match those skills. TESDA data has further shown that even graduates of structured training programs often end up in work that is unrelated to their field, with some accepting low-paying jobs simply because they do not know where else to look (Autentico &amp; Alerta, 2020). This pattern suggests that the problem Filipino job seekers face goes beyond resume quality   there is also a very real difficulty in connecting their qualifications to the right openings, and an equally real difficulty for employers in finding these candidates.</w:t>
+        <w:t>Having a resume ready is only half the battle. Once a job seeker finishes building their resume, they still face the challenge of figuring out which job opportunities actually fit their skills and background, and this is where many Filipino job seekers, particularly fresh graduates, struggle the most. The national graduate tracer study conducted by Tutor et al. (2021) followed Philippine higher-education graduates into employment and documents the extent to which their work corresponds to what they studied. Surveying 11,547 graduates of academic years 2008–2009 through 2010–2011, it found that among graduates of programmes requiring a professional licence, only 49 percent were employed in work that matched their degree. Many of them end up in jobs that do not align with their training, not because better options do not exist, but because they lack the tools and guidance to identify roles that actually match what they can offer.</w:t>
+      </w:r>
+    </w:p>
+    <w:p>
+      <w:pPr>
+        <w:spacing w:line="480" w:lineRule="auto"/>
+        <w:ind w:firstLine="720"/>
+        <w:jc w:val="both"/>
+        <w:rPr/>
+      </w:pPr>
+      <w:r>
+        <w:rPr>
+          <w:rtl w:val="0"/>
+        </w:rPr>
+        <w:t>The Philippine Statistics Authority (2023) reported that newly graduated college and K-12 students make up 43% of the unemployed population, a figure that points to how difficult the transition from school to work really is. The International Labour Organization (2024) similarly noted that job-skills mismatch is considered a primary cause of underemployment and skills underutilization in the Philippines, and that many young workers, even those with excellent skills, struggle to find jobs that actually match those skills. TESDA data has further shown that even graduates of structured training programs often end up in work that is unrelated to their field, with some accepting low-paying jobs simply because they do not know where else to look (Autentico &amp; Alerta, 2020). This pattern suggests that the problem Filipino job seekers face goes beyond resume quality: there is also a very real difficulty in connecting their qualifications to the right openings, and an equally real difficulty for employers in finding these candidates.</w:t>
       </w:r>
     </w:p>
     <w:p>
@@ -1773,21 +1773,21 @@
         <w:rPr>
           <w:rtl w:val="0"/>
         </w:rPr>
-        <w:t xml:space="preserve">To help address this kind of mismatch, researchers have explored the use of job recommendation systems   digital tools that analyze a user's profile and match it against available job opportunities to suggest roles that fit their qualifications. These systems generally fall into three main approaches: content-based filtering, collaborative filtering, and hybrid methods that combine both. Alsaif and colleagues (2022) developed a learning-based job recommendation system that builds a user profile from multiple attributes   including skills, educational background, and experience   and compares it against job listings to surface the most relevant matches. Their finding that skills should be weighted more heavily than job domain is particularly relevant for fresh graduates who may not yet have a clearly defined professional identity.</w:t>
-      </w:r>
-    </w:p>
-    <w:p>
-      <w:pPr>
-        <w:spacing w:line="480" w:lineRule="auto"/>
-        <w:ind w:firstLine="720"/>
-        <w:jc w:val="both"/>
-        <w:rPr/>
-      </w:pPr>
-      <w:r>
-        <w:rPr>
-          <w:rtl w:val="0"/>
-        </w:rPr>
-        <w:t>Content-based filtering, one of the most commonly studied approaches, works by comparing what is in a user's profile against what is required in job postings and identifying roles where there is a clear overlap. Abdul Rashid and colleagues (2022) developed a student career recommendation system using content-based filtering with TF-IDF and cosine similarity techniques, designed specifically to help Computer Science students identify which career paths to pursue after graduation. Their system presented users with options based on their profiles and then used those preferences to recommend additional related careers   a design that felt more guided and less overwhelming than simply browsing a long list of postings on a general job board. Because content-based filtering matches a single user's attributes against posting requirements, it works even for brand-new users and does not require historical behavior data from a large user base. This makes it the most feasible and appropriate core technique for the matching feature of the proposed system.</w:t>
+        <w:t>To help address this kind of mismatch, researchers have explored the use of job recommendation systems, digital tools that analyze a user’s profile and match it against available job opportunities to suggest roles that fit their qualifications. These systems generally fall into three main approaches: content-based filtering, collaborative filtering, and hybrid methods that combine both. Alsaif and colleagues (2022) developed a learning-based job recommendation system that builds a user profile from multiple attributes, including skills, educational background, and experience, and compares it against job listings to surface the most relevant matches. Their finding that skills should be weighted more heavily than job domain is particularly relevant for fresh graduates who may not yet have a clearly defined professional identity.</w:t>
+      </w:r>
+    </w:p>
+    <w:p>
+      <w:pPr>
+        <w:spacing w:line="480" w:lineRule="auto"/>
+        <w:ind w:firstLine="720"/>
+        <w:jc w:val="both"/>
+        <w:rPr/>
+      </w:pPr>
+      <w:r>
+        <w:rPr>
+          <w:rtl w:val="0"/>
+        </w:rPr>
+        <w:t>Content-based filtering, one of the most commonly studied approaches, works by comparing what is in a user’s profile against what is required in job postings and identifying roles where there is a clear overlap. Abdul Rashid and colleagues (2022) developed a student career recommendation system using content-based filtering with TF-IDF and cosine similarity techniques, designed specifically to help Computer Science students identify which career paths to pursue after graduation. Their system presented users with options based on their profiles and then used those preferences to recommend additional related careers, a design that felt more guided and less overwhelming than simply browsing a long list of postings on a general job board. Because content-based filtering matches a single user’s attributes against posting requirements, it works even for brand-new users and does not require historical behavior data from a large user base. This makes it the most feasible and appropriate core technique for the matching feature of the proposed system.</w:t>
       </w:r>
     </w:p>
     <w:p>
@@ -1826,7 +1826,7 @@
         <w:rPr>
           <w:rtl w:val="0"/>
         </w:rPr>
-        <w:t>While content-based filtering is useful on its own, many researchers have found that combining it with collaborative filtering produces more well-rounded results. Content-based filtering can sometimes produce recommendations that are too narrow   only suggesting jobs that closely match what a user already knows   while collaborative filtering can introduce variety by surfacing roles that similar users have found relevant. Freire and de Castro (2021) carried out a systematic review of recommender systems applied to e-recruitment. They screened 896 papers published between 2012 and 2020 and analysed 63 of them in depth. They report a clear trend toward hybrid and non-traditional techniques, which reflects the difficulty of relying on any single approach in this domain. A full collaborative filtering component is beyond the scope of an undergraduate capstone. The design lesson these studies offer is nevertheless retained. When no strong exact match exists, the system widens the comparison to transferable skills and related roles instead of returning an empty result, so that applicants are guided toward adjacent opportunities rather than rejected outright.</w:t>
+        <w:t>While content-based filtering is useful on its own, many researchers have found that combining it with collaborative filtering produces more well-rounded results. Content-based filtering can sometimes produce recommendations that are too narrow, only suggesting jobs that closely match what a user already knows, while collaborative filtering can introduce variety by surfacing roles that similar users have found relevant. Freire and de Castro (2021) carried out a systematic review of recommender systems applied to e-recruitment. They screened 896 papers published between 2012 and 2020 and analysed 63 of them in depth. They report a clear trend toward hybrid and non-traditional techniques, which reflects the difficulty of relying on any single approach in this domain. A full collaborative filtering component is beyond the scope of an undergraduate capstone. The design lesson these studies offer is nevertheless retained. When no strong exact match exists, the system widens the comparison to transferable skills and related roles instead of returning an empty result, so that applicants are guided toward adjacent opportunities rather than rejected outright.</w:t>
       </w:r>
     </w:p>
     <w:p>
@@ -1865,7 +1865,7 @@
         <w:rPr>
           <w:rtl w:val="0"/>
         </w:rPr>
-        <w:t>Despite the progress in research, many of the job matching tools currently available to Filipino job seekers still fall short. Platforms like JobStreet, Indeed, and LinkedIn function primarily as job boards where users search using keywords   which means the user already needs to know what they are looking for in order to find anything useful. This is a significant barrier for fresh graduates who may not yet have the vocabulary or industry knowledge to search effectively on their own. JobStreet by SEEK launched an AI-powered job matching capability in the Philippines in late 2023, making the country among the first in the region to receive the upgrade. While this represents progress, the platform still requires users to maintain a full and active profile. Many first-time job seekers have not yet built one. PhilJobNet, the government's automated job and applicant matching system under the Department of Labor and Employment, also exists for this purpose. Its reach among fresh graduates remains limited, and it primarily connects employers with job seekers rather than offering guided, skills-based matching tailored to the user's profile. On the employer side, these large platforms give local companies limited screening support: applications still arrive as unstructured resumes that HR staff must review manually, and dedicated commercial ATS products remain costly. The result is that both the job seekers who need the most guidance and the local HR departments that need affordable screening tools tend to be the least well-served by what is currently available.</w:t>
+        <w:t>Despite the progress in research, many of the job matching tools currently available to Filipino job seekers still fall short. Platforms like JobStreet, Indeed, and LinkedIn function primarily as job boards where users search using keywords, which means the user already needs to know what they are looking for to find anything useful. This is a significant barrier for fresh graduates who may not yet have the vocabulary or industry knowledge to search effectively on their own. JobStreet by SEEK launched an AI-powered job matching capability in the Philippines in late 2023, making the country among the first in the region to receive the upgrade. While this represents progress, the platform still requires users to maintain a full and active profile. Many first-time job seekers have not yet built one. PhilJobNet, the government’s automated job and applicant matching system under the Department of Labor and Employment, also exists for this purpose. Its reach among fresh graduates remains limited, and it primarily connects employers with job seekers rather than offering guided, skills-based matching tailored to the user’s profile. On the employer side, these large platforms give local companies limited screening support: applications still arrive as unstructured resumes that HR staff must review manually, and dedicated commercial ATS products remain costly. The result is that both the job seekers who need the most guidance and the local HR departments that need affordable screening tools tend to be the least well-served by what is currently available.</w:t>
       </w:r>
     </w:p>
     <w:p>
@@ -1904,21 +1904,21 @@
         <w:rPr>
           <w:rtl w:val="0"/>
         </w:rPr>
-        <w:t>Given these gaps, there is growing support in the literature for combining resume creation and job matching into a single platform rather than treating them as separate processes. When a system already has the user's resume data   their skills, educational background, and work history   it is in a natural position to use that information to match the user against open positions without requiring a separate search on a different platform. Aulia and colleagues (2025) demonstrated the practical value of this kind of integration. Their content-based filtering system processed applicant data to produce job recommendations significantly faster than traditional manual screening. It earned a user satisfaction rating of 95.4% based on the DeLone and McLean evaluation model. Their findings suggest that users respond positively to systems that simplify the job search by doing some of the matching work for them   and, symmetrically, that recruiters benefit when incoming applicants have already been pre-scored against their postings. Dascălu et al. (2023) similarly showed, through a job recommender system built to support learners' employability at regional level, that profile-driven recommendations can give users a clearer and more structured career direction than unguided browsing.</w:t>
-      </w:r>
-    </w:p>
-    <w:p>
-      <w:pPr>
-        <w:spacing w:line="480" w:lineRule="auto"/>
-        <w:ind w:firstLine="720"/>
-        <w:jc w:val="both"/>
-        <w:rPr/>
-      </w:pPr>
-      <w:r>
-        <w:rPr>
-          <w:rtl w:val="0"/>
-        </w:rPr>
-        <w:t xml:space="preserve">For Filipino fresh graduates in particular, this integrated approach makes a real difference. Rather than finishing a resume and then being left to navigate job boards on their own, users can receive position recommendations based on the actual information they have already entered into the system, apply directly, and follow the progress of each application. For partner companies, the same integration means that every application arrives already parsed, scored, and ranked. The proposed system takes this approach directly   using the applicant's structured resume data as the foundation of an ATS-inspired matching process that serves both sides of the recruitment relationship.</w:t>
+        <w:t>Given these gaps, there is growing support in the literature for combining resume creation and job matching into a single platform rather than treating them as separate processes. When a system already has the user’s resume data (their skills, educational background, and work history), it is in a natural position to use that information to match the user against open positions without requiring a separate search on a different platform. Aulia and colleagues (2025) demonstrated the practical value of this kind of integration. Their content-based filtering system processed applicant data to produce job recommendations significantly faster than traditional manual screening. It earned a user satisfaction rating of 95.4% based on the DeLone and McLean evaluation model. Their findings suggest that users respond positively to systems that simplify the job search by doing some of the matching work for them, and symmetrically that recruiters benefit when incoming applicants have already been pre-scored against their postings. Dascălu et al. (2023) similarly showed, through a job recommender system built to support learners’ employability at regional level, that profile-driven recommendations can give users a clearer and more structured career direction than unguided browsing.</w:t>
+      </w:r>
+    </w:p>
+    <w:p>
+      <w:pPr>
+        <w:spacing w:line="480" w:lineRule="auto"/>
+        <w:ind w:firstLine="720"/>
+        <w:jc w:val="both"/>
+        <w:rPr/>
+      </w:pPr>
+      <w:r>
+        <w:rPr>
+          <w:rtl w:val="0"/>
+        </w:rPr>
+        <w:t>For Filipino fresh graduates in particular, this integrated approach makes a real difference. Rather than finishing a resume and then being left to navigate job boards on their own, users can receive position recommendations based on the actual information they have already entered into the system, apply directly, and follow the progress of each application. For partner companies, the same integration means that every application arrives already parsed, scored, and ranked. The proposed system takes this approach directly, using the applicant’s structured resume data as the foundation of an ATS-inspired matching process that serves both sides of the recruitment relationship.</w:t>
       </w:r>
     </w:p>
     <w:p>
@@ -1987,7 +1987,7 @@
         <w:rPr>
           <w:rtl w:val="0"/>
         </w:rPr>
-        <w:t>The proposed web-based resume builder and ATS-inspired job matching system aims to fill this combined gap. For job seekers, it provides guided step-by-step resume creation, ready-made ATS-friendly templates, built-in educational resources about resume writing and ATS optimization, job recommendations drawn from partner-company postings, and the ability to apply and track application status in one place. For recruiters and HR personnel of partner companies, it provides company profile and job posting management, centralised receipt of applications, and applicant search and filtering. It also provides an ATS-inspired matching feature, which analyses skills, education and experience to compute compatibility scores and rank applicants. This is always an aid to the recruiter's own judgment, and never a replacement for it.</w:t>
+        <w:t>The proposed web-based resume builder and ATS-inspired job matching system aims to fill this combined gap. For job seekers, it provides guided step-by-step resume creation, ready-made ATS-friendly templates, built-in educational resources about resume writing and ATS optimization, job recommendations drawn from partner-company postings, and the ability to apply and track application status in one place. For recruiters and HR personnel of partner companies, it provides company profile and job posting management, centralised receipt of applications, and applicant search and filtering. It also provides an ATS-inspired matching feature, which analyses skills, education and experience to compute compatibility scores and rank applicants. This is always an aid to the recruiter’s own judgment, and never a replacement for it.</w:t>
       </w:r>
     </w:p>
     <w:p>
@@ -2191,7 +2191,7 @@
           <w:color w:val="1a1a1a"/>
           <w:rtl w:val="0"/>
         </w:rPr>
-        <w:t>The Input section contains five main components. The first is the resume structure and designs. Resume content is organised using three widely recognised formats: chronological, functional and combination. These determine the order in which sections appear. That content is then rendered through any of fourteen visual designs (Classic, Modern, Minimal, Executive, Banner, Split, Bar, Rail, Traditional, Clean, Compact, Senior, Graduate and Technical). All fourteen are single-column and contain no tables, text boxes, multiple columns, or graphics, so the applicant's choice of design is purely visual and never changes how the resume is read or scored. The second is the job seeker information, which includes the personal details, educational background, work experience, skills, and certifications that applicants enter through the guided builder, together with an optional resume file that the applicant may upload in their own format. The third is the recruiter and company information, which includes company profiles and job postings. Each posting contains the position title, department, employment type, location, job description, required skills, minimum educational level, minimum months of experience, and an optional closing date. These together serve as the basis for matching. The fourth is the educational resources, which include resume writing tips, ATS optimisation guides, and step-by-step resume building instructions that help users create better resumes. The fifth is the matching criteria. These consist of the canonical skill vocabulary used to compare equivalent terms, the scoring weights (skills 50 percent, education 25 percent, experience 25 percent), and the tier thresholds (strong at 80 percent and above, possible from 50 to 79 percent, related below 50 percent). These weights and thresholds are stored as configuration values in the database rather than fixed in program code, so that they can be adjusted during testing without rebuilding the system.</w:t>
+        <w:t>The Input section contains five main components. The first is the resume structure and designs. Resume content is organised using three widely recognised formats: chronological, functional and combination. These determine the order in which sections appear. That content is then rendered through any of fourteen visual designs (Classic, Modern, Minimal, Executive, Banner, Split, Bar, Rail, Traditional, Clean, Compact, Senior, Graduate and Technical). All fourteen are single-column and contain no tables, text boxes, multiple columns, or graphics, so the applicant’s choice of design is purely visual and never changes how the resume is read or scored. The second is the job seeker information, which includes the personal details, educational background, work experience, skills, and certifications that applicants enter through the guided builder, together with an optional resume file that the applicant may upload in their own format. The third is the recruiter and company information, which includes company profiles and job postings. Each posting contains the position title, department, employment type, location, job description, required skills, minimum educational level, minimum months of experience, and an optional closing date. These together serve as the basis for matching. The fourth is the educational resources, which include resume writing tips, ATS optimisation guides, and step-by-step resume building instructions that help users create better resumes. The fifth is the matching criteria. These consist of the canonical skill vocabulary used to compare equivalent terms, the scoring weights (skills 50 percent, education 25 percent, experience 25 percent), and the tier thresholds (strong at 80 percent and above, possible from 50 to 79 percent, related below 50 percent). These weights and thresholds are stored as configuration values in the database rather than fixed in program code, so that they can be adjusted during testing without rebuilding the system.</w:t>
       </w:r>
     </w:p>
     <w:p>
@@ -2712,7 +2712,7 @@
           <w:color w:val="1a1a1a"/>
           <w:rtl w:val="0"/>
         </w:rPr>
-        <w:t>To develop a Recruiter or HR account for the personnel of partner companies. Through it they can create and manage a company profile, and post and manage job openings with their required skills, educational level, experience requirement and closing date. They receive applications already scored and ranked, and can view an applicant's structured resume alongside any file the applicant attached. They can search and filter applicants, update application statuses, and contact applicants by email.</w:t>
+        <w:t>To develop a Recruiter or HR account for the personnel of partner companies. Through it they can create and manage a company profile, and post and manage job openings with their required skills, educational level, experience requirement and closing date. They receive applications already scored and ranked, and can view an applicant’s structured resume alongside any file the applicant attached. They can search and filter applicants, update application statuses, and contact applicants by email.</w:t>
       </w:r>
     </w:p>
     <w:p>
@@ -2750,7 +2750,7 @@
           <w:color w:val="1a1a1a"/>
           <w:rtl w:val="0"/>
         </w:rPr>
-        <w:t>To develop an ATS-inspired job matching feature. The feature compares the skills, educational attainment and work experience recorded in an applicant's structured resume against the requirements of posted positions, and computes a compatibility score from published weights. Those weights are 50 percent for skills, 25 percent for education and 25 percent for experience by default; a recruiter may rebalance them for an individual opening, provided the three total 100 percent and none falls below 10 percent. Each applicant is shown the weighting used by the opening they are scored against. Each result is classified as a strong match at 80 percent and above, a possible match from 50 to 79 percent, or a related match below 50 percent, and applicants are ranked per posting. Where a resume falls short, the system states how many of the required skills are absent and of what kind, and recommends related positions based on transferable skills. The feature is a decision-support tool: it assists recruiters without ever automatically rejecting an applicant or replacing the recruiter's judgment.</w:t>
+        <w:t>To develop an ATS-inspired job matching feature. The feature compares the skills, educational attainment and work experience recorded in an applicant’s structured resume against the requirements of posted positions, and computes a compatibility score from published weights. Those weights are 50 percent for skills, 25 percent for education and 25 percent for experience by default; a recruiter may rebalance them for an individual opening, provided the three total 100 percent and none falls below 10 percent. Each applicant is shown the weighting used by the opening they are scored against. Each result is classified as a strong match at 80 percent and above, a possible match from 50 to 79 percent, or a related match below 50 percent, and applicants are ranked per posting. Where a resume falls short, the system states how many of the required skills are absent and of what kind, and recommends related positions based on transferable skills. The feature is a decision-support tool: it assists recruiters without ever automatically rejecting an applicant or replacing the recruiter’s judgment.</w:t>
       </w:r>
     </w:p>
     <w:p>
@@ -3130,7 +3130,7 @@
           <w:color w:val="1a1a1a"/>
           <w:rtl w:val="0"/>
         </w:rPr>
-        <w:t xml:space="preserve">The design and development of a web-based resume builder that guides users through creating their resume step by step, using three widely recognised, ATS-friendly content formats  chronological, functional, and combination  suitable for different job roles and career levels.</w:t>
+        <w:t>The design and development of a web-based resume builder that guides users through creating their resume step by step, using three widely recognised, ATS-friendly content formats (chronological, functional, and combination) suitable for different job roles and career levels.</w:t>
       </w:r>
       <w:r>
         <w:rPr>
@@ -3221,7 +3221,7 @@
           <w:color w:val="1a1a1a"/>
           <w:rtl w:val="0"/>
         </w:rPr>
-        <w:t>A two-resume design. Each applicant record holds a structured resume, built inside the system and used for all ranking, together with an optional file uploaded by the applicant in their own format. That file is forwarded to the recruiter in full, and is also read into structured fields so that the same formula can score it separately. Both scores are shown; only the structured one determines an applicant's position in a recruiter's list.</w:t>
+        <w:t>A two-resume design. Each applicant record holds a structured resume, built inside the system and used for all ranking, together with an optional file uploaded by the applicant in their own format. That file is forwarded to the recruiter in full, and is also read into structured fields so that the same formula can score it separately. Both scores are shown; only the structured one determines an applicant’s position in a recruiter’s list.</w:t>
       </w:r>
     </w:p>
     <w:p>
@@ -3302,7 +3302,7 @@
           <w:color w:val="1a1a1a"/>
           <w:rtl w:val="0"/>
         </w:rPr>
-        <w:t xml:space="preserve">An ATS-inspired matching feature that compares the skills, highest educational attainment, and total months of work experience recorded in an applicant's structured resume against the requirements of posted positions, computes a weighted compatibility score, and ranks applicants for each job posting.</w:t>
+        <w:t>An ATS-inspired matching feature that compares the skills, highest educational attainment, and total months of work experience recorded in an applicant’s structured resume against the requirements of posted positions, computes a weighted compatibility score, and ranks applicants for each job posting.</w:t>
       </w:r>
       <w:r>
         <w:rPr>
@@ -3345,7 +3345,7 @@
           <w:color w:val="1a1a1a"/>
           <w:rtl w:val="0"/>
         </w:rPr>
-        <w:t xml:space="preserve">An audit trail in which every change to an application's status is recorded together with the recruiter who made it and the time it was made.</w:t>
+        <w:t>An audit trail in which every change to an application’s status is recorded together with the recruiter who made it and the time it was made.</w:t>
       </w:r>
       <w:r>
         <w:rPr>
@@ -3459,7 +3459,7 @@
           <w:color w:val="1a1a1a"/>
           <w:rtl w:val="0"/>
         </w:rPr>
-        <w:t>The matching feature is ATS-inspired and rule-based. It compares structured resume data against structured posting requirements using a published, weighted formula whose weights are a property of each posting, and it is deterministic: the same resume and posting always produce the same score, which can be explained in full to applicant and recruiter. No machine learning, statistical model, or artificial intelligence takes part in computing a score, ranking, or recommending, and the system connects to no external job board or employment database. Before comparison, skills are normalised against a canonical vocabulary the researchers maintain, which folds genuine synonyms onto one form so that "JS" and "JavaScript" count as the same skill. The vocabulary’s fifty-two entries resolve to twenty-five canonical terms, and eighteen of those (72.0 percent) have at least one catalogued synonym; the remaining seven (Git, Windows, Canva, Copywriting, Organization, Recruitment and Scheduling) are matched by exact spelling only. An applicant who writes an equivalent the researchers have not catalogued, such as "GitHub" for "Git", receives no credit for a skill they hold. The failure direction is deliberate: an uncatalogued synonym costs earned credit, whereas equating related-but-different terms would credit a skill never claimed and put the applicant before a recruiter on a false basis, which is why "Salesforce" is deliberately not folded into "CRM Software". This is a stated limitation of the feature, and extending the vocabulary is the most direct improvement available to future work.</w:t>
+        <w:t>The matching feature is ATS-inspired and rule-based. It compares structured resume data against structured posting requirements using a published, weighted formula whose weights are a property of each posting, and it is deterministic: the same resume and posting always produce the same score, which can be explained in full to applicant and recruiter. No machine learning, statistical model, or artificial intelligence takes part in computing a score, ranking, or recommending, and the system connects to no external job board or employment database. Before comparison, skills are normalised against a canonical vocabulary the researchers maintain, which folds genuine synonyms onto one form so that “JS” and “JavaScript” count as the same skill. The vocabulary’s fifty-two entries resolve to twenty-five canonical terms, and eighteen of those (72.0 percent) have at least one catalogued synonym; the remaining seven (Git, Windows, Canva, Copywriting, Organization, Recruitment and Scheduling) are matched by exact spelling only. An applicant who writes an equivalent the researchers have not catalogued, such as “GitHub” for “Git”, receives no credit for a skill they hold. The failure direction is deliberate: an uncatalogued synonym costs earned credit, whereas equating related-but-different terms would credit a skill never claimed and put the applicant before a recruiter on a false basis, which is why “Salesforce” is deliberately not folded into “CRM Software”. This is a stated limitation of the feature, and extending the vocabulary is the most direct improvement available to future work.</w:t>
       </w:r>
     </w:p>
     <w:p>
@@ -3497,7 +3497,7 @@
           <w:color w:val="1a1a1a"/>
           <w:rtl w:val="0"/>
         </w:rPr>
-        <w:t>The compatibility score is computed from three components only: the proportion of the posting’s required skills the applicant lists, the applicant’s highest educational attainment relative to the level required, and total months of experience relative to the months required. Certifications, projects, languages and references are stored, printed and shown to the recruiter, but do not contribute to the score. Two of the three components measure quantity, not relevance: experience compares total months against the stated minimum without judging field or recency, and education compares the highest level attained against the level required without judging field of study. Judging whether a background is of the right kind is left to the recruiter, who sees the full history beside the score; this is also why skills carry half the weight, being the only component compared item by item against what the posting asks. Field of study is excluded because a posting records a required level and has no field for a required course, so scoring it would mean inventing a requirement the recruiter never set; the degree, and the field where the degree name does not carry it, are still printed for the recruiter to read. Recency is excluded for the same reason, and its effect is in any case small for this study’s population of new graduates with short, recent histories. It would matter more for a system aimed at mid-career applicants, and is recorded here as a limitation on any wider application of the matching feature.</w:t>
+        <w:t>The compatibility score is computed from three components only: the proportion of the posting’s required skills the applicant lists, the applicant’s highest educational attainment relative to the level required, and total months of experience relative to the months required. Certifications, projects, languages and references are stored, printed and shown to the recruiter, but do not contribute to the score. Two of the three components measure quantity, not relevance: experience compares total months against the stated minimum without judging field or recency, and education compares the highest level attained against the level required without judging field of study. Judging whether a background is of the right kind is left to the recruiter, who sees the full history beside the score; this is also why skills carry half the weight, being the only component compared item by item against what the posting asks. Field of study is excluded because a posting records a required level and has no field for a required course. Scoring it would mean inventing a requirement the recruiter never set. The degree is still printed for the recruiter to read, together with the field of study where the degree name does not already carry it. Recency is excluded for the same reason, and its effect is in any case small for this study’s population of new graduates with short, recent histories. It would matter more for a system aimed at mid-career applicants, and is recorded here as a limitation on any wider application of the matching feature.</w:t>
       </w:r>
     </w:p>
     <w:p>
@@ -3559,7 +3559,7 @@
           <w:color w:val="1a1a1a"/>
           <w:rtl w:val="0"/>
         </w:rPr>
-        <w:t>The system assists recruiters in screening and ranking but makes no hiring decision. It never automatically rejects an application; final evaluation rests with the partner company's recruiters. The separation is enforced structurally, not merely intended: no application is hidden or discarded, every applicant stays visible whatever their score, and each status change is recorded against the recruiter who made it. What the study does not establish is whether recruiters exercise that reserved judgement in practice; a ranked order may itself affect how carefully lower applicants are read, and the researchers do not measure that. Items 6 and 7 of the recruiter instrument ask whether they would have placed the top-ranked applicant first and where they disagree with the ordering, so the accounts speak to the question. A controlled comparison of screening with and without a ranked list is outside this study’s scope and is left to further research.</w:t>
+        <w:t>The system assists recruiters in screening and ranking but makes no hiring decision. It never automatically rejects an application; final evaluation rests with the partner company’s recruiters. The separation is enforced structurally, not merely intended: no application is hidden or discarded, every applicant stays visible whatever their score, and each status change is recorded against the recruiter who made it. What the study does not establish is whether recruiters exercise that reserved judgement in practice; a ranked order may itself affect how carefully lower applicants are read, and the researchers do not measure that. Items 6 and 7 of the recruiter instrument ask whether they would have placed the top-ranked applicant first and where they disagree with the ordering, so the accounts speak to the question. A controlled comparison of screening with and without a ranked list is outside this study’s scope and is left to further research.</w:t>
       </w:r>
     </w:p>
     <w:p>
@@ -3956,7 +3956,7 @@
           <w:color w:val="1a1a1a"/>
           <w:rtl w:val="0"/>
         </w:rPr>
-        <w:t>The comparison between the system's ranking and recruiters' own rests on five resumes ranked by about ten recruiters against a single posting. A rank correlation computed on five items is coarse, and a median taken across ten respondents is easily moved by one of them. The figure is reported as a stated degree of agreement on one posting. It is not a general measure of how well the system’s ordering matches recruiter judgement, and no claim is made that it would hold for a different posting or a different set of applicants.</w:t>
+        <w:t>The comparison between the system’s ranking and recruiters’ own rests on five resumes ranked by about ten recruiters against a single posting. A rank correlation computed on five items is coarse, and a median taken across ten respondents is easily moved by one of them. The figure is reported as a stated degree of agreement on one posting. It is not a general measure of how well the system’s ordering matches recruiter judgement, and no claim is made that it would hold for a different posting or a different set of applicants.</w:t>
       </w:r>
     </w:p>
     <w:p>
@@ -4194,7 +4194,7 @@
           <w:color w:val="1a1a1a"/>
           <w:rtl w:val="0"/>
         </w:rPr>
-        <w:t>Compatibility score.  The single value from 0 to 100 that the system computes for an application, expressing how closely an applicant's resume corresponds to the requirements stated in a posting. In this study it is calculated from three components only (skills, educational level, and months of experience) weighted at 50 percent, 25 percent and 25 percent by default. A recruiter may set a different balance for an individual opening, provided the three weights total 100 percent and none is below 10 percent. The weighting an opening uses is shown to every applicant it scores, so no applicant is measured on a scale they were not told about. Also referred to as the match score.</w:t>
+        <w:t>Compatibility score.  The single value from 0 to 100 that the system computes for an application, expressing how closely an applicant’s resume corresponds to the requirements stated in a posting. In this study it is calculated from three components only (skills, educational level, and months of experience) weighted at 50 percent, 25 percent and 25 percent by default. A recruiter may set a different balance for an individual opening, provided the three weights total 100 percent and none is below 10 percent. The weighting an opening uses is shown to every applicant it scores, so no applicant is measured on a scale they were not told about. Also referred to as the match score.</w:t>
       </w:r>
     </w:p>
     <w:p>
@@ -4317,7 +4317,7 @@
           <w:color w:val="1a1a1a"/>
           <w:rtl w:val="0"/>
         </w:rPr>
-        <w:t xml:space="preserve">A rating format in which the respondent selects one point on an ordered scale of agreement (Likert, 1932). This study uses a five-point scale from 1, strongly disagree, to 5, strongly agree, and treats the selected points as numerical values for the purpose of computing a mean.</w:t>
+        <w:t>A rating format in which the respondent selects one point on an ordered scale of agreement (Likert, 1932). This study uses a five-point scale from 1, strongly disagree, to 5, strongly agree, and treats the selected points as numerical values when computing a mean.</w:t>
       </w:r>
       <w:r>
         <w:rPr>
@@ -4837,7 +4837,7 @@
           <w:color w:val="1a1a1a"/>
           <w:rtl w:val="0"/>
         </w:rPr>
-        <w:t>The researchers will use the 5W1H framework to better understand how new job seekers currently create their resumes and apply for jobs, how recruiters currently receive and screen applications, and to identify the problems that the system needs to solve. The system has two groups of primary users and one supporting role. The first group is new job seekers: fresh graduates, students about to graduate, career changers, and those with less than one year of work experience. The second is the HR personnel, recruiters and talent acquisition staff of partner companies, who post openings and handle applicants. Supporting both is an administrator role held by the research team, which verifies that a person requesting recruiter access genuinely belongs to a partner company, and assigns each recruiter the department whose applications they should receive. In terms of what, job seekers currently search for resume templates online, use Microsoft Word or Google Docs, or use commercial resume builders that charge fees for most features. Some use AI tools that generate generic content, while others pay for professional resume writing services. Beyond the resume itself, many job seekers struggle to identify which openings actually match their skills and qualifications, often applying to positions that are either too advanced or unrelated to what they studied. Recruiters, meanwhile, receive applications through email and job boards as unstructured documents and screen them manually, which is slow and inconsistent; in a company organised into departments, an application also has to reach the right person before it can be screened at all. Dedicated commercial Applicant Tracking Systems exist but are costly for local companies. In terms of where, most job seekers create their resumes at home, in school computer labs, internet cafes, or on their mobile phones, since 72% of Filipinos access the internet primarily through mobile devices, while recruiters process applications in company offices using desktop computers. In terms of when, job seekers usually need a resume when they are about to graduate, applying for a job, or meeting a deadline, while recruiters need screening support most urgently whenever a job opening is published and applications begin to arrive in volume. In terms of how, job seekers usually search online for tips, pick templates based on looks, struggle with what to write, and get frustrated with formatting. When looking for jobs, many simply scroll through job boards without a clear sense of which roles they qualify for. Recruiters in turn read through applicant piles one by one. In terms of why, both groups continue using these limited methods because affordable, locally oriented alternatives are lacking: there is no free platform made for the Philippine setting that combines guided resume creation with ATS-inspired matching between applicants and the openings of partner companies.</w:t>
+        <w:t>The researchers will use the 5W1H framework to better understand how new job seekers currently create their resumes and apply for jobs, how recruiters currently receive and screen applications, and to identify the problems that the system needs to solve. The system has two groups of primary users and one supporting role. The first group is new job seekers: fresh graduates, students about to graduate, career changers, and those with less than one year of work experience. The second is the HR personnel, recruiters and talent acquisition staff of partner companies, who post openings and handle applicants. Supporting both is an administrator role held by the research team, which verifies that a person requesting recruiter access genuinely belongs to a partner company, and assigns each recruiter the department whose applications they should receive. As for what they do now, job seekers search for resume templates online, use Microsoft Word or Google Docs, or use commercial resume builders that charge fees for most features. Some use AI tools that generate generic content, while others pay for professional resume writing services. Beyond the resume itself, many job seekers struggle to identify which openings actually match their skills and qualifications, often applying to positions that are either too advanced or unrelated to what they studied. Recruiters, meanwhile, receive applications through email and job boards as unstructured documents and screen them manually, which is slow and inconsistent; in a company organised into departments, an application also has to reach the right person before it can be screened at all. Dedicated commercial Applicant Tracking Systems exist but are costly for local companies. As for where, most job seekers create their resumes at home, in school computer labs, internet cafes, or on their mobile phones, since 72% of Filipinos access the internet primarily through mobile devices (Philippine Statistics Authority, 2021), while recruiters process applications in company offices using desktop computers. As for when, job seekers usually need a resume when they are about to graduate, applying for a job, or meeting a deadline, while recruiters need screening support most urgently whenever a job opening is published and applications begin to arrive in volume. As for how, job seekers usually search online for tips, pick templates based on looks, struggle with what to write, and get frustrated with formatting. When looking for jobs, many simply scroll through job boards without a clear sense of which roles they qualify for. Recruiters in turn read through applicant piles one by one. As for why, both groups continue using these limited methods because affordable, locally oriented alternatives are lacking: there is no free platform made for the Philippine setting that combines guided resume creation with ATS-inspired matching between applicants and the openings of partner companies.</w:t>
       </w:r>
     </w:p>
     <w:p>
@@ -4900,7 +4900,7 @@
           <w:color w:val="1a1a1a"/>
           <w:rtl w:val="0"/>
         </w:rPr>
-        <w:t>The system will address the job seeker problems by providing a guided step-by-step resume creation process, ready-made ATS-friendly formats and designs, built-in resume writing tips, and resume-based job recommendations with application tracking. It will address the opacity problem by publishing the scoring weights, showing every applicant the score a posting gives them, and telling them how many of the required skills are missing and of what kind. A low score therefore becomes a piece of usable advice rather than a silent rejection. The system will address the recruiter problems through three parts. These are the job posting and application management module, the department-based routing of new applications to the recruiter responsible for that posting, and the ATS-inspired matching feature. The matching feature analyses each applicant's structured resume data against the posting's requirements, computes a compatibility score, and ranks applicants for review. The system will also address the economic barrier by making all features completely free. Many existing resume builders charge fees for core features, and commercial Applicant Tracking Systems are priced for large enterprises.</w:t>
+        <w:t>The system will address the job seeker problems by providing a guided step-by-step resume creation process, ready-made ATS-friendly formats and designs, built-in resume writing tips, and resume-based job recommendations with application tracking. It will address the opacity problem by publishing the scoring weights, showing every applicant the score a posting gives them, and telling them how many of the required skills are missing and of what kind. A low score therefore becomes a piece of usable advice rather than a silent rejection. The system will address the recruiter problems through three parts. These are the job posting and application management module, the department-based routing of new applications to the recruiter responsible for that posting, and the ATS-inspired matching feature. The matching feature analyses each applicant’s structured resume data against the posting’s requirements, computes a compatibility score, and ranks applicants for review. The system will also address the economic barrier by making all features completely free. Many existing resume builders charge fees for core features, and commercial Applicant Tracking Systems are priced for large enterprises.</w:t>
       </w:r>
     </w:p>
     <w:p>
@@ -4989,7 +4989,7 @@
           <w:color w:val="1a1a1a"/>
           <w:rtl w:val="0"/>
         </w:rPr>
-        <w:t>The system will be developed using the Agile model, one of the software process models set out by Pressman (2014). The researchers chose this approach mainly because it is flexible  unlike other development models, Agile does not require the team to have everything figured out before they start building. The system can be developed in stages, and adjustments can be made along the way based on what the testing and feedback show. This is especially important for this project because it involves two distinct user groups whose needs may pull the design in different directions, and because the behaviour of the matching feature is expected to be tuned repeatedly based on testing. For this reason the scoring weights and tier thresholds are stored as configuration values in the database, rather than written into the program code. A change in the balance between skills, education and experience is therefore a change of setting rather than a redevelopment. The same reasoning was later extended to the postings themselves: a recruiter may set the balance for an individual opening, so that a role whose demands genuinely differ from the norm can be scored accordingly without disturbing the defaults every other opening inherits. This makes Agile a practical and realistic choice for a capstone project where requirements may evolve during development.</w:t>
+        <w:t>The system will be developed using the Agile model, one of the software process models set out by Pressman (2014). The researchers chose this approach mainly because it is flexible: unlike other development models, Agile does not require the team to have everything figured out before they start building. The system can be developed in stages, and adjustments can be made along the way based on what the testing and feedback show. This is especially important for this project because it involves two distinct user groups whose needs may pull the design in different directions, and because the behaviour of the matching feature is expected to be tuned repeatedly based on testing. For this reason the scoring weights and tier thresholds are stored as configuration values in the database, rather than written into the program code. A change in the balance between skills, education and experience is therefore a change of setting rather than a redevelopment. The same reasoning was later extended to the postings themselves: a recruiter may set the balance for an individual opening, so that a role whose demands genuinely differ from the norm can be scored accordingly without disturbing the defaults every other opening inherits. This makes Agile a practical and realistic choice for a capstone project where requirements may evolve during development.</w:t>
       </w:r>
     </w:p>
     <w:p>
@@ -5484,7 +5484,7 @@
           <w:color w:val="1a1a1a"/>
           <w:rtl w:val="0"/>
         </w:rPr>
-        <w:t>The ATS-inspired matching feature is implemented as a rule-based scoring module. Because job seekers enter their information through the guided builder, their resume data is already structured into fields such as skills, education, work experience and certifications. When a recruiter publishes a job posting they likewise specify the position's required skills, minimum educational level and minimum months of experience in structured form. The module compares the two and combines three components into a single weighted score:</w:t>
+        <w:t>The ATS-inspired matching feature is implemented as a rule-based scoring module. Because job seekers enter their information through the guided builder, their resume data is already structured into fields such as skills, education, work experience and certifications. When a recruiter publishes a job posting they likewise specify the position’s required skills, minimum educational level and minimum months of experience in structured form. The module compares the two and combines three components into a single weighted score:</w:t>
       </w:r>
     </w:p>
     <w:p>
@@ -5547,30 +5547,30 @@
           <w:color w:val="1a1a1a"/>
           <w:rtl w:val="0"/>
         </w:rPr>
-        <w:t xml:space="preserve">Skill terms are compared through a canonical vocabulary, so that differences of wording do not produce false negatives. Terms such as "JS" and "JavaScript", or "MS Office" and "Microsoft Office", are folded to the same comparable form before they are compared, on both the resume side and the posting side. The vocabulary contains genuine synonyms only and never equates related-but-different skills  "Java" is never treated as "JavaScript"  so no applicant is ever credited with a skill they did not claim.</w:t>
-      </w:r>
-      <w:r>
-        <w:rPr>
-          <w:rtl w:val="0"/>
-        </w:rPr>
-      </w:r>
-    </w:p>
-    <w:p>
-      <w:pPr>
-        <w:spacing w:line="480" w:lineRule="auto"/>
-        <w:ind w:firstLine="720"/>
-        <w:jc w:val="both"/>
-        <w:rPr>
-          <w:sz w:val="20"/>
-          <w:szCs w:val="20"/>
-        </w:rPr>
-      </w:pPr>
-      <w:r>
-        <w:rPr>
-          <w:color w:val="1a1a1a"/>
-          <w:rtl w:val="0"/>
-        </w:rPr>
-        <w:t>A skill on a resume is a claim, and the module separates one the applicant can account for from one they cannot. When a skill is added, the applicant is asked where they used it, and must select an entry already on their resume, a job, project, certification or educational entry, rather than type one, so a source cannot be invented alongside the skill it supports. A matched and sourced skill contributes its full share of S; matched but unsourced contributes half, never zero, because a skill from self-study or from work too brief to record is still real and treating it as absent would penalise exactly the applicants this study is concerned with.</w:t>
+        <w:t>Skill terms are compared through a canonical vocabulary, so that differences of wording do not produce false negatives. Terms such as “JS” and “JavaScript”, or “MS Office” and “Microsoft Office”, are folded to the same comparable form before they are compared, on both the resume side and the posting side. The vocabulary contains genuine synonyms only and never equates related-but-different skills  “Java” is never treated as “JavaScript”  so no applicant is ever credited with a skill they did not claim.</w:t>
+      </w:r>
+      <w:r>
+        <w:rPr>
+          <w:rtl w:val="0"/>
+        </w:rPr>
+      </w:r>
+    </w:p>
+    <w:p>
+      <w:pPr>
+        <w:spacing w:line="480" w:lineRule="auto"/>
+        <w:ind w:firstLine="720"/>
+        <w:jc w:val="both"/>
+        <w:rPr>
+          <w:sz w:val="20"/>
+          <w:szCs w:val="20"/>
+        </w:rPr>
+      </w:pPr>
+      <w:r>
+        <w:rPr>
+          <w:color w:val="1a1a1a"/>
+          <w:rtl w:val="0"/>
+        </w:rPr>
+        <w:t>A skill on a resume is a claim, and the module separates one the applicant can account for from one they cannot. When a skill is added, the applicant is asked where they used it, and must select an entry already on their resume, a job, project, certification or educational entry, rather than type one, so a source cannot be invented alongside the skill it supports. A matched and sourced skill contributes its full share of S. A matched but unsourced skill contributes half, never zero. A skill gained from self-study, or from work too brief to record, is still real, and treating it as absent would penalise exactly the applicants this study is concerned with.</w:t>
       </w:r>
     </w:p>
     <w:p>
@@ -5606,7 +5606,7 @@
           <w:color w:val="1a1a1a"/>
           <w:rtl w:val="0"/>
         </w:rPr>
-        <w:t>The measure is stated precisely, not overstated. Every posting publishes its required skills, so partial credit does not stop an applicant adding them, and no such claim is made; what it does is attach a cost and give the recruiter evidence to ask about it. On a posting requiring four skills, an applicant holding one who adds the other three without sources reaches 81, not 100. For the same reason the applicant is told how many required skills are absent and of what kind, not which ones: naming them supplies the exact wording to copy, turning an explanation into an instruction, whereas a count and category still let an applicant who holds the skill find it in the posting.</w:t>
+        <w:t>The measure is stated precisely, not overstated. Every posting publishes its required skills, so partial credit does not stop an applicant adding them, and no such claim is made; what it does is attach a cost and give the recruiter evidence to ask about it. On a posting requiring four skills, an applicant holding one who adds the other three without sources reaches 81, not 100. For the same reason the applicant is told how many required skills are absent and of what kind, not which ones. Naming them would supply the exact wording to copy, turning an explanation into an instruction. A count and a category still let an applicant who holds the skill find it in the posting.</w:t>
       </w:r>
     </w:p>
     <w:p>
@@ -5642,43 +5642,43 @@
           <w:color w:val="1a1a1a"/>
           <w:rtl w:val="0"/>
         </w:rPr>
-        <w:t>Each applicant record holds two resumes, both scored, but only one ranks the applicant. The structured resume built inside the system is the sole input to ranking, because its fields are unambiguous and correctable. The optional uploaded file is stored, forwarded to the recruiter, and shown beside it; it is also read into the same fields and scored by the same formula, so the applicant can see what automated reading makes of their document, but that second score never orders a recruiter’s list. This lets the system offer ATS-style screening support and show how much of a document survives automated reading, without reproducing the parsing failures that eliminate capable candidates elsewhere. A document that cannot be read at all is recorded with a reason and shown no score, not a zero. The comparison is illustrative, not a measurement of any commercial system: a low score on an uploaded file may reflect the document’s formatting or a failure of extraction, which the system cannot distinguish, and it is reported as how the document reads to software, not as a prediction of any specific employer’s system.</w:t>
-      </w:r>
-    </w:p>
-    <w:p>
-      <w:pPr>
-        <w:spacing w:line="480" w:lineRule="auto"/>
-        <w:ind w:firstLine="720"/>
-        <w:jc w:val="both"/>
-        <w:rPr>
-          <w:sz w:val="20"/>
-          <w:szCs w:val="20"/>
-        </w:rPr>
-      </w:pPr>
-      <w:r>
-        <w:rPr>
-          <w:color w:val="1a1a1a"/>
-          <w:rtl w:val="0"/>
-        </w:rPr>
-        <w:t>The score by which applicants are ordered is the score recorded at the moment the application was submitted, and not the score the resume would obtain if it were computed again. A resume edited after an application has been sent therefore cannot alter the order of a shortlist a recruiter has already worked through. The current score is still computed when that list is displayed, but only in order to report the difference. Where a resume has changed, the recruiter is shown what it would score now and by how much it has moved. An applicant who has genuinely improved their resume therefore appears as a labelled change, rather than as an unexplained movement in the ranking.</w:t>
-      </w:r>
-    </w:p>
-    <w:p>
-      <w:pPr>
-        <w:spacing w:line="480" w:lineRule="auto"/>
-        <w:ind w:firstLine="720"/>
-        <w:jc w:val="both"/>
-        <w:rPr>
-          <w:sz w:val="20"/>
-          <w:szCs w:val="20"/>
-        </w:rPr>
-      </w:pPr>
-      <w:r>
-        <w:rPr>
-          <w:color w:val="1a1a1a"/>
-          <w:rtl w:val="0"/>
-        </w:rPr>
-        <w:t>Where a recruiter records a decision not to proceed, they may select a reason from a closed list of eight. The list is closed so that outcomes can be counted rather than read, and the field is optional, because a recruiter required to choose one in order to proceed would select the first available value. The reason is shown to the applicant, in wording addressed to them rather than in the terms used for internal records. What is not disclosed to the applicant is which member of staff made the decision: the applicant learns what was decided, not who decided it. Recruiters may also record internal notes on an application; these are visible to the employer’s own staff and are returned by no route available to the applicant.</w:t>
+        <w:t>Each applicant record holds two resumes, both scored, but only one ranks the applicant. The structured resume built inside the system is the sole input to ranking, because its fields are unambiguous and correctable. The optional uploaded file is stored, forwarded to the recruiter, and shown beside it. It is also read into the same fields and scored by the same formula, so the applicant can see what automated reading makes of their document. That second score never orders a recruiter’s list. This lets the system offer ATS-style screening support and show how much of a document survives automated reading, without reproducing the parsing failures that eliminate capable candidates elsewhere. A document that cannot be read at all is recorded with a reason and shown no score, not a zero. The comparison is illustrative, not a measurement of any commercial system. A low score on an uploaded file may reflect the document’s formatting, or a failure of extraction, and the system cannot distinguish between the two. It is reported as how the document reads to software, not as a prediction of any specific employer’s system.</w:t>
+      </w:r>
+    </w:p>
+    <w:p>
+      <w:pPr>
+        <w:spacing w:line="480" w:lineRule="auto"/>
+        <w:ind w:firstLine="720"/>
+        <w:jc w:val="both"/>
+        <w:rPr>
+          <w:sz w:val="20"/>
+          <w:szCs w:val="20"/>
+        </w:rPr>
+      </w:pPr>
+      <w:r>
+        <w:rPr>
+          <w:color w:val="1a1a1a"/>
+          <w:rtl w:val="0"/>
+        </w:rPr>
+        <w:t>The score by which applicants are ordered is the score recorded at the moment the application was submitted, and not the score the resume would obtain if it were computed again. A resume edited after an application has been sent therefore cannot alter the order of a shortlist a recruiter has already worked through. The current score is still computed when that list is displayed, but only to report the difference. Where a resume has changed, the recruiter is shown what it would score now and by how much it has moved. An applicant who has genuinely improved their resume therefore appears as a labelled change, rather than as an unexplained movement in the ranking.</w:t>
+      </w:r>
+    </w:p>
+    <w:p>
+      <w:pPr>
+        <w:spacing w:line="480" w:lineRule="auto"/>
+        <w:ind w:firstLine="720"/>
+        <w:jc w:val="both"/>
+        <w:rPr>
+          <w:sz w:val="20"/>
+          <w:szCs w:val="20"/>
+        </w:rPr>
+      </w:pPr>
+      <w:r>
+        <w:rPr>
+          <w:color w:val="1a1a1a"/>
+          <w:rtl w:val="0"/>
+        </w:rPr>
+        <w:t>Where a recruiter records a decision not to proceed, they may select a reason from a closed list of eight. The list is closed so that outcomes can be counted rather than read, and the field is optional, because a recruiter obliged to choose one before proceeding would select the first available value. The reason is shown to the applicant, in wording addressed to them rather than in the terms used for internal records. What is not disclosed to the applicant is which member of staff made the decision: the applicant learns what was decided, not who decided it. Recruiters may also record internal notes on an application; these are visible to the employer’s own staff and are returned by no route available to the applicant.</w:t>
       </w:r>
     </w:p>
     <w:p>
@@ -6267,43 +6267,43 @@
           <w:color w:val="1a1a1a"/>
           <w:rtl w:val="0"/>
         </w:rPr>
-        <w:t>The system is verified at three levels. The first is automated regression testing, which covers six areas and runs in full on every change to the source code. Forty-nine tests cover the matching engine. They check the weighting of each component, the boundaries of the three tiers, the treatment of unspecified requirements, and the rounding rule. A randomised sweep of 500 generated resume-and-posting pairs confirms that the browser and the server implementations of the scoring function agree exactly. Further checks confirm that the skill vocabulary never equates two genuinely different skills, and that a matched skill for which no source was named contributes half rather than a whole. On the per-posting weights, the suite checks three things. A posting carrying its own weights is scored with them, while one carrying none follows the site defaults. A malformed set falls back to those defaults rather than rescaling the score. A component held at the ten percent floor can still separate two applicants. A final check confirms that every skill in the seeded catalogue is stored under the same canonical form the engine itself would compute, so that a synonym entered in a resume cannot fail to match the posting requiring it. Fifty-two tests start the real server against a temporary PostgreSQL database and drive it over HTTP. They verify registration and sign-in, and role-based access control. They confirm that one applicant cannot read or modify another applicant's resume, and that a recruiter only ever sees applications belonging to their own company. They cover the prevention of duplicate applications to the same posting and the conditions under which an application may be withdrawn. They confirm that the ranking score is produced from the structured resume alone, and that a file which could not be read yields no score rather than a zero. They confirm that a stated source must correspond to an entry the resume actually contains, and that an applicant is shown the reason recorded for a decision but never the name of the staff member who made it. Finally, they confirm the refusal of any set of posting weights that does not total 100 percent or that puts a component below the ten percent floor. Ten tests confirm that every message the system sends is actually delivered, by receiving them from a local mail server. These are the verification and password-reset codes, the recruiter's new-application notice, status changes, job alerts and interview invitations. The same tests confirm that nothing is sent to an applicant who has switched notifications off, or to an address with no account. A further ten tests cover the optional resume-extraction feature, run against a local stand-in for the language model service. They confirm above all that the model's output is treated as untrusted. A malformed or hostile reply cannot place unbounded text, invalid education levels or implausible quantities into an applicant's resume. No score is ever returned from that route, because extraction and scoring are separate steps. A fifth suite of thirteen tests drives the browser-side demo implementation and the real server through the same operations, and asserts that they agree. They must agree on what is permitted, on the scores produced, and on the rule that neither may invent a score for a document it could not read. A sixth suite of twenty-six tests covers the rule-based document reader, which reads an uploaded resume into structured fields without a language model. Among other things it confirms that a date range naming no months is counted as whole years rather than calendar years. It also confirms that a document from which nothing could be read returns a failure, rather than an empty resume that would score a confident zero. One hundred and sixty automated tests run in total, through a continuous integration workflow that also builds the front end and type-checks the server, so that a regression is detected before it can reach the deployed system.</w:t>
-      </w:r>
-    </w:p>
-    <w:p>
-      <w:pPr>
-        <w:spacing w:line="480" w:lineRule="auto"/>
-        <w:ind w:firstLine="720"/>
-        <w:jc w:val="both"/>
-        <w:rPr>
-          <w:sz w:val="20"/>
-          <w:szCs w:val="20"/>
-        </w:rPr>
-      </w:pPr>
-      <w:r>
-        <w:rPr>
-          <w:color w:val="1a1a1a"/>
-          <w:rtl w:val="0"/>
-        </w:rPr>
-        <w:t>The second level is a browser walkthrough. Several scripted runs drive the complete interface in a real browser the way a user would, making over a hundred and twenty individual checks between them. They cover all three account types and every page. Among them are the resume builder and its design choices, applying to an opening, the recruiter's ranked applicant list, the file upload and its limits, the light and dark display modes, and the layout at a 390-pixel phone width. They fail on any error the browser reports. These catch what unit tests cannot: a page that renders blank, or a control that silently stops working.</w:t>
-      </w:r>
-    </w:p>
-    <w:p>
-      <w:pPr>
-        <w:spacing w:line="480" w:lineRule="auto"/>
-        <w:ind w:firstLine="720"/>
-        <w:jc w:val="both"/>
-        <w:rPr>
-          <w:sz w:val="20"/>
-          <w:szCs w:val="20"/>
-        </w:rPr>
-      </w:pPr>
-      <w:r>
-        <w:rPr>
-          <w:color w:val="1a1a1a"/>
-          <w:rtl w:val="0"/>
-        </w:rPr>
-        <w:t xml:space="preserve">The third level is evaluation with actual users. The completed system is assessed using the ISO 25010 standard, focusing on usability, functionality, and reliability. User acceptance testing will be done with both target user groups  job seekers and HR personnel  to check whether the system is effective for each of them and to gather feedback before the final deployment.</w:t>
+        <w:t>The system is verified at three levels. The first is automated regression testing, which covers six areas and runs in full on every change to the source code. Forty-nine tests cover the matching engine. They check the weighting of each component, the boundaries of the three tiers, the treatment of unspecified requirements, and the rounding rule. A randomised sweep of 500 generated resume-and-posting pairs confirms that the browser and the server implementations of the scoring function agree exactly. Further checks confirm that the skill vocabulary never equates two genuinely different skills, and that a matched skill for which no source was named contributes half rather than a whole. On the per-posting weights, the suite checks three things. A posting carrying its own weights is scored with them, while one carrying none follows the site defaults. A malformed set falls back to those defaults rather than rescaling the score. A component held at the ten percent floor can still separate two applicants. A final check confirms that every skill in the seeded catalogue is stored under the same canonical form the engine itself would compute, so that a synonym entered in a resume cannot fail to match the posting requiring it. Fifty-two tests start the real server against a temporary PostgreSQL database and drive it over HTTP. They verify registration and sign-in, and role-based access control. They confirm that one applicant cannot read or modify another applicant’s resume, and that a recruiter only ever sees applications belonging to their own company. They cover the prevention of duplicate applications to the same posting and the conditions under which an application may be withdrawn. They confirm that the ranking score is produced from the structured resume alone, and that a file which could not be read yields no score rather than a zero. They confirm that a stated source must correspond to an entry the resume actually contains, and that an applicant is shown the reason recorded for a decision but never the name of the staff member who made it. Finally, they confirm the refusal of any set of posting weights that does not total 100 percent or that puts a component below the ten percent floor. Ten tests confirm that every message the system sends is actually delivered, by receiving them from a local mail server. These are the verification and password-reset codes, the recruiter’s new-application notice, status changes, job alerts and interview invitations. The same tests confirm that nothing is sent to an applicant who has switched notifications off, or to an address with no account. A further ten tests cover the optional resume-extraction feature, run against a local stand-in for the language model service. They confirm above all that the model’s output is treated as untrusted. A malformed or hostile reply cannot place unbounded text, invalid education levels or implausible quantities into an applicant’s resume. No score is ever returned from that route, because extraction and scoring are separate steps. A fifth suite of thirteen tests drives the browser-side demo implementation and the real server through the same operations, and asserts that they agree. They must agree on what is permitted, on the scores produced, and on the rule that neither may invent a score for a document it could not read. A sixth suite of twenty-six tests covers the rule-based document reader, which reads an uploaded resume into structured fields without a language model. Among other things it confirms that a date range naming no months is counted as whole years rather than calendar years. It also confirms that a document from which nothing could be read returns a failure, rather than an empty resume that would score a confident zero. One hundred and sixty automated tests run in total, through a continuous integration workflow that also builds the front end and type-checks the server, so that a regression is detected before it can reach the deployed system.</w:t>
+      </w:r>
+    </w:p>
+    <w:p>
+      <w:pPr>
+        <w:spacing w:line="480" w:lineRule="auto"/>
+        <w:ind w:firstLine="720"/>
+        <w:jc w:val="both"/>
+        <w:rPr>
+          <w:sz w:val="20"/>
+          <w:szCs w:val="20"/>
+        </w:rPr>
+      </w:pPr>
+      <w:r>
+        <w:rPr>
+          <w:color w:val="1a1a1a"/>
+          <w:rtl w:val="0"/>
+        </w:rPr>
+        <w:t>The second level is a browser walkthrough. Several scripted runs drive the complete interface in a real browser the way a user would, making over a hundred and twenty individual checks between them. They cover all three account types and every page. Among them are the resume builder and its design choices, applying to an opening, the recruiter’s ranked applicant list, the file upload and its limits, the light and dark display modes, and the layout at a 390-pixel phone width. They fail on any error the browser reports. These catch what unit tests cannot: a page that renders blank, or a control that silently stops working.</w:t>
+      </w:r>
+    </w:p>
+    <w:p>
+      <w:pPr>
+        <w:spacing w:line="480" w:lineRule="auto"/>
+        <w:ind w:firstLine="720"/>
+        <w:jc w:val="both"/>
+        <w:rPr>
+          <w:sz w:val="20"/>
+          <w:szCs w:val="20"/>
+        </w:rPr>
+      </w:pPr>
+      <w:r>
+        <w:rPr>
+          <w:color w:val="1a1a1a"/>
+          <w:rtl w:val="0"/>
+        </w:rPr>
+        <w:t>The third level is evaluation with actual users. The completed system is assessed using the ISO 25010 standard, focusing on usability, functionality, and reliability. User acceptance testing will be done with both target user groups (job seekers and HR personnel) to check whether the system is effective for each of them and to gather feedback before the final deployment.</w:t>
       </w:r>
       <w:r>
         <w:rPr>
@@ -6406,7 +6406,7 @@
           <w:color w:val="1a1a1a"/>
           <w:rtl w:val="0"/>
         </w:rPr>
-        <w:t>Respondents are drawn from two groups matching the two public account types. The first is job seekers, defined by their position rather than employment status. They comprise the five categories recorded by the first item of Instrument A: students preparing for OJT or internship, students graduating within the year, fresh graduates seeking a first job, people who have worked before and are looking again, and employed people seeking different work. All five prepare a resume and apply, and the group's composition is reported with the findings rather than assumed. The second is HR personnel and recruiters, drawn primarily from the Human Resources department of Clark Outsourcing in Clark Freeport Zone, Pampanga, and supplemented if needed by university staff who perform recruitment-related functions, with the researchers reporting how many came from each.</w:t>
+        <w:t>Respondents are drawn from two groups matching the two public account types. The first is job seekers, defined by their position rather than employment status. They comprise the five categories recorded by the first item of Instrument A: students preparing for OJT or internship, students graduating within the year, fresh graduates seeking a first job, people who have worked before and are looking again, and employed people seeking different work. All five prepare a resume and apply, and the group’s composition is reported with the findings rather than assumed. The second is HR personnel and recruiters, drawn primarily from the Human Resources department of Clark Outsourcing in Clark Freeport Zone, Pampanga, and supplemented if needed by university staff who perform recruitment-related functions, with the researchers reporting how many came from each.</w:t>
       </w:r>
     </w:p>
     <w:p>
@@ -6442,7 +6442,7 @@
           <w:color w:val="1a1a1a"/>
           <w:rtl w:val="0"/>
         </w:rPr>
-        <w:t>Forty refers to respondents who complete both instruments. Because the paired comparison requires the same respondent to have answered before and after, and because the two are administered on separate occasions, a respondent who completes only one contributes nothing to that comparison rather than half of it. Between fifty-five and sixty job seekers are therefore invited in order to obtain forty complete pairs. The instruments are linked by a respondent-generated code, and no list mapping codes to individuals is kept. A pair that cannot be matched therefore cannot be recovered afterwards. The code is one the respondent constructs from information they can reproduce, and it is requested twice on the second instrument for that reason.</w:t>
+        <w:t>Forty refers to respondents who complete both instruments. Because the paired comparison requires the same respondent to have answered before and after, and because the two are administered on separate occasions, a respondent who completes only one contributes nothing to that comparison rather than half of it. Between fifty-five and sixty job seekers are therefore invited to obtain forty complete pairs. The instruments are linked by a respondent-generated code, and no list mapping codes to individuals is kept. A pair that cannot be matched therefore cannot be recovered afterwards. The code is one the respondent constructs from information they can reproduce, and it is requested twice on the second instrument for that reason.</w:t>
       </w:r>
     </w:p>
     <w:p>
@@ -6604,7 +6604,7 @@
           <w:color w:val="1a1a1a"/>
           <w:rtl w:val="0"/>
         </w:rPr>
-        <w:t>The instruments used in this study are five researcher-developed instruments composed entirely of closed items. They were written by the researchers for this study; they are not taken from a published questionnaire. Four item formats are used. Multiple choice, where the respondent selects one option. Checklists, where the respondent may select any number. A five-point agreement scale, from 1, strongly disagree, to 5, strongly agree. And a single ranking task, in which the respondent places five items in order. No item asks the respondent to write prose; a ranking is a selection among possible orderings rather than an open response. The ISO/IEC 25010 software quality model (International Organization for Standardization, 2023) is used as the framework that determines what the evaluation asks about, in three of its eight characteristics: functional suitability, usability, and reliability. Functional suitability means whether the system does what it is supposed to do, completely and correctly. Usability means how easy the system is to recognise, learn, and operate, and how well it protects the user from mistakes. Reliability means whether the system works consistently, stays available, and allows the user to continue when something goes wrong. Each rated item in the two post-use instruments is written against one of these characteristics and is labelled with it in Appendix A, so that a mean can be computed per characteristic.  Not every rated item belongs to a quality characteristic. Two kinds of item are deliberately excluded from the quality means. The first describes the respondent rather than the system. The second is worded so that agreement is not a good outcome, such as items asking whether the system placed an applicant higher or lower than the recruiter would have. Both are reported as distributions instead. Averaging them with the quality items would produce a figure that means nothing. Appendix A marks which items are included in which mean.  The three characteristics are not evidenced equally by this design, and the instruments are written accordingly. Functional suitability and usability are well suited to a single session, because a respondent who has built a resume, applied to a posting and read a score can rate those experiences directly. Reliability concerns behaviour over time, which a session of twenty to thirty minutes cannot establish. The reliability items therefore ask respondents to rate what they encountered during their own use. The results are reported as reliability as experienced within a single session, not as an assessment of the system's reliability in service. Reliability over time is addressed instead through the automated regression testing and browser walkthroughs described under Development and Testing.</w:t>
+        <w:t>The instruments used in this study are five researcher-developed instruments composed entirely of closed items. They were written by the researchers for this study; they are not taken from a published questionnaire. Four item formats are used. Multiple choice, where the respondent selects one option. Checklists, where the respondent may select any number. A five-point agreement scale, from 1, strongly disagree, to 5, strongly agree. And a single ranking task, in which the respondent places five items in order. No item asks the respondent to write prose; a ranking is a selection among possible orderings rather than an open response. The ISO/IEC 25010 software quality model (International Organization for Standardization, 2023) is used as the framework that determines what the evaluation asks about, in three of its eight characteristics: functional suitability, usability, and reliability. Functional suitability means whether the system does what it is supposed to do, completely and correctly. Usability means how easy the system is to recognise, learn, and operate, and how well it protects the user from mistakes. Reliability means whether the system works consistently, stays available, and allows the user to continue when something goes wrong. Each rated item in the two post-use instruments is written against one of these characteristics and is labelled with it in Appendix A, so that a mean can be computed per characteristic.  Not every rated item belongs to a quality characteristic. Two kinds of item are deliberately excluded from the quality means. The first describes the respondent rather than the system. The second is worded so that agreement is not a good outcome, such as items asking whether the system placed an applicant higher or lower than the recruiter would have. Both are reported as distributions instead. Averaging them with the quality items would produce a figure that means nothing. Appendix A marks which items are included in which mean.  The three characteristics are not evidenced equally by this design, and the instruments are written accordingly. Functional suitability and usability are well suited to a single session, because a respondent who has built a resume, applied to a posting and read a score can rate those experiences directly. Reliability concerns behaviour over time, which a session of twenty to thirty minutes cannot establish. The reliability items therefore ask respondents to rate what they encountered during their own use. The results are reported as reliability as experienced within a single session, not as an assessment of the system’s reliability in service. Reliability over time is addressed instead through the automated regression testing and browser walkthroughs described under Development and Testing.</w:t>
       </w:r>
     </w:p>
     <w:p>
@@ -6730,7 +6730,7 @@
           <w:color w:val="1a1a1a"/>
           <w:rtl w:val="0"/>
         </w:rPr>
-        <w:t>Before administration, the instruments will be reviewed for content validity by the research adviser. The adviser will judge each item against the research question or quality characteristic it is written for. Items judged not essential to what the instrument claims to measure will be reworded or removed (Lawshe, 1975). The instruments will then be pilot-tested with three to five respondents who are not part of the sample. Any item that pilot respondents misread, or whose options did not contain an answer they wanted to give, will be reworded before distribution. Internal consistency will be computed once responses are collected and reported as Cronbach's alpha for each group of rated items belonging to one quality characteristic (Cronbach, 1951); a value below 0.70 will be reported as such rather than omitted. The complete instruments appear in Appendix A.</w:t>
+        <w:t>Before administration, the instruments will be reviewed for content validity by the research adviser. The adviser will judge each item against the research question or quality characteristic it is written for. Items judged not essential to what the instrument claims to measure will be reworded or removed (Lawshe, 1975). The instruments will then be pilot-tested with three to five respondents who are not part of the sample. Any item that pilot respondents misread, or whose options did not contain an answer they wanted to give, will be reworded before distribution. Internal consistency will be computed once responses are collected and reported as Cronbach’s alpha for each group of rated items belonging to one quality characteristic (Cronbach, 1951); a value below 0.70 will be reported as such rather than omitted. The complete instruments appear in Appendix A.</w:t>
       </w:r>
     </w:p>
     <w:p>
@@ -6869,25 +6869,25 @@
           <w:color w:val="1a1a1a"/>
           <w:rtl w:val="0"/>
         </w:rPr>
-        <w:t>Items 15 to 17 of Instrument B ask recruiters three things. They name which of the three components matters most, select the allocation of one hundred points closest to how they actually screen, and rate whether that balance should be the same for every opening. The responses may therefore diverge from the weighting the system uses. The researchers commit in advance to how such a divergence is handled. The default weights of 50 percent for skills and 25 percent each for education and experience are the researchers' own, and they are not adjusted in response to the requirement-analysis results, because those defaults are precisely what the study is asking recruiters to judge. Any divergence between the allocation recruiters select and the researchers' weighting is reported as a finding, as the distribution of allocations chosen against the default the system uses. The system does, however, allow a recruiter to set a different balance on an individual opening, within the constraint that the three weights total 100 percent and that none falls below 10 percent. Where a recruiter exercises this, the weighting they chose is recorded against that posting and reported alongside their questionnaire responses. The researchers treat that as evidence rather than as interference. What a recruiter does when handed control of the balance answers the question items 15 to 17 ask more directly than what they say about it in the abstract. Taken together, the two are the principal evidence this study offers on whether the weighting reflects how screening is actually done. The cost of allowing it is stated plainly under Limitations of the Study: applicants who applied to differently weighted openings were not scored on an identical scale, and the respondents in the evaluation did not all encounter identically weighted scoring. The weights and thresholds are stored as configuration rather than in program code, so a partner company adopting the system afterwards may retune the defaults themselves without redevelopment.</w:t>
-      </w:r>
-    </w:p>
-    <w:p>
-      <w:pPr>
-        <w:spacing w:line="480" w:lineRule="auto"/>
-        <w:ind w:firstLine="720"/>
-        <w:jc w:val="both"/>
-        <w:rPr>
-          <w:sz w:val="20"/>
-          <w:szCs w:val="20"/>
-        </w:rPr>
-      </w:pPr>
-      <w:r>
-        <w:rPr>
-          <w:color w:val="1a1a1a"/>
-          <w:rtl w:val="0"/>
-        </w:rPr>
-        <w:t>The two evaluation instruments will be distributed after the system is completed. Each respondent will first be given a task sheet listing the activities they are asked to carry out. Job seekers build and export a resume, browse openings, apply, and read the resulting match score. HR personnel create a posting, review the ranked applicants, and update an application status. Respondents will complete these tasks themselves. No member of the research team will demonstrate the system for them or sit beside them while they answer, because a respondent answering in the presence of the person who built the system is likely to answer more favourably than they otherwise would. The researchers will remain available only to assist with technical failures. Once the tasks are complete, the respondent is given the link to the evaluation instrument and answers it alone. HR respondents then complete Instrument E in the same session. They are given one posting and five resumes for it, with no scores shown, and are asked in what order they would read them. The system's own ranking of those five is prepared in advance and kept out of sight until the recruiter has finished, so that it cannot influence the order they give. The same posting and the same five resumes are used for every recruiter.</w:t>
+        <w:t>Items 15 to 17 of Instrument B ask recruiters three things. They name which of the three components matters most, select the allocation of one hundred points closest to how they actually screen, and rate whether that balance should be the same for every opening. The responses may therefore diverge from the weighting the system uses. The researchers commit in advance to how such a divergence is handled. The default weights of 50 percent for skills and 25 percent each for education and experience are the researchers’ own, and they are not adjusted in response to the requirement-analysis results, because those defaults are precisely what the study is asking recruiters to judge. Any divergence between the allocation recruiters select and the researchers’ weighting is reported as a finding, as the distribution of allocations chosen against the default the system uses. The system does, however, allow a recruiter to set a different balance on an individual opening, within the constraint that the three weights total 100 percent and that none falls below 10 percent. Where a recruiter exercises this, the weighting they chose is recorded against that posting and reported alongside their questionnaire responses. The researchers treat that as evidence rather than as interference. What a recruiter does when handed control of the balance answers the question items 15 to 17 ask more directly than what they say about it in the abstract. Taken together, the two are the principal evidence this study offers on whether the weighting reflects how screening is actually done. The cost of allowing it is stated plainly under Limitations of the Study: applicants who applied to differently weighted openings were not scored on an identical scale, and the respondents in the evaluation did not all encounter identically weighted scoring. The weights and thresholds are stored as configuration rather than in program code, so a partner company adopting the system afterwards may retune the defaults themselves without redevelopment.</w:t>
+      </w:r>
+    </w:p>
+    <w:p>
+      <w:pPr>
+        <w:spacing w:line="480" w:lineRule="auto"/>
+        <w:ind w:firstLine="720"/>
+        <w:jc w:val="both"/>
+        <w:rPr>
+          <w:sz w:val="20"/>
+          <w:szCs w:val="20"/>
+        </w:rPr>
+      </w:pPr>
+      <w:r>
+        <w:rPr>
+          <w:color w:val="1a1a1a"/>
+          <w:rtl w:val="0"/>
+        </w:rPr>
+        <w:t>The two evaluation instruments will be distributed after the system is completed. Each respondent will first be given a task sheet listing the activities they are asked to carry out. Job seekers build and export a resume, browse openings, apply, and read the resulting match score. HR personnel create a posting, review the ranked applicants, and update an application status. Respondents will complete these tasks themselves. No member of the research team will demonstrate the system for them or sit beside them while they answer, because a respondent answering in the presence of the person who built the system is likely to answer more favourably than they otherwise would. The researchers will remain available only to assist with technical failures. Once the tasks are complete, the respondent is given the link to the evaluation instrument and answers it alone. HR respondents then complete Instrument E in the same session. They are given one posting and five resumes for it, with no scores shown, and are asked in what order they would read them. The system’s own ranking of those five is prepared in advance and kept out of sight until the recruiter has finished, so that it cannot influence the order they give. The same posting and the same five resumes are used for every recruiter.</w:t>
       </w:r>
     </w:p>
     <w:p>
@@ -7079,7 +7079,7 @@
           <w:color w:val="1a1a1a"/>
           <w:rtl w:val="0"/>
         </w:rPr>
-        <w:t>System Usability Scale. Scored by its own published procedure, and not by the five-point interpretation above. For each odd-numbered item subtract one from the response, and for each even-numbered item subtract the response from five. Sum the ten adjusted values and multiply by two and a half, giving a score from nought to one hundred. The mean and standard deviation across respondents are reported, together with the count. The mean is reported beside the benchmark of approximately 70 established by Bangor, Kortum and Miller (2008). That is the only comparison in this study against a figure produced outside it. Two limits on that comparison are stated with it rather than left implicit: the benchmark describes software in general rather than recruitment systems, and a mean computed over this study's respondents in a single session is not equivalent to one accumulated across many studies. The scale is deliberately not averaged with the ISO/IEC 25010 items: it is a separate instrument on a separate scale, and combining them would produce a figure belonging to neither.</w:t>
+        <w:t>System Usability Scale. Scored by its own published procedure, and not by the five-point interpretation above. For each odd-numbered item subtract one from the response, and for each even-numbered item subtract the response from five. Sum the ten adjusted values and multiply by two and a half, giving a score from nought to one hundred. The mean and standard deviation across respondents are reported, together with the count. The mean is reported beside the benchmark of approximately 70 established by Bangor, Kortum and Miller (2008). That is the only comparison in this study against a figure produced outside it. Two limits on that comparison are stated with it rather than left implicit: the benchmark describes software in general rather than recruitment systems, and a mean computed over this study’s respondents in a single session is not equivalent to one accumulated across many studies. The scale is deliberately not averaged with the ISO/IEC 25010 items: it is a separate instrument on a separate scale, and combining them would produce a figure belonging to neither.</w:t>
       </w:r>
     </w:p>
     <w:p>
@@ -7275,25 +7275,25 @@
           <w:color w:val="1a1a1a"/>
           <w:rtl w:val="0"/>
         </w:rPr>
-        <w:t>One property of this design requires acknowledgement under the same heading. The study is deliberately paired: the same respondents rate their existing experience in the first instrument and then, later, rate the system in the second. This means the post-use ratings are not independent of the earlier ones. A job seeker asked to rate how difficult they find each part of writing a resume has been made to attend to those difficulties before ever opening the system. An HR respondent asked to allocate weight across skills, education and experience has been prompted to think explicitly about weighting, before encountering a system that weights. The researchers treat the post-use responses as ratings from informed rather than naive users, and report them as such. The alternative would be to recruit separate groups for the two stages. That would remove the priming, but it would also remove the ability to compare the same person's account of the problem with their rating of the proposed solution. That comparison is the one this study is most interested in.</w:t>
-      </w:r>
-    </w:p>
-    <w:p>
-      <w:pPr>
-        <w:spacing w:line="480" w:lineRule="auto"/>
-        <w:ind w:firstLine="720"/>
-        <w:jc w:val="both"/>
-        <w:rPr>
-          <w:sz w:val="20"/>
-          <w:szCs w:val="20"/>
-        </w:rPr>
-      </w:pPr>
-      <w:r>
-        <w:rPr>
-          <w:color w:val="1a1a1a"/>
-          <w:rtl w:val="0"/>
-        </w:rPr>
-        <w:t>Internal consistency concerns whether items intended to measure the same thing produce similar answers. Cronbach's alpha will be computed for each group of rated items belonging to one quality characteristic, and reported with the findings (Cronbach, 1951). A value below 0.70 will be reported as it stands, together with the items that caused it. It will not be omitted, nor corrected by dropping items after the fact. Dropping an item because it lowered alpha, without saying so, would make the reported figure describe an instrument that was never administered.</w:t>
+        <w:t>One property of this design requires acknowledgement under the same heading. The study is deliberately paired: the same respondents rate their existing experience in the first instrument and then, later, rate the system in the second. This means the post-use ratings are not independent of the earlier ones. A job seeker asked to rate how difficult they find each part of writing a resume has been made to attend to those difficulties before ever opening the system. An HR respondent asked to allocate weight across skills, education and experience has been prompted to think explicitly about weighting, before encountering a system that weights. The researchers treat the post-use responses as ratings from informed rather than naive users, and report them as such. The alternative would be to recruit separate groups for the two stages. That would remove the priming, but it would also remove the ability to compare the same person’s account of the problem with their rating of the proposed solution. That comparison is the one this study is most interested in.</w:t>
+      </w:r>
+    </w:p>
+    <w:p>
+      <w:pPr>
+        <w:spacing w:line="480" w:lineRule="auto"/>
+        <w:ind w:firstLine="720"/>
+        <w:jc w:val="both"/>
+        <w:rPr>
+          <w:sz w:val="20"/>
+          <w:szCs w:val="20"/>
+        </w:rPr>
+      </w:pPr>
+      <w:r>
+        <w:rPr>
+          <w:color w:val="1a1a1a"/>
+          <w:rtl w:val="0"/>
+        </w:rPr>
+        <w:t>Internal consistency concerns whether items intended to measure the same thing produce similar answers. Cronbach’s alpha will be computed for each group of rated items belonging to one quality characteristic, and reported with the findings (Cronbach, 1951). A value below 0.70 will be reported as it stands, together with the items that caused it. It will not be omitted, nor corrected by dropping items after the fact. Dropping an item because it lowered alpha, without saying so, would make the reported figure describe an instrument that was never administered.</w:t>
       </w:r>
     </w:p>
     <w:p>
@@ -7397,48 +7397,48 @@
           <w:color w:val="1a1a1a"/>
           <w:rtl w:val="0"/>
         </w:rPr>
-        <w:t>All information collected from the respondents will be kept private and will only be used for this study. No personal data will be shared with anyone outside the research team. Because the system itself stores applicant information such as personal details, educational background, and work history, the system is designed and operated in accordance with the Data Privacy Act of 2012 (Republic Act No. 10173; Republic of the Philippines, 2012). Applicant data is collected only for resume creation and job matching. It becomes visible to a recruiter only when the applicant applies to that company's posting. Passwords are never stored in readable form, but only as one-way hashes, and registration requires the applicant to confirm ownership of the email address given. Access to every part of the system is controlled by the role of the signed-in account, so that one applicant can never read another applicant's resume, and a recruiter can never see applications belonging to another company. Exercising the rights granted by the Act, any applicant may download a copy of all data the system holds about them and may permanently delete their account and its contents from within the system itself.</w:t>
-      </w:r>
-    </w:p>
-    <w:p>
-      <w:pPr>
-        <w:spacing w:line="480" w:lineRule="auto"/>
-        <w:ind w:firstLine="720"/>
-        <w:jc w:val="both"/>
-        <w:rPr>
-          <w:sz w:val="20"/>
-          <w:szCs w:val="20"/>
-        </w:rPr>
-      </w:pPr>
-      <w:r>
-        <w:rPr>
-          <w:color w:val="1a1a1a"/>
-          <w:rtl w:val="0"/>
-        </w:rPr>
-        <w:t xml:space="preserve">The system includes one optional feature that transmits applicant data to a third party, and this is disclosed to the applicant before it is used. An applicant who chooses to upload an existing resume file for automatic extraction has the contents of that file sent to an external language model service (Google's Gemini API), which returns the details it recognises so that they can prefill the builder. The privacy page of the system states plainly what the feature does, where the file is sent, and that the applicant may simply type their information by hand instead; nothing is saved until the applicant has reviewed and approved the extracted values. No other applicant data leaves the system, and this service takes no part in scoring, ranking, or recommending.</w:t>
-      </w:r>
-      <w:r>
-        <w:rPr>
-          <w:rtl w:val="0"/>
-        </w:rPr>
-      </w:r>
-    </w:p>
-    <w:p>
-      <w:pPr>
-        <w:spacing w:line="480" w:lineRule="auto"/>
-        <w:ind w:firstLine="720"/>
-        <w:jc w:val="both"/>
-        <w:rPr>
-          <w:sz w:val="20"/>
-          <w:szCs w:val="20"/>
-        </w:rPr>
-      </w:pPr>
-      <w:r>
-        <w:rPr>
-          <w:color w:val="1a1a1a"/>
-          <w:rtl w:val="0"/>
-        </w:rPr>
-        <w:t>Two further safeguards address the fairness concerns raised by automated screening. First, the system never automatically rejects an applicant. A low score changes what the system recommends, never whether the application is received. Every change to an application's status is recorded together with the name of the recruiter who made it, so that responsibility for every decision rests with an identifiable person. Second, the scoring is transparent to the person being scored. The weights are published within the system, and each applicant can see the score any posting gives them. The system states how many required skills are absent and of what kind, together with the reason recorded for a decision where a recruiter records one. Applicants are therefore told where they fall short, rather than being silently filtered out.</w:t>
+        <w:t>All information collected from the respondents will be kept private and will only be used for this study. No personal data will be shared with anyone outside the research team. Because the system itself stores applicant information such as personal details, educational background, and work history, the system is designed and operated in accordance with the Data Privacy Act of 2012 (Republic Act No. 10173; Republic of the Philippines, 2012). Applicant data is collected only for resume creation and job matching. It becomes visible to a recruiter only when the applicant applies to that company’s posting. Passwords are never stored in readable form, but only as one-way hashes, and registration requires the applicant to confirm ownership of the email address given. Access to every part of the system is controlled by the role of the signed-in account, so that one applicant can never read another applicant’s resume, and a recruiter can never see applications belonging to another company. Exercising the rights granted by the Act, any applicant may download a copy of all data the system holds about them and may permanently delete their account and its contents from within the system itself.</w:t>
+      </w:r>
+    </w:p>
+    <w:p>
+      <w:pPr>
+        <w:spacing w:line="480" w:lineRule="auto"/>
+        <w:ind w:firstLine="720"/>
+        <w:jc w:val="both"/>
+        <w:rPr>
+          <w:sz w:val="20"/>
+          <w:szCs w:val="20"/>
+        </w:rPr>
+      </w:pPr>
+      <w:r>
+        <w:rPr>
+          <w:color w:val="1a1a1a"/>
+          <w:rtl w:val="0"/>
+        </w:rPr>
+        <w:t>The system includes one optional feature that transmits applicant data to a third party, and this is disclosed to the applicant before it is used. An applicant who chooses to upload an existing resume file for automatic extraction has the contents of that file sent to an external language model service (Google’s Gemini API), which returns the details it recognises so that they can prefill the builder. The privacy page of the system states plainly what the feature does, where the file is sent, and that the applicant may simply type their information by hand instead; nothing is saved until the applicant has reviewed and approved the extracted values. No other applicant data leaves the system, and this service takes no part in scoring, ranking, or recommending.</w:t>
+      </w:r>
+      <w:r>
+        <w:rPr>
+          <w:rtl w:val="0"/>
+        </w:rPr>
+      </w:r>
+    </w:p>
+    <w:p>
+      <w:pPr>
+        <w:spacing w:line="480" w:lineRule="auto"/>
+        <w:ind w:firstLine="720"/>
+        <w:jc w:val="both"/>
+        <w:rPr>
+          <w:sz w:val="20"/>
+          <w:szCs w:val="20"/>
+        </w:rPr>
+      </w:pPr>
+      <w:r>
+        <w:rPr>
+          <w:color w:val="1a1a1a"/>
+          <w:rtl w:val="0"/>
+        </w:rPr>
+        <w:t>Two further safeguards address the fairness concerns raised by automated screening. First, the system never automatically rejects an applicant. A low score changes what the system recommends, never whether the application is received. Every change to an application’s status is recorded together with the name of the recruiter who made it, so that responsibility for every decision rests with an identifiable person. Second, the scoring is transparent to the person being scored. The weights are published within the system, and each applicant can see the score any posting gives them. The system states how many required skills are absent and of what kind, together with the reason recorded for a decision where a recruiter records one. Applicants are therefore told where they fall short, rather than being silently filtered out.</w:t>
       </w:r>
     </w:p>
     <w:p>
@@ -8063,7 +8063,7 @@
         <w:rPr>
           <w:rtl w:val="0"/>
         </w:rPr>
-        <w:t xml:space="preserve">Pressman, R. S. (2014). Software engineering: A practitioner's approach (8th ed.). McGraw-Hill Education.</w:t>
+        <w:t>Pressman, R. S. (2014). Software engineering: A practitioner’s approach (8th ed.). McGraw-Hill Education.</w:t>
       </w:r>
     </w:p>
     <w:p>
@@ -8324,7 +8324,7 @@
           <w:color w:val="1a1a1a"/>
           <w:rtl w:val="0"/>
         </w:rPr>
-        <w:t>The five instruments below were developed by the researchers for this study, with one exception stated at the item: the ten System Usability Scale items in Instrument C are reproduced from Brooke (1996) without alteration. Every item is closed: the respondent selects from the options given and is not asked to write anything in their own words. Four formats are used: one-choice items, tick-all-that-apply items, rated items answered on the five-point agreement scale set out immediately below, and a single ranking task in which five résumés are placed in order. Rated items in the two post-use instruments carry the ISO/IEC 25010 quality characteristic they evidence, and only those items enter the mean computed for that characteristic. Items marked “reported as a distribution” are deliberately excluded from every quality mean, because agreement with them is not a good outcome and averaging them with the quality items would produce a figure that means nothing. The four items marked as repeating an item of Instrument A, and the ten System Usability Scale items, are also excluded from every quality mean: the first are analysed as paired differences and the second are scored on their own nought-to-one-hundred scale.</w:t>
+        <w:t>The five instruments below were developed by the researchers for this study, with one exception stated at the item: the ten System Usability Scale items in Instrument C are reproduced from Brooke (1996) without alteration. Every item is closed: the respondent selects from the options given and is not asked to write anything in their own words. Four formats are used: one-choice items, tick-all-that-apply items, rated items answered on the five-point agreement scale set out immediately below, and a single ranking task in which five resumes are placed in order. Rated items in the two post-use instruments carry the ISO/IEC 25010 quality characteristic they evidence, and only those items enter the mean computed for that characteristic. Items marked “reported as a distribution” are deliberately excluded from every quality mean, because agreement with them is not a good outcome and averaging them with the quality items would produce a figure that means nothing. The four items marked as repeating an item of Instrument A, and the ten System Usability Scale items, are also excluded from every quality mean: the first are analysed as paired differences and the second are scored on their own nought-to-one-hundred scale.</w:t>
       </w:r>
     </w:p>
     <w:p>
@@ -11999,7 +11999,7 @@
           <w:color w:val="1a1a1a"/>
           <w:rtl w:val="0"/>
         </w:rPr>
-        <w:t xml:space="preserve">The manuscript states that the system's ordering will be compared against how recruiters would rank the same applicants. Without this instrument that sentence describes a comparison the study never performs. Instrument D items 9 to 13 ask a recruiter whether they think the order matched theirs; this one produces two orderings and measures the distance between them.</w:t>
+        <w:t>The manuscript states that the system’s ordering will be compared against how recruiters would rank the same applicants. Without this instrument that sentence describes a comparison the study never performs. Instrument D items 9 to 13 ask a recruiter whether they think the order matched theirs; this one produces two orderings and measures the distance between them.</w:t>
       </w:r>
       <w:r>
         <w:rPr>
@@ -12074,52 +12074,52 @@
           <w:color w:val="1a1a1a"/>
           <w:rtl w:val="0"/>
         </w:rPr>
-        <w:t>•  Five résumés for that posting, printed or on screen, labelled A to E. Choose them so the system's scores are genuinely spread: roughly one in the 80s, two in the 60s to 70s, one near 50, one below 50. Five that all score alike measure nothing.</w:t>
-      </w:r>
-    </w:p>
-    <w:p>
-      <w:pPr>
-        <w:spacing w:line="480" w:lineRule="auto"/>
-        <w:ind w:firstLine="0"/>
-        <w:jc w:val="both"/>
-        <w:rPr>
-          <w:sz w:val="20"/>
-          <w:szCs w:val="20"/>
-        </w:rPr>
-      </w:pPr>
-      <w:r>
-        <w:rPr>
-          <w:i w:val="1"/>
-          <w:iCs w:val="1"/>
-          <w:color w:val="1a1a1a"/>
-          <w:rtl w:val="0"/>
-        </w:rPr>
-        <w:t xml:space="preserve">•  The system's own ranking of those five, written down beforehand and kept out of the respondent's sight until they have finished.</w:t>
-      </w:r>
-      <w:r>
-        <w:rPr>
-          <w:rtl w:val="0"/>
-        </w:rPr>
-      </w:r>
-    </w:p>
-    <w:p>
-      <w:pPr>
-        <w:spacing w:line="480" w:lineRule="auto"/>
-        <w:ind w:firstLine="0"/>
-        <w:jc w:val="both"/>
-        <w:rPr>
-          <w:sz w:val="20"/>
-          <w:szCs w:val="20"/>
-        </w:rPr>
-      </w:pPr>
-      <w:r>
-        <w:rPr>
-          <w:i w:val="1"/>
-          <w:iCs w:val="1"/>
-          <w:color w:val="1a1a1a"/>
-          <w:rtl w:val="0"/>
-        </w:rPr>
-        <w:t xml:space="preserve">•  The same five résumés and the same posting for every recruiter, so the ten rankings are comparable.</w:t>
+        <w:t>•  Five resumes for that posting, printed or on screen, labelled A to E. Choose them so the system’s scores are genuinely spread: roughly one in the 80s, two in the 60s to 70s, one near 50, one below 50. Five that all score alike measure nothing.</w:t>
+      </w:r>
+    </w:p>
+    <w:p>
+      <w:pPr>
+        <w:spacing w:line="480" w:lineRule="auto"/>
+        <w:ind w:firstLine="0"/>
+        <w:jc w:val="both"/>
+        <w:rPr>
+          <w:sz w:val="20"/>
+          <w:szCs w:val="20"/>
+        </w:rPr>
+      </w:pPr>
+      <w:r>
+        <w:rPr>
+          <w:i w:val="1"/>
+          <w:iCs w:val="1"/>
+          <w:color w:val="1a1a1a"/>
+          <w:rtl w:val="0"/>
+        </w:rPr>
+        <w:t>•  The system’s own ranking of those five, written down beforehand and kept out of the respondent’s sight until they have finished.</w:t>
+      </w:r>
+      <w:r>
+        <w:rPr>
+          <w:rtl w:val="0"/>
+        </w:rPr>
+      </w:r>
+    </w:p>
+    <w:p>
+      <w:pPr>
+        <w:spacing w:line="480" w:lineRule="auto"/>
+        <w:ind w:firstLine="0"/>
+        <w:jc w:val="both"/>
+        <w:rPr>
+          <w:sz w:val="20"/>
+          <w:szCs w:val="20"/>
+        </w:rPr>
+      </w:pPr>
+      <w:r>
+        <w:rPr>
+          <w:i w:val="1"/>
+          <w:iCs w:val="1"/>
+          <w:color w:val="1a1a1a"/>
+          <w:rtl w:val="0"/>
+        </w:rPr>
+        <w:t>•  The same five resumes and the same posting for every recruiter, so the ten rankings are comparable.</w:t>
       </w:r>
       <w:r>
         <w:rPr>
@@ -12169,32 +12169,32 @@
           <w:color w:val="1a1a1a"/>
           <w:rtl w:val="0"/>
         </w:rPr>
-        <w:t xml:space="preserve">Give the recruiter the posting and the five résumés with no scores shown. Ask: “If these five people applied for this position, in what order would you look at them? Put 1 beside the one you would look at first.” Do not discuss the résumés while they decide.</w:t>
-      </w:r>
-      <w:r>
-        <w:rPr>
-          <w:rtl w:val="0"/>
-        </w:rPr>
-      </w:r>
-    </w:p>
-    <w:p>
-      <w:pPr>
-        <w:spacing w:line="480" w:lineRule="auto"/>
-        <w:ind w:firstLine="0"/>
-        <w:jc w:val="both"/>
-        <w:rPr>
-          <w:sz w:val="20"/>
-          <w:szCs w:val="20"/>
-        </w:rPr>
-      </w:pPr>
-      <w:r>
-        <w:rPr>
-          <w:i w:val="1"/>
-          <w:iCs w:val="1"/>
-          <w:color w:val="1a1a1a"/>
-          <w:rtl w:val="0"/>
-        </w:rPr>
-        <w:t xml:space="preserve">1.  Put these five résumés in the order you would look at them, 1 first through 5 last.  (Put in order, 1 = first.)  Résumé A  ·  Résumé B  ·  Résumé C  ·  Résumé D  ·  Résumé E</w:t>
+        <w:t>Give the recruiter the posting and the five resumes with no scores shown. Ask: “If these five people applied for this position, in what order would you look at them? Put 1 beside the one you would look at first.” Do not discuss the resumes while they decide.</w:t>
+      </w:r>
+      <w:r>
+        <w:rPr>
+          <w:rtl w:val="0"/>
+        </w:rPr>
+      </w:r>
+    </w:p>
+    <w:p>
+      <w:pPr>
+        <w:spacing w:line="480" w:lineRule="auto"/>
+        <w:ind w:firstLine="0"/>
+        <w:jc w:val="both"/>
+        <w:rPr>
+          <w:sz w:val="20"/>
+          <w:szCs w:val="20"/>
+        </w:rPr>
+      </w:pPr>
+      <w:r>
+        <w:rPr>
+          <w:i w:val="1"/>
+          <w:iCs w:val="1"/>
+          <w:color w:val="1a1a1a"/>
+          <w:rtl w:val="0"/>
+        </w:rPr>
+        <w:t>1.  Put these five resumes in the order you would look at them, 1 first through 5 last.  (Put in order, 1 = first.)  Resume A  ·  Resume B  ·  Resume C  ·  Resume D  ·  Resume E</w:t>
       </w:r>
       <w:r>
         <w:rPr>
@@ -12269,82 +12269,82 @@
           <w:color w:val="1a1a1a"/>
           <w:rtl w:val="0"/>
         </w:rPr>
-        <w:t xml:space="preserve">2.  Which résumé, if any, would you have placed much HIGHER than the others?  (Choose one.)  Résumé A  ·  Résumé B  ·  Résumé C  ·  Résumé D  ·  Résumé E  ·  None stood out</w:t>
-      </w:r>
-      <w:r>
-        <w:rPr>
-          <w:rtl w:val="0"/>
-        </w:rPr>
-      </w:r>
-    </w:p>
-    <w:p>
-      <w:pPr>
-        <w:spacing w:line="480" w:lineRule="auto"/>
-        <w:ind w:firstLine="0"/>
-        <w:jc w:val="both"/>
-        <w:rPr>
-          <w:sz w:val="20"/>
-          <w:szCs w:val="20"/>
-        </w:rPr>
-      </w:pPr>
-      <w:r>
-        <w:rPr>
-          <w:i w:val="1"/>
-          <w:iCs w:val="1"/>
-          <w:color w:val="1a1a1a"/>
-          <w:rtl w:val="0"/>
-        </w:rPr>
-        <w:t xml:space="preserve">3.  Which résumé, if any, would you have placed much LOWER than the others?  (Choose one.)  Résumé A  ·  Résumé B  ·  Résumé C  ·  Résumé D  ·  Résumé E  ·  None stood out</w:t>
-      </w:r>
-      <w:r>
-        <w:rPr>
-          <w:rtl w:val="0"/>
-        </w:rPr>
-      </w:r>
-    </w:p>
-    <w:p>
-      <w:pPr>
-        <w:spacing w:line="480" w:lineRule="auto"/>
-        <w:ind w:firstLine="0"/>
-        <w:jc w:val="both"/>
-        <w:rPr>
-          <w:sz w:val="20"/>
-          <w:szCs w:val="20"/>
-        </w:rPr>
-      </w:pPr>
-      <w:r>
-        <w:rPr>
-          <w:i w:val="1"/>
-          <w:iCs w:val="1"/>
-          <w:color w:val="1a1a1a"/>
-          <w:rtl w:val="0"/>
-        </w:rPr>
-        <w:t xml:space="preserve">4.  What most influenced the order you chose?  (Choose one.)  How relevant their work experience was  ·  Which specific skills they listed  ·  Their level of education  ·  Their certifications  ·  How the résumé was laid out and presented  ·  Something else on the résumé</w:t>
-      </w:r>
-      <w:r>
-        <w:rPr>
-          <w:rtl w:val="0"/>
-        </w:rPr>
-      </w:r>
-    </w:p>
-    <w:p>
-      <w:pPr>
-        <w:spacing w:line="480" w:lineRule="auto"/>
-        <w:ind w:firstLine="0"/>
-        <w:jc w:val="both"/>
-        <w:rPr>
-          <w:sz w:val="20"/>
-          <w:szCs w:val="20"/>
-        </w:rPr>
-      </w:pPr>
-      <w:r>
-        <w:rPr>
-          <w:i w:val="1"/>
-          <w:iCs w:val="1"/>
-          <w:color w:val="1a1a1a"/>
-          <w:rtl w:val="0"/>
-        </w:rPr>
-        <w:t xml:space="preserve">5.  I could decide on an order confidently from these five résumés alone.  [Rated]</w:t>
+        <w:t>2.  Which resume, if any, would you have placed much HIGHER than the others?  (Choose one.)  Resume A  ·  Resume B  ·  Resume C  ·  Resume D  ·  Resume E  ·  None stood out</w:t>
+      </w:r>
+      <w:r>
+        <w:rPr>
+          <w:rtl w:val="0"/>
+        </w:rPr>
+      </w:r>
+    </w:p>
+    <w:p>
+      <w:pPr>
+        <w:spacing w:line="480" w:lineRule="auto"/>
+        <w:ind w:firstLine="0"/>
+        <w:jc w:val="both"/>
+        <w:rPr>
+          <w:sz w:val="20"/>
+          <w:szCs w:val="20"/>
+        </w:rPr>
+      </w:pPr>
+      <w:r>
+        <w:rPr>
+          <w:i w:val="1"/>
+          <w:iCs w:val="1"/>
+          <w:color w:val="1a1a1a"/>
+          <w:rtl w:val="0"/>
+        </w:rPr>
+        <w:t>3.  Which resume, if any, would you have placed much LOWER than the others?  (Choose one.)  Resume A  ·  Resume B  ·  Resume C  ·  Resume D  ·  Resume E  ·  None stood out</w:t>
+      </w:r>
+      <w:r>
+        <w:rPr>
+          <w:rtl w:val="0"/>
+        </w:rPr>
+      </w:r>
+    </w:p>
+    <w:p>
+      <w:pPr>
+        <w:spacing w:line="480" w:lineRule="auto"/>
+        <w:ind w:firstLine="0"/>
+        <w:jc w:val="both"/>
+        <w:rPr>
+          <w:sz w:val="20"/>
+          <w:szCs w:val="20"/>
+        </w:rPr>
+      </w:pPr>
+      <w:r>
+        <w:rPr>
+          <w:i w:val="1"/>
+          <w:iCs w:val="1"/>
+          <w:color w:val="1a1a1a"/>
+          <w:rtl w:val="0"/>
+        </w:rPr>
+        <w:t>4.  What most influenced the order you chose?  (Choose one.)  How relevant their work experience was  ·  Which specific skills they listed  ·  Their level of education  ·  Their certifications  ·  How the resume was laid out and presented  ·  Something else on the resume</w:t>
+      </w:r>
+      <w:r>
+        <w:rPr>
+          <w:rtl w:val="0"/>
+        </w:rPr>
+      </w:r>
+    </w:p>
+    <w:p>
+      <w:pPr>
+        <w:spacing w:line="480" w:lineRule="auto"/>
+        <w:ind w:firstLine="0"/>
+        <w:jc w:val="both"/>
+        <w:rPr>
+          <w:sz w:val="20"/>
+          <w:szCs w:val="20"/>
+        </w:rPr>
+      </w:pPr>
+      <w:r>
+        <w:rPr>
+          <w:i w:val="1"/>
+          <w:iCs w:val="1"/>
+          <w:color w:val="1a1a1a"/>
+          <w:rtl w:val="0"/>
+        </w:rPr>
+        <w:t>5.  I could decide on an order confidently from these five resumes alone.  [Rated]</w:t>
       </w:r>
       <w:r>
         <w:rPr>
@@ -12394,7 +12394,7 @@
           <w:color w:val="1a1a1a"/>
           <w:rtl w:val="0"/>
         </w:rPr>
-        <w:t xml:space="preserve">•  Compute Spearman's rank correlation coefficient between each recruiter's ordering and the system's, then report the median across the ten recruiters together with the range.</w:t>
+        <w:t>•  Compute Spearman’s rank correlation coefficient between each recruiter’s ordering and the system’s, then report the median across the ten recruiters together with the range.</w:t>
       </w:r>
       <w:r>
         <w:rPr>

--- a/05_Website_Angular/docs/ResumeMatch-PH-MAIN-PAPER-updated.docx
+++ b/05_Website_Angular/docs/ResumeMatch-PH-MAIN-PAPER-updated.docx
@@ -6267,7 +6267,7 @@
           <w:color w:val="1a1a1a"/>
           <w:rtl w:val="0"/>
         </w:rPr>
-        <w:t>The system is verified at three levels. The first is automated regression testing, which covers six areas and runs in full on every change to the source code. Forty-nine tests cover the matching engine. They check the weighting of each component, the boundaries of the three tiers, the treatment of unspecified requirements, and the rounding rule. A randomised sweep of 500 generated resume-and-posting pairs confirms that the browser and the server implementations of the scoring function agree exactly. Further checks confirm that the skill vocabulary never equates two genuinely different skills, and that a matched skill for which no source was named contributes half rather than a whole. On the per-posting weights, the suite checks three things. A posting carrying its own weights is scored with them, while one carrying none follows the site defaults. A malformed set falls back to those defaults rather than rescaling the score. A component held at the ten percent floor can still separate two applicants. A final check confirms that every skill in the seeded catalogue is stored under the same canonical form the engine itself would compute, so that a synonym entered in a resume cannot fail to match the posting requiring it. Fifty-two tests start the real server against a temporary PostgreSQL database and drive it over HTTP. They verify registration and sign-in, and role-based access control. They confirm that one applicant cannot read or modify another applicant’s resume, and that a recruiter only ever sees applications belonging to their own company. They cover the prevention of duplicate applications to the same posting and the conditions under which an application may be withdrawn. They confirm that the ranking score is produced from the structured resume alone, and that a file which could not be read yields no score rather than a zero. They confirm that a stated source must correspond to an entry the resume actually contains, and that an applicant is shown the reason recorded for a decision but never the name of the staff member who made it. Finally, they confirm the refusal of any set of posting weights that does not total 100 percent or that puts a component below the ten percent floor. Ten tests confirm that every message the system sends is actually delivered, by receiving them from a local mail server. These are the verification and password-reset codes, the recruiter’s new-application notice, status changes, job alerts and interview invitations. The same tests confirm that nothing is sent to an applicant who has switched notifications off, or to an address with no account. A further ten tests cover the optional resume-extraction feature, run against a local stand-in for the language model service. They confirm above all that the model’s output is treated as untrusted. A malformed or hostile reply cannot place unbounded text, invalid education levels or implausible quantities into an applicant’s resume. No score is ever returned from that route, because extraction and scoring are separate steps. A fifth suite of thirteen tests drives the browser-side demo implementation and the real server through the same operations, and asserts that they agree. They must agree on what is permitted, on the scores produced, and on the rule that neither may invent a score for a document it could not read. A sixth suite of twenty-six tests covers the rule-based document reader, which reads an uploaded resume into structured fields without a language model. Among other things it confirms that a date range naming no months is counted as whole years rather than calendar years. It also confirms that a document from which nothing could be read returns a failure, rather than an empty resume that would score a confident zero. One hundred and sixty automated tests run in total, through a continuous integration workflow that also builds the front end and type-checks the server, so that a regression is detected before it can reach the deployed system.</w:t>
+        <w:t>The system is verified at three levels. The first is automated regression testing, which covers eight areas and runs in full on every change to the source code. Fifty-one tests cover the matching engine. They check the weighting of each component, the boundaries of the three tiers, the treatment of unspecified requirements, and the rounding rule. A randomised sweep of 500 generated resume-and-posting pairs confirms that the browser and the server implementations of the scoring function agree exactly. Further checks confirm that the skill vocabulary never equates two genuinely different skills, and that a matched skill for which no source was named contributes half rather than a whole. On the per-posting weights, the suite checks three things. A posting carrying its own weights is scored with them, while one carrying none follows the site defaults. A malformed set falls back to those defaults rather than rescaling the score. A component held at the ten percent floor can still separate two applicants. A final check confirms that every skill in the seeded catalogue is stored under the same canonical form the engine itself would compute, so that a synonym entered in a resume cannot fail to match the posting requiring it. Fifty-three tests start the real server against a temporary PostgreSQL database and drive it over HTTP. They verify registration and sign-in, and role-based access control. They confirm that one applicant cannot read or modify another applicant’s resume, and that a recruiter only ever sees applications belonging to their own company. They cover the prevention of duplicate applications to the same posting and the conditions under which an application may be withdrawn. They confirm that the ranking score is produced from the structured resume alone, and that a file which could not be read yields no score rather than a zero. They confirm that a stated source must correspond to an entry the resume actually contains, and that an applicant is shown the reason recorded for a decision but never the name of the staff member who made it. Finally, they confirm the refusal of any set of posting weights that does not total 100 percent or that puts a component below the ten percent floor. Ten tests confirm that every message the system sends is actually delivered, by receiving them from a local mail server. These are the verification and password-reset codes, the recruiter’s new-application notice, status changes, job alerts and interview invitations. The same tests confirm that nothing is sent to an applicant who has switched notifications off, or to an address with no account. A further ten tests cover the optional resume-extraction feature, run against a local stand-in for the language model service. They confirm above all that the model’s output is treated as untrusted. A malformed or hostile reply cannot place unbounded text, invalid education levels or implausible quantities into an applicant’s resume. No score is ever returned from that route, because extraction and scoring are separate steps. A fifth suite of thirteen tests drives the browser-side demo implementation and the real server through the same operations, and asserts that they agree. They must agree on what is permitted, on the scores produced, and on the rule that neither may invent a score for a document it could not read. A sixth suite of forty-three tests covers the rule-based document reader, which reads an uploaded resume into structured fields without a language model. Six of them were written from a five-page curriculum vitae the reader had misread on the live system, and each names the damage rather than the pattern that repairs it: a wrapped sentence whose last word was a heading word must not begin a section, the section names a curriculum vitae uses must be recognised, a section that is not employment must end the one before it, a doctorate must read as the top of the education scale, a surname split by a stray hyphen must still be read as a name, and a banner reading "PERSONAL INFORMATION" must NOT be treated as a section, because the name and contact details sit beneath it and are found only while no heading has claimed them. Among other things it confirms that a date range naming no months is counted as whole years rather than calendar years. It also confirms that a document from which nothing could be read returns a failure, rather than an empty resume that would score a confident zero. A seventh suite of ten tests covers the file store, confirming that the two storage backends behave identically and that a key cannot escape the folder it belongs to. An eighth suite of six tests covers the outgoing mail transport, confirming which transport is selected under each configuration and that a rejected send raises an error the route can act on rather than passing silently. One hundred and ninety-six automated tests run in total, through a continuous integration workflow that also builds the front end and type-checks the server, so that a regression is detected before it can reach the deployed system.</w:t>
       </w:r>
     </w:p>
     <w:p>

--- a/05_Website_Angular/docs/ResumeMatch-PH-MAIN-PAPER-updated.docx
+++ b/05_Website_Angular/docs/ResumeMatch-PH-MAIN-PAPER-updated.docx
@@ -6267,7 +6267,7 @@
           <w:color w:val="1a1a1a"/>
           <w:rtl w:val="0"/>
         </w:rPr>
-        <w:t>The system is verified at three levels. The first is automated regression testing, which covers eight areas and runs in full on every change to the source code. Fifty-one tests cover the matching engine. They check the weighting of each component, the boundaries of the three tiers, the treatment of unspecified requirements, and the rounding rule. A randomised sweep of 500 generated resume-and-posting pairs confirms that the browser and the server implementations of the scoring function agree exactly. Further checks confirm that the skill vocabulary never equates two genuinely different skills, and that a matched skill for which no source was named contributes half rather than a whole. On the per-posting weights, the suite checks three things. A posting carrying its own weights is scored with them, while one carrying none follows the site defaults. A malformed set falls back to those defaults rather than rescaling the score. A component held at the ten percent floor can still separate two applicants. A final check confirms that every skill in the seeded catalogue is stored under the same canonical form the engine itself would compute, so that a synonym entered in a resume cannot fail to match the posting requiring it. Fifty-three tests start the real server against a temporary PostgreSQL database and drive it over HTTP. They verify registration and sign-in, and role-based access control. They confirm that one applicant cannot read or modify another applicant’s resume, and that a recruiter only ever sees applications belonging to their own company. They cover the prevention of duplicate applications to the same posting and the conditions under which an application may be withdrawn. They confirm that the ranking score is produced from the structured resume alone, and that a file which could not be read yields no score rather than a zero. They confirm that a stated source must correspond to an entry the resume actually contains, and that an applicant is shown the reason recorded for a decision but never the name of the staff member who made it. Finally, they confirm the refusal of any set of posting weights that does not total 100 percent or that puts a component below the ten percent floor. Ten tests confirm that every message the system sends is actually delivered, by receiving them from a local mail server. These are the verification and password-reset codes, the recruiter’s new-application notice, status changes, job alerts and interview invitations. The same tests confirm that nothing is sent to an applicant who has switched notifications off, or to an address with no account. A further ten tests cover the optional resume-extraction feature, run against a local stand-in for the language model service. They confirm above all that the model’s output is treated as untrusted. A malformed or hostile reply cannot place unbounded text, invalid education levels or implausible quantities into an applicant’s resume. No score is ever returned from that route, because extraction and scoring are separate steps. A fifth suite of thirteen tests drives the browser-side demo implementation and the real server through the same operations, and asserts that they agree. They must agree on what is permitted, on the scores produced, and on the rule that neither may invent a score for a document it could not read. A sixth suite of forty-three tests covers the rule-based document reader, which reads an uploaded resume into structured fields without a language model. Six of them were written from a five-page curriculum vitae the reader had misread on the live system, and each names the damage rather than the pattern that repairs it: a wrapped sentence whose last word was a heading word must not begin a section, the section names a curriculum vitae uses must be recognised, a section that is not employment must end the one before it, a doctorate must read as the top of the education scale, a surname split by a stray hyphen must still be read as a name, and a banner reading "PERSONAL INFORMATION" must NOT be treated as a section, because the name and contact details sit beneath it and are found only while no heading has claimed them. Among other things it confirms that a date range naming no months is counted as whole years rather than calendar years. It also confirms that a document from which nothing could be read returns a failure, rather than an empty resume that would score a confident zero. A seventh suite of ten tests covers the file store, confirming that the two storage backends behave identically and that a key cannot escape the folder it belongs to. An eighth suite of six tests covers the outgoing mail transport, confirming which transport is selected under each configuration and that a rejected send raises an error the route can act on rather than passing silently. One hundred and ninety-six automated tests run in total, through a continuous integration workflow that also builds the front end and type-checks the server, so that a regression is detected before it can reach the deployed system.</w:t>
+        <w:t>The system is verified at three levels. The first is automated regression testing, which covers eight areas and runs in full on every change to the source code. Fifty-one tests cover the matching engine. They check the weighting of each component, the boundaries of the three tiers, the treatment of unspecified requirements, and the rounding rule. A randomised sweep of 500 generated resume-and-posting pairs confirms that the browser and the server implementations of the scoring function agree exactly. Further checks confirm that the skill vocabulary never equates two genuinely different skills, and that a matched skill for which no source was named contributes half rather than a whole. On the per-posting weights, the suite checks three things. A posting carrying its own weights is scored with them, while one carrying none follows the site defaults. A malformed set falls back to those defaults rather than rescaling the score. A component held at the ten percent floor can still separate two applicants. A final check confirms that every skill in the seeded catalogue is stored under the same canonical form the engine itself would compute, so that a synonym entered in a resume cannot fail to match the posting requiring it. Fifty-three tests start the real server against a temporary PostgreSQL database and drive it over HTTP. They verify registration and sign-in, and role-based access control. They confirm that one applicant cannot read or modify another applicant’s resume, and that a recruiter only ever sees applications belonging to their own company. They cover the prevention of duplicate applications to the same posting and the conditions under which an application may be withdrawn. They confirm that the ranking score is produced from the structured resume alone, and that a file which could not be read yields no score rather than a zero. They confirm that a stated source must correspond to an entry the resume actually contains, and that an applicant is shown the reason recorded for a decision but never the name of the staff member who made it. Finally, they confirm the refusal of any set of posting weights that does not total 100 percent or that puts a component below the ten percent floor. Ten tests confirm that every message the system sends is actually delivered, by receiving them from a local mail server. These are the verification and password-reset codes, the recruiter’s new-application notice, status changes, job alerts and interview invitations. The same tests confirm that nothing is sent to an applicant who has switched notifications off, or to an address with no account. A further ten tests cover the optional resume-extraction feature, run against a local stand-in for the language model service. They confirm above all that the model’s output is treated as untrusted. A malformed or hostile reply cannot place unbounded text, invalid education levels or implausible quantities into an applicant’s resume. No score is ever returned from that route, because extraction and scoring are separate steps. A fifth suite of thirteen tests drives the browser-side demo implementation and the real server through the same operations, and asserts that they agree. They must agree on what is permitted, on the scores produced, and on the rule that neither may invent a score for a document it could not read. A sixth suite of forty-five tests covers the rule-based document reader, which reads an uploaded resume into structured fields without a language model. Six of them were written from a five-page curriculum vitae the reader had misread on the live system, and each names the damage rather than the pattern that repairs it: a wrapped sentence whose last word was a heading word must not begin a section, the section names a curriculum vitae uses must be recognised, a section that is not employment must end the one before it, a doctorate must read as the top of the education scale, a surname split by a stray hyphen must still be read as a name, and a banner reading "PERSONAL INFORMATION" must NOT be treated as a section, because the name and contact details sit beneath it and are found only while no heading has claimed them. Among other things it confirms that a date range naming no months is counted as whole years rather than calendar years. It also confirms that a document from which nothing could be read returns a failure, rather than an empty resume that would score a confident zero. A seventh suite of ten tests covers the file store, confirming that the two storage backends behave identically and that a key cannot escape the folder it belongs to. An eighth suite of six tests covers the outgoing mail transport, confirming which transport is selected under each configuration and that a rejected send raises an error the route can act on rather than passing silently. One hundred and ninety-eight automated tests run in total, through a continuous integration workflow that also builds the front end and type-checks the server, so that a regression is detected before it can reach the deployed system.</w:t>
       </w:r>
     </w:p>
     <w:p>
@@ -6424,25 +6424,25 @@
           <w:color w:val="1a1a1a"/>
           <w:rtl w:val="0"/>
         </w:rPr>
-        <w:t>The researchers will recruit forty job seekers, together with all HR personnel the partner department is able to release, expected to be ten, for a target of fifty respondents. The two groups are sized on different logics, and the distinction is deliberate. The job seeker target is fixed in advance rather than determined during data gathering, because a closed instrument is analysed by computing means and distributions over a known number of respondents, and a sample whose size is decided as responses arrive cannot support that. Forty is set as the minimum at which a five-point item can be reported as a mean with a distribution that is worth showing; it is a practical minimum for a single-site study rather than a figure derived from a power calculation. The sample was not sized for the one inferential test the study applies, the Wilcoxon signed-rank test on the four paired items, and no claim is made that it was. What the chosen size happens to afford is nevertheless reported here, rather than left for a reader to compute. With forty respondents completing both instruments, the test detects an effect of approximately dz = 0.45 at 80 percent power, with alpha at .05, two-tailed. That is between a small and a medium effect. Detecting an effect of dz = 0.30 would require approximately 94 respondents. Where the four paired items are tested together, the Holm procedure is used to control the family-wise error rate, and this is fixed in advance so that the decision cannot be taken after the results are seen. The consequence is stated rather than left implicit: if that test returns no significant difference, the result is reported as a difference not detected at this sample size, and is not reported as evidence that no change occurred. The achieved number is reported with the findings, and any shortfall against the target is reported as such rather than absorbed.</w:t>
-      </w:r>
-    </w:p>
-    <w:p>
-      <w:pPr>
-        <w:spacing w:line="480" w:lineRule="auto"/>
-        <w:ind w:firstLine="720"/>
-        <w:jc w:val="both"/>
-        <w:rPr>
-          <w:sz w:val="20"/>
-          <w:szCs w:val="20"/>
-        </w:rPr>
-      </w:pPr>
-      <w:r>
-        <w:rPr>
-          <w:color w:val="1a1a1a"/>
-          <w:rtl w:val="0"/>
-        </w:rPr>
-        <w:t>Forty refers to respondents who complete both instruments. Because the paired comparison requires the same respondent to have answered before and after, and because the two are administered on separate occasions, a respondent who completes only one contributes nothing to that comparison rather than half of it. Between fifty-five and sixty job seekers are therefore invited to obtain forty complete pairs. The instruments are linked by a respondent-generated code, and no list mapping codes to individuals is kept. A pair that cannot be matched therefore cannot be recovered afterwards. The code is one the respondent constructs from information they can reproduce, and it is requested twice on the second instrument for that reason.</w:t>
+        <w:t>The researchers set out to recruit forty job seekers, together with all HR personnel the partner department is able to release, expected to be ten. The two groups are sized on different logics, and the distinction is deliberate. The job seeker target was fixed in advance rather than determined during data gathering, because a closed instrument is analysed by computing means and distributions over a known number of respondents, and a sample whose size is decided as responses arrive cannot support that. Forty was set as the minimum at which a five-point item can be reported as a mean with a distribution that is worth showing; it is a practical minimum for a single-site study rather than a figure derived from a power calculation. The achieved number is reported here rather than left in the findings alone, because it differs from the target in both directions at once. Instrument A drew 108 responses, of which 103 are valid; the five excluded are the responses collected while the form was still running in an open-ended version, and are excluded because an open answer cannot be averaged with a rated one. Of the 103, forty-six describe themselves in item 2 as a student graduating within the year or the next, a fresh graduate seeking a first job, or someone who has worked before and is looking again. Those forty-six are the population this study is about, and they exceed the target of forty. The remaining fifty-seven describe themselves as currently employed and not looking. They are outside the stated population and are NOT pooled with it: every figure in the findings is reported for the forty-six, with the fifty-seven reported separately as a reference group. The reason for reporting them at all rather than discarding them is that they answered the same instrument at the same time and their answers differ systematically from the target group’s, which is itself a finding about who feels these difficulties. The reason for not pooling them is simpler: a mean over both groups would describe neither, and it would flatter nothing — it would understate every difficulty the study is about.</w:t>
+      </w:r>
+    </w:p>
+    <w:p>
+      <w:pPr>
+        <w:spacing w:line="480" w:lineRule="auto"/>
+        <w:ind w:firstLine="720"/>
+        <w:jc w:val="both"/>
+        <w:rPr>
+          <w:sz w:val="20"/>
+          <w:szCs w:val="20"/>
+        </w:rPr>
+      </w:pPr>
+      <w:r>
+        <w:rPr>
+          <w:color w:val="1a1a1a"/>
+          <w:rtl w:val="0"/>
+        </w:rPr>
+        <w:t>The forty refers to respondents who complete both instruments, because the paired comparison requires the same respondent to have answered before and after; a respondent who completes only one contributes nothing to that comparison rather than half of it. The instruments are linked by the email address the respondent supplies at the end of each, which is optional. This is a departure from the plan and is recorded as one: the plan was a respondent-generated code and no identifying field, and the form as administered asks for an address instead. The consequence is a hard ceiling on the paired analysis. Twenty-nine of the 103 valid respondents supplied an address, and twenty of those twenty-nine are within the forty-six who match the stated population. The paired comparison can therefore be computed on at most twenty respondents from the target group, against a planned forty. That is reported as a limitation of the paired analysis specifically, not of the study as a whole: the descriptive findings for research questions 1 and 2 rest on all forty-six and are unaffected by it. A pair that cannot be matched cannot be recovered afterwards, because no other link between the two instruments exists.</w:t>
       </w:r>
     </w:p>
     <w:p>
@@ -6640,7 +6640,7 @@
           <w:color w:val="1a1a1a"/>
           <w:rtl w:val="0"/>
         </w:rPr>
-        <w:t>Instrument A: Job Seeker Survey (Part 1). Twenty-three items, administered before the system is completed. Records how respondents have made a resume, rates how difficult they found each part of it, and rates how well they can judge whether to apply for an opening.</w:t>
+        <w:t>Instrument A: Job Seeker Survey (Part 1). Twenty-one items and a consent item, administered through Google Forms before the system was completed. Records who the respondent is, how they have made a resume and what it cost them, rates four difficulties they meet in making one and in deciding whether to apply, and rates four things they would find useful. The four difficulty items are the ones Instrument C repeats. The final item asks, optionally, for an email address, which is the key by which the two instruments are paired.</w:t>
       </w:r>
     </w:p>
     <w:p>
@@ -6676,7 +6676,7 @@
           <w:color w:val="1a1a1a"/>
           <w:rtl w:val="0"/>
         </w:rPr>
-        <w:t>Instrument C: Job Seeker Survey (Part 2). Thirty-nine items, administered after use. Four of them reproduce items 13, 16, 19 and 21 of Instrument A word for word, forming the paired block described above. The only difference in the block is the tense of the first item. In Instrument A it asks about the resume the respondent had already made; here it asks about the present. One of the four is worded negatively, exactly as its original is. On that item an improvement is a lower answer rather than a higher one. A further ten items are the System Usability Scale (Brooke, 1996). They are reproduced without alteration and scored on their own nought-to-one-hundred scale, rather than folded into any ISO characteristic. Seventeen rated items are grouped under functional suitability, usability and reliability; the remainder record which tasks the respondent completed and their overall judgement.</w:t>
+        <w:t>Instrument C: Job Seeker Survey (Part 2). Forty items, administered after use. Four of them reproduce items 10 to 13 of Instrument A word for word, forming the paired block described above; all four are worded so that agreement describes a difficulty, so on every one of them a fall is an improvement and no item in the block has to be read in the opposite direction to the others. A fifth field repeats the request for the respondent’s email address, which is what allows the two sets of answers to be matched. A further ten items are the System Usability Scale (Brooke, 1996). They are reproduced without alteration and scored on their own nought-to-one-hundred scale, rather than folded into any ISO characteristic. Seventeen rated items are grouped under functional suitability, usability and reliability; the remainder record which tasks the respondent completed and their overall judgement.</w:t>
       </w:r>
     </w:p>
     <w:p>
@@ -6712,7 +6712,7 @@
           <w:color w:val="1a1a1a"/>
           <w:rtl w:val="0"/>
         </w:rPr>
-        <w:t>The instruments are delivered through Google Forms. Responses are anonymous: no name or email address is collected, and each response is identified only by a number. Because four items are answered by the same job seeker both before and after use, that number has to be the same on both occasions or the two answers cannot be paired. Each job seeker respondent is therefore issued a respondent code with their invitation and asked to enter it as the first item of both instruments. The researchers keep no record associating a code with a person, so the code identifies a pairing and nothing more; it allows one respondent’s two answers to be matched to each other without allowing either to be matched to the respondent. A job seeker who does not supply a code on both occasions contributes to every other analysis and is excluded from the paired comparison, and the number excluded on that ground is reported. Every item is closed, and every item offers an option the respondent can honestly select, including (where it applies) an option stating that nothing went wrong or that none of the listed difficulties was encountered. Rated items are marked as required, so that a mean is computed over a known number of respondents rather than over an unknown one; a respondent may still stop at any point without completing the form. Background items recording age range, length of experience, and which tasks the respondent was able to complete are reported as counts and are not treated as measurements of system quality.</w:t>
+        <w:t>The instruments are delivered through Google Forms. Responses are CONFIDENTIAL RATHER THAN ANONYMOUS, and the distinction is stated plainly because it is not the one originally planned. The plan was to issue each respondent a code and collect no identifying field at all. The form as built asks instead for an email address, optionally, at the end. It does so for two reasons the researchers stand behind: it evidences that the responses came from real people who were approached and agreed to take part, which a self-generated code cannot; and it is the key by which a respondent’s answers before and after use are paired, which is what the four repeated items require. The cost is that a respondent who supplies one is identifiable to the research team, so the responses are held under the confidentiality and retention terms set out under Ethical Consideration rather than being anonymous. The benefit is not free either: an email address is optional, and twenty-nine of the 103 valid respondents to Instrument A supplied one, so the paired comparison is bounded above by twenty-nine and not by the number of respondents. That figure is reported with the results rather than left to be inferred. A respondent who supplies no address contributes to every other analysis and is excluded from the paired comparison alone, and the number excluded on that ground is reported. Every item is closed, and every item offers an option the respondent can honestly select, including (where it applies) an option stating that nothing went wrong or that none of the listed difficulties was encountered. Rated items are marked as required, so that a mean is computed over a known number of respondents rather than over an unknown one; a respondent may still stop at any point without completing the form. Background items recording age range, field, length of experience, and which tasks the respondent was able to complete are reported as counts and are not treated as measurements of system quality.</w:t>
       </w:r>
     </w:p>
     <w:p>
@@ -7061,7 +7061,7 @@
           <w:color w:val="1a1a1a"/>
           <w:rtl w:val="0"/>
         </w:rPr>
-        <w:t>Change on the paired items. For each of the four items asked both before and after, the difference between a respondent’s two answers is computed. The set of differences is then tested with the Wilcoxon signed-rank test (Wilcoxon, 1945), which is appropriate for paired ordinal data and assumes no particular distribution. The direction of a change is read against the wording of the item rather than assumed: one of the four is worded negatively, and on that item a fall in the answer is an improvement. The median difference, the number of respondents who moved in each direction, and the effect size r are reported together with the p-value; a p-value alone would say whether a change occurred without saying how large it was. Respondents who did not answer both halves of a pair are excluded from that pair and the exclusion reported. These four items enter no quality mean.</w:t>
+        <w:t>Change on the paired items. For each of the four items asked both before and after, the difference between a respondent’s two answers is computed. The set of differences is then tested with the Wilcoxon signed-rank test (Wilcoxon, 1945), which is appropriate for paired ordinal data and assumes no particular distribution. All four items are worded so that agreement describes a difficulty, so on all four a FALL in the answer is an improvement and no item in the block is read in the opposite direction to the others. The median difference, the number of respondents who moved in each direction, and the effect size r are reported together with the p-value; a p-value alone would say whether a change occurred without saying how large it was. Where the four are tested together, the Holm procedure controls the family-wise error rate, fixed in advance so the decision cannot be taken after the results are seen. Respondents who did not answer both halves of a pair are excluded from that pair and the exclusion reported. Because the two instruments are matched on an optional email address, the number of usable pairs is bounded by the number of respondents who supplied one on both occasions, which is at most twenty within the target group. At that number the test can only detect a large effect, and this is stated in advance rather than discovered afterwards: with twenty pairs the test detects approximately dz = 0.66 at 80 percent power with alpha at .05, two-tailed. The consequence is stated plainly. If the test returns no significant difference, that is reported as a difference not detected at this number of pairs, and is NOT reported as evidence that no change occurred. If the number of usable pairs falls below ten, the test is not run at all and the before-and-after answers are reported as paired descriptive statistics only, because a significance test on that many pairs would give a number with no useful meaning attached to it. These four items enter no quality mean.</w:t>
       </w:r>
     </w:p>
     <w:p>
@@ -7311,25 +7311,25 @@
           <w:color w:val="1a1a1a"/>
           <w:rtl w:val="0"/>
         </w:rPr>
-        <w:t>The conditions of administration are set so that respondents can answer honestly. No member of the research team demonstrates the system or remains beside a respondent while they answer; respondents complete the tasks themselves and then answer the instrument alone. Responses are anonymous and identified only by a number. The invitation states explicitly that low ratings are as useful to the study as high ones. An audit trail is kept. It comprises the instruments, the raw exported responses, the analysis spreadsheet with its formulas, and the record of any response excluded and why. It is available to the panel on request.</w:t>
-      </w:r>
-    </w:p>
-    <w:p>
-      <w:pPr>
-        <w:spacing w:line="480" w:lineRule="auto"/>
-        <w:ind w:firstLine="720"/>
-        <w:jc w:val="both"/>
-        <w:rPr>
-          <w:sz w:val="20"/>
-          <w:szCs w:val="20"/>
-        </w:rPr>
-      </w:pPr>
-      <w:r>
-        <w:rPr>
-          <w:color w:val="1a1a1a"/>
-          <w:rtl w:val="0"/>
-        </w:rPr>
-        <w:t>One threat cannot be removed by any of the above and the researchers state it plainly: the system being rated was designed and built by the people conducting the evaluation. Four measures are described here: anonymous responses, no researcher present while respondents answer, an invitation that asks for critical ratings, and a fixed interpretation scale published before any data is collected. They exist specifically to limit the tendency of respondents to rate a system favourably in front of its authors. They limit it; they do not eliminate it, and the residual effect is recorded under Limitations of the Study.</w:t>
+        <w:t>The conditions of administration are set so that respondents can answer honestly. No member of the research team demonstrates the system or remains beside a respondent while they answer; respondents complete the tasks themselves and then answer the instrument alone. Responses are confidential: the only identifying field collected is an optional email address, held by the research team alone and never reported, and no response is presented in a form that identifies who gave it. The invitation states explicitly that low ratings are as useful to the study as high ones. An audit trail is kept. It comprises the instruments, the raw exported responses, the analysis spreadsheet with its formulas, and the record of any response excluded and why. It is available to the panel on request.</w:t>
+      </w:r>
+    </w:p>
+    <w:p>
+      <w:pPr>
+        <w:spacing w:line="480" w:lineRule="auto"/>
+        <w:ind w:firstLine="720"/>
+        <w:jc w:val="both"/>
+        <w:rPr>
+          <w:sz w:val="20"/>
+          <w:szCs w:val="20"/>
+        </w:rPr>
+      </w:pPr>
+      <w:r>
+        <w:rPr>
+          <w:color w:val="1a1a1a"/>
+          <w:rtl w:val="0"/>
+        </w:rPr>
+        <w:t>One threat cannot be removed by any of the above and the researchers state it plainly: the system being rated was designed and built by the people conducting the evaluation. Four measures are described here: responses that are confidential and never reported in identifiable form, no researcher present while respondents answer, an invitation that asks for critical ratings, and a fixed interpretation scale published before any data is collected. They exist specifically to limit the tendency of respondents to rate a system favourably in front of its authors. They limit it; they do not eliminate it, and the residual effect is recorded under Limitations of the Study.</w:t>
       </w:r>
     </w:p>
     <w:p>
@@ -7479,12 +7479,7 @@
           <w:color w:val="1a1a1a"/>
           <w:rtl w:val="0"/>
         </w:rPr>
-        <w:t xml:space="preserve">Because every item in every instrument is closed, the study collects no written responses, and there is therefore no quotation that could carry a respondent’s identity into the findings. Responses are collected without names or email addresses and are identified only by a number. The identification risk that does remain lies in the background items rather than in prose: about ten HR respondents drawn from a single department could be recognisable to one another from a combination of age range, length of experience and position. Figures for the HR group are therefore reported in aggregate, and no result is presented in a form that pairs one respondent’s background details with that respondent’s ratings.</w:t>
-      </w:r>
-      <w:r>
-        <w:rPr>
-          <w:rtl w:val="0"/>
-        </w:rPr>
+        <w:t>Because every item in every instrument is closed, the study collects no written responses, and there is therefore no quotation that could carry a respondent’s identity into the findings. Responses are CONFIDENTIAL RATHER THAN ANONYMOUS, and the difference is recorded here rather than described loosely. Each instrument ends with an optional request for an email address. It serves two purposes: it evidences that responses came from real people who were approached and agreed to take part, and it is the only key by which one respondent’s answers before and after use can be matched. A respondent who supplies one is therefore identifiable to the research team. Addresses are held in the access-restricted folder with the raw responses, are never reported, are not used to contact anyone for any purpose beyond the second instrument, and are deleted with the rest of the raw data when the study is completed and the final manuscript approved. No respondent is required to supply one, and a respondent who does not is excluded from the paired comparison alone. The identification risk that remains beyond this lies in the background items rather than in prose: about ten HR respondents drawn from a single department could be recognisable to one another from a combination of age range, length of experience and position. Figures for the HR group are therefore reported in aggregate, and no result is presented in a form that pairs one respondent’s background details with that respondent’s ratings.</w:t>
       </w:r>
     </w:p>
     <w:p>
@@ -7556,6 +7551,450 @@
           <w:szCs w:val="24"/>
           <w:rtl w:val="0"/>
         </w:rPr>
+        <w:t>Results of the Requirement-Analysis Survey</w:t>
+      </w:r>
+    </w:p>
+    <w:p>
+      <w:pPr>
+        <w:spacing w:line="480" w:lineRule="auto"/>
+        <w:ind w:firstLine="720"/>
+        <w:jc w:val="both"/>
+        <w:rPr>
+          <w:sz w:val="20"/>
+          <w:szCs w:val="20"/>
+        </w:rPr>
+      </w:pPr>
+      <w:r>
+        <w:rPr>
+          <w:color w:val="1a1a1a"/>
+          <w:rtl w:val="0"/>
+        </w:rPr>
+        <w:t>Instrument A was administered through Google Forms between 9 and 22 August 2026, before the system was completed. This section reports what it found. The two post-use instruments (C and D) and the ranking check (E) had not been administered at the time of writing, and nothing is reported for them here; the evaluation findings they produce are a separate report and are not anticipated in this one.</w:t>
+      </w:r>
+    </w:p>
+    <w:p>
+      <w:pPr>
+        <w:pStyle w:val="Heading2"/>
+        <w:spacing w:before="240" w:line="480" w:lineRule="auto"/>
+        <w:jc w:val="left"/>
+        <w:rPr>
+          <w:rFonts w:ascii="Times New Roman" w:cs="Times New Roman" w:eastAsia="Times New Roman" w:hAnsi="Times New Roman"/>
+          <w:i w:val="1"/>
+          <w:iCs w:val="1"/>
+          <w:color w:val="000000"/>
+          <w:sz w:val="24"/>
+          <w:szCs w:val="24"/>
+        </w:rPr>
+      </w:pPr>
+      <w:r>
+        <w:rPr>
+          <w:rFonts w:ascii="Times New Roman" w:cs="Times New Roman" w:eastAsia="Times New Roman" w:hAnsi="Times New Roman"/>
+          <w:i w:val="1"/>
+          <w:iCs w:val="1"/>
+          <w:color w:val="000000"/>
+          <w:sz w:val="24"/>
+          <w:szCs w:val="24"/>
+          <w:rtl w:val="0"/>
+        </w:rPr>
+        <w:t>Who answered</w:t>
+      </w:r>
+    </w:p>
+    <w:p>
+      <w:pPr>
+        <w:spacing w:line="480" w:lineRule="auto"/>
+        <w:ind w:firstLine="720"/>
+        <w:jc w:val="both"/>
+        <w:rPr>
+          <w:sz w:val="20"/>
+          <w:szCs w:val="20"/>
+        </w:rPr>
+      </w:pPr>
+      <w:r>
+        <w:rPr>
+          <w:color w:val="1a1a1a"/>
+          <w:rtl w:val="0"/>
+        </w:rPr>
+        <w:t>One hundred and eight responses were received. Five are excluded: they were collected on 9 and 10 August, while the form was still running in an earlier version whose four middle items invited written answers rather than ratings. An open answer cannot be averaged with a rated one, so those five contribute to nothing. One hundred and three responses are valid, and every figure below is computed over a stated number of them.</w:t>
+      </w:r>
+    </w:p>
+    <w:p>
+      <w:pPr>
+        <w:spacing w:line="480" w:lineRule="auto"/>
+        <w:ind w:firstLine="720"/>
+        <w:jc w:val="both"/>
+        <w:rPr>
+          <w:sz w:val="20"/>
+          <w:szCs w:val="20"/>
+        </w:rPr>
+      </w:pPr>
+      <w:r>
+        <w:rPr>
+          <w:color w:val="1a1a1a"/>
+          <w:rtl w:val="0"/>
+        </w:rPr>
+        <w:t>Item 2 asked respondents to describe their present situation. Forty-six (44.7 percent) selected one of the three options that match the population this study is about: student graduating within the year or the next (32), someone who has worked before and is looking again (9), or a fresh graduate seeking a first job (5). Fifty-seven (55.3 percent) selected "currently employed and not looking".</w:t>
+      </w:r>
+    </w:p>
+    <w:p>
+      <w:pPr>
+        <w:spacing w:line="480" w:lineRule="auto"/>
+        <w:ind w:firstLine="720"/>
+        <w:jc w:val="both"/>
+        <w:rPr>
+          <w:sz w:val="20"/>
+          <w:szCs w:val="20"/>
+        </w:rPr>
+      </w:pPr>
+      <w:r>
+        <w:rPr>
+          <w:color w:val="1a1a1a"/>
+          <w:rtl w:val="0"/>
+        </w:rPr>
+        <w:t>That split is the most important thing to understand about this dataset, and it is reported first for that reason. The fifty-seven are not part of the population the study defines, and they are not pooled with the forty-six. Every figure below is given for the forty-six, with the figure for all 103 alongside it as a reference. The reason for showing both rather than discarding the fifty-seven is that they answered the same instrument at the same time and they answered it differently, which is itself informative: the difficulties this study is about are reported markedly more strongly by people currently looking for work than by people who are not. The reason for not pooling them is that a mean across both groups would describe neither, and it would understate every difficulty the study exists to examine.</w:t>
+      </w:r>
+    </w:p>
+    <w:p>
+      <w:pPr>
+        <w:spacing w:line="480" w:lineRule="auto"/>
+        <w:ind w:firstLine="720"/>
+        <w:jc w:val="both"/>
+        <w:rPr>
+          <w:sz w:val="20"/>
+          <w:szCs w:val="20"/>
+        </w:rPr>
+      </w:pPr>
+      <w:r>
+        <w:rPr>
+          <w:color w:val="1a1a1a"/>
+          <w:rtl w:val="0"/>
+        </w:rPr>
+        <w:t>Within the forty-six, age is concentrated where the study expects it: 21–24 (25), 18–20 (14), 30 or older (4), under 18 (2), 25–29 (1). Across all 103 the distribution is much older, with fifty respondents aged 30 or above, which is consistent with the majority being established in work. Field of study or work sought, within the forty-six: information technology 19 (41.3 percent), business, accounting or finance 7 (15.2 percent), and single figures across arts and media, education, customer service and business process outsourcing, healthcare, administration, agriculture and engineering. Forty-four of the forty-six (95.7 percent) have made a resume before.</w:t>
+      </w:r>
+    </w:p>
+    <w:p>
+      <w:pPr>
+        <w:pStyle w:val="Heading2"/>
+        <w:spacing w:before="240" w:line="480" w:lineRule="auto"/>
+        <w:jc w:val="left"/>
+        <w:rPr>
+          <w:rFonts w:ascii="Times New Roman" w:cs="Times New Roman" w:eastAsia="Times New Roman" w:hAnsi="Times New Roman"/>
+          <w:i w:val="1"/>
+          <w:iCs w:val="1"/>
+          <w:color w:val="000000"/>
+          <w:sz w:val="24"/>
+          <w:szCs w:val="24"/>
+        </w:rPr>
+      </w:pPr>
+      <w:r>
+        <w:rPr>
+          <w:rFonts w:ascii="Times New Roman" w:cs="Times New Roman" w:eastAsia="Times New Roman" w:hAnsi="Times New Roman"/>
+          <w:i w:val="1"/>
+          <w:iCs w:val="1"/>
+          <w:color w:val="000000"/>
+          <w:sz w:val="24"/>
+          <w:szCs w:val="24"/>
+          <w:rtl w:val="0"/>
+        </w:rPr>
+        <w:t>Research question 1: the difficulty and the cost of making a resume</w:t>
+      </w:r>
+    </w:p>
+    <w:p>
+      <w:pPr>
+        <w:spacing w:line="480" w:lineRule="auto"/>
+        <w:ind w:firstLine="720"/>
+        <w:jc w:val="both"/>
+        <w:rPr>
+          <w:sz w:val="20"/>
+          <w:szCs w:val="20"/>
+        </w:rPr>
+      </w:pPr>
+      <w:r>
+        <w:rPr>
+          <w:color w:val="1a1a1a"/>
+          <w:rtl w:val="0"/>
+        </w:rPr>
+        <w:t>How respondents made their most recent resume, within the forty-six, as a percentage of respondents rather than of selections, since the item allows several: Canva 71.7 percent, typed from scratch in Word or Google Docs 69.6 percent, a downloaded template 52.2 percent, someone else made it 34.8 percent, an online resume builder 32.6 percent, a paid professional writer 15.2 percent.</w:t>
+      </w:r>
+    </w:p>
+    <w:p>
+      <w:pPr>
+        <w:spacing w:line="480" w:lineRule="auto"/>
+        <w:ind w:firstLine="720"/>
+        <w:jc w:val="both"/>
+        <w:rPr>
+          <w:sz w:val="20"/>
+          <w:szCs w:val="20"/>
+        </w:rPr>
+      </w:pPr>
+      <w:r>
+        <w:rPr>
+          <w:color w:val="1a1a1a"/>
+          <w:rtl w:val="0"/>
+        </w:rPr>
+        <w:t>On cost, the figures are unambiguous. Thirty-seven of the forty-six (80.4 percent) have never paid for help with a resume; across all 103 the figure is 90.3 percent. Item 7 asked separately about online builders. Twenty-six of the forty-six answered that they had used one; of those twenty-six, exactly half (13) report that the feature they needed was behind a payment and the other half that everything they needed was free. Taking all 103 valid respondents together, forty-six of them had used an online builder, and fifteen of those forty-six (32.6 percent) met a paywall. The coincidence of that count with the size of the target group is arithmetic, not a relationship between the two.</w:t>
+      </w:r>
+    </w:p>
+    <w:p>
+      <w:pPr>
+        <w:spacing w:line="480" w:lineRule="auto"/>
+        <w:ind w:firstLine="720"/>
+        <w:jc w:val="both"/>
+        <w:rPr>
+          <w:sz w:val="20"/>
+          <w:szCs w:val="20"/>
+        </w:rPr>
+      </w:pPr>
+      <w:r>
+        <w:rPr>
+          <w:color w:val="1a1a1a"/>
+          <w:rtl w:val="0"/>
+        </w:rPr>
+        <w:t>The two rated items in this area, for the forty-six: formatting a resume is frustrating, mean 4.00 (SD 1.15); not being sure what information should go into a resume, mean 3.46 (SD 1.28). Both are worded so that agreement reports a difficulty, so the interpretation scale used for quality means is not applied to them and they are reported as means with distributions. Across all 103 the same items fall to 3.54 (SD 1.19) and 2.88 (SD 1.29). The formatting item is the stronger of the two in both groups, and the gap between the groups is larger on the second: knowing what belongs in a resume is a difficulty reported chiefly by people who are currently applying.</w:t>
+      </w:r>
+    </w:p>
+    <w:p>
+      <w:pPr>
+        <w:pStyle w:val="Heading2"/>
+        <w:spacing w:before="240" w:line="480" w:lineRule="auto"/>
+        <w:jc w:val="left"/>
+        <w:rPr>
+          <w:rFonts w:ascii="Times New Roman" w:cs="Times New Roman" w:eastAsia="Times New Roman" w:hAnsi="Times New Roman"/>
+          <w:i w:val="1"/>
+          <w:iCs w:val="1"/>
+          <w:color w:val="000000"/>
+          <w:sz w:val="24"/>
+          <w:szCs w:val="24"/>
+        </w:rPr>
+      </w:pPr>
+      <w:r>
+        <w:rPr>
+          <w:rFonts w:ascii="Times New Roman" w:cs="Times New Roman" w:eastAsia="Times New Roman" w:hAnsi="Times New Roman"/>
+          <w:i w:val="1"/>
+          <w:iCs w:val="1"/>
+          <w:color w:val="000000"/>
+          <w:sz w:val="24"/>
+          <w:szCs w:val="24"/>
+          <w:rtl w:val="0"/>
+        </w:rPr>
+        <w:t>Research question 2: judging whether to apply</w:t>
+      </w:r>
+    </w:p>
+    <w:p>
+      <w:pPr>
+        <w:spacing w:line="480" w:lineRule="auto"/>
+        <w:ind w:firstLine="720"/>
+        <w:jc w:val="both"/>
+        <w:rPr>
+          <w:sz w:val="20"/>
+          <w:szCs w:val="20"/>
+        </w:rPr>
+      </w:pPr>
+      <w:r>
+        <w:rPr>
+          <w:color w:val="1a1a1a"/>
+          <w:rtl w:val="0"/>
+        </w:rPr>
+        <w:t>For the forty-six: worry that a resume will be rejected by a computer before a person reads it, mean 3.93 (SD 1.24); inability to tell from a posting whether one actually qualifies, mean 3.96 (SD 1.01). Across all 103 these fall to 3.24 (SD 1.29) and 3.17 (SD 1.28). Both items are again worded so that agreement reports a difficulty.</w:t>
+      </w:r>
+    </w:p>
+    <w:p>
+      <w:pPr>
+        <w:spacing w:line="480" w:lineRule="auto"/>
+        <w:ind w:firstLine="720"/>
+        <w:jc w:val="both"/>
+        <w:rPr>
+          <w:sz w:val="20"/>
+          <w:szCs w:val="20"/>
+        </w:rPr>
+      </w:pPr>
+      <w:r>
+        <w:rPr>
+          <w:color w:val="1a1a1a"/>
+          <w:rtl w:val="0"/>
+        </w:rPr>
+        <w:t>The categorical items point the same way. Asked whether they have ever been told why an application was unsuccessful, of the forty-six: never 23.9 percent, rarely 17.4 percent, sometimes 30.4 percent, usually 13.0 percent, and 15.2 percent have not yet applied. Thirty-nine of the forty-six have applied for work. Of those thirty-nine, nineteen (48.7 percent) are told why never or rarely, and six (15.4 percent) are told usually. Asked what is hardest about applying, within the forty-six: finding openings worth applying to 65.2 percent, knowing whether they actually qualify 58.7 percent, interviews 58.7 percent, never hearing back 56.5 percent, writing the resume itself 37.0 percent, and the cost of applying (fare, printing, internet) 30.4 percent.</w:t>
+      </w:r>
+    </w:p>
+    <w:p>
+      <w:pPr>
+        <w:pStyle w:val="Heading2"/>
+        <w:spacing w:before="240" w:line="480" w:lineRule="auto"/>
+        <w:jc w:val="left"/>
+        <w:rPr>
+          <w:rFonts w:ascii="Times New Roman" w:cs="Times New Roman" w:eastAsia="Times New Roman" w:hAnsi="Times New Roman"/>
+          <w:i w:val="1"/>
+          <w:iCs w:val="1"/>
+          <w:color w:val="000000"/>
+          <w:sz w:val="24"/>
+          <w:szCs w:val="24"/>
+        </w:rPr>
+      </w:pPr>
+      <w:r>
+        <w:rPr>
+          <w:rFonts w:ascii="Times New Roman" w:cs="Times New Roman" w:eastAsia="Times New Roman" w:hAnsi="Times New Roman"/>
+          <w:i w:val="1"/>
+          <w:iCs w:val="1"/>
+          <w:color w:val="000000"/>
+          <w:sz w:val="24"/>
+          <w:szCs w:val="24"/>
+          <w:rtl w:val="0"/>
+        </w:rPr>
+        <w:t>What respondents said would help</w:t>
+      </w:r>
+    </w:p>
+    <w:p>
+      <w:pPr>
+        <w:spacing w:line="480" w:lineRule="auto"/>
+        <w:ind w:firstLine="720"/>
+        <w:jc w:val="both"/>
+        <w:rPr>
+          <w:sz w:val="20"/>
+          <w:szCs w:val="20"/>
+        </w:rPr>
+      </w:pPr>
+      <w:r>
+        <w:rPr>
+          <w:color w:val="1a1a1a"/>
+          <w:rtl w:val="0"/>
+        </w:rPr>
+        <w:t>These four items ask what a respondent would find useful. At the time of answering no system existed to rate, so they measure expressed preference and nothing more; they are not evidence about this system and are not treated as such. For the forty-six: being told exactly which required skills are missing, mean 4.39 (SD 0.93); would use a free resume tool made for the Philippine job market, mean 4.30 (SD 1.03); paying for a resume tool or writer is not realistic at present, mean 4.30 (SD 0.73); would want to see the same score the company sees, mean 4.43 (SD 0.78). Across all 103: 3.91, 3.69, 3.82 and 3.92 respectively.</w:t>
+      </w:r>
+    </w:p>
+    <w:p>
+      <w:pPr>
+        <w:spacing w:line="480" w:lineRule="auto"/>
+        <w:ind w:firstLine="720"/>
+        <w:jc w:val="both"/>
+        <w:rPr>
+          <w:sz w:val="20"/>
+          <w:szCs w:val="20"/>
+        </w:rPr>
+      </w:pPr>
+      <w:r>
+        <w:rPr>
+          <w:color w:val="1a1a1a"/>
+          <w:rtl w:val="0"/>
+        </w:rPr>
+        <w:t>The transparency item carries the highest mean of the eight in both groups, and the affordability item carries the lowest standard deviation of the eight in the target group (0.73), meaning it is the item respondents agree with each other about most. Asked what would make applying easier, within the forty-six: being told which required skills are missing 76.1 percent, seeing the match before applying 67.4 percent, postings that state requirements clearly 67.4 percent, a free tool that formats the resume properly 58.7 percent, getting a reply either way 58.7 percent.</w:t>
+      </w:r>
+    </w:p>
+    <w:p>
+      <w:pPr>
+        <w:pStyle w:val="Heading2"/>
+        <w:spacing w:before="240" w:line="480" w:lineRule="auto"/>
+        <w:jc w:val="left"/>
+        <w:rPr>
+          <w:rFonts w:ascii="Times New Roman" w:cs="Times New Roman" w:eastAsia="Times New Roman" w:hAnsi="Times New Roman"/>
+          <w:i w:val="1"/>
+          <w:iCs w:val="1"/>
+          <w:color w:val="000000"/>
+          <w:sz w:val="24"/>
+          <w:szCs w:val="24"/>
+        </w:rPr>
+      </w:pPr>
+      <w:r>
+        <w:rPr>
+          <w:rFonts w:ascii="Times New Roman" w:cs="Times New Roman" w:eastAsia="Times New Roman" w:hAnsi="Times New Roman"/>
+          <w:i w:val="1"/>
+          <w:iCs w:val="1"/>
+          <w:color w:val="000000"/>
+          <w:sz w:val="24"/>
+          <w:szCs w:val="24"/>
+          <w:rtl w:val="0"/>
+        </w:rPr>
+        <w:t>What these results establish, and what they do not</w:t>
+      </w:r>
+    </w:p>
+    <w:p>
+      <w:pPr>
+        <w:spacing w:line="480" w:lineRule="auto"/>
+        <w:ind w:firstLine="720"/>
+        <w:jc w:val="both"/>
+        <w:rPr>
+          <w:sz w:val="20"/>
+          <w:szCs w:val="20"/>
+        </w:rPr>
+      </w:pPr>
+      <w:r>
+        <w:rPr>
+          <w:color w:val="1a1a1a"/>
+          <w:rtl w:val="0"/>
+        </w:rPr>
+        <w:t>They establish that within this group of forty-six the difficulties the system is designed to address are reported, that the cost barrier is real rather than assumed, and that the specific things the system offers are the things respondents say they want. They are descriptive: purposive sampling with no sampling frame supports no inference to Filipino job seekers generally, and none is made.</w:t>
+      </w:r>
+    </w:p>
+    <w:p>
+      <w:pPr>
+        <w:spacing w:line="480" w:lineRule="auto"/>
+        <w:ind w:firstLine="720"/>
+        <w:jc w:val="both"/>
+        <w:rPr>
+          <w:sz w:val="20"/>
+          <w:szCs w:val="20"/>
+        </w:rPr>
+      </w:pPr>
+      <w:r>
+        <w:rPr>
+          <w:color w:val="1a1a1a"/>
+          <w:rtl w:val="0"/>
+        </w:rPr>
+        <w:t>Three limitations are recorded here rather than left in the discussion. First, the fifty-seven respondents outside the population answered every item more mildly than the forty-six, on every one of the eight rated items without exception. A study that had pooled them would have reported systematically weaker findings, and the direction of that error is worth stating because it is the error a reader should expect a study to make in its own favour, and it runs the other way.</w:t>
+      </w:r>
+    </w:p>
+    <w:p>
+      <w:pPr>
+        <w:spacing w:line="480" w:lineRule="auto"/>
+        <w:ind w:firstLine="720"/>
+        <w:jc w:val="both"/>
+        <w:rPr>
+          <w:sz w:val="20"/>
+          <w:szCs w:val="20"/>
+        </w:rPr>
+      </w:pPr>
+      <w:r>
+        <w:rPr>
+          <w:color w:val="1a1a1a"/>
+          <w:rtl w:val="0"/>
+        </w:rPr>
+        <w:t>Second, the four items measuring what respondents would find useful are worded favourably towards the kind of system this study proposes, and they were written by the people proposing it. High agreement on them is weak evidence and is reported as such: it establishes that the proposition is attractive in the abstract, not that the system delivers it.</w:t>
+      </w:r>
+    </w:p>
+    <w:p>
+      <w:pPr>
+        <w:spacing w:line="480" w:lineRule="auto"/>
+        <w:ind w:firstLine="720"/>
+        <w:jc w:val="both"/>
+        <w:rPr>
+          <w:sz w:val="20"/>
+          <w:szCs w:val="20"/>
+        </w:rPr>
+      </w:pPr>
+      <w:r>
+        <w:rPr>
+          <w:color w:val="1a1a1a"/>
+          <w:rtl w:val="0"/>
+        </w:rPr>
+        <w:t>Third, only twenty-nine of the 103 valid respondents supplied the optional email address, and only twenty of those are within the forty-six. The paired before-and-after comparison is therefore bounded at twenty pairs against a planned forty, which is enough to detect only a large change. This is a limitation of the paired analysis alone; the descriptive findings above rest on all forty-six and are unaffected by it.</w:t>
+      </w:r>
+    </w:p>
+    <w:p>
+      <w:pPr>
+        <w:pStyle w:val="Heading1"/>
+        <w:keepNext w:val="0"/>
+        <w:spacing w:after="0" w:line="480" w:lineRule="auto"/>
+        <w:rPr>
+          <w:rFonts w:ascii="Times New Roman" w:cs="Times New Roman" w:eastAsia="Times New Roman" w:hAnsi="Times New Roman"/>
+          <w:sz w:val="24"/>
+          <w:szCs w:val="24"/>
+        </w:rPr>
+      </w:pPr>
+      <w:r>
+        <w:rPr>
+          <w:rFonts w:ascii="Times New Roman" w:cs="Times New Roman" w:eastAsia="Times New Roman" w:hAnsi="Times New Roman"/>
+          <w:sz w:val="24"/>
+          <w:szCs w:val="24"/>
+          <w:rtl w:val="0"/>
+        </w:rPr>
         <w:t xml:space="preserve">References</w:t>
       </w:r>
     </w:p>
@@ -8434,12 +8873,67 @@
           <w:color w:val="1a1a1a"/>
           <w:rtl w:val="0"/>
         </w:rPr>
-        <w:t xml:space="preserve">Administered before the system is completed. Respondents answer without having seen it.  Research questions 1 and 2.</w:t>
-      </w:r>
-      <w:r>
-        <w:rPr>
-          <w:rtl w:val="0"/>
-        </w:rPr>
+        <w:t>Administered before the system was completed, through Google Forms, between 9 and 22 August 2026. Respondents answered without having seen the system.  Research questions 1 and 2.</w:t>
+      </w:r>
+    </w:p>
+    <w:p>
+      <w:pPr>
+        <w:spacing w:line="480" w:lineRule="auto"/>
+        <w:ind w:firstLine="0"/>
+        <w:jc w:val="both"/>
+        <w:rPr>
+          <w:sz w:val="20"/>
+          <w:szCs w:val="20"/>
+        </w:rPr>
+      </w:pPr>
+      <w:r>
+        <w:rPr>
+          <w:i w:val="1"/>
+          <w:iCs w:val="1"/>
+          <w:color w:val="1a1a1a"/>
+          <w:rtl w:val="0"/>
+        </w:rPr>
+        <w:t>This appendix reproduces the instrument AS ADMINISTERED, item for item and option for option, including its own spelling of "résumé" and its own bracketed construct labels, which were visible to respondents. An earlier draft of this instrument, written before the form was built, asked a partly different set of questions; it was never administered and is not reproduced here, because an appendix that prints an instrument the respondents never saw documents nothing. Where the administered wording differs from that draft, the administered wording governs, and Instrument C repeats these items rather than the draft ones.</w:t>
+      </w:r>
+    </w:p>
+    <w:p>
+      <w:pPr>
+        <w:spacing w:line="480" w:lineRule="auto"/>
+        <w:ind w:firstLine="0"/>
+        <w:jc w:val="both"/>
+        <w:rPr>
+          <w:sz w:val="20"/>
+          <w:szCs w:val="20"/>
+        </w:rPr>
+      </w:pPr>
+      <w:r>
+        <w:rPr>
+          <w:i w:val="1"/>
+          <w:iCs w:val="1"/>
+          <w:color w:val="1a1a1a"/>
+          <w:rtl w:val="0"/>
+        </w:rPr>
+        <w:t>Two departures from the plan are recorded here rather than left for a reader to notice. First, the form ran for its first two days in an open-ended version whose four middle items invited written answers. Five responses were collected in that version. They are excluded from every figure reported in this study, because an open response cannot be averaged with a rated one, and the exclusion is reported with the results rather than absorbed. Second, one item ("Have you ever made a résumé?") was duplicated in the form for two days and then removed; ten responses reached the duplicate before it was taken out. The surviving item is the one reproduced below, and the duplicate contributes to nothing.</w:t>
+      </w:r>
+    </w:p>
+    <w:p>
+      <w:pPr>
+        <w:spacing w:line="480" w:lineRule="auto"/>
+        <w:ind w:firstLine="0"/>
+        <w:jc w:val="both"/>
+        <w:rPr>
+          <w:sz w:val="20"/>
+          <w:szCs w:val="20"/>
+        </w:rPr>
+      </w:pPr>
+      <w:r>
+        <w:rPr>
+          <w:i w:val="1"/>
+          <w:iCs w:val="1"/>
+          <w:color w:val="1a1a1a"/>
+          <w:rtl w:val="0"/>
+        </w:rPr>
+        <w:t>Item 21 collects an email address and is optional. It is the only identifying field in the instrument, and it exists for two stated reasons: it evidences that the responses came from real people who were approached and agreed to take part, and it is the key by which a respondent’s answers here are paired with their answers to Instrument C. Twenty-nine of the 103 valid respondents supplied one. The consequence is stated under Data Analysis rather than glossed: the paired comparison is bounded above by that number, not by the number of respondents.</w:t>
       </w:r>
     </w:p>
     <w:p>
@@ -8459,162 +8953,147 @@
           <w:color w:val="1a1a1a"/>
           <w:rtl w:val="0"/>
         </w:rPr>
-        <w:t xml:space="preserve">Part 1. About you</w:t>
-      </w:r>
-      <w:r>
-        <w:rPr>
-          <w:rtl w:val="0"/>
-        </w:rPr>
-      </w:r>
-    </w:p>
-    <w:p>
-      <w:pPr>
-        <w:spacing w:line="480" w:lineRule="auto"/>
-        <w:ind w:firstLine="0"/>
-        <w:jc w:val="both"/>
-        <w:rPr>
-          <w:sz w:val="20"/>
-          <w:szCs w:val="20"/>
-        </w:rPr>
-      </w:pPr>
-      <w:r>
-        <w:rPr>
-          <w:i w:val="1"/>
-          <w:iCs w:val="1"/>
-          <w:color w:val="1a1a1a"/>
-          <w:rtl w:val="0"/>
-        </w:rPr>
-        <w:t xml:space="preserve">Background. Reported as counts, not as measurements of system quality.</w:t>
-      </w:r>
-      <w:r>
-        <w:rPr>
-          <w:rtl w:val="0"/>
-        </w:rPr>
-      </w:r>
-    </w:p>
-    <w:p>
-      <w:pPr>
-        <w:spacing w:line="480" w:lineRule="auto"/>
-        <w:ind w:firstLine="0"/>
-        <w:jc w:val="both"/>
-        <w:rPr>
-          <w:sz w:val="20"/>
-          <w:szCs w:val="20"/>
-        </w:rPr>
-      </w:pPr>
-      <w:r>
-        <w:rPr>
-          <w:i w:val="1"/>
-          <w:iCs w:val="1"/>
-          <w:color w:val="1a1a1a"/>
-          <w:rtl w:val="0"/>
-        </w:rPr>
-        <w:t xml:space="preserve">1.  What is your age range?  (Choose one.)  Under 18  ·  18–20  ·  21–24  ·  25–29  ·  30 or older</w:t>
-      </w:r>
-      <w:r>
-        <w:rPr>
-          <w:rtl w:val="0"/>
-        </w:rPr>
-      </w:r>
-    </w:p>
-    <w:p>
-      <w:pPr>
-        <w:spacing w:line="480" w:lineRule="auto"/>
-        <w:ind w:firstLine="0"/>
-        <w:jc w:val="both"/>
-        <w:rPr>
-          <w:sz w:val="20"/>
-          <w:szCs w:val="20"/>
-        </w:rPr>
-      </w:pPr>
-      <w:r>
-        <w:rPr>
-          <w:i w:val="1"/>
-          <w:iCs w:val="1"/>
-          <w:color w:val="1a1a1a"/>
-          <w:rtl w:val="0"/>
-        </w:rPr>
-        <w:t xml:space="preserve">2.  Which of these best describes you right now?  (Choose one.)  Student preparing to apply for OJT or internship  ·  Student graduating within the year  ·  Fresh graduate looking for my first job  ·  Looking for work, and I have worked before  ·  Employed, but looking for something else</w:t>
-      </w:r>
-      <w:r>
-        <w:rPr>
-          <w:rtl w:val="0"/>
-        </w:rPr>
-      </w:r>
-    </w:p>
-    <w:p>
-      <w:pPr>
-        <w:spacing w:line="480" w:lineRule="auto"/>
-        <w:ind w:firstLine="0"/>
-        <w:jc w:val="both"/>
-        <w:rPr>
-          <w:sz w:val="20"/>
-          <w:szCs w:val="20"/>
-        </w:rPr>
-      </w:pPr>
-      <w:r>
-        <w:rPr>
-          <w:i w:val="1"/>
-          <w:iCs w:val="1"/>
-          <w:color w:val="1a1a1a"/>
-          <w:rtl w:val="0"/>
-        </w:rPr>
-        <w:t xml:space="preserve">3.  What is the highest level of education you have completed?  (Choose one.)  Junior high school  ·  Senior high school  ·  Vocational or TESDA qualification  ·  Some college, not finished  ·  Bachelor’s degree  ·  Master’s degree or higher</w:t>
-      </w:r>
-      <w:r>
-        <w:rPr>
-          <w:rtl w:val="0"/>
-        </w:rPr>
-      </w:r>
-    </w:p>
-    <w:p>
-      <w:pPr>
-        <w:spacing w:line="480" w:lineRule="auto"/>
-        <w:ind w:firstLine="0"/>
-        <w:jc w:val="both"/>
-        <w:rPr>
-          <w:sz w:val="20"/>
-          <w:szCs w:val="20"/>
-        </w:rPr>
-      </w:pPr>
-      <w:r>
-        <w:rPr>
-          <w:i w:val="1"/>
-          <w:iCs w:val="1"/>
-          <w:color w:val="1a1a1a"/>
-          <w:rtl w:val="0"/>
-        </w:rPr>
-        <w:t xml:space="preserve">4.  Have you ever made a resume?  (Choose one.)  Yes, entirely on my own  ·  Yes, with help from someone I know  ·  Yes, I paid someone to make it  ·  No, I have never made one</w:t>
-      </w:r>
-      <w:r>
-        <w:rPr>
-          <w:rtl w:val="0"/>
-        </w:rPr>
-      </w:r>
-    </w:p>
-    <w:p>
-      <w:pPr>
-        <w:spacing w:line="480" w:lineRule="auto"/>
-        <w:ind w:firstLine="0"/>
-        <w:jc w:val="both"/>
-        <w:rPr>
-          <w:sz w:val="20"/>
-          <w:szCs w:val="20"/>
-        </w:rPr>
-      </w:pPr>
-      <w:r>
-        <w:rPr>
-          <w:i w:val="1"/>
-          <w:iCs w:val="1"/>
-          <w:color w:val="1a1a1a"/>
-          <w:rtl w:val="0"/>
-        </w:rPr>
-        <w:t xml:space="preserve">5.  What device would you most likely use to apply for a job online?  (Choose one.)  Phone  ·  Laptop or desktop  ·  Tablet  ·  A shared or internet-café computer</w:t>
-      </w:r>
-      <w:r>
-        <w:rPr>
-          <w:rtl w:val="0"/>
-        </w:rPr>
+        <w:t>Part 1. About you</w:t>
+      </w:r>
+    </w:p>
+    <w:p>
+      <w:pPr>
+        <w:spacing w:line="480" w:lineRule="auto"/>
+        <w:ind w:firstLine="0"/>
+        <w:jc w:val="both"/>
+        <w:rPr>
+          <w:sz w:val="20"/>
+          <w:szCs w:val="20"/>
+        </w:rPr>
+      </w:pPr>
+      <w:r>
+        <w:rPr>
+          <w:i w:val="1"/>
+          <w:iCs w:val="1"/>
+          <w:color w:val="1a1a1a"/>
+          <w:rtl w:val="0"/>
+        </w:rPr>
+        <w:t>Background. Reported as counts, not as measurements of system quality.</w:t>
+      </w:r>
+    </w:p>
+    <w:p>
+      <w:pPr>
+        <w:spacing w:line="480" w:lineRule="auto"/>
+        <w:ind w:firstLine="0"/>
+        <w:jc w:val="both"/>
+        <w:rPr>
+          <w:sz w:val="20"/>
+          <w:szCs w:val="20"/>
+        </w:rPr>
+      </w:pPr>
+      <w:r>
+        <w:rPr>
+          <w:i w:val="1"/>
+          <w:iCs w:val="1"/>
+          <w:color w:val="1a1a1a"/>
+          <w:rtl w:val="0"/>
+        </w:rPr>
+        <w:t>0.  Consent.  I have read the above and I agree to take part.  (Choose one.)  Yes, I agree</w:t>
+      </w:r>
+    </w:p>
+    <w:p>
+      <w:pPr>
+        <w:spacing w:line="480" w:lineRule="auto"/>
+        <w:ind w:firstLine="0"/>
+        <w:jc w:val="both"/>
+        <w:rPr>
+          <w:sz w:val="20"/>
+          <w:szCs w:val="20"/>
+        </w:rPr>
+      </w:pPr>
+      <w:r>
+        <w:rPr>
+          <w:i w:val="1"/>
+          <w:iCs w:val="1"/>
+          <w:color w:val="1a1a1a"/>
+          <w:rtl w:val="0"/>
+        </w:rPr>
+        <w:t>1.  What is your age range?  (Choose one.)  Under 18  ·  18–20  ·  21–24  ·  25–29  ·  30 or older</w:t>
+      </w:r>
+    </w:p>
+    <w:p>
+      <w:pPr>
+        <w:spacing w:line="480" w:lineRule="auto"/>
+        <w:ind w:firstLine="0"/>
+        <w:jc w:val="both"/>
+        <w:rPr>
+          <w:sz w:val="20"/>
+          <w:szCs w:val="20"/>
+        </w:rPr>
+      </w:pPr>
+      <w:r>
+        <w:rPr>
+          <w:i w:val="1"/>
+          <w:iCs w:val="1"/>
+          <w:color w:val="1a1a1a"/>
+          <w:rtl w:val="0"/>
+        </w:rPr>
+        <w:t>2.  Which of these best describes you right now?  (Choose one.)  Student, graduating within the year or next year  ·  Fresh graduate looking for my first job  ·  Have worked before, looking for another job  ·  Currently employed and not looking</w:t>
+      </w:r>
+    </w:p>
+    <w:p>
+      <w:pPr>
+        <w:spacing w:line="480" w:lineRule="auto"/>
+        <w:ind w:firstLine="0"/>
+        <w:jc w:val="both"/>
+        <w:rPr>
+          <w:sz w:val="20"/>
+          <w:szCs w:val="20"/>
+        </w:rPr>
+      </w:pPr>
+      <w:r>
+        <w:rPr>
+          <w:i w:val="1"/>
+          <w:iCs w:val="1"/>
+          <w:color w:val="1a1a1a"/>
+          <w:rtl w:val="0"/>
+        </w:rPr>
+        <w:t>3.  What is your field of study, or the kind of work you are looking for?  (Choose one.)  Information technology  ·  Business, accounting or finance  ·  Education  ·  Engineering  ·  Healthcare  ·  Customer service or business process outsourcing  ·  Administration or office work  ·  Arts, media or design  ·  Agriculture  ·  Other (written in)</w:t>
+      </w:r>
+    </w:p>
+    <w:p>
+      <w:pPr>
+        <w:spacing w:line="480" w:lineRule="auto"/>
+        <w:ind w:firstLine="0"/>
+        <w:jc w:val="both"/>
+        <w:rPr>
+          <w:sz w:val="20"/>
+          <w:szCs w:val="20"/>
+        </w:rPr>
+      </w:pPr>
+      <w:r>
+        <w:rPr>
+          <w:i w:val="1"/>
+          <w:iCs w:val="1"/>
+          <w:color w:val="1a1a1a"/>
+          <w:rtl w:val="0"/>
+        </w:rPr>
+        <w:t>4.  Have you ever made a résumé?  (Choose one.)  Yes  ·  No</w:t>
+      </w:r>
+    </w:p>
+    <w:p>
+      <w:pPr>
+        <w:spacing w:line="480" w:lineRule="auto"/>
+        <w:ind w:firstLine="0"/>
+        <w:jc w:val="both"/>
+        <w:rPr>
+          <w:sz w:val="20"/>
+          <w:szCs w:val="20"/>
+        </w:rPr>
+      </w:pPr>
+      <w:r>
+        <w:rPr>
+          <w:i w:val="1"/>
+          <w:iCs w:val="1"/>
+          <w:color w:val="1a1a1a"/>
+          <w:rtl w:val="0"/>
+        </w:rPr>
+        <w:t>5.  What device would you most likely use to apply for a job online?  (Tick all that apply.)  Phone  ·  Laptop or desktop  ·  Tablet  ·  A shared computer or internet café</w:t>
       </w:r>
     </w:p>
     <w:p>
@@ -8634,282 +9113,107 @@
           <w:color w:val="1a1a1a"/>
           <w:rtl w:val="0"/>
         </w:rPr>
-        <w:t xml:space="preserve">Part 2. Making a resume</w:t>
-      </w:r>
-      <w:r>
-        <w:rPr>
-          <w:rtl w:val="0"/>
-        </w:rPr>
-      </w:r>
-    </w:p>
-    <w:p>
-      <w:pPr>
-        <w:spacing w:line="480" w:lineRule="auto"/>
-        <w:ind w:firstLine="0"/>
-        <w:jc w:val="both"/>
-        <w:rPr>
-          <w:sz w:val="20"/>
-          <w:szCs w:val="20"/>
-        </w:rPr>
-      </w:pPr>
-      <w:r>
-        <w:rPr>
-          <w:i w:val="1"/>
-          <w:iCs w:val="1"/>
-          <w:color w:val="1a1a1a"/>
-          <w:rtl w:val="0"/>
-        </w:rPr>
-        <w:t>Research question 1: the difficulty of creating a resume.</w:t>
-      </w:r>
-    </w:p>
-    <w:p>
-      <w:pPr>
-        <w:spacing w:line="480" w:lineRule="auto"/>
-        <w:ind w:firstLine="0"/>
-        <w:jc w:val="both"/>
-        <w:rPr>
-          <w:sz w:val="20"/>
-          <w:szCs w:val="20"/>
-        </w:rPr>
-      </w:pPr>
-      <w:r>
-        <w:rPr>
-          <w:i w:val="1"/>
-          <w:iCs w:val="1"/>
-          <w:color w:val="1a1a1a"/>
-          <w:rtl w:val="0"/>
-        </w:rPr>
-        <w:t xml:space="preserve">6.  How did you make your most recent resume?  (Choose one.)  Typed it in a word processor from a blank page  ·  Downloaded a template and filled it in  ·  Used a free online resume builder  ·  Paid for a resume service  ·  Copied the layout from someone else’s resume  ·  I have not made one yet</w:t>
-      </w:r>
-      <w:r>
-        <w:rPr>
-          <w:rtl w:val="0"/>
-        </w:rPr>
-      </w:r>
-    </w:p>
-    <w:p>
-      <w:pPr>
-        <w:spacing w:line="480" w:lineRule="auto"/>
-        <w:ind w:firstLine="0"/>
-        <w:jc w:val="both"/>
-        <w:rPr>
-          <w:sz w:val="20"/>
-          <w:szCs w:val="20"/>
-        </w:rPr>
-      </w:pPr>
-      <w:r>
-        <w:rPr>
-          <w:i w:val="1"/>
-          <w:iCs w:val="1"/>
-          <w:color w:val="1a1a1a"/>
-          <w:rtl w:val="0"/>
-        </w:rPr>
-        <w:t xml:space="preserve">7.  Roughly how long did it take you to finish it?  (Choose one.)  Under an hour  ·  One to three hours  ·  About half a day  ·  More than a day  ·  Several days or longer  ·  I have not made one yet</w:t>
-      </w:r>
-      <w:r>
-        <w:rPr>
-          <w:rtl w:val="0"/>
-        </w:rPr>
-      </w:r>
-    </w:p>
-    <w:p>
-      <w:pPr>
-        <w:spacing w:line="480" w:lineRule="auto"/>
-        <w:ind w:firstLine="0"/>
-        <w:jc w:val="both"/>
-        <w:rPr>
-          <w:sz w:val="20"/>
-          <w:szCs w:val="20"/>
-        </w:rPr>
-      </w:pPr>
-      <w:r>
-        <w:rPr>
-          <w:i w:val="1"/>
-          <w:iCs w:val="1"/>
-          <w:color w:val="1a1a1a"/>
-          <w:rtl w:val="0"/>
-        </w:rPr>
-        <w:t xml:space="preserve">8.  I found it hard to decide what information to put in.  [Rated]</w:t>
-      </w:r>
-      <w:r>
-        <w:rPr>
-          <w:rtl w:val="0"/>
-        </w:rPr>
-      </w:r>
-    </w:p>
-    <w:p>
-      <w:pPr>
-        <w:spacing w:line="480" w:lineRule="auto"/>
-        <w:ind w:firstLine="0"/>
-        <w:jc w:val="both"/>
-        <w:rPr>
-          <w:sz w:val="20"/>
-          <w:szCs w:val="20"/>
-        </w:rPr>
-      </w:pPr>
-      <w:r>
-        <w:rPr>
-          <w:i w:val="1"/>
-          <w:iCs w:val="1"/>
-          <w:color w:val="1a1a1a"/>
-          <w:rtl w:val="0"/>
-        </w:rPr>
-        <w:t xml:space="preserve">9.  I found it hard to word my experience so that it sounded professional.  [Rated]</w:t>
-      </w:r>
-      <w:r>
-        <w:rPr>
-          <w:rtl w:val="0"/>
-        </w:rPr>
-      </w:r>
-    </w:p>
-    <w:p>
-      <w:pPr>
-        <w:spacing w:line="480" w:lineRule="auto"/>
-        <w:ind w:firstLine="0"/>
-        <w:jc w:val="both"/>
-        <w:rPr>
-          <w:sz w:val="20"/>
-          <w:szCs w:val="20"/>
-        </w:rPr>
-      </w:pPr>
-      <w:r>
-        <w:rPr>
-          <w:i w:val="1"/>
-          <w:iCs w:val="1"/>
-          <w:color w:val="1a1a1a"/>
-          <w:rtl w:val="0"/>
-        </w:rPr>
-        <w:t xml:space="preserve">10.  I found it hard to decide how the resume should be laid out.  [Rated]</w:t>
-      </w:r>
-      <w:r>
-        <w:rPr>
-          <w:rtl w:val="0"/>
-        </w:rPr>
-      </w:r>
-    </w:p>
-    <w:p>
-      <w:pPr>
-        <w:spacing w:line="480" w:lineRule="auto"/>
-        <w:ind w:firstLine="0"/>
-        <w:jc w:val="both"/>
-        <w:rPr>
-          <w:sz w:val="20"/>
-          <w:szCs w:val="20"/>
-        </w:rPr>
-      </w:pPr>
-      <w:r>
-        <w:rPr>
-          <w:i w:val="1"/>
-          <w:iCs w:val="1"/>
-          <w:color w:val="1a1a1a"/>
-          <w:rtl w:val="0"/>
-        </w:rPr>
-        <w:t xml:space="preserve">11.  I was unsure which sections a resume is supposed to contain.  [Rated]</w:t>
-      </w:r>
-      <w:r>
-        <w:rPr>
-          <w:rtl w:val="0"/>
-        </w:rPr>
-      </w:r>
-    </w:p>
-    <w:p>
-      <w:pPr>
-        <w:spacing w:line="480" w:lineRule="auto"/>
-        <w:ind w:firstLine="0"/>
-        <w:jc w:val="both"/>
-        <w:rPr>
-          <w:sz w:val="20"/>
-          <w:szCs w:val="20"/>
-        </w:rPr>
-      </w:pPr>
-      <w:r>
-        <w:rPr>
-          <w:i w:val="1"/>
-          <w:iCs w:val="1"/>
-          <w:color w:val="1a1a1a"/>
-          <w:rtl w:val="0"/>
-        </w:rPr>
-        <w:t xml:space="preserve">12.  I was worried that my resume did not look professional enough.  [Rated]</w:t>
-      </w:r>
-      <w:r>
-        <w:rPr>
-          <w:rtl w:val="0"/>
-        </w:rPr>
-      </w:r>
-    </w:p>
-    <w:p>
-      <w:pPr>
-        <w:spacing w:line="480" w:lineRule="auto"/>
-        <w:ind w:firstLine="0"/>
-        <w:jc w:val="both"/>
-        <w:rPr>
-          <w:sz w:val="20"/>
-          <w:szCs w:val="20"/>
-        </w:rPr>
-      </w:pPr>
-      <w:r>
-        <w:rPr>
-          <w:i w:val="1"/>
-          <w:iCs w:val="1"/>
-          <w:color w:val="1a1a1a"/>
-          <w:rtl w:val="0"/>
-        </w:rPr>
-        <w:t xml:space="preserve">13.  I could not tell whether a company’s computer system would read my resume correctly.  [Rated]</w:t>
-      </w:r>
-      <w:r>
-        <w:rPr>
-          <w:rtl w:val="0"/>
-        </w:rPr>
-      </w:r>
-    </w:p>
-    <w:p>
-      <w:pPr>
-        <w:spacing w:line="480" w:lineRule="auto"/>
-        <w:ind w:firstLine="0"/>
-        <w:jc w:val="both"/>
-        <w:rPr>
-          <w:sz w:val="20"/>
-          <w:szCs w:val="20"/>
-        </w:rPr>
-      </w:pPr>
-      <w:r>
-        <w:rPr>
-          <w:i w:val="1"/>
-          <w:iCs w:val="1"/>
-          <w:color w:val="1a1a1a"/>
-          <w:rtl w:val="0"/>
-        </w:rPr>
-        <w:t xml:space="preserve">14.  Which of these was the hardest part for you?  (Choose one.)  Deciding what to put in  ·  Wording my experience  ·  Deciding on the layout  ·  Knowing which sections to include  ·  Making it look professional  ·  None of these was difficult</w:t>
-      </w:r>
-      <w:r>
-        <w:rPr>
-          <w:rtl w:val="0"/>
-        </w:rPr>
-      </w:r>
-    </w:p>
-    <w:p>
-      <w:pPr>
-        <w:spacing w:line="480" w:lineRule="auto"/>
-        <w:ind w:firstLine="0"/>
-        <w:jc w:val="both"/>
-        <w:rPr>
-          <w:sz w:val="20"/>
-          <w:szCs w:val="20"/>
-        </w:rPr>
-      </w:pPr>
-      <w:r>
-        <w:rPr>
-          <w:i w:val="1"/>
-          <w:iCs w:val="1"/>
-          <w:color w:val="1a1a1a"/>
-          <w:rtl w:val="0"/>
-        </w:rPr>
-        <w:t xml:space="preserve">15.  Step-by-step guidance would have made writing my resume easier.  [Rated]</w:t>
-      </w:r>
-      <w:r>
-        <w:rPr>
-          <w:rtl w:val="0"/>
-        </w:rPr>
+        <w:t>Part 2. How you have made a résumé, and what it cost</w:t>
+      </w:r>
+    </w:p>
+    <w:p>
+      <w:pPr>
+        <w:spacing w:line="480" w:lineRule="auto"/>
+        <w:ind w:firstLine="0"/>
+        <w:jc w:val="both"/>
+        <w:rPr>
+          <w:sz w:val="20"/>
+          <w:szCs w:val="20"/>
+        </w:rPr>
+      </w:pPr>
+      <w:r>
+        <w:rPr>
+          <w:i w:val="1"/>
+          <w:iCs w:val="1"/>
+          <w:color w:val="1a1a1a"/>
+          <w:rtl w:val="0"/>
+        </w:rPr>
+        <w:t>Research question 1: the difficulty and the cost of creating a resume. Items 6 to 9 are reported as counts.</w:t>
+      </w:r>
+    </w:p>
+    <w:p>
+      <w:pPr>
+        <w:spacing w:line="480" w:lineRule="auto"/>
+        <w:ind w:firstLine="0"/>
+        <w:jc w:val="both"/>
+        <w:rPr>
+          <w:sz w:val="20"/>
+          <w:szCs w:val="20"/>
+        </w:rPr>
+      </w:pPr>
+      <w:r>
+        <w:rPr>
+          <w:i w:val="1"/>
+          <w:iCs w:val="1"/>
+          <w:color w:val="1a1a1a"/>
+          <w:rtl w:val="0"/>
+        </w:rPr>
+        <w:t>6.  How did you make it?  (Tick all that apply.)  Typed it in Microsoft Word or Google Docs from scratch  ·  Used a template I downloaded  ·  Used Canva  ·  Used an online résumé builder  ·  Someone made it for me  ·  Paid a professional résumé writer</w:t>
+      </w:r>
+    </w:p>
+    <w:p>
+      <w:pPr>
+        <w:spacing w:line="480" w:lineRule="auto"/>
+        <w:ind w:firstLine="0"/>
+        <w:jc w:val="both"/>
+        <w:rPr>
+          <w:sz w:val="20"/>
+          <w:szCs w:val="20"/>
+        </w:rPr>
+      </w:pPr>
+      <w:r>
+        <w:rPr>
+          <w:i w:val="1"/>
+          <w:iCs w:val="1"/>
+          <w:color w:val="1a1a1a"/>
+          <w:rtl w:val="0"/>
+        </w:rPr>
+        <w:t>7.  If you used an online résumé builder, did it ask you to pay for anything you needed?  (Choose one.)  I did not use one  ·  No, everything I needed was free  ·  Yes, the feature I needed was behind a payment</w:t>
+      </w:r>
+    </w:p>
+    <w:p>
+      <w:pPr>
+        <w:spacing w:line="480" w:lineRule="auto"/>
+        <w:ind w:firstLine="0"/>
+        <w:jc w:val="both"/>
+        <w:rPr>
+          <w:sz w:val="20"/>
+          <w:szCs w:val="20"/>
+        </w:rPr>
+      </w:pPr>
+      <w:r>
+        <w:rPr>
+          <w:i w:val="1"/>
+          <w:iCs w:val="1"/>
+          <w:color w:val="1a1a1a"/>
+          <w:rtl w:val="0"/>
+        </w:rPr>
+        <w:t>8.  Have you ever paid for help with your résumé? If yes, roughly how much?  (Choose one.)  Never paid  ·  Under ₱500  ·  ₱500–₱1,000  ·  ₱1,000–₱2,000  ·  ₱2,000–₱5,000  ·  Over ₱5,000</w:t>
+      </w:r>
+    </w:p>
+    <w:p>
+      <w:pPr>
+        <w:spacing w:line="480" w:lineRule="auto"/>
+        <w:ind w:firstLine="0"/>
+        <w:jc w:val="both"/>
+        <w:rPr>
+          <w:sz w:val="20"/>
+          <w:szCs w:val="20"/>
+        </w:rPr>
+      </w:pPr>
+      <w:r>
+        <w:rPr>
+          <w:i w:val="1"/>
+          <w:iCs w:val="1"/>
+          <w:color w:val="1a1a1a"/>
+          <w:rtl w:val="0"/>
+        </w:rPr>
+        <w:t>9.  Have you ever been told why an application was unsuccessful?  (Choose one.)  Yes, usually  ·  Sometimes  ·  Rarely  ·  Never  ·  I have not applied yet</w:t>
       </w:r>
     </w:p>
     <w:p>
@@ -8929,232 +9233,147 @@
           <w:color w:val="1a1a1a"/>
           <w:rtl w:val="0"/>
         </w:rPr>
-        <w:t xml:space="preserve">Part 3. Deciding whether to apply</w:t>
-      </w:r>
-      <w:r>
-        <w:rPr>
-          <w:rtl w:val="0"/>
-        </w:rPr>
-      </w:r>
-    </w:p>
-    <w:p>
-      <w:pPr>
-        <w:spacing w:line="480" w:lineRule="auto"/>
-        <w:ind w:firstLine="0"/>
-        <w:jc w:val="both"/>
-        <w:rPr>
-          <w:sz w:val="20"/>
-          <w:szCs w:val="20"/>
-        </w:rPr>
-      </w:pPr>
-      <w:r>
-        <w:rPr>
-          <w:i w:val="1"/>
-          <w:iCs w:val="1"/>
-          <w:color w:val="1a1a1a"/>
-          <w:rtl w:val="0"/>
-        </w:rPr>
-        <w:t>Research question 2: how job seekers judge whether they are qualified.</w:t>
-      </w:r>
-    </w:p>
-    <w:p>
-      <w:pPr>
-        <w:spacing w:line="480" w:lineRule="auto"/>
-        <w:ind w:firstLine="0"/>
-        <w:jc w:val="both"/>
-        <w:rPr>
-          <w:sz w:val="20"/>
-          <w:szCs w:val="20"/>
-        </w:rPr>
-      </w:pPr>
-      <w:r>
-        <w:rPr>
-          <w:i w:val="1"/>
-          <w:iCs w:val="1"/>
-          <w:color w:val="1a1a1a"/>
-          <w:rtl w:val="0"/>
-        </w:rPr>
-        <w:t xml:space="preserve">16.  I can usually tell from a job posting whether I am qualified for it.  [Rated]</w:t>
-      </w:r>
-      <w:r>
-        <w:rPr>
-          <w:rtl w:val="0"/>
-        </w:rPr>
-      </w:r>
-    </w:p>
-    <w:p>
-      <w:pPr>
-        <w:spacing w:line="480" w:lineRule="auto"/>
-        <w:ind w:firstLine="0"/>
-        <w:jc w:val="both"/>
-        <w:rPr>
-          <w:sz w:val="20"/>
-          <w:szCs w:val="20"/>
-        </w:rPr>
-      </w:pPr>
-      <w:r>
-        <w:rPr>
-          <w:i w:val="1"/>
-          <w:iCs w:val="1"/>
-          <w:color w:val="1a1a1a"/>
-          <w:rtl w:val="0"/>
-        </w:rPr>
-        <w:t xml:space="preserve">17.  I have decided not to apply for an opening because I was not sure I met the requirements.  [Rated]</w:t>
-      </w:r>
-      <w:r>
-        <w:rPr>
-          <w:rtl w:val="0"/>
-        </w:rPr>
-      </w:r>
-    </w:p>
-    <w:p>
-      <w:pPr>
-        <w:spacing w:line="480" w:lineRule="auto"/>
-        <w:ind w:firstLine="0"/>
-        <w:jc w:val="both"/>
-        <w:rPr>
-          <w:sz w:val="20"/>
-          <w:szCs w:val="20"/>
-        </w:rPr>
-      </w:pPr>
-      <w:r>
-        <w:rPr>
-          <w:i w:val="1"/>
-          <w:iCs w:val="1"/>
-          <w:color w:val="1a1a1a"/>
-          <w:rtl w:val="0"/>
-        </w:rPr>
-        <w:t xml:space="preserve">18.  I have applied for work and never received any reply.  [Rated]</w:t>
-      </w:r>
-      <w:r>
-        <w:rPr>
-          <w:rtl w:val="0"/>
-        </w:rPr>
-      </w:r>
-    </w:p>
-    <w:p>
-      <w:pPr>
-        <w:spacing w:line="480" w:lineRule="auto"/>
-        <w:ind w:firstLine="0"/>
-        <w:jc w:val="both"/>
-        <w:rPr>
-          <w:sz w:val="20"/>
-          <w:szCs w:val="20"/>
-        </w:rPr>
-      </w:pPr>
-      <w:r>
-        <w:rPr>
-          <w:i w:val="1"/>
-          <w:iCs w:val="1"/>
-          <w:color w:val="1a1a1a"/>
-          <w:rtl w:val="0"/>
-        </w:rPr>
-        <w:t xml:space="preserve">19.  I know what happens to my resume after I send it to a company.  [Rated]</w:t>
-      </w:r>
-      <w:r>
-        <w:rPr>
-          <w:rtl w:val="0"/>
-        </w:rPr>
-      </w:r>
-    </w:p>
-    <w:p>
-      <w:pPr>
-        <w:spacing w:line="480" w:lineRule="auto"/>
-        <w:ind w:firstLine="0"/>
-        <w:jc w:val="both"/>
-        <w:rPr>
-          <w:sz w:val="20"/>
-          <w:szCs w:val="20"/>
-        </w:rPr>
-      </w:pPr>
-      <w:r>
-        <w:rPr>
-          <w:i w:val="1"/>
-          <w:iCs w:val="1"/>
-          <w:color w:val="1a1a1a"/>
-          <w:rtl w:val="0"/>
-        </w:rPr>
-        <w:t xml:space="preserve">20.  Not being told why I was turned down makes me less willing to apply again.  [Rated]</w:t>
-      </w:r>
-      <w:r>
-        <w:rPr>
-          <w:rtl w:val="0"/>
-        </w:rPr>
-      </w:r>
-    </w:p>
-    <w:p>
-      <w:pPr>
-        <w:spacing w:line="480" w:lineRule="auto"/>
-        <w:ind w:firstLine="0"/>
-        <w:jc w:val="both"/>
-        <w:rPr>
-          <w:sz w:val="20"/>
-          <w:szCs w:val="20"/>
-        </w:rPr>
-      </w:pPr>
-      <w:r>
-        <w:rPr>
-          <w:i w:val="1"/>
-          <w:iCs w:val="1"/>
-          <w:color w:val="1a1a1a"/>
-          <w:rtl w:val="0"/>
-        </w:rPr>
-        <w:t xml:space="preserve">21.  I would trust a score telling me how well I match an opening, provided it showed me how the number was worked out.  [Rated]</w:t>
-      </w:r>
-      <w:r>
-        <w:rPr>
-          <w:rtl w:val="0"/>
-        </w:rPr>
-      </w:r>
-    </w:p>
-    <w:p>
-      <w:pPr>
-        <w:spacing w:line="480" w:lineRule="auto"/>
-        <w:ind w:firstLine="0"/>
-        <w:jc w:val="both"/>
-        <w:rPr>
-          <w:sz w:val="20"/>
-          <w:szCs w:val="20"/>
-        </w:rPr>
-      </w:pPr>
-      <w:r>
-        <w:rPr>
-          <w:i w:val="1"/>
-          <w:iCs w:val="1"/>
-          <w:color w:val="1a1a1a"/>
-          <w:rtl w:val="0"/>
-        </w:rPr>
-        <w:t xml:space="preserve">22.  Which one thing would help you most before you apply for an opening?  (Choose one.)  Knowing how well I match the requirements  ·  Knowing which requirements I am missing  ·  Knowing how many others have applied  ·  Knowing whether my resume can be read by their system  ·  Knowing when I would hear back</w:t>
-      </w:r>
-      <w:r>
-        <w:rPr>
-          <w:rtl w:val="0"/>
-        </w:rPr>
-      </w:r>
-    </w:p>
-    <w:p>
-      <w:pPr>
-        <w:spacing w:line="480" w:lineRule="auto"/>
-        <w:ind w:firstLine="0"/>
-        <w:jc w:val="both"/>
-        <w:rPr>
-          <w:sz w:val="20"/>
-          <w:szCs w:val="20"/>
-        </w:rPr>
-      </w:pPr>
-      <w:r>
-        <w:rPr>
-          <w:i w:val="1"/>
-          <w:iCs w:val="1"/>
-          <w:color w:val="1a1a1a"/>
-          <w:rtl w:val="0"/>
-        </w:rPr>
-        <w:t xml:space="preserve">23.  How many jobs have you applied for in the last six months?  (Choose one.)  None  ·  1 to 3  ·  4 to 10  ·  11 to 20  ·  More than 20</w:t>
-      </w:r>
-      <w:r>
-        <w:rPr>
-          <w:rtl w:val="0"/>
-        </w:rPr>
+        <w:t>Part 3. What is difficult about applying</w:t>
+      </w:r>
+    </w:p>
+    <w:p>
+      <w:pPr>
+        <w:spacing w:line="480" w:lineRule="auto"/>
+        <w:ind w:firstLine="0"/>
+        <w:jc w:val="both"/>
+        <w:rPr>
+          <w:sz w:val="20"/>
+          <w:szCs w:val="20"/>
+        </w:rPr>
+      </w:pPr>
+      <w:r>
+        <w:rPr>
+          <w:i w:val="1"/>
+          <w:iCs w:val="1"/>
+          <w:color w:val="1a1a1a"/>
+          <w:rtl w:val="0"/>
+        </w:rPr>
+        <w:t>Research questions 1 and 2. All four rated items here are worded so that AGREEMENT DESCRIBES A DIFFICULTY. A high mean is therefore a problem reported, not a good outcome, and the excellent-to-very-poor interpretation above is not applied to them; they are reported as means with distributions. These are also the four items Instrument C repeats after use, and the four on which the paired comparison is computed. The construct label in brackets appeared on the form as printed.</w:t>
+      </w:r>
+    </w:p>
+    <w:p>
+      <w:pPr>
+        <w:spacing w:line="480" w:lineRule="auto"/>
+        <w:ind w:firstLine="0"/>
+        <w:jc w:val="both"/>
+        <w:rPr>
+          <w:sz w:val="20"/>
+          <w:szCs w:val="20"/>
+        </w:rPr>
+      </w:pPr>
+      <w:r>
+        <w:rPr>
+          <w:i w:val="1"/>
+          <w:iCs w:val="1"/>
+          <w:color w:val="1a1a1a"/>
+          <w:rtl w:val="0"/>
+        </w:rPr>
+        <w:t>10.  Formatting a résumé — spacing, alignment, making it fit on one page — is frustrating.  [Rated: Formatting difficulty; repeated in Instrument C; enters no quality mean]</w:t>
+      </w:r>
+    </w:p>
+    <w:p>
+      <w:pPr>
+        <w:spacing w:line="480" w:lineRule="auto"/>
+        <w:ind w:firstLine="0"/>
+        <w:jc w:val="both"/>
+        <w:rPr>
+          <w:sz w:val="20"/>
+          <w:szCs w:val="20"/>
+        </w:rPr>
+      </w:pPr>
+      <w:r>
+        <w:rPr>
+          <w:i w:val="1"/>
+          <w:iCs w:val="1"/>
+          <w:color w:val="1a1a1a"/>
+          <w:rtl w:val="0"/>
+        </w:rPr>
+        <w:t>11.  I am not sure what information should go into a résumé.  [Rated: Content knowledge; repeated in Instrument C; enters no quality mean]</w:t>
+      </w:r>
+    </w:p>
+    <w:p>
+      <w:pPr>
+        <w:spacing w:line="480" w:lineRule="auto"/>
+        <w:ind w:firstLine="0"/>
+        <w:jc w:val="both"/>
+        <w:rPr>
+          <w:sz w:val="20"/>
+          <w:szCs w:val="20"/>
+        </w:rPr>
+      </w:pPr>
+      <w:r>
+        <w:rPr>
+          <w:i w:val="1"/>
+          <w:iCs w:val="1"/>
+          <w:color w:val="1a1a1a"/>
+          <w:rtl w:val="0"/>
+        </w:rPr>
+        <w:t>12.  I worry my résumé will be rejected by a computer before a person reads it.  [Rated: Screening awareness; repeated in Instrument C; enters no quality mean]</w:t>
+      </w:r>
+    </w:p>
+    <w:p>
+      <w:pPr>
+        <w:spacing w:line="480" w:lineRule="auto"/>
+        <w:ind w:firstLine="0"/>
+        <w:jc w:val="both"/>
+        <w:rPr>
+          <w:sz w:val="20"/>
+          <w:szCs w:val="20"/>
+        </w:rPr>
+      </w:pPr>
+      <w:r>
+        <w:rPr>
+          <w:i w:val="1"/>
+          <w:iCs w:val="1"/>
+          <w:color w:val="1a1a1a"/>
+          <w:rtl w:val="0"/>
+        </w:rPr>
+        <w:t>13.  When I look at a job posting, I cannot tell whether I actually qualify for it.  [Rated: Match uncertainty; repeated in Instrument C; enters no quality mean]</w:t>
+      </w:r>
+    </w:p>
+    <w:p>
+      <w:pPr>
+        <w:spacing w:line="480" w:lineRule="auto"/>
+        <w:ind w:firstLine="0"/>
+        <w:jc w:val="both"/>
+        <w:rPr>
+          <w:sz w:val="20"/>
+          <w:szCs w:val="20"/>
+        </w:rPr>
+      </w:pPr>
+      <w:r>
+        <w:rPr>
+          <w:i w:val="1"/>
+          <w:iCs w:val="1"/>
+          <w:color w:val="1a1a1a"/>
+          <w:rtl w:val="0"/>
+        </w:rPr>
+        <w:t>14.  What is the hardest part of applying for a job, for you?  (Tick all that apply.)  Writing the resume itself  ·  Knowing whether I actually qualify  ·  Finding openings worth applying to  ·  Never hearing back  ·  Interviews  ·  The cost of applying — fare, printing, internet</w:t>
+      </w:r>
+    </w:p>
+    <w:p>
+      <w:pPr>
+        <w:spacing w:line="480" w:lineRule="auto"/>
+        <w:ind w:firstLine="0"/>
+        <w:jc w:val="both"/>
+        <w:rPr>
+          <w:sz w:val="20"/>
+          <w:szCs w:val="20"/>
+        </w:rPr>
+      </w:pPr>
+      <w:r>
+        <w:rPr>
+          <w:i w:val="1"/>
+          <w:iCs w:val="1"/>
+          <w:color w:val="1a1a1a"/>
+          <w:rtl w:val="0"/>
+        </w:rPr>
+        <w:t>15.  Roughly how many jobs have you applied to in the past year?  (Choose one.)  None  ·  1–5  ·  6–10  ·  11–20  ·  More than 20</w:t>
       </w:r>
     </w:p>
     <w:p>
@@ -9174,32 +9393,127 @@
           <w:color w:val="1a1a1a"/>
           <w:rtl w:val="0"/>
         </w:rPr>
-        <w:t>Instrument B: HR and Recruitment Survey (Part 1)</w:t>
-      </w:r>
-    </w:p>
-    <w:p>
-      <w:pPr>
-        <w:spacing w:line="480" w:lineRule="auto"/>
-        <w:ind w:firstLine="0"/>
-        <w:jc w:val="both"/>
-        <w:rPr>
-          <w:sz w:val="20"/>
-          <w:szCs w:val="20"/>
-        </w:rPr>
-      </w:pPr>
-      <w:r>
-        <w:rPr>
-          <w:i w:val="1"/>
-          <w:iCs w:val="1"/>
-          <w:color w:val="1a1a1a"/>
-          <w:rtl w:val="0"/>
-        </w:rPr>
-        <w:t xml:space="preserve">Administered before the system is completed. Respondents are not shown the scoring weights the matching feature uses before they answer.  Research question 3.</w:t>
-      </w:r>
-      <w:r>
-        <w:rPr>
-          <w:rtl w:val="0"/>
-        </w:rPr>
+        <w:t>Part 4. What would help</w:t>
+      </w:r>
+    </w:p>
+    <w:p>
+      <w:pPr>
+        <w:spacing w:line="480" w:lineRule="auto"/>
+        <w:ind w:firstLine="0"/>
+        <w:jc w:val="both"/>
+        <w:rPr>
+          <w:sz w:val="20"/>
+          <w:szCs w:val="20"/>
+        </w:rPr>
+      </w:pPr>
+      <w:r>
+        <w:rPr>
+          <w:i w:val="1"/>
+          <w:iCs w:val="1"/>
+          <w:color w:val="1a1a1a"/>
+          <w:rtl w:val="0"/>
+        </w:rPr>
+        <w:t>Research question 2. These four rated items describe what a respondent would value, not a difficulty they have and not a property of any system: at the time of answering, no system existed to rate. They are reported as means with distributions and enter no quality mean. They are deliberately NOT repeated in Instrument C: asking after use whether a free tool would be useful measures satisfaction with the tool just used, not a change in the respondent, and pairing the two would present the one as the other.</w:t>
+      </w:r>
+    </w:p>
+    <w:p>
+      <w:pPr>
+        <w:spacing w:line="480" w:lineRule="auto"/>
+        <w:ind w:firstLine="0"/>
+        <w:jc w:val="both"/>
+        <w:rPr>
+          <w:sz w:val="20"/>
+          <w:szCs w:val="20"/>
+        </w:rPr>
+      </w:pPr>
+      <w:r>
+        <w:rPr>
+          <w:i w:val="1"/>
+          <w:iCs w:val="1"/>
+          <w:color w:val="1a1a1a"/>
+          <w:rtl w:val="0"/>
+        </w:rPr>
+        <w:t>16.  I would find it useful to be told exactly which required skills I am missing for a job.  [Rated: Perceived value; enters no quality mean]</w:t>
+      </w:r>
+    </w:p>
+    <w:p>
+      <w:pPr>
+        <w:spacing w:line="480" w:lineRule="auto"/>
+        <w:ind w:firstLine="0"/>
+        <w:jc w:val="both"/>
+        <w:rPr>
+          <w:sz w:val="20"/>
+          <w:szCs w:val="20"/>
+        </w:rPr>
+      </w:pPr>
+      <w:r>
+        <w:rPr>
+          <w:i w:val="1"/>
+          <w:iCs w:val="1"/>
+          <w:color w:val="1a1a1a"/>
+          <w:rtl w:val="0"/>
+        </w:rPr>
+        <w:t>17.  I would use a free résumé tool made for the Philippine job market.  [Rated: Perceived value; enters no quality mean]</w:t>
+      </w:r>
+    </w:p>
+    <w:p>
+      <w:pPr>
+        <w:spacing w:line="480" w:lineRule="auto"/>
+        <w:ind w:firstLine="0"/>
+        <w:jc w:val="both"/>
+        <w:rPr>
+          <w:sz w:val="20"/>
+          <w:szCs w:val="20"/>
+        </w:rPr>
+      </w:pPr>
+      <w:r>
+        <w:rPr>
+          <w:i w:val="1"/>
+          <w:iCs w:val="1"/>
+          <w:color w:val="1a1a1a"/>
+          <w:rtl w:val="0"/>
+        </w:rPr>
+        <w:t>18.  Paying for a résumé tool or a résumé writer is not realistic for me right now.  [Rated: Affordability; enters no quality mean]</w:t>
+      </w:r>
+    </w:p>
+    <w:p>
+      <w:pPr>
+        <w:spacing w:line="480" w:lineRule="auto"/>
+        <w:ind w:firstLine="0"/>
+        <w:jc w:val="both"/>
+        <w:rPr>
+          <w:sz w:val="20"/>
+          <w:szCs w:val="20"/>
+        </w:rPr>
+      </w:pPr>
+      <w:r>
+        <w:rPr>
+          <w:i w:val="1"/>
+          <w:iCs w:val="1"/>
+          <w:color w:val="1a1a1a"/>
+          <w:rtl w:val="0"/>
+        </w:rPr>
+        <w:t>19.  I would want to see the same score a company sees when it screens my application.  [Rated: Transparency; enters no quality mean]</w:t>
+      </w:r>
+    </w:p>
+    <w:p>
+      <w:pPr>
+        <w:spacing w:line="480" w:lineRule="auto"/>
+        <w:ind w:firstLine="0"/>
+        <w:jc w:val="both"/>
+        <w:rPr>
+          <w:sz w:val="20"/>
+          <w:szCs w:val="20"/>
+        </w:rPr>
+      </w:pPr>
+      <w:r>
+        <w:rPr>
+          <w:i w:val="1"/>
+          <w:iCs w:val="1"/>
+          <w:color w:val="1a1a1a"/>
+          <w:rtl w:val="0"/>
+        </w:rPr>
+        <w:t>20.  What would make it easier?  (Tick all that apply.)  Being told which required skills I am missing  ·  A free tool that formats the resume properly  ·  Seeing how well I match before I apply  ·  Postings that state their requirements clearly  ·  Getting a reply either way</w:t>
       </w:r>
     </w:p>
     <w:p>
@@ -9219,137 +9533,47 @@
           <w:color w:val="1a1a1a"/>
           <w:rtl w:val="0"/>
         </w:rPr>
-        <w:t xml:space="preserve">Part 1. About your role</w:t>
-      </w:r>
-      <w:r>
-        <w:rPr>
-          <w:rtl w:val="0"/>
-        </w:rPr>
-      </w:r>
-    </w:p>
-    <w:p>
-      <w:pPr>
-        <w:spacing w:line="480" w:lineRule="auto"/>
-        <w:ind w:firstLine="0"/>
-        <w:jc w:val="both"/>
-        <w:rPr>
-          <w:sz w:val="20"/>
-          <w:szCs w:val="20"/>
-        </w:rPr>
-      </w:pPr>
-      <w:r>
-        <w:rPr>
-          <w:i w:val="1"/>
-          <w:iCs w:val="1"/>
-          <w:color w:val="1a1a1a"/>
-          <w:rtl w:val="0"/>
-        </w:rPr>
-        <w:t xml:space="preserve">Background. Reported as counts.</w:t>
-      </w:r>
-      <w:r>
-        <w:rPr>
-          <w:rtl w:val="0"/>
-        </w:rPr>
-      </w:r>
-    </w:p>
-    <w:p>
-      <w:pPr>
-        <w:spacing w:line="480" w:lineRule="auto"/>
-        <w:ind w:firstLine="0"/>
-        <w:jc w:val="both"/>
-        <w:rPr>
-          <w:sz w:val="20"/>
-          <w:szCs w:val="20"/>
-        </w:rPr>
-      </w:pPr>
-      <w:r>
-        <w:rPr>
-          <w:i w:val="1"/>
-          <w:iCs w:val="1"/>
-          <w:color w:val="1a1a1a"/>
-          <w:rtl w:val="0"/>
-        </w:rPr>
-        <w:t xml:space="preserve">1.  Which of these best describes your role?  (Choose one.)  Recruitment specialist or recruiter  ·  HR generalist or HR officer  ·  HR manager or department head  ·  Operations or department head who screens applicants  ·  Other staff who screen applicants as part of their work</w:t>
-      </w:r>
-      <w:r>
-        <w:rPr>
-          <w:rtl w:val="0"/>
-        </w:rPr>
-      </w:r>
-    </w:p>
-    <w:p>
-      <w:pPr>
-        <w:spacing w:line="480" w:lineRule="auto"/>
-        <w:ind w:firstLine="0"/>
-        <w:jc w:val="both"/>
-        <w:rPr>
-          <w:sz w:val="20"/>
-          <w:szCs w:val="20"/>
-        </w:rPr>
-      </w:pPr>
-      <w:r>
-        <w:rPr>
-          <w:i w:val="1"/>
-          <w:iCs w:val="1"/>
-          <w:color w:val="1a1a1a"/>
-          <w:rtl w:val="0"/>
-        </w:rPr>
-        <w:t xml:space="preserve">2.  How long have you worked in recruitment or HR?  (Choose one.)  Under 1 year  ·  1–3 years  ·  4–7 years  ·  8 years or more</w:t>
-      </w:r>
-      <w:r>
-        <w:rPr>
-          <w:rtl w:val="0"/>
-        </w:rPr>
-      </w:r>
-    </w:p>
-    <w:p>
-      <w:pPr>
-        <w:spacing w:line="480" w:lineRule="auto"/>
-        <w:ind w:firstLine="0"/>
-        <w:jc w:val="both"/>
-        <w:rPr>
-          <w:sz w:val="20"/>
-          <w:szCs w:val="20"/>
-        </w:rPr>
-      </w:pPr>
-      <w:r>
-        <w:rPr>
-          <w:i w:val="1"/>
-          <w:iCs w:val="1"/>
-          <w:color w:val="1a1a1a"/>
-          <w:rtl w:val="0"/>
-        </w:rPr>
-        <w:t xml:space="preserve">3.  Which departments do you screen applicants for? Tick all that apply.  (Tick all that apply.)  Customer support  ·  Administration  ·  Finance and accounting  ·  Information technology  ·  Digital marketing  ·  Healthcare support  ·  Other</w:t>
-      </w:r>
-      <w:r>
-        <w:rPr>
-          <w:rtl w:val="0"/>
-        </w:rPr>
-      </w:r>
-    </w:p>
-    <w:p>
-      <w:pPr>
-        <w:spacing w:line="480" w:lineRule="auto"/>
-        <w:ind w:firstLine="0"/>
-        <w:jc w:val="both"/>
-        <w:rPr>
-          <w:sz w:val="20"/>
-          <w:szCs w:val="20"/>
-        </w:rPr>
-      </w:pPr>
-      <w:r>
-        <w:rPr>
-          <w:i w:val="1"/>
-          <w:iCs w:val="1"/>
-          <w:color w:val="1a1a1a"/>
-          <w:rtl w:val="0"/>
-        </w:rPr>
-        <w:t xml:space="preserve">4.  Roughly how many applications does your department receive in a typical month?  (Choose one.)  Under 20  ·  20–50  ·  51–100  ·  101–300  ·  More than 300</w:t>
-      </w:r>
-      <w:r>
-        <w:rPr>
-          <w:rtl w:val="0"/>
-        </w:rPr>
+        <w:t>Part 5. Contact</w:t>
+      </w:r>
+    </w:p>
+    <w:p>
+      <w:pPr>
+        <w:spacing w:line="480" w:lineRule="auto"/>
+        <w:ind w:firstLine="0"/>
+        <w:jc w:val="both"/>
+        <w:rPr>
+          <w:sz w:val="20"/>
+          <w:szCs w:val="20"/>
+        </w:rPr>
+      </w:pPr>
+      <w:r>
+        <w:rPr>
+          <w:i w:val="1"/>
+          <w:iCs w:val="1"/>
+          <w:color w:val="1a1a1a"/>
+          <w:rtl w:val="0"/>
+        </w:rPr>
+        <w:t>Optional, and the only identifying field in the instrument. It is not analysed as a variable.</w:t>
+      </w:r>
+    </w:p>
+    <w:p>
+      <w:pPr>
+        <w:spacing w:line="480" w:lineRule="auto"/>
+        <w:ind w:firstLine="0"/>
+        <w:jc w:val="both"/>
+        <w:rPr>
+          <w:sz w:val="20"/>
+          <w:szCs w:val="20"/>
+        </w:rPr>
+      </w:pPr>
+      <w:r>
+        <w:rPr>
+          <w:i w:val="1"/>
+          <w:iCs w:val="1"/>
+          <w:color w:val="1a1a1a"/>
+          <w:rtl w:val="0"/>
+        </w:rPr>
+        <w:t>21.  Email address.  (Optional. Used only to link this response to your answers after you have tried the system, and held only by the research team.)</w:t>
       </w:r>
     </w:p>
     <w:p>
@@ -9369,152 +9593,27 @@
           <w:color w:val="1a1a1a"/>
           <w:rtl w:val="0"/>
         </w:rPr>
-        <w:t xml:space="preserve">Part 2. How you screen now</w:t>
-      </w:r>
-      <w:r>
-        <w:rPr>
-          <w:rtl w:val="0"/>
-        </w:rPr>
-      </w:r>
-    </w:p>
-    <w:p>
-      <w:pPr>
-        <w:spacing w:line="480" w:lineRule="auto"/>
-        <w:ind w:firstLine="0"/>
-        <w:jc w:val="both"/>
-        <w:rPr>
-          <w:sz w:val="20"/>
-          <w:szCs w:val="20"/>
-        </w:rPr>
-      </w:pPr>
-      <w:r>
-        <w:rPr>
-          <w:i w:val="1"/>
-          <w:iCs w:val="1"/>
-          <w:color w:val="1a1a1a"/>
-          <w:rtl w:val="0"/>
-        </w:rPr>
-        <w:t>Research question 3: the current screening process.</w:t>
-      </w:r>
-    </w:p>
-    <w:p>
-      <w:pPr>
-        <w:spacing w:line="480" w:lineRule="auto"/>
-        <w:ind w:firstLine="0"/>
-        <w:jc w:val="both"/>
-        <w:rPr>
-          <w:sz w:val="20"/>
-          <w:szCs w:val="20"/>
-        </w:rPr>
-      </w:pPr>
-      <w:r>
-        <w:rPr>
-          <w:i w:val="1"/>
-          <w:iCs w:val="1"/>
-          <w:color w:val="1a1a1a"/>
-          <w:rtl w:val="0"/>
-        </w:rPr>
-        <w:t xml:space="preserve">5.  How do you screen resumes at present? Tick all that apply.  (Tick all that apply.)  Read every one manually  ·  Sort or track them in a spreadsheet  ·  Use the filters in a job board  ·  Use an applicant tracking system  ·  Search the documents for keywords  ·  Pass them to the hiring department to read</w:t>
-      </w:r>
-      <w:r>
-        <w:rPr>
-          <w:rtl w:val="0"/>
-        </w:rPr>
-      </w:r>
-    </w:p>
-    <w:p>
-      <w:pPr>
-        <w:spacing w:line="480" w:lineRule="auto"/>
-        <w:ind w:firstLine="0"/>
-        <w:jc w:val="both"/>
-        <w:rPr>
-          <w:sz w:val="20"/>
-          <w:szCs w:val="20"/>
-        </w:rPr>
-      </w:pPr>
-      <w:r>
-        <w:rPr>
-          <w:i w:val="1"/>
-          <w:iCs w:val="1"/>
-          <w:color w:val="1a1a1a"/>
-          <w:rtl w:val="0"/>
-        </w:rPr>
-        <w:t xml:space="preserve">6.  How long do you spend on a first pass of a single resume?  (Choose one.)  Under 30 seconds  ·  30 seconds to 1 minute  ·  1 to 3 minutes  ·  3 to 5 minutes  ·  More than 5 minutes</w:t>
-      </w:r>
-      <w:r>
-        <w:rPr>
-          <w:rtl w:val="0"/>
-        </w:rPr>
-      </w:r>
-    </w:p>
-    <w:p>
-      <w:pPr>
-        <w:spacing w:line="480" w:lineRule="auto"/>
-        <w:ind w:firstLine="0"/>
-        <w:jc w:val="both"/>
-        <w:rPr>
-          <w:sz w:val="20"/>
-          <w:szCs w:val="20"/>
-        </w:rPr>
-      </w:pPr>
-      <w:r>
-        <w:rPr>
-          <w:i w:val="1"/>
-          <w:iCs w:val="1"/>
-          <w:color w:val="1a1a1a"/>
-          <w:rtl w:val="0"/>
-        </w:rPr>
-        <w:t xml:space="preserve">7.  The number of applications we receive makes it hard to give each one proper attention.  [Rated]</w:t>
-      </w:r>
-      <w:r>
-        <w:rPr>
-          <w:rtl w:val="0"/>
-        </w:rPr>
-      </w:r>
-    </w:p>
-    <w:p>
-      <w:pPr>
-        <w:spacing w:line="480" w:lineRule="auto"/>
-        <w:ind w:firstLine="0"/>
-        <w:jc w:val="both"/>
-        <w:rPr>
-          <w:sz w:val="20"/>
-          <w:szCs w:val="20"/>
-        </w:rPr>
-      </w:pPr>
-      <w:r>
-        <w:rPr>
-          <w:i w:val="1"/>
-          <w:iCs w:val="1"/>
-          <w:color w:val="1a1a1a"/>
-          <w:rtl w:val="0"/>
-        </w:rPr>
-        <w:t xml:space="preserve">8.  Comparing two applicants against each other is difficult with the tools I use now.  [Rated]</w:t>
-      </w:r>
-      <w:r>
-        <w:rPr>
-          <w:rtl w:val="0"/>
-        </w:rPr>
-      </w:r>
-    </w:p>
-    <w:p>
-      <w:pPr>
-        <w:spacing w:line="480" w:lineRule="auto"/>
-        <w:ind w:firstLine="0"/>
-        <w:jc w:val="both"/>
-        <w:rPr>
-          <w:sz w:val="20"/>
-          <w:szCs w:val="20"/>
-        </w:rPr>
-      </w:pPr>
-      <w:r>
-        <w:rPr>
-          <w:i w:val="1"/>
-          <w:iCs w:val="1"/>
-          <w:color w:val="1a1a1a"/>
-          <w:rtl w:val="0"/>
-        </w:rPr>
-        <w:t xml:space="preserve">9.  A badly laid out resume slows me down or causes an applicant to be missed.  [Rated]</w:t>
+        <w:t>Instrument B: HR and Recruitment Survey (Part 1)</w:t>
+      </w:r>
+    </w:p>
+    <w:p>
+      <w:pPr>
+        <w:spacing w:line="480" w:lineRule="auto"/>
+        <w:ind w:firstLine="0"/>
+        <w:jc w:val="both"/>
+        <w:rPr>
+          <w:sz w:val="20"/>
+          <w:szCs w:val="20"/>
+        </w:rPr>
+      </w:pPr>
+      <w:r>
+        <w:rPr>
+          <w:i w:val="1"/>
+          <w:iCs w:val="1"/>
+          <w:color w:val="1a1a1a"/>
+          <w:rtl w:val="0"/>
+        </w:rPr>
+        <w:t xml:space="preserve">Administered before the system is completed. Respondents are not shown the scoring weights the matching feature uses before they answer.  Research question 3.</w:t>
       </w:r>
       <w:r>
         <w:rPr>
@@ -9539,152 +9638,132 @@
           <w:color w:val="1a1a1a"/>
           <w:rtl w:val="0"/>
         </w:rPr>
-        <w:t xml:space="preserve">Part 3. What you look at when screening</w:t>
-      </w:r>
-      <w:r>
-        <w:rPr>
-          <w:rtl w:val="0"/>
-        </w:rPr>
-      </w:r>
-    </w:p>
-    <w:p>
-      <w:pPr>
-        <w:spacing w:line="480" w:lineRule="auto"/>
-        <w:ind w:firstLine="0"/>
-        <w:jc w:val="both"/>
-        <w:rPr>
-          <w:sz w:val="20"/>
-          <w:szCs w:val="20"/>
-        </w:rPr>
-      </w:pPr>
-      <w:r>
-        <w:rPr>
-          <w:i w:val="1"/>
-          <w:iCs w:val="1"/>
-          <w:color w:val="1a1a1a"/>
-          <w:rtl w:val="0"/>
-        </w:rPr>
-        <w:t>Research question 3: what recruiters consider for an entry-level position.</w:t>
-      </w:r>
-    </w:p>
-    <w:p>
-      <w:pPr>
-        <w:spacing w:line="480" w:lineRule="auto"/>
-        <w:ind w:firstLine="0"/>
-        <w:jc w:val="both"/>
-        <w:rPr>
-          <w:sz w:val="20"/>
-          <w:szCs w:val="20"/>
-        </w:rPr>
-      </w:pPr>
-      <w:r>
-        <w:rPr>
-          <w:i w:val="1"/>
-          <w:iCs w:val="1"/>
-          <w:color w:val="1a1a1a"/>
-          <w:rtl w:val="0"/>
-        </w:rPr>
-        <w:t xml:space="preserve">10.  When you screen for an entry-level role, which do you look at FIRST?  (Choose one.)  The skills they list  ·  Their educational attainment  ·  Their work experience  ·  Their certifications  ·  How the resume is laid out</w:t>
-      </w:r>
-      <w:r>
-        <w:rPr>
-          <w:rtl w:val="0"/>
-        </w:rPr>
-      </w:r>
-    </w:p>
-    <w:p>
-      <w:pPr>
-        <w:spacing w:line="480" w:lineRule="auto"/>
-        <w:ind w:firstLine="0"/>
-        <w:jc w:val="both"/>
-        <w:rPr>
-          <w:sz w:val="20"/>
-          <w:szCs w:val="20"/>
-        </w:rPr>
-      </w:pPr>
-      <w:r>
-        <w:rPr>
-          <w:i w:val="1"/>
-          <w:iCs w:val="1"/>
-          <w:color w:val="1a1a1a"/>
-          <w:rtl w:val="0"/>
-        </w:rPr>
-        <w:t xml:space="preserve">11.  A relevant skill can make up for an applicant missing the stated education level.  [Rated]</w:t>
-      </w:r>
-      <w:r>
-        <w:rPr>
-          <w:rtl w:val="0"/>
-        </w:rPr>
-      </w:r>
-    </w:p>
-    <w:p>
-      <w:pPr>
-        <w:spacing w:line="480" w:lineRule="auto"/>
-        <w:ind w:firstLine="0"/>
-        <w:jc w:val="both"/>
-        <w:rPr>
-          <w:sz w:val="20"/>
-          <w:szCs w:val="20"/>
-        </w:rPr>
-      </w:pPr>
-      <w:r>
-        <w:rPr>
-          <w:i w:val="1"/>
-          <w:iCs w:val="1"/>
-          <w:color w:val="1a1a1a"/>
-          <w:rtl w:val="0"/>
-        </w:rPr>
-        <w:t xml:space="preserve">12.  A long work history can make up for an applicant missing a skill the posting asks for.  [Rated]</w:t>
-      </w:r>
-      <w:r>
-        <w:rPr>
-          <w:rtl w:val="0"/>
-        </w:rPr>
-      </w:r>
-    </w:p>
-    <w:p>
-      <w:pPr>
-        <w:spacing w:line="480" w:lineRule="auto"/>
-        <w:ind w:firstLine="0"/>
-        <w:jc w:val="both"/>
-        <w:rPr>
-          <w:sz w:val="20"/>
-          <w:szCs w:val="20"/>
-        </w:rPr>
-      </w:pPr>
-      <w:r>
-        <w:rPr>
-          <w:i w:val="1"/>
-          <w:iCs w:val="1"/>
-          <w:color w:val="1a1a1a"/>
-          <w:rtl w:val="0"/>
-        </w:rPr>
-        <w:t xml:space="preserve">13.  For some roles a vocational or TESDA qualification is worth more than a bachelor’s degree.  [Rated]</w:t>
-      </w:r>
-      <w:r>
-        <w:rPr>
-          <w:rtl w:val="0"/>
-        </w:rPr>
-      </w:r>
-    </w:p>
-    <w:p>
-      <w:pPr>
-        <w:spacing w:line="480" w:lineRule="auto"/>
-        <w:ind w:firstLine="0"/>
-        <w:jc w:val="both"/>
-        <w:rPr>
-          <w:sz w:val="20"/>
-          <w:szCs w:val="20"/>
-        </w:rPr>
-      </w:pPr>
-      <w:r>
-        <w:rPr>
-          <w:i w:val="1"/>
-          <w:iCs w:val="1"/>
-          <w:color w:val="1a1a1a"/>
-          <w:rtl w:val="0"/>
-        </w:rPr>
-        <w:t xml:space="preserve">14.  Certifications should count toward an applicant’s score.  [Rated]</w:t>
+        <w:t xml:space="preserve">Part 1. About your role</w:t>
+      </w:r>
+      <w:r>
+        <w:rPr>
+          <w:rtl w:val="0"/>
+        </w:rPr>
+      </w:r>
+    </w:p>
+    <w:p>
+      <w:pPr>
+        <w:spacing w:line="480" w:lineRule="auto"/>
+        <w:ind w:firstLine="0"/>
+        <w:jc w:val="both"/>
+        <w:rPr>
+          <w:sz w:val="20"/>
+          <w:szCs w:val="20"/>
+        </w:rPr>
+      </w:pPr>
+      <w:r>
+        <w:rPr>
+          <w:i w:val="1"/>
+          <w:iCs w:val="1"/>
+          <w:color w:val="1a1a1a"/>
+          <w:rtl w:val="0"/>
+        </w:rPr>
+        <w:t xml:space="preserve">Background. Reported as counts.</w:t>
+      </w:r>
+      <w:r>
+        <w:rPr>
+          <w:rtl w:val="0"/>
+        </w:rPr>
+      </w:r>
+    </w:p>
+    <w:p>
+      <w:pPr>
+        <w:spacing w:line="480" w:lineRule="auto"/>
+        <w:ind w:firstLine="0"/>
+        <w:jc w:val="both"/>
+        <w:rPr>
+          <w:sz w:val="20"/>
+          <w:szCs w:val="20"/>
+        </w:rPr>
+      </w:pPr>
+      <w:r>
+        <w:rPr>
+          <w:i w:val="1"/>
+          <w:iCs w:val="1"/>
+          <w:color w:val="1a1a1a"/>
+          <w:rtl w:val="0"/>
+        </w:rPr>
+        <w:t xml:space="preserve">1.  Which of these best describes your role?  (Choose one.)  Recruitment specialist or recruiter  ·  HR generalist or HR officer  ·  HR manager or department head  ·  Operations or department head who screens applicants  ·  Other staff who screen applicants as part of their work</w:t>
+      </w:r>
+      <w:r>
+        <w:rPr>
+          <w:rtl w:val="0"/>
+        </w:rPr>
+      </w:r>
+    </w:p>
+    <w:p>
+      <w:pPr>
+        <w:spacing w:line="480" w:lineRule="auto"/>
+        <w:ind w:firstLine="0"/>
+        <w:jc w:val="both"/>
+        <w:rPr>
+          <w:sz w:val="20"/>
+          <w:szCs w:val="20"/>
+        </w:rPr>
+      </w:pPr>
+      <w:r>
+        <w:rPr>
+          <w:i w:val="1"/>
+          <w:iCs w:val="1"/>
+          <w:color w:val="1a1a1a"/>
+          <w:rtl w:val="0"/>
+        </w:rPr>
+        <w:t xml:space="preserve">2.  How long have you worked in recruitment or HR?  (Choose one.)  Under 1 year  ·  1–3 years  ·  4–7 years  ·  8 years or more</w:t>
+      </w:r>
+      <w:r>
+        <w:rPr>
+          <w:rtl w:val="0"/>
+        </w:rPr>
+      </w:r>
+    </w:p>
+    <w:p>
+      <w:pPr>
+        <w:spacing w:line="480" w:lineRule="auto"/>
+        <w:ind w:firstLine="0"/>
+        <w:jc w:val="both"/>
+        <w:rPr>
+          <w:sz w:val="20"/>
+          <w:szCs w:val="20"/>
+        </w:rPr>
+      </w:pPr>
+      <w:r>
+        <w:rPr>
+          <w:i w:val="1"/>
+          <w:iCs w:val="1"/>
+          <w:color w:val="1a1a1a"/>
+          <w:rtl w:val="0"/>
+        </w:rPr>
+        <w:t xml:space="preserve">3.  Which departments do you screen applicants for? Tick all that apply.  (Tick all that apply.)  Customer support  ·  Administration  ·  Finance and accounting  ·  Information technology  ·  Digital marketing  ·  Healthcare support  ·  Other</w:t>
+      </w:r>
+      <w:r>
+        <w:rPr>
+          <w:rtl w:val="0"/>
+        </w:rPr>
+      </w:r>
+    </w:p>
+    <w:p>
+      <w:pPr>
+        <w:spacing w:line="480" w:lineRule="auto"/>
+        <w:ind w:firstLine="0"/>
+        <w:jc w:val="both"/>
+        <w:rPr>
+          <w:sz w:val="20"/>
+          <w:szCs w:val="20"/>
+        </w:rPr>
+      </w:pPr>
+      <w:r>
+        <w:rPr>
+          <w:i w:val="1"/>
+          <w:iCs w:val="1"/>
+          <w:color w:val="1a1a1a"/>
+          <w:rtl w:val="0"/>
+        </w:rPr>
+        <w:t xml:space="preserve">4.  Roughly how many applications does your department receive in a typical month?  (Choose one.)  Under 20  ·  20–50  ·  51–100  ·  101–300  ·  More than 300</w:t>
       </w:r>
       <w:r>
         <w:rPr>
@@ -9709,107 +9788,152 @@
           <w:color w:val="1a1a1a"/>
           <w:rtl w:val="0"/>
         </w:rPr>
-        <w:t xml:space="preserve">Part 4. The balance between skills, education and experience</w:t>
-      </w:r>
-      <w:r>
-        <w:rPr>
-          <w:rtl w:val="0"/>
-        </w:rPr>
-      </w:r>
-    </w:p>
-    <w:p>
-      <w:pPr>
-        <w:spacing w:line="480" w:lineRule="auto"/>
-        <w:ind w:firstLine="0"/>
-        <w:jc w:val="both"/>
-        <w:rPr>
-          <w:sz w:val="20"/>
-          <w:szCs w:val="20"/>
-        </w:rPr>
-      </w:pPr>
-      <w:r>
-        <w:rPr>
-          <w:i w:val="1"/>
-          <w:iCs w:val="1"/>
-          <w:color w:val="1a1a1a"/>
-          <w:rtl w:val="0"/>
-        </w:rPr>
-        <w:t xml:space="preserve">Items 15 to 17. These are the items the study compares against the weighting the system uses. Respondents have not been shown that weighting.</w:t>
-      </w:r>
-      <w:r>
-        <w:rPr>
-          <w:rtl w:val="0"/>
-        </w:rPr>
-      </w:r>
-    </w:p>
-    <w:p>
-      <w:pPr>
-        <w:spacing w:line="480" w:lineRule="auto"/>
-        <w:ind w:firstLine="0"/>
-        <w:jc w:val="both"/>
-        <w:rPr>
-          <w:sz w:val="20"/>
-          <w:szCs w:val="20"/>
-        </w:rPr>
-      </w:pPr>
-      <w:r>
-        <w:rPr>
-          <w:i w:val="1"/>
-          <w:iCs w:val="1"/>
-          <w:color w:val="1a1a1a"/>
-          <w:rtl w:val="0"/>
-        </w:rPr>
-        <w:t xml:space="preserve">15.  Of the three, which matters MOST to you when you screen an entry-level applicant?  (Choose one.)  The skills they list  ·  Their level of education  ·  How long they have worked</w:t>
-      </w:r>
-      <w:r>
-        <w:rPr>
-          <w:rtl w:val="0"/>
-        </w:rPr>
-      </w:r>
-    </w:p>
-    <w:p>
-      <w:pPr>
-        <w:spacing w:line="480" w:lineRule="auto"/>
-        <w:ind w:firstLine="0"/>
-        <w:jc w:val="both"/>
-        <w:rPr>
-          <w:sz w:val="20"/>
-          <w:szCs w:val="20"/>
-        </w:rPr>
-      </w:pPr>
-      <w:r>
-        <w:rPr>
-          <w:i w:val="1"/>
-          <w:iCs w:val="1"/>
-          <w:color w:val="1a1a1a"/>
-          <w:rtl w:val="0"/>
-        </w:rPr>
-        <w:t xml:space="preserve">16.  If you had 100 points to divide across the three, which split is closest to how you actually screen?  (Choose one.)  50 skills / 25 education / 25 experience  ·  60 skills / 20 education / 20 experience  ·  70 skills / 15 education / 15 experience  ·  40 skills / 30 education / 30 experience  ·  34 skills / 33 education / 33 experience  ·  50 skills / 20 education / 30 experience  ·  40 skills / 20 education / 40 experience  ·  It depends entirely on the role</w:t>
-      </w:r>
-      <w:r>
-        <w:rPr>
-          <w:rtl w:val="0"/>
-        </w:rPr>
-      </w:r>
-    </w:p>
-    <w:p>
-      <w:pPr>
-        <w:spacing w:line="480" w:lineRule="auto"/>
-        <w:ind w:firstLine="0"/>
-        <w:jc w:val="both"/>
-        <w:rPr>
-          <w:sz w:val="20"/>
-          <w:szCs w:val="20"/>
-        </w:rPr>
-      </w:pPr>
-      <w:r>
-        <w:rPr>
-          <w:i w:val="1"/>
-          <w:iCs w:val="1"/>
-          <w:color w:val="1a1a1a"/>
-          <w:rtl w:val="0"/>
-        </w:rPr>
-        <w:t xml:space="preserve">17.  The balance between skills, education and experience should be the same for every opening, whatever the role.  [Rated]</w:t>
+        <w:t xml:space="preserve">Part 2. How you screen now</w:t>
+      </w:r>
+      <w:r>
+        <w:rPr>
+          <w:rtl w:val="0"/>
+        </w:rPr>
+      </w:r>
+    </w:p>
+    <w:p>
+      <w:pPr>
+        <w:spacing w:line="480" w:lineRule="auto"/>
+        <w:ind w:firstLine="0"/>
+        <w:jc w:val="both"/>
+        <w:rPr>
+          <w:sz w:val="20"/>
+          <w:szCs w:val="20"/>
+        </w:rPr>
+      </w:pPr>
+      <w:r>
+        <w:rPr>
+          <w:i w:val="1"/>
+          <w:iCs w:val="1"/>
+          <w:color w:val="1a1a1a"/>
+          <w:rtl w:val="0"/>
+        </w:rPr>
+        <w:t>Research question 3: the current screening process.</w:t>
+      </w:r>
+    </w:p>
+    <w:p>
+      <w:pPr>
+        <w:spacing w:line="480" w:lineRule="auto"/>
+        <w:ind w:firstLine="0"/>
+        <w:jc w:val="both"/>
+        <w:rPr>
+          <w:sz w:val="20"/>
+          <w:szCs w:val="20"/>
+        </w:rPr>
+      </w:pPr>
+      <w:r>
+        <w:rPr>
+          <w:i w:val="1"/>
+          <w:iCs w:val="1"/>
+          <w:color w:val="1a1a1a"/>
+          <w:rtl w:val="0"/>
+        </w:rPr>
+        <w:t xml:space="preserve">5.  How do you screen resumes at present? Tick all that apply.  (Tick all that apply.)  Read every one manually  ·  Sort or track them in a spreadsheet  ·  Use the filters in a job board  ·  Use an applicant tracking system  ·  Search the documents for keywords  ·  Pass them to the hiring department to read</w:t>
+      </w:r>
+      <w:r>
+        <w:rPr>
+          <w:rtl w:val="0"/>
+        </w:rPr>
+      </w:r>
+    </w:p>
+    <w:p>
+      <w:pPr>
+        <w:spacing w:line="480" w:lineRule="auto"/>
+        <w:ind w:firstLine="0"/>
+        <w:jc w:val="both"/>
+        <w:rPr>
+          <w:sz w:val="20"/>
+          <w:szCs w:val="20"/>
+        </w:rPr>
+      </w:pPr>
+      <w:r>
+        <w:rPr>
+          <w:i w:val="1"/>
+          <w:iCs w:val="1"/>
+          <w:color w:val="1a1a1a"/>
+          <w:rtl w:val="0"/>
+        </w:rPr>
+        <w:t xml:space="preserve">6.  How long do you spend on a first pass of a single resume?  (Choose one.)  Under 30 seconds  ·  30 seconds to 1 minute  ·  1 to 3 minutes  ·  3 to 5 minutes  ·  More than 5 minutes</w:t>
+      </w:r>
+      <w:r>
+        <w:rPr>
+          <w:rtl w:val="0"/>
+        </w:rPr>
+      </w:r>
+    </w:p>
+    <w:p>
+      <w:pPr>
+        <w:spacing w:line="480" w:lineRule="auto"/>
+        <w:ind w:firstLine="0"/>
+        <w:jc w:val="both"/>
+        <w:rPr>
+          <w:sz w:val="20"/>
+          <w:szCs w:val="20"/>
+        </w:rPr>
+      </w:pPr>
+      <w:r>
+        <w:rPr>
+          <w:i w:val="1"/>
+          <w:iCs w:val="1"/>
+          <w:color w:val="1a1a1a"/>
+          <w:rtl w:val="0"/>
+        </w:rPr>
+        <w:t xml:space="preserve">7.  The number of applications we receive makes it hard to give each one proper attention.  [Rated]</w:t>
+      </w:r>
+      <w:r>
+        <w:rPr>
+          <w:rtl w:val="0"/>
+        </w:rPr>
+      </w:r>
+    </w:p>
+    <w:p>
+      <w:pPr>
+        <w:spacing w:line="480" w:lineRule="auto"/>
+        <w:ind w:firstLine="0"/>
+        <w:jc w:val="both"/>
+        <w:rPr>
+          <w:sz w:val="20"/>
+          <w:szCs w:val="20"/>
+        </w:rPr>
+      </w:pPr>
+      <w:r>
+        <w:rPr>
+          <w:i w:val="1"/>
+          <w:iCs w:val="1"/>
+          <w:color w:val="1a1a1a"/>
+          <w:rtl w:val="0"/>
+        </w:rPr>
+        <w:t xml:space="preserve">8.  Comparing two applicants against each other is difficult with the tools I use now.  [Rated]</w:t>
+      </w:r>
+      <w:r>
+        <w:rPr>
+          <w:rtl w:val="0"/>
+        </w:rPr>
+      </w:r>
+    </w:p>
+    <w:p>
+      <w:pPr>
+        <w:spacing w:line="480" w:lineRule="auto"/>
+        <w:ind w:firstLine="0"/>
+        <w:jc w:val="both"/>
+        <w:rPr>
+          <w:sz w:val="20"/>
+          <w:szCs w:val="20"/>
+        </w:rPr>
+      </w:pPr>
+      <w:r>
+        <w:rPr>
+          <w:i w:val="1"/>
+          <w:iCs w:val="1"/>
+          <w:color w:val="1a1a1a"/>
+          <w:rtl w:val="0"/>
+        </w:rPr>
+        <w:t xml:space="preserve">9.  A badly laid out resume slows me down or causes an applicant to be missed.  [Rated]</w:t>
       </w:r>
       <w:r>
         <w:rPr>
@@ -9834,152 +9958,152 @@
           <w:color w:val="1a1a1a"/>
           <w:rtl w:val="0"/>
         </w:rPr>
-        <w:t xml:space="preserve">Part 5. On automatic scoring</w:t>
-      </w:r>
-      <w:r>
-        <w:rPr>
-          <w:rtl w:val="0"/>
-        </w:rPr>
-      </w:r>
-    </w:p>
-    <w:p>
-      <w:pPr>
-        <w:spacing w:line="480" w:lineRule="auto"/>
-        <w:ind w:firstLine="0"/>
-        <w:jc w:val="both"/>
-        <w:rPr>
-          <w:sz w:val="20"/>
-          <w:szCs w:val="20"/>
-        </w:rPr>
-      </w:pPr>
-      <w:r>
-        <w:rPr>
-          <w:i w:val="1"/>
-          <w:iCs w:val="1"/>
-          <w:color w:val="1a1a1a"/>
-          <w:rtl w:val="0"/>
-        </w:rPr>
-        <w:t>Research question 3: attitudes toward automated screening, collected before the system is seen.</w:t>
-      </w:r>
-    </w:p>
-    <w:p>
-      <w:pPr>
-        <w:spacing w:line="480" w:lineRule="auto"/>
-        <w:ind w:firstLine="0"/>
-        <w:jc w:val="both"/>
-        <w:rPr>
-          <w:sz w:val="20"/>
-          <w:szCs w:val="20"/>
-        </w:rPr>
-      </w:pPr>
-      <w:r>
-        <w:rPr>
-          <w:i w:val="1"/>
-          <w:iCs w:val="1"/>
-          <w:color w:val="1a1a1a"/>
-          <w:rtl w:val="0"/>
-        </w:rPr>
-        <w:t xml:space="preserve">18.  I would want to know how a compatibility score was calculated before I trusted it.  [Rated]</w:t>
-      </w:r>
-      <w:r>
-        <w:rPr>
-          <w:rtl w:val="0"/>
-        </w:rPr>
-      </w:r>
-    </w:p>
-    <w:p>
-      <w:pPr>
-        <w:spacing w:line="480" w:lineRule="auto"/>
-        <w:ind w:firstLine="0"/>
-        <w:jc w:val="both"/>
-        <w:rPr>
-          <w:sz w:val="20"/>
-          <w:szCs w:val="20"/>
-        </w:rPr>
-      </w:pPr>
-      <w:r>
-        <w:rPr>
-          <w:i w:val="1"/>
-          <w:iCs w:val="1"/>
-          <w:color w:val="1a1a1a"/>
-          <w:rtl w:val="0"/>
-        </w:rPr>
-        <w:t xml:space="preserve">19.  Scoring applicants automatically risks passing over people who would have been good.  [Rated]</w:t>
-      </w:r>
-      <w:r>
-        <w:rPr>
-          <w:rtl w:val="0"/>
-        </w:rPr>
-      </w:r>
-    </w:p>
-    <w:p>
-      <w:pPr>
-        <w:spacing w:line="480" w:lineRule="auto"/>
-        <w:ind w:firstLine="0"/>
-        <w:jc w:val="both"/>
-        <w:rPr>
-          <w:sz w:val="20"/>
-          <w:szCs w:val="20"/>
-        </w:rPr>
-      </w:pPr>
-      <w:r>
-        <w:rPr>
-          <w:i w:val="1"/>
-          <w:iCs w:val="1"/>
-          <w:color w:val="1a1a1a"/>
-          <w:rtl w:val="0"/>
-        </w:rPr>
-        <w:t xml:space="preserve">20.  An applicant should be able to see their own compatibility score.  [Rated]</w:t>
-      </w:r>
-      <w:r>
-        <w:rPr>
-          <w:rtl w:val="0"/>
-        </w:rPr>
-      </w:r>
-    </w:p>
-    <w:p>
-      <w:pPr>
-        <w:spacing w:line="480" w:lineRule="auto"/>
-        <w:ind w:firstLine="0"/>
-        <w:jc w:val="both"/>
-        <w:rPr>
-          <w:sz w:val="20"/>
-          <w:szCs w:val="20"/>
-        </w:rPr>
-      </w:pPr>
-      <w:r>
-        <w:rPr>
-          <w:i w:val="1"/>
-          <w:iCs w:val="1"/>
-          <w:color w:val="1a1a1a"/>
-          <w:rtl w:val="0"/>
-        </w:rPr>
-        <w:t xml:space="preserve">21.  A system that scores applicants should never reject anyone by itself.  [Rated]</w:t>
-      </w:r>
-      <w:r>
-        <w:rPr>
-          <w:rtl w:val="0"/>
-        </w:rPr>
-      </w:r>
-    </w:p>
-    <w:p>
-      <w:pPr>
-        <w:spacing w:line="480" w:lineRule="auto"/>
-        <w:ind w:firstLine="0"/>
-        <w:jc w:val="both"/>
-        <w:rPr>
-          <w:sz w:val="20"/>
-          <w:szCs w:val="20"/>
-        </w:rPr>
-      </w:pPr>
-      <w:r>
-        <w:rPr>
-          <w:i w:val="1"/>
-          <w:iCs w:val="1"/>
-          <w:color w:val="1a1a1a"/>
-          <w:rtl w:val="0"/>
-        </w:rPr>
-        <w:t xml:space="preserve">22.  What would most stop your department from using a system like this?  (Choose one.)  Not trusting the score  ·  The effort of learning a new system  ·  Applicants would have to be told about it  ·  Data privacy concerns  ·  It would not fit how we already work  ·  Nothing in particular</w:t>
+        <w:t xml:space="preserve">Part 3. What you look at when screening</w:t>
+      </w:r>
+      <w:r>
+        <w:rPr>
+          <w:rtl w:val="0"/>
+        </w:rPr>
+      </w:r>
+    </w:p>
+    <w:p>
+      <w:pPr>
+        <w:spacing w:line="480" w:lineRule="auto"/>
+        <w:ind w:firstLine="0"/>
+        <w:jc w:val="both"/>
+        <w:rPr>
+          <w:sz w:val="20"/>
+          <w:szCs w:val="20"/>
+        </w:rPr>
+      </w:pPr>
+      <w:r>
+        <w:rPr>
+          <w:i w:val="1"/>
+          <w:iCs w:val="1"/>
+          <w:color w:val="1a1a1a"/>
+          <w:rtl w:val="0"/>
+        </w:rPr>
+        <w:t>Research question 3: what recruiters consider for an entry-level position.</w:t>
+      </w:r>
+    </w:p>
+    <w:p>
+      <w:pPr>
+        <w:spacing w:line="480" w:lineRule="auto"/>
+        <w:ind w:firstLine="0"/>
+        <w:jc w:val="both"/>
+        <w:rPr>
+          <w:sz w:val="20"/>
+          <w:szCs w:val="20"/>
+        </w:rPr>
+      </w:pPr>
+      <w:r>
+        <w:rPr>
+          <w:i w:val="1"/>
+          <w:iCs w:val="1"/>
+          <w:color w:val="1a1a1a"/>
+          <w:rtl w:val="0"/>
+        </w:rPr>
+        <w:t xml:space="preserve">10.  When you screen for an entry-level role, which do you look at FIRST?  (Choose one.)  The skills they list  ·  Their educational attainment  ·  Their work experience  ·  Their certifications  ·  How the resume is laid out</w:t>
+      </w:r>
+      <w:r>
+        <w:rPr>
+          <w:rtl w:val="0"/>
+        </w:rPr>
+      </w:r>
+    </w:p>
+    <w:p>
+      <w:pPr>
+        <w:spacing w:line="480" w:lineRule="auto"/>
+        <w:ind w:firstLine="0"/>
+        <w:jc w:val="both"/>
+        <w:rPr>
+          <w:sz w:val="20"/>
+          <w:szCs w:val="20"/>
+        </w:rPr>
+      </w:pPr>
+      <w:r>
+        <w:rPr>
+          <w:i w:val="1"/>
+          <w:iCs w:val="1"/>
+          <w:color w:val="1a1a1a"/>
+          <w:rtl w:val="0"/>
+        </w:rPr>
+        <w:t xml:space="preserve">11.  A relevant skill can make up for an applicant missing the stated education level.  [Rated]</w:t>
+      </w:r>
+      <w:r>
+        <w:rPr>
+          <w:rtl w:val="0"/>
+        </w:rPr>
+      </w:r>
+    </w:p>
+    <w:p>
+      <w:pPr>
+        <w:spacing w:line="480" w:lineRule="auto"/>
+        <w:ind w:firstLine="0"/>
+        <w:jc w:val="both"/>
+        <w:rPr>
+          <w:sz w:val="20"/>
+          <w:szCs w:val="20"/>
+        </w:rPr>
+      </w:pPr>
+      <w:r>
+        <w:rPr>
+          <w:i w:val="1"/>
+          <w:iCs w:val="1"/>
+          <w:color w:val="1a1a1a"/>
+          <w:rtl w:val="0"/>
+        </w:rPr>
+        <w:t xml:space="preserve">12.  A long work history can make up for an applicant missing a skill the posting asks for.  [Rated]</w:t>
+      </w:r>
+      <w:r>
+        <w:rPr>
+          <w:rtl w:val="0"/>
+        </w:rPr>
+      </w:r>
+    </w:p>
+    <w:p>
+      <w:pPr>
+        <w:spacing w:line="480" w:lineRule="auto"/>
+        <w:ind w:firstLine="0"/>
+        <w:jc w:val="both"/>
+        <w:rPr>
+          <w:sz w:val="20"/>
+          <w:szCs w:val="20"/>
+        </w:rPr>
+      </w:pPr>
+      <w:r>
+        <w:rPr>
+          <w:i w:val="1"/>
+          <w:iCs w:val="1"/>
+          <w:color w:val="1a1a1a"/>
+          <w:rtl w:val="0"/>
+        </w:rPr>
+        <w:t xml:space="preserve">13.  For some roles a vocational or TESDA qualification is worth more than a bachelor’s degree.  [Rated]</w:t>
+      </w:r>
+      <w:r>
+        <w:rPr>
+          <w:rtl w:val="0"/>
+        </w:rPr>
+      </w:r>
+    </w:p>
+    <w:p>
+      <w:pPr>
+        <w:spacing w:line="480" w:lineRule="auto"/>
+        <w:ind w:firstLine="0"/>
+        <w:jc w:val="both"/>
+        <w:rPr>
+          <w:sz w:val="20"/>
+          <w:szCs w:val="20"/>
+        </w:rPr>
+      </w:pPr>
+      <w:r>
+        <w:rPr>
+          <w:i w:val="1"/>
+          <w:iCs w:val="1"/>
+          <w:color w:val="1a1a1a"/>
+          <w:rtl w:val="0"/>
+        </w:rPr>
+        <w:t xml:space="preserve">14.  Certifications should count toward an applicant’s score.  [Rated]</w:t>
       </w:r>
       <w:r>
         <w:rPr>
@@ -10004,27 +10128,107 @@
           <w:color w:val="1a1a1a"/>
           <w:rtl w:val="0"/>
         </w:rPr>
-        <w:t>Instrument C: Job Seeker Survey (Part 2)</w:t>
-      </w:r>
-    </w:p>
-    <w:p>
-      <w:pPr>
-        <w:spacing w:line="480" w:lineRule="auto"/>
-        <w:ind w:firstLine="0"/>
-        <w:jc w:val="both"/>
-        <w:rPr>
-          <w:sz w:val="20"/>
-          <w:szCs w:val="20"/>
-        </w:rPr>
-      </w:pPr>
-      <w:r>
-        <w:rPr>
-          <w:i w:val="1"/>
-          <w:iCs w:val="1"/>
-          <w:color w:val="1a1a1a"/>
-          <w:rtl w:val="0"/>
-        </w:rPr>
-        <w:t xml:space="preserve">Administered after the respondent has completed Task Sheet 1 in Appendix C.  Research question 4. Items are grouped by the ISO/IEC 25010 characteristic they evidence.</w:t>
+        <w:t xml:space="preserve">Part 4. The balance between skills, education and experience</w:t>
+      </w:r>
+      <w:r>
+        <w:rPr>
+          <w:rtl w:val="0"/>
+        </w:rPr>
+      </w:r>
+    </w:p>
+    <w:p>
+      <w:pPr>
+        <w:spacing w:line="480" w:lineRule="auto"/>
+        <w:ind w:firstLine="0"/>
+        <w:jc w:val="both"/>
+        <w:rPr>
+          <w:sz w:val="20"/>
+          <w:szCs w:val="20"/>
+        </w:rPr>
+      </w:pPr>
+      <w:r>
+        <w:rPr>
+          <w:i w:val="1"/>
+          <w:iCs w:val="1"/>
+          <w:color w:val="1a1a1a"/>
+          <w:rtl w:val="0"/>
+        </w:rPr>
+        <w:t xml:space="preserve">Items 15 to 17. These are the items the study compares against the weighting the system uses. Respondents have not been shown that weighting.</w:t>
+      </w:r>
+      <w:r>
+        <w:rPr>
+          <w:rtl w:val="0"/>
+        </w:rPr>
+      </w:r>
+    </w:p>
+    <w:p>
+      <w:pPr>
+        <w:spacing w:line="480" w:lineRule="auto"/>
+        <w:ind w:firstLine="0"/>
+        <w:jc w:val="both"/>
+        <w:rPr>
+          <w:sz w:val="20"/>
+          <w:szCs w:val="20"/>
+        </w:rPr>
+      </w:pPr>
+      <w:r>
+        <w:rPr>
+          <w:i w:val="1"/>
+          <w:iCs w:val="1"/>
+          <w:color w:val="1a1a1a"/>
+          <w:rtl w:val="0"/>
+        </w:rPr>
+        <w:t xml:space="preserve">15.  Of the three, which matters MOST to you when you screen an entry-level applicant?  (Choose one.)  The skills they list  ·  Their level of education  ·  How long they have worked</w:t>
+      </w:r>
+      <w:r>
+        <w:rPr>
+          <w:rtl w:val="0"/>
+        </w:rPr>
+      </w:r>
+    </w:p>
+    <w:p>
+      <w:pPr>
+        <w:spacing w:line="480" w:lineRule="auto"/>
+        <w:ind w:firstLine="0"/>
+        <w:jc w:val="both"/>
+        <w:rPr>
+          <w:sz w:val="20"/>
+          <w:szCs w:val="20"/>
+        </w:rPr>
+      </w:pPr>
+      <w:r>
+        <w:rPr>
+          <w:i w:val="1"/>
+          <w:iCs w:val="1"/>
+          <w:color w:val="1a1a1a"/>
+          <w:rtl w:val="0"/>
+        </w:rPr>
+        <w:t xml:space="preserve">16.  If you had 100 points to divide across the three, which split is closest to how you actually screen?  (Choose one.)  50 skills / 25 education / 25 experience  ·  60 skills / 20 education / 20 experience  ·  70 skills / 15 education / 15 experience  ·  40 skills / 30 education / 30 experience  ·  34 skills / 33 education / 33 experience  ·  50 skills / 20 education / 30 experience  ·  40 skills / 20 education / 40 experience  ·  It depends entirely on the role</w:t>
+      </w:r>
+      <w:r>
+        <w:rPr>
+          <w:rtl w:val="0"/>
+        </w:rPr>
+      </w:r>
+    </w:p>
+    <w:p>
+      <w:pPr>
+        <w:spacing w:line="480" w:lineRule="auto"/>
+        <w:ind w:firstLine="0"/>
+        <w:jc w:val="both"/>
+        <w:rPr>
+          <w:sz w:val="20"/>
+          <w:szCs w:val="20"/>
+        </w:rPr>
+      </w:pPr>
+      <w:r>
+        <w:rPr>
+          <w:i w:val="1"/>
+          <w:iCs w:val="1"/>
+          <w:color w:val="1a1a1a"/>
+          <w:rtl w:val="0"/>
+        </w:rPr>
+        <w:t xml:space="preserve">17.  The balance between skills, education and experience should be the same for every opening, whatever the role.  [Rated]</w:t>
       </w:r>
       <w:r>
         <w:rPr>
@@ -10049,107 +10253,152 @@
           <w:color w:val="1a1a1a"/>
           <w:rtl w:val="0"/>
         </w:rPr>
-        <w:t xml:space="preserve">Part 1. What you did</w:t>
-      </w:r>
-      <w:r>
-        <w:rPr>
-          <w:rtl w:val="0"/>
-        </w:rPr>
-      </w:r>
-    </w:p>
-    <w:p>
-      <w:pPr>
-        <w:spacing w:line="480" w:lineRule="auto"/>
-        <w:ind w:firstLine="0"/>
-        <w:jc w:val="both"/>
-        <w:rPr>
-          <w:sz w:val="20"/>
-          <w:szCs w:val="20"/>
-        </w:rPr>
-      </w:pPr>
-      <w:r>
-        <w:rPr>
-          <w:i w:val="1"/>
-          <w:iCs w:val="1"/>
-          <w:color w:val="1a1a1a"/>
-          <w:rtl w:val="0"/>
-        </w:rPr>
-        <w:t xml:space="preserve">Reported as counts. A task a respondent could not complete is a finding about the system, not a missing response.</w:t>
-      </w:r>
-      <w:r>
-        <w:rPr>
-          <w:rtl w:val="0"/>
-        </w:rPr>
-      </w:r>
-    </w:p>
-    <w:p>
-      <w:pPr>
-        <w:spacing w:line="480" w:lineRule="auto"/>
-        <w:ind w:firstLine="0"/>
-        <w:jc w:val="both"/>
-        <w:rPr>
-          <w:sz w:val="20"/>
-          <w:szCs w:val="20"/>
-        </w:rPr>
-      </w:pPr>
-      <w:r>
-        <w:rPr>
-          <w:i w:val="1"/>
-          <w:iCs w:val="1"/>
-          <w:color w:val="1a1a1a"/>
-          <w:rtl w:val="0"/>
-        </w:rPr>
-        <w:t xml:space="preserve">1.  Which of these did you manage to do? Tick everything you completed.  (Tick all that apply.)  Created an account and signed in  ·  Built a resume using the step-by-step builder  ·  Tried more than one resume design  ·  Exported or downloaded my resume  ·  Read something in the learning hub  ·  Browsed the job openings  ·  Applied to an opening  ·  Saw my match score  ·  Read the breakdown under my score  ·  Uploaded my own resume file  ·  Opened the site on a phone</w:t>
-      </w:r>
-      <w:r>
-        <w:rPr>
-          <w:rtl w:val="0"/>
-        </w:rPr>
-      </w:r>
-    </w:p>
-    <w:p>
-      <w:pPr>
-        <w:spacing w:line="480" w:lineRule="auto"/>
-        <w:ind w:firstLine="0"/>
-        <w:jc w:val="both"/>
-        <w:rPr>
-          <w:sz w:val="20"/>
-          <w:szCs w:val="20"/>
-        </w:rPr>
-      </w:pPr>
-      <w:r>
-        <w:rPr>
-          <w:i w:val="1"/>
-          <w:iCs w:val="1"/>
-          <w:color w:val="1a1a1a"/>
-          <w:rtl w:val="0"/>
-        </w:rPr>
-        <w:t xml:space="preserve">2.  What device did you use?  (Choose one.)  Phone  ·  Laptop or desktop  ·  Tablet</w:t>
-      </w:r>
-      <w:r>
-        <w:rPr>
-          <w:rtl w:val="0"/>
-        </w:rPr>
-      </w:r>
-    </w:p>
-    <w:p>
-      <w:pPr>
-        <w:spacing w:line="480" w:lineRule="auto"/>
-        <w:ind w:firstLine="0"/>
-        <w:jc w:val="both"/>
-        <w:rPr>
-          <w:sz w:val="20"/>
-          <w:szCs w:val="20"/>
-        </w:rPr>
-      </w:pPr>
-      <w:r>
-        <w:rPr>
-          <w:i w:val="1"/>
-          <w:iCs w:val="1"/>
-          <w:color w:val="1a1a1a"/>
-          <w:rtl w:val="0"/>
-        </w:rPr>
-        <w:t xml:space="preserve">3.  Roughly how long did you spend on it?  (Choose one.)  Under 15 minutes  ·  15–30 minutes  ·  31–45 minutes  ·  46–60 minutes  ·  More than an hour</w:t>
+        <w:t xml:space="preserve">Part 5. On automatic scoring</w:t>
+      </w:r>
+      <w:r>
+        <w:rPr>
+          <w:rtl w:val="0"/>
+        </w:rPr>
+      </w:r>
+    </w:p>
+    <w:p>
+      <w:pPr>
+        <w:spacing w:line="480" w:lineRule="auto"/>
+        <w:ind w:firstLine="0"/>
+        <w:jc w:val="both"/>
+        <w:rPr>
+          <w:sz w:val="20"/>
+          <w:szCs w:val="20"/>
+        </w:rPr>
+      </w:pPr>
+      <w:r>
+        <w:rPr>
+          <w:i w:val="1"/>
+          <w:iCs w:val="1"/>
+          <w:color w:val="1a1a1a"/>
+          <w:rtl w:val="0"/>
+        </w:rPr>
+        <w:t>Research question 3: attitudes toward automated screening, collected before the system is seen.</w:t>
+      </w:r>
+    </w:p>
+    <w:p>
+      <w:pPr>
+        <w:spacing w:line="480" w:lineRule="auto"/>
+        <w:ind w:firstLine="0"/>
+        <w:jc w:val="both"/>
+        <w:rPr>
+          <w:sz w:val="20"/>
+          <w:szCs w:val="20"/>
+        </w:rPr>
+      </w:pPr>
+      <w:r>
+        <w:rPr>
+          <w:i w:val="1"/>
+          <w:iCs w:val="1"/>
+          <w:color w:val="1a1a1a"/>
+          <w:rtl w:val="0"/>
+        </w:rPr>
+        <w:t xml:space="preserve">18.  I would want to know how a compatibility score was calculated before I trusted it.  [Rated]</w:t>
+      </w:r>
+      <w:r>
+        <w:rPr>
+          <w:rtl w:val="0"/>
+        </w:rPr>
+      </w:r>
+    </w:p>
+    <w:p>
+      <w:pPr>
+        <w:spacing w:line="480" w:lineRule="auto"/>
+        <w:ind w:firstLine="0"/>
+        <w:jc w:val="both"/>
+        <w:rPr>
+          <w:sz w:val="20"/>
+          <w:szCs w:val="20"/>
+        </w:rPr>
+      </w:pPr>
+      <w:r>
+        <w:rPr>
+          <w:i w:val="1"/>
+          <w:iCs w:val="1"/>
+          <w:color w:val="1a1a1a"/>
+          <w:rtl w:val="0"/>
+        </w:rPr>
+        <w:t xml:space="preserve">19.  Scoring applicants automatically risks passing over people who would have been good.  [Rated]</w:t>
+      </w:r>
+      <w:r>
+        <w:rPr>
+          <w:rtl w:val="0"/>
+        </w:rPr>
+      </w:r>
+    </w:p>
+    <w:p>
+      <w:pPr>
+        <w:spacing w:line="480" w:lineRule="auto"/>
+        <w:ind w:firstLine="0"/>
+        <w:jc w:val="both"/>
+        <w:rPr>
+          <w:sz w:val="20"/>
+          <w:szCs w:val="20"/>
+        </w:rPr>
+      </w:pPr>
+      <w:r>
+        <w:rPr>
+          <w:i w:val="1"/>
+          <w:iCs w:val="1"/>
+          <w:color w:val="1a1a1a"/>
+          <w:rtl w:val="0"/>
+        </w:rPr>
+        <w:t xml:space="preserve">20.  An applicant should be able to see their own compatibility score.  [Rated]</w:t>
+      </w:r>
+      <w:r>
+        <w:rPr>
+          <w:rtl w:val="0"/>
+        </w:rPr>
+      </w:r>
+    </w:p>
+    <w:p>
+      <w:pPr>
+        <w:spacing w:line="480" w:lineRule="auto"/>
+        <w:ind w:firstLine="0"/>
+        <w:jc w:val="both"/>
+        <w:rPr>
+          <w:sz w:val="20"/>
+          <w:szCs w:val="20"/>
+        </w:rPr>
+      </w:pPr>
+      <w:r>
+        <w:rPr>
+          <w:i w:val="1"/>
+          <w:iCs w:val="1"/>
+          <w:color w:val="1a1a1a"/>
+          <w:rtl w:val="0"/>
+        </w:rPr>
+        <w:t xml:space="preserve">21.  A system that scores applicants should never reject anyone by itself.  [Rated]</w:t>
+      </w:r>
+      <w:r>
+        <w:rPr>
+          <w:rtl w:val="0"/>
+        </w:rPr>
+      </w:r>
+    </w:p>
+    <w:p>
+      <w:pPr>
+        <w:spacing w:line="480" w:lineRule="auto"/>
+        <w:ind w:firstLine="0"/>
+        <w:jc w:val="both"/>
+        <w:rPr>
+          <w:sz w:val="20"/>
+          <w:szCs w:val="20"/>
+        </w:rPr>
+      </w:pPr>
+      <w:r>
+        <w:rPr>
+          <w:i w:val="1"/>
+          <w:iCs w:val="1"/>
+          <w:color w:val="1a1a1a"/>
+          <w:rtl w:val="0"/>
+        </w:rPr>
+        <w:t xml:space="preserve">22.  What would most stop your department from using a system like this?  (Choose one.)  Not trusting the score  ·  The effort of learning a new system  ·  Applicants would have to be told about it  ·  Data privacy concerns  ·  It would not fit how we already work  ·  Nothing in particular</w:t>
       </w:r>
       <w:r>
         <w:rPr>
@@ -10174,147 +10423,32 @@
           <w:color w:val="1a1a1a"/>
           <w:rtl w:val="0"/>
         </w:rPr>
-        <w:t>Part 2. Does it do what it says: functional suitability</w:t>
-      </w:r>
-    </w:p>
-    <w:p>
-      <w:pPr>
-        <w:spacing w:line="480" w:lineRule="auto"/>
-        <w:ind w:firstLine="0"/>
-        <w:jc w:val="both"/>
-        <w:rPr>
-          <w:sz w:val="20"/>
-          <w:szCs w:val="20"/>
-        </w:rPr>
-      </w:pPr>
-      <w:r>
-        <w:rPr>
-          <w:i w:val="1"/>
-          <w:iCs w:val="1"/>
-          <w:color w:val="1a1a1a"/>
-          <w:rtl w:val="0"/>
-        </w:rPr>
-        <w:t>4.  The builder let me enter all the information I wanted to include.  [Rated: counts toward the functional suitability mean]</w:t>
-      </w:r>
-    </w:p>
-    <w:p>
-      <w:pPr>
-        <w:spacing w:line="480" w:lineRule="auto"/>
-        <w:ind w:firstLine="0"/>
-        <w:jc w:val="both"/>
-        <w:rPr>
-          <w:sz w:val="20"/>
-          <w:szCs w:val="20"/>
-        </w:rPr>
-      </w:pPr>
-      <w:r>
-        <w:rPr>
-          <w:i w:val="1"/>
-          <w:iCs w:val="1"/>
-          <w:color w:val="1a1a1a"/>
-          <w:rtl w:val="0"/>
-        </w:rPr>
-        <w:t>5.  The finished resume contained everything I entered, laid out correctly.  [Rated: counts toward the functional suitability mean]</w:t>
-      </w:r>
-    </w:p>
-    <w:p>
-      <w:pPr>
-        <w:spacing w:line="480" w:lineRule="auto"/>
-        <w:ind w:firstLine="0"/>
-        <w:jc w:val="both"/>
-        <w:rPr>
-          <w:sz w:val="20"/>
-          <w:szCs w:val="20"/>
-        </w:rPr>
-      </w:pPr>
-      <w:r>
-        <w:rPr>
-          <w:i w:val="1"/>
-          <w:iCs w:val="1"/>
-          <w:color w:val="1a1a1a"/>
-          <w:rtl w:val="0"/>
-        </w:rPr>
-        <w:t>6.  The job openings shown to me were described accurately.  [Rated: counts toward the functional suitability mean]</w:t>
-      </w:r>
-    </w:p>
-    <w:p>
-      <w:pPr>
-        <w:spacing w:line="480" w:lineRule="auto"/>
-        <w:ind w:firstLine="0"/>
-        <w:jc w:val="both"/>
-        <w:rPr>
-          <w:sz w:val="20"/>
-          <w:szCs w:val="20"/>
-        </w:rPr>
-      </w:pPr>
-      <w:r>
-        <w:rPr>
-          <w:i w:val="1"/>
-          <w:iCs w:val="1"/>
-          <w:color w:val="1a1a1a"/>
-          <w:rtl w:val="0"/>
-        </w:rPr>
-        <w:t>7.  My match score was worked out from the information I had actually entered.  [Rated: counts toward the functional suitability mean]</w:t>
-      </w:r>
-    </w:p>
-    <w:p>
-      <w:pPr>
-        <w:spacing w:line="480" w:lineRule="auto"/>
-        <w:ind w:firstLine="0"/>
-        <w:jc w:val="both"/>
-        <w:rPr>
-          <w:sz w:val="20"/>
-          <w:szCs w:val="20"/>
-        </w:rPr>
-      </w:pPr>
-      <w:r>
-        <w:rPr>
-          <w:i w:val="1"/>
-          <w:iCs w:val="1"/>
-          <w:color w:val="1a1a1a"/>
-          <w:rtl w:val="0"/>
-        </w:rPr>
-        <w:t>8.  The breakdown under my score explained how the number was reached.  [Rated: counts toward the functional suitability mean]</w:t>
-      </w:r>
-    </w:p>
-    <w:p>
-      <w:pPr>
-        <w:spacing w:line="480" w:lineRule="auto"/>
-        <w:ind w:firstLine="0"/>
-        <w:jc w:val="both"/>
-        <w:rPr>
-          <w:sz w:val="20"/>
-          <w:szCs w:val="20"/>
-        </w:rPr>
-      </w:pPr>
-      <w:r>
-        <w:rPr>
-          <w:i w:val="1"/>
-          <w:iCs w:val="1"/>
-          <w:color w:val="1a1a1a"/>
-          <w:rtl w:val="0"/>
-        </w:rPr>
-        <w:t>9.  The skills the system said I was missing were genuinely ones I do not have.  [Rated: counts toward the functional suitability mean]</w:t>
-      </w:r>
-    </w:p>
-    <w:p>
-      <w:pPr>
-        <w:spacing w:line="480" w:lineRule="auto"/>
-        <w:ind w:firstLine="0"/>
-        <w:jc w:val="both"/>
-        <w:rPr>
-          <w:sz w:val="20"/>
-          <w:szCs w:val="20"/>
-        </w:rPr>
-      </w:pPr>
-      <w:r>
-        <w:rPr>
-          <w:i w:val="1"/>
-          <w:iCs w:val="1"/>
-          <w:color w:val="1a1a1a"/>
-          <w:rtl w:val="0"/>
-        </w:rPr>
-        <w:t>10.  Exporting or downloading my resume produced the document I expected.  [Rated: counts toward the functional suitability mean]</w:t>
+        <w:t>Instrument C: Job Seeker Survey (Part 2)</w:t>
+      </w:r>
+    </w:p>
+    <w:p>
+      <w:pPr>
+        <w:spacing w:line="480" w:lineRule="auto"/>
+        <w:ind w:firstLine="0"/>
+        <w:jc w:val="both"/>
+        <w:rPr>
+          <w:sz w:val="20"/>
+          <w:szCs w:val="20"/>
+        </w:rPr>
+      </w:pPr>
+      <w:r>
+        <w:rPr>
+          <w:i w:val="1"/>
+          <w:iCs w:val="1"/>
+          <w:color w:val="1a1a1a"/>
+          <w:rtl w:val="0"/>
+        </w:rPr>
+        <w:t xml:space="preserve">Administered after the respondent has completed Task Sheet 1 in Appendix C.  Research question 4. Items are grouped by the ISO/IEC 25010 characteristic they evidence.</w:t>
+      </w:r>
+      <w:r>
+        <w:rPr>
+          <w:rtl w:val="0"/>
+        </w:rPr>
       </w:r>
     </w:p>
     <w:p>
@@ -10334,147 +10468,112 @@
           <w:color w:val="1a1a1a"/>
           <w:rtl w:val="0"/>
         </w:rPr>
-        <w:t>Part 3. How it was to use: usability</w:t>
-      </w:r>
-    </w:p>
-    <w:p>
-      <w:pPr>
-        <w:spacing w:line="480" w:lineRule="auto"/>
-        <w:ind w:firstLine="0"/>
-        <w:jc w:val="both"/>
-        <w:rPr>
-          <w:sz w:val="20"/>
-          <w:szCs w:val="20"/>
-        </w:rPr>
-      </w:pPr>
-      <w:r>
-        <w:rPr>
-          <w:i w:val="1"/>
-          <w:iCs w:val="1"/>
-          <w:color w:val="1a1a1a"/>
-          <w:rtl w:val="0"/>
-        </w:rPr>
-        <w:t>11.  I could tell what to do at each step without being told.  [Rated: counts toward the usability mean]</w:t>
-      </w:r>
-    </w:p>
-    <w:p>
-      <w:pPr>
-        <w:spacing w:line="480" w:lineRule="auto"/>
-        <w:ind w:firstLine="0"/>
-        <w:jc w:val="both"/>
-        <w:rPr>
-          <w:sz w:val="20"/>
-          <w:szCs w:val="20"/>
-        </w:rPr>
-      </w:pPr>
-      <w:r>
-        <w:rPr>
-          <w:i w:val="1"/>
-          <w:iCs w:val="1"/>
-          <w:color w:val="1a1a1a"/>
-          <w:rtl w:val="0"/>
-        </w:rPr>
-        <w:t>12.  The wording used on the site was easy to understand.  [Rated: counts toward the usability mean]</w:t>
-      </w:r>
-    </w:p>
-    <w:p>
-      <w:pPr>
-        <w:spacing w:line="480" w:lineRule="auto"/>
-        <w:ind w:firstLine="0"/>
-        <w:jc w:val="both"/>
-        <w:rPr>
-          <w:sz w:val="20"/>
-          <w:szCs w:val="20"/>
-        </w:rPr>
-      </w:pPr>
-      <w:r>
-        <w:rPr>
-          <w:i w:val="1"/>
-          <w:iCs w:val="1"/>
-          <w:color w:val="1a1a1a"/>
-          <w:rtl w:val="0"/>
-        </w:rPr>
-        <w:t>13.  I could find what I was looking for without difficulty.  [Rated: counts toward the usability mean]</w:t>
-      </w:r>
-    </w:p>
-    <w:p>
-      <w:pPr>
-        <w:spacing w:line="480" w:lineRule="auto"/>
-        <w:ind w:firstLine="0"/>
-        <w:jc w:val="both"/>
-        <w:rPr>
-          <w:sz w:val="20"/>
-          <w:szCs w:val="20"/>
-        </w:rPr>
-      </w:pPr>
-      <w:r>
-        <w:rPr>
-          <w:i w:val="1"/>
-          <w:iCs w:val="1"/>
-          <w:color w:val="1a1a1a"/>
-          <w:rtl w:val="0"/>
-        </w:rPr>
-        <w:t>14.  It was easy to correct a mistake I had made.  [Rated: counts toward the usability mean]</w:t>
-      </w:r>
-    </w:p>
-    <w:p>
-      <w:pPr>
-        <w:spacing w:line="480" w:lineRule="auto"/>
-        <w:ind w:firstLine="0"/>
-        <w:jc w:val="both"/>
-        <w:rPr>
-          <w:sz w:val="20"/>
-          <w:szCs w:val="20"/>
-        </w:rPr>
-      </w:pPr>
-      <w:r>
-        <w:rPr>
-          <w:i w:val="1"/>
-          <w:iCs w:val="1"/>
-          <w:color w:val="1a1a1a"/>
-          <w:rtl w:val="0"/>
-        </w:rPr>
-        <w:t>15.  The site was comfortable to use on the device I chose.  [Rated: counts toward the usability mean]</w:t>
-      </w:r>
-    </w:p>
-    <w:p>
-      <w:pPr>
-        <w:spacing w:line="480" w:lineRule="auto"/>
-        <w:ind w:firstLine="0"/>
-        <w:jc w:val="both"/>
-        <w:rPr>
-          <w:sz w:val="20"/>
-          <w:szCs w:val="20"/>
-        </w:rPr>
-      </w:pPr>
-      <w:r>
-        <w:rPr>
-          <w:i w:val="1"/>
-          <w:iCs w:val="1"/>
-          <w:color w:val="1a1a1a"/>
-          <w:rtl w:val="0"/>
-        </w:rPr>
-        <w:t>16.  I could learn to use the site quickly.  [Rated: counts toward the usability mean]</w:t>
-      </w:r>
-    </w:p>
-    <w:p>
-      <w:pPr>
-        <w:spacing w:line="480" w:lineRule="auto"/>
-        <w:ind w:firstLine="0"/>
-        <w:jc w:val="both"/>
-        <w:rPr>
-          <w:sz w:val="20"/>
-          <w:szCs w:val="20"/>
-        </w:rPr>
-      </w:pPr>
-      <w:r>
-        <w:rPr>
-          <w:i w:val="1"/>
-          <w:iCs w:val="1"/>
-          <w:color w:val="1a1a1a"/>
-          <w:rtl w:val="0"/>
-        </w:rPr>
-        <w:t>17.  Choosing between the resume designs was straightforward.  [Rated: counts toward the usability mean]</w:t>
+        <w:t xml:space="preserve">Part 1. What you did</w:t>
+      </w:r>
+      <w:r>
+        <w:rPr>
+          <w:rtl w:val="0"/>
+        </w:rPr>
+      </w:r>
+    </w:p>
+    <w:p>
+      <w:pPr>
+        <w:spacing w:line="480" w:lineRule="auto"/>
+        <w:ind w:firstLine="0"/>
+        <w:jc w:val="both"/>
+        <w:rPr>
+          <w:sz w:val="20"/>
+          <w:szCs w:val="20"/>
+        </w:rPr>
+      </w:pPr>
+      <w:r>
+        <w:rPr>
+          <w:i w:val="1"/>
+          <w:iCs w:val="1"/>
+          <w:color w:val="1a1a1a"/>
+          <w:rtl w:val="0"/>
+        </w:rPr>
+        <w:t xml:space="preserve">Reported as counts. A task a respondent could not complete is a finding about the system, not a missing response.</w:t>
+      </w:r>
+      <w:r>
+        <w:rPr>
+          <w:rtl w:val="0"/>
+        </w:rPr>
+      </w:r>
+    </w:p>
+    <w:p>
+      <w:pPr>
+        <w:spacing w:line="480" w:lineRule="auto"/>
+        <w:ind w:firstLine="0"/>
+        <w:jc w:val="both"/>
+        <w:rPr>
+          <w:sz w:val="20"/>
+          <w:szCs w:val="20"/>
+        </w:rPr>
+      </w:pPr>
+      <w:r>
+        <w:rPr>
+          <w:i w:val="1"/>
+          <w:iCs w:val="1"/>
+          <w:color w:val="1a1a1a"/>
+          <w:rtl w:val="0"/>
+        </w:rPr>
+        <w:t xml:space="preserve">1.  Which of these did you manage to do? Tick everything you completed.  (Tick all that apply.)  Created an account and signed in  ·  Built a resume using the step-by-step builder  ·  Tried more than one resume design  ·  Exported or downloaded my resume  ·  Read something in the learning hub  ·  Browsed the job openings  ·  Applied to an opening  ·  Saw my match score  ·  Read the breakdown under my score  ·  Uploaded my own resume file  ·  Opened the site on a phone</w:t>
+      </w:r>
+      <w:r>
+        <w:rPr>
+          <w:rtl w:val="0"/>
+        </w:rPr>
+      </w:r>
+    </w:p>
+    <w:p>
+      <w:pPr>
+        <w:spacing w:line="480" w:lineRule="auto"/>
+        <w:ind w:firstLine="0"/>
+        <w:jc w:val="both"/>
+        <w:rPr>
+          <w:sz w:val="20"/>
+          <w:szCs w:val="20"/>
+        </w:rPr>
+      </w:pPr>
+      <w:r>
+        <w:rPr>
+          <w:i w:val="1"/>
+          <w:iCs w:val="1"/>
+          <w:color w:val="1a1a1a"/>
+          <w:rtl w:val="0"/>
+        </w:rPr>
+        <w:t xml:space="preserve">2.  What device did you use?  (Choose one.)  Phone  ·  Laptop or desktop  ·  Tablet</w:t>
+      </w:r>
+      <w:r>
+        <w:rPr>
+          <w:rtl w:val="0"/>
+        </w:rPr>
+      </w:r>
+    </w:p>
+    <w:p>
+      <w:pPr>
+        <w:spacing w:line="480" w:lineRule="auto"/>
+        <w:ind w:firstLine="0"/>
+        <w:jc w:val="both"/>
+        <w:rPr>
+          <w:sz w:val="20"/>
+          <w:szCs w:val="20"/>
+        </w:rPr>
+      </w:pPr>
+      <w:r>
+        <w:rPr>
+          <w:i w:val="1"/>
+          <w:iCs w:val="1"/>
+          <w:color w:val="1a1a1a"/>
+          <w:rtl w:val="0"/>
+        </w:rPr>
+        <w:t xml:space="preserve">3.  Roughly how long did you spend on it?  (Choose one.)  Under 15 minutes  ·  15–30 minutes  ·  31–45 minutes  ·  46–60 minutes  ·  More than an hour</w:t>
+      </w:r>
+      <w:r>
+        <w:rPr>
+          <w:rtl w:val="0"/>
+        </w:rPr>
       </w:r>
     </w:p>
     <w:p>
@@ -10494,117 +10593,147 @@
           <w:color w:val="1a1a1a"/>
           <w:rtl w:val="0"/>
         </w:rPr>
-        <w:t>Part 4. Whether it held up: reliability</w:t>
-      </w:r>
-    </w:p>
-    <w:p>
-      <w:pPr>
-        <w:spacing w:line="480" w:lineRule="auto"/>
-        <w:ind w:firstLine="0"/>
-        <w:jc w:val="both"/>
-        <w:rPr>
-          <w:sz w:val="20"/>
-          <w:szCs w:val="20"/>
-        </w:rPr>
-      </w:pPr>
-      <w:r>
-        <w:rPr>
-          <w:i w:val="1"/>
-          <w:iCs w:val="1"/>
-          <w:color w:val="1a1a1a"/>
-          <w:rtl w:val="0"/>
-        </w:rPr>
-        <w:t xml:space="preserve">These items describe reliability as experienced within a single session. Reliability over time is evidenced by the automated testing reported under Development and Testing, not by these items.</w:t>
-      </w:r>
-      <w:r>
-        <w:rPr>
-          <w:rtl w:val="0"/>
-        </w:rPr>
-      </w:r>
-    </w:p>
-    <w:p>
-      <w:pPr>
-        <w:spacing w:line="480" w:lineRule="auto"/>
-        <w:ind w:firstLine="0"/>
-        <w:jc w:val="both"/>
-        <w:rPr>
-          <w:sz w:val="20"/>
-          <w:szCs w:val="20"/>
-        </w:rPr>
-      </w:pPr>
-      <w:r>
-        <w:rPr>
-          <w:i w:val="1"/>
-          <w:iCs w:val="1"/>
-          <w:color w:val="1a1a1a"/>
-          <w:rtl w:val="0"/>
-        </w:rPr>
-        <w:t>18.  The site responded every time I did something.  [Rated: counts toward the reliability mean]</w:t>
-      </w:r>
-    </w:p>
-    <w:p>
-      <w:pPr>
-        <w:spacing w:line="480" w:lineRule="auto"/>
-        <w:ind w:firstLine="0"/>
-        <w:jc w:val="both"/>
-        <w:rPr>
-          <w:sz w:val="20"/>
-          <w:szCs w:val="20"/>
-        </w:rPr>
-      </w:pPr>
-      <w:r>
-        <w:rPr>
-          <w:i w:val="1"/>
-          <w:iCs w:val="1"/>
-          <w:color w:val="1a1a1a"/>
-          <w:rtl w:val="0"/>
-        </w:rPr>
-        <w:t>19.  Nothing I had entered was lost while I was working.  [Rated: counts toward the reliability mean]</w:t>
-      </w:r>
-    </w:p>
-    <w:p>
-      <w:pPr>
-        <w:spacing w:line="480" w:lineRule="auto"/>
-        <w:ind w:firstLine="0"/>
-        <w:jc w:val="both"/>
-        <w:rPr>
-          <w:sz w:val="20"/>
-          <w:szCs w:val="20"/>
-        </w:rPr>
-      </w:pPr>
-      <w:r>
-        <w:rPr>
-          <w:i w:val="1"/>
-          <w:iCs w:val="1"/>
-          <w:color w:val="1a1a1a"/>
-          <w:rtl w:val="0"/>
-        </w:rPr>
-        <w:t>20.  The site behaved the same way each time I did the same thing.  [Rated: counts toward the reliability mean]</w:t>
-      </w:r>
-    </w:p>
-    <w:p>
-      <w:pPr>
-        <w:spacing w:line="480" w:lineRule="auto"/>
-        <w:ind w:firstLine="0"/>
-        <w:jc w:val="both"/>
-        <w:rPr>
-          <w:sz w:val="20"/>
-          <w:szCs w:val="20"/>
-        </w:rPr>
-      </w:pPr>
-      <w:r>
-        <w:rPr>
-          <w:i w:val="1"/>
-          <w:iCs w:val="1"/>
-          <w:color w:val="1a1a1a"/>
-          <w:rtl w:val="0"/>
-        </w:rPr>
-        <w:t xml:space="preserve">21.  Did anything break, freeze, or behave unexpectedly?  (Choose one.)  No, nothing went wrong  ·  Yes, and I could carry on afterwards  ·  Yes, and I had to start that part again  ·  Yes, and I could not finish that task</w:t>
-      </w:r>
-      <w:r>
-        <w:rPr>
-          <w:rtl w:val="0"/>
-        </w:rPr>
+        <w:t>Part 2. Does it do what it says: functional suitability</w:t>
+      </w:r>
+    </w:p>
+    <w:p>
+      <w:pPr>
+        <w:spacing w:line="480" w:lineRule="auto"/>
+        <w:ind w:firstLine="0"/>
+        <w:jc w:val="both"/>
+        <w:rPr>
+          <w:sz w:val="20"/>
+          <w:szCs w:val="20"/>
+        </w:rPr>
+      </w:pPr>
+      <w:r>
+        <w:rPr>
+          <w:i w:val="1"/>
+          <w:iCs w:val="1"/>
+          <w:color w:val="1a1a1a"/>
+          <w:rtl w:val="0"/>
+        </w:rPr>
+        <w:t>4.  The builder let me enter all the information I wanted to include.  [Rated: counts toward the functional suitability mean]</w:t>
+      </w:r>
+    </w:p>
+    <w:p>
+      <w:pPr>
+        <w:spacing w:line="480" w:lineRule="auto"/>
+        <w:ind w:firstLine="0"/>
+        <w:jc w:val="both"/>
+        <w:rPr>
+          <w:sz w:val="20"/>
+          <w:szCs w:val="20"/>
+        </w:rPr>
+      </w:pPr>
+      <w:r>
+        <w:rPr>
+          <w:i w:val="1"/>
+          <w:iCs w:val="1"/>
+          <w:color w:val="1a1a1a"/>
+          <w:rtl w:val="0"/>
+        </w:rPr>
+        <w:t>5.  The finished resume contained everything I entered, laid out correctly.  [Rated: counts toward the functional suitability mean]</w:t>
+      </w:r>
+    </w:p>
+    <w:p>
+      <w:pPr>
+        <w:spacing w:line="480" w:lineRule="auto"/>
+        <w:ind w:firstLine="0"/>
+        <w:jc w:val="both"/>
+        <w:rPr>
+          <w:sz w:val="20"/>
+          <w:szCs w:val="20"/>
+        </w:rPr>
+      </w:pPr>
+      <w:r>
+        <w:rPr>
+          <w:i w:val="1"/>
+          <w:iCs w:val="1"/>
+          <w:color w:val="1a1a1a"/>
+          <w:rtl w:val="0"/>
+        </w:rPr>
+        <w:t>6.  The job openings shown to me were described accurately.  [Rated: counts toward the functional suitability mean]</w:t>
+      </w:r>
+    </w:p>
+    <w:p>
+      <w:pPr>
+        <w:spacing w:line="480" w:lineRule="auto"/>
+        <w:ind w:firstLine="0"/>
+        <w:jc w:val="both"/>
+        <w:rPr>
+          <w:sz w:val="20"/>
+          <w:szCs w:val="20"/>
+        </w:rPr>
+      </w:pPr>
+      <w:r>
+        <w:rPr>
+          <w:i w:val="1"/>
+          <w:iCs w:val="1"/>
+          <w:color w:val="1a1a1a"/>
+          <w:rtl w:val="0"/>
+        </w:rPr>
+        <w:t>7.  My match score was worked out from the information I had actually entered.  [Rated: counts toward the functional suitability mean]</w:t>
+      </w:r>
+    </w:p>
+    <w:p>
+      <w:pPr>
+        <w:spacing w:line="480" w:lineRule="auto"/>
+        <w:ind w:firstLine="0"/>
+        <w:jc w:val="both"/>
+        <w:rPr>
+          <w:sz w:val="20"/>
+          <w:szCs w:val="20"/>
+        </w:rPr>
+      </w:pPr>
+      <w:r>
+        <w:rPr>
+          <w:i w:val="1"/>
+          <w:iCs w:val="1"/>
+          <w:color w:val="1a1a1a"/>
+          <w:rtl w:val="0"/>
+        </w:rPr>
+        <w:t>8.  The breakdown under my score explained how the number was reached.  [Rated: counts toward the functional suitability mean]</w:t>
+      </w:r>
+    </w:p>
+    <w:p>
+      <w:pPr>
+        <w:spacing w:line="480" w:lineRule="auto"/>
+        <w:ind w:firstLine="0"/>
+        <w:jc w:val="both"/>
+        <w:rPr>
+          <w:sz w:val="20"/>
+          <w:szCs w:val="20"/>
+        </w:rPr>
+      </w:pPr>
+      <w:r>
+        <w:rPr>
+          <w:i w:val="1"/>
+          <w:iCs w:val="1"/>
+          <w:color w:val="1a1a1a"/>
+          <w:rtl w:val="0"/>
+        </w:rPr>
+        <w:t>9.  The skills the system said I was missing were genuinely ones I do not have.  [Rated: counts toward the functional suitability mean]</w:t>
+      </w:r>
+    </w:p>
+    <w:p>
+      <w:pPr>
+        <w:spacing w:line="480" w:lineRule="auto"/>
+        <w:ind w:firstLine="0"/>
+        <w:jc w:val="both"/>
+        <w:rPr>
+          <w:sz w:val="20"/>
+          <w:szCs w:val="20"/>
+        </w:rPr>
+      </w:pPr>
+      <w:r>
+        <w:rPr>
+          <w:i w:val="1"/>
+          <w:iCs w:val="1"/>
+          <w:color w:val="1a1a1a"/>
+          <w:rtl w:val="0"/>
+        </w:rPr>
+        <w:t>10.  Exporting or downloading my resume produced the document I expected.  [Rated: counts toward the functional suitability mean]</w:t>
       </w:r>
     </w:p>
     <w:p>
@@ -10624,112 +10753,147 @@
           <w:color w:val="1a1a1a"/>
           <w:rtl w:val="0"/>
         </w:rPr>
-        <w:t xml:space="preserve">Part 5. The same four questions you were asked before</w:t>
-      </w:r>
-      <w:r>
-        <w:rPr>
-          <w:rtl w:val="0"/>
-        </w:rPr>
-      </w:r>
-    </w:p>
-    <w:p>
-      <w:pPr>
-        <w:spacing w:line="480" w:lineRule="auto"/>
-        <w:ind w:firstLine="0"/>
-        <w:jc w:val="both"/>
-        <w:rPr>
-          <w:sz w:val="20"/>
-          <w:szCs w:val="20"/>
-        </w:rPr>
-      </w:pPr>
-      <w:r>
-        <w:rPr>
-          <w:i w:val="1"/>
-          <w:iCs w:val="1"/>
-          <w:color w:val="1a1a1a"/>
-          <w:rtl w:val="0"/>
-        </w:rPr>
-        <w:t>These four items reproduce items 13, 16, 19 and 21 of Instrument A word for word. The only difference anywhere in the block is the tense of the first, which asks in Instrument A about the resume the respondent had already made and asks here about the present. They are the only items asked twice, and they exist so that the change in each respondent’s own answer can be measured rather than inferred. Item 22 is worded negatively, exactly as its original is, so agreement means the respondent still cannot tell. An improvement shows here as a LOWER answer, not a higher one. Do not reword any of the four without rewording the Instrument A original to match: a paired item that is not identical measures nothing.</w:t>
-      </w:r>
-    </w:p>
-    <w:p>
-      <w:pPr>
-        <w:spacing w:line="480" w:lineRule="auto"/>
-        <w:ind w:firstLine="0"/>
-        <w:jc w:val="both"/>
-        <w:rPr>
-          <w:sz w:val="20"/>
-          <w:szCs w:val="20"/>
-        </w:rPr>
-      </w:pPr>
-      <w:r>
-        <w:rPr>
-          <w:i w:val="1"/>
-          <w:iCs w:val="1"/>
-          <w:color w:val="1a1a1a"/>
-          <w:rtl w:val="0"/>
-        </w:rPr>
-        <w:t>22.  I cannot tell whether a company’s computer system will read my resume correctly.  [Rated: repeats Instrument A13; the pair is analysed by Wilcoxon signed-rank and enters no quality mean]</w:t>
-      </w:r>
-    </w:p>
-    <w:p>
-      <w:pPr>
-        <w:spacing w:line="480" w:lineRule="auto"/>
-        <w:ind w:firstLine="0"/>
-        <w:jc w:val="both"/>
-        <w:rPr>
-          <w:sz w:val="20"/>
-          <w:szCs w:val="20"/>
-        </w:rPr>
-      </w:pPr>
-      <w:r>
-        <w:rPr>
-          <w:i w:val="1"/>
-          <w:iCs w:val="1"/>
-          <w:color w:val="1a1a1a"/>
-          <w:rtl w:val="0"/>
-        </w:rPr>
-        <w:t>23.  I can usually tell from a job posting whether I am qualified for it.  [Rated: repeats Instrument A16; the pair is analysed by Wilcoxon signed-rank and enters no quality mean]</w:t>
-      </w:r>
-    </w:p>
-    <w:p>
-      <w:pPr>
-        <w:spacing w:line="480" w:lineRule="auto"/>
-        <w:ind w:firstLine="0"/>
-        <w:jc w:val="both"/>
-        <w:rPr>
-          <w:sz w:val="20"/>
-          <w:szCs w:val="20"/>
-        </w:rPr>
-      </w:pPr>
-      <w:r>
-        <w:rPr>
-          <w:i w:val="1"/>
-          <w:iCs w:val="1"/>
-          <w:color w:val="1a1a1a"/>
-          <w:rtl w:val="0"/>
-        </w:rPr>
-        <w:t>24.  I know what happens to my resume after I send it to a company.  [Rated: repeats Instrument A19; the pair is analysed by Wilcoxon signed-rank and enters no quality mean]</w:t>
-      </w:r>
-    </w:p>
-    <w:p>
-      <w:pPr>
-        <w:spacing w:line="480" w:lineRule="auto"/>
-        <w:ind w:firstLine="0"/>
-        <w:jc w:val="both"/>
-        <w:rPr>
-          <w:sz w:val="20"/>
-          <w:szCs w:val="20"/>
-        </w:rPr>
-      </w:pPr>
-      <w:r>
-        <w:rPr>
-          <w:i w:val="1"/>
-          <w:iCs w:val="1"/>
-          <w:color w:val="1a1a1a"/>
-          <w:rtl w:val="0"/>
-        </w:rPr>
-        <w:t>25.  I would trust a score telling me how well I match an opening, provided it showed me how the number was worked out.  [Rated: repeats Instrument A21; the pair is analysed by Wilcoxon signed-rank and enters no quality mean]</w:t>
+        <w:t>Part 3. How it was to use: usability</w:t>
+      </w:r>
+    </w:p>
+    <w:p>
+      <w:pPr>
+        <w:spacing w:line="480" w:lineRule="auto"/>
+        <w:ind w:firstLine="0"/>
+        <w:jc w:val="both"/>
+        <w:rPr>
+          <w:sz w:val="20"/>
+          <w:szCs w:val="20"/>
+        </w:rPr>
+      </w:pPr>
+      <w:r>
+        <w:rPr>
+          <w:i w:val="1"/>
+          <w:iCs w:val="1"/>
+          <w:color w:val="1a1a1a"/>
+          <w:rtl w:val="0"/>
+        </w:rPr>
+        <w:t>11.  I could tell what to do at each step without being told.  [Rated: counts toward the usability mean]</w:t>
+      </w:r>
+    </w:p>
+    <w:p>
+      <w:pPr>
+        <w:spacing w:line="480" w:lineRule="auto"/>
+        <w:ind w:firstLine="0"/>
+        <w:jc w:val="both"/>
+        <w:rPr>
+          <w:sz w:val="20"/>
+          <w:szCs w:val="20"/>
+        </w:rPr>
+      </w:pPr>
+      <w:r>
+        <w:rPr>
+          <w:i w:val="1"/>
+          <w:iCs w:val="1"/>
+          <w:color w:val="1a1a1a"/>
+          <w:rtl w:val="0"/>
+        </w:rPr>
+        <w:t>12.  The wording used on the site was easy to understand.  [Rated: counts toward the usability mean]</w:t>
+      </w:r>
+    </w:p>
+    <w:p>
+      <w:pPr>
+        <w:spacing w:line="480" w:lineRule="auto"/>
+        <w:ind w:firstLine="0"/>
+        <w:jc w:val="both"/>
+        <w:rPr>
+          <w:sz w:val="20"/>
+          <w:szCs w:val="20"/>
+        </w:rPr>
+      </w:pPr>
+      <w:r>
+        <w:rPr>
+          <w:i w:val="1"/>
+          <w:iCs w:val="1"/>
+          <w:color w:val="1a1a1a"/>
+          <w:rtl w:val="0"/>
+        </w:rPr>
+        <w:t>13.  I could find what I was looking for without difficulty.  [Rated: counts toward the usability mean]</w:t>
+      </w:r>
+    </w:p>
+    <w:p>
+      <w:pPr>
+        <w:spacing w:line="480" w:lineRule="auto"/>
+        <w:ind w:firstLine="0"/>
+        <w:jc w:val="both"/>
+        <w:rPr>
+          <w:sz w:val="20"/>
+          <w:szCs w:val="20"/>
+        </w:rPr>
+      </w:pPr>
+      <w:r>
+        <w:rPr>
+          <w:i w:val="1"/>
+          <w:iCs w:val="1"/>
+          <w:color w:val="1a1a1a"/>
+          <w:rtl w:val="0"/>
+        </w:rPr>
+        <w:t>14.  It was easy to correct a mistake I had made.  [Rated: counts toward the usability mean]</w:t>
+      </w:r>
+    </w:p>
+    <w:p>
+      <w:pPr>
+        <w:spacing w:line="480" w:lineRule="auto"/>
+        <w:ind w:firstLine="0"/>
+        <w:jc w:val="both"/>
+        <w:rPr>
+          <w:sz w:val="20"/>
+          <w:szCs w:val="20"/>
+        </w:rPr>
+      </w:pPr>
+      <w:r>
+        <w:rPr>
+          <w:i w:val="1"/>
+          <w:iCs w:val="1"/>
+          <w:color w:val="1a1a1a"/>
+          <w:rtl w:val="0"/>
+        </w:rPr>
+        <w:t>15.  The site was comfortable to use on the device I chose.  [Rated: counts toward the usability mean]</w:t>
+      </w:r>
+    </w:p>
+    <w:p>
+      <w:pPr>
+        <w:spacing w:line="480" w:lineRule="auto"/>
+        <w:ind w:firstLine="0"/>
+        <w:jc w:val="both"/>
+        <w:rPr>
+          <w:sz w:val="20"/>
+          <w:szCs w:val="20"/>
+        </w:rPr>
+      </w:pPr>
+      <w:r>
+        <w:rPr>
+          <w:i w:val="1"/>
+          <w:iCs w:val="1"/>
+          <w:color w:val="1a1a1a"/>
+          <w:rtl w:val="0"/>
+        </w:rPr>
+        <w:t>16.  I could learn to use the site quickly.  [Rated: counts toward the usability mean]</w:t>
+      </w:r>
+    </w:p>
+    <w:p>
+      <w:pPr>
+        <w:spacing w:line="480" w:lineRule="auto"/>
+        <w:ind w:firstLine="0"/>
+        <w:jc w:val="both"/>
+        <w:rPr>
+          <w:sz w:val="20"/>
+          <w:szCs w:val="20"/>
+        </w:rPr>
+      </w:pPr>
+      <w:r>
+        <w:rPr>
+          <w:i w:val="1"/>
+          <w:iCs w:val="1"/>
+          <w:color w:val="1a1a1a"/>
+          <w:rtl w:val="0"/>
+        </w:rPr>
+        <w:t>17.  Choosing between the resume designs was straightforward.  [Rated: counts toward the usability mean]</w:t>
       </w:r>
     </w:p>
     <w:p>
@@ -10749,232 +10913,117 @@
           <w:color w:val="1a1a1a"/>
           <w:rtl w:val="0"/>
         </w:rPr>
-        <w:t xml:space="preserve">Part 6. System Usability Scale</w:t>
-      </w:r>
-      <w:r>
-        <w:rPr>
-          <w:rtl w:val="0"/>
-        </w:rPr>
-      </w:r>
-    </w:p>
-    <w:p>
-      <w:pPr>
-        <w:spacing w:line="480" w:lineRule="auto"/>
-        <w:ind w:firstLine="0"/>
-        <w:jc w:val="both"/>
-        <w:rPr>
-          <w:sz w:val="20"/>
-          <w:szCs w:val="20"/>
-        </w:rPr>
-      </w:pPr>
-      <w:r>
-        <w:rPr>
-          <w:i w:val="1"/>
-          <w:iCs w:val="1"/>
-          <w:color w:val="1a1a1a"/>
-          <w:rtl w:val="0"/>
-        </w:rPr>
-        <w:t>The System Usability Scale (Brooke, 1996), reproduced without alteration. It is the only published instrument in this study and its wording must not be edited: changing an item forfeits the published norms that are the entire reason for including it. Odd-numbered items are worded positively and even-numbered items negatively, on purpose; that alternation is part of the instrument. Scored separately from the ISO items and never averaged with them.</w:t>
-      </w:r>
-    </w:p>
-    <w:p>
-      <w:pPr>
-        <w:spacing w:line="480" w:lineRule="auto"/>
-        <w:ind w:firstLine="0"/>
-        <w:jc w:val="both"/>
-        <w:rPr>
-          <w:sz w:val="20"/>
-          <w:szCs w:val="20"/>
-        </w:rPr>
-      </w:pPr>
-      <w:r>
-        <w:rPr>
-          <w:i w:val="1"/>
-          <w:iCs w:val="1"/>
-          <w:color w:val="1a1a1a"/>
-          <w:rtl w:val="0"/>
-        </w:rPr>
-        <w:t>26.  I think that I would like to use this system frequently.  [Rated: System Usability Scale item 1; scored on its own 0–100 scale]</w:t>
-      </w:r>
-    </w:p>
-    <w:p>
-      <w:pPr>
-        <w:spacing w:line="480" w:lineRule="auto"/>
-        <w:ind w:firstLine="0"/>
-        <w:jc w:val="both"/>
-        <w:rPr>
-          <w:sz w:val="20"/>
-          <w:szCs w:val="20"/>
-        </w:rPr>
-      </w:pPr>
-      <w:r>
-        <w:rPr>
-          <w:i w:val="1"/>
-          <w:iCs w:val="1"/>
-          <w:color w:val="1a1a1a"/>
-          <w:rtl w:val="0"/>
-        </w:rPr>
-        <w:t>27.  I found the system unnecessarily complex.  [Rated: System Usability Scale item 2; scored on its own 0–100 scale]</w:t>
-      </w:r>
-    </w:p>
-    <w:p>
-      <w:pPr>
-        <w:spacing w:line="480" w:lineRule="auto"/>
-        <w:ind w:firstLine="0"/>
-        <w:jc w:val="both"/>
-        <w:rPr>
-          <w:sz w:val="20"/>
-          <w:szCs w:val="20"/>
-        </w:rPr>
-      </w:pPr>
-      <w:r>
-        <w:rPr>
-          <w:i w:val="1"/>
-          <w:iCs w:val="1"/>
-          <w:color w:val="1a1a1a"/>
-          <w:rtl w:val="0"/>
-        </w:rPr>
-        <w:t>28.  I thought the system was easy to use.  [Rated: System Usability Scale item 3; scored on its own 0–100 scale]</w:t>
-      </w:r>
-    </w:p>
-    <w:p>
-      <w:pPr>
-        <w:spacing w:line="480" w:lineRule="auto"/>
-        <w:ind w:firstLine="0"/>
-        <w:jc w:val="both"/>
-        <w:rPr>
-          <w:sz w:val="20"/>
-          <w:szCs w:val="20"/>
-        </w:rPr>
-      </w:pPr>
-      <w:r>
-        <w:rPr>
-          <w:i w:val="1"/>
-          <w:iCs w:val="1"/>
-          <w:color w:val="1a1a1a"/>
-          <w:rtl w:val="0"/>
-        </w:rPr>
-        <w:t>29.  I think that I would need the support of a technical person to be able to use this system.  [Rated: System Usability Scale item 4; scored on its own 0–100 scale]</w:t>
-      </w:r>
-    </w:p>
-    <w:p>
-      <w:pPr>
-        <w:spacing w:line="480" w:lineRule="auto"/>
-        <w:ind w:firstLine="0"/>
-        <w:jc w:val="both"/>
-        <w:rPr>
-          <w:sz w:val="20"/>
-          <w:szCs w:val="20"/>
-        </w:rPr>
-      </w:pPr>
-      <w:r>
-        <w:rPr>
-          <w:i w:val="1"/>
-          <w:iCs w:val="1"/>
-          <w:color w:val="1a1a1a"/>
-          <w:rtl w:val="0"/>
-        </w:rPr>
-        <w:t>30.  I found the various functions in this system were well integrated.  [Rated: System Usability Scale item 5; scored on its own 0–100 scale]</w:t>
-      </w:r>
-    </w:p>
-    <w:p>
-      <w:pPr>
-        <w:spacing w:line="480" w:lineRule="auto"/>
-        <w:ind w:firstLine="0"/>
-        <w:jc w:val="both"/>
-        <w:rPr>
-          <w:sz w:val="20"/>
-          <w:szCs w:val="20"/>
-        </w:rPr>
-      </w:pPr>
-      <w:r>
-        <w:rPr>
-          <w:i w:val="1"/>
-          <w:iCs w:val="1"/>
-          <w:color w:val="1a1a1a"/>
-          <w:rtl w:val="0"/>
-        </w:rPr>
-        <w:t>31.  I thought there was too much inconsistency in this system.  [Rated: System Usability Scale item 6; scored on its own 0–100 scale]</w:t>
-      </w:r>
-    </w:p>
-    <w:p>
-      <w:pPr>
-        <w:spacing w:line="480" w:lineRule="auto"/>
-        <w:ind w:firstLine="0"/>
-        <w:jc w:val="both"/>
-        <w:rPr>
-          <w:sz w:val="20"/>
-          <w:szCs w:val="20"/>
-        </w:rPr>
-      </w:pPr>
-      <w:r>
-        <w:rPr>
-          <w:i w:val="1"/>
-          <w:iCs w:val="1"/>
-          <w:color w:val="1a1a1a"/>
-          <w:rtl w:val="0"/>
-        </w:rPr>
-        <w:t>32.  I would imagine that most people would learn to use this system very quickly.  [Rated: System Usability Scale item 7; scored on its own 0–100 scale]</w:t>
-      </w:r>
-    </w:p>
-    <w:p>
-      <w:pPr>
-        <w:spacing w:line="480" w:lineRule="auto"/>
-        <w:ind w:firstLine="0"/>
-        <w:jc w:val="both"/>
-        <w:rPr>
-          <w:sz w:val="20"/>
-          <w:szCs w:val="20"/>
-        </w:rPr>
-      </w:pPr>
-      <w:r>
-        <w:rPr>
-          <w:i w:val="1"/>
-          <w:iCs w:val="1"/>
-          <w:color w:val="1a1a1a"/>
-          <w:rtl w:val="0"/>
-        </w:rPr>
-        <w:t>33.  I found the system very cumbersome to use.  [Rated: System Usability Scale item 8; scored on its own 0–100 scale]</w:t>
-      </w:r>
-    </w:p>
-    <w:p>
-      <w:pPr>
-        <w:spacing w:line="480" w:lineRule="auto"/>
-        <w:ind w:firstLine="0"/>
-        <w:jc w:val="both"/>
-        <w:rPr>
-          <w:sz w:val="20"/>
-          <w:szCs w:val="20"/>
-        </w:rPr>
-      </w:pPr>
-      <w:r>
-        <w:rPr>
-          <w:i w:val="1"/>
-          <w:iCs w:val="1"/>
-          <w:color w:val="1a1a1a"/>
-          <w:rtl w:val="0"/>
-        </w:rPr>
-        <w:t>34.  I felt very confident using the system.  [Rated: System Usability Scale item 9; scored on its own 0–100 scale]</w:t>
-      </w:r>
-    </w:p>
-    <w:p>
-      <w:pPr>
-        <w:spacing w:line="480" w:lineRule="auto"/>
-        <w:ind w:firstLine="0"/>
-        <w:jc w:val="both"/>
-        <w:rPr>
-          <w:sz w:val="20"/>
-          <w:szCs w:val="20"/>
-        </w:rPr>
-      </w:pPr>
-      <w:r>
-        <w:rPr>
-          <w:i w:val="1"/>
-          <w:iCs w:val="1"/>
-          <w:color w:val="1a1a1a"/>
-          <w:rtl w:val="0"/>
-        </w:rPr>
-        <w:t>35.  I needed to learn a lot of things before I could get going with this system.  [Rated: System Usability Scale item 10; scored on its own 0–100 scale]</w:t>
+        <w:t>Part 4. Whether it held up: reliability</w:t>
+      </w:r>
+    </w:p>
+    <w:p>
+      <w:pPr>
+        <w:spacing w:line="480" w:lineRule="auto"/>
+        <w:ind w:firstLine="0"/>
+        <w:jc w:val="both"/>
+        <w:rPr>
+          <w:sz w:val="20"/>
+          <w:szCs w:val="20"/>
+        </w:rPr>
+      </w:pPr>
+      <w:r>
+        <w:rPr>
+          <w:i w:val="1"/>
+          <w:iCs w:val="1"/>
+          <w:color w:val="1a1a1a"/>
+          <w:rtl w:val="0"/>
+        </w:rPr>
+        <w:t xml:space="preserve">These items describe reliability as experienced within a single session. Reliability over time is evidenced by the automated testing reported under Development and Testing, not by these items.</w:t>
+      </w:r>
+      <w:r>
+        <w:rPr>
+          <w:rtl w:val="0"/>
+        </w:rPr>
+      </w:r>
+    </w:p>
+    <w:p>
+      <w:pPr>
+        <w:spacing w:line="480" w:lineRule="auto"/>
+        <w:ind w:firstLine="0"/>
+        <w:jc w:val="both"/>
+        <w:rPr>
+          <w:sz w:val="20"/>
+          <w:szCs w:val="20"/>
+        </w:rPr>
+      </w:pPr>
+      <w:r>
+        <w:rPr>
+          <w:i w:val="1"/>
+          <w:iCs w:val="1"/>
+          <w:color w:val="1a1a1a"/>
+          <w:rtl w:val="0"/>
+        </w:rPr>
+        <w:t>18.  The site responded every time I did something.  [Rated: counts toward the reliability mean]</w:t>
+      </w:r>
+    </w:p>
+    <w:p>
+      <w:pPr>
+        <w:spacing w:line="480" w:lineRule="auto"/>
+        <w:ind w:firstLine="0"/>
+        <w:jc w:val="both"/>
+        <w:rPr>
+          <w:sz w:val="20"/>
+          <w:szCs w:val="20"/>
+        </w:rPr>
+      </w:pPr>
+      <w:r>
+        <w:rPr>
+          <w:i w:val="1"/>
+          <w:iCs w:val="1"/>
+          <w:color w:val="1a1a1a"/>
+          <w:rtl w:val="0"/>
+        </w:rPr>
+        <w:t>19.  Nothing I had entered was lost while I was working.  [Rated: counts toward the reliability mean]</w:t>
+      </w:r>
+    </w:p>
+    <w:p>
+      <w:pPr>
+        <w:spacing w:line="480" w:lineRule="auto"/>
+        <w:ind w:firstLine="0"/>
+        <w:jc w:val="both"/>
+        <w:rPr>
+          <w:sz w:val="20"/>
+          <w:szCs w:val="20"/>
+        </w:rPr>
+      </w:pPr>
+      <w:r>
+        <w:rPr>
+          <w:i w:val="1"/>
+          <w:iCs w:val="1"/>
+          <w:color w:val="1a1a1a"/>
+          <w:rtl w:val="0"/>
+        </w:rPr>
+        <w:t>20.  The site behaved the same way each time I did the same thing.  [Rated: counts toward the reliability mean]</w:t>
+      </w:r>
+    </w:p>
+    <w:p>
+      <w:pPr>
+        <w:spacing w:line="480" w:lineRule="auto"/>
+        <w:ind w:firstLine="0"/>
+        <w:jc w:val="both"/>
+        <w:rPr>
+          <w:sz w:val="20"/>
+          <w:szCs w:val="20"/>
+        </w:rPr>
+      </w:pPr>
+      <w:r>
+        <w:rPr>
+          <w:i w:val="1"/>
+          <w:iCs w:val="1"/>
+          <w:color w:val="1a1a1a"/>
+          <w:rtl w:val="0"/>
+        </w:rPr>
+        <w:t xml:space="preserve">21.  Did anything break, freeze, or behave unexpectedly?  (Choose one.)  No, nothing went wrong  ·  Yes, and I could carry on afterwards  ·  Yes, and I had to start that part again  ·  Yes, and I could not finish that task</w:t>
+      </w:r>
+      <w:r>
+        <w:rPr>
+          <w:rtl w:val="0"/>
+        </w:rPr>
       </w:r>
     </w:p>
     <w:p>
@@ -10994,97 +11043,187 @@
           <w:color w:val="1a1a1a"/>
           <w:rtl w:val="0"/>
         </w:rPr>
-        <w:t xml:space="preserve">Part 7. Overall</w:t>
-      </w:r>
-      <w:r>
-        <w:rPr>
-          <w:rtl w:val="0"/>
-        </w:rPr>
-      </w:r>
-    </w:p>
-    <w:p>
-      <w:pPr>
-        <w:spacing w:line="480" w:lineRule="auto"/>
-        <w:ind w:firstLine="0"/>
-        <w:jc w:val="both"/>
-        <w:rPr>
-          <w:sz w:val="20"/>
-          <w:szCs w:val="20"/>
-        </w:rPr>
-      </w:pPr>
-      <w:r>
-        <w:rPr>
-          <w:i w:val="1"/>
-          <w:iCs w:val="1"/>
-          <w:color w:val="1a1a1a"/>
-          <w:rtl w:val="0"/>
-        </w:rPr>
-        <w:t>36.  I would use this to apply for a real job.  [Rated: reported as a distribution; not averaged into any quality mean]</w:t>
-      </w:r>
-    </w:p>
-    <w:p>
-      <w:pPr>
-        <w:spacing w:line="480" w:lineRule="auto"/>
-        <w:ind w:firstLine="0"/>
-        <w:jc w:val="both"/>
-        <w:rPr>
-          <w:sz w:val="20"/>
-          <w:szCs w:val="20"/>
-        </w:rPr>
-      </w:pPr>
-      <w:r>
-        <w:rPr>
-          <w:i w:val="1"/>
-          <w:iCs w:val="1"/>
-          <w:color w:val="1a1a1a"/>
-          <w:rtl w:val="0"/>
-        </w:rPr>
-        <w:t>37.  I would recommend this to someone else who is looking for work.  [Rated: reported as a distribution; not averaged into any quality mean]</w:t>
-      </w:r>
-    </w:p>
-    <w:p>
-      <w:pPr>
-        <w:spacing w:line="480" w:lineRule="auto"/>
-        <w:ind w:firstLine="0"/>
-        <w:jc w:val="both"/>
-        <w:rPr>
-          <w:sz w:val="20"/>
-          <w:szCs w:val="20"/>
-        </w:rPr>
-      </w:pPr>
-      <w:r>
-        <w:rPr>
-          <w:i w:val="1"/>
-          <w:iCs w:val="1"/>
-          <w:color w:val="1a1a1a"/>
-          <w:rtl w:val="0"/>
-        </w:rPr>
-        <w:t>38.  What was the most useful thing about it?  (Choose one.)  Being guided step by step through the resume  ·  The choice of resume designs  ·  Seeing my match score  ·  Being told how many skills I was missing  ·  Being able to apply from the same place  ·  The learning hub guides</w:t>
-      </w:r>
-    </w:p>
-    <w:p>
-      <w:pPr>
-        <w:spacing w:line="480" w:lineRule="auto"/>
-        <w:ind w:firstLine="0"/>
-        <w:jc w:val="both"/>
-        <w:rPr>
-          <w:sz w:val="20"/>
-          <w:szCs w:val="20"/>
-        </w:rPr>
-      </w:pPr>
-      <w:r>
-        <w:rPr>
-          <w:i w:val="1"/>
-          <w:iCs w:val="1"/>
-          <w:color w:val="1a1a1a"/>
-          <w:rtl w:val="0"/>
-        </w:rPr>
-        <w:t xml:space="preserve">39.  What was the most frustrating thing about it?  (Choose one.)  Too many steps to fill in  ·  Wording I did not understand  ·  Could not find something I was looking for  ·  It was awkward on my device  ·  My score was lower than I expected  ·  Nothing was frustrating</w:t>
-      </w:r>
-      <w:r>
-        <w:rPr>
-          <w:rtl w:val="0"/>
-        </w:rPr>
+        <w:t>Part 5. The same four questions you were asked before</w:t>
+      </w:r>
+    </w:p>
+    <w:p>
+      <w:pPr>
+        <w:spacing w:line="480" w:lineRule="auto"/>
+        <w:ind w:firstLine="0"/>
+        <w:jc w:val="both"/>
+        <w:rPr>
+          <w:sz w:val="20"/>
+          <w:szCs w:val="20"/>
+        </w:rPr>
+      </w:pPr>
+      <w:r>
+        <w:rPr>
+          <w:i w:val="1"/>
+          <w:iCs w:val="1"/>
+          <w:color w:val="1a1a1a"/>
+          <w:rtl w:val="0"/>
+        </w:rPr>
+        <w:t>These four items reproduce items 10 to 13 of Instrument A WORD FOR WORD, including its spelling of "résumé" and the construct label in brackets. They are the four items on which the paired comparison is computed, and they are the only items asked twice.</w:t>
+      </w:r>
+    </w:p>
+    <w:p>
+      <w:pPr>
+        <w:spacing w:line="480" w:lineRule="auto"/>
+        <w:ind w:firstLine="0"/>
+        <w:jc w:val="both"/>
+        <w:rPr>
+          <w:sz w:val="20"/>
+          <w:szCs w:val="20"/>
+        </w:rPr>
+      </w:pPr>
+      <w:r>
+        <w:rPr>
+          <w:i w:val="1"/>
+          <w:iCs w:val="1"/>
+          <w:color w:val="1a1a1a"/>
+          <w:rtl w:val="0"/>
+        </w:rPr>
+        <w:t>Why these four and not others. All four are worded so that agreement describes a difficulty the system is intended to reduce, so on every one of them a FALL is an improvement and the direction of a change needs no interpretation. The other four rated items of Instrument A ask what a respondent would value, not what they find hard; repeating those after use would measure satisfaction with the system just used, and reporting that as a change in the respondent would be presenting the one as the other. Item 19 of Instrument A (wanting to see the same score the company sees) is close to the ceiling before use at a mean of 4.43, so it could barely rise even if the system changed the respondent’s mind entirely, and it is excluded on that ground as well.</w:t>
+      </w:r>
+    </w:p>
+    <w:p>
+      <w:pPr>
+        <w:spacing w:line="480" w:lineRule="auto"/>
+        <w:ind w:firstLine="0"/>
+        <w:jc w:val="both"/>
+        <w:rPr>
+          <w:sz w:val="20"/>
+          <w:szCs w:val="20"/>
+        </w:rPr>
+      </w:pPr>
+      <w:r>
+        <w:rPr>
+          <w:i w:val="1"/>
+          <w:iCs w:val="1"/>
+          <w:color w:val="1a1a1a"/>
+          <w:rtl w:val="0"/>
+        </w:rPr>
+        <w:t>A change here is a change in what the respondent reports about their own situation after using the system once. It is not evidence that the system caused the change: there is no control group and no random assignment, and this is stated again under Data Analysis rather than only here.</w:t>
+      </w:r>
+    </w:p>
+    <w:p>
+      <w:pPr>
+        <w:spacing w:line="480" w:lineRule="auto"/>
+        <w:ind w:firstLine="0"/>
+        <w:jc w:val="both"/>
+        <w:rPr>
+          <w:sz w:val="20"/>
+          <w:szCs w:val="20"/>
+        </w:rPr>
+      </w:pPr>
+      <w:r>
+        <w:rPr>
+          <w:i w:val="1"/>
+          <w:iCs w:val="1"/>
+          <w:color w:val="1a1a1a"/>
+          <w:rtl w:val="0"/>
+        </w:rPr>
+        <w:t>The wording must not be edited. An item that is not identical to its original measures nothing, because the difference between the two answers would then include the difference between the two questions. This block is reproduced from the administered form, not from the earlier draft of Instrument A.</w:t>
+      </w:r>
+    </w:p>
+    <w:p>
+      <w:pPr>
+        <w:spacing w:line="480" w:lineRule="auto"/>
+        <w:ind w:firstLine="0"/>
+        <w:jc w:val="both"/>
+        <w:rPr>
+          <w:sz w:val="20"/>
+          <w:szCs w:val="20"/>
+        </w:rPr>
+      </w:pPr>
+      <w:r>
+        <w:rPr>
+          <w:i w:val="1"/>
+          <w:iCs w:val="1"/>
+          <w:color w:val="1a1a1a"/>
+          <w:rtl w:val="0"/>
+        </w:rPr>
+        <w:t>22.  Formatting a résumé — spacing, alignment, making it fit on one page — is frustrating.  [Rated: repeats Instrument A10, Formatting difficulty; the pair is analysed by Wilcoxon signed-rank and enters no quality mean]</w:t>
+      </w:r>
+    </w:p>
+    <w:p>
+      <w:pPr>
+        <w:spacing w:line="480" w:lineRule="auto"/>
+        <w:ind w:firstLine="0"/>
+        <w:jc w:val="both"/>
+        <w:rPr>
+          <w:sz w:val="20"/>
+          <w:szCs w:val="20"/>
+        </w:rPr>
+      </w:pPr>
+      <w:r>
+        <w:rPr>
+          <w:i w:val="1"/>
+          <w:iCs w:val="1"/>
+          <w:color w:val="1a1a1a"/>
+          <w:rtl w:val="0"/>
+        </w:rPr>
+        <w:t>23.  I am not sure what information should go into a résumé.  [Rated: repeats Instrument A11, Content knowledge; the pair is analysed by Wilcoxon signed-rank and enters no quality mean]</w:t>
+      </w:r>
+    </w:p>
+    <w:p>
+      <w:pPr>
+        <w:spacing w:line="480" w:lineRule="auto"/>
+        <w:ind w:firstLine="0"/>
+        <w:jc w:val="both"/>
+        <w:rPr>
+          <w:sz w:val="20"/>
+          <w:szCs w:val="20"/>
+        </w:rPr>
+      </w:pPr>
+      <w:r>
+        <w:rPr>
+          <w:i w:val="1"/>
+          <w:iCs w:val="1"/>
+          <w:color w:val="1a1a1a"/>
+          <w:rtl w:val="0"/>
+        </w:rPr>
+        <w:t>24.  I worry my résumé will be rejected by a computer before a person reads it.  [Rated: repeats Instrument A12, Screening awareness; the pair is analysed by Wilcoxon signed-rank and enters no quality mean]</w:t>
+      </w:r>
+    </w:p>
+    <w:p>
+      <w:pPr>
+        <w:spacing w:line="480" w:lineRule="auto"/>
+        <w:ind w:firstLine="0"/>
+        <w:jc w:val="both"/>
+        <w:rPr>
+          <w:sz w:val="20"/>
+          <w:szCs w:val="20"/>
+        </w:rPr>
+      </w:pPr>
+      <w:r>
+        <w:rPr>
+          <w:i w:val="1"/>
+          <w:iCs w:val="1"/>
+          <w:color w:val="1a1a1a"/>
+          <w:rtl w:val="0"/>
+        </w:rPr>
+        <w:t>25.  When I look at a job posting, I cannot tell whether I actually qualify for it.  [Rated: repeats Instrument A13, Match uncertainty; the pair is analysed by Wilcoxon signed-rank and enters no quality mean]</w:t>
+      </w:r>
+    </w:p>
+    <w:p>
+      <w:pPr>
+        <w:spacing w:line="480" w:lineRule="auto"/>
+        <w:ind w:firstLine="0"/>
+        <w:jc w:val="both"/>
+        <w:rPr>
+          <w:sz w:val="20"/>
+          <w:szCs w:val="20"/>
+        </w:rPr>
+      </w:pPr>
+      <w:r>
+        <w:rPr>
+          <w:i w:val="1"/>
+          <w:iCs w:val="1"/>
+          <w:color w:val="1a1a1a"/>
+          <w:rtl w:val="0"/>
+        </w:rPr>
+        <w:t>25a.  Email address.  (The same address you gave on the first survey. Required to pair your two sets of answers; a response without it contributes to every other analysis and is excluded from the paired comparison.)</w:t>
       </w:r>
     </w:p>
     <w:p>
@@ -11104,32 +11243,232 @@
           <w:color w:val="1a1a1a"/>
           <w:rtl w:val="0"/>
         </w:rPr>
-        <w:t>Instrument D: HR and Recruitment Survey (Part 2)</w:t>
-      </w:r>
-    </w:p>
-    <w:p>
-      <w:pPr>
-        <w:spacing w:line="480" w:lineRule="auto"/>
-        <w:ind w:firstLine="0"/>
-        <w:jc w:val="both"/>
-        <w:rPr>
-          <w:sz w:val="20"/>
-          <w:szCs w:val="20"/>
-        </w:rPr>
-      </w:pPr>
-      <w:r>
-        <w:rPr>
-          <w:i w:val="1"/>
-          <w:iCs w:val="1"/>
-          <w:color w:val="1a1a1a"/>
-          <w:rtl w:val="0"/>
-        </w:rPr>
-        <w:t xml:space="preserve">Administered after the respondent has completed Task Sheet 2 in Appendix C.  Research questions 5 and 6. Items are grouped by the ISO/IEC 25010 characteristic they evidence.</w:t>
-      </w:r>
-      <w:r>
-        <w:rPr>
-          <w:rtl w:val="0"/>
-        </w:rPr>
+        <w:t xml:space="preserve">Part 6. System Usability Scale</w:t>
+      </w:r>
+      <w:r>
+        <w:rPr>
+          <w:rtl w:val="0"/>
+        </w:rPr>
+      </w:r>
+    </w:p>
+    <w:p>
+      <w:pPr>
+        <w:spacing w:line="480" w:lineRule="auto"/>
+        <w:ind w:firstLine="0"/>
+        <w:jc w:val="both"/>
+        <w:rPr>
+          <w:sz w:val="20"/>
+          <w:szCs w:val="20"/>
+        </w:rPr>
+      </w:pPr>
+      <w:r>
+        <w:rPr>
+          <w:i w:val="1"/>
+          <w:iCs w:val="1"/>
+          <w:color w:val="1a1a1a"/>
+          <w:rtl w:val="0"/>
+        </w:rPr>
+        <w:t>The System Usability Scale (Brooke, 1996), reproduced without alteration. It is the only published instrument in this study and its wording must not be edited: changing an item forfeits the published norms that are the entire reason for including it. Odd-numbered items are worded positively and even-numbered items negatively, on purpose; that alternation is part of the instrument. Scored separately from the ISO items and never averaged with them.</w:t>
+      </w:r>
+    </w:p>
+    <w:p>
+      <w:pPr>
+        <w:spacing w:line="480" w:lineRule="auto"/>
+        <w:ind w:firstLine="0"/>
+        <w:jc w:val="both"/>
+        <w:rPr>
+          <w:sz w:val="20"/>
+          <w:szCs w:val="20"/>
+        </w:rPr>
+      </w:pPr>
+      <w:r>
+        <w:rPr>
+          <w:i w:val="1"/>
+          <w:iCs w:val="1"/>
+          <w:color w:val="1a1a1a"/>
+          <w:rtl w:val="0"/>
+        </w:rPr>
+        <w:t>26.  I think that I would like to use this system frequently.  [Rated: System Usability Scale item 1; scored on its own 0–100 scale]</w:t>
+      </w:r>
+    </w:p>
+    <w:p>
+      <w:pPr>
+        <w:spacing w:line="480" w:lineRule="auto"/>
+        <w:ind w:firstLine="0"/>
+        <w:jc w:val="both"/>
+        <w:rPr>
+          <w:sz w:val="20"/>
+          <w:szCs w:val="20"/>
+        </w:rPr>
+      </w:pPr>
+      <w:r>
+        <w:rPr>
+          <w:i w:val="1"/>
+          <w:iCs w:val="1"/>
+          <w:color w:val="1a1a1a"/>
+          <w:rtl w:val="0"/>
+        </w:rPr>
+        <w:t>27.  I found the system unnecessarily complex.  [Rated: System Usability Scale item 2; scored on its own 0–100 scale]</w:t>
+      </w:r>
+    </w:p>
+    <w:p>
+      <w:pPr>
+        <w:spacing w:line="480" w:lineRule="auto"/>
+        <w:ind w:firstLine="0"/>
+        <w:jc w:val="both"/>
+        <w:rPr>
+          <w:sz w:val="20"/>
+          <w:szCs w:val="20"/>
+        </w:rPr>
+      </w:pPr>
+      <w:r>
+        <w:rPr>
+          <w:i w:val="1"/>
+          <w:iCs w:val="1"/>
+          <w:color w:val="1a1a1a"/>
+          <w:rtl w:val="0"/>
+        </w:rPr>
+        <w:t>28.  I thought the system was easy to use.  [Rated: System Usability Scale item 3; scored on its own 0–100 scale]</w:t>
+      </w:r>
+    </w:p>
+    <w:p>
+      <w:pPr>
+        <w:spacing w:line="480" w:lineRule="auto"/>
+        <w:ind w:firstLine="0"/>
+        <w:jc w:val="both"/>
+        <w:rPr>
+          <w:sz w:val="20"/>
+          <w:szCs w:val="20"/>
+        </w:rPr>
+      </w:pPr>
+      <w:r>
+        <w:rPr>
+          <w:i w:val="1"/>
+          <w:iCs w:val="1"/>
+          <w:color w:val="1a1a1a"/>
+          <w:rtl w:val="0"/>
+        </w:rPr>
+        <w:t>29.  I think that I would need the support of a technical person to be able to use this system.  [Rated: System Usability Scale item 4; scored on its own 0–100 scale]</w:t>
+      </w:r>
+    </w:p>
+    <w:p>
+      <w:pPr>
+        <w:spacing w:line="480" w:lineRule="auto"/>
+        <w:ind w:firstLine="0"/>
+        <w:jc w:val="both"/>
+        <w:rPr>
+          <w:sz w:val="20"/>
+          <w:szCs w:val="20"/>
+        </w:rPr>
+      </w:pPr>
+      <w:r>
+        <w:rPr>
+          <w:i w:val="1"/>
+          <w:iCs w:val="1"/>
+          <w:color w:val="1a1a1a"/>
+          <w:rtl w:val="0"/>
+        </w:rPr>
+        <w:t>30.  I found the various functions in this system were well integrated.  [Rated: System Usability Scale item 5; scored on its own 0–100 scale]</w:t>
+      </w:r>
+    </w:p>
+    <w:p>
+      <w:pPr>
+        <w:spacing w:line="480" w:lineRule="auto"/>
+        <w:ind w:firstLine="0"/>
+        <w:jc w:val="both"/>
+        <w:rPr>
+          <w:sz w:val="20"/>
+          <w:szCs w:val="20"/>
+        </w:rPr>
+      </w:pPr>
+      <w:r>
+        <w:rPr>
+          <w:i w:val="1"/>
+          <w:iCs w:val="1"/>
+          <w:color w:val="1a1a1a"/>
+          <w:rtl w:val="0"/>
+        </w:rPr>
+        <w:t>31.  I thought there was too much inconsistency in this system.  [Rated: System Usability Scale item 6; scored on its own 0–100 scale]</w:t>
+      </w:r>
+    </w:p>
+    <w:p>
+      <w:pPr>
+        <w:spacing w:line="480" w:lineRule="auto"/>
+        <w:ind w:firstLine="0"/>
+        <w:jc w:val="both"/>
+        <w:rPr>
+          <w:sz w:val="20"/>
+          <w:szCs w:val="20"/>
+        </w:rPr>
+      </w:pPr>
+      <w:r>
+        <w:rPr>
+          <w:i w:val="1"/>
+          <w:iCs w:val="1"/>
+          <w:color w:val="1a1a1a"/>
+          <w:rtl w:val="0"/>
+        </w:rPr>
+        <w:t>32.  I would imagine that most people would learn to use this system very quickly.  [Rated: System Usability Scale item 7; scored on its own 0–100 scale]</w:t>
+      </w:r>
+    </w:p>
+    <w:p>
+      <w:pPr>
+        <w:spacing w:line="480" w:lineRule="auto"/>
+        <w:ind w:firstLine="0"/>
+        <w:jc w:val="both"/>
+        <w:rPr>
+          <w:sz w:val="20"/>
+          <w:szCs w:val="20"/>
+        </w:rPr>
+      </w:pPr>
+      <w:r>
+        <w:rPr>
+          <w:i w:val="1"/>
+          <w:iCs w:val="1"/>
+          <w:color w:val="1a1a1a"/>
+          <w:rtl w:val="0"/>
+        </w:rPr>
+        <w:t>33.  I found the system very cumbersome to use.  [Rated: System Usability Scale item 8; scored on its own 0–100 scale]</w:t>
+      </w:r>
+    </w:p>
+    <w:p>
+      <w:pPr>
+        <w:spacing w:line="480" w:lineRule="auto"/>
+        <w:ind w:firstLine="0"/>
+        <w:jc w:val="both"/>
+        <w:rPr>
+          <w:sz w:val="20"/>
+          <w:szCs w:val="20"/>
+        </w:rPr>
+      </w:pPr>
+      <w:r>
+        <w:rPr>
+          <w:i w:val="1"/>
+          <w:iCs w:val="1"/>
+          <w:color w:val="1a1a1a"/>
+          <w:rtl w:val="0"/>
+        </w:rPr>
+        <w:t>34.  I felt very confident using the system.  [Rated: System Usability Scale item 9; scored on its own 0–100 scale]</w:t>
+      </w:r>
+    </w:p>
+    <w:p>
+      <w:pPr>
+        <w:spacing w:line="480" w:lineRule="auto"/>
+        <w:ind w:firstLine="0"/>
+        <w:jc w:val="both"/>
+        <w:rPr>
+          <w:sz w:val="20"/>
+          <w:szCs w:val="20"/>
+        </w:rPr>
+      </w:pPr>
+      <w:r>
+        <w:rPr>
+          <w:i w:val="1"/>
+          <w:iCs w:val="1"/>
+          <w:color w:val="1a1a1a"/>
+          <w:rtl w:val="0"/>
+        </w:rPr>
+        <w:t>35.  I needed to learn a lot of things before I could get going with this system.  [Rated: System Usability Scale item 10; scored on its own 0–100 scale]</w:t>
       </w:r>
     </w:p>
     <w:p>
@@ -11149,82 +11488,92 @@
           <w:color w:val="1a1a1a"/>
           <w:rtl w:val="0"/>
         </w:rPr>
-        <w:t xml:space="preserve">Part 1. What you did</w:t>
-      </w:r>
-      <w:r>
-        <w:rPr>
-          <w:rtl w:val="0"/>
-        </w:rPr>
-      </w:r>
-    </w:p>
-    <w:p>
-      <w:pPr>
-        <w:spacing w:line="480" w:lineRule="auto"/>
-        <w:ind w:firstLine="0"/>
-        <w:jc w:val="both"/>
-        <w:rPr>
-          <w:sz w:val="20"/>
-          <w:szCs w:val="20"/>
-        </w:rPr>
-      </w:pPr>
-      <w:r>
-        <w:rPr>
-          <w:i w:val="1"/>
-          <w:iCs w:val="1"/>
-          <w:color w:val="1a1a1a"/>
-          <w:rtl w:val="0"/>
-        </w:rPr>
-        <w:t xml:space="preserve">Reported as counts.</w:t>
-      </w:r>
-      <w:r>
-        <w:rPr>
-          <w:rtl w:val="0"/>
-        </w:rPr>
-      </w:r>
-    </w:p>
-    <w:p>
-      <w:pPr>
-        <w:spacing w:line="480" w:lineRule="auto"/>
-        <w:ind w:firstLine="0"/>
-        <w:jc w:val="both"/>
-        <w:rPr>
-          <w:sz w:val="20"/>
-          <w:szCs w:val="20"/>
-        </w:rPr>
-      </w:pPr>
-      <w:r>
-        <w:rPr>
-          <w:i w:val="1"/>
-          <w:iCs w:val="1"/>
-          <w:color w:val="1a1a1a"/>
-          <w:rtl w:val="0"/>
-        </w:rPr>
-        <w:t xml:space="preserve">1.  Which of these did you manage to do? Tick everything you completed.  (Tick all that apply.)  Signed in to the recruiter account  ·  Looked at the company profile  ·  Created a job posting  ·  Opened the applicant list for a posting  ·  Read an applicant’s score breakdown  ·  Opened an applicant’s resume  ·  Used search or a filter  ·  Changed an applicant’s status  ·  Sent an interview invitation  ·  Edited or closed a posting</w:t>
-      </w:r>
-      <w:r>
-        <w:rPr>
-          <w:rtl w:val="0"/>
-        </w:rPr>
-      </w:r>
-    </w:p>
-    <w:p>
-      <w:pPr>
-        <w:spacing w:line="480" w:lineRule="auto"/>
-        <w:ind w:firstLine="0"/>
-        <w:jc w:val="both"/>
-        <w:rPr>
-          <w:sz w:val="20"/>
-          <w:szCs w:val="20"/>
-        </w:rPr>
-      </w:pPr>
-      <w:r>
-        <w:rPr>
-          <w:i w:val="1"/>
-          <w:iCs w:val="1"/>
-          <w:color w:val="1a1a1a"/>
-          <w:rtl w:val="0"/>
-        </w:rPr>
-        <w:t xml:space="preserve">2.  Roughly how long did you spend on it?  (Choose one.)  Under 15 minutes  ·  15–30 minutes  ·  31–45 minutes  ·  46–60 minutes  ·  More than an hour</w:t>
+        <w:t xml:space="preserve">Part 7. Overall</w:t>
+      </w:r>
+      <w:r>
+        <w:rPr>
+          <w:rtl w:val="0"/>
+        </w:rPr>
+      </w:r>
+    </w:p>
+    <w:p>
+      <w:pPr>
+        <w:spacing w:line="480" w:lineRule="auto"/>
+        <w:ind w:firstLine="0"/>
+        <w:jc w:val="both"/>
+        <w:rPr>
+          <w:sz w:val="20"/>
+          <w:szCs w:val="20"/>
+        </w:rPr>
+      </w:pPr>
+      <w:r>
+        <w:rPr>
+          <w:i w:val="1"/>
+          <w:iCs w:val="1"/>
+          <w:color w:val="1a1a1a"/>
+          <w:rtl w:val="0"/>
+        </w:rPr>
+        <w:t>36.  I would use this to apply for a real job.  [Rated: reported as a distribution; not averaged into any quality mean]</w:t>
+      </w:r>
+    </w:p>
+    <w:p>
+      <w:pPr>
+        <w:spacing w:line="480" w:lineRule="auto"/>
+        <w:ind w:firstLine="0"/>
+        <w:jc w:val="both"/>
+        <w:rPr>
+          <w:sz w:val="20"/>
+          <w:szCs w:val="20"/>
+        </w:rPr>
+      </w:pPr>
+      <w:r>
+        <w:rPr>
+          <w:i w:val="1"/>
+          <w:iCs w:val="1"/>
+          <w:color w:val="1a1a1a"/>
+          <w:rtl w:val="0"/>
+        </w:rPr>
+        <w:t>37.  I would recommend this to someone else who is looking for work.  [Rated: reported as a distribution; not averaged into any quality mean]</w:t>
+      </w:r>
+    </w:p>
+    <w:p>
+      <w:pPr>
+        <w:spacing w:line="480" w:lineRule="auto"/>
+        <w:ind w:firstLine="0"/>
+        <w:jc w:val="both"/>
+        <w:rPr>
+          <w:sz w:val="20"/>
+          <w:szCs w:val="20"/>
+        </w:rPr>
+      </w:pPr>
+      <w:r>
+        <w:rPr>
+          <w:i w:val="1"/>
+          <w:iCs w:val="1"/>
+          <w:color w:val="1a1a1a"/>
+          <w:rtl w:val="0"/>
+        </w:rPr>
+        <w:t>38.  What was the most useful thing about it?  (Choose one.)  Being guided step by step through the resume  ·  The choice of resume designs  ·  Seeing my match score  ·  Being told how many skills I was missing  ·  Being able to apply from the same place  ·  The learning hub guides</w:t>
+      </w:r>
+    </w:p>
+    <w:p>
+      <w:pPr>
+        <w:spacing w:line="480" w:lineRule="auto"/>
+        <w:ind w:firstLine="0"/>
+        <w:jc w:val="both"/>
+        <w:rPr>
+          <w:sz w:val="20"/>
+          <w:szCs w:val="20"/>
+        </w:rPr>
+      </w:pPr>
+      <w:r>
+        <w:rPr>
+          <w:i w:val="1"/>
+          <w:iCs w:val="1"/>
+          <w:color w:val="1a1a1a"/>
+          <w:rtl w:val="0"/>
+        </w:rPr>
+        <w:t xml:space="preserve">39.  What was the most frustrating thing about it?  (Choose one.)  Too many steps to fill in  ·  Wording I did not understand  ·  Could not find something I was looking for  ·  It was awkward on my device  ·  My score was lower than I expected  ·  Nothing was frustrating</w:t>
       </w:r>
       <w:r>
         <w:rPr>
@@ -11249,127 +11598,32 @@
           <w:color w:val="1a1a1a"/>
           <w:rtl w:val="0"/>
         </w:rPr>
-        <w:t>Part 2. Does it do what it says: functional suitability</w:t>
-      </w:r>
-    </w:p>
-    <w:p>
-      <w:pPr>
-        <w:spacing w:line="480" w:lineRule="auto"/>
-        <w:ind w:firstLine="0"/>
-        <w:jc w:val="both"/>
-        <w:rPr>
-          <w:sz w:val="20"/>
-          <w:szCs w:val="20"/>
-        </w:rPr>
-      </w:pPr>
-      <w:r>
-        <w:rPr>
-          <w:i w:val="1"/>
-          <w:iCs w:val="1"/>
-          <w:color w:val="1a1a1a"/>
-          <w:rtl w:val="0"/>
-        </w:rPr>
-        <w:t>3.  The posting form let me state everything I would normally state for an opening.  [Rated: counts toward the functional suitability mean]</w:t>
-      </w:r>
-    </w:p>
-    <w:p>
-      <w:pPr>
-        <w:spacing w:line="480" w:lineRule="auto"/>
-        <w:ind w:firstLine="0"/>
-        <w:jc w:val="both"/>
-        <w:rPr>
-          <w:sz w:val="20"/>
-          <w:szCs w:val="20"/>
-        </w:rPr>
-      </w:pPr>
-      <w:r>
-        <w:rPr>
-          <w:i w:val="1"/>
-          <w:iCs w:val="1"/>
-          <w:color w:val="1a1a1a"/>
-          <w:rtl w:val="0"/>
-        </w:rPr>
-        <w:t>4.  The applicants shown for a posting were the ones who had applied to it.  [Rated: counts toward the functional suitability mean]</w:t>
-      </w:r>
-    </w:p>
-    <w:p>
-      <w:pPr>
-        <w:spacing w:line="480" w:lineRule="auto"/>
-        <w:ind w:firstLine="0"/>
-        <w:jc w:val="both"/>
-        <w:rPr>
-          <w:sz w:val="20"/>
-          <w:szCs w:val="20"/>
-        </w:rPr>
-      </w:pPr>
-      <w:r>
-        <w:rPr>
-          <w:i w:val="1"/>
-          <w:iCs w:val="1"/>
-          <w:color w:val="1a1a1a"/>
-          <w:rtl w:val="0"/>
-        </w:rPr>
-        <w:t>5.  Each applicant’s score was worked out from what my posting actually asked for.  [Rated: counts toward the functional suitability mean]</w:t>
-      </w:r>
-    </w:p>
-    <w:p>
-      <w:pPr>
-        <w:spacing w:line="480" w:lineRule="auto"/>
-        <w:ind w:firstLine="0"/>
-        <w:jc w:val="both"/>
-        <w:rPr>
-          <w:sz w:val="20"/>
-          <w:szCs w:val="20"/>
-        </w:rPr>
-      </w:pPr>
-      <w:r>
-        <w:rPr>
-          <w:i w:val="1"/>
-          <w:iCs w:val="1"/>
-          <w:color w:val="1a1a1a"/>
-          <w:rtl w:val="0"/>
-        </w:rPr>
-        <w:t>6.  The breakdown showed me which requirements the applicant met and which they did not.  [Rated: counts toward the functional suitability mean]</w:t>
-      </w:r>
-    </w:p>
-    <w:p>
-      <w:pPr>
-        <w:spacing w:line="480" w:lineRule="auto"/>
-        <w:ind w:firstLine="0"/>
-        <w:jc w:val="both"/>
-        <w:rPr>
-          <w:sz w:val="20"/>
-          <w:szCs w:val="20"/>
-        </w:rPr>
-      </w:pPr>
-      <w:r>
-        <w:rPr>
-          <w:i w:val="1"/>
-          <w:iCs w:val="1"/>
-          <w:color w:val="1a1a1a"/>
-          <w:rtl w:val="0"/>
-        </w:rPr>
-        <w:t>7.  The skills reported as missing were genuinely missing from that applicant’s resume.  [Rated: counts toward the functional suitability mean]</w:t>
-      </w:r>
-    </w:p>
-    <w:p>
-      <w:pPr>
-        <w:spacing w:line="480" w:lineRule="auto"/>
-        <w:ind w:firstLine="0"/>
-        <w:jc w:val="both"/>
-        <w:rPr>
-          <w:sz w:val="20"/>
-          <w:szCs w:val="20"/>
-        </w:rPr>
-      </w:pPr>
-      <w:r>
-        <w:rPr>
-          <w:i w:val="1"/>
-          <w:iCs w:val="1"/>
-          <w:color w:val="1a1a1a"/>
-          <w:rtl w:val="0"/>
-        </w:rPr>
-        <w:t>8.  Changing an applicant’s status was recorded correctly, including who made the change.  [Rated: counts toward the functional suitability mean]</w:t>
+        <w:t>Instrument D: HR and Recruitment Survey (Part 2)</w:t>
+      </w:r>
+    </w:p>
+    <w:p>
+      <w:pPr>
+        <w:spacing w:line="480" w:lineRule="auto"/>
+        <w:ind w:firstLine="0"/>
+        <w:jc w:val="both"/>
+        <w:rPr>
+          <w:sz w:val="20"/>
+          <w:szCs w:val="20"/>
+        </w:rPr>
+      </w:pPr>
+      <w:r>
+        <w:rPr>
+          <w:i w:val="1"/>
+          <w:iCs w:val="1"/>
+          <w:color w:val="1a1a1a"/>
+          <w:rtl w:val="0"/>
+        </w:rPr>
+        <w:t xml:space="preserve">Administered after the respondent has completed Task Sheet 2 in Appendix C.  Research questions 5 and 6. Items are grouped by the ISO/IEC 25010 characteristic they evidence.</w:t>
+      </w:r>
+      <w:r>
+        <w:rPr>
+          <w:rtl w:val="0"/>
+        </w:rPr>
       </w:r>
     </w:p>
     <w:p>
@@ -11389,212 +11643,87 @@
           <w:color w:val="1a1a1a"/>
           <w:rtl w:val="0"/>
         </w:rPr>
-        <w:t xml:space="preserve">Part 3. The order the system produced</w:t>
-      </w:r>
-      <w:r>
-        <w:rPr>
-          <w:rtl w:val="0"/>
-        </w:rPr>
-      </w:r>
-    </w:p>
-    <w:p>
-      <w:pPr>
-        <w:spacing w:line="480" w:lineRule="auto"/>
-        <w:ind w:firstLine="0"/>
-        <w:jc w:val="both"/>
-        <w:rPr>
-          <w:sz w:val="20"/>
-          <w:szCs w:val="20"/>
-        </w:rPr>
-      </w:pPr>
-      <w:r>
-        <w:rPr>
-          <w:i w:val="1"/>
-          <w:iCs w:val="1"/>
-          <w:color w:val="1a1a1a"/>
-          <w:rtl w:val="0"/>
-        </w:rPr>
-        <w:t xml:space="preserve">Research question 6. These items are reported as distributions rather than averaged into a quality mean, because agreement with items 12 and 13 is not a good outcome.</w:t>
-      </w:r>
-      <w:r>
-        <w:rPr>
-          <w:rtl w:val="0"/>
-        </w:rPr>
-      </w:r>
-    </w:p>
-    <w:p>
-      <w:pPr>
-        <w:spacing w:line="480" w:lineRule="auto"/>
-        <w:ind w:firstLine="0"/>
-        <w:jc w:val="both"/>
-        <w:rPr>
-          <w:sz w:val="20"/>
-          <w:szCs w:val="20"/>
-        </w:rPr>
-      </w:pPr>
-      <w:r>
-        <w:rPr>
-          <w:i w:val="1"/>
-          <w:iCs w:val="1"/>
-          <w:color w:val="1a1a1a"/>
-          <w:rtl w:val="0"/>
-        </w:rPr>
-        <w:t xml:space="preserve">9.  Where would you have placed the applicant the system ranked first?  (Choose one.)  First, same as the system  ·  Somewhere in my top three  ·  In my top half, but not near the top  ·  Much lower than the system placed them  ·  I could not tell from what I was shown</w:t>
-      </w:r>
-      <w:r>
-        <w:rPr>
-          <w:rtl w:val="0"/>
-        </w:rPr>
-      </w:r>
-    </w:p>
-    <w:p>
-      <w:pPr>
-        <w:spacing w:line="480" w:lineRule="auto"/>
-        <w:ind w:firstLine="0"/>
-        <w:jc w:val="both"/>
-        <w:rPr>
-          <w:sz w:val="20"/>
-          <w:szCs w:val="20"/>
-        </w:rPr>
-      </w:pPr>
-      <w:r>
-        <w:rPr>
-          <w:i w:val="1"/>
-          <w:iCs w:val="1"/>
-          <w:color w:val="1a1a1a"/>
-          <w:rtl w:val="0"/>
-        </w:rPr>
-        <w:t>10.  The overall order the system produced is close to the order I would have arrived at myself.  [Rated: reported as a distribution; not averaged into any quality mean]</w:t>
-      </w:r>
-    </w:p>
-    <w:p>
-      <w:pPr>
-        <w:spacing w:line="480" w:lineRule="auto"/>
-        <w:ind w:firstLine="0"/>
-        <w:jc w:val="both"/>
-        <w:rPr>
-          <w:sz w:val="20"/>
-          <w:szCs w:val="20"/>
-        </w:rPr>
-      </w:pPr>
-      <w:r>
-        <w:rPr>
-          <w:i w:val="1"/>
-          <w:iCs w:val="1"/>
-          <w:color w:val="1a1a1a"/>
-          <w:rtl w:val="0"/>
-        </w:rPr>
-        <w:t>11.  The score told me something about an applicant that I would not have noticed as quickly myself.  [Rated: reported as a distribution; not averaged into any quality mean]</w:t>
-      </w:r>
-    </w:p>
-    <w:p>
-      <w:pPr>
-        <w:spacing w:line="480" w:lineRule="auto"/>
-        <w:ind w:firstLine="0"/>
-        <w:jc w:val="both"/>
-        <w:rPr>
-          <w:sz w:val="20"/>
-          <w:szCs w:val="20"/>
-        </w:rPr>
-      </w:pPr>
-      <w:r>
-        <w:rPr>
-          <w:i w:val="1"/>
-          <w:iCs w:val="1"/>
-          <w:color w:val="1a1a1a"/>
-          <w:rtl w:val="0"/>
-        </w:rPr>
-        <w:t>12.  There was an applicant the system placed HIGHER than I would have.  [Rated: reported as a distribution; not averaged into any quality mean]</w:t>
-      </w:r>
-    </w:p>
-    <w:p>
-      <w:pPr>
-        <w:spacing w:line="480" w:lineRule="auto"/>
-        <w:ind w:firstLine="0"/>
-        <w:jc w:val="both"/>
-        <w:rPr>
-          <w:sz w:val="20"/>
-          <w:szCs w:val="20"/>
-        </w:rPr>
-      </w:pPr>
-      <w:r>
-        <w:rPr>
-          <w:i w:val="1"/>
-          <w:iCs w:val="1"/>
-          <w:color w:val="1a1a1a"/>
-          <w:rtl w:val="0"/>
-        </w:rPr>
-        <w:t>13.  There was an applicant the system placed LOWER than I would have.  [Rated: reported as a distribution; not averaged into any quality mean]</w:t>
-      </w:r>
-    </w:p>
-    <w:p>
-      <w:pPr>
-        <w:spacing w:line="480" w:lineRule="auto"/>
-        <w:ind w:firstLine="0"/>
-        <w:jc w:val="both"/>
-        <w:rPr>
-          <w:sz w:val="20"/>
-          <w:szCs w:val="20"/>
-        </w:rPr>
-      </w:pPr>
-      <w:r>
-        <w:rPr>
-          <w:i w:val="1"/>
-          <w:iCs w:val="1"/>
-          <w:color w:val="1a1a1a"/>
-          <w:rtl w:val="0"/>
-        </w:rPr>
-        <w:t xml:space="preserve">14.  Where the order differed from yours, what was the most likely reason?  (Choose one.)  It counts how long someone worked, not whether that work was relevant  ·  It does not consider the applicant’s field of study  ·  It does not count certifications  ·  The balance between skills, education and experience differs from mine  ·  It cannot see something a resume only implies  ·  The order did not differ from mine</w:t>
-      </w:r>
-      <w:r>
-        <w:rPr>
-          <w:rtl w:val="0"/>
-        </w:rPr>
-      </w:r>
-    </w:p>
-    <w:p>
-      <w:pPr>
-        <w:spacing w:line="480" w:lineRule="auto"/>
-        <w:ind w:firstLine="0"/>
-        <w:jc w:val="both"/>
-        <w:rPr>
-          <w:sz w:val="20"/>
-          <w:szCs w:val="20"/>
-        </w:rPr>
-      </w:pPr>
-      <w:r>
-        <w:rPr>
-          <w:i w:val="1"/>
-          <w:iCs w:val="1"/>
-          <w:color w:val="1a1a1a"/>
-          <w:rtl w:val="0"/>
-        </w:rPr>
-        <w:t xml:space="preserve">15.  When you created your posting, did you change the balance between skills, education and experience away from the default of 50 / 25 / 25?  (Choose one.)  No, I kept the default  ·  Yes, I gave skills more weight  ·  Yes, I gave education more weight  ·  Yes, I gave experience more weight  ·  I did not notice that I could</w:t>
-      </w:r>
-      <w:r>
-        <w:rPr>
-          <w:rtl w:val="0"/>
-        </w:rPr>
-      </w:r>
-    </w:p>
-    <w:p>
-      <w:pPr>
-        <w:spacing w:line="480" w:lineRule="auto"/>
-        <w:ind w:firstLine="0"/>
-        <w:jc w:val="both"/>
-        <w:rPr>
-          <w:sz w:val="20"/>
-          <w:szCs w:val="20"/>
-        </w:rPr>
-      </w:pPr>
-      <w:r>
-        <w:rPr>
-          <w:i w:val="1"/>
-          <w:iCs w:val="1"/>
-          <w:color w:val="1a1a1a"/>
-          <w:rtl w:val="0"/>
-        </w:rPr>
-        <w:t>16.  The score on its own is enough to decide whether to shortlist an applicant.  [Rated: reported as a distribution; not averaged into any quality mean]</w:t>
+        <w:t xml:space="preserve">Part 1. What you did</w:t>
+      </w:r>
+      <w:r>
+        <w:rPr>
+          <w:rtl w:val="0"/>
+        </w:rPr>
+      </w:r>
+    </w:p>
+    <w:p>
+      <w:pPr>
+        <w:spacing w:line="480" w:lineRule="auto"/>
+        <w:ind w:firstLine="0"/>
+        <w:jc w:val="both"/>
+        <w:rPr>
+          <w:sz w:val="20"/>
+          <w:szCs w:val="20"/>
+        </w:rPr>
+      </w:pPr>
+      <w:r>
+        <w:rPr>
+          <w:i w:val="1"/>
+          <w:iCs w:val="1"/>
+          <w:color w:val="1a1a1a"/>
+          <w:rtl w:val="0"/>
+        </w:rPr>
+        <w:t xml:space="preserve">Reported as counts.</w:t>
+      </w:r>
+      <w:r>
+        <w:rPr>
+          <w:rtl w:val="0"/>
+        </w:rPr>
+      </w:r>
+    </w:p>
+    <w:p>
+      <w:pPr>
+        <w:spacing w:line="480" w:lineRule="auto"/>
+        <w:ind w:firstLine="0"/>
+        <w:jc w:val="both"/>
+        <w:rPr>
+          <w:sz w:val="20"/>
+          <w:szCs w:val="20"/>
+        </w:rPr>
+      </w:pPr>
+      <w:r>
+        <w:rPr>
+          <w:i w:val="1"/>
+          <w:iCs w:val="1"/>
+          <w:color w:val="1a1a1a"/>
+          <w:rtl w:val="0"/>
+        </w:rPr>
+        <w:t xml:space="preserve">1.  Which of these did you manage to do? Tick everything you completed.  (Tick all that apply.)  Signed in to the recruiter account  ·  Looked at the company profile  ·  Created a job posting  ·  Opened the applicant list for a posting  ·  Read an applicant’s score breakdown  ·  Opened an applicant’s resume  ·  Used search or a filter  ·  Changed an applicant’s status  ·  Sent an interview invitation  ·  Edited or closed a posting</w:t>
+      </w:r>
+      <w:r>
+        <w:rPr>
+          <w:rtl w:val="0"/>
+        </w:rPr>
+      </w:r>
+    </w:p>
+    <w:p>
+      <w:pPr>
+        <w:spacing w:line="480" w:lineRule="auto"/>
+        <w:ind w:firstLine="0"/>
+        <w:jc w:val="both"/>
+        <w:rPr>
+          <w:sz w:val="20"/>
+          <w:szCs w:val="20"/>
+        </w:rPr>
+      </w:pPr>
+      <w:r>
+        <w:rPr>
+          <w:i w:val="1"/>
+          <w:iCs w:val="1"/>
+          <w:color w:val="1a1a1a"/>
+          <w:rtl w:val="0"/>
+        </w:rPr>
+        <w:t xml:space="preserve">2.  Roughly how long did you spend on it?  (Choose one.)  Under 15 minutes  ·  15–30 minutes  ·  31–45 minutes  ·  46–60 minutes  ·  More than an hour</w:t>
+      </w:r>
+      <w:r>
+        <w:rPr>
+          <w:rtl w:val="0"/>
+        </w:rPr>
       </w:r>
     </w:p>
     <w:p>
@@ -11614,107 +11743,127 @@
           <w:color w:val="1a1a1a"/>
           <w:rtl w:val="0"/>
         </w:rPr>
-        <w:t>Part 4. How it was to use: usability</w:t>
-      </w:r>
-    </w:p>
-    <w:p>
-      <w:pPr>
-        <w:spacing w:line="480" w:lineRule="auto"/>
-        <w:ind w:firstLine="0"/>
-        <w:jc w:val="both"/>
-        <w:rPr>
-          <w:sz w:val="20"/>
-          <w:szCs w:val="20"/>
-        </w:rPr>
-      </w:pPr>
-      <w:r>
-        <w:rPr>
-          <w:i w:val="1"/>
-          <w:iCs w:val="1"/>
-          <w:color w:val="1a1a1a"/>
-          <w:rtl w:val="0"/>
-        </w:rPr>
-        <w:t>17.  I could tell what to do at each step without being told.  [Rated: counts toward the usability mean]</w:t>
-      </w:r>
-    </w:p>
-    <w:p>
-      <w:pPr>
-        <w:spacing w:line="480" w:lineRule="auto"/>
-        <w:ind w:firstLine="0"/>
-        <w:jc w:val="both"/>
-        <w:rPr>
-          <w:sz w:val="20"/>
-          <w:szCs w:val="20"/>
-        </w:rPr>
-      </w:pPr>
-      <w:r>
-        <w:rPr>
-          <w:i w:val="1"/>
-          <w:iCs w:val="1"/>
-          <w:color w:val="1a1a1a"/>
-          <w:rtl w:val="0"/>
-        </w:rPr>
-        <w:t>18.  The wording used in the recruiter pages matched the terms we use at work.  [Rated: counts toward the usability mean]</w:t>
-      </w:r>
-    </w:p>
-    <w:p>
-      <w:pPr>
-        <w:spacing w:line="480" w:lineRule="auto"/>
-        <w:ind w:firstLine="0"/>
-        <w:jc w:val="both"/>
-        <w:rPr>
-          <w:sz w:val="20"/>
-          <w:szCs w:val="20"/>
-        </w:rPr>
-      </w:pPr>
-      <w:r>
-        <w:rPr>
-          <w:i w:val="1"/>
-          <w:iCs w:val="1"/>
-          <w:color w:val="1a1a1a"/>
-          <w:rtl w:val="0"/>
-        </w:rPr>
-        <w:t>19.  Working through the ranked list was quicker than how my department screens now.  [Rated: counts toward the usability mean]</w:t>
-      </w:r>
-    </w:p>
-    <w:p>
-      <w:pPr>
-        <w:spacing w:line="480" w:lineRule="auto"/>
-        <w:ind w:firstLine="0"/>
-        <w:jc w:val="both"/>
-        <w:rPr>
-          <w:sz w:val="20"/>
-          <w:szCs w:val="20"/>
-        </w:rPr>
-      </w:pPr>
-      <w:r>
-        <w:rPr>
-          <w:i w:val="1"/>
-          <w:iCs w:val="1"/>
-          <w:color w:val="1a1a1a"/>
-          <w:rtl w:val="0"/>
-        </w:rPr>
-        <w:t>20.  It was easy to correct a mistake I had made.  [Rated: counts toward the usability mean]</w:t>
-      </w:r>
-    </w:p>
-    <w:p>
-      <w:pPr>
-        <w:spacing w:line="480" w:lineRule="auto"/>
-        <w:ind w:firstLine="0"/>
-        <w:jc w:val="both"/>
-        <w:rPr>
-          <w:sz w:val="20"/>
-          <w:szCs w:val="20"/>
-        </w:rPr>
-      </w:pPr>
-      <w:r>
-        <w:rPr>
-          <w:i w:val="1"/>
-          <w:iCs w:val="1"/>
-          <w:color w:val="1a1a1a"/>
-          <w:rtl w:val="0"/>
-        </w:rPr>
-        <w:t>21.  I could learn to use this quickly.  [Rated: counts toward the usability mean]</w:t>
+        <w:t>Part 2. Does it do what it says: functional suitability</w:t>
+      </w:r>
+    </w:p>
+    <w:p>
+      <w:pPr>
+        <w:spacing w:line="480" w:lineRule="auto"/>
+        <w:ind w:firstLine="0"/>
+        <w:jc w:val="both"/>
+        <w:rPr>
+          <w:sz w:val="20"/>
+          <w:szCs w:val="20"/>
+        </w:rPr>
+      </w:pPr>
+      <w:r>
+        <w:rPr>
+          <w:i w:val="1"/>
+          <w:iCs w:val="1"/>
+          <w:color w:val="1a1a1a"/>
+          <w:rtl w:val="0"/>
+        </w:rPr>
+        <w:t>3.  The posting form let me state everything I would normally state for an opening.  [Rated: counts toward the functional suitability mean]</w:t>
+      </w:r>
+    </w:p>
+    <w:p>
+      <w:pPr>
+        <w:spacing w:line="480" w:lineRule="auto"/>
+        <w:ind w:firstLine="0"/>
+        <w:jc w:val="both"/>
+        <w:rPr>
+          <w:sz w:val="20"/>
+          <w:szCs w:val="20"/>
+        </w:rPr>
+      </w:pPr>
+      <w:r>
+        <w:rPr>
+          <w:i w:val="1"/>
+          <w:iCs w:val="1"/>
+          <w:color w:val="1a1a1a"/>
+          <w:rtl w:val="0"/>
+        </w:rPr>
+        <w:t>4.  The applicants shown for a posting were the ones who had applied to it.  [Rated: counts toward the functional suitability mean]</w:t>
+      </w:r>
+    </w:p>
+    <w:p>
+      <w:pPr>
+        <w:spacing w:line="480" w:lineRule="auto"/>
+        <w:ind w:firstLine="0"/>
+        <w:jc w:val="both"/>
+        <w:rPr>
+          <w:sz w:val="20"/>
+          <w:szCs w:val="20"/>
+        </w:rPr>
+      </w:pPr>
+      <w:r>
+        <w:rPr>
+          <w:i w:val="1"/>
+          <w:iCs w:val="1"/>
+          <w:color w:val="1a1a1a"/>
+          <w:rtl w:val="0"/>
+        </w:rPr>
+        <w:t>5.  Each applicant’s score was worked out from what my posting actually asked for.  [Rated: counts toward the functional suitability mean]</w:t>
+      </w:r>
+    </w:p>
+    <w:p>
+      <w:pPr>
+        <w:spacing w:line="480" w:lineRule="auto"/>
+        <w:ind w:firstLine="0"/>
+        <w:jc w:val="both"/>
+        <w:rPr>
+          <w:sz w:val="20"/>
+          <w:szCs w:val="20"/>
+        </w:rPr>
+      </w:pPr>
+      <w:r>
+        <w:rPr>
+          <w:i w:val="1"/>
+          <w:iCs w:val="1"/>
+          <w:color w:val="1a1a1a"/>
+          <w:rtl w:val="0"/>
+        </w:rPr>
+        <w:t>6.  The breakdown showed me which requirements the applicant met and which they did not.  [Rated: counts toward the functional suitability mean]</w:t>
+      </w:r>
+    </w:p>
+    <w:p>
+      <w:pPr>
+        <w:spacing w:line="480" w:lineRule="auto"/>
+        <w:ind w:firstLine="0"/>
+        <w:jc w:val="both"/>
+        <w:rPr>
+          <w:sz w:val="20"/>
+          <w:szCs w:val="20"/>
+        </w:rPr>
+      </w:pPr>
+      <w:r>
+        <w:rPr>
+          <w:i w:val="1"/>
+          <w:iCs w:val="1"/>
+          <w:color w:val="1a1a1a"/>
+          <w:rtl w:val="0"/>
+        </w:rPr>
+        <w:t>7.  The skills reported as missing were genuinely missing from that applicant’s resume.  [Rated: counts toward the functional suitability mean]</w:t>
+      </w:r>
+    </w:p>
+    <w:p>
+      <w:pPr>
+        <w:spacing w:line="480" w:lineRule="auto"/>
+        <w:ind w:firstLine="0"/>
+        <w:jc w:val="both"/>
+        <w:rPr>
+          <w:sz w:val="20"/>
+          <w:szCs w:val="20"/>
+        </w:rPr>
+      </w:pPr>
+      <w:r>
+        <w:rPr>
+          <w:i w:val="1"/>
+          <w:iCs w:val="1"/>
+          <w:color w:val="1a1a1a"/>
+          <w:rtl w:val="0"/>
+        </w:rPr>
+        <w:t>8.  Changing an applicant’s status was recorded correctly, including who made the change.  [Rated: counts toward the functional suitability mean]</w:t>
       </w:r>
     </w:p>
     <w:p>
@@ -11734,117 +11883,212 @@
           <w:color w:val="1a1a1a"/>
           <w:rtl w:val="0"/>
         </w:rPr>
-        <w:t>Part 5. Whether it held up: reliability</w:t>
-      </w:r>
-    </w:p>
-    <w:p>
-      <w:pPr>
-        <w:spacing w:line="480" w:lineRule="auto"/>
-        <w:ind w:firstLine="0"/>
-        <w:jc w:val="both"/>
-        <w:rPr>
-          <w:sz w:val="20"/>
-          <w:szCs w:val="20"/>
-        </w:rPr>
-      </w:pPr>
-      <w:r>
-        <w:rPr>
-          <w:i w:val="1"/>
-          <w:iCs w:val="1"/>
-          <w:color w:val="1a1a1a"/>
-          <w:rtl w:val="0"/>
-        </w:rPr>
-        <w:t xml:space="preserve">As in Instrument C, these describe a single session only.</w:t>
-      </w:r>
-      <w:r>
-        <w:rPr>
-          <w:rtl w:val="0"/>
-        </w:rPr>
-      </w:r>
-    </w:p>
-    <w:p>
-      <w:pPr>
-        <w:spacing w:line="480" w:lineRule="auto"/>
-        <w:ind w:firstLine="0"/>
-        <w:jc w:val="both"/>
-        <w:rPr>
-          <w:sz w:val="20"/>
-          <w:szCs w:val="20"/>
-        </w:rPr>
-      </w:pPr>
-      <w:r>
-        <w:rPr>
-          <w:i w:val="1"/>
-          <w:iCs w:val="1"/>
-          <w:color w:val="1a1a1a"/>
-          <w:rtl w:val="0"/>
-        </w:rPr>
-        <w:t>22.  The system responded every time I did something.  [Rated: counts toward the reliability mean]</w:t>
-      </w:r>
-    </w:p>
-    <w:p>
-      <w:pPr>
-        <w:spacing w:line="480" w:lineRule="auto"/>
-        <w:ind w:firstLine="0"/>
-        <w:jc w:val="both"/>
-        <w:rPr>
-          <w:sz w:val="20"/>
-          <w:szCs w:val="20"/>
-        </w:rPr>
-      </w:pPr>
-      <w:r>
-        <w:rPr>
-          <w:i w:val="1"/>
-          <w:iCs w:val="1"/>
-          <w:color w:val="1a1a1a"/>
-          <w:rtl w:val="0"/>
-        </w:rPr>
-        <w:t>23.  Nothing I had entered was lost while I was working.  [Rated: counts toward the reliability mean]</w:t>
-      </w:r>
-    </w:p>
-    <w:p>
-      <w:pPr>
-        <w:spacing w:line="480" w:lineRule="auto"/>
-        <w:ind w:firstLine="0"/>
-        <w:jc w:val="both"/>
-        <w:rPr>
-          <w:sz w:val="20"/>
-          <w:szCs w:val="20"/>
-        </w:rPr>
-      </w:pPr>
-      <w:r>
-        <w:rPr>
-          <w:i w:val="1"/>
-          <w:iCs w:val="1"/>
-          <w:color w:val="1a1a1a"/>
-          <w:rtl w:val="0"/>
-        </w:rPr>
-        <w:t>24.  The system behaved the same way each time I did the same thing.  [Rated: counts toward the reliability mean]</w:t>
-      </w:r>
-    </w:p>
-    <w:p>
-      <w:pPr>
-        <w:spacing w:line="480" w:lineRule="auto"/>
-        <w:ind w:firstLine="0"/>
-        <w:jc w:val="both"/>
-        <w:rPr>
-          <w:sz w:val="20"/>
-          <w:szCs w:val="20"/>
-        </w:rPr>
-      </w:pPr>
-      <w:r>
-        <w:rPr>
-          <w:i w:val="1"/>
-          <w:iCs w:val="1"/>
-          <w:color w:val="1a1a1a"/>
-          <w:rtl w:val="0"/>
-        </w:rPr>
-        <w:t xml:space="preserve">25.  Did anything break, freeze, or behave unexpectedly?  (Choose one.)  No, nothing went wrong  ·  Yes, and I could carry on afterwards  ·  Yes, and I had to start that part again  ·  Yes, and I could not finish that task</w:t>
-      </w:r>
-      <w:r>
-        <w:rPr>
-          <w:rtl w:val="0"/>
-        </w:rPr>
+        <w:t xml:space="preserve">Part 3. The order the system produced</w:t>
+      </w:r>
+      <w:r>
+        <w:rPr>
+          <w:rtl w:val="0"/>
+        </w:rPr>
+      </w:r>
+    </w:p>
+    <w:p>
+      <w:pPr>
+        <w:spacing w:line="480" w:lineRule="auto"/>
+        <w:ind w:firstLine="0"/>
+        <w:jc w:val="both"/>
+        <w:rPr>
+          <w:sz w:val="20"/>
+          <w:szCs w:val="20"/>
+        </w:rPr>
+      </w:pPr>
+      <w:r>
+        <w:rPr>
+          <w:i w:val="1"/>
+          <w:iCs w:val="1"/>
+          <w:color w:val="1a1a1a"/>
+          <w:rtl w:val="0"/>
+        </w:rPr>
+        <w:t xml:space="preserve">Research question 6. These items are reported as distributions rather than averaged into a quality mean, because agreement with items 12 and 13 is not a good outcome.</w:t>
+      </w:r>
+      <w:r>
+        <w:rPr>
+          <w:rtl w:val="0"/>
+        </w:rPr>
+      </w:r>
+    </w:p>
+    <w:p>
+      <w:pPr>
+        <w:spacing w:line="480" w:lineRule="auto"/>
+        <w:ind w:firstLine="0"/>
+        <w:jc w:val="both"/>
+        <w:rPr>
+          <w:sz w:val="20"/>
+          <w:szCs w:val="20"/>
+        </w:rPr>
+      </w:pPr>
+      <w:r>
+        <w:rPr>
+          <w:i w:val="1"/>
+          <w:iCs w:val="1"/>
+          <w:color w:val="1a1a1a"/>
+          <w:rtl w:val="0"/>
+        </w:rPr>
+        <w:t xml:space="preserve">9.  Where would you have placed the applicant the system ranked first?  (Choose one.)  First, same as the system  ·  Somewhere in my top three  ·  In my top half, but not near the top  ·  Much lower than the system placed them  ·  I could not tell from what I was shown</w:t>
+      </w:r>
+      <w:r>
+        <w:rPr>
+          <w:rtl w:val="0"/>
+        </w:rPr>
+      </w:r>
+    </w:p>
+    <w:p>
+      <w:pPr>
+        <w:spacing w:line="480" w:lineRule="auto"/>
+        <w:ind w:firstLine="0"/>
+        <w:jc w:val="both"/>
+        <w:rPr>
+          <w:sz w:val="20"/>
+          <w:szCs w:val="20"/>
+        </w:rPr>
+      </w:pPr>
+      <w:r>
+        <w:rPr>
+          <w:i w:val="1"/>
+          <w:iCs w:val="1"/>
+          <w:color w:val="1a1a1a"/>
+          <w:rtl w:val="0"/>
+        </w:rPr>
+        <w:t>10.  The overall order the system produced is close to the order I would have arrived at myself.  [Rated: reported as a distribution; not averaged into any quality mean]</w:t>
+      </w:r>
+    </w:p>
+    <w:p>
+      <w:pPr>
+        <w:spacing w:line="480" w:lineRule="auto"/>
+        <w:ind w:firstLine="0"/>
+        <w:jc w:val="both"/>
+        <w:rPr>
+          <w:sz w:val="20"/>
+          <w:szCs w:val="20"/>
+        </w:rPr>
+      </w:pPr>
+      <w:r>
+        <w:rPr>
+          <w:i w:val="1"/>
+          <w:iCs w:val="1"/>
+          <w:color w:val="1a1a1a"/>
+          <w:rtl w:val="0"/>
+        </w:rPr>
+        <w:t>11.  The score told me something about an applicant that I would not have noticed as quickly myself.  [Rated: reported as a distribution; not averaged into any quality mean]</w:t>
+      </w:r>
+    </w:p>
+    <w:p>
+      <w:pPr>
+        <w:spacing w:line="480" w:lineRule="auto"/>
+        <w:ind w:firstLine="0"/>
+        <w:jc w:val="both"/>
+        <w:rPr>
+          <w:sz w:val="20"/>
+          <w:szCs w:val="20"/>
+        </w:rPr>
+      </w:pPr>
+      <w:r>
+        <w:rPr>
+          <w:i w:val="1"/>
+          <w:iCs w:val="1"/>
+          <w:color w:val="1a1a1a"/>
+          <w:rtl w:val="0"/>
+        </w:rPr>
+        <w:t>12.  There was an applicant the system placed HIGHER than I would have.  [Rated: reported as a distribution; not averaged into any quality mean]</w:t>
+      </w:r>
+    </w:p>
+    <w:p>
+      <w:pPr>
+        <w:spacing w:line="480" w:lineRule="auto"/>
+        <w:ind w:firstLine="0"/>
+        <w:jc w:val="both"/>
+        <w:rPr>
+          <w:sz w:val="20"/>
+          <w:szCs w:val="20"/>
+        </w:rPr>
+      </w:pPr>
+      <w:r>
+        <w:rPr>
+          <w:i w:val="1"/>
+          <w:iCs w:val="1"/>
+          <w:color w:val="1a1a1a"/>
+          <w:rtl w:val="0"/>
+        </w:rPr>
+        <w:t>13.  There was an applicant the system placed LOWER than I would have.  [Rated: reported as a distribution; not averaged into any quality mean]</w:t>
+      </w:r>
+    </w:p>
+    <w:p>
+      <w:pPr>
+        <w:spacing w:line="480" w:lineRule="auto"/>
+        <w:ind w:firstLine="0"/>
+        <w:jc w:val="both"/>
+        <w:rPr>
+          <w:sz w:val="20"/>
+          <w:szCs w:val="20"/>
+        </w:rPr>
+      </w:pPr>
+      <w:r>
+        <w:rPr>
+          <w:i w:val="1"/>
+          <w:iCs w:val="1"/>
+          <w:color w:val="1a1a1a"/>
+          <w:rtl w:val="0"/>
+        </w:rPr>
+        <w:t xml:space="preserve">14.  Where the order differed from yours, what was the most likely reason?  (Choose one.)  It counts how long someone worked, not whether that work was relevant  ·  It does not consider the applicant’s field of study  ·  It does not count certifications  ·  The balance between skills, education and experience differs from mine  ·  It cannot see something a resume only implies  ·  The order did not differ from mine</w:t>
+      </w:r>
+      <w:r>
+        <w:rPr>
+          <w:rtl w:val="0"/>
+        </w:rPr>
+      </w:r>
+    </w:p>
+    <w:p>
+      <w:pPr>
+        <w:spacing w:line="480" w:lineRule="auto"/>
+        <w:ind w:firstLine="0"/>
+        <w:jc w:val="both"/>
+        <w:rPr>
+          <w:sz w:val="20"/>
+          <w:szCs w:val="20"/>
+        </w:rPr>
+      </w:pPr>
+      <w:r>
+        <w:rPr>
+          <w:i w:val="1"/>
+          <w:iCs w:val="1"/>
+          <w:color w:val="1a1a1a"/>
+          <w:rtl w:val="0"/>
+        </w:rPr>
+        <w:t xml:space="preserve">15.  When you created your posting, did you change the balance between skills, education and experience away from the default of 50 / 25 / 25?  (Choose one.)  No, I kept the default  ·  Yes, I gave skills more weight  ·  Yes, I gave education more weight  ·  Yes, I gave experience more weight  ·  I did not notice that I could</w:t>
+      </w:r>
+      <w:r>
+        <w:rPr>
+          <w:rtl w:val="0"/>
+        </w:rPr>
+      </w:r>
+    </w:p>
+    <w:p>
+      <w:pPr>
+        <w:spacing w:line="480" w:lineRule="auto"/>
+        <w:ind w:firstLine="0"/>
+        <w:jc w:val="both"/>
+        <w:rPr>
+          <w:sz w:val="20"/>
+          <w:szCs w:val="20"/>
+        </w:rPr>
+      </w:pPr>
+      <w:r>
+        <w:rPr>
+          <w:i w:val="1"/>
+          <w:iCs w:val="1"/>
+          <w:color w:val="1a1a1a"/>
+          <w:rtl w:val="0"/>
+        </w:rPr>
+        <w:t>16.  The score on its own is enough to decide whether to shortlist an applicant.  [Rated: reported as a distribution; not averaged into any quality mean]</w:t>
       </w:r>
     </w:p>
     <w:p>
@@ -11864,77 +12108,107 @@
           <w:color w:val="1a1a1a"/>
           <w:rtl w:val="0"/>
         </w:rPr>
-        <w:t xml:space="preserve">Part 6. Overall</w:t>
-      </w:r>
-      <w:r>
-        <w:rPr>
-          <w:rtl w:val="0"/>
-        </w:rPr>
-      </w:r>
-    </w:p>
-    <w:p>
-      <w:pPr>
-        <w:spacing w:line="480" w:lineRule="auto"/>
-        <w:ind w:firstLine="0"/>
-        <w:jc w:val="both"/>
-        <w:rPr>
-          <w:sz w:val="20"/>
-          <w:szCs w:val="20"/>
-        </w:rPr>
-      </w:pPr>
-      <w:r>
-        <w:rPr>
-          <w:i w:val="1"/>
-          <w:iCs w:val="1"/>
-          <w:color w:val="1a1a1a"/>
-          <w:rtl w:val="0"/>
-        </w:rPr>
-        <w:t>26.  I would trust this to order applicants for a real opening.  [Rated: reported as a distribution; not averaged into any quality mean]</w:t>
-      </w:r>
-    </w:p>
-    <w:p>
-      <w:pPr>
-        <w:spacing w:line="480" w:lineRule="auto"/>
-        <w:ind w:firstLine="0"/>
-        <w:jc w:val="both"/>
-        <w:rPr>
-          <w:sz w:val="20"/>
-          <w:szCs w:val="20"/>
-        </w:rPr>
-      </w:pPr>
-      <w:r>
-        <w:rPr>
-          <w:i w:val="1"/>
-          <w:iCs w:val="1"/>
-          <w:color w:val="1a1a1a"/>
-          <w:rtl w:val="0"/>
-        </w:rPr>
-        <w:t>27.  This would fit into the way my department actually works.  [Rated: reported as a distribution; not averaged into any quality mean]</w:t>
-      </w:r>
-    </w:p>
-    <w:p>
-      <w:pPr>
-        <w:spacing w:line="480" w:lineRule="auto"/>
-        <w:ind w:firstLine="0"/>
-        <w:jc w:val="both"/>
-        <w:rPr>
-          <w:sz w:val="20"/>
-          <w:szCs w:val="20"/>
-        </w:rPr>
-      </w:pPr>
-      <w:r>
-        <w:rPr>
-          <w:i w:val="1"/>
-          <w:iCs w:val="1"/>
-          <w:color w:val="1a1a1a"/>
-          <w:rtl w:val="0"/>
-        </w:rPr>
-        <w:t xml:space="preserve">28.  What would most stop your department from adopting it?  (Choose one.)  Not trusting the score  ·  It does not capture something we need  ·  The effort of moving our process across  ·  Data privacy or consent concerns  ·  It would need to connect to systems we already use  ·  Nothing in particular</w:t>
-      </w:r>
-      <w:r>
-        <w:rPr>
-          <w:rtl w:val="0"/>
-        </w:rPr>
+        <w:t>Part 4. How it was to use: usability</w:t>
+      </w:r>
+    </w:p>
+    <w:p>
+      <w:pPr>
+        <w:spacing w:line="480" w:lineRule="auto"/>
+        <w:ind w:firstLine="0"/>
+        <w:jc w:val="both"/>
+        <w:rPr>
+          <w:sz w:val="20"/>
+          <w:szCs w:val="20"/>
+        </w:rPr>
+      </w:pPr>
+      <w:r>
+        <w:rPr>
+          <w:i w:val="1"/>
+          <w:iCs w:val="1"/>
+          <w:color w:val="1a1a1a"/>
+          <w:rtl w:val="0"/>
+        </w:rPr>
+        <w:t>17.  I could tell what to do at each step without being told.  [Rated: counts toward the usability mean]</w:t>
+      </w:r>
+    </w:p>
+    <w:p>
+      <w:pPr>
+        <w:spacing w:line="480" w:lineRule="auto"/>
+        <w:ind w:firstLine="0"/>
+        <w:jc w:val="both"/>
+        <w:rPr>
+          <w:sz w:val="20"/>
+          <w:szCs w:val="20"/>
+        </w:rPr>
+      </w:pPr>
+      <w:r>
+        <w:rPr>
+          <w:i w:val="1"/>
+          <w:iCs w:val="1"/>
+          <w:color w:val="1a1a1a"/>
+          <w:rtl w:val="0"/>
+        </w:rPr>
+        <w:t>18.  The wording used in the recruiter pages matched the terms we use at work.  [Rated: counts toward the usability mean]</w:t>
+      </w:r>
+    </w:p>
+    <w:p>
+      <w:pPr>
+        <w:spacing w:line="480" w:lineRule="auto"/>
+        <w:ind w:firstLine="0"/>
+        <w:jc w:val="both"/>
+        <w:rPr>
+          <w:sz w:val="20"/>
+          <w:szCs w:val="20"/>
+        </w:rPr>
+      </w:pPr>
+      <w:r>
+        <w:rPr>
+          <w:i w:val="1"/>
+          <w:iCs w:val="1"/>
+          <w:color w:val="1a1a1a"/>
+          <w:rtl w:val="0"/>
+        </w:rPr>
+        <w:t>19.  Working through the ranked list was quicker than how my department screens now.  [Rated: counts toward the usability mean]</w:t>
+      </w:r>
+    </w:p>
+    <w:p>
+      <w:pPr>
+        <w:spacing w:line="480" w:lineRule="auto"/>
+        <w:ind w:firstLine="0"/>
+        <w:jc w:val="both"/>
+        <w:rPr>
+          <w:sz w:val="20"/>
+          <w:szCs w:val="20"/>
+        </w:rPr>
+      </w:pPr>
+      <w:r>
+        <w:rPr>
+          <w:i w:val="1"/>
+          <w:iCs w:val="1"/>
+          <w:color w:val="1a1a1a"/>
+          <w:rtl w:val="0"/>
+        </w:rPr>
+        <w:t>20.  It was easy to correct a mistake I had made.  [Rated: counts toward the usability mean]</w:t>
+      </w:r>
+    </w:p>
+    <w:p>
+      <w:pPr>
+        <w:spacing w:line="480" w:lineRule="auto"/>
+        <w:ind w:firstLine="0"/>
+        <w:jc w:val="both"/>
+        <w:rPr>
+          <w:sz w:val="20"/>
+          <w:szCs w:val="20"/>
+        </w:rPr>
+      </w:pPr>
+      <w:r>
+        <w:rPr>
+          <w:i w:val="1"/>
+          <w:iCs w:val="1"/>
+          <w:color w:val="1a1a1a"/>
+          <w:rtl w:val="0"/>
+        </w:rPr>
+        <w:t>21.  I could learn to use this quickly.  [Rated: counts toward the usability mean]</w:t>
       </w:r>
     </w:p>
     <w:p>
@@ -11954,52 +12228,112 @@
           <w:color w:val="1a1a1a"/>
           <w:rtl w:val="0"/>
         </w:rPr>
-        <w:t>Instrument E: Ranking-Agreement Check</w:t>
-      </w:r>
-    </w:p>
-    <w:p>
-      <w:pPr>
-        <w:spacing w:line="480" w:lineRule="auto"/>
-        <w:ind w:firstLine="0"/>
-        <w:jc w:val="both"/>
-        <w:rPr>
-          <w:sz w:val="20"/>
-          <w:szCs w:val="20"/>
-        </w:rPr>
-      </w:pPr>
-      <w:r>
-        <w:rPr>
-          <w:i w:val="1"/>
-          <w:iCs w:val="1"/>
-          <w:color w:val="1a1a1a"/>
-          <w:rtl w:val="0"/>
-        </w:rPr>
-        <w:t xml:space="preserve">Administered to HR respondents immediately after Instrument D, in the same session. About twenty minutes.  Research question 6. This is the only instrument that measures the correspondence directly rather than asking respondents to judge it.</w:t>
-      </w:r>
-      <w:r>
-        <w:rPr>
-          <w:rtl w:val="0"/>
-        </w:rPr>
-      </w:r>
-    </w:p>
-    <w:p>
-      <w:pPr>
-        <w:spacing w:line="480" w:lineRule="auto"/>
-        <w:ind w:firstLine="0"/>
-        <w:jc w:val="both"/>
-        <w:rPr>
-          <w:sz w:val="20"/>
-          <w:szCs w:val="20"/>
-        </w:rPr>
-      </w:pPr>
-      <w:r>
-        <w:rPr>
-          <w:i w:val="1"/>
-          <w:iCs w:val="1"/>
-          <w:color w:val="1a1a1a"/>
-          <w:rtl w:val="0"/>
-        </w:rPr>
-        <w:t>The manuscript states that the system’s ordering will be compared against how recruiters would rank the same applicants. Without this instrument that sentence describes a comparison the study never performs. Instrument D items 9 to 13 ask a recruiter whether they think the order matched theirs; this one produces two orderings and measures the distance between them.</w:t>
+        <w:t>Part 5. Whether it held up: reliability</w:t>
+      </w:r>
+    </w:p>
+    <w:p>
+      <w:pPr>
+        <w:spacing w:line="480" w:lineRule="auto"/>
+        <w:ind w:firstLine="0"/>
+        <w:jc w:val="both"/>
+        <w:rPr>
+          <w:sz w:val="20"/>
+          <w:szCs w:val="20"/>
+        </w:rPr>
+      </w:pPr>
+      <w:r>
+        <w:rPr>
+          <w:i w:val="1"/>
+          <w:iCs w:val="1"/>
+          <w:color w:val="1a1a1a"/>
+          <w:rtl w:val="0"/>
+        </w:rPr>
+        <w:t xml:space="preserve">As in Instrument C, these describe a single session only.</w:t>
+      </w:r>
+      <w:r>
+        <w:rPr>
+          <w:rtl w:val="0"/>
+        </w:rPr>
+      </w:r>
+    </w:p>
+    <w:p>
+      <w:pPr>
+        <w:spacing w:line="480" w:lineRule="auto"/>
+        <w:ind w:firstLine="0"/>
+        <w:jc w:val="both"/>
+        <w:rPr>
+          <w:sz w:val="20"/>
+          <w:szCs w:val="20"/>
+        </w:rPr>
+      </w:pPr>
+      <w:r>
+        <w:rPr>
+          <w:i w:val="1"/>
+          <w:iCs w:val="1"/>
+          <w:color w:val="1a1a1a"/>
+          <w:rtl w:val="0"/>
+        </w:rPr>
+        <w:t>22.  The system responded every time I did something.  [Rated: counts toward the reliability mean]</w:t>
+      </w:r>
+    </w:p>
+    <w:p>
+      <w:pPr>
+        <w:spacing w:line="480" w:lineRule="auto"/>
+        <w:ind w:firstLine="0"/>
+        <w:jc w:val="both"/>
+        <w:rPr>
+          <w:sz w:val="20"/>
+          <w:szCs w:val="20"/>
+        </w:rPr>
+      </w:pPr>
+      <w:r>
+        <w:rPr>
+          <w:i w:val="1"/>
+          <w:iCs w:val="1"/>
+          <w:color w:val="1a1a1a"/>
+          <w:rtl w:val="0"/>
+        </w:rPr>
+        <w:t>23.  Nothing I had entered was lost while I was working.  [Rated: counts toward the reliability mean]</w:t>
+      </w:r>
+    </w:p>
+    <w:p>
+      <w:pPr>
+        <w:spacing w:line="480" w:lineRule="auto"/>
+        <w:ind w:firstLine="0"/>
+        <w:jc w:val="both"/>
+        <w:rPr>
+          <w:sz w:val="20"/>
+          <w:szCs w:val="20"/>
+        </w:rPr>
+      </w:pPr>
+      <w:r>
+        <w:rPr>
+          <w:i w:val="1"/>
+          <w:iCs w:val="1"/>
+          <w:color w:val="1a1a1a"/>
+          <w:rtl w:val="0"/>
+        </w:rPr>
+        <w:t>24.  The system behaved the same way each time I did the same thing.  [Rated: counts toward the reliability mean]</w:t>
+      </w:r>
+    </w:p>
+    <w:p>
+      <w:pPr>
+        <w:spacing w:line="480" w:lineRule="auto"/>
+        <w:ind w:firstLine="0"/>
+        <w:jc w:val="both"/>
+        <w:rPr>
+          <w:sz w:val="20"/>
+          <w:szCs w:val="20"/>
+        </w:rPr>
+      </w:pPr>
+      <w:r>
+        <w:rPr>
+          <w:i w:val="1"/>
+          <w:iCs w:val="1"/>
+          <w:color w:val="1a1a1a"/>
+          <w:rtl w:val="0"/>
+        </w:rPr>
+        <w:t xml:space="preserve">25.  Did anything break, freeze, or behave unexpectedly?  (Choose one.)  No, nothing went wrong  ·  Yes, and I could carry on afterwards  ·  Yes, and I had to start that part again  ·  Yes, and I could not finish that task</w:t>
       </w:r>
       <w:r>
         <w:rPr>
@@ -12024,102 +12358,72 @@
           <w:color w:val="1a1a1a"/>
           <w:rtl w:val="0"/>
         </w:rPr>
-        <w:t xml:space="preserve">What the researcher prepares beforehand</w:t>
-      </w:r>
-      <w:r>
-        <w:rPr>
-          <w:rtl w:val="0"/>
-        </w:rPr>
-      </w:r>
-    </w:p>
-    <w:p>
-      <w:pPr>
-        <w:spacing w:line="480" w:lineRule="auto"/>
-        <w:ind w:firstLine="0"/>
-        <w:jc w:val="both"/>
-        <w:rPr>
-          <w:sz w:val="20"/>
-          <w:szCs w:val="20"/>
-        </w:rPr>
-      </w:pPr>
-      <w:r>
-        <w:rPr>
-          <w:i w:val="1"/>
-          <w:iCs w:val="1"/>
-          <w:color w:val="1a1a1a"/>
-          <w:rtl w:val="0"/>
-        </w:rPr>
-        <w:t xml:space="preserve">•  One job posting stating all three requirements: required skills, a minimum education level, and minimum months of experience.</w:t>
-      </w:r>
-      <w:r>
-        <w:rPr>
-          <w:rtl w:val="0"/>
-        </w:rPr>
-      </w:r>
-    </w:p>
-    <w:p>
-      <w:pPr>
-        <w:spacing w:line="480" w:lineRule="auto"/>
-        <w:ind w:firstLine="0"/>
-        <w:jc w:val="both"/>
-        <w:rPr>
-          <w:sz w:val="20"/>
-          <w:szCs w:val="20"/>
-        </w:rPr>
-      </w:pPr>
-      <w:r>
-        <w:rPr>
-          <w:i w:val="1"/>
-          <w:iCs w:val="1"/>
-          <w:color w:val="1a1a1a"/>
-          <w:rtl w:val="0"/>
-        </w:rPr>
-        <w:t>•  Five resumes for that posting, printed or on screen, labelled A to E. Choose them so the system’s scores are genuinely spread: roughly one in the 80s, two in the 60s to 70s, one near 50, one below 50. Five that all score alike measure nothing.</w:t>
-      </w:r>
-    </w:p>
-    <w:p>
-      <w:pPr>
-        <w:spacing w:line="480" w:lineRule="auto"/>
-        <w:ind w:firstLine="0"/>
-        <w:jc w:val="both"/>
-        <w:rPr>
-          <w:sz w:val="20"/>
-          <w:szCs w:val="20"/>
-        </w:rPr>
-      </w:pPr>
-      <w:r>
-        <w:rPr>
-          <w:i w:val="1"/>
-          <w:iCs w:val="1"/>
-          <w:color w:val="1a1a1a"/>
-          <w:rtl w:val="0"/>
-        </w:rPr>
-        <w:t>•  The system’s own ranking of those five, written down beforehand and kept out of the respondent’s sight until they have finished.</w:t>
-      </w:r>
-      <w:r>
-        <w:rPr>
-          <w:rtl w:val="0"/>
-        </w:rPr>
-      </w:r>
-    </w:p>
-    <w:p>
-      <w:pPr>
-        <w:spacing w:line="480" w:lineRule="auto"/>
-        <w:ind w:firstLine="0"/>
-        <w:jc w:val="both"/>
-        <w:rPr>
-          <w:sz w:val="20"/>
-          <w:szCs w:val="20"/>
-        </w:rPr>
-      </w:pPr>
-      <w:r>
-        <w:rPr>
-          <w:i w:val="1"/>
-          <w:iCs w:val="1"/>
-          <w:color w:val="1a1a1a"/>
-          <w:rtl w:val="0"/>
-        </w:rPr>
-        <w:t>•  The same five resumes and the same posting for every recruiter, so the ten rankings are comparable.</w:t>
+        <w:t xml:space="preserve">Part 6. Overall</w:t>
+      </w:r>
+      <w:r>
+        <w:rPr>
+          <w:rtl w:val="0"/>
+        </w:rPr>
+      </w:r>
+    </w:p>
+    <w:p>
+      <w:pPr>
+        <w:spacing w:line="480" w:lineRule="auto"/>
+        <w:ind w:firstLine="0"/>
+        <w:jc w:val="both"/>
+        <w:rPr>
+          <w:sz w:val="20"/>
+          <w:szCs w:val="20"/>
+        </w:rPr>
+      </w:pPr>
+      <w:r>
+        <w:rPr>
+          <w:i w:val="1"/>
+          <w:iCs w:val="1"/>
+          <w:color w:val="1a1a1a"/>
+          <w:rtl w:val="0"/>
+        </w:rPr>
+        <w:t>26.  I would trust this to order applicants for a real opening.  [Rated: reported as a distribution; not averaged into any quality mean]</w:t>
+      </w:r>
+    </w:p>
+    <w:p>
+      <w:pPr>
+        <w:spacing w:line="480" w:lineRule="auto"/>
+        <w:ind w:firstLine="0"/>
+        <w:jc w:val="both"/>
+        <w:rPr>
+          <w:sz w:val="20"/>
+          <w:szCs w:val="20"/>
+        </w:rPr>
+      </w:pPr>
+      <w:r>
+        <w:rPr>
+          <w:i w:val="1"/>
+          <w:iCs w:val="1"/>
+          <w:color w:val="1a1a1a"/>
+          <w:rtl w:val="0"/>
+        </w:rPr>
+        <w:t>27.  This would fit into the way my department actually works.  [Rated: reported as a distribution; not averaged into any quality mean]</w:t>
+      </w:r>
+    </w:p>
+    <w:p>
+      <w:pPr>
+        <w:spacing w:line="480" w:lineRule="auto"/>
+        <w:ind w:firstLine="0"/>
+        <w:jc w:val="both"/>
+        <w:rPr>
+          <w:sz w:val="20"/>
+          <w:szCs w:val="20"/>
+        </w:rPr>
+      </w:pPr>
+      <w:r>
+        <w:rPr>
+          <w:i w:val="1"/>
+          <w:iCs w:val="1"/>
+          <w:color w:val="1a1a1a"/>
+          <w:rtl w:val="0"/>
+        </w:rPr>
+        <w:t xml:space="preserve">28.  What would most stop your department from adopting it?  (Choose one.)  Not trusting the score  ·  It does not capture something we need  ·  The effort of moving our process across  ·  Data privacy or consent concerns  ·  It would need to connect to systems we already use  ·  Nothing in particular</w:t>
       </w:r>
       <w:r>
         <w:rPr>
@@ -12144,57 +12448,52 @@
           <w:color w:val="1a1a1a"/>
           <w:rtl w:val="0"/>
         </w:rPr>
-        <w:t xml:space="preserve">Part 1. The ranking</w:t>
-      </w:r>
-      <w:r>
-        <w:rPr>
-          <w:rtl w:val="0"/>
-        </w:rPr>
-      </w:r>
-    </w:p>
-    <w:p>
-      <w:pPr>
-        <w:spacing w:line="480" w:lineRule="auto"/>
-        <w:ind w:firstLine="0"/>
-        <w:jc w:val="both"/>
-        <w:rPr>
-          <w:sz w:val="20"/>
-          <w:szCs w:val="20"/>
-        </w:rPr>
-      </w:pPr>
-      <w:r>
-        <w:rPr>
-          <w:i w:val="1"/>
-          <w:iCs w:val="1"/>
-          <w:color w:val="1a1a1a"/>
-          <w:rtl w:val="0"/>
-        </w:rPr>
-        <w:t>Give the recruiter the posting and the five resumes with no scores shown. Ask: “If these five people applied for this position, in what order would you look at them? Put 1 beside the one you would look at first.” Do not discuss the resumes while they decide.</w:t>
-      </w:r>
-      <w:r>
-        <w:rPr>
-          <w:rtl w:val="0"/>
-        </w:rPr>
-      </w:r>
-    </w:p>
-    <w:p>
-      <w:pPr>
-        <w:spacing w:line="480" w:lineRule="auto"/>
-        <w:ind w:firstLine="0"/>
-        <w:jc w:val="both"/>
-        <w:rPr>
-          <w:sz w:val="20"/>
-          <w:szCs w:val="20"/>
-        </w:rPr>
-      </w:pPr>
-      <w:r>
-        <w:rPr>
-          <w:i w:val="1"/>
-          <w:iCs w:val="1"/>
-          <w:color w:val="1a1a1a"/>
-          <w:rtl w:val="0"/>
-        </w:rPr>
-        <w:t>1.  Put these five resumes in the order you would look at them, 1 first through 5 last.  (Put in order, 1 = first.)  Resume A  ·  Resume B  ·  Resume C  ·  Resume D  ·  Resume E</w:t>
+        <w:t>Instrument E: Ranking-Agreement Check</w:t>
+      </w:r>
+    </w:p>
+    <w:p>
+      <w:pPr>
+        <w:spacing w:line="480" w:lineRule="auto"/>
+        <w:ind w:firstLine="0"/>
+        <w:jc w:val="both"/>
+        <w:rPr>
+          <w:sz w:val="20"/>
+          <w:szCs w:val="20"/>
+        </w:rPr>
+      </w:pPr>
+      <w:r>
+        <w:rPr>
+          <w:i w:val="1"/>
+          <w:iCs w:val="1"/>
+          <w:color w:val="1a1a1a"/>
+          <w:rtl w:val="0"/>
+        </w:rPr>
+        <w:t xml:space="preserve">Administered to HR respondents immediately after Instrument D, in the same session. About twenty minutes.  Research question 6. This is the only instrument that measures the correspondence directly rather than asking respondents to judge it.</w:t>
+      </w:r>
+      <w:r>
+        <w:rPr>
+          <w:rtl w:val="0"/>
+        </w:rPr>
+      </w:r>
+    </w:p>
+    <w:p>
+      <w:pPr>
+        <w:spacing w:line="480" w:lineRule="auto"/>
+        <w:ind w:firstLine="0"/>
+        <w:jc w:val="both"/>
+        <w:rPr>
+          <w:sz w:val="20"/>
+          <w:szCs w:val="20"/>
+        </w:rPr>
+      </w:pPr>
+      <w:r>
+        <w:rPr>
+          <w:i w:val="1"/>
+          <w:iCs w:val="1"/>
+          <w:color w:val="1a1a1a"/>
+          <w:rtl w:val="0"/>
+        </w:rPr>
+        <w:t>The manuscript states that the system’s ordering will be compared against how recruiters would rank the same applicants. Without this instrument that sentence describes a comparison the study never performs. Instrument D items 9 to 13 ask a recruiter whether they think the order matched theirs; this one produces two orderings and measures the distance between them.</w:t>
       </w:r>
       <w:r>
         <w:rPr>
@@ -12219,132 +12518,102 @@
           <w:color w:val="1a1a1a"/>
           <w:rtl w:val="0"/>
         </w:rPr>
-        <w:t xml:space="preserve">Part 2. Where the ordering came from</w:t>
-      </w:r>
-      <w:r>
-        <w:rPr>
-          <w:rtl w:val="0"/>
-        </w:rPr>
-      </w:r>
-    </w:p>
-    <w:p>
-      <w:pPr>
-        <w:spacing w:line="480" w:lineRule="auto"/>
-        <w:ind w:firstLine="0"/>
-        <w:jc w:val="both"/>
-        <w:rPr>
-          <w:sz w:val="20"/>
-          <w:szCs w:val="20"/>
-        </w:rPr>
-      </w:pPr>
-      <w:r>
-        <w:rPr>
-          <w:i w:val="1"/>
-          <w:iCs w:val="1"/>
-          <w:color w:val="1a1a1a"/>
-          <w:rtl w:val="0"/>
-        </w:rPr>
-        <w:t xml:space="preserve">Asked after the ranking is complete and collected, so that answering these cannot change the order given. The original version of this instrument asked the recruiter to explain their reasoning in writing; these items capture the same information as categories, because no item in this study asks a respondent to write prose.</w:t>
-      </w:r>
-      <w:r>
-        <w:rPr>
-          <w:rtl w:val="0"/>
-        </w:rPr>
-      </w:r>
-    </w:p>
-    <w:p>
-      <w:pPr>
-        <w:spacing w:line="480" w:lineRule="auto"/>
-        <w:ind w:firstLine="0"/>
-        <w:jc w:val="both"/>
-        <w:rPr>
-          <w:sz w:val="20"/>
-          <w:szCs w:val="20"/>
-        </w:rPr>
-      </w:pPr>
-      <w:r>
-        <w:rPr>
-          <w:i w:val="1"/>
-          <w:iCs w:val="1"/>
-          <w:color w:val="1a1a1a"/>
-          <w:rtl w:val="0"/>
-        </w:rPr>
-        <w:t>2.  Which resume, if any, would you have placed much HIGHER than the others?  (Choose one.)  Resume A  ·  Resume B  ·  Resume C  ·  Resume D  ·  Resume E  ·  None stood out</w:t>
-      </w:r>
-      <w:r>
-        <w:rPr>
-          <w:rtl w:val="0"/>
-        </w:rPr>
-      </w:r>
-    </w:p>
-    <w:p>
-      <w:pPr>
-        <w:spacing w:line="480" w:lineRule="auto"/>
-        <w:ind w:firstLine="0"/>
-        <w:jc w:val="both"/>
-        <w:rPr>
-          <w:sz w:val="20"/>
-          <w:szCs w:val="20"/>
-        </w:rPr>
-      </w:pPr>
-      <w:r>
-        <w:rPr>
-          <w:i w:val="1"/>
-          <w:iCs w:val="1"/>
-          <w:color w:val="1a1a1a"/>
-          <w:rtl w:val="0"/>
-        </w:rPr>
-        <w:t>3.  Which resume, if any, would you have placed much LOWER than the others?  (Choose one.)  Resume A  ·  Resume B  ·  Resume C  ·  Resume D  ·  Resume E  ·  None stood out</w:t>
-      </w:r>
-      <w:r>
-        <w:rPr>
-          <w:rtl w:val="0"/>
-        </w:rPr>
-      </w:r>
-    </w:p>
-    <w:p>
-      <w:pPr>
-        <w:spacing w:line="480" w:lineRule="auto"/>
-        <w:ind w:firstLine="0"/>
-        <w:jc w:val="both"/>
-        <w:rPr>
-          <w:sz w:val="20"/>
-          <w:szCs w:val="20"/>
-        </w:rPr>
-      </w:pPr>
-      <w:r>
-        <w:rPr>
-          <w:i w:val="1"/>
-          <w:iCs w:val="1"/>
-          <w:color w:val="1a1a1a"/>
-          <w:rtl w:val="0"/>
-        </w:rPr>
-        <w:t>4.  What most influenced the order you chose?  (Choose one.)  How relevant their work experience was  ·  Which specific skills they listed  ·  Their level of education  ·  Their certifications  ·  How the resume was laid out and presented  ·  Something else on the resume</w:t>
-      </w:r>
-      <w:r>
-        <w:rPr>
-          <w:rtl w:val="0"/>
-        </w:rPr>
-      </w:r>
-    </w:p>
-    <w:p>
-      <w:pPr>
-        <w:spacing w:line="480" w:lineRule="auto"/>
-        <w:ind w:firstLine="0"/>
-        <w:jc w:val="both"/>
-        <w:rPr>
-          <w:sz w:val="20"/>
-          <w:szCs w:val="20"/>
-        </w:rPr>
-      </w:pPr>
-      <w:r>
-        <w:rPr>
-          <w:i w:val="1"/>
-          <w:iCs w:val="1"/>
-          <w:color w:val="1a1a1a"/>
-          <w:rtl w:val="0"/>
-        </w:rPr>
-        <w:t>5.  I could decide on an order confidently from these five resumes alone.  [Rated]</w:t>
+        <w:t xml:space="preserve">What the researcher prepares beforehand</w:t>
+      </w:r>
+      <w:r>
+        <w:rPr>
+          <w:rtl w:val="0"/>
+        </w:rPr>
+      </w:r>
+    </w:p>
+    <w:p>
+      <w:pPr>
+        <w:spacing w:line="480" w:lineRule="auto"/>
+        <w:ind w:firstLine="0"/>
+        <w:jc w:val="both"/>
+        <w:rPr>
+          <w:sz w:val="20"/>
+          <w:szCs w:val="20"/>
+        </w:rPr>
+      </w:pPr>
+      <w:r>
+        <w:rPr>
+          <w:i w:val="1"/>
+          <w:iCs w:val="1"/>
+          <w:color w:val="1a1a1a"/>
+          <w:rtl w:val="0"/>
+        </w:rPr>
+        <w:t xml:space="preserve">•  One job posting stating all three requirements: required skills, a minimum education level, and minimum months of experience.</w:t>
+      </w:r>
+      <w:r>
+        <w:rPr>
+          <w:rtl w:val="0"/>
+        </w:rPr>
+      </w:r>
+    </w:p>
+    <w:p>
+      <w:pPr>
+        <w:spacing w:line="480" w:lineRule="auto"/>
+        <w:ind w:firstLine="0"/>
+        <w:jc w:val="both"/>
+        <w:rPr>
+          <w:sz w:val="20"/>
+          <w:szCs w:val="20"/>
+        </w:rPr>
+      </w:pPr>
+      <w:r>
+        <w:rPr>
+          <w:i w:val="1"/>
+          <w:iCs w:val="1"/>
+          <w:color w:val="1a1a1a"/>
+          <w:rtl w:val="0"/>
+        </w:rPr>
+        <w:t>•  Five resumes for that posting, printed or on screen, labelled A to E. Choose them so the system’s scores are genuinely spread: roughly one in the 80s, two in the 60s to 70s, one near 50, one below 50. Five that all score alike measure nothing.</w:t>
+      </w:r>
+    </w:p>
+    <w:p>
+      <w:pPr>
+        <w:spacing w:line="480" w:lineRule="auto"/>
+        <w:ind w:firstLine="0"/>
+        <w:jc w:val="both"/>
+        <w:rPr>
+          <w:sz w:val="20"/>
+          <w:szCs w:val="20"/>
+        </w:rPr>
+      </w:pPr>
+      <w:r>
+        <w:rPr>
+          <w:i w:val="1"/>
+          <w:iCs w:val="1"/>
+          <w:color w:val="1a1a1a"/>
+          <w:rtl w:val="0"/>
+        </w:rPr>
+        <w:t>•  The system’s own ranking of those five, written down beforehand and kept out of the respondent’s sight until they have finished.</w:t>
+      </w:r>
+      <w:r>
+        <w:rPr>
+          <w:rtl w:val="0"/>
+        </w:rPr>
+      </w:r>
+    </w:p>
+    <w:p>
+      <w:pPr>
+        <w:spacing w:line="480" w:lineRule="auto"/>
+        <w:ind w:firstLine="0"/>
+        <w:jc w:val="both"/>
+        <w:rPr>
+          <w:sz w:val="20"/>
+          <w:szCs w:val="20"/>
+        </w:rPr>
+      </w:pPr>
+      <w:r>
+        <w:rPr>
+          <w:i w:val="1"/>
+          <w:iCs w:val="1"/>
+          <w:color w:val="1a1a1a"/>
+          <w:rtl w:val="0"/>
+        </w:rPr>
+        <w:t>•  The same five resumes and the same posting for every recruiter, so the ten rankings are comparable.</w:t>
       </w:r>
       <w:r>
         <w:rPr>
@@ -12369,205 +12638,68 @@
           <w:color w:val="1a1a1a"/>
           <w:rtl w:val="0"/>
         </w:rPr>
-        <w:t xml:space="preserve">How the responses to this instrument are analysed</w:t>
-      </w:r>
-      <w:r>
-        <w:rPr>
-          <w:rtl w:val="0"/>
-        </w:rPr>
-      </w:r>
-    </w:p>
-    <w:p>
-      <w:pPr>
-        <w:spacing w:line="480" w:lineRule="auto"/>
-        <w:ind w:firstLine="0"/>
-        <w:jc w:val="both"/>
-        <w:rPr>
-          <w:sz w:val="20"/>
-          <w:szCs w:val="20"/>
-        </w:rPr>
-      </w:pPr>
-      <w:r>
-        <w:rPr>
-          <w:i w:val="1"/>
-          <w:iCs w:val="1"/>
-          <w:color w:val="1a1a1a"/>
-          <w:rtl w:val="0"/>
-        </w:rPr>
-        <w:t>•  Compute Spearman’s rank correlation coefficient between each recruiter’s ordering and the system’s, then report the median across the ten recruiters together with the range.</w:t>
-      </w:r>
-      <w:r>
-        <w:rPr>
-          <w:rtl w:val="0"/>
-        </w:rPr>
-      </w:r>
-    </w:p>
-    <w:p>
-      <w:pPr>
-        <w:spacing w:line="480" w:lineRule="auto"/>
-        <w:ind w:firstLine="0"/>
-        <w:jc w:val="both"/>
-        <w:rPr>
-          <w:sz w:val="20"/>
-          <w:szCs w:val="20"/>
-        </w:rPr>
-      </w:pPr>
-      <w:r>
-        <w:rPr>
-          <w:i w:val="1"/>
-          <w:iCs w:val="1"/>
-          <w:color w:val="1a1a1a"/>
-          <w:rtl w:val="0"/>
-        </w:rPr>
-        <w:t xml:space="preserve">•  With five items ranked by ten respondents this is a weak statistical result and must not be presented as a strong one. What it supports is a stated degree of agreement rather than a promise the study never keeps.</w:t>
-      </w:r>
-      <w:r>
-        <w:rPr>
-          <w:rtl w:val="0"/>
-        </w:rPr>
-      </w:r>
-    </w:p>
-    <w:p>
-      <w:pPr>
-        <w:spacing w:line="480" w:lineRule="auto"/>
-        <w:ind w:firstLine="0"/>
-        <w:jc w:val="both"/>
-        <w:rPr>
-          <w:sz w:val="20"/>
-          <w:szCs w:val="20"/>
-        </w:rPr>
-      </w:pPr>
-      <w:r>
-        <w:rPr>
-          <w:i w:val="1"/>
-          <w:iCs w:val="1"/>
-          <w:color w:val="1a1a1a"/>
-          <w:rtl w:val="0"/>
-        </w:rPr>
-        <w:t>•  Report the figure whichever way it comes out. Poor agreement is a finding. It is direct evidence on whether the published weighting reflects how screening is actually done, which is the question items 15 to 17 of Instrument B ask in the abstract.</w:t>
-      </w:r>
-    </w:p>
-    <w:p>
-      <w:pPr>
-        <w:spacing w:line="480" w:lineRule="auto"/>
-        <w:ind w:firstLine="0"/>
-        <w:jc w:val="both"/>
-        <w:rPr>
-          <w:sz w:val="20"/>
-          <w:szCs w:val="20"/>
-        </w:rPr>
-      </w:pPr>
-      <w:r>
-        <w:rPr>
-          <w:i w:val="1"/>
-          <w:iCs w:val="1"/>
-          <w:color w:val="1a1a1a"/>
-          <w:rtl w:val="0"/>
-        </w:rPr>
-        <w:t xml:space="preserve">•  Read it against Instrument D item 10, which asks the same recruiter whether they believe the order was close to their own. Where the measured correlation and the believed agreement diverge, say so: that gap is a result in its own right.</w:t>
-      </w:r>
-      <w:r>
-        <w:rPr>
-          <w:rtl w:val="0"/>
-        </w:rPr>
-      </w:r>
-    </w:p>
-    <w:p>
-      <w:pPr>
-        <w:pStyle w:val="Heading1"/>
-        <w:spacing w:line="480" w:lineRule="auto"/>
-        <w:jc w:val="both"/>
-        <w:rPr>
-          <w:sz w:val="20"/>
-          <w:szCs w:val="20"/>
-        </w:rPr>
-      </w:pPr>
-      <w:r>
-        <w:rPr>
-          <w:color w:val="1a1a1a"/>
-          <w:rtl w:val="0"/>
-        </w:rPr>
-        <w:t xml:space="preserve">Appendix B</w:t>
-      </w:r>
-      <w:r>
-        <w:rPr>
-          <w:rtl w:val="0"/>
-        </w:rPr>
-      </w:r>
-    </w:p>
-    <w:p>
-      <w:pPr>
-        <w:pStyle w:val="Heading2"/>
-        <w:spacing w:line="480" w:lineRule="auto"/>
-        <w:jc w:val="both"/>
-        <w:rPr>
-          <w:sz w:val="20"/>
-          <w:szCs w:val="20"/>
-        </w:rPr>
-      </w:pPr>
-      <w:r>
-        <w:rPr>
-          <w:color w:val="1a1a1a"/>
-          <w:rtl w:val="0"/>
-        </w:rPr>
-        <w:t xml:space="preserve">Informed Consent Form</w:t>
-      </w:r>
-      <w:r>
-        <w:rPr>
-          <w:rtl w:val="0"/>
-        </w:rPr>
-      </w:r>
-    </w:p>
-    <w:p>
-      <w:pPr>
-        <w:spacing w:line="480" w:lineRule="auto"/>
-        <w:ind w:firstLine="0"/>
-        <w:jc w:val="both"/>
-        <w:rPr>
-          <w:sz w:val="20"/>
-          <w:szCs w:val="20"/>
-        </w:rPr>
-      </w:pPr>
-      <w:r>
-        <w:rPr>
-          <w:color w:val="1a1a1a"/>
-          <w:rtl w:val="0"/>
-        </w:rPr>
-        <w:t xml:space="preserve">Study title: A Web-Based Resume Builder and ATS-Inspired Job Matching System for Job Seekers and Partner Company in the Philippines.</w:t>
-      </w:r>
-      <w:r>
-        <w:rPr>
-          <w:rtl w:val="0"/>
-        </w:rPr>
-      </w:r>
-    </w:p>
-    <w:p>
-      <w:pPr>
-        <w:spacing w:line="480" w:lineRule="auto"/>
-        <w:ind w:firstLine="0"/>
-        <w:jc w:val="both"/>
-        <w:rPr>
-          <w:sz w:val="20"/>
-          <w:szCs w:val="20"/>
-        </w:rPr>
-      </w:pPr>
-      <w:r>
-        <w:rPr>
-          <w:color w:val="1a1a1a"/>
-          <w:rtl w:val="0"/>
-        </w:rPr>
-        <w:t xml:space="preserve">Researchers: Byrone S. Garcia, Francis Allen L. Santos, and Isaiah Genre M. Talens, School of Computing, Holy Angel University.</w:t>
-      </w:r>
-      <w:r>
-        <w:rPr>
-          <w:rtl w:val="0"/>
-        </w:rPr>
-      </w:r>
-    </w:p>
-    <w:p>
-      <w:pPr>
-        <w:spacing w:line="480" w:lineRule="auto"/>
-        <w:ind w:firstLine="0"/>
+        <w:t xml:space="preserve">Part 1. The ranking</w:t>
+      </w:r>
+      <w:r>
+        <w:rPr>
+          <w:rtl w:val="0"/>
+        </w:rPr>
+      </w:r>
+    </w:p>
+    <w:p>
+      <w:pPr>
+        <w:spacing w:line="480" w:lineRule="auto"/>
+        <w:ind w:firstLine="0"/>
+        <w:jc w:val="both"/>
+        <w:rPr>
+          <w:sz w:val="20"/>
+          <w:szCs w:val="20"/>
+        </w:rPr>
+      </w:pPr>
+      <w:r>
+        <w:rPr>
+          <w:i w:val="1"/>
+          <w:iCs w:val="1"/>
+          <w:color w:val="1a1a1a"/>
+          <w:rtl w:val="0"/>
+        </w:rPr>
+        <w:t>Give the recruiter the posting and the five resumes with no scores shown. Ask: “If these five people applied for this position, in what order would you look at them? Put 1 beside the one you would look at first.” Do not discuss the resumes while they decide.</w:t>
+      </w:r>
+      <w:r>
+        <w:rPr>
+          <w:rtl w:val="0"/>
+        </w:rPr>
+      </w:r>
+    </w:p>
+    <w:p>
+      <w:pPr>
+        <w:spacing w:line="480" w:lineRule="auto"/>
+        <w:ind w:firstLine="0"/>
+        <w:jc w:val="both"/>
+        <w:rPr>
+          <w:sz w:val="20"/>
+          <w:szCs w:val="20"/>
+        </w:rPr>
+      </w:pPr>
+      <w:r>
+        <w:rPr>
+          <w:i w:val="1"/>
+          <w:iCs w:val="1"/>
+          <w:color w:val="1a1a1a"/>
+          <w:rtl w:val="0"/>
+        </w:rPr>
+        <w:t>1.  Put these five resumes in the order you would look at them, 1 first through 5 last.  (Put in order, 1 = first.)  Resume A  ·  Resume B  ·  Resume C  ·  Resume D  ·  Resume E</w:t>
+      </w:r>
+      <w:r>
+        <w:rPr>
+          <w:rtl w:val="0"/>
+        </w:rPr>
+      </w:r>
+    </w:p>
+    <w:p>
+      <w:pPr>
+        <w:pStyle w:val="Heading3"/>
+        <w:spacing w:line="480" w:lineRule="auto"/>
         <w:jc w:val="both"/>
         <w:rPr>
           <w:sz w:val="20"/>
@@ -12581,40 +12713,143 @@
           <w:color w:val="1a1a1a"/>
           <w:rtl w:val="0"/>
         </w:rPr>
-        <w:t xml:space="preserve">What this study is about</w:t>
-      </w:r>
-      <w:r>
-        <w:rPr>
-          <w:rtl w:val="0"/>
-        </w:rPr>
-      </w:r>
-    </w:p>
-    <w:p>
-      <w:pPr>
-        <w:spacing w:line="480" w:lineRule="auto"/>
-        <w:jc w:val="both"/>
-        <w:rPr>
-          <w:sz w:val="20"/>
-          <w:szCs w:val="20"/>
-        </w:rPr>
-      </w:pPr>
-      <w:r>
-        <w:rPr>
-          <w:color w:val="1a1a1a"/>
-          <w:rtl w:val="0"/>
-        </w:rPr>
-        <w:t xml:space="preserve">The researchers have developed a free website that helps job seekers create a resume and shows them how well they match the job openings posted by a partner company. You are being asked to use the system and then describe what you thought of it. Your answers help the researchers evaluate the system’s usability, whether it does what it claims correctly, and whether it works reliably.</w:t>
-      </w:r>
-      <w:r>
-        <w:rPr>
-          <w:rtl w:val="0"/>
-        </w:rPr>
-      </w:r>
-    </w:p>
-    <w:p>
-      <w:pPr>
-        <w:spacing w:line="480" w:lineRule="auto"/>
-        <w:ind w:firstLine="0"/>
+        <w:t xml:space="preserve">Part 2. Where the ordering came from</w:t>
+      </w:r>
+      <w:r>
+        <w:rPr>
+          <w:rtl w:val="0"/>
+        </w:rPr>
+      </w:r>
+    </w:p>
+    <w:p>
+      <w:pPr>
+        <w:spacing w:line="480" w:lineRule="auto"/>
+        <w:ind w:firstLine="0"/>
+        <w:jc w:val="both"/>
+        <w:rPr>
+          <w:sz w:val="20"/>
+          <w:szCs w:val="20"/>
+        </w:rPr>
+      </w:pPr>
+      <w:r>
+        <w:rPr>
+          <w:i w:val="1"/>
+          <w:iCs w:val="1"/>
+          <w:color w:val="1a1a1a"/>
+          <w:rtl w:val="0"/>
+        </w:rPr>
+        <w:t xml:space="preserve">Asked after the ranking is complete and collected, so that answering these cannot change the order given. The original version of this instrument asked the recruiter to explain their reasoning in writing; these items capture the same information as categories, because no item in this study asks a respondent to write prose.</w:t>
+      </w:r>
+      <w:r>
+        <w:rPr>
+          <w:rtl w:val="0"/>
+        </w:rPr>
+      </w:r>
+    </w:p>
+    <w:p>
+      <w:pPr>
+        <w:spacing w:line="480" w:lineRule="auto"/>
+        <w:ind w:firstLine="0"/>
+        <w:jc w:val="both"/>
+        <w:rPr>
+          <w:sz w:val="20"/>
+          <w:szCs w:val="20"/>
+        </w:rPr>
+      </w:pPr>
+      <w:r>
+        <w:rPr>
+          <w:i w:val="1"/>
+          <w:iCs w:val="1"/>
+          <w:color w:val="1a1a1a"/>
+          <w:rtl w:val="0"/>
+        </w:rPr>
+        <w:t>2.  Which resume, if any, would you have placed much HIGHER than the others?  (Choose one.)  Resume A  ·  Resume B  ·  Resume C  ·  Resume D  ·  Resume E  ·  None stood out</w:t>
+      </w:r>
+      <w:r>
+        <w:rPr>
+          <w:rtl w:val="0"/>
+        </w:rPr>
+      </w:r>
+    </w:p>
+    <w:p>
+      <w:pPr>
+        <w:spacing w:line="480" w:lineRule="auto"/>
+        <w:ind w:firstLine="0"/>
+        <w:jc w:val="both"/>
+        <w:rPr>
+          <w:sz w:val="20"/>
+          <w:szCs w:val="20"/>
+        </w:rPr>
+      </w:pPr>
+      <w:r>
+        <w:rPr>
+          <w:i w:val="1"/>
+          <w:iCs w:val="1"/>
+          <w:color w:val="1a1a1a"/>
+          <w:rtl w:val="0"/>
+        </w:rPr>
+        <w:t>3.  Which resume, if any, would you have placed much LOWER than the others?  (Choose one.)  Resume A  ·  Resume B  ·  Resume C  ·  Resume D  ·  Resume E  ·  None stood out</w:t>
+      </w:r>
+      <w:r>
+        <w:rPr>
+          <w:rtl w:val="0"/>
+        </w:rPr>
+      </w:r>
+    </w:p>
+    <w:p>
+      <w:pPr>
+        <w:spacing w:line="480" w:lineRule="auto"/>
+        <w:ind w:firstLine="0"/>
+        <w:jc w:val="both"/>
+        <w:rPr>
+          <w:sz w:val="20"/>
+          <w:szCs w:val="20"/>
+        </w:rPr>
+      </w:pPr>
+      <w:r>
+        <w:rPr>
+          <w:i w:val="1"/>
+          <w:iCs w:val="1"/>
+          <w:color w:val="1a1a1a"/>
+          <w:rtl w:val="0"/>
+        </w:rPr>
+        <w:t>4.  What most influenced the order you chose?  (Choose one.)  How relevant their work experience was  ·  Which specific skills they listed  ·  Their level of education  ·  Their certifications  ·  How the resume was laid out and presented  ·  Something else on the resume</w:t>
+      </w:r>
+      <w:r>
+        <w:rPr>
+          <w:rtl w:val="0"/>
+        </w:rPr>
+      </w:r>
+    </w:p>
+    <w:p>
+      <w:pPr>
+        <w:spacing w:line="480" w:lineRule="auto"/>
+        <w:ind w:firstLine="0"/>
+        <w:jc w:val="both"/>
+        <w:rPr>
+          <w:sz w:val="20"/>
+          <w:szCs w:val="20"/>
+        </w:rPr>
+      </w:pPr>
+      <w:r>
+        <w:rPr>
+          <w:i w:val="1"/>
+          <w:iCs w:val="1"/>
+          <w:color w:val="1a1a1a"/>
+          <w:rtl w:val="0"/>
+        </w:rPr>
+        <w:t>5.  I could decide on an order confidently from these five resumes alone.  [Rated]</w:t>
+      </w:r>
+      <w:r>
+        <w:rPr>
+          <w:rtl w:val="0"/>
+        </w:rPr>
+      </w:r>
+    </w:p>
+    <w:p>
+      <w:pPr>
+        <w:pStyle w:val="Heading3"/>
+        <w:spacing w:line="480" w:lineRule="auto"/>
         <w:jc w:val="both"/>
         <w:rPr>
           <w:sz w:val="20"/>
@@ -12628,29 +12863,194 @@
           <w:color w:val="1a1a1a"/>
           <w:rtl w:val="0"/>
         </w:rPr>
-        <w:t xml:space="preserve">What you will be asked to do</w:t>
-      </w:r>
-      <w:r>
-        <w:rPr>
-          <w:rtl w:val="0"/>
-        </w:rPr>
-      </w:r>
-    </w:p>
-    <w:p>
-      <w:pPr>
-        <w:spacing w:line="480" w:lineRule="auto"/>
-        <w:jc w:val="both"/>
-        <w:rPr>
-          <w:sz w:val="20"/>
-          <w:szCs w:val="20"/>
-        </w:rPr>
-      </w:pPr>
-      <w:r>
-        <w:rPr>
-          <w:color w:val="1a1a1a"/>
-          <w:rtl w:val="0"/>
-        </w:rPr>
-        <w:t xml:space="preserve">You will use the website yourself for roughly twenty to thirty minutes, following a short list of tasks. Afterwards you will answer a questionnaire made up of multiple-choice and rating questions. Every question is answered by choosing from a list; you will not be asked to write anything in your own words. There are no right or wrong answers, and the study is testing the system rather than testing you.</w:t>
+        <w:t xml:space="preserve">How the responses to this instrument are analysed</w:t>
+      </w:r>
+      <w:r>
+        <w:rPr>
+          <w:rtl w:val="0"/>
+        </w:rPr>
+      </w:r>
+    </w:p>
+    <w:p>
+      <w:pPr>
+        <w:spacing w:line="480" w:lineRule="auto"/>
+        <w:ind w:firstLine="0"/>
+        <w:jc w:val="both"/>
+        <w:rPr>
+          <w:sz w:val="20"/>
+          <w:szCs w:val="20"/>
+        </w:rPr>
+      </w:pPr>
+      <w:r>
+        <w:rPr>
+          <w:i w:val="1"/>
+          <w:iCs w:val="1"/>
+          <w:color w:val="1a1a1a"/>
+          <w:rtl w:val="0"/>
+        </w:rPr>
+        <w:t>•  Compute Spearman’s rank correlation coefficient between each recruiter’s ordering and the system’s, then report the median across the ten recruiters together with the range.</w:t>
+      </w:r>
+      <w:r>
+        <w:rPr>
+          <w:rtl w:val="0"/>
+        </w:rPr>
+      </w:r>
+    </w:p>
+    <w:p>
+      <w:pPr>
+        <w:spacing w:line="480" w:lineRule="auto"/>
+        <w:ind w:firstLine="0"/>
+        <w:jc w:val="both"/>
+        <w:rPr>
+          <w:sz w:val="20"/>
+          <w:szCs w:val="20"/>
+        </w:rPr>
+      </w:pPr>
+      <w:r>
+        <w:rPr>
+          <w:i w:val="1"/>
+          <w:iCs w:val="1"/>
+          <w:color w:val="1a1a1a"/>
+          <w:rtl w:val="0"/>
+        </w:rPr>
+        <w:t xml:space="preserve">•  With five items ranked by ten respondents this is a weak statistical result and must not be presented as a strong one. What it supports is a stated degree of agreement rather than a promise the study never keeps.</w:t>
+      </w:r>
+      <w:r>
+        <w:rPr>
+          <w:rtl w:val="0"/>
+        </w:rPr>
+      </w:r>
+    </w:p>
+    <w:p>
+      <w:pPr>
+        <w:spacing w:line="480" w:lineRule="auto"/>
+        <w:ind w:firstLine="0"/>
+        <w:jc w:val="both"/>
+        <w:rPr>
+          <w:sz w:val="20"/>
+          <w:szCs w:val="20"/>
+        </w:rPr>
+      </w:pPr>
+      <w:r>
+        <w:rPr>
+          <w:i w:val="1"/>
+          <w:iCs w:val="1"/>
+          <w:color w:val="1a1a1a"/>
+          <w:rtl w:val="0"/>
+        </w:rPr>
+        <w:t>•  Report the figure whichever way it comes out. Poor agreement is a finding. It is direct evidence on whether the published weighting reflects how screening is actually done, which is the question items 15 to 17 of Instrument B ask in the abstract.</w:t>
+      </w:r>
+    </w:p>
+    <w:p>
+      <w:pPr>
+        <w:spacing w:line="480" w:lineRule="auto"/>
+        <w:ind w:firstLine="0"/>
+        <w:jc w:val="both"/>
+        <w:rPr>
+          <w:sz w:val="20"/>
+          <w:szCs w:val="20"/>
+        </w:rPr>
+      </w:pPr>
+      <w:r>
+        <w:rPr>
+          <w:i w:val="1"/>
+          <w:iCs w:val="1"/>
+          <w:color w:val="1a1a1a"/>
+          <w:rtl w:val="0"/>
+        </w:rPr>
+        <w:t xml:space="preserve">•  Read it against Instrument D item 10, which asks the same recruiter whether they believe the order was close to their own. Where the measured correlation and the believed agreement diverge, say so: that gap is a result in its own right.</w:t>
+      </w:r>
+      <w:r>
+        <w:rPr>
+          <w:rtl w:val="0"/>
+        </w:rPr>
+      </w:r>
+    </w:p>
+    <w:p>
+      <w:pPr>
+        <w:pStyle w:val="Heading1"/>
+        <w:spacing w:line="480" w:lineRule="auto"/>
+        <w:jc w:val="both"/>
+        <w:rPr>
+          <w:sz w:val="20"/>
+          <w:szCs w:val="20"/>
+        </w:rPr>
+      </w:pPr>
+      <w:r>
+        <w:rPr>
+          <w:color w:val="1a1a1a"/>
+          <w:rtl w:val="0"/>
+        </w:rPr>
+        <w:t xml:space="preserve">Appendix B</w:t>
+      </w:r>
+      <w:r>
+        <w:rPr>
+          <w:rtl w:val="0"/>
+        </w:rPr>
+      </w:r>
+    </w:p>
+    <w:p>
+      <w:pPr>
+        <w:pStyle w:val="Heading2"/>
+        <w:spacing w:line="480" w:lineRule="auto"/>
+        <w:jc w:val="both"/>
+        <w:rPr>
+          <w:sz w:val="20"/>
+          <w:szCs w:val="20"/>
+        </w:rPr>
+      </w:pPr>
+      <w:r>
+        <w:rPr>
+          <w:color w:val="1a1a1a"/>
+          <w:rtl w:val="0"/>
+        </w:rPr>
+        <w:t xml:space="preserve">Informed Consent Form</w:t>
+      </w:r>
+      <w:r>
+        <w:rPr>
+          <w:rtl w:val="0"/>
+        </w:rPr>
+      </w:r>
+    </w:p>
+    <w:p>
+      <w:pPr>
+        <w:spacing w:line="480" w:lineRule="auto"/>
+        <w:ind w:firstLine="0"/>
+        <w:jc w:val="both"/>
+        <w:rPr>
+          <w:sz w:val="20"/>
+          <w:szCs w:val="20"/>
+        </w:rPr>
+      </w:pPr>
+      <w:r>
+        <w:rPr>
+          <w:color w:val="1a1a1a"/>
+          <w:rtl w:val="0"/>
+        </w:rPr>
+        <w:t xml:space="preserve">Study title: A Web-Based Resume Builder and ATS-Inspired Job Matching System for Job Seekers and Partner Company in the Philippines.</w:t>
+      </w:r>
+      <w:r>
+        <w:rPr>
+          <w:rtl w:val="0"/>
+        </w:rPr>
+      </w:r>
+    </w:p>
+    <w:p>
+      <w:pPr>
+        <w:spacing w:line="480" w:lineRule="auto"/>
+        <w:ind w:firstLine="0"/>
+        <w:jc w:val="both"/>
+        <w:rPr>
+          <w:sz w:val="20"/>
+          <w:szCs w:val="20"/>
+        </w:rPr>
+      </w:pPr>
+      <w:r>
+        <w:rPr>
+          <w:color w:val="1a1a1a"/>
+          <w:rtl w:val="0"/>
+        </w:rPr>
+        <w:t xml:space="preserve">Researchers: Byrone S. Garcia, Francis Allen L. Santos, and Isaiah Genre M. Talens, School of Computing, Holy Angel University.</w:t>
       </w:r>
       <w:r>
         <w:rPr>
@@ -12675,6 +13075,100 @@
           <w:color w:val="1a1a1a"/>
           <w:rtl w:val="0"/>
         </w:rPr>
+        <w:t xml:space="preserve">What this study is about</w:t>
+      </w:r>
+      <w:r>
+        <w:rPr>
+          <w:rtl w:val="0"/>
+        </w:rPr>
+      </w:r>
+    </w:p>
+    <w:p>
+      <w:pPr>
+        <w:spacing w:line="480" w:lineRule="auto"/>
+        <w:jc w:val="both"/>
+        <w:rPr>
+          <w:sz w:val="20"/>
+          <w:szCs w:val="20"/>
+        </w:rPr>
+      </w:pPr>
+      <w:r>
+        <w:rPr>
+          <w:color w:val="1a1a1a"/>
+          <w:rtl w:val="0"/>
+        </w:rPr>
+        <w:t xml:space="preserve">The researchers have developed a free website that helps job seekers create a resume and shows them how well they match the job openings posted by a partner company. You are being asked to use the system and then describe what you thought of it. Your answers help the researchers evaluate the system’s usability, whether it does what it claims correctly, and whether it works reliably.</w:t>
+      </w:r>
+      <w:r>
+        <w:rPr>
+          <w:rtl w:val="0"/>
+        </w:rPr>
+      </w:r>
+    </w:p>
+    <w:p>
+      <w:pPr>
+        <w:spacing w:line="480" w:lineRule="auto"/>
+        <w:ind w:firstLine="0"/>
+        <w:jc w:val="both"/>
+        <w:rPr>
+          <w:sz w:val="20"/>
+          <w:szCs w:val="20"/>
+        </w:rPr>
+      </w:pPr>
+      <w:r>
+        <w:rPr>
+          <w:b w:val="1"/>
+          <w:bCs w:val="1"/>
+          <w:color w:val="1a1a1a"/>
+          <w:rtl w:val="0"/>
+        </w:rPr>
+        <w:t xml:space="preserve">What you will be asked to do</w:t>
+      </w:r>
+      <w:r>
+        <w:rPr>
+          <w:rtl w:val="0"/>
+        </w:rPr>
+      </w:r>
+    </w:p>
+    <w:p>
+      <w:pPr>
+        <w:spacing w:line="480" w:lineRule="auto"/>
+        <w:jc w:val="both"/>
+        <w:rPr>
+          <w:sz w:val="20"/>
+          <w:szCs w:val="20"/>
+        </w:rPr>
+      </w:pPr>
+      <w:r>
+        <w:rPr>
+          <w:color w:val="1a1a1a"/>
+          <w:rtl w:val="0"/>
+        </w:rPr>
+        <w:t xml:space="preserve">You will use the website yourself for roughly twenty to thirty minutes, following a short list of tasks. Afterwards you will answer a questionnaire made up of multiple-choice and rating questions. Every question is answered by choosing from a list; you will not be asked to write anything in your own words. There are no right or wrong answers, and the study is testing the system rather than testing you.</w:t>
+      </w:r>
+      <w:r>
+        <w:rPr>
+          <w:rtl w:val="0"/>
+        </w:rPr>
+      </w:r>
+    </w:p>
+    <w:p>
+      <w:pPr>
+        <w:spacing w:line="480" w:lineRule="auto"/>
+        <w:ind w:firstLine="0"/>
+        <w:jc w:val="both"/>
+        <w:rPr>
+          <w:sz w:val="20"/>
+          <w:szCs w:val="20"/>
+        </w:rPr>
+      </w:pPr>
+      <w:r>
+        <w:rPr>
+          <w:b w:val="1"/>
+          <w:bCs w:val="1"/>
+          <w:color w:val="1a1a1a"/>
+          <w:rtl w:val="0"/>
+        </w:rPr>
         <w:t xml:space="preserve">What is collected, and what is not</w:t>
       </w:r>
       <w:r>
@@ -12697,12 +13191,7 @@
           <w:color w:val="1a1a1a"/>
           <w:rtl w:val="0"/>
         </w:rPr>
-        <w:t xml:space="preserve">The options you select are collected, together with basic background information such as your age range and whether you are currently looking for work. If you build a resume during the session, whatever you type is stored in the system as it would be for any user; you may use made-up information if you prefer. Your name and email address are not collected on the questionnaire, and responses are identified only by a number. Findings are reported as counts and averages across all respondents. No individual response is reported on its own. You may ask for your account and its contents to be deleted at any time, and the system provides a control that does this.</w:t>
-      </w:r>
-      <w:r>
-        <w:rPr>
-          <w:rtl w:val="0"/>
-        </w:rPr>
+        <w:t>The options you select are collected, together with basic background information such as your age range and whether you are currently looking for work. If you build a resume during the session, whatever you type is stored in the system as it would be for any user; you may use made-up information if you prefer. Your name is not collected. The questionnaire ends by asking, optionally, for your email address: it is used only to match your answers to the ones you give after trying the system, and to show that real people took part. You may leave it blank and still answer everything else. It is held only by the research team, is never published, is not used to contact you for anything other than the second questionnaire, and is deleted with the rest of the responses when the study is finished. Findings are reported as counts and averages across all respondents. No individual response is reported on its own. You may ask for your account and its contents to be deleted at any time, and the system provides a control that does this.</w:t>
       </w:r>
     </w:p>
     <w:p>

--- a/05_Website_Angular/docs/ResumeMatch-PH-MAIN-PAPER-updated.docx
+++ b/05_Website_Angular/docs/ResumeMatch-PH-MAIN-PAPER-updated.docx
@@ -4781,7 +4781,7 @@
           <w:color w:val="1a1a1a"/>
           <w:rtl w:val="0"/>
         </w:rPr>
-        <w:t>A quantitative descriptive design was chosen because the questions this study asks are questions about how widely a difficulty or a judgement is shared, and about how a defined group rates a system against defined criteria. The researchers need to establish how many new job seekers find particular parts of resume writing difficult, how recruiters distribute importance across skills, education and experience, and how both groups rate the system once they have used it. These are answered by counting and averaging closed responses rather than by interpreting written accounts. The job seeker strand additionally carries a one-group pretest-posttest structure, which Campbell and Stanley (1963) classify as pre-experimental. Four items are asked before respondents see the system and asked again after they have used it. The change in each respondent’s own answer can therefore be measured rather than inferred. There is still no control group and no random assignment, so no causal claim is made. The change is reported as a change observed in one group, with the threats to that inference stated under Limitations. The ISO/IEC 25010 software quality model supplies the criteria the evaluation rates the system against, so that the reported means belong to named quality characteristics rather than to headings chosen by the researchers after the fact.  A distinction should be drawn between the two activities this study undertakes, because each has its own methodology. The development of the software follows the Agile model described in the Design of Software, System, Product and Process section; Agile is a software development methodology and governs how the system is built, not how the study investigates. The investigation itself (the requirement analysis that precedes development and the evaluation that follows it) uses the quantitative descriptive design described above. The study is therefore developmental in character: an artefact is produced, and the ratings of the people who use it are the data. Where this document refers to phases, sprints or iterations it is describing construction; where it refers to instruments, respondents, items and means it is describing research.</w:t>
+        <w:t>A quantitative descriptive design was chosen because the questions this study asks are questions about how widely a difficulty or a judgement is shared, and about how a defined group rates a system against defined criteria. The researchers need to establish how many new job seekers find particular parts of resume writing difficult, how recruiters distribute importance across skills, education and experience, and how both groups rate the system once they have used it. These are answered by counting and averaging closed responses rather than by interpreting written accounts. The job seeker strand additionally carries a one-group pretest-posttest structure, which Campbell and Stanley (1963) classify as pre-experimental. Four items are asked before respondents see the system and asked again after they have used it. The change in each respondent’s own answer can therefore be measured rather than inferred. There is still no control group and no random assignment, so no causal claim is made. The change is reported as a change observed in one group, with the threats to that inference stated under Limitations. The ISO/IEC 25010 software quality model supplies the criteria the evaluation rates the system against, so that the reported means belong to named quality characteristics rather than to headings chosen by the researchers after the fact.  A distinction should be drawn between the two activities this study undertakes, because each has its own methodology. The development of the software follows the Waterfall model described in the Design of Software, System, Product and Process section; Waterfall is a software development methodology and governs how the system is built, not how the study investigates. The investigation itself (the requirement analysis that precedes development and the evaluation that follows it) uses the quantitative descriptive design described above. The study is therefore developmental in character: an artefact is produced, and the ratings of the people who use it are the data. Where this document refers to phases it is describing construction; where it refers to instruments, respondents, items and means it is describing research.</w:t>
       </w:r>
     </w:p>
     <w:p>
@@ -4989,7 +4989,7 @@
           <w:color w:val="1a1a1a"/>
           <w:rtl w:val="0"/>
         </w:rPr>
-        <w:t>The system will be developed using the Agile model, one of the software process models set out by Pressman (2014). The researchers chose this approach mainly because it is flexible: unlike other development models, Agile does not require the team to have everything figured out before they start building. The system can be developed in stages, and adjustments can be made along the way based on what the testing and feedback show. This is especially important for this project because it involves two distinct user groups whose needs may pull the design in different directions, and because the behaviour of the matching feature is expected to be tuned repeatedly based on testing. For this reason the scoring weights and tier thresholds are stored as configuration values in the database, rather than written into the program code. A change in the balance between skills, education and experience is therefore a change of setting rather than a redevelopment. The same reasoning was later extended to the postings themselves: a recruiter may set the balance for an individual opening, so that a role whose demands genuinely differ from the norm can be scored accordingly without disturbing the defaults every other opening inherits. This makes Agile a practical and realistic choice for a capstone project where requirements may evolve during development.</w:t>
+        <w:t>The system was developed using the Waterfall model, also called the linear sequential model, one of the software process models set out by Pressman (2014). The researchers chose it because it matches how this study is actually carried out. The evaluation of the system is a research instrument administered to respondents, not a development activity: it needs a finished system to evaluate, it needs the same finished system for every respondent, and it happens once. A model in which the design changes in response to user feedback partway through would mean different respondents rated different versions, and the ratings could not honestly be averaged together. Each phase is therefore completed before the next begins, and the system is finished before a single evaluation instrument is issued. This is also what the Data Gathering Procedure describes: the two requirement-analysis instruments are administered while the system is still in development, and the two evaluation instruments only after it is complete.</w:t>
       </w:r>
     </w:p>
     <w:p>
@@ -5025,7 +5025,10 @@
           <w:color w:val="1a1a1a"/>
           <w:rtl w:val="0"/>
         </w:rPr>
-        <w:t>The dashed arrow going back to Phase 1 in Figure 2 represents the feedback loop, which is one of the defining features of the Agile approach. Something may not work as expected during testing or after deployment. The matching scores may not align, for example, with how recruiters would actually rank the same applicants. The team then goes back, adjusts the design, and runs through the cycle again, rather than leaving the problem unresolved. This back-and-forth process is what makes Agile well-suited for building a system like this, where user feedback plays a big role in shaping the final output.</w:t>
+        <w:t>Figure 2 shows the phases running in one direction, because that is the order they were carried out in. There is no loop back from evaluation to design. This is a real constraint accepted for a research reason rather than a preference, and it has a cost the researchers state plainly: a fault that the evaluation reveals cannot be repaired and re-rated within this study, because a repaired system is no longer the system the earlier respondents rated. Such findings are reported as findings, and any repair belongs to work after the study rather than inside it.</w:t>
+        <w:br/>
+        <w:br/>
+        <w:t>Two things soften that cost without breaking the model. First, correctness is established before the evaluation rather than by it: the system is verified by 198 automated tests across eight suites, run in full on every change, so defects are found by testing rather than by respondents. Second, the parts of the system most likely to need adjustment are configuration rather than code. The scoring weights and the tier thresholds are stored as rows in the database, so the balance between skills, education and experience can be retuned without redeveloping anything, and a recruiter may set that balance for an individual opening. Changing a setting is not a change of design, and it does not produce a different system for a later respondent to rate.</w:t>
       </w:r>
     </w:p>
     <w:p>
@@ -5106,50 +5109,9 @@
           <w:vertAlign w:val="baseline"/>
           <w:rtl w:val="0"/>
         </w:rPr>
-        <w:t xml:space="preserve">Figure 2</w:t>
-      </w:r>
-      <w:r>
-        <w:rPr>
-          <w:rFonts w:ascii="Times New Roman" w:cs="Times New Roman" w:eastAsia="Times New Roman" w:hAnsi="Times New Roman"/>
-          <w:b w:val="0"/>
-          <w:bCs w:val="0"/>
-          <w:i w:val="0"/>
-          <w:iCs w:val="0"/>
-          <w:smallCaps w:val="0"/>
-          <w:strike w:val="0"/>
-          <w:color w:val="000000"/>
-          <w:sz w:val="22"/>
-          <w:szCs w:val="22"/>
-          <w:u w:val="none"/>
-          <w:shd w:fill="auto" w:val="clear"/>
-          <w:vertAlign w:val="baseline"/>
-          <w:rtl w:val="0"/>
-        </w:rPr>
-        <w:br w:type="textWrapping"/>
-      </w:r>
-      <w:r>
-        <w:rPr>
-          <w:rFonts w:ascii="Times New Roman" w:cs="Times New Roman" w:eastAsia="Times New Roman" w:hAnsi="Times New Roman"/>
-          <w:b w:val="0"/>
-          <w:bCs w:val="0"/>
-          <w:i w:val="1"/>
-          <w:iCs w:val="1"/>
-          <w:smallCaps w:val="0"/>
-          <w:strike w:val="0"/>
-          <w:color w:val="000000"/>
-          <w:sz w:val="22"/>
-          <w:szCs w:val="22"/>
-          <w:u w:val="none"/>
-          <w:shd w:fill="auto" w:val="clear"/>
-          <w:vertAlign w:val="baseline"/>
-          <w:rtl w:val="0"/>
-        </w:rPr>
-        <w:t xml:space="preserve">Agile Model</w:t>
-      </w:r>
-      <w:r>
-        <w:rPr>
-          <w:rtl w:val="0"/>
-        </w:rPr>
+        <w:t>Figure 2</w:t>
+        <w:br/>
+        <w:t>Waterfall Model</w:t>
       </w:r>
     </w:p>
     <w:p>
@@ -5237,7 +5199,7 @@
         <w:rPr>
           <w:rtl w:val="0"/>
         </w:rPr>
-        <w:t>Figure 3 presents the project timeline of the study in the form of a Gantt chart covering March 2026 to October 2026, ending with the final defense at the end of October 2026. Phase 1, planning and requirements, runs from March to April together with the requirement analysis. Phase 2, system design, runs from April to May. Phase 3, development, runs from May to August; it begins with the resume builder and templates, continues with the job posting and application modules, and ends with the ATS-inspired matching engine. Phase 4, testing and quality assurance using ISO 25010, runs from August to September. Phase 5, deployment and user acceptance testing, runs from September to October, together with data gathering, analysis and evaluation. Capstone documentation and defense preparation are carried out continuously throughout the entire duration, consistent with the iterative nature of the Agile model.</w:t>
+        <w:t>Figure 3 presents the project timeline of the study in the form of a Gantt chart covering March 2026 to October 2026, ending with the final defense at the end of October 2026. Phase 1, planning and requirements, runs from March to April together with the requirement analysis. Phase 2, system design, runs from April to May. Phase 3, development, runs from May to August; it begins with the resume builder and templates, continues with the job posting and application modules, and ends with the ATS-inspired matching engine. Phase 4, testing and quality assurance using ISO 25010, runs from August to September. Phase 5, deployment and user acceptance testing, runs from September to October, together with data gathering, analysis and evaluation. Capstone documentation and defense preparation are the only activities carried out continuously across the whole duration; the five development phases themselves run one after another, and each is finished before the next begins.</w:t>
       </w:r>
     </w:p>
     <w:p>

--- a/05_Website_Angular/docs/ResumeMatch-PH-MAIN-PAPER-updated.docx
+++ b/05_Website_Angular/docs/ResumeMatch-PH-MAIN-PAPER-updated.docx
@@ -462,7 +462,7 @@
           <w:color w:val="1a1a1a"/>
           <w:rtl w:val="0"/>
         </w:rPr>
-        <w:t>New job seekers in the Philippines face two difficulties at once. Their resumes are often written without guidance and laid out in ways that automated screening reads poorly, so the qualifications they do hold may never reach a recruiter intact. When an application is unsuccessful, they are told nothing about why, or about what would have to change. Recruiters in smaller organisations face the mirror of this problem, screening unstructured applications by hand without access to the tools large employers use. This study designs, develops, and evaluates ResumeMatch PH, a free web-based resume builder and ATS-inspired job matching system for job seekers and a partner company in the Philippines. The system guides applicants through building a structured resume and presents it through fourteen single-column parser-safe designs. It then compares that resume against the requirements a recruiter states in a posting, using a published rule-based formula. By default the formula weights skills at 50 percent, and educational level and months of experience at 25 percent each; a recruiter may rebalance these for an individual opening. Its distinguishing feature is transparency: the applicant is shown the same compatibility score the recruiter sees, together with the required skills their resume does not contain, and no application is ever rejected automatically. The study employs a quantitative descriptive design. Data will be gathered through five researcher-developed instruments, composed entirely of closed items: multiple choice, checklists, five-point agreement scales, and one ranking task. Two are administered before the system is completed, as requirement analysis, and two after respondents have used it. In the fifth, recruiters rank a fixed set of resumes, so that the order they produce can be compared against the order the system produces. Respondents are job seekers recruited through the School of Computing and Human Resources personnel of Clark Outsourcing, selected by purposive sampling. The ISO/IEC 25010 quality model provides the framework for the post-use instruments, in terms of functional suitability, usability, and reliability. Rated items are analysed by weighted mean, computed per item and per quality characteristic and reported overall and separately for each respondent group; the remaining items are reported as frequency distributions. Agreement between the system’s ranking and each recruiter’s own is measured by Spearman’s rank correlation coefficient and reported as a median across recruiters. The study reports how both groups rate the problem and the system; it evaluates the quality of the system and does not measure employment outcomes.</w:t>
+        <w:t>New job seekers in the Philippines face two difficulties at once. Their resumes are often written without guidance and laid out in ways that automated screening reads poorly, so the qualifications they do hold may never reach a recruiter intact. When an application is unsuccessful, they are told nothing about why, or about what would have to change. Recruiters in smaller organisations face the mirror of this problem, screening unstructured applications by hand without access to the tools large employers use. This study designs, develops, and evaluates ResumeMatch PH, a free web-based resume builder and ATS-inspired job matching system for job seekers and a partner company in the Philippines. The system guides applicants through building a structured resume and presents it through fourteen single-column parser-safe designs. It then compares that resume against the requirements a recruiter states in a posting, using a published rule-based formula. By default the formula weights skills at 50 percent, and educational level and months of experience at 25 percent each; a recruiter may rebalance these for an individual opening. Its distinguishing feature is transparency: the applicant is shown the same compatibility score the recruiter sees, together with the required skills their resume does not contain, and no application is ever rejected automatically. The study employs a quantitative descriptive design. Data will be gathered through six researcher-developed instruments, composed entirely of closed items: multiple choice, checklists, five-point agreement scales, and one ranking task. Two are administered before the system is completed, as requirement analysis, and three after respondents have used it. In the sixth, recruiters rank a fixed set of resumes, so that the order they produce can be compared against the order the system produces. Respondents are job seekers recruited through the School of Computing, Human Resources personnel of Clark Outsourcing, and a small group of IT experts who examine the system and its source code, all selected by purposive sampling. The ISO/IEC 25010 quality model provides the framework for the post-use instruments. Job seekers and recruiters rate functional suitability, usability and reliability from their own use; the IT experts additionally rate security and maintainability from inspection. Rated items are analysed by weighted mean, computed per item and per quality characteristic and reported overall and separately for each respondent group; the remaining items are reported as frequency distributions. Agreement between the system’s ranking and each recruiter’s own is measured by Spearman’s rank correlation coefficient and reported as a median across recruiters. The study reports how these groups rate the problem and the system; it evaluates the quality of the system and does not measure employment outcomes.</w:t>
       </w:r>
     </w:p>
     <w:p>
@@ -2569,6 +2569,24 @@
     </w:p>
     <w:p>
       <w:pPr>
+        <w:spacing w:line="480" w:lineRule="auto"/>
+        <w:ind w:left="1080" w:hanging="360"/>
+        <w:jc w:val="both"/>
+        <w:rPr>
+          <w:sz w:val="20"/>
+          <w:szCs w:val="20"/>
+        </w:rPr>
+      </w:pPr>
+      <w:r>
+        <w:rPr>
+          <w:color w:val="1a1a1a"/>
+          <w:rtl w:val="0"/>
+        </w:rPr>
+        <w:t>7. How do IT experts rate the system in terms of its functional suitability, usability, reliability, security, and maintainability?</w:t>
+      </w:r>
+    </w:p>
+    <w:p>
+      <w:pPr>
         <w:pStyle w:val="Heading1"/>
         <w:keepNext w:val="0"/>
         <w:spacing w:after="0" w:line="480" w:lineRule="auto"/>
@@ -2812,7 +2830,7 @@
           <w:color w:val="1a1a1a"/>
           <w:rtl w:val="0"/>
         </w:rPr>
-        <w:t>To test and evaluate the system. Verification uses automated regression tests covering the matching engine, the application programming interface, email delivery and the resume-extraction feature, together with browser walkthroughs of the complete interface. Evaluation uses the ISO 25010 standard, specifically usability, functionality and reliability, based on feedback from actual job seekers and HR personnel.</w:t>
+        <w:t>To test and evaluate the system. Verification uses automated regression tests covering the matching engine, the application programming interface, email delivery and the resume-extraction feature, together with browser walkthroughs of the complete interface. Evaluation uses the ISO 25010 standard. Job seekers and recruiters rate functional suitability, usability and reliability from their own use of the system, and IT experts additionally rate security and maintainability from examining the system and its source code. The ratings come from actual job seekers, HR personnel and IT experts rather than from the researchers.</w:t>
       </w:r>
     </w:p>
     <w:p>
@@ -3417,7 +3435,7 @@
           <w:color w:val="1a1a1a"/>
           <w:rtl w:val="0"/>
         </w:rPr>
-        <w:t>The evaluation of the system using the ISO 25010 quality model, in terms of usability, functionality and reliability, based on feedback from job seeker and HR respondents. The evaluation is supported by automated regression tests of the matching engine, the application programming interface, email delivery and the resume-extraction feature, and by browser walkthroughs of the complete interface.</w:t>
+        <w:t>The evaluation of the system against the ISO/IEC 25010 quality model. Job seeker and HR respondents rate the system for functional suitability, usability and reliability, on the basis of their own use of it. IT experts additionally rate it for security and maintainability, on the basis of examining the system and its source code. The two groups are reported separately, because one rating comes from use and the other from inspection. The evaluation is supported by automated regression tests of the matching engine, the application programming interface, email delivery and the resume-extraction feature, and by browser walkthroughs of the complete interface.</w:t>
       </w:r>
     </w:p>
     <w:p>
@@ -6368,25 +6386,43 @@
           <w:color w:val="1a1a1a"/>
           <w:rtl w:val="0"/>
         </w:rPr>
-        <w:t>Respondents are drawn from two groups matching the two public account types. The first is job seekers, defined by their position rather than employment status. They comprise the five categories recorded by the first item of Instrument A: students preparing for OJT or internship, students graduating within the year, fresh graduates seeking a first job, people who have worked before and are looking again, and employed people seeking different work. All five prepare a resume and apply, and the group’s composition is reported with the findings rather than assumed. The second is HR personnel and recruiters, drawn primarily from the Human Resources department of Clark Outsourcing in Clark Freeport Zone, Pampanga, and supplemented if needed by university staff who perform recruitment-related functions, with the researchers reporting how many came from each.</w:t>
-      </w:r>
-    </w:p>
-    <w:p>
-      <w:pPr>
-        <w:spacing w:line="480" w:lineRule="auto"/>
-        <w:ind w:firstLine="720"/>
-        <w:jc w:val="both"/>
-        <w:rPr>
-          <w:sz w:val="20"/>
-          <w:szCs w:val="20"/>
-        </w:rPr>
-      </w:pPr>
-      <w:r>
-        <w:rPr>
-          <w:color w:val="1a1a1a"/>
-          <w:rtl w:val="0"/>
-        </w:rPr>
-        <w:t>The researchers set out to recruit forty job seekers, together with all HR personnel the partner department is able to release, expected to be ten. The two groups are sized on different logics, and the distinction is deliberate. The job seeker target was fixed in advance rather than determined during data gathering, because a closed instrument is analysed by computing means and distributions over a known number of respondents, and a sample whose size is decided as responses arrive cannot support that. Forty was set as the minimum at which a five-point item can be reported as a mean with a distribution that is worth showing; it is a practical minimum for a single-site study rather than a figure derived from a power calculation. The achieved number is reported here rather than left in the findings alone, because it differs from the target in both directions at once. Instrument A drew 108 responses, of which 103 are valid; the five excluded are the responses collected while the form was still running in an open-ended version, and are excluded because an open answer cannot be averaged with a rated one. Of the 103, forty-six describe themselves in item 2 as a student graduating within the year or the next, a fresh graduate seeking a first job, or someone who has worked before and is looking again. Those forty-six are the population this study is about, and they exceed the target of forty. The remaining fifty-seven describe themselves as currently employed and not looking. They are outside the stated population and are NOT pooled with it: every figure in the findings is reported for the forty-six, with the fifty-seven reported separately as a reference group. The reason for reporting them at all rather than discarding them is that they answered the same instrument at the same time and their answers differ systematically from the target group’s, which is itself a finding about who feels these difficulties. The reason for not pooling them is simpler: a mean over both groups would describe neither, and it would flatter nothing — it would understate every difficulty the study is about.</w:t>
+        <w:t>Respondents are drawn from three groups. The first two match the two public account types. The first is job seekers, defined by their position rather than employment status. They comprise the five categories recorded by the first item of Instrument A: students preparing for OJT or internship, students graduating within the year, fresh graduates seeking a first job, people who have worked before and are looking again, and employed people seeking different work. All five prepare a resume and apply, and the group’s composition is reported with the findings rather than assumed. The second is HR personnel and recruiters, drawn primarily from the Human Resources department of Clark Outsourcing in Clark Freeport Zone, Pampanga, and supplemented if needed by university staff who perform recruitment-related functions, with the researchers reporting how many came from each.</w:t>
+      </w:r>
+    </w:p>
+    <w:p>
+      <w:pPr>
+        <w:spacing w:line="480" w:lineRule="auto"/>
+        <w:ind w:firstLine="720"/>
+        <w:jc w:val="both"/>
+        <w:rPr>
+          <w:sz w:val="20"/>
+          <w:szCs w:val="20"/>
+        </w:rPr>
+      </w:pPr>
+      <w:r>
+        <w:rPr>
+          <w:color w:val="1a1a1a"/>
+          <w:rtl w:val="0"/>
+        </w:rPr>
+        <w:t>The third group is IT experts. Unlike the first two, this group does not correspond to an account type, and its members are not users of the system in the sense the other respondents are. They are recruited to judge properties of the system that its users are not placed to judge. An IT expert is defined for this study by three conditions, all of which must hold. The respondent has at least three years of professional experience in software development, systems administration, or the teaching of information technology at tertiary level. The respondent has worked with web applications, whether in building, deploying, or maintaining them. And the respondent is not a member of the research group, is not the research adviser, and has taken no part in developing the system. The third condition is stated because the same properties that make a person able to evaluate the system also make them a plausible collaborator on it, and a rating given by someone who contributed to the work would not be an external judgement of it. Experts are recruited from the School of Computing faculty and from IT practitioners known to the researchers professionally, and the composition is reported with the findings rather than assumed.</w:t>
+      </w:r>
+    </w:p>
+    <w:p>
+      <w:pPr>
+        <w:spacing w:line="480" w:lineRule="auto"/>
+        <w:ind w:firstLine="720"/>
+        <w:jc w:val="both"/>
+        <w:rPr>
+          <w:sz w:val="20"/>
+          <w:szCs w:val="20"/>
+        </w:rPr>
+      </w:pPr>
+      <w:r>
+        <w:rPr>
+          <w:color w:val="1a1a1a"/>
+          <w:rtl w:val="0"/>
+        </w:rPr>
+        <w:t>The researchers set out to recruit forty job seekers, together with all HR personnel the partner department is able to release, expected to be ten. The two groups are sized on different logics, and the distinction is deliberate. The job seeker target was fixed in advance rather than determined during data gathering, because a closed instrument is analysed by computing means and distributions over a known number of respondents, and a sample whose size is decided as responses arrive cannot support that. Forty was set as the minimum at which a five-point item can be reported as a mean with a distribution that is worth showing; it is a practical minimum for a single-site study rather than a figure derived from a power calculation. The achieved number is reported here rather than left in the findings alone, because it differs from the target in both directions at once. Instrument A drew 108 responses, of which 103 are valid; the five excluded are the responses collected while the form was still running in an open-ended version, and are excluded because an open answer cannot be averaged with a rated one. Of the 103, forty-six describe themselves in item 2 as a student graduating within the year or the next, a fresh graduate seeking a first job, or someone who has worked before and is looking again. Those forty-six are the population this study is about, and they exceed the target of forty. The remaining fifty-seven describe themselves as currently employed and not looking. They are outside the stated population and are NOT pooled with it: every figure in the findings is reported for the forty-six, with the fifty-seven reported separately as a reference group. The reason for reporting them at all rather than discarding them is that they answered the same instrument at the same time and their answers differ systematically from the target group’s, which is itself a finding about who feels these difficulties. The reason for not pooling them is simpler: a mean over both groups would describe neither, and it would flatter nothing — it would understate every difficulty the study is about. To these are added five IT experts, with three set as the minimum below which the expert evaluation is reported as incomplete rather than as a result. That number is small and the study does not present it as anything else: five is what a single-site undergraduate study can obtain from respondents meeting all three conditions, and it is accepted because the expert instrument is read as a set of judgements from named kinds of expertise rather than as a mean over a sample.</w:t>
       </w:r>
     </w:p>
     <w:p>
@@ -6566,25 +6602,43 @@
           <w:color w:val="1a1a1a"/>
           <w:rtl w:val="0"/>
         </w:rPr>
-        <w:t>The instruments used in this study are five researcher-developed instruments composed entirely of closed items. They were written by the researchers for this study; they are not taken from a published questionnaire. Four item formats are used. Multiple choice, where the respondent selects one option. Checklists, where the respondent may select any number. A five-point agreement scale, from 1, strongly disagree, to 5, strongly agree. And a single ranking task, in which the respondent places five items in order. No item asks the respondent to write prose; a ranking is a selection among possible orderings rather than an open response. The ISO/IEC 25010 software quality model (International Organization for Standardization, 2023) is used as the framework that determines what the evaluation asks about, in three of its eight characteristics: functional suitability, usability, and reliability. Functional suitability means whether the system does what it is supposed to do, completely and correctly. Usability means how easy the system is to recognise, learn, and operate, and how well it protects the user from mistakes. Reliability means whether the system works consistently, stays available, and allows the user to continue when something goes wrong. Each rated item in the two post-use instruments is written against one of these characteristics and is labelled with it in Appendix A, so that a mean can be computed per characteristic.  Not every rated item belongs to a quality characteristic. Two kinds of item are deliberately excluded from the quality means. The first describes the respondent rather than the system. The second is worded so that agreement is not a good outcome, such as items asking whether the system placed an applicant higher or lower than the recruiter would have. Both are reported as distributions instead. Averaging them with the quality items would produce a figure that means nothing. Appendix A marks which items are included in which mean.  The three characteristics are not evidenced equally by this design, and the instruments are written accordingly. Functional suitability and usability are well suited to a single session, because a respondent who has built a resume, applied to a posting and read a score can rate those experiences directly. Reliability concerns behaviour over time, which a session of twenty to thirty minutes cannot establish. The reliability items therefore ask respondents to rate what they encountered during their own use. The results are reported as reliability as experienced within a single session, not as an assessment of the system’s reliability in service. Reliability over time is addressed instead through the automated regression testing and browser walkthroughs described under Development and Testing.</w:t>
-      </w:r>
-    </w:p>
-    <w:p>
-      <w:pPr>
-        <w:spacing w:line="480" w:lineRule="auto"/>
-        <w:ind w:firstLine="720"/>
-        <w:jc w:val="both"/>
-        <w:rPr>
-          <w:sz w:val="20"/>
-          <w:szCs w:val="20"/>
-        </w:rPr>
-      </w:pPr>
-      <w:r>
-        <w:rPr>
-          <w:color w:val="1a1a1a"/>
-          <w:rtl w:val="0"/>
-        </w:rPr>
-        <w:t>The five instruments are administered at three points in the study. Two are administered before the system is completed and form part of the requirement analysis. Two are administered after respondents have used the system and form the evaluation. The fifth is a ranking task, carried out in the same session as the fourth because it requires materials that must be handed to the recruiter and collected back rather than sent as a link.</w:t>
+        <w:t>The instruments used in this study are six researcher-developed instruments composed entirely of closed items. They were written by the researchers for this study; they are not taken from a published questionnaire. Four item formats are used. Multiple choice, where the respondent selects one option. Checklists, where the respondent may select any number. A five-point agreement scale, from 1, strongly disagree, to 5, strongly agree. And a single ranking task, in which the respondent places five items in order. No item asks the respondent to write prose; a ranking is a selection among possible orderings rather than an open response. The ISO/IEC 25010 software quality model (International Organization for Standardization, 2023) is used as the framework that determines what the evaluation asks about, in three of its eight characteristics: functional suitability, usability, and reliability. Functional suitability means whether the system does what it is supposed to do, completely and correctly. Usability means how easy the system is to recognise, learn, and operate, and how well it protects the user from mistakes. Reliability means whether the system works consistently, stays available, and allows the user to continue when something goes wrong. Each rated item in the two post-use instruments is written against one of these characteristics and is labelled with it in Appendix A, so that a mean can be computed per characteristic.  Not every rated item belongs to a quality characteristic. Two kinds of item are deliberately excluded from the quality means. The first describes the respondent rather than the system. The second is worded so that agreement is not a good outcome, such as items asking whether the system placed an applicant higher or lower than the recruiter would have. Both are reported as distributions instead. Averaging them with the quality items would produce a figure that means nothing. Appendix A marks which items are included in which mean.  The three characteristics are not evidenced equally by this design, and the instruments are written accordingly. Functional suitability and usability are well suited to a single session, because a respondent who has built a resume, applied to a posting and read a score can rate those experiences directly. Reliability concerns behaviour over time, which a session of twenty to thirty minutes cannot establish. The reliability items therefore ask respondents to rate what they encountered during their own use. The results are reported as reliability as experienced within a single session, not as an assessment of the system’s reliability in service. Reliability over time is addressed instead through the automated regression testing and browser walkthroughs described under Development and Testing.</w:t>
+      </w:r>
+    </w:p>
+    <w:p>
+      <w:pPr>
+        <w:spacing w:line="480" w:lineRule="auto"/>
+        <w:ind w:firstLine="720"/>
+        <w:jc w:val="both"/>
+        <w:rPr>
+          <w:sz w:val="20"/>
+          <w:szCs w:val="20"/>
+        </w:rPr>
+      </w:pPr>
+      <w:r>
+        <w:rPr>
+          <w:color w:val="1a1a1a"/>
+          <w:rtl w:val="0"/>
+        </w:rPr>
+        <w:t>The evaluation does not cover the remaining ISO/IEC 25010 characteristics. Performance efficiency is excluded because the system is deployed on shared hosting whose response times reflect the hosting tier rather than the design of the system, and a rating of it would not describe what the researchers built. Compatibility is excluded because the system exchanges data with no external system. Portability is excluded because the system runs in a web browser and is not installed on a client device.</w:t>
+      </w:r>
+    </w:p>
+    <w:p>
+      <w:pPr>
+        <w:spacing w:line="480" w:lineRule="auto"/>
+        <w:ind w:firstLine="720"/>
+        <w:jc w:val="both"/>
+        <w:rPr>
+          <w:sz w:val="20"/>
+          <w:szCs w:val="20"/>
+        </w:rPr>
+      </w:pPr>
+      <w:r>
+        <w:rPr>
+          <w:color w:val="1a1a1a"/>
+          <w:rtl w:val="0"/>
+        </w:rPr>
+        <w:t>The six instruments are administered at three points in the study. Two are administered before the system is completed and form part of the requirement analysis. Three are administered after respondents have used the system and form the evaluation. The sixth is a ranking task, carried out in the same session as the fourth because it requires materials that must be handed to the recruiter and collected back rather than sent as a link.</w:t>
       </w:r>
     </w:p>
     <w:p>
@@ -6657,6 +6711,24 @@
           <w:rtl w:val="0"/>
         </w:rPr>
         <w:t>Instrument D: HR and Recruitment Survey (Part 2). Twenty-eight items, administered after use. Fourteen rated items are grouped under functional suitability, usability and reliability. A further group asks the recruiter how closely they believe the order the system produced matched the order they would have chosen. That group is reported as a distribution, rather than folded into a quality mean. Instrument E: Ranking-Agreement Check. Five items, administered to HR respondents immediately after Instrument D in the same session. The recruiter is given one posting and five resumes for it, labelled A to E, with no scores shown, and places them in the order they would read them. Four closed items then record which resume they would have placed much higher or much lower, what most influenced the ordering, and how confidently they could decide from the resumes alone. The five resumes and the posting are the same for every recruiter, so the orderings are comparable. This is the only instrument that measures the correspondence research question 6 asks about; Instrument D asks recruiters to judge it, and where the measured correlation and the judgement diverge, the divergence is reported as a finding rather than resolved in favour of either. The System Usability Scale is the only published instrument this study administers, and it is included for one reason: every other figure the study produces comes from a researcher-made instrument and therefore cannot be compared with anything outside this paper. The scale has published norms, so a score can be read against them. Its wording is not altered, because altering an item forfeits exactly the comparability it was added for, and its alternating positive and negative phrasing is a property of the instrument rather than an inconsistency.</w:t>
+      </w:r>
+    </w:p>
+    <w:p>
+      <w:pPr>
+        <w:spacing w:line="480" w:lineRule="auto"/>
+        <w:ind w:left="1080" w:hanging="360"/>
+        <w:jc w:val="both"/>
+        <w:rPr>
+          <w:sz w:val="20"/>
+          <w:szCs w:val="20"/>
+        </w:rPr>
+      </w:pPr>
+      <w:r>
+        <w:rPr>
+          <w:color w:val="1a1a1a"/>
+          <w:rtl w:val="0"/>
+        </w:rPr>
+        <w:t>Instrument F: IT Expert System Evaluation. Thirty-one items, administered to IT experts after they have examined the system and its source code. Four items record the respondent's role, experience and which parts of the system they examined, and are reported as counts. The remaining twenty-seven are rated items grouped under functional suitability, usability, reliability, security and maintainability. It is the only instrument that asks about security and maintainability, and the only one administered to respondents who are not users of the system. It is administered once, at the same stage as Instruments C and D, and has no paired component.</w:t>
       </w:r>
     </w:p>
     <w:p>
@@ -6913,7 +6985,7 @@
         <w:rPr>
           <w:rtl w:val="0"/>
         </w:rPr>
-        <w:t>The study will analyse the closed responses gathered from the five instruments using descriptive statistics, with one inferential test applied to one bounded part of the data. The frequency distributions, the weighted means and the rank correlation are descriptive: they summarise what these respondents answered and are not used to claim anything about a wider population. The exception is the block of four items asked both before and after use, where the Wilcoxon signed-rank test is applied to the paired differences. That test is inferential and its null hypothesis is that the differences are symmetrically distributed about zero. That is, that no systematic change occurred. It is applied two-sided, because the study does not predict the direction of the change in advance. What it establishes is bounded by the design that produced the data. With no control group and no random assignment, a significant result says only that the change within this one group of respondents is unlikely to be chance. It does not say that the system caused the change, nor that the same change would appear in anyone else. The analysis proceeds in seven steps.</w:t>
+        <w:t>The study will analyse the closed responses gathered from the six instruments using descriptive statistics, with one inferential test applied to one bounded part of the data. The frequency distributions, the weighted means and the rank correlation are descriptive: they summarise what these respondents answered and are not used to claim anything about a wider population. The exception is the block of four items asked both before and after use, where the Wilcoxon signed-rank test is applied to the paired differences. That test is inferential and its null hypothesis is that the differences are symmetrically distributed about zero. That is, that no systematic change occurred. It is applied two-sided, because the study does not predict the direction of the change in advance. What it establishes is bounded by the design that produced the data. With no control group and no random assignment, a significant result says only that the change within this one group of respondents is unlikely to be chance. It does not say that the system caused the change, nor that the same change would appear in anyone else. The analysis proceeds in seven steps.</w:t>
       </w:r>
     </w:p>
     <w:p>
@@ -8725,7 +8797,7 @@
           <w:color w:val="1a1a1a"/>
           <w:rtl w:val="0"/>
         </w:rPr>
-        <w:t>The five instruments below were developed by the researchers for this study, with one exception stated at the item: the ten System Usability Scale items in Instrument C are reproduced from Brooke (1996) without alteration. Every item is closed: the respondent selects from the options given and is not asked to write anything in their own words. Four formats are used: one-choice items, tick-all-that-apply items, rated items answered on the five-point agreement scale set out immediately below, and a single ranking task in which five resumes are placed in order. Rated items in the two post-use instruments carry the ISO/IEC 25010 quality characteristic they evidence, and only those items enter the mean computed for that characteristic. Items marked “reported as a distribution” are deliberately excluded from every quality mean, because agreement with them is not a good outcome and averaging them with the quality items would produce a figure that means nothing. The four items marked as repeating an item of Instrument A, and the ten System Usability Scale items, are also excluded from every quality mean: the first are analysed as paired differences and the second are scored on their own nought-to-one-hundred scale.</w:t>
+        <w:t>The six instruments below were developed by the researchers for this study, with one exception stated at the item: the ten System Usability Scale items in Instrument C are reproduced from Brooke (1996) without alteration. Every item is closed: the respondent selects from the options given and is not asked to write anything in their own words. Four formats are used: one-choice items, tick-all-that-apply items, rated items answered on the five-point agreement scale set out immediately below, and a single ranking task in which five resumes are placed in order. Rated items in the two post-use instruments carry the ISO/IEC 25010 quality characteristic they evidence, and only those items enter the mean computed for that characteristic. Items marked “reported as a distribution” are deliberately excluded from every quality mean, because agreement with them is not a good outcome and averaging them with the quality items would produce a figure that means nothing. The four items marked as repeating an item of Instrument A, and the ten System Usability Scale items, are also excluded from every quality mean: the first are analysed as paired differences and the second are scored on their own nought-to-one-hundred scale.</w:t>
       </w:r>
     </w:p>
     <w:p>
@@ -8770,7 +8842,7 @@
           <w:color w:val="1a1a1a"/>
           <w:rtl w:val="0"/>
         </w:rPr>
-        <w:t>All rated items in all five instruments use this scale, except the ten System Usability Scale items of Instrument C, which use the same five points but are scored by their own published procedure. 1 = Strongly disagree   2 = Disagree   3 = Neither agree nor disagree   4 = Agree   5 = Strongly agree</w:t>
+        <w:t>All rated items in all six instruments use this scale, except the ten System Usability Scale items of Instrument C, which use the same five points but are scored by their own published procedure. 1 = Strongly disagree   2 = Disagree   3 = Neither agree nor disagree   4 = Agree   5 = Strongly agree</w:t>
       </w:r>
     </w:p>
     <w:p>
@@ -12926,6 +12998,793 @@
         <w:rPr>
           <w:rtl w:val="0"/>
         </w:rPr>
+      </w:r>
+    </w:p>
+    <w:p>
+      <w:pPr>
+        <w:pStyle w:val="Heading3"/>
+        <w:keepNext w:val="0"/>
+        <w:spacing w:after="0" w:line="480" w:lineRule="auto"/>
+        <w:rPr>
+          <w:rFonts w:ascii="Times New Roman" w:cs="Times New Roman" w:eastAsia="Times New Roman" w:hAnsi="Times New Roman"/>
+          <w:b w:val="0"/>
+          <w:bCs w:val="0"/>
+          <w:sz w:val="24"/>
+          <w:szCs w:val="24"/>
+        </w:rPr>
+      </w:pPr>
+      <w:r>
+        <w:rPr>
+          <w:rFonts w:ascii="Times New Roman" w:cs="Times New Roman" w:eastAsia="Times New Roman" w:hAnsi="Times New Roman"/>
+          <w:b w:val="0"/>
+          <w:bCs w:val="0"/>
+          <w:sz w:val="24"/>
+          <w:szCs w:val="24"/>
+          <w:rtl w:val="0"/>
+        </w:rPr>
+        <w:t>Instrument F: IT Expert System Evaluation</w:t>
+      </w:r>
+    </w:p>
+    <w:p>
+      <w:pPr>
+        <w:spacing w:line="480" w:lineRule="auto"/>
+        <w:ind w:firstLine="0"/>
+        <w:jc w:val="both"/>
+        <w:rPr>
+          <w:sz w:val="20"/>
+          <w:szCs w:val="20"/>
+        </w:rPr>
+      </w:pPr>
+      <w:r>
+        <w:rPr>
+          <w:color w:val="1a1a1a"/>
+          <w:rtl w:val="0"/>
+        </w:rPr>
+        <w:t>Administered to IT experts after they have examined the system and its source code. Research question 7.</w:t>
+      </w:r>
+    </w:p>
+    <w:p>
+      <w:pPr>
+        <w:pStyle w:val="Heading3"/>
+        <w:keepNext w:val="0"/>
+        <w:spacing w:after="0" w:line="480" w:lineRule="auto"/>
+        <w:rPr>
+          <w:rFonts w:ascii="Times New Roman" w:cs="Times New Roman" w:eastAsia="Times New Roman" w:hAnsi="Times New Roman"/>
+          <w:b w:val="0"/>
+          <w:bCs w:val="0"/>
+          <w:sz w:val="24"/>
+          <w:szCs w:val="24"/>
+        </w:rPr>
+      </w:pPr>
+      <w:r>
+        <w:rPr>
+          <w:rFonts w:ascii="Times New Roman" w:cs="Times New Roman" w:eastAsia="Times New Roman" w:hAnsi="Times New Roman"/>
+          <w:b w:val="0"/>
+          <w:bCs w:val="0"/>
+          <w:sz w:val="24"/>
+          <w:szCs w:val="24"/>
+          <w:rtl w:val="0"/>
+        </w:rPr>
+        <w:t>Part 1. About you</w:t>
+      </w:r>
+    </w:p>
+    <w:p>
+      <w:pPr>
+        <w:spacing w:line="480" w:lineRule="auto"/>
+        <w:ind w:firstLine="0"/>
+        <w:jc w:val="both"/>
+        <w:rPr>
+          <w:sz w:val="20"/>
+          <w:szCs w:val="20"/>
+        </w:rPr>
+      </w:pPr>
+      <w:r>
+        <w:rPr>
+          <w:color w:val="1a1a1a"/>
+          <w:rtl w:val="0"/>
+        </w:rPr>
+        <w:t>Background. Reported as counts, not as measurements of system quality.</w:t>
+      </w:r>
+    </w:p>
+    <w:p>
+      <w:pPr>
+        <w:spacing w:line="480" w:lineRule="auto"/>
+        <w:ind w:firstLine="0"/>
+        <w:jc w:val="both"/>
+        <w:rPr>
+          <w:sz w:val="20"/>
+          <w:szCs w:val="20"/>
+        </w:rPr>
+      </w:pPr>
+      <w:r>
+        <w:rPr>
+          <w:color w:val="1a1a1a"/>
+          <w:rtl w:val="0"/>
+        </w:rPr>
+        <w:t>1.  What is your current role? (Choose one.) Software developer or engineer · IT faculty member · Systems or network administrator · IT manager or team lead · Other IT professional</w:t>
+      </w:r>
+    </w:p>
+    <w:p>
+      <w:pPr>
+        <w:spacing w:line="480" w:lineRule="auto"/>
+        <w:ind w:firstLine="0"/>
+        <w:jc w:val="both"/>
+        <w:rPr>
+          <w:sz w:val="20"/>
+          <w:szCs w:val="20"/>
+        </w:rPr>
+      </w:pPr>
+      <w:r>
+        <w:rPr>
+          <w:color w:val="1a1a1a"/>
+          <w:rtl w:val="0"/>
+        </w:rPr>
+        <w:t>2.  How many years have you worked in IT? (Choose one.) 1–3 years · 4–6 years · 7–10 years · More than 10 years</w:t>
+      </w:r>
+    </w:p>
+    <w:p>
+      <w:pPr>
+        <w:spacing w:line="480" w:lineRule="auto"/>
+        <w:ind w:firstLine="0"/>
+        <w:jc w:val="both"/>
+        <w:rPr>
+          <w:sz w:val="20"/>
+          <w:szCs w:val="20"/>
+        </w:rPr>
+      </w:pPr>
+      <w:r>
+        <w:rPr>
+          <w:color w:val="1a1a1a"/>
+          <w:rtl w:val="0"/>
+        </w:rPr>
+        <w:t>3.  Which of these have you worked with? (Check all that apply.) TypeScript or JavaScript · Angular or another front-end framework · PostgreSQL or other relational databases · Web application deployment · Recruitment or HR systems · None of these</w:t>
+      </w:r>
+    </w:p>
+    <w:p>
+      <w:pPr>
+        <w:spacing w:line="480" w:lineRule="auto"/>
+        <w:ind w:firstLine="0"/>
+        <w:jc w:val="both"/>
+        <w:rPr>
+          <w:sz w:val="20"/>
+          <w:szCs w:val="20"/>
+        </w:rPr>
+      </w:pPr>
+      <w:r>
+        <w:rPr>
+          <w:color w:val="1a1a1a"/>
+          <w:rtl w:val="0"/>
+        </w:rPr>
+        <w:t>4.  Which parts of the system did you examine? (Check all that apply.) The job seeker interface · The recruiter interface · The database schema · The matching engine source code · The API layer · The deployed live site</w:t>
+      </w:r>
+    </w:p>
+    <w:p>
+      <w:pPr>
+        <w:pStyle w:val="Heading3"/>
+        <w:keepNext w:val="0"/>
+        <w:spacing w:after="0" w:line="480" w:lineRule="auto"/>
+        <w:rPr>
+          <w:rFonts w:ascii="Times New Roman" w:cs="Times New Roman" w:eastAsia="Times New Roman" w:hAnsi="Times New Roman"/>
+          <w:b w:val="0"/>
+          <w:bCs w:val="0"/>
+          <w:sz w:val="24"/>
+          <w:szCs w:val="24"/>
+        </w:rPr>
+      </w:pPr>
+      <w:r>
+        <w:rPr>
+          <w:rFonts w:ascii="Times New Roman" w:cs="Times New Roman" w:eastAsia="Times New Roman" w:hAnsi="Times New Roman"/>
+          <w:b w:val="0"/>
+          <w:bCs w:val="0"/>
+          <w:sz w:val="24"/>
+          <w:szCs w:val="24"/>
+          <w:rtl w:val="0"/>
+        </w:rPr>
+        <w:t>Part 2. Does it do what it says: functional suitability</w:t>
+      </w:r>
+    </w:p>
+    <w:p>
+      <w:pPr>
+        <w:spacing w:line="480" w:lineRule="auto"/>
+        <w:ind w:firstLine="0"/>
+        <w:jc w:val="both"/>
+        <w:rPr>
+          <w:sz w:val="20"/>
+          <w:szCs w:val="20"/>
+        </w:rPr>
+      </w:pPr>
+      <w:r>
+        <w:rPr>
+          <w:color w:val="1a1a1a"/>
+          <w:rtl w:val="0"/>
+        </w:rPr>
+        <w:t>5.  The system performs the functions described in its documentation. [Rated: counts toward the functional suitability mean]</w:t>
+      </w:r>
+    </w:p>
+    <w:p>
+      <w:pPr>
+        <w:spacing w:line="480" w:lineRule="auto"/>
+        <w:ind w:firstLine="0"/>
+        <w:jc w:val="both"/>
+        <w:rPr>
+          <w:sz w:val="20"/>
+          <w:szCs w:val="20"/>
+        </w:rPr>
+      </w:pPr>
+      <w:r>
+        <w:rPr>
+          <w:color w:val="1a1a1a"/>
+          <w:rtl w:val="0"/>
+        </w:rPr>
+        <w:t>6.  The matching engine computes scores according to the stated 50 / 25 / 25 formula. [Rated: counts toward the functional suitability mean]</w:t>
+      </w:r>
+    </w:p>
+    <w:p>
+      <w:pPr>
+        <w:spacing w:line="480" w:lineRule="auto"/>
+        <w:ind w:firstLine="0"/>
+        <w:jc w:val="both"/>
+        <w:rPr>
+          <w:sz w:val="20"/>
+          <w:szCs w:val="20"/>
+        </w:rPr>
+      </w:pPr>
+      <w:r>
+        <w:rPr>
+          <w:color w:val="1a1a1a"/>
+          <w:rtl w:val="0"/>
+        </w:rPr>
+        <w:t>7.  The browser and server implementations of the matching engine produce the same score for the same input. [Rated: counts toward the functional suitability mean]</w:t>
+      </w:r>
+    </w:p>
+    <w:p>
+      <w:pPr>
+        <w:spacing w:line="480" w:lineRule="auto"/>
+        <w:ind w:firstLine="0"/>
+        <w:jc w:val="both"/>
+        <w:rPr>
+          <w:sz w:val="20"/>
+          <w:szCs w:val="20"/>
+        </w:rPr>
+      </w:pPr>
+      <w:r>
+        <w:rPr>
+          <w:color w:val="1a1a1a"/>
+          <w:rtl w:val="0"/>
+        </w:rPr>
+        <w:t>8.  The resume builder produces output that automated screening software can parse. [Rated: counts toward the functional suitability mean]</w:t>
+      </w:r>
+    </w:p>
+    <w:p>
+      <w:pPr>
+        <w:spacing w:line="480" w:lineRule="auto"/>
+        <w:ind w:firstLine="0"/>
+        <w:jc w:val="both"/>
+        <w:rPr>
+          <w:sz w:val="20"/>
+          <w:szCs w:val="20"/>
+        </w:rPr>
+      </w:pPr>
+      <w:r>
+        <w:rPr>
+          <w:color w:val="1a1a1a"/>
+          <w:rtl w:val="0"/>
+        </w:rPr>
+        <w:t>9.  The six application statuses cover the states a recruitment process actually passes through. [Rated: counts toward the functional suitability mean]</w:t>
+      </w:r>
+    </w:p>
+    <w:p>
+      <w:pPr>
+        <w:spacing w:line="480" w:lineRule="auto"/>
+        <w:ind w:firstLine="0"/>
+        <w:jc w:val="both"/>
+        <w:rPr>
+          <w:sz w:val="20"/>
+          <w:szCs w:val="20"/>
+        </w:rPr>
+      </w:pPr>
+      <w:r>
+        <w:rPr>
+          <w:color w:val="1a1a1a"/>
+          <w:rtl w:val="0"/>
+        </w:rPr>
+        <w:t>10.  The skills the system reports as missing are the skills actually absent from the resume. [Rated: counts toward the functional suitability mean]</w:t>
+      </w:r>
+    </w:p>
+    <w:p>
+      <w:pPr>
+        <w:pStyle w:val="Heading3"/>
+        <w:keepNext w:val="0"/>
+        <w:spacing w:after="0" w:line="480" w:lineRule="auto"/>
+        <w:rPr>
+          <w:rFonts w:ascii="Times New Roman" w:cs="Times New Roman" w:eastAsia="Times New Roman" w:hAnsi="Times New Roman"/>
+          <w:b w:val="0"/>
+          <w:bCs w:val="0"/>
+          <w:sz w:val="24"/>
+          <w:szCs w:val="24"/>
+        </w:rPr>
+      </w:pPr>
+      <w:r>
+        <w:rPr>
+          <w:rFonts w:ascii="Times New Roman" w:cs="Times New Roman" w:eastAsia="Times New Roman" w:hAnsi="Times New Roman"/>
+          <w:b w:val="0"/>
+          <w:bCs w:val="0"/>
+          <w:sz w:val="24"/>
+          <w:szCs w:val="24"/>
+          <w:rtl w:val="0"/>
+        </w:rPr>
+        <w:t>Part 3. How it is to use: usability</w:t>
+      </w:r>
+    </w:p>
+    <w:p>
+      <w:pPr>
+        <w:spacing w:line="480" w:lineRule="auto"/>
+        <w:ind w:firstLine="0"/>
+        <w:jc w:val="both"/>
+        <w:rPr>
+          <w:sz w:val="20"/>
+          <w:szCs w:val="20"/>
+        </w:rPr>
+      </w:pPr>
+      <w:r>
+        <w:rPr>
+          <w:color w:val="1a1a1a"/>
+          <w:rtl w:val="0"/>
+        </w:rPr>
+        <w:t>11.  The purpose of each screen is clear without explanation. [Rated: counts toward the usability mean]</w:t>
+      </w:r>
+    </w:p>
+    <w:p>
+      <w:pPr>
+        <w:spacing w:line="480" w:lineRule="auto"/>
+        <w:ind w:firstLine="0"/>
+        <w:jc w:val="both"/>
+        <w:rPr>
+          <w:sz w:val="20"/>
+          <w:szCs w:val="20"/>
+        </w:rPr>
+      </w:pPr>
+      <w:r>
+        <w:rPr>
+          <w:color w:val="1a1a1a"/>
+          <w:rtl w:val="0"/>
+        </w:rPr>
+        <w:t>12.  Navigation between the job seeker and recruiter areas is unambiguous. [Rated: counts toward the usability mean]</w:t>
+      </w:r>
+    </w:p>
+    <w:p>
+      <w:pPr>
+        <w:spacing w:line="480" w:lineRule="auto"/>
+        <w:ind w:firstLine="0"/>
+        <w:jc w:val="both"/>
+        <w:rPr>
+          <w:sz w:val="20"/>
+          <w:szCs w:val="20"/>
+        </w:rPr>
+      </w:pPr>
+      <w:r>
+        <w:rPr>
+          <w:color w:val="1a1a1a"/>
+          <w:rtl w:val="0"/>
+        </w:rPr>
+        <w:t>13.  The score breakdown presents the result in a form a non-technical user can act on. [Rated: counts toward the usability mean]</w:t>
+      </w:r>
+    </w:p>
+    <w:p>
+      <w:pPr>
+        <w:spacing w:line="480" w:lineRule="auto"/>
+        <w:ind w:firstLine="0"/>
+        <w:jc w:val="both"/>
+        <w:rPr>
+          <w:sz w:val="20"/>
+          <w:szCs w:val="20"/>
+        </w:rPr>
+      </w:pPr>
+      <w:r>
+        <w:rPr>
+          <w:color w:val="1a1a1a"/>
+          <w:rtl w:val="0"/>
+        </w:rPr>
+        <w:t>14.  Error messages tell the user what went wrong and what to do about it. [Rated: counts toward the usability mean]</w:t>
+      </w:r>
+    </w:p>
+    <w:p>
+      <w:pPr>
+        <w:spacing w:line="480" w:lineRule="auto"/>
+        <w:ind w:firstLine="0"/>
+        <w:jc w:val="both"/>
+        <w:rPr>
+          <w:sz w:val="20"/>
+          <w:szCs w:val="20"/>
+        </w:rPr>
+      </w:pPr>
+      <w:r>
+        <w:rPr>
+          <w:color w:val="1a1a1a"/>
+          <w:rtl w:val="0"/>
+        </w:rPr>
+        <w:t>15.  The interface behaves consistently across the pages I examined. [Rated: counts toward the usability mean]</w:t>
+      </w:r>
+    </w:p>
+    <w:p>
+      <w:pPr>
+        <w:pStyle w:val="Heading3"/>
+        <w:keepNext w:val="0"/>
+        <w:spacing w:after="0" w:line="480" w:lineRule="auto"/>
+        <w:rPr>
+          <w:rFonts w:ascii="Times New Roman" w:cs="Times New Roman" w:eastAsia="Times New Roman" w:hAnsi="Times New Roman"/>
+          <w:b w:val="0"/>
+          <w:bCs w:val="0"/>
+          <w:sz w:val="24"/>
+          <w:szCs w:val="24"/>
+        </w:rPr>
+      </w:pPr>
+      <w:r>
+        <w:rPr>
+          <w:rFonts w:ascii="Times New Roman" w:cs="Times New Roman" w:eastAsia="Times New Roman" w:hAnsi="Times New Roman"/>
+          <w:b w:val="0"/>
+          <w:bCs w:val="0"/>
+          <w:sz w:val="24"/>
+          <w:szCs w:val="24"/>
+          <w:rtl w:val="0"/>
+        </w:rPr>
+        <w:t>Part 4. Whether it holds up: reliability</w:t>
+      </w:r>
+    </w:p>
+    <w:p>
+      <w:pPr>
+        <w:spacing w:line="480" w:lineRule="auto"/>
+        <w:ind w:firstLine="0"/>
+        <w:jc w:val="both"/>
+        <w:rPr>
+          <w:sz w:val="20"/>
+          <w:szCs w:val="20"/>
+        </w:rPr>
+      </w:pPr>
+      <w:r>
+        <w:rPr>
+          <w:color w:val="1a1a1a"/>
+          <w:rtl w:val="0"/>
+        </w:rPr>
+        <w:t>These items describe reliability as observed during examination. Reliability over time is addressed through the automated regression testing described under Development and Testing.</w:t>
+      </w:r>
+    </w:p>
+    <w:p>
+      <w:pPr>
+        <w:spacing w:line="480" w:lineRule="auto"/>
+        <w:ind w:firstLine="0"/>
+        <w:jc w:val="both"/>
+        <w:rPr>
+          <w:sz w:val="20"/>
+          <w:szCs w:val="20"/>
+        </w:rPr>
+      </w:pPr>
+      <w:r>
+        <w:rPr>
+          <w:color w:val="1a1a1a"/>
+          <w:rtl w:val="0"/>
+        </w:rPr>
+        <w:t>16.  The system handled invalid or incomplete input without failing. [Rated: counts toward the reliability mean]</w:t>
+      </w:r>
+    </w:p>
+    <w:p>
+      <w:pPr>
+        <w:spacing w:line="480" w:lineRule="auto"/>
+        <w:ind w:firstLine="0"/>
+        <w:jc w:val="both"/>
+        <w:rPr>
+          <w:sz w:val="20"/>
+          <w:szCs w:val="20"/>
+        </w:rPr>
+      </w:pPr>
+      <w:r>
+        <w:rPr>
+          <w:color w:val="1a1a1a"/>
+          <w:rtl w:val="0"/>
+        </w:rPr>
+        <w:t>17.  Operations that were interrupted left the data in a consistent state. [Rated: counts toward the reliability mean]</w:t>
+      </w:r>
+    </w:p>
+    <w:p>
+      <w:pPr>
+        <w:spacing w:line="480" w:lineRule="auto"/>
+        <w:ind w:firstLine="0"/>
+        <w:jc w:val="both"/>
+        <w:rPr>
+          <w:sz w:val="20"/>
+          <w:szCs w:val="20"/>
+        </w:rPr>
+      </w:pPr>
+      <w:r>
+        <w:rPr>
+          <w:color w:val="1a1a1a"/>
+          <w:rtl w:val="0"/>
+        </w:rPr>
+        <w:t>18.  The system responded to every action I performed during my examination. [Rated: counts toward the reliability mean]</w:t>
+      </w:r>
+    </w:p>
+    <w:p>
+      <w:pPr>
+        <w:spacing w:line="480" w:lineRule="auto"/>
+        <w:ind w:firstLine="0"/>
+        <w:jc w:val="both"/>
+        <w:rPr>
+          <w:sz w:val="20"/>
+          <w:szCs w:val="20"/>
+        </w:rPr>
+      </w:pPr>
+      <w:r>
+        <w:rPr>
+          <w:color w:val="1a1a1a"/>
+          <w:rtl w:val="0"/>
+        </w:rPr>
+        <w:t>19.  Repeating the same operation produced the same result. [Rated: counts toward the reliability mean]</w:t>
+      </w:r>
+    </w:p>
+    <w:p>
+      <w:pPr>
+        <w:pStyle w:val="Heading3"/>
+        <w:keepNext w:val="0"/>
+        <w:spacing w:after="0" w:line="480" w:lineRule="auto"/>
+        <w:rPr>
+          <w:rFonts w:ascii="Times New Roman" w:cs="Times New Roman" w:eastAsia="Times New Roman" w:hAnsi="Times New Roman"/>
+          <w:b w:val="0"/>
+          <w:bCs w:val="0"/>
+          <w:sz w:val="24"/>
+          <w:szCs w:val="24"/>
+        </w:rPr>
+      </w:pPr>
+      <w:r>
+        <w:rPr>
+          <w:rFonts w:ascii="Times New Roman" w:cs="Times New Roman" w:eastAsia="Times New Roman" w:hAnsi="Times New Roman"/>
+          <w:b w:val="0"/>
+          <w:bCs w:val="0"/>
+          <w:sz w:val="24"/>
+          <w:szCs w:val="24"/>
+          <w:rtl w:val="0"/>
+        </w:rPr>
+        <w:t>Part 5. How it protects data: security</w:t>
+      </w:r>
+    </w:p>
+    <w:p>
+      <w:pPr>
+        <w:spacing w:line="480" w:lineRule="auto"/>
+        <w:ind w:firstLine="0"/>
+        <w:jc w:val="both"/>
+        <w:rPr>
+          <w:sz w:val="20"/>
+          <w:szCs w:val="20"/>
+        </w:rPr>
+      </w:pPr>
+      <w:r>
+        <w:rPr>
+          <w:color w:val="1a1a1a"/>
+          <w:rtl w:val="0"/>
+        </w:rPr>
+        <w:t>20.  Passwords are stored in a form that cannot be read if the database is exposed. [Rated: counts toward the security mean]</w:t>
+      </w:r>
+    </w:p>
+    <w:p>
+      <w:pPr>
+        <w:spacing w:line="480" w:lineRule="auto"/>
+        <w:ind w:firstLine="0"/>
+        <w:jc w:val="both"/>
+        <w:rPr>
+          <w:sz w:val="20"/>
+          <w:szCs w:val="20"/>
+        </w:rPr>
+      </w:pPr>
+      <w:r>
+        <w:rPr>
+          <w:color w:val="1a1a1a"/>
+          <w:rtl w:val="0"/>
+        </w:rPr>
+        <w:t>21.  A job seeker account cannot reach data belonging to another job seeker. [Rated: counts toward the security mean]</w:t>
+      </w:r>
+    </w:p>
+    <w:p>
+      <w:pPr>
+        <w:spacing w:line="480" w:lineRule="auto"/>
+        <w:ind w:firstLine="0"/>
+        <w:jc w:val="both"/>
+        <w:rPr>
+          <w:sz w:val="20"/>
+          <w:szCs w:val="20"/>
+        </w:rPr>
+      </w:pPr>
+      <w:r>
+        <w:rPr>
+          <w:color w:val="1a1a1a"/>
+          <w:rtl w:val="0"/>
+        </w:rPr>
+        <w:t>22.  Recruiter functions are unavailable to accounts that are not recruiters. [Rated: counts toward the security mean]</w:t>
+      </w:r>
+    </w:p>
+    <w:p>
+      <w:pPr>
+        <w:spacing w:line="480" w:lineRule="auto"/>
+        <w:ind w:firstLine="0"/>
+        <w:jc w:val="both"/>
+        <w:rPr>
+          <w:sz w:val="20"/>
+          <w:szCs w:val="20"/>
+        </w:rPr>
+      </w:pPr>
+      <w:r>
+        <w:rPr>
+          <w:color w:val="1a1a1a"/>
+          <w:rtl w:val="0"/>
+        </w:rPr>
+        <w:t>23.  Uploaded resume files are not accessible to anyone other than the applicant and the recruiter they applied to. [Rated: counts toward the security mean]</w:t>
+      </w:r>
+    </w:p>
+    <w:p>
+      <w:pPr>
+        <w:spacing w:line="480" w:lineRule="auto"/>
+        <w:ind w:firstLine="0"/>
+        <w:jc w:val="both"/>
+        <w:rPr>
+          <w:sz w:val="20"/>
+          <w:szCs w:val="20"/>
+        </w:rPr>
+      </w:pPr>
+      <w:r>
+        <w:rPr>
+          <w:color w:val="1a1a1a"/>
+          <w:rtl w:val="0"/>
+        </w:rPr>
+        <w:t>24.  Changes to an application's status are recorded together with the account that made them. [Rated: counts toward the security mean]</w:t>
+      </w:r>
+    </w:p>
+    <w:p>
+      <w:pPr>
+        <w:spacing w:line="480" w:lineRule="auto"/>
+        <w:ind w:firstLine="0"/>
+        <w:jc w:val="both"/>
+        <w:rPr>
+          <w:sz w:val="20"/>
+          <w:szCs w:val="20"/>
+        </w:rPr>
+      </w:pPr>
+      <w:r>
+        <w:rPr>
+          <w:color w:val="1a1a1a"/>
+          <w:rtl w:val="0"/>
+        </w:rPr>
+        <w:t>25.  The system's handling of personal data is consistent with Republic Act 10173. [Rated: counts toward the security mean]</w:t>
+      </w:r>
+    </w:p>
+    <w:p>
+      <w:pPr>
+        <w:pStyle w:val="Heading3"/>
+        <w:keepNext w:val="0"/>
+        <w:spacing w:after="0" w:line="480" w:lineRule="auto"/>
+        <w:rPr>
+          <w:rFonts w:ascii="Times New Roman" w:cs="Times New Roman" w:eastAsia="Times New Roman" w:hAnsi="Times New Roman"/>
+          <w:b w:val="0"/>
+          <w:bCs w:val="0"/>
+          <w:sz w:val="24"/>
+          <w:szCs w:val="24"/>
+        </w:rPr>
+      </w:pPr>
+      <w:r>
+        <w:rPr>
+          <w:rFonts w:ascii="Times New Roman" w:cs="Times New Roman" w:eastAsia="Times New Roman" w:hAnsi="Times New Roman"/>
+          <w:b w:val="0"/>
+          <w:bCs w:val="0"/>
+          <w:sz w:val="24"/>
+          <w:szCs w:val="24"/>
+          <w:rtl w:val="0"/>
+        </w:rPr>
+        <w:t>Part 6. How it can be maintained: maintainability</w:t>
+      </w:r>
+    </w:p>
+    <w:p>
+      <w:pPr>
+        <w:spacing w:line="480" w:lineRule="auto"/>
+        <w:ind w:firstLine="0"/>
+        <w:jc w:val="both"/>
+        <w:rPr>
+          <w:sz w:val="20"/>
+          <w:szCs w:val="20"/>
+        </w:rPr>
+      </w:pPr>
+      <w:r>
+        <w:rPr>
+          <w:color w:val="1a1a1a"/>
+          <w:rtl w:val="0"/>
+        </w:rPr>
+        <w:t>26.  The source code is organized so that a developer new to it could locate a given function. [Rated: counts toward the maintainability mean]</w:t>
+      </w:r>
+    </w:p>
+    <w:p>
+      <w:pPr>
+        <w:spacing w:line="480" w:lineRule="auto"/>
+        <w:ind w:firstLine="0"/>
+        <w:jc w:val="both"/>
+        <w:rPr>
+          <w:sz w:val="20"/>
+          <w:szCs w:val="20"/>
+        </w:rPr>
+      </w:pPr>
+      <w:r>
+        <w:rPr>
+          <w:color w:val="1a1a1a"/>
+          <w:rtl w:val="0"/>
+        </w:rPr>
+        <w:t>27.  Naming of files, functions and database fields is consistent throughout. [Rated: counts toward the maintainability mean]</w:t>
+      </w:r>
+    </w:p>
+    <w:p>
+      <w:pPr>
+        <w:spacing w:line="480" w:lineRule="auto"/>
+        <w:ind w:firstLine="0"/>
+        <w:jc w:val="both"/>
+        <w:rPr>
+          <w:sz w:val="20"/>
+          <w:szCs w:val="20"/>
+        </w:rPr>
+      </w:pPr>
+      <w:r>
+        <w:rPr>
+          <w:color w:val="1a1a1a"/>
+          <w:rtl w:val="0"/>
+        </w:rPr>
+        <w:t>28.  The matching logic is separated from the interface code, so that changing one does not require changing the other. [Rated: counts toward the maintainability mean]</w:t>
+      </w:r>
+    </w:p>
+    <w:p>
+      <w:pPr>
+        <w:spacing w:line="480" w:lineRule="auto"/>
+        <w:ind w:firstLine="0"/>
+        <w:jc w:val="both"/>
+        <w:rPr>
+          <w:sz w:val="20"/>
+          <w:szCs w:val="20"/>
+        </w:rPr>
+      </w:pPr>
+      <w:r>
+        <w:rPr>
+          <w:color w:val="1a1a1a"/>
+          <w:rtl w:val="0"/>
+        </w:rPr>
+        <w:t>29.  Maintaining the matching formula in both the browser and the server is manageable without the two versions drifting apart. [Rated: counts toward the maintainability mean]</w:t>
+      </w:r>
+    </w:p>
+    <w:p>
+      <w:pPr>
+        <w:spacing w:line="480" w:lineRule="auto"/>
+        <w:ind w:firstLine="0"/>
+        <w:jc w:val="both"/>
+        <w:rPr>
+          <w:sz w:val="20"/>
+          <w:szCs w:val="20"/>
+        </w:rPr>
+      </w:pPr>
+      <w:r>
+        <w:rPr>
+          <w:color w:val="1a1a1a"/>
+          <w:rtl w:val="0"/>
+        </w:rPr>
+        <w:t>30.  The database schema would accommodate a new field without restructuring existing tables. [Rated: counts toward the maintainability mean]</w:t>
+      </w:r>
+    </w:p>
+    <w:p>
+      <w:pPr>
+        <w:spacing w:line="480" w:lineRule="auto"/>
+        <w:ind w:firstLine="0"/>
+        <w:jc w:val="both"/>
+        <w:rPr>
+          <w:sz w:val="20"/>
+          <w:szCs w:val="20"/>
+        </w:rPr>
+      </w:pPr>
+      <w:r>
+        <w:rPr>
+          <w:color w:val="1a1a1a"/>
+          <w:rtl w:val="0"/>
+        </w:rPr>
+        <w:t>31.  A change to one part of the system is unlikely to break an unrelated part. [Rated: counts toward the maintainability mean]</w:t>
       </w:r>
     </w:p>
     <w:p>

--- a/05_Website_Angular/docs/ResumeMatch-PH-MAIN-PAPER-updated.docx
+++ b/05_Website_Angular/docs/ResumeMatch-PH-MAIN-PAPER-updated.docx
@@ -1773,7 +1773,7 @@
         <w:rPr>
           <w:rtl w:val="0"/>
         </w:rPr>
-        <w:t>To help address this kind of mismatch, researchers have explored the use of job recommendation systems, digital tools that analyze a user’s profile and match it against available job opportunities to suggest roles that fit their qualifications. These systems generally fall into three main approaches: content-based filtering, collaborative filtering, and hybrid methods that combine both. Alsaif and colleagues (2022) developed a learning-based job recommendation system that builds a user profile from multiple attributes, including skills, educational background, and experience, and compares it against job listings to surface the most relevant matches. Their finding that skills should be weighted more heavily than job domain is particularly relevant for fresh graduates who may not yet have a clearly defined professional identity.</w:t>
+        <w:t>To help address this kind of mismatch, researchers have explored the use of job recommendation systems, digital tools that analyse a user’s profile and match it against available job opportunities to suggest roles that fit their qualifications. These systems generally fall into three main approaches: content-based filtering, collaborative filtering, and hybrid methods that combine both. Alsaif and colleagues (2022) developed a learning-based job recommendation system that builds a user profile from multiple attributes, including skills, educational background, and experience, and compares it against job listings to surface the most relevant matches. Their finding that skills should be weighted more heavily than job domain is particularly relevant for fresh graduates who may not yet have a clearly defined professional identity.</w:t>
       </w:r>
     </w:p>
     <w:p>
@@ -2209,7 +2209,7 @@
           <w:color w:val="1a1a1a"/>
           <w:rtl w:val="0"/>
         </w:rPr>
-        <w:t>The Process section shows how the system is built, in five phases. Planning and requirements identifies the needs of job seekers and recruiters and defines the requirements. System design covers the UI/UX, the database architecture, and the matching algorithm. Development codes the resume builder, the posting and application modules, the matching engine, the administrative module and the recruiter dashboard. Testing and quality assurance runs automated regression tests of the engine, the API, email delivery and the extraction feature, plus browser walkthroughs and the ISO 25010 evaluation. Deployment covers launch, onboarding, and user acceptance testing with both groups.</w:t>
+        <w:t>The Process section shows how the system is built, in five phases. Planning and requirements identifies the needs of job seekers and recruiters and defines the requirements. System design covers the UI/UX, the database architecture, and the matching algorithm. Development codes the resume builder, the posting and application modules, the matching engine, the administrative module and the recruiter dashboard. Testing and quality assurance runs automated regression tests of the engine, the API, email delivery and the extraction feature, plus browser walkthroughs and the ISO 25010 evaluation. Deployment covers launch, onboarding, and user acceptance testing with both user groups, together with the IT expert evaluation of the finished system.</w:t>
       </w:r>
     </w:p>
     <w:p>
@@ -2582,7 +2582,7 @@
           <w:color w:val="1a1a1a"/>
           <w:rtl w:val="0"/>
         </w:rPr>
-        <w:t>7. How do IT experts rate the system in terms of its functional suitability, usability, reliability, security, and maintainability?</w:t>
+        <w:t>7.  How do IT experts rate the system in terms of its functional suitability, usability, reliability, security, and maintainability?</w:t>
       </w:r>
     </w:p>
     <w:p>
@@ -5007,7 +5007,7 @@
           <w:color w:val="1a1a1a"/>
           <w:rtl w:val="0"/>
         </w:rPr>
-        <w:t>The system was developed using the Waterfall model, also called the linear sequential model, one of the software process models set out by Pressman (2014). The researchers chose it because it matches how this study is actually carried out. The evaluation of the system is a research instrument administered to respondents, not a development activity: it needs a finished system to evaluate, it needs the same finished system for every respondent, and it happens once. A model in which the design changes in response to user feedback partway through would mean different respondents rated different versions, and the ratings could not honestly be averaged together. Each phase is therefore completed before the next begins, and the system is finished before a single evaluation instrument is issued. This is also what the Data Gathering Procedure describes: the two requirement-analysis instruments are administered while the system is still in development, and the two evaluation instruments only after it is complete.</w:t>
+        <w:t>The system was developed using the Waterfall model, also called the linear sequential model, one of the software process models set out by Pressman (2014). The researchers chose it because it matches how this study is actually carried out. The evaluation of the system is a research instrument administered to respondents, not a development activity: it needs a finished system to evaluate, it needs the same finished system for every respondent, and it happens once. A model in which the design changes in response to user feedback partway through would mean different respondents rated different versions, and the ratings could not honestly be averaged together. Each phase is therefore completed before the next begins, and the system is finished before a single evaluation instrument is issued. This is also what the Data Gathering Procedure describes: the two requirement-analysis instruments are administered while the system is still in development, and the three evaluation instruments only after it is complete.</w:t>
       </w:r>
     </w:p>
     <w:p>
@@ -6283,12 +6283,7 @@
           <w:color w:val="1a1a1a"/>
           <w:rtl w:val="0"/>
         </w:rPr>
-        <w:t>The third level is evaluation with actual users. The completed system is assessed using the ISO 25010 standard, focusing on usability, functionality, and reliability. User acceptance testing will be done with both target user groups (job seekers and HR personnel) to check whether the system is effective for each of them and to gather feedback before the final deployment.</w:t>
-      </w:r>
-      <w:r>
-        <w:rPr>
-          <w:rtl w:val="0"/>
-        </w:rPr>
+        <w:t>The third level is evaluation by respondents. The completed system is assessed using the ISO/IEC 25010 standard. User acceptance testing is carried out with both target user groups (job seekers and HR personnel), who rate functional suitability, usability and reliability from their own use, to check whether the system is effective for each of them and to gather feedback before the final deployment. IT experts, who are not users of the system in that sense, examine it and its source code and rate those same three characteristics together with security and maintainability, which use alone cannot reveal.</w:t>
       </w:r>
     </w:p>
     <w:p>
@@ -6386,7 +6381,7 @@
           <w:color w:val="1a1a1a"/>
           <w:rtl w:val="0"/>
         </w:rPr>
-        <w:t>Respondents are drawn from three groups. The first two match the two public account types. The first is job seekers, defined by their position rather than employment status. They comprise the five categories recorded by the first item of Instrument A: students preparing for OJT or internship, students graduating within the year, fresh graduates seeking a first job, people who have worked before and are looking again, and employed people seeking different work. All five prepare a resume and apply, and the group’s composition is reported with the findings rather than assumed. The second is HR personnel and recruiters, drawn primarily from the Human Resources department of Clark Outsourcing in Clark Freeport Zone, Pampanga, and supplemented if needed by university staff who perform recruitment-related functions, with the researchers reporting how many came from each.</w:t>
+        <w:t>Respondents are drawn from three groups. The first two match the two public account types. The first is job seekers, defined by their position rather than employment status. They comprise the four categories recorded by item 2 of Instrument A as administered: students graduating within the year or the next, fresh graduates seeking a first job, people who have worked before and are looking again, and people currently employed and not looking. The first three are the population this study is about; the fourth is recorded because the form was open and people in that position answered it, and their responses are reported separately rather than pooled. The group’s composition is reported with the findings rather than assumed. The second is HR personnel and recruiters, drawn primarily from the Human Resources department of Clark Outsourcing in Clark Freeport Zone, Pampanga, and supplemented if needed by university staff who perform recruitment-related functions, with the researchers reporting how many came from each.</w:t>
       </w:r>
     </w:p>
     <w:p>
@@ -6422,7 +6417,7 @@
           <w:color w:val="1a1a1a"/>
           <w:rtl w:val="0"/>
         </w:rPr>
-        <w:t>The researchers set out to recruit forty job seekers, together with all HR personnel the partner department is able to release, expected to be ten. The two groups are sized on different logics, and the distinction is deliberate. The job seeker target was fixed in advance rather than determined during data gathering, because a closed instrument is analysed by computing means and distributions over a known number of respondents, and a sample whose size is decided as responses arrive cannot support that. Forty was set as the minimum at which a five-point item can be reported as a mean with a distribution that is worth showing; it is a practical minimum for a single-site study rather than a figure derived from a power calculation. The achieved number is reported here rather than left in the findings alone, because it differs from the target in both directions at once. Instrument A drew 108 responses, of which 103 are valid; the five excluded are the responses collected while the form was still running in an open-ended version, and are excluded because an open answer cannot be averaged with a rated one. Of the 103, forty-six describe themselves in item 2 as a student graduating within the year or the next, a fresh graduate seeking a first job, or someone who has worked before and is looking again. Those forty-six are the population this study is about, and they exceed the target of forty. The remaining fifty-seven describe themselves as currently employed and not looking. They are outside the stated population and are NOT pooled with it: every figure in the findings is reported for the forty-six, with the fifty-seven reported separately as a reference group. The reason for reporting them at all rather than discarding them is that they answered the same instrument at the same time and their answers differ systematically from the target group’s, which is itself a finding about who feels these difficulties. The reason for not pooling them is simpler: a mean over both groups would describe neither, and it would flatter nothing — it would understate every difficulty the study is about. To these are added five IT experts, with three set as the minimum below which the expert evaluation is reported as incomplete rather than as a result. That number is small and the study does not present it as anything else: five is what a single-site undergraduate study can obtain from respondents meeting all three conditions, and it is accepted because the expert instrument is read as a set of judgements from named kinds of expertise rather than as a mean over a sample.</w:t>
+        <w:t>The researchers set out to recruit forty job seekers, together with all HR personnel the partner department is able to release, expected to be ten. The three groups are sized on different logics, and the distinction is deliberate. The job seeker target was fixed in advance rather than determined during data gathering, because a closed instrument is analysed by computing means and distributions over a known number of respondents, and a sample whose size is decided as responses arrive cannot support that. Forty was set as the minimum at which a five-point item can be reported as a mean with a distribution that is worth showing; it is a practical minimum for a single-site study rather than a figure derived from a power calculation. The achieved number is reported here rather than left in the findings alone, because it differs from the target in both directions at once. Instrument A drew 108 responses, of which 103 are valid; the five excluded are the responses collected while the form was still running in an open-ended version, and are excluded because an open answer cannot be averaged with a rated one. Of the 103, forty-six describe themselves in item 2 as a student graduating within the year or the next, a fresh graduate seeking a first job, or someone who has worked before and is looking again. Those forty-six are the population this study is about, and they exceed the target of forty. The remaining fifty-seven describe themselves as currently employed and not looking. They are outside the stated population and are NOT pooled with it: every figure in the findings is reported for the forty-six, with the fifty-seven reported separately as a reference group. The reason for reporting them at all rather than discarding them is that they answered the same instrument at the same time and their answers differ systematically from the target group’s, which is itself a finding about who feels these difficulties. The reason for not pooling them is simpler: a mean over both groups would describe neither, and it would flatter nothing — it would understate every difficulty the study is about. The IT experts are sized on a third logic again. Five are sought, with three set as the minimum below which the expert evaluation is reported as incomplete rather than as a result. That number is small and the study does not present it as anything else: five is what a single-site undergraduate study can obtain from respondents meeting all three conditions, and it is accepted because the expert instrument is read as a set of judgements from named kinds of expertise rather than as a mean over a sample.</w:t>
       </w:r>
     </w:p>
     <w:p>
@@ -6522,12 +6517,7 @@
           <w:color w:val="1a1a1a"/>
           <w:rtl w:val="0"/>
         </w:rPr>
-        <w:t xml:space="preserve">The administrator account is not represented by a respondent group because it is operated by the researchers themselves as a system-governance role rather than by an external user; its functions are verified through system testing rather than through the user evaluation. The two respondent groups were chosen because they represent the two sides of the system: job seekers will describe the resume builder, the job recommendation feature, and the application process, while the HR respondents will describe the job posting, applicant management, and matching features.</w:t>
-      </w:r>
-      <w:r>
-        <w:rPr>
-          <w:rtl w:val="0"/>
-        </w:rPr>
+        <w:t>The administrator account is not represented by a respondent group because it is operated by the researchers themselves as a system-governance role rather than by an external user; its functions are verified through system testing rather than through the user evaluation. The three respondent groups were chosen because between them they cover both sides of the system and the parts of it that no amount of use will show. Job seekers will describe the resume builder, the job recommendation feature, and the application process. The HR respondents will describe the job posting, applicant management, and matching features. The IT experts will describe how the system is built and protected, which neither of the other groups is placed to judge.</w:t>
       </w:r>
     </w:p>
     <w:p>
@@ -6602,7 +6592,7 @@
           <w:color w:val="1a1a1a"/>
           <w:rtl w:val="0"/>
         </w:rPr>
-        <w:t>The instruments used in this study are six researcher-developed instruments composed entirely of closed items. They were written by the researchers for this study; they are not taken from a published questionnaire. Four item formats are used. Multiple choice, where the respondent selects one option. Checklists, where the respondent may select any number. A five-point agreement scale, from 1, strongly disagree, to 5, strongly agree. And a single ranking task, in which the respondent places five items in order. No item asks the respondent to write prose; a ranking is a selection among possible orderings rather than an open response. The ISO/IEC 25010 software quality model (International Organization for Standardization, 2023) is used as the framework that determines what the evaluation asks about, in three of its eight characteristics: functional suitability, usability, and reliability. Functional suitability means whether the system does what it is supposed to do, completely and correctly. Usability means how easy the system is to recognise, learn, and operate, and how well it protects the user from mistakes. Reliability means whether the system works consistently, stays available, and allows the user to continue when something goes wrong. Each rated item in the two post-use instruments is written against one of these characteristics and is labelled with it in Appendix A, so that a mean can be computed per characteristic.  Not every rated item belongs to a quality characteristic. Two kinds of item are deliberately excluded from the quality means. The first describes the respondent rather than the system. The second is worded so that agreement is not a good outcome, such as items asking whether the system placed an applicant higher or lower than the recruiter would have. Both are reported as distributions instead. Averaging them with the quality items would produce a figure that means nothing. Appendix A marks which items are included in which mean.  The three characteristics are not evidenced equally by this design, and the instruments are written accordingly. Functional suitability and usability are well suited to a single session, because a respondent who has built a resume, applied to a posting and read a score can rate those experiences directly. Reliability concerns behaviour over time, which a session of twenty to thirty minutes cannot establish. The reliability items therefore ask respondents to rate what they encountered during their own use. The results are reported as reliability as experienced within a single session, not as an assessment of the system’s reliability in service. Reliability over time is addressed instead through the automated regression testing and browser walkthroughs described under Development and Testing.</w:t>
+        <w:t>The instruments used in this study are six researcher-developed instruments composed entirely of closed items. They were written by the researchers for this study; they are not taken from a published questionnaire. Four item formats are used. Multiple choice, where the respondent selects one option. Checklists, where the respondent may select any number. A five-point agreement scale, from 1, strongly disagree, to 5, strongly agree. And a single ranking task, in which the respondent places five items in order. No item asks the respondent to write prose; a ranking is a selection among possible orderings rather than an open response. The ISO/IEC 25010 software quality model (International Organization for Standardization, 2023) is used as the framework that determines what the evaluation asks about, in five of its eight characteristics. Job seekers and recruiters rate three of them from their own use of the system: functional suitability, usability and reliability. IT experts rate those three from inspection and add two more that a user is not placed to judge: security and maintainability. Functional suitability means whether the system does what it is supposed to do, completely and correctly. Usability means how easy the system is to recognise, learn, and operate, and how well it protects the user from mistakes. Reliability means whether the system works consistently, stays available, and allows the user to continue when something goes wrong. Each rated item in the three post-use instruments is written against one of these characteristics and is labelled with it in Appendix A, so that a mean can be computed per characteristic.  Not every rated item belongs to a quality characteristic. Two kinds of item are deliberately excluded from the quality means. The first describes the respondent rather than the system. The second is worded so that agreement is not a good outcome, such as items asking whether the system placed an applicant higher or lower than the recruiter would have. Both are reported as distributions instead. Averaging them with the quality items would produce a figure that means nothing. Appendix A marks which items are included in which mean.  The characteristics are not evidenced equally by this design, and the instruments are written accordingly. Functional suitability and usability are well suited to a single session, because a respondent who has built a resume, applied to a posting and read a score can rate those experiences directly. Reliability concerns behaviour over time, which a session of twenty to thirty minutes cannot establish. The reliability items therefore ask respondents to rate what they encountered during their own use. The results are reported as reliability as experienced within a single session, not as an assessment of the system’s reliability in service. Reliability over time is addressed instead through the automated regression testing and browser walkthroughs described under Development and Testing.</w:t>
       </w:r>
     </w:p>
     <w:p>
@@ -6710,7 +6700,7 @@
           <w:color w:val="1a1a1a"/>
           <w:rtl w:val="0"/>
         </w:rPr>
-        <w:t>Instrument D: HR and Recruitment Survey (Part 2). Twenty-eight items, administered after use. Fourteen rated items are grouped under functional suitability, usability and reliability. A further group asks the recruiter how closely they believe the order the system produced matched the order they would have chosen. That group is reported as a distribution, rather than folded into a quality mean. Instrument E: Ranking-Agreement Check. Five items, administered to HR respondents immediately after Instrument D in the same session. The recruiter is given one posting and five resumes for it, labelled A to E, with no scores shown, and places them in the order they would read them. Four closed items then record which resume they would have placed much higher or much lower, what most influenced the ordering, and how confidently they could decide from the resumes alone. The five resumes and the posting are the same for every recruiter, so the orderings are comparable. This is the only instrument that measures the correspondence research question 6 asks about; Instrument D asks recruiters to judge it, and where the measured correlation and the judgement diverge, the divergence is reported as a finding rather than resolved in favour of either. The System Usability Scale is the only published instrument this study administers, and it is included for one reason: every other figure the study produces comes from a researcher-made instrument and therefore cannot be compared with anything outside this paper. The scale has published norms, so a score can be read against them. Its wording is not altered, because altering an item forfeits exactly the comparability it was added for, and its alternating positive and negative phrasing is a property of the instrument rather than an inconsistency.</w:t>
+        <w:t>Instrument D: HR and Recruitment Survey (Part 2). Twenty-eight items, administered after use. Fourteen rated items are grouped under functional suitability, usability and reliability. A further group asks the recruiter how closely they believe the order the system produced matched the order they would have chosen. That group is reported as a distribution, rather than folded into a quality mean.</w:t>
       </w:r>
     </w:p>
     <w:p>
@@ -6728,7 +6718,43 @@
           <w:color w:val="1a1a1a"/>
           <w:rtl w:val="0"/>
         </w:rPr>
+        <w:t>Instrument E: Ranking-Agreement Check. Five items, administered to HR respondents immediately after Instrument D in the same session. The recruiter is given one posting and five resumes for it, labelled A to E, with no scores shown, and places them in the order they would read them. Four closed items then record which resume they would have placed much higher or much lower, what most influenced the ordering, and how confidently they could decide from the resumes alone. The five resumes and the posting are the same for every recruiter, so the orderings are comparable. This is the only instrument that measures the correspondence research question 6 asks about; Instrument D asks recruiters to judge it, and where the measured correlation and the judgement diverge, the divergence is reported as a finding rather than resolved in favour of either.</w:t>
+      </w:r>
+    </w:p>
+    <w:p>
+      <w:pPr>
+        <w:spacing w:line="480" w:lineRule="auto"/>
+        <w:ind w:left="1080" w:hanging="360"/>
+        <w:jc w:val="both"/>
+        <w:rPr>
+          <w:sz w:val="20"/>
+          <w:szCs w:val="20"/>
+        </w:rPr>
+      </w:pPr>
+      <w:r>
+        <w:rPr>
+          <w:color w:val="1a1a1a"/>
+          <w:rtl w:val="0"/>
+        </w:rPr>
         <w:t>Instrument F: IT Expert System Evaluation. Thirty-one items, administered to IT experts after they have examined the system and its source code. Four items record the respondent's role, experience and which parts of the system they examined, and are reported as counts. The remaining twenty-seven are rated items grouped under functional suitability, usability, reliability, security and maintainability. It is the only instrument that asks about security and maintainability, and the only one administered to respondents who are not users of the system. It is administered once, at the same stage as Instruments C and D, and has no paired component.</w:t>
+      </w:r>
+    </w:p>
+    <w:p>
+      <w:pPr>
+        <w:spacing w:line="480" w:lineRule="auto"/>
+        <w:ind w:left="1080" w:hanging="360"/>
+        <w:jc w:val="both"/>
+        <w:rPr>
+          <w:sz w:val="20"/>
+          <w:szCs w:val="20"/>
+        </w:rPr>
+      </w:pPr>
+      <w:r>
+        <w:rPr>
+          <w:color w:val="1a1a1a"/>
+          <w:rtl w:val="0"/>
+        </w:rPr>
+        <w:t>The System Usability Scale is the only published instrument this study administers, and it is included for one reason: every other figure the study produces comes from a researcher-made instrument and therefore cannot be compared with anything outside this paper. The scale has published norms, so a score can be read against them. Its wording is not altered, because altering an item forfeits exactly the comparability it was added for, and its alternating positive and negative phrasing is a property of the instrument rather than an inconsistency.</w:t>
       </w:r>
     </w:p>
     <w:p>
@@ -6921,7 +6947,25 @@
           <w:color w:val="1a1a1a"/>
           <w:rtl w:val="0"/>
         </w:rPr>
-        <w:t>The two evaluation instruments will be distributed after the system is completed. Each respondent will first be given a task sheet listing the activities they are asked to carry out. Job seekers build and export a resume, browse openings, apply, and read the resulting match score. HR personnel create a posting, review the ranked applicants, and update an application status. Respondents will complete these tasks themselves. No member of the research team will demonstrate the system for them or sit beside them while they answer, because a respondent answering in the presence of the person who built the system is likely to answer more favourably than they otherwise would. The researchers will remain available only to assist with technical failures. Once the tasks are complete, the respondent is given the link to the evaluation instrument and answers it alone. HR respondents then complete Instrument E in the same session. They are given one posting and five resumes for it, with no scores shown, and are asked in what order they would read them. The system’s own ranking of those five is prepared in advance and kept out of sight until the recruiter has finished, so that it cannot influence the order they give. The same posting and the same five resumes are used for every recruiter.</w:t>
+        <w:t>The three evaluation instruments will be distributed after the system is completed. Each respondent will first be given a task sheet listing the activities they are asked to carry out. Job seekers build and export a resume, browse openings, apply, and read the resulting match score. HR personnel create a posting, review the ranked applicants, and update an application status. Respondents will complete these tasks themselves. No member of the research team will demonstrate the system for them or sit beside them while they answer, because a respondent answering in the presence of the person who built the system is likely to answer more favourably than they otherwise would. The researchers will remain available only to assist with technical failures. Once the tasks are complete, the respondent is given the link to the evaluation instrument and answers it alone. HR respondents then complete Instrument E in the same session. They are given one posting and five resumes for it, with no scores shown, and are asked in what order they would read them. The system’s own ranking of those five is prepared in advance and kept out of sight until the recruiter has finished, so that it cannot influence the order they give. The same posting and the same five resumes are used for every recruiter.</w:t>
+      </w:r>
+    </w:p>
+    <w:p>
+      <w:pPr>
+        <w:spacing w:line="480" w:lineRule="auto"/>
+        <w:ind w:firstLine="720"/>
+        <w:jc w:val="both"/>
+        <w:rPr>
+          <w:sz w:val="20"/>
+          <w:szCs w:val="20"/>
+        </w:rPr>
+      </w:pPr>
+      <w:r>
+        <w:rPr>
+          <w:color w:val="1a1a1a"/>
+          <w:rtl w:val="0"/>
+        </w:rPr>
+        <w:t>The IT experts are given access separately, because what they examine is not what the other respondents use. Each is given the address of the deployed system, a job seeker account and a recruiter account created for the purpose, and read access to the source code and the database schema. They are asked to record which parts they examined, which is the fourth item of Instrument F, so that each rating can be read against what that respondent actually looked at rather than against the whole system. No researcher sits with them and no walkthrough is given, for the same reason none is given to the other respondents. The accounts issued to them hold test records created by the researchers and no real applicant data, so that inspecting the system does not require reading anybody’s resume.</w:t>
       </w:r>
     </w:p>
     <w:p>
@@ -7072,12 +7116,7 @@
           <w:color w:val="1a1a1a"/>
           <w:rtl w:val="0"/>
         </w:rPr>
-        <w:t xml:space="preserve">Weighted mean per quality characteristic. For the two post-use instruments, the items belonging to each ISO/IEC 25010 characteristic will be averaged to give one mean for functional suitability, one for usability, and one for reliability, reported overall and separately for job seekers and HR personnel. Items marked in Appendix A as excluded from the quality means are not included in this step.</w:t>
-      </w:r>
-      <w:r>
-        <w:rPr>
-          <w:rtl w:val="0"/>
-        </w:rPr>
+        <w:t>Weighted mean per quality characteristic. For the three post-use instruments, the items belonging to each ISO/IEC 25010 characteristic will be averaged to give one mean per characteristic, reported separately for each respondent group. Instruments C and D give a mean for functional suitability, usability and reliability, from job seekers and from HR personnel. Instrument F gives a mean for those three and for security and maintainability as well. The user means and the expert means are NOT pooled: they come from different respondents doing different things, one rating what they used and the other rating what they inspected, and averaging the two together would produce a figure belonging to neither. Items marked in Appendix A as excluded from the quality means are not included in this step.</w:t>
       </w:r>
     </w:p>
     <w:p>
@@ -7195,7 +7234,7 @@
           <w:color w:val="1a1a1a"/>
           <w:rtl w:val="0"/>
         </w:rPr>
-        <w:t>The results of the two evaluation instruments will be reported under the three ISO 25010 quality characteristics the study evaluates (functional suitability, usability, and reliability) so that the findings address defined criteria. The results of the two requirement-analysis instruments will be reported separately, as findings about the problem the system is intended to address. The allocation recruiters select in item 16 of Instrument B will be reported against the weighting the system uses by default, and against the weightings recruiters actually set on their own postings, which the system records.</w:t>
+        <w:t>The results of the three evaluation instruments will be reported under the ISO 25010 quality characteristics the study evaluates, so that the findings address defined criteria. Functional suitability, usability and reliability are reported for each of the three respondent groups; security and maintainability are reported for the IT experts alone, who are the only respondents asked to judge them. The results of the two requirement-analysis instruments will be reported separately, as findings about the problem the system is intended to address. The allocation recruiters select in item 16 of Instrument B will be reported against the weighting the system uses by default, and against the weightings recruiters actually set on their own postings, which the system records.</w:t>
       </w:r>
     </w:p>
     <w:p>
@@ -7286,12 +7325,7 @@
           <w:color w:val="1a1a1a"/>
           <w:rtl w:val="0"/>
         </w:rPr>
-        <w:t xml:space="preserve">Content validity concerns whether the items cover what the instrument claims to measure. It is established by expert review: the research adviser judges each item against the research question or the ISO/IEC 25010 characteristic it is written for, and items judged not essential are reworded or removed before administration (Lawshe, 1975). Every rated item in the two post-use instruments is labelled in Appendix A with the characteristic it belongs to, so that a reader can check for themselves that the items averaged into a characteristic belong to it. The instruments are administered only after respondents have used the parts of the system relevant to them, so their ratings describe actual use rather than an impression formed from a demonstration.</w:t>
-      </w:r>
-      <w:r>
-        <w:rPr>
-          <w:rtl w:val="0"/>
-        </w:rPr>
+        <w:t>Content validity concerns whether the items cover what the instrument claims to measure. It is established by expert review: the research adviser judges each item against the research question or the ISO/IEC 25010 characteristic it is written for, and items judged not essential are reworded or removed before administration (Lawshe, 1975). Every rated item in the three post-use instruments is labelled in Appendix A with the characteristic it belongs to, so that a reader can check for themselves that the items averaged into a characteristic belong to it. The instruments are administered only after respondents have used the parts of the system relevant to them, so their ratings describe actual use rather than an impression formed from a demonstration.</w:t>
       </w:r>
     </w:p>
     <w:p>
@@ -7531,6 +7565,24 @@
           <w:color w:val="1a1a1a"/>
           <w:rtl w:val="0"/>
         </w:rPr>
+        <w:t>The IT experts are the only respondents who see the source code and the structure of the database, and the terms are set accordingly. They are given test accounts and test records rather than access to live applicant data, so that no applicant’s resume is read in the course of an inspection, and they are told what the system stores before they agree to take part. The third eligibility condition, that the respondent took no part in building the system, is an ethical condition as much as a methodological one: a rating from somebody who contributed to the work would be reported as an external judgement while not being one.</w:t>
+      </w:r>
+    </w:p>
+    <w:p>
+      <w:pPr>
+        <w:spacing w:line="480" w:lineRule="auto"/>
+        <w:ind w:firstLine="720"/>
+        <w:jc w:val="both"/>
+        <w:rPr>
+          <w:sz w:val="20"/>
+          <w:szCs w:val="20"/>
+        </w:rPr>
+      </w:pPr>
+      <w:r>
+        <w:rPr>
+          <w:color w:val="1a1a1a"/>
+          <w:rtl w:val="0"/>
+        </w:rPr>
         <w:t xml:space="preserve">Respondents may withdraw at any point, and a respondent who withdraws will have their responses deleted rather than retained in anonymised form. Raw responses will be stored in an access-restricted folder held only by the research team and will be destroyed after the study is completed and the final manuscript approved. Any respondent who asks to see the figures computed from the responses will be sent them.</w:t>
       </w:r>
       <w:r>
@@ -7603,7 +7655,7 @@
           <w:color w:val="1a1a1a"/>
           <w:rtl w:val="0"/>
         </w:rPr>
-        <w:t>Instrument A was administered through Google Forms between 9 and 22 August 2026, before the system was completed. This section reports what it found. The two post-use instruments (C and D) and the ranking check (E) had not been administered at the time of writing, and nothing is reported for them here; the evaluation findings they produce are a separate report and are not anticipated in this one.</w:t>
+        <w:t>Instrument A was administered through Google Forms between 9 and 22 August 2026, before the system was completed. This section reports what it found. The post-use instruments (C, D and F) and the ranking check (E) had not been administered at the time of writing, and nothing is reported for them here; the evaluation findings they produce are a separate report and are not anticipated in this one.</w:t>
       </w:r>
     </w:p>
     <w:p>
@@ -8797,7 +8849,7 @@
           <w:color w:val="1a1a1a"/>
           <w:rtl w:val="0"/>
         </w:rPr>
-        <w:t>The six instruments below were developed by the researchers for this study, with one exception stated at the item: the ten System Usability Scale items in Instrument C are reproduced from Brooke (1996) without alteration. Every item is closed: the respondent selects from the options given and is not asked to write anything in their own words. Four formats are used: one-choice items, tick-all-that-apply items, rated items answered on the five-point agreement scale set out immediately below, and a single ranking task in which five resumes are placed in order. Rated items in the two post-use instruments carry the ISO/IEC 25010 quality characteristic they evidence, and only those items enter the mean computed for that characteristic. Items marked “reported as a distribution” are deliberately excluded from every quality mean, because agreement with them is not a good outcome and averaging them with the quality items would produce a figure that means nothing. The four items marked as repeating an item of Instrument A, and the ten System Usability Scale items, are also excluded from every quality mean: the first are analysed as paired differences and the second are scored on their own nought-to-one-hundred scale.</w:t>
+        <w:t>The six instruments below were developed by the researchers for this study, with one exception stated at the item: the ten System Usability Scale items in Instrument C are reproduced from Brooke (1996) without alteration. Every item is closed: the respondent selects from the options given and is not asked to write anything in their own words. Four formats are used: one-choice items, tick-all-that-apply items, rated items answered on the five-point agreement scale set out immediately below, and a single ranking task in which five resumes are placed in order. Rated items in the three post-use instruments carry the ISO/IEC 25010 quality characteristic they evidence, and only those items enter the mean computed for that characteristic. Items marked “reported as a distribution” are deliberately excluded from every quality mean, because agreement with them is not a good outcome and averaging them with the quality items would produce a figure that means nothing. The four items marked as repeating an item of Instrument A, and the ten System Usability Scale items, are also excluded from every quality mean: the first are analysed as paired differences and the second are scored on their own nought-to-one-hundred scale.</w:t>
       </w:r>
     </w:p>
     <w:p>
@@ -13651,7 +13703,7 @@
           <w:color w:val="1a1a1a"/>
           <w:rtl w:val="0"/>
         </w:rPr>
-        <w:t>25.  The system's handling of personal data is consistent with Republic Act 10173. [Rated: counts toward the security mean]</w:t>
+        <w:t>25.  The system's handling of personal data is consistent with Republic Act No. 10173. [Rated: counts toward the security mean]</w:t>
       </w:r>
     </w:p>
     <w:p>
@@ -13694,7 +13746,7 @@
           <w:color w:val="1a1a1a"/>
           <w:rtl w:val="0"/>
         </w:rPr>
-        <w:t>26.  The source code is organized so that a developer new to it could locate a given function. [Rated: counts toward the maintainability mean]</w:t>
+        <w:t>26.  The source code is organised so that a developer new to it could locate a given function. [Rated: counts toward the maintainability mean]</w:t>
       </w:r>
     </w:p>
     <w:p>
@@ -14032,12 +14084,7 @@
           <w:color w:val="1a1a1a"/>
           <w:rtl w:val="0"/>
         </w:rPr>
-        <w:t xml:space="preserve">Your rights under Republic Act 10173</w:t>
-      </w:r>
-      <w:r>
-        <w:rPr>
-          <w:rtl w:val="0"/>
-        </w:rPr>
+        <w:t>Your rights under Republic Act No. 10173</w:t>
       </w:r>
     </w:p>
     <w:p>
